--- a/4개마을_주민결의서명부.docx
+++ b/4개마을_주민결의서명부.docx
@@ -94,7 +94,7 @@
                 <w:sz w:val="19"/>
                 <w:szCs w:val="19"/>
               </w:rPr>
-              <w:t xml:space="preserve">2022~2023년 문서에서 감곡면 환경개선위원회와 각 마을 이장은 "5개 부락 협의체를 대표하는 위원장에게 위임", "5개 마을을 대표해서", "○○마을이장" 직함 서명 등 마을 대표 자격으로 순정축협과 협약을 맺었습니다. 2023. 5. 2. 위원회 회의록에는 "순정축협에서 받은 돈을 마을별로 1천만 원씩 나눠주자는 의견"과 순정축협 조합장을 위원회 임원으로 추천한 내용이 있고, 이튿날 순정축협은 퇴비사 약 300평의 신축허가를 신청하였으며, 2023. 7. 20. "반대 의견 없음" 의견서가 제출되었습니다. 그런데 2026. 9. 위원회와 순정축협은 위원회를 "자발적 주민공동체"라고 하며 순정축협이 밝힌 1억 원의 지급·사용 내역 공개를 거부하고 있습니다. 이에 주민 각자가 아래 결의 내용에 동의함을 서명으로 밝힙니다.</w:t>
+              <w:t xml:space="preserve">2022~2023년 문서에서 감곡면 환경개선위원회와 각 마을 이장은 "5개 부락 협의체를 대표하는 위원장에게 위임", "5개 마을을 대표해서", "○○마을이장" 직함 서명 등 마을 대표 자격으로 순정축협과 협약을 맺었습니다. 2023. 5. 2. 위원회 회의록에는 "순정축협에서 받은 돈을 마을별로 1천만 원씩 나눠주자는 의견"과 순정축협 조합장을 위원회 임원으로 추천한 내용이 있고, 이튿날 순정축협은 퇴비사 약 300평의 신축허가를 신청하였고, 2023. 7. 20. 제출인이 가려진 "반대 의견 없음" 의견서가 제출되었습니다. 그런데 2026. 9. 위원회와 순정축협은 위원회를 "자발적 주민공동체"라고 하며 순정축협이 밝힌 1억 원의 지급·사용 내역 공개를 거부하고 있습니다. 이에 주민 각자가 아래 결의 내용에 동의함을 서명으로 밝힙니다.</w:t>
             </w:r>
           </w:p>
         </w:tc>
@@ -247,7 +247,7 @@
           <w:sz w:val="18"/>
           <w:szCs w:val="18"/>
         </w:rPr>
-        <w:t xml:space="preserve">② 결의 내용(마을별 쪽의 1~7항)을 </w:t>
+        <w:t xml:space="preserve">② 결의 내용(마을별 쪽의 1~8항)을 </w:t>
       </w:r>
       <w:r>
         <w:rPr>
@@ -460,7 +460,7 @@
                 <w:sz w:val="19"/>
                 <w:szCs w:val="19"/>
               </w:rPr>
-              <w:t xml:space="preserve"> ① 2023. 1. 30. 공동협약 체결 ② 순정축협으로부터의 금원(운영비 후원·환경개선사업비 등, 순정축협이 밝힌 1억 원 포함) 수령과 그 사용 결정 ③ 2023. 7. 20. 순정축협 퇴비사 997.5㎡(약 300평) 신축에 관한 "반대 의견 없음" 의견 중 본 마을 명의로 이루어진 부분 ④ 2023. 5. 2. 위원회 회의에서 마을 이장을 위원회 법인 임원으로 정한 결의 중 본 마을 대표 자격에 관한 부분. 이 서명은 본인이 개별적으로 가지는 손해배상청구권 등 권리를 포기하는 것이 아닙니다.</w:t>
+              <w:t xml:space="preserve"> ① 2023. 1. 30. 공동협약 체결 ② 순정축협으로부터의 금원(운영비 후원·환경개선사업비 등, 순정축협이 밝힌 1억 원 포함) 수령과 그 사용 결정 ③ 2023. 5. 2. 위원회 회의에서 마을 이장을 위원회 법인 임원으로 정한 결의 중 본 마을 대표 자격에 관한 부분. 이 서명은 본인이 개별적으로 가지는 손해배상청구권 등 권리를 포기하는 것이 아닙니다.</w:t>
             </w:r>
           </w:p>
           <w:p>
@@ -477,15 +477,69 @@
                 <w:sz w:val="19"/>
                 <w:szCs w:val="19"/>
               </w:rPr>
-              <w:t xml:space="preserve">3. (자료 공개 요구)</w:t>
-            </w:r>
-            <w:r>
-              <w:rPr>
-                <w:rFonts w:ascii="맑은 고딕" w:cs="맑은 고딕" w:eastAsia="맑은 고딕" w:hAnsi="맑은 고딕"/>
-                <w:sz w:val="19"/>
-                <w:szCs w:val="19"/>
-              </w:rPr>
-              <w:t xml:space="preserve"> 본인은 감곡면 환경개선위원회와 순정축산업협동조합에 다음 자료의 공개와 보고를 요구합니다. ① 1억 원(및 그 밖의 지원금)의 지급 결의, 지급일, 수령 계좌 명의 ② 위원회의 금원 사용 내역과 증빙, 현재 잔액 ③ 위원회 규약, 위원 명단, 제1차부터 그 이후의 회의록 ④ 순정축협이 약속한 분기별 검사자료 ⑤ 2023. 7. 20. 주민의견서의 제출인과 제출 경위 (개인 계좌번호·연락처 등은 가리고 공개하여도 됩니다.)</w:t>
+              <w:t xml:space="preserve">3. ("반대 의견 없음" 서명 확인)</w:t>
+            </w:r>
+            <w:r>
+              <w:rPr>
+                <w:rFonts w:ascii="맑은 고딕" w:cs="맑은 고딕" w:eastAsia="맑은 고딕" w:hAnsi="맑은 고딕"/>
+                <w:sz w:val="19"/>
+                <w:szCs w:val="19"/>
+              </w:rPr>
+              <w:t xml:space="preserve"> 순정축협이 2023. 5. 3. 신축허가를 신청한 퇴비사 997.5㎡(약 300평)에 관하여, 감곡면장이 2023. 7. 21. 정읍시에 제출한 2023. 7. 20.자 주민의견서에는 </w:t>
+            </w:r>
+            <w:r>
+              <w:rPr>
+                <w:rFonts w:ascii="맑은 고딕" w:cs="맑은 고딕" w:eastAsia="맑은 고딕" w:hAnsi="맑은 고딕"/>
+                <w:b/>
+                <w:bCs/>
+                <w:sz w:val="19"/>
+                <w:szCs w:val="19"/>
+              </w:rPr>
+              <w:t xml:space="preserve">"반대 의견 없음"</w:t>
+            </w:r>
+            <w:r>
+              <w:rPr>
+                <w:rFonts w:ascii="맑은 고딕" w:cs="맑은 고딕" w:eastAsia="맑은 고딕" w:hAnsi="맑은 고딕"/>
+                <w:sz w:val="19"/>
+                <w:szCs w:val="19"/>
+              </w:rPr>
+              <w:t xml:space="preserve">이라고 적혀 있으나 의견제출인은 가려져 있습니다. 본인은 위 의견 제출에 관하여 </w:t>
+            </w:r>
+            <w:r>
+              <w:rPr>
+                <w:rFonts w:ascii="맑은 고딕" w:cs="맑은 고딕" w:eastAsia="맑은 고딕" w:hAnsi="맑은 고딕"/>
+                <w:b/>
+                <w:bCs/>
+                <w:sz w:val="19"/>
+                <w:szCs w:val="19"/>
+              </w:rPr>
+              <w:t xml:space="preserve">의견을 묻거나 통지받은 사실이 없습니다.</w:t>
+            </w:r>
+            <w:r>
+              <w:rPr>
+                <w:rFonts w:ascii="맑은 고딕" w:cs="맑은 고딕" w:eastAsia="맑은 고딕" w:hAnsi="맑은 고딕"/>
+                <w:sz w:val="19"/>
+                <w:szCs w:val="19"/>
+              </w:rPr>
+              <w:t xml:space="preserve"> 이에 본인은 </w:t>
+            </w:r>
+            <w:r>
+              <w:rPr>
+                <w:rFonts w:ascii="맑은 고딕" w:cs="맑은 고딕" w:eastAsia="맑은 고딕" w:hAnsi="맑은 고딕"/>
+                <w:b/>
+                <w:bCs/>
+                <w:sz w:val="19"/>
+                <w:szCs w:val="19"/>
+              </w:rPr>
+              <w:t xml:space="preserve">당시 동곡마을 이장 강길호 및 감곡면 환경개선위원회 위원들이 위 "반대 의견 없음" 의견서에 서명한 사실이 있는지, 있다면 누가 어떤 자격으로 서명하였는지 밝혀 줄 것을 요구합니다.</w:t>
+            </w:r>
+            <w:r>
+              <w:rPr>
+                <w:rFonts w:ascii="맑은 고딕" w:cs="맑은 고딕" w:eastAsia="맑은 고딕" w:hAnsi="맑은 고딕"/>
+                <w:sz w:val="19"/>
+                <w:szCs w:val="19"/>
+              </w:rPr>
+              <w:t xml:space="preserve"> 서명한 사실이 있다면, 본인은 그 의견이 동곡마을 주민의 의견으로 취급되는 것을 추인하지 않습니다.</w:t>
             </w:r>
           </w:p>
           <w:p>
@@ -502,33 +556,15 @@
                 <w:sz w:val="19"/>
                 <w:szCs w:val="19"/>
               </w:rPr>
-              <w:t xml:space="preserve">4. (수사의뢰 동참)</w:t>
-            </w:r>
-            <w:r>
-              <w:rPr>
-                <w:rFonts w:ascii="맑은 고딕" w:cs="맑은 고딕" w:eastAsia="맑은 고딕" w:hAnsi="맑은 고딕"/>
-                <w:sz w:val="19"/>
-                <w:szCs w:val="19"/>
-              </w:rPr>
-              <w:t xml:space="preserve"> 본인은 위 금원의 지급 경위와 사용처를 밝히기 위하여 감곡면 횡룡마을 주민 박상남이 정읍경찰서에 제출하는 </w:t>
-            </w:r>
-            <w:r>
-              <w:rPr>
-                <w:rFonts w:ascii="맑은 고딕" w:cs="맑은 고딕" w:eastAsia="맑은 고딕" w:hAnsi="맑은 고딕"/>
-                <w:b/>
-                <w:bCs/>
-                <w:sz w:val="19"/>
-                <w:szCs w:val="19"/>
-              </w:rPr>
-              <w:t xml:space="preserve">수사의뢰 진정에 동참</w:t>
-            </w:r>
-            <w:r>
-              <w:rPr>
-                <w:rFonts w:ascii="맑은 고딕" w:cs="맑은 고딕" w:eastAsia="맑은 고딕" w:hAnsi="맑은 고딕"/>
-                <w:sz w:val="19"/>
-                <w:szCs w:val="19"/>
-              </w:rPr>
-              <w:t xml:space="preserve">하며, 이 서명부가 그 첨부자료로 제출되는 데 동의합니다. 이 서명은 특정인의 범죄를 단정하는 것이 아니라 사실 확인을 요청하는 것입니다.</w:t>
+              <w:t xml:space="preserve">4. (자료 공개 요구)</w:t>
+            </w:r>
+            <w:r>
+              <w:rPr>
+                <w:rFonts w:ascii="맑은 고딕" w:cs="맑은 고딕" w:eastAsia="맑은 고딕" w:hAnsi="맑은 고딕"/>
+                <w:sz w:val="19"/>
+                <w:szCs w:val="19"/>
+              </w:rPr>
+              <w:t xml:space="preserve"> 본인은 감곡면 환경개선위원회와 순정축산업협동조합에 다음 자료의 공개와 보고를 요구합니다. ① 1억 원(및 그 밖의 지원금)의 지급 결의, 지급일, 수령 계좌 명의 ② 위원회의 금원 사용 내역과 증빙, 현재 잔액 ③ 위원회 규약, 위원 명단, 제1차부터 그 이후의 회의록 ④ 순정축협이 약속한 분기별 검사자료 ⑤ 2023. 7. 20. 주민의견서의 제출인과 제출 경위 (개인 계좌번호·연락처 등은 가리고 공개하여도 됩니다.)</w:t>
             </w:r>
           </w:p>
           <w:p>
@@ -545,15 +581,33 @@
                 <w:sz w:val="19"/>
                 <w:szCs w:val="19"/>
               </w:rPr>
-              <w:t xml:space="preserve">5. (연락·제출 위임)</w:t>
-            </w:r>
-            <w:r>
-              <w:rPr>
-                <w:rFonts w:ascii="맑은 고딕" w:cs="맑은 고딕" w:eastAsia="맑은 고딕" w:hAnsi="맑은 고딕"/>
-                <w:sz w:val="19"/>
-                <w:szCs w:val="19"/>
-              </w:rPr>
-              <w:t xml:space="preserve"> 본인은 위 3·4항의 요구와 진정 동참에 필요한 연락, 서명부 제출, 관계기관 민원 제기를 서명 수합 책임자 박상남에게 맡깁니다.</w:t>
+              <w:t xml:space="preserve">5. (수사의뢰 동참)</w:t>
+            </w:r>
+            <w:r>
+              <w:rPr>
+                <w:rFonts w:ascii="맑은 고딕" w:cs="맑은 고딕" w:eastAsia="맑은 고딕" w:hAnsi="맑은 고딕"/>
+                <w:sz w:val="19"/>
+                <w:szCs w:val="19"/>
+              </w:rPr>
+              <w:t xml:space="preserve"> 본인은 위 금원의 지급 경위와 사용처를 밝히기 위하여 감곡면 횡룡마을 주민 박상남이 정읍경찰서에 제출하는 </w:t>
+            </w:r>
+            <w:r>
+              <w:rPr>
+                <w:rFonts w:ascii="맑은 고딕" w:cs="맑은 고딕" w:eastAsia="맑은 고딕" w:hAnsi="맑은 고딕"/>
+                <w:b/>
+                <w:bCs/>
+                <w:sz w:val="19"/>
+                <w:szCs w:val="19"/>
+              </w:rPr>
+              <w:t xml:space="preserve">수사의뢰 진정에 동참</w:t>
+            </w:r>
+            <w:r>
+              <w:rPr>
+                <w:rFonts w:ascii="맑은 고딕" w:cs="맑은 고딕" w:eastAsia="맑은 고딕" w:hAnsi="맑은 고딕"/>
+                <w:sz w:val="19"/>
+                <w:szCs w:val="19"/>
+              </w:rPr>
+              <w:t xml:space="preserve">하며, 이 서명부가 그 첨부자료로 제출되는 데 동의합니다. 이 서명은 특정인의 범죄를 단정하는 것이 아니라 사실 확인을 요청하는 것입니다.</w:t>
             </w:r>
           </w:p>
           <w:p>
@@ -570,33 +624,15 @@
                 <w:sz w:val="19"/>
                 <w:szCs w:val="19"/>
               </w:rPr>
-              <w:t xml:space="preserve">6. (향후 원칙)</w:t>
-            </w:r>
-            <w:r>
-              <w:rPr>
-                <w:rFonts w:ascii="맑은 고딕" w:cs="맑은 고딕" w:eastAsia="맑은 고딕" w:hAnsi="맑은 고딕"/>
-                <w:sz w:val="19"/>
-                <w:szCs w:val="19"/>
-              </w:rPr>
-              <w:t xml:space="preserve"> 본인은 앞으로 동곡마을의 이름으로 외부 단체·사업자와 협약을 맺거나, 행정기관에 마을 의견을 제출하거나, 금원을 받는 경우에는 </w:t>
-            </w:r>
-            <w:r>
-              <w:rPr>
-                <w:rFonts w:ascii="맑은 고딕" w:cs="맑은 고딕" w:eastAsia="맑은 고딕" w:hAnsi="맑은 고딕"/>
-                <w:b/>
-                <w:bCs/>
-                <w:sz w:val="19"/>
-                <w:szCs w:val="19"/>
-              </w:rPr>
-              <w:t xml:space="preserve">반드시 사전에 마을총회의 결의</w:t>
-            </w:r>
-            <w:r>
-              <w:rPr>
-                <w:rFonts w:ascii="맑은 고딕" w:cs="맑은 고딕" w:eastAsia="맑은 고딕" w:hAnsi="맑은 고딕"/>
-                <w:sz w:val="19"/>
-                <w:szCs w:val="19"/>
-              </w:rPr>
-              <w:t xml:space="preserve">를 거쳐야 한다고 봅니다. 감곡면 환경개선위원회는 그러한 결의가 있기 전까지 본인을 포함한 동곡마을 주민 전체를 대표하지 않습니다.</w:t>
+              <w:t xml:space="preserve">6. (연락·제출 위임)</w:t>
+            </w:r>
+            <w:r>
+              <w:rPr>
+                <w:rFonts w:ascii="맑은 고딕" w:cs="맑은 고딕" w:eastAsia="맑은 고딕" w:hAnsi="맑은 고딕"/>
+                <w:sz w:val="19"/>
+                <w:szCs w:val="19"/>
+              </w:rPr>
+              <w:t xml:space="preserve"> 본인은 위 3~5항의 요구와 진정 동참에 필요한 연락, 서명부 제출, 관계기관 민원 제기를 서명 수합 책임자 박상남에게 맡깁니다.</w:t>
             </w:r>
           </w:p>
           <w:p>
@@ -613,7 +649,50 @@
                 <w:sz w:val="19"/>
                 <w:szCs w:val="19"/>
               </w:rPr>
-              <w:t xml:space="preserve">7. (사본 송부 동의)</w:t>
+              <w:t xml:space="preserve">7. (향후 원칙)</w:t>
+            </w:r>
+            <w:r>
+              <w:rPr>
+                <w:rFonts w:ascii="맑은 고딕" w:cs="맑은 고딕" w:eastAsia="맑은 고딕" w:hAnsi="맑은 고딕"/>
+                <w:sz w:val="19"/>
+                <w:szCs w:val="19"/>
+              </w:rPr>
+              <w:t xml:space="preserve"> 본인은 앞으로 동곡마을의 이름으로 외부 단체·사업자와 협약을 맺거나, 행정기관에 마을 의견을 제출하거나, 금원을 받는 경우에는 </w:t>
+            </w:r>
+            <w:r>
+              <w:rPr>
+                <w:rFonts w:ascii="맑은 고딕" w:cs="맑은 고딕" w:eastAsia="맑은 고딕" w:hAnsi="맑은 고딕"/>
+                <w:b/>
+                <w:bCs/>
+                <w:sz w:val="19"/>
+                <w:szCs w:val="19"/>
+              </w:rPr>
+              <w:t xml:space="preserve">반드시 사전에 마을총회의 결의</w:t>
+            </w:r>
+            <w:r>
+              <w:rPr>
+                <w:rFonts w:ascii="맑은 고딕" w:cs="맑은 고딕" w:eastAsia="맑은 고딕" w:hAnsi="맑은 고딕"/>
+                <w:sz w:val="19"/>
+                <w:szCs w:val="19"/>
+              </w:rPr>
+              <w:t xml:space="preserve">를 거쳐야 한다고 봅니다. 감곡면 환경개선위원회는 그러한 결의가 있기 전까지 본인을 포함한 동곡마을 주민 전체를 대표하지 않습니다.</w:t>
+            </w:r>
+          </w:p>
+          <w:p>
+            <w:pPr>
+              <w:spacing w:after="40" w:before="0" w:line="280"/>
+              <w:ind w:left="340" w:hanging="340"/>
+              <w:jc w:val="both"/>
+            </w:pPr>
+            <w:r>
+              <w:rPr>
+                <w:rFonts w:ascii="맑은 고딕" w:cs="맑은 고딕" w:eastAsia="맑은 고딕" w:hAnsi="맑은 고딕"/>
+                <w:b/>
+                <w:bCs/>
+                <w:sz w:val="19"/>
+                <w:szCs w:val="19"/>
+              </w:rPr>
+              <w:t xml:space="preserve">8. (사본 송부 동의)</w:t>
             </w:r>
             <w:r>
               <w:rPr>
@@ -702,7 +781,7 @@
                 <w:sz w:val="17"/>
                 <w:szCs w:val="17"/>
               </w:rPr>
-              <w:t xml:space="preserve"> 본인은 앞쪽 1~7항에 동의합니다: ① 2023. 1. 30. 공동협약에 당시 동곡마을 이장 강길호이(가) 서명할 때 마을총회 결의나 본인의 위임을 알지 못하고 참여·통지받은 사실이 없음 ② 이장·위원회가 동곡마을 주민을 대표하여 한 협약 체결, 1억 원 등 금원 수령·사용, 퇴비사 신축 "반대 의견 없음" 의견 제출 등을 </w:t>
+              <w:t xml:space="preserve"> 본인은 앞쪽 1~8항에 동의합니다: ① 2023. 1. 30. 공동협약에 당시 동곡마을 이장 강길호이(가) 서명할 때 마을총회 결의나 본인의 위임을 알지 못하고 참여·통지받은 사실이 없음 ② 이장·위원회가 동곡마을 주민을 대표하여 한 협약 체결, 1억 원 등 금원 수령·사용 등을 </w:t>
             </w:r>
             <w:r>
               <w:rPr>
@@ -720,7 +799,7 @@
                 <w:sz w:val="17"/>
                 <w:szCs w:val="17"/>
               </w:rPr>
-              <w:t xml:space="preserve"> ③ 위원회·순정축협에 자료 공개·보고 요구 ④ </w:t>
+              <w:t xml:space="preserve"> ③ </w:t>
             </w:r>
             <w:r>
               <w:rPr>
@@ -730,7 +809,7 @@
                 <w:sz w:val="17"/>
                 <w:szCs w:val="17"/>
               </w:rPr>
-              <w:t xml:space="preserve">수사의뢰 진정 동참</w:t>
+              <w:t xml:space="preserve">퇴비사 신축 "반대 의견 없음" 의견서에 이장·위원회가 서명한 사실이 있는지 밝힐 것을 요구</w:t>
             </w:r>
             <w:r>
               <w:rPr>
@@ -738,7 +817,25 @@
                 <w:sz w:val="17"/>
                 <w:szCs w:val="17"/>
               </w:rPr>
-              <w:t xml:space="preserve"> ⑤ 연락·제출을 박상남에게 맡김 ⑥ 마을 이름의 대표 행위는 마을총회 결의 필요 ⑦ 사본 송부·원본 제출과 개인정보 이용에 동의</w:t>
+              <w:t xml:space="preserve">(서명했다면 주민 의견으로 추인하지 않음) ④ 위원회·순정축협에 자료 공개·보고 요구 ⑤ </w:t>
+            </w:r>
+            <w:r>
+              <w:rPr>
+                <w:rFonts w:ascii="맑은 고딕" w:cs="맑은 고딕" w:eastAsia="맑은 고딕" w:hAnsi="맑은 고딕"/>
+                <w:b/>
+                <w:bCs/>
+                <w:sz w:val="17"/>
+                <w:szCs w:val="17"/>
+              </w:rPr>
+              <w:t xml:space="preserve">수사의뢰 진정 동참</w:t>
+            </w:r>
+            <w:r>
+              <w:rPr>
+                <w:rFonts w:ascii="맑은 고딕" w:cs="맑은 고딕" w:eastAsia="맑은 고딕" w:hAnsi="맑은 고딕"/>
+                <w:sz w:val="17"/>
+                <w:szCs w:val="17"/>
+              </w:rPr>
+              <w:t xml:space="preserve"> ⑥ 연락·제출을 박상남에게 맡김 ⑦ 마을 이름의 대표 행위는 마을총회 결의 필요 ⑧ 사본 송부·원본 제출과 개인정보 이용에 동의</w:t>
             </w:r>
           </w:p>
         </w:tc>
@@ -3282,7 +3379,7 @@
                 <w:sz w:val="19"/>
                 <w:szCs w:val="19"/>
               </w:rPr>
-              <w:t xml:space="preserve"> ① 2023. 1. 30. 공동협약 체결 ② 순정축협으로부터의 금원(운영비 후원·환경개선사업비 등, 순정축협이 밝힌 1억 원 포함) 수령과 그 사용 결정 ③ 2023. 7. 20. 순정축협 퇴비사 997.5㎡(약 300평) 신축에 관한 "반대 의견 없음" 의견 중 본 마을 명의로 이루어진 부분 ④ 2023. 5. 2. 위원회 회의에서 마을 이장을 위원회 법인 임원으로 정한 결의 중 본 마을 대표 자격에 관한 부분. 이 서명은 본인이 개별적으로 가지는 손해배상청구권 등 권리를 포기하는 것이 아닙니다.</w:t>
+              <w:t xml:space="preserve"> ① 2023. 1. 30. 공동협약 체결 ② 순정축협으로부터의 금원(운영비 후원·환경개선사업비 등, 순정축협이 밝힌 1억 원 포함) 수령과 그 사용 결정 ③ 2023. 5. 2. 위원회 회의에서 마을 이장을 위원회 법인 임원으로 정한 결의 중 본 마을 대표 자격에 관한 부분. 이 서명은 본인이 개별적으로 가지는 손해배상청구권 등 권리를 포기하는 것이 아닙니다.</w:t>
             </w:r>
           </w:p>
           <w:p>
@@ -3299,15 +3396,69 @@
                 <w:sz w:val="19"/>
                 <w:szCs w:val="19"/>
               </w:rPr>
-              <w:t xml:space="preserve">3. (자료 공개 요구)</w:t>
-            </w:r>
-            <w:r>
-              <w:rPr>
-                <w:rFonts w:ascii="맑은 고딕" w:cs="맑은 고딕" w:eastAsia="맑은 고딕" w:hAnsi="맑은 고딕"/>
-                <w:sz w:val="19"/>
-                <w:szCs w:val="19"/>
-              </w:rPr>
-              <w:t xml:space="preserve"> 본인은 감곡면 환경개선위원회와 순정축산업협동조합에 다음 자료의 공개와 보고를 요구합니다. ① 1억 원(및 그 밖의 지원금)의 지급 결의, 지급일, 수령 계좌 명의 ② 위원회의 금원 사용 내역과 증빙, 현재 잔액 ③ 위원회 규약, 위원 명단, 제1차부터 그 이후의 회의록 ④ 순정축협이 약속한 분기별 검사자료 ⑤ 2023. 7. 20. 주민의견서의 제출인과 제출 경위 (개인 계좌번호·연락처 등은 가리고 공개하여도 됩니다.)</w:t>
+              <w:t xml:space="preserve">3. ("반대 의견 없음" 서명 확인)</w:t>
+            </w:r>
+            <w:r>
+              <w:rPr>
+                <w:rFonts w:ascii="맑은 고딕" w:cs="맑은 고딕" w:eastAsia="맑은 고딕" w:hAnsi="맑은 고딕"/>
+                <w:sz w:val="19"/>
+                <w:szCs w:val="19"/>
+              </w:rPr>
+              <w:t xml:space="preserve"> 순정축협이 2023. 5. 3. 신축허가를 신청한 퇴비사 997.5㎡(약 300평)에 관하여, 감곡면장이 2023. 7. 21. 정읍시에 제출한 2023. 7. 20.자 주민의견서에는 </w:t>
+            </w:r>
+            <w:r>
+              <w:rPr>
+                <w:rFonts w:ascii="맑은 고딕" w:cs="맑은 고딕" w:eastAsia="맑은 고딕" w:hAnsi="맑은 고딕"/>
+                <w:b/>
+                <w:bCs/>
+                <w:sz w:val="19"/>
+                <w:szCs w:val="19"/>
+              </w:rPr>
+              <w:t xml:space="preserve">"반대 의견 없음"</w:t>
+            </w:r>
+            <w:r>
+              <w:rPr>
+                <w:rFonts w:ascii="맑은 고딕" w:cs="맑은 고딕" w:eastAsia="맑은 고딕" w:hAnsi="맑은 고딕"/>
+                <w:sz w:val="19"/>
+                <w:szCs w:val="19"/>
+              </w:rPr>
+              <w:t xml:space="preserve">이라고 적혀 있으나 의견제출인은 가려져 있습니다. 본인은 위 의견 제출에 관하여 </w:t>
+            </w:r>
+            <w:r>
+              <w:rPr>
+                <w:rFonts w:ascii="맑은 고딕" w:cs="맑은 고딕" w:eastAsia="맑은 고딕" w:hAnsi="맑은 고딕"/>
+                <w:b/>
+                <w:bCs/>
+                <w:sz w:val="19"/>
+                <w:szCs w:val="19"/>
+              </w:rPr>
+              <w:t xml:space="preserve">의견을 묻거나 통지받은 사실이 없습니다.</w:t>
+            </w:r>
+            <w:r>
+              <w:rPr>
+                <w:rFonts w:ascii="맑은 고딕" w:cs="맑은 고딕" w:eastAsia="맑은 고딕" w:hAnsi="맑은 고딕"/>
+                <w:sz w:val="19"/>
+                <w:szCs w:val="19"/>
+              </w:rPr>
+              <w:t xml:space="preserve"> 이에 본인은 </w:t>
+            </w:r>
+            <w:r>
+              <w:rPr>
+                <w:rFonts w:ascii="맑은 고딕" w:cs="맑은 고딕" w:eastAsia="맑은 고딕" w:hAnsi="맑은 고딕"/>
+                <w:b/>
+                <w:bCs/>
+                <w:sz w:val="19"/>
+                <w:szCs w:val="19"/>
+              </w:rPr>
+              <w:t xml:space="preserve">당시 횡룡마을 이장 조방용 및 감곡면 환경개선위원회 위원들이 위 "반대 의견 없음" 의견서에 서명한 사실이 있는지, 있다면 누가 어떤 자격으로 서명하였는지 밝혀 줄 것을 요구합니다.</w:t>
+            </w:r>
+            <w:r>
+              <w:rPr>
+                <w:rFonts w:ascii="맑은 고딕" w:cs="맑은 고딕" w:eastAsia="맑은 고딕" w:hAnsi="맑은 고딕"/>
+                <w:sz w:val="19"/>
+                <w:szCs w:val="19"/>
+              </w:rPr>
+              <w:t xml:space="preserve"> 서명한 사실이 있다면, 본인은 그 의견이 횡룡마을 주민의 의견으로 취급되는 것을 추인하지 않습니다.</w:t>
             </w:r>
           </w:p>
           <w:p>
@@ -3324,33 +3475,15 @@
                 <w:sz w:val="19"/>
                 <w:szCs w:val="19"/>
               </w:rPr>
-              <w:t xml:space="preserve">4. (수사의뢰 동참)</w:t>
-            </w:r>
-            <w:r>
-              <w:rPr>
-                <w:rFonts w:ascii="맑은 고딕" w:cs="맑은 고딕" w:eastAsia="맑은 고딕" w:hAnsi="맑은 고딕"/>
-                <w:sz w:val="19"/>
-                <w:szCs w:val="19"/>
-              </w:rPr>
-              <w:t xml:space="preserve"> 본인은 위 금원의 지급 경위와 사용처를 밝히기 위하여 감곡면 횡룡마을 주민 박상남이 정읍경찰서에 제출하는 </w:t>
-            </w:r>
-            <w:r>
-              <w:rPr>
-                <w:rFonts w:ascii="맑은 고딕" w:cs="맑은 고딕" w:eastAsia="맑은 고딕" w:hAnsi="맑은 고딕"/>
-                <w:b/>
-                <w:bCs/>
-                <w:sz w:val="19"/>
-                <w:szCs w:val="19"/>
-              </w:rPr>
-              <w:t xml:space="preserve">수사의뢰 진정에 동참</w:t>
-            </w:r>
-            <w:r>
-              <w:rPr>
-                <w:rFonts w:ascii="맑은 고딕" w:cs="맑은 고딕" w:eastAsia="맑은 고딕" w:hAnsi="맑은 고딕"/>
-                <w:sz w:val="19"/>
-                <w:szCs w:val="19"/>
-              </w:rPr>
-              <w:t xml:space="preserve">하며, 이 서명부가 그 첨부자료로 제출되는 데 동의합니다. 이 서명은 특정인의 범죄를 단정하는 것이 아니라 사실 확인을 요청하는 것입니다.</w:t>
+              <w:t xml:space="preserve">4. (자료 공개 요구)</w:t>
+            </w:r>
+            <w:r>
+              <w:rPr>
+                <w:rFonts w:ascii="맑은 고딕" w:cs="맑은 고딕" w:eastAsia="맑은 고딕" w:hAnsi="맑은 고딕"/>
+                <w:sz w:val="19"/>
+                <w:szCs w:val="19"/>
+              </w:rPr>
+              <w:t xml:space="preserve"> 본인은 감곡면 환경개선위원회와 순정축산업협동조합에 다음 자료의 공개와 보고를 요구합니다. ① 1억 원(및 그 밖의 지원금)의 지급 결의, 지급일, 수령 계좌 명의 ② 위원회의 금원 사용 내역과 증빙, 현재 잔액 ③ 위원회 규약, 위원 명단, 제1차부터 그 이후의 회의록 ④ 순정축협이 약속한 분기별 검사자료 ⑤ 2023. 7. 20. 주민의견서의 제출인과 제출 경위 (개인 계좌번호·연락처 등은 가리고 공개하여도 됩니다.)</w:t>
             </w:r>
           </w:p>
           <w:p>
@@ -3367,15 +3500,33 @@
                 <w:sz w:val="19"/>
                 <w:szCs w:val="19"/>
               </w:rPr>
-              <w:t xml:space="preserve">5. (연락·제출 위임)</w:t>
-            </w:r>
-            <w:r>
-              <w:rPr>
-                <w:rFonts w:ascii="맑은 고딕" w:cs="맑은 고딕" w:eastAsia="맑은 고딕" w:hAnsi="맑은 고딕"/>
-                <w:sz w:val="19"/>
-                <w:szCs w:val="19"/>
-              </w:rPr>
-              <w:t xml:space="preserve"> 본인은 위 3·4항의 요구와 진정 동참에 필요한 연락, 서명부 제출, 관계기관 민원 제기를 서명 수합 책임자 박상남에게 맡깁니다.</w:t>
+              <w:t xml:space="preserve">5. (수사의뢰 동참)</w:t>
+            </w:r>
+            <w:r>
+              <w:rPr>
+                <w:rFonts w:ascii="맑은 고딕" w:cs="맑은 고딕" w:eastAsia="맑은 고딕" w:hAnsi="맑은 고딕"/>
+                <w:sz w:val="19"/>
+                <w:szCs w:val="19"/>
+              </w:rPr>
+              <w:t xml:space="preserve"> 본인은 위 금원의 지급 경위와 사용처를 밝히기 위하여 감곡면 횡룡마을 주민 박상남이 정읍경찰서에 제출하는 </w:t>
+            </w:r>
+            <w:r>
+              <w:rPr>
+                <w:rFonts w:ascii="맑은 고딕" w:cs="맑은 고딕" w:eastAsia="맑은 고딕" w:hAnsi="맑은 고딕"/>
+                <w:b/>
+                <w:bCs/>
+                <w:sz w:val="19"/>
+                <w:szCs w:val="19"/>
+              </w:rPr>
+              <w:t xml:space="preserve">수사의뢰 진정에 동참</w:t>
+            </w:r>
+            <w:r>
+              <w:rPr>
+                <w:rFonts w:ascii="맑은 고딕" w:cs="맑은 고딕" w:eastAsia="맑은 고딕" w:hAnsi="맑은 고딕"/>
+                <w:sz w:val="19"/>
+                <w:szCs w:val="19"/>
+              </w:rPr>
+              <w:t xml:space="preserve">하며, 이 서명부가 그 첨부자료로 제출되는 데 동의합니다. 이 서명은 특정인의 범죄를 단정하는 것이 아니라 사실 확인을 요청하는 것입니다.</w:t>
             </w:r>
           </w:p>
           <w:p>
@@ -3392,33 +3543,15 @@
                 <w:sz w:val="19"/>
                 <w:szCs w:val="19"/>
               </w:rPr>
-              <w:t xml:space="preserve">6. (향후 원칙)</w:t>
-            </w:r>
-            <w:r>
-              <w:rPr>
-                <w:rFonts w:ascii="맑은 고딕" w:cs="맑은 고딕" w:eastAsia="맑은 고딕" w:hAnsi="맑은 고딕"/>
-                <w:sz w:val="19"/>
-                <w:szCs w:val="19"/>
-              </w:rPr>
-              <w:t xml:space="preserve"> 본인은 앞으로 횡룡마을의 이름으로 외부 단체·사업자와 협약을 맺거나, 행정기관에 마을 의견을 제출하거나, 금원을 받는 경우에는 </w:t>
-            </w:r>
-            <w:r>
-              <w:rPr>
-                <w:rFonts w:ascii="맑은 고딕" w:cs="맑은 고딕" w:eastAsia="맑은 고딕" w:hAnsi="맑은 고딕"/>
-                <w:b/>
-                <w:bCs/>
-                <w:sz w:val="19"/>
-                <w:szCs w:val="19"/>
-              </w:rPr>
-              <w:t xml:space="preserve">반드시 사전에 마을총회의 결의</w:t>
-            </w:r>
-            <w:r>
-              <w:rPr>
-                <w:rFonts w:ascii="맑은 고딕" w:cs="맑은 고딕" w:eastAsia="맑은 고딕" w:hAnsi="맑은 고딕"/>
-                <w:sz w:val="19"/>
-                <w:szCs w:val="19"/>
-              </w:rPr>
-              <w:t xml:space="preserve">를 거쳐야 한다고 봅니다. 감곡면 환경개선위원회는 그러한 결의가 있기 전까지 본인을 포함한 횡룡마을 주민 전체를 대표하지 않습니다.</w:t>
+              <w:t xml:space="preserve">6. (연락·제출 위임)</w:t>
+            </w:r>
+            <w:r>
+              <w:rPr>
+                <w:rFonts w:ascii="맑은 고딕" w:cs="맑은 고딕" w:eastAsia="맑은 고딕" w:hAnsi="맑은 고딕"/>
+                <w:sz w:val="19"/>
+                <w:szCs w:val="19"/>
+              </w:rPr>
+              <w:t xml:space="preserve"> 본인은 위 3~5항의 요구와 진정 동참에 필요한 연락, 서명부 제출, 관계기관 민원 제기를 서명 수합 책임자 박상남에게 맡깁니다.</w:t>
             </w:r>
           </w:p>
           <w:p>
@@ -3435,7 +3568,50 @@
                 <w:sz w:val="19"/>
                 <w:szCs w:val="19"/>
               </w:rPr>
-              <w:t xml:space="preserve">7. (사본 송부 동의)</w:t>
+              <w:t xml:space="preserve">7. (향후 원칙)</w:t>
+            </w:r>
+            <w:r>
+              <w:rPr>
+                <w:rFonts w:ascii="맑은 고딕" w:cs="맑은 고딕" w:eastAsia="맑은 고딕" w:hAnsi="맑은 고딕"/>
+                <w:sz w:val="19"/>
+                <w:szCs w:val="19"/>
+              </w:rPr>
+              <w:t xml:space="preserve"> 본인은 앞으로 횡룡마을의 이름으로 외부 단체·사업자와 협약을 맺거나, 행정기관에 마을 의견을 제출하거나, 금원을 받는 경우에는 </w:t>
+            </w:r>
+            <w:r>
+              <w:rPr>
+                <w:rFonts w:ascii="맑은 고딕" w:cs="맑은 고딕" w:eastAsia="맑은 고딕" w:hAnsi="맑은 고딕"/>
+                <w:b/>
+                <w:bCs/>
+                <w:sz w:val="19"/>
+                <w:szCs w:val="19"/>
+              </w:rPr>
+              <w:t xml:space="preserve">반드시 사전에 마을총회의 결의</w:t>
+            </w:r>
+            <w:r>
+              <w:rPr>
+                <w:rFonts w:ascii="맑은 고딕" w:cs="맑은 고딕" w:eastAsia="맑은 고딕" w:hAnsi="맑은 고딕"/>
+                <w:sz w:val="19"/>
+                <w:szCs w:val="19"/>
+              </w:rPr>
+              <w:t xml:space="preserve">를 거쳐야 한다고 봅니다. 감곡면 환경개선위원회는 그러한 결의가 있기 전까지 본인을 포함한 횡룡마을 주민 전체를 대표하지 않습니다.</w:t>
+            </w:r>
+          </w:p>
+          <w:p>
+            <w:pPr>
+              <w:spacing w:after="40" w:before="0" w:line="280"/>
+              <w:ind w:left="340" w:hanging="340"/>
+              <w:jc w:val="both"/>
+            </w:pPr>
+            <w:r>
+              <w:rPr>
+                <w:rFonts w:ascii="맑은 고딕" w:cs="맑은 고딕" w:eastAsia="맑은 고딕" w:hAnsi="맑은 고딕"/>
+                <w:b/>
+                <w:bCs/>
+                <w:sz w:val="19"/>
+                <w:szCs w:val="19"/>
+              </w:rPr>
+              <w:t xml:space="preserve">8. (사본 송부 동의)</w:t>
             </w:r>
             <w:r>
               <w:rPr>
@@ -3524,7 +3700,7 @@
                 <w:sz w:val="17"/>
                 <w:szCs w:val="17"/>
               </w:rPr>
-              <w:t xml:space="preserve"> 본인은 앞쪽 1~7항에 동의합니다: ① 2023. 1. 30. 공동협약에 당시 횡룡마을 이장 조방용이(가) 서명할 때 마을총회 결의나 본인의 위임을 알지 못하고 참여·통지받은 사실이 없음 ② 이장·위원회가 횡룡마을 주민을 대표하여 한 협약 체결, 1억 원 등 금원 수령·사용, 퇴비사 신축 "반대 의견 없음" 의견 제출 등을 </w:t>
+              <w:t xml:space="preserve"> 본인은 앞쪽 1~8항에 동의합니다: ① 2023. 1. 30. 공동협약에 당시 횡룡마을 이장 조방용이(가) 서명할 때 마을총회 결의나 본인의 위임을 알지 못하고 참여·통지받은 사실이 없음 ② 이장·위원회가 횡룡마을 주민을 대표하여 한 협약 체결, 1억 원 등 금원 수령·사용 등을 </w:t>
             </w:r>
             <w:r>
               <w:rPr>
@@ -3542,7 +3718,7 @@
                 <w:sz w:val="17"/>
                 <w:szCs w:val="17"/>
               </w:rPr>
-              <w:t xml:space="preserve"> ③ 위원회·순정축협에 자료 공개·보고 요구 ④ </w:t>
+              <w:t xml:space="preserve"> ③ </w:t>
             </w:r>
             <w:r>
               <w:rPr>
@@ -3552,7 +3728,7 @@
                 <w:sz w:val="17"/>
                 <w:szCs w:val="17"/>
               </w:rPr>
-              <w:t xml:space="preserve">수사의뢰 진정 동참</w:t>
+              <w:t xml:space="preserve">퇴비사 신축 "반대 의견 없음" 의견서에 이장·위원회가 서명한 사실이 있는지 밝힐 것을 요구</w:t>
             </w:r>
             <w:r>
               <w:rPr>
@@ -3560,7 +3736,25 @@
                 <w:sz w:val="17"/>
                 <w:szCs w:val="17"/>
               </w:rPr>
-              <w:t xml:space="preserve"> ⑤ 연락·제출을 박상남에게 맡김 ⑥ 마을 이름의 대표 행위는 마을총회 결의 필요 ⑦ 사본 송부·원본 제출과 개인정보 이용에 동의</w:t>
+              <w:t xml:space="preserve">(서명했다면 주민 의견으로 추인하지 않음) ④ 위원회·순정축협에 자료 공개·보고 요구 ⑤ </w:t>
+            </w:r>
+            <w:r>
+              <w:rPr>
+                <w:rFonts w:ascii="맑은 고딕" w:cs="맑은 고딕" w:eastAsia="맑은 고딕" w:hAnsi="맑은 고딕"/>
+                <w:b/>
+                <w:bCs/>
+                <w:sz w:val="17"/>
+                <w:szCs w:val="17"/>
+              </w:rPr>
+              <w:t xml:space="preserve">수사의뢰 진정 동참</w:t>
+            </w:r>
+            <w:r>
+              <w:rPr>
+                <w:rFonts w:ascii="맑은 고딕" w:cs="맑은 고딕" w:eastAsia="맑은 고딕" w:hAnsi="맑은 고딕"/>
+                <w:sz w:val="17"/>
+                <w:szCs w:val="17"/>
+              </w:rPr>
+              <w:t xml:space="preserve"> ⑥ 연락·제출을 박상남에게 맡김 ⑦ 마을 이름의 대표 행위는 마을총회 결의 필요 ⑧ 사본 송부·원본 제출과 개인정보 이용에 동의</w:t>
             </w:r>
           </w:p>
         </w:tc>
@@ -6104,7 +6298,7 @@
                 <w:sz w:val="19"/>
                 <w:szCs w:val="19"/>
               </w:rPr>
-              <w:t xml:space="preserve"> ① 2023. 1. 30. 공동협약 체결 ② 순정축협으로부터의 금원(운영비 후원·환경개선사업비 등, 순정축협이 밝힌 1억 원 포함) 수령과 그 사용 결정 ③ 2023. 7. 20. 순정축협 퇴비사 997.5㎡(약 300평) 신축에 관한 "반대 의견 없음" 의견 중 본 마을 명의로 이루어진 부분 ④ 2023. 5. 2. 위원회 회의에서 마을 이장을 위원회 법인 임원으로 정한 결의 중 본 마을 대표 자격에 관한 부분. 이 서명은 본인이 개별적으로 가지는 손해배상청구권 등 권리를 포기하는 것이 아닙니다.</w:t>
+              <w:t xml:space="preserve"> ① 2023. 1. 30. 공동협약 체결 ② 순정축협으로부터의 금원(운영비 후원·환경개선사업비 등, 순정축협이 밝힌 1억 원 포함) 수령과 그 사용 결정 ③ 2023. 5. 2. 위원회 회의에서 마을 이장을 위원회 법인 임원으로 정한 결의 중 본 마을 대표 자격에 관한 부분. 이 서명은 본인이 개별적으로 가지는 손해배상청구권 등 권리를 포기하는 것이 아닙니다.</w:t>
             </w:r>
           </w:p>
           <w:p>
@@ -6121,15 +6315,69 @@
                 <w:sz w:val="19"/>
                 <w:szCs w:val="19"/>
               </w:rPr>
-              <w:t xml:space="preserve">3. (자료 공개 요구)</w:t>
-            </w:r>
-            <w:r>
-              <w:rPr>
-                <w:rFonts w:ascii="맑은 고딕" w:cs="맑은 고딕" w:eastAsia="맑은 고딕" w:hAnsi="맑은 고딕"/>
-                <w:sz w:val="19"/>
-                <w:szCs w:val="19"/>
-              </w:rPr>
-              <w:t xml:space="preserve"> 본인은 감곡면 환경개선위원회와 순정축산업협동조합에 다음 자료의 공개와 보고를 요구합니다. ① 1억 원(및 그 밖의 지원금)의 지급 결의, 지급일, 수령 계좌 명의 ② 위원회의 금원 사용 내역과 증빙, 현재 잔액 ③ 위원회 규약, 위원 명단, 제1차부터 그 이후의 회의록 ④ 순정축협이 약속한 분기별 검사자료 ⑤ 2023. 7. 20. 주민의견서의 제출인과 제출 경위 (개인 계좌번호·연락처 등은 가리고 공개하여도 됩니다.)</w:t>
+              <w:t xml:space="preserve">3. ("반대 의견 없음" 서명 확인)</w:t>
+            </w:r>
+            <w:r>
+              <w:rPr>
+                <w:rFonts w:ascii="맑은 고딕" w:cs="맑은 고딕" w:eastAsia="맑은 고딕" w:hAnsi="맑은 고딕"/>
+                <w:sz w:val="19"/>
+                <w:szCs w:val="19"/>
+              </w:rPr>
+              <w:t xml:space="preserve"> 순정축협이 2023. 5. 3. 신축허가를 신청한 퇴비사 997.5㎡(약 300평)에 관하여, 감곡면장이 2023. 7. 21. 정읍시에 제출한 2023. 7. 20.자 주민의견서에는 </w:t>
+            </w:r>
+            <w:r>
+              <w:rPr>
+                <w:rFonts w:ascii="맑은 고딕" w:cs="맑은 고딕" w:eastAsia="맑은 고딕" w:hAnsi="맑은 고딕"/>
+                <w:b/>
+                <w:bCs/>
+                <w:sz w:val="19"/>
+                <w:szCs w:val="19"/>
+              </w:rPr>
+              <w:t xml:space="preserve">"반대 의견 없음"</w:t>
+            </w:r>
+            <w:r>
+              <w:rPr>
+                <w:rFonts w:ascii="맑은 고딕" w:cs="맑은 고딕" w:eastAsia="맑은 고딕" w:hAnsi="맑은 고딕"/>
+                <w:sz w:val="19"/>
+                <w:szCs w:val="19"/>
+              </w:rPr>
+              <w:t xml:space="preserve">이라고 적혀 있으나 의견제출인은 가려져 있습니다. 본인은 위 의견 제출에 관하여 </w:t>
+            </w:r>
+            <w:r>
+              <w:rPr>
+                <w:rFonts w:ascii="맑은 고딕" w:cs="맑은 고딕" w:eastAsia="맑은 고딕" w:hAnsi="맑은 고딕"/>
+                <w:b/>
+                <w:bCs/>
+                <w:sz w:val="19"/>
+                <w:szCs w:val="19"/>
+              </w:rPr>
+              <w:t xml:space="preserve">의견을 묻거나 통지받은 사실이 없습니다.</w:t>
+            </w:r>
+            <w:r>
+              <w:rPr>
+                <w:rFonts w:ascii="맑은 고딕" w:cs="맑은 고딕" w:eastAsia="맑은 고딕" w:hAnsi="맑은 고딕"/>
+                <w:sz w:val="19"/>
+                <w:szCs w:val="19"/>
+              </w:rPr>
+              <w:t xml:space="preserve"> 이에 본인은 </w:t>
+            </w:r>
+            <w:r>
+              <w:rPr>
+                <w:rFonts w:ascii="맑은 고딕" w:cs="맑은 고딕" w:eastAsia="맑은 고딕" w:hAnsi="맑은 고딕"/>
+                <w:b/>
+                <w:bCs/>
+                <w:sz w:val="19"/>
+                <w:szCs w:val="19"/>
+              </w:rPr>
+              <w:t xml:space="preserve">당시 진농마을 이장 이근노 및 감곡면 환경개선위원회 위원들이 위 "반대 의견 없음" 의견서에 서명한 사실이 있는지, 있다면 누가 어떤 자격으로 서명하였는지 밝혀 줄 것을 요구합니다.</w:t>
+            </w:r>
+            <w:r>
+              <w:rPr>
+                <w:rFonts w:ascii="맑은 고딕" w:cs="맑은 고딕" w:eastAsia="맑은 고딕" w:hAnsi="맑은 고딕"/>
+                <w:sz w:val="19"/>
+                <w:szCs w:val="19"/>
+              </w:rPr>
+              <w:t xml:space="preserve"> 서명한 사실이 있다면, 본인은 그 의견이 진농마을 주민의 의견으로 취급되는 것을 추인하지 않습니다.</w:t>
             </w:r>
           </w:p>
           <w:p>
@@ -6146,33 +6394,15 @@
                 <w:sz w:val="19"/>
                 <w:szCs w:val="19"/>
               </w:rPr>
-              <w:t xml:space="preserve">4. (수사의뢰 동참)</w:t>
-            </w:r>
-            <w:r>
-              <w:rPr>
-                <w:rFonts w:ascii="맑은 고딕" w:cs="맑은 고딕" w:eastAsia="맑은 고딕" w:hAnsi="맑은 고딕"/>
-                <w:sz w:val="19"/>
-                <w:szCs w:val="19"/>
-              </w:rPr>
-              <w:t xml:space="preserve"> 본인은 위 금원의 지급 경위와 사용처를 밝히기 위하여 감곡면 횡룡마을 주민 박상남이 정읍경찰서에 제출하는 </w:t>
-            </w:r>
-            <w:r>
-              <w:rPr>
-                <w:rFonts w:ascii="맑은 고딕" w:cs="맑은 고딕" w:eastAsia="맑은 고딕" w:hAnsi="맑은 고딕"/>
-                <w:b/>
-                <w:bCs/>
-                <w:sz w:val="19"/>
-                <w:szCs w:val="19"/>
-              </w:rPr>
-              <w:t xml:space="preserve">수사의뢰 진정에 동참</w:t>
-            </w:r>
-            <w:r>
-              <w:rPr>
-                <w:rFonts w:ascii="맑은 고딕" w:cs="맑은 고딕" w:eastAsia="맑은 고딕" w:hAnsi="맑은 고딕"/>
-                <w:sz w:val="19"/>
-                <w:szCs w:val="19"/>
-              </w:rPr>
-              <w:t xml:space="preserve">하며, 이 서명부가 그 첨부자료로 제출되는 데 동의합니다. 이 서명은 특정인의 범죄를 단정하는 것이 아니라 사실 확인을 요청하는 것입니다.</w:t>
+              <w:t xml:space="preserve">4. (자료 공개 요구)</w:t>
+            </w:r>
+            <w:r>
+              <w:rPr>
+                <w:rFonts w:ascii="맑은 고딕" w:cs="맑은 고딕" w:eastAsia="맑은 고딕" w:hAnsi="맑은 고딕"/>
+                <w:sz w:val="19"/>
+                <w:szCs w:val="19"/>
+              </w:rPr>
+              <w:t xml:space="preserve"> 본인은 감곡면 환경개선위원회와 순정축산업협동조합에 다음 자료의 공개와 보고를 요구합니다. ① 1억 원(및 그 밖의 지원금)의 지급 결의, 지급일, 수령 계좌 명의 ② 위원회의 금원 사용 내역과 증빙, 현재 잔액 ③ 위원회 규약, 위원 명단, 제1차부터 그 이후의 회의록 ④ 순정축협이 약속한 분기별 검사자료 ⑤ 2023. 7. 20. 주민의견서의 제출인과 제출 경위 (개인 계좌번호·연락처 등은 가리고 공개하여도 됩니다.)</w:t>
             </w:r>
           </w:p>
           <w:p>
@@ -6189,15 +6419,33 @@
                 <w:sz w:val="19"/>
                 <w:szCs w:val="19"/>
               </w:rPr>
-              <w:t xml:space="preserve">5. (연락·제출 위임)</w:t>
-            </w:r>
-            <w:r>
-              <w:rPr>
-                <w:rFonts w:ascii="맑은 고딕" w:cs="맑은 고딕" w:eastAsia="맑은 고딕" w:hAnsi="맑은 고딕"/>
-                <w:sz w:val="19"/>
-                <w:szCs w:val="19"/>
-              </w:rPr>
-              <w:t xml:space="preserve"> 본인은 위 3·4항의 요구와 진정 동참에 필요한 연락, 서명부 제출, 관계기관 민원 제기를 서명 수합 책임자 박상남에게 맡깁니다.</w:t>
+              <w:t xml:space="preserve">5. (수사의뢰 동참)</w:t>
+            </w:r>
+            <w:r>
+              <w:rPr>
+                <w:rFonts w:ascii="맑은 고딕" w:cs="맑은 고딕" w:eastAsia="맑은 고딕" w:hAnsi="맑은 고딕"/>
+                <w:sz w:val="19"/>
+                <w:szCs w:val="19"/>
+              </w:rPr>
+              <w:t xml:space="preserve"> 본인은 위 금원의 지급 경위와 사용처를 밝히기 위하여 감곡면 횡룡마을 주민 박상남이 정읍경찰서에 제출하는 </w:t>
+            </w:r>
+            <w:r>
+              <w:rPr>
+                <w:rFonts w:ascii="맑은 고딕" w:cs="맑은 고딕" w:eastAsia="맑은 고딕" w:hAnsi="맑은 고딕"/>
+                <w:b/>
+                <w:bCs/>
+                <w:sz w:val="19"/>
+                <w:szCs w:val="19"/>
+              </w:rPr>
+              <w:t xml:space="preserve">수사의뢰 진정에 동참</w:t>
+            </w:r>
+            <w:r>
+              <w:rPr>
+                <w:rFonts w:ascii="맑은 고딕" w:cs="맑은 고딕" w:eastAsia="맑은 고딕" w:hAnsi="맑은 고딕"/>
+                <w:sz w:val="19"/>
+                <w:szCs w:val="19"/>
+              </w:rPr>
+              <w:t xml:space="preserve">하며, 이 서명부가 그 첨부자료로 제출되는 데 동의합니다. 이 서명은 특정인의 범죄를 단정하는 것이 아니라 사실 확인을 요청하는 것입니다.</w:t>
             </w:r>
           </w:p>
           <w:p>
@@ -6214,33 +6462,15 @@
                 <w:sz w:val="19"/>
                 <w:szCs w:val="19"/>
               </w:rPr>
-              <w:t xml:space="preserve">6. (향후 원칙)</w:t>
-            </w:r>
-            <w:r>
-              <w:rPr>
-                <w:rFonts w:ascii="맑은 고딕" w:cs="맑은 고딕" w:eastAsia="맑은 고딕" w:hAnsi="맑은 고딕"/>
-                <w:sz w:val="19"/>
-                <w:szCs w:val="19"/>
-              </w:rPr>
-              <w:t xml:space="preserve"> 본인은 앞으로 진농마을의 이름으로 외부 단체·사업자와 협약을 맺거나, 행정기관에 마을 의견을 제출하거나, 금원을 받는 경우에는 </w:t>
-            </w:r>
-            <w:r>
-              <w:rPr>
-                <w:rFonts w:ascii="맑은 고딕" w:cs="맑은 고딕" w:eastAsia="맑은 고딕" w:hAnsi="맑은 고딕"/>
-                <w:b/>
-                <w:bCs/>
-                <w:sz w:val="19"/>
-                <w:szCs w:val="19"/>
-              </w:rPr>
-              <w:t xml:space="preserve">반드시 사전에 마을총회의 결의</w:t>
-            </w:r>
-            <w:r>
-              <w:rPr>
-                <w:rFonts w:ascii="맑은 고딕" w:cs="맑은 고딕" w:eastAsia="맑은 고딕" w:hAnsi="맑은 고딕"/>
-                <w:sz w:val="19"/>
-                <w:szCs w:val="19"/>
-              </w:rPr>
-              <w:t xml:space="preserve">를 거쳐야 한다고 봅니다. 감곡면 환경개선위원회는 그러한 결의가 있기 전까지 본인을 포함한 진농마을 주민 전체를 대표하지 않습니다.</w:t>
+              <w:t xml:space="preserve">6. (연락·제출 위임)</w:t>
+            </w:r>
+            <w:r>
+              <w:rPr>
+                <w:rFonts w:ascii="맑은 고딕" w:cs="맑은 고딕" w:eastAsia="맑은 고딕" w:hAnsi="맑은 고딕"/>
+                <w:sz w:val="19"/>
+                <w:szCs w:val="19"/>
+              </w:rPr>
+              <w:t xml:space="preserve"> 본인은 위 3~5항의 요구와 진정 동참에 필요한 연락, 서명부 제출, 관계기관 민원 제기를 서명 수합 책임자 박상남에게 맡깁니다.</w:t>
             </w:r>
           </w:p>
           <w:p>
@@ -6257,7 +6487,50 @@
                 <w:sz w:val="19"/>
                 <w:szCs w:val="19"/>
               </w:rPr>
-              <w:t xml:space="preserve">7. (사본 송부 동의)</w:t>
+              <w:t xml:space="preserve">7. (향후 원칙)</w:t>
+            </w:r>
+            <w:r>
+              <w:rPr>
+                <w:rFonts w:ascii="맑은 고딕" w:cs="맑은 고딕" w:eastAsia="맑은 고딕" w:hAnsi="맑은 고딕"/>
+                <w:sz w:val="19"/>
+                <w:szCs w:val="19"/>
+              </w:rPr>
+              <w:t xml:space="preserve"> 본인은 앞으로 진농마을의 이름으로 외부 단체·사업자와 협약을 맺거나, 행정기관에 마을 의견을 제출하거나, 금원을 받는 경우에는 </w:t>
+            </w:r>
+            <w:r>
+              <w:rPr>
+                <w:rFonts w:ascii="맑은 고딕" w:cs="맑은 고딕" w:eastAsia="맑은 고딕" w:hAnsi="맑은 고딕"/>
+                <w:b/>
+                <w:bCs/>
+                <w:sz w:val="19"/>
+                <w:szCs w:val="19"/>
+              </w:rPr>
+              <w:t xml:space="preserve">반드시 사전에 마을총회의 결의</w:t>
+            </w:r>
+            <w:r>
+              <w:rPr>
+                <w:rFonts w:ascii="맑은 고딕" w:cs="맑은 고딕" w:eastAsia="맑은 고딕" w:hAnsi="맑은 고딕"/>
+                <w:sz w:val="19"/>
+                <w:szCs w:val="19"/>
+              </w:rPr>
+              <w:t xml:space="preserve">를 거쳐야 한다고 봅니다. 감곡면 환경개선위원회는 그러한 결의가 있기 전까지 본인을 포함한 진농마을 주민 전체를 대표하지 않습니다.</w:t>
+            </w:r>
+          </w:p>
+          <w:p>
+            <w:pPr>
+              <w:spacing w:after="40" w:before="0" w:line="280"/>
+              <w:ind w:left="340" w:hanging="340"/>
+              <w:jc w:val="both"/>
+            </w:pPr>
+            <w:r>
+              <w:rPr>
+                <w:rFonts w:ascii="맑은 고딕" w:cs="맑은 고딕" w:eastAsia="맑은 고딕" w:hAnsi="맑은 고딕"/>
+                <w:b/>
+                <w:bCs/>
+                <w:sz w:val="19"/>
+                <w:szCs w:val="19"/>
+              </w:rPr>
+              <w:t xml:space="preserve">8. (사본 송부 동의)</w:t>
             </w:r>
             <w:r>
               <w:rPr>
@@ -6346,7 +6619,7 @@
                 <w:sz w:val="17"/>
                 <w:szCs w:val="17"/>
               </w:rPr>
-              <w:t xml:space="preserve"> 본인은 앞쪽 1~7항에 동의합니다: ① 2023. 1. 30. 공동협약에 당시 진농마을 이장 이근노이(가) 서명할 때 마을총회 결의나 본인의 위임을 알지 못하고 참여·통지받은 사실이 없음 ② 이장·위원회가 진농마을 주민을 대표하여 한 협약 체결, 1억 원 등 금원 수령·사용, 퇴비사 신축 "반대 의견 없음" 의견 제출 등을 </w:t>
+              <w:t xml:space="preserve"> 본인은 앞쪽 1~8항에 동의합니다: ① 2023. 1. 30. 공동협약에 당시 진농마을 이장 이근노이(가) 서명할 때 마을총회 결의나 본인의 위임을 알지 못하고 참여·통지받은 사실이 없음 ② 이장·위원회가 진농마을 주민을 대표하여 한 협약 체결, 1억 원 등 금원 수령·사용 등을 </w:t>
             </w:r>
             <w:r>
               <w:rPr>
@@ -6364,7 +6637,7 @@
                 <w:sz w:val="17"/>
                 <w:szCs w:val="17"/>
               </w:rPr>
-              <w:t xml:space="preserve"> ③ 위원회·순정축협에 자료 공개·보고 요구 ④ </w:t>
+              <w:t xml:space="preserve"> ③ </w:t>
             </w:r>
             <w:r>
               <w:rPr>
@@ -6374,7 +6647,7 @@
                 <w:sz w:val="17"/>
                 <w:szCs w:val="17"/>
               </w:rPr>
-              <w:t xml:space="preserve">수사의뢰 진정 동참</w:t>
+              <w:t xml:space="preserve">퇴비사 신축 "반대 의견 없음" 의견서에 이장·위원회가 서명한 사실이 있는지 밝힐 것을 요구</w:t>
             </w:r>
             <w:r>
               <w:rPr>
@@ -6382,7 +6655,25 @@
                 <w:sz w:val="17"/>
                 <w:szCs w:val="17"/>
               </w:rPr>
-              <w:t xml:space="preserve"> ⑤ 연락·제출을 박상남에게 맡김 ⑥ 마을 이름의 대표 행위는 마을총회 결의 필요 ⑦ 사본 송부·원본 제출과 개인정보 이용에 동의</w:t>
+              <w:t xml:space="preserve">(서명했다면 주민 의견으로 추인하지 않음) ④ 위원회·순정축협에 자료 공개·보고 요구 ⑤ </w:t>
+            </w:r>
+            <w:r>
+              <w:rPr>
+                <w:rFonts w:ascii="맑은 고딕" w:cs="맑은 고딕" w:eastAsia="맑은 고딕" w:hAnsi="맑은 고딕"/>
+                <w:b/>
+                <w:bCs/>
+                <w:sz w:val="17"/>
+                <w:szCs w:val="17"/>
+              </w:rPr>
+              <w:t xml:space="preserve">수사의뢰 진정 동참</w:t>
+            </w:r>
+            <w:r>
+              <w:rPr>
+                <w:rFonts w:ascii="맑은 고딕" w:cs="맑은 고딕" w:eastAsia="맑은 고딕" w:hAnsi="맑은 고딕"/>
+                <w:sz w:val="17"/>
+                <w:szCs w:val="17"/>
+              </w:rPr>
+              <w:t xml:space="preserve"> ⑥ 연락·제출을 박상남에게 맡김 ⑦ 마을 이름의 대표 행위는 마을총회 결의 필요 ⑧ 사본 송부·원본 제출과 개인정보 이용에 동의</w:t>
             </w:r>
           </w:p>
         </w:tc>
@@ -8926,7 +9217,7 @@
                 <w:sz w:val="19"/>
                 <w:szCs w:val="19"/>
               </w:rPr>
-              <w:t xml:space="preserve"> ① 2023. 1. 30. 공동협약 체결 ② 순정축협으로부터의 금원(운영비 후원·환경개선사업비 등, 순정축협이 밝힌 1억 원 포함) 수령과 그 사용 결정 ③ 2023. 7. 20. 순정축협 퇴비사 997.5㎡(약 300평) 신축에 관한 "반대 의견 없음" 의견 중 본 마을 명의로 이루어진 부분 ④ 2023. 5. 2. 위원회 회의에서 마을 이장을 위원회 법인 임원으로 정한 결의 중 본 마을 대표 자격에 관한 부분. 이 서명은 본인이 개별적으로 가지는 손해배상청구권 등 권리를 포기하는 것이 아닙니다.</w:t>
+              <w:t xml:space="preserve"> ① 2023. 1. 30. 공동협약 체결 ② 순정축협으로부터의 금원(운영비 후원·환경개선사업비 등, 순정축협이 밝힌 1억 원 포함) 수령과 그 사용 결정 ③ 2023. 5. 2. 위원회 회의에서 마을 이장을 위원회 법인 임원으로 정한 결의 중 본 마을 대표 자격에 관한 부분. 이 서명은 본인이 개별적으로 가지는 손해배상청구권 등 권리를 포기하는 것이 아닙니다.</w:t>
             </w:r>
           </w:p>
           <w:p>
@@ -8943,15 +9234,69 @@
                 <w:sz w:val="19"/>
                 <w:szCs w:val="19"/>
               </w:rPr>
-              <w:t xml:space="preserve">3. (자료 공개 요구)</w:t>
-            </w:r>
-            <w:r>
-              <w:rPr>
-                <w:rFonts w:ascii="맑은 고딕" w:cs="맑은 고딕" w:eastAsia="맑은 고딕" w:hAnsi="맑은 고딕"/>
-                <w:sz w:val="19"/>
-                <w:szCs w:val="19"/>
-              </w:rPr>
-              <w:t xml:space="preserve"> 본인은 감곡면 환경개선위원회와 순정축산업협동조합에 다음 자료의 공개와 보고를 요구합니다. ① 1억 원(및 그 밖의 지원금)의 지급 결의, 지급일, 수령 계좌 명의 ② 위원회의 금원 사용 내역과 증빙, 현재 잔액 ③ 위원회 규약, 위원 명단, 제1차부터 그 이후의 회의록 ④ 순정축협이 약속한 분기별 검사자료 ⑤ 2023. 7. 20. 주민의견서의 제출인과 제출 경위 (개인 계좌번호·연락처 등은 가리고 공개하여도 됩니다.)</w:t>
+              <w:t xml:space="preserve">3. ("반대 의견 없음" 서명 확인)</w:t>
+            </w:r>
+            <w:r>
+              <w:rPr>
+                <w:rFonts w:ascii="맑은 고딕" w:cs="맑은 고딕" w:eastAsia="맑은 고딕" w:hAnsi="맑은 고딕"/>
+                <w:sz w:val="19"/>
+                <w:szCs w:val="19"/>
+              </w:rPr>
+              <w:t xml:space="preserve"> 순정축협이 2023. 5. 3. 신축허가를 신청한 퇴비사 997.5㎡(약 300평)에 관하여, 감곡면장이 2023. 7. 21. 정읍시에 제출한 2023. 7. 20.자 주민의견서에는 </w:t>
+            </w:r>
+            <w:r>
+              <w:rPr>
+                <w:rFonts w:ascii="맑은 고딕" w:cs="맑은 고딕" w:eastAsia="맑은 고딕" w:hAnsi="맑은 고딕"/>
+                <w:b/>
+                <w:bCs/>
+                <w:sz w:val="19"/>
+                <w:szCs w:val="19"/>
+              </w:rPr>
+              <w:t xml:space="preserve">"반대 의견 없음"</w:t>
+            </w:r>
+            <w:r>
+              <w:rPr>
+                <w:rFonts w:ascii="맑은 고딕" w:cs="맑은 고딕" w:eastAsia="맑은 고딕" w:hAnsi="맑은 고딕"/>
+                <w:sz w:val="19"/>
+                <w:szCs w:val="19"/>
+              </w:rPr>
+              <w:t xml:space="preserve">이라고 적혀 있으나 의견제출인은 가려져 있습니다. 본인은 위 의견 제출에 관하여 </w:t>
+            </w:r>
+            <w:r>
+              <w:rPr>
+                <w:rFonts w:ascii="맑은 고딕" w:cs="맑은 고딕" w:eastAsia="맑은 고딕" w:hAnsi="맑은 고딕"/>
+                <w:b/>
+                <w:bCs/>
+                <w:sz w:val="19"/>
+                <w:szCs w:val="19"/>
+              </w:rPr>
+              <w:t xml:space="preserve">의견을 묻거나 통지받은 사실이 없습니다.</w:t>
+            </w:r>
+            <w:r>
+              <w:rPr>
+                <w:rFonts w:ascii="맑은 고딕" w:cs="맑은 고딕" w:eastAsia="맑은 고딕" w:hAnsi="맑은 고딕"/>
+                <w:sz w:val="19"/>
+                <w:szCs w:val="19"/>
+              </w:rPr>
+              <w:t xml:space="preserve"> 이에 본인은 </w:t>
+            </w:r>
+            <w:r>
+              <w:rPr>
+                <w:rFonts w:ascii="맑은 고딕" w:cs="맑은 고딕" w:eastAsia="맑은 고딕" w:hAnsi="맑은 고딕"/>
+                <w:b/>
+                <w:bCs/>
+                <w:sz w:val="19"/>
+                <w:szCs w:val="19"/>
+              </w:rPr>
+              <w:t xml:space="preserve">당시 원삼마을 이장 김봉식 및 감곡면 환경개선위원회 위원들이 위 "반대 의견 없음" 의견서에 서명한 사실이 있는지, 있다면 누가 어떤 자격으로 서명하였는지 밝혀 줄 것을 요구합니다.</w:t>
+            </w:r>
+            <w:r>
+              <w:rPr>
+                <w:rFonts w:ascii="맑은 고딕" w:cs="맑은 고딕" w:eastAsia="맑은 고딕" w:hAnsi="맑은 고딕"/>
+                <w:sz w:val="19"/>
+                <w:szCs w:val="19"/>
+              </w:rPr>
+              <w:t xml:space="preserve"> 서명한 사실이 있다면, 본인은 그 의견이 원삼마을 주민의 의견으로 취급되는 것을 추인하지 않습니다.</w:t>
             </w:r>
           </w:p>
           <w:p>
@@ -8968,33 +9313,15 @@
                 <w:sz w:val="19"/>
                 <w:szCs w:val="19"/>
               </w:rPr>
-              <w:t xml:space="preserve">4. (수사의뢰 동참)</w:t>
-            </w:r>
-            <w:r>
-              <w:rPr>
-                <w:rFonts w:ascii="맑은 고딕" w:cs="맑은 고딕" w:eastAsia="맑은 고딕" w:hAnsi="맑은 고딕"/>
-                <w:sz w:val="19"/>
-                <w:szCs w:val="19"/>
-              </w:rPr>
-              <w:t xml:space="preserve"> 본인은 위 금원의 지급 경위와 사용처를 밝히기 위하여 감곡면 횡룡마을 주민 박상남이 정읍경찰서에 제출하는 </w:t>
-            </w:r>
-            <w:r>
-              <w:rPr>
-                <w:rFonts w:ascii="맑은 고딕" w:cs="맑은 고딕" w:eastAsia="맑은 고딕" w:hAnsi="맑은 고딕"/>
-                <w:b/>
-                <w:bCs/>
-                <w:sz w:val="19"/>
-                <w:szCs w:val="19"/>
-              </w:rPr>
-              <w:t xml:space="preserve">수사의뢰 진정에 동참</w:t>
-            </w:r>
-            <w:r>
-              <w:rPr>
-                <w:rFonts w:ascii="맑은 고딕" w:cs="맑은 고딕" w:eastAsia="맑은 고딕" w:hAnsi="맑은 고딕"/>
-                <w:sz w:val="19"/>
-                <w:szCs w:val="19"/>
-              </w:rPr>
-              <w:t xml:space="preserve">하며, 이 서명부가 그 첨부자료로 제출되는 데 동의합니다. 이 서명은 특정인의 범죄를 단정하는 것이 아니라 사실 확인을 요청하는 것입니다.</w:t>
+              <w:t xml:space="preserve">4. (자료 공개 요구)</w:t>
+            </w:r>
+            <w:r>
+              <w:rPr>
+                <w:rFonts w:ascii="맑은 고딕" w:cs="맑은 고딕" w:eastAsia="맑은 고딕" w:hAnsi="맑은 고딕"/>
+                <w:sz w:val="19"/>
+                <w:szCs w:val="19"/>
+              </w:rPr>
+              <w:t xml:space="preserve"> 본인은 감곡면 환경개선위원회와 순정축산업협동조합에 다음 자료의 공개와 보고를 요구합니다. ① 1억 원(및 그 밖의 지원금)의 지급 결의, 지급일, 수령 계좌 명의 ② 위원회의 금원 사용 내역과 증빙, 현재 잔액 ③ 위원회 규약, 위원 명단, 제1차부터 그 이후의 회의록 ④ 순정축협이 약속한 분기별 검사자료 ⑤ 2023. 7. 20. 주민의견서의 제출인과 제출 경위 (개인 계좌번호·연락처 등은 가리고 공개하여도 됩니다.)</w:t>
             </w:r>
           </w:p>
           <w:p>
@@ -9011,15 +9338,33 @@
                 <w:sz w:val="19"/>
                 <w:szCs w:val="19"/>
               </w:rPr>
-              <w:t xml:space="preserve">5. (연락·제출 위임)</w:t>
-            </w:r>
-            <w:r>
-              <w:rPr>
-                <w:rFonts w:ascii="맑은 고딕" w:cs="맑은 고딕" w:eastAsia="맑은 고딕" w:hAnsi="맑은 고딕"/>
-                <w:sz w:val="19"/>
-                <w:szCs w:val="19"/>
-              </w:rPr>
-              <w:t xml:space="preserve"> 본인은 위 3·4항의 요구와 진정 동참에 필요한 연락, 서명부 제출, 관계기관 민원 제기를 서명 수합 책임자 박상남에게 맡깁니다.</w:t>
+              <w:t xml:space="preserve">5. (수사의뢰 동참)</w:t>
+            </w:r>
+            <w:r>
+              <w:rPr>
+                <w:rFonts w:ascii="맑은 고딕" w:cs="맑은 고딕" w:eastAsia="맑은 고딕" w:hAnsi="맑은 고딕"/>
+                <w:sz w:val="19"/>
+                <w:szCs w:val="19"/>
+              </w:rPr>
+              <w:t xml:space="preserve"> 본인은 위 금원의 지급 경위와 사용처를 밝히기 위하여 감곡면 횡룡마을 주민 박상남이 정읍경찰서에 제출하는 </w:t>
+            </w:r>
+            <w:r>
+              <w:rPr>
+                <w:rFonts w:ascii="맑은 고딕" w:cs="맑은 고딕" w:eastAsia="맑은 고딕" w:hAnsi="맑은 고딕"/>
+                <w:b/>
+                <w:bCs/>
+                <w:sz w:val="19"/>
+                <w:szCs w:val="19"/>
+              </w:rPr>
+              <w:t xml:space="preserve">수사의뢰 진정에 동참</w:t>
+            </w:r>
+            <w:r>
+              <w:rPr>
+                <w:rFonts w:ascii="맑은 고딕" w:cs="맑은 고딕" w:eastAsia="맑은 고딕" w:hAnsi="맑은 고딕"/>
+                <w:sz w:val="19"/>
+                <w:szCs w:val="19"/>
+              </w:rPr>
+              <w:t xml:space="preserve">하며, 이 서명부가 그 첨부자료로 제출되는 데 동의합니다. 이 서명은 특정인의 범죄를 단정하는 것이 아니라 사실 확인을 요청하는 것입니다.</w:t>
             </w:r>
           </w:p>
           <w:p>
@@ -9036,33 +9381,15 @@
                 <w:sz w:val="19"/>
                 <w:szCs w:val="19"/>
               </w:rPr>
-              <w:t xml:space="preserve">6. (향후 원칙)</w:t>
-            </w:r>
-            <w:r>
-              <w:rPr>
-                <w:rFonts w:ascii="맑은 고딕" w:cs="맑은 고딕" w:eastAsia="맑은 고딕" w:hAnsi="맑은 고딕"/>
-                <w:sz w:val="19"/>
-                <w:szCs w:val="19"/>
-              </w:rPr>
-              <w:t xml:space="preserve"> 본인은 앞으로 원삼마을의 이름으로 외부 단체·사업자와 협약을 맺거나, 행정기관에 마을 의견을 제출하거나, 금원을 받는 경우에는 </w:t>
-            </w:r>
-            <w:r>
-              <w:rPr>
-                <w:rFonts w:ascii="맑은 고딕" w:cs="맑은 고딕" w:eastAsia="맑은 고딕" w:hAnsi="맑은 고딕"/>
-                <w:b/>
-                <w:bCs/>
-                <w:sz w:val="19"/>
-                <w:szCs w:val="19"/>
-              </w:rPr>
-              <w:t xml:space="preserve">반드시 사전에 마을총회의 결의</w:t>
-            </w:r>
-            <w:r>
-              <w:rPr>
-                <w:rFonts w:ascii="맑은 고딕" w:cs="맑은 고딕" w:eastAsia="맑은 고딕" w:hAnsi="맑은 고딕"/>
-                <w:sz w:val="19"/>
-                <w:szCs w:val="19"/>
-              </w:rPr>
-              <w:t xml:space="preserve">를 거쳐야 한다고 봅니다. 감곡면 환경개선위원회는 그러한 결의가 있기 전까지 본인을 포함한 원삼마을 주민 전체를 대표하지 않습니다.</w:t>
+              <w:t xml:space="preserve">6. (연락·제출 위임)</w:t>
+            </w:r>
+            <w:r>
+              <w:rPr>
+                <w:rFonts w:ascii="맑은 고딕" w:cs="맑은 고딕" w:eastAsia="맑은 고딕" w:hAnsi="맑은 고딕"/>
+                <w:sz w:val="19"/>
+                <w:szCs w:val="19"/>
+              </w:rPr>
+              <w:t xml:space="preserve"> 본인은 위 3~5항의 요구와 진정 동참에 필요한 연락, 서명부 제출, 관계기관 민원 제기를 서명 수합 책임자 박상남에게 맡깁니다.</w:t>
             </w:r>
           </w:p>
           <w:p>
@@ -9079,7 +9406,50 @@
                 <w:sz w:val="19"/>
                 <w:szCs w:val="19"/>
               </w:rPr>
-              <w:t xml:space="preserve">7. (사본 송부 동의)</w:t>
+              <w:t xml:space="preserve">7. (향후 원칙)</w:t>
+            </w:r>
+            <w:r>
+              <w:rPr>
+                <w:rFonts w:ascii="맑은 고딕" w:cs="맑은 고딕" w:eastAsia="맑은 고딕" w:hAnsi="맑은 고딕"/>
+                <w:sz w:val="19"/>
+                <w:szCs w:val="19"/>
+              </w:rPr>
+              <w:t xml:space="preserve"> 본인은 앞으로 원삼마을의 이름으로 외부 단체·사업자와 협약을 맺거나, 행정기관에 마을 의견을 제출하거나, 금원을 받는 경우에는 </w:t>
+            </w:r>
+            <w:r>
+              <w:rPr>
+                <w:rFonts w:ascii="맑은 고딕" w:cs="맑은 고딕" w:eastAsia="맑은 고딕" w:hAnsi="맑은 고딕"/>
+                <w:b/>
+                <w:bCs/>
+                <w:sz w:val="19"/>
+                <w:szCs w:val="19"/>
+              </w:rPr>
+              <w:t xml:space="preserve">반드시 사전에 마을총회의 결의</w:t>
+            </w:r>
+            <w:r>
+              <w:rPr>
+                <w:rFonts w:ascii="맑은 고딕" w:cs="맑은 고딕" w:eastAsia="맑은 고딕" w:hAnsi="맑은 고딕"/>
+                <w:sz w:val="19"/>
+                <w:szCs w:val="19"/>
+              </w:rPr>
+              <w:t xml:space="preserve">를 거쳐야 한다고 봅니다. 감곡면 환경개선위원회는 그러한 결의가 있기 전까지 본인을 포함한 원삼마을 주민 전체를 대표하지 않습니다.</w:t>
+            </w:r>
+          </w:p>
+          <w:p>
+            <w:pPr>
+              <w:spacing w:after="40" w:before="0" w:line="280"/>
+              <w:ind w:left="340" w:hanging="340"/>
+              <w:jc w:val="both"/>
+            </w:pPr>
+            <w:r>
+              <w:rPr>
+                <w:rFonts w:ascii="맑은 고딕" w:cs="맑은 고딕" w:eastAsia="맑은 고딕" w:hAnsi="맑은 고딕"/>
+                <w:b/>
+                <w:bCs/>
+                <w:sz w:val="19"/>
+                <w:szCs w:val="19"/>
+              </w:rPr>
+              <w:t xml:space="preserve">8. (사본 송부 동의)</w:t>
             </w:r>
             <w:r>
               <w:rPr>
@@ -9168,7 +9538,7 @@
                 <w:sz w:val="17"/>
                 <w:szCs w:val="17"/>
               </w:rPr>
-              <w:t xml:space="preserve"> 본인은 앞쪽 1~7항에 동의합니다: ① 2023. 1. 30. 공동협약에 당시 원삼마을 이장 김봉식이(가) 서명할 때 마을총회 결의나 본인의 위임을 알지 못하고 참여·통지받은 사실이 없음 ② 이장·위원회가 원삼마을 주민을 대표하여 한 협약 체결, 1억 원 등 금원 수령·사용, 퇴비사 신축 "반대 의견 없음" 의견 제출 등을 </w:t>
+              <w:t xml:space="preserve"> 본인은 앞쪽 1~8항에 동의합니다: ① 2023. 1. 30. 공동협약에 당시 원삼마을 이장 김봉식이(가) 서명할 때 마을총회 결의나 본인의 위임을 알지 못하고 참여·통지받은 사실이 없음 ② 이장·위원회가 원삼마을 주민을 대표하여 한 협약 체결, 1억 원 등 금원 수령·사용 등을 </w:t>
             </w:r>
             <w:r>
               <w:rPr>
@@ -9186,7 +9556,7 @@
                 <w:sz w:val="17"/>
                 <w:szCs w:val="17"/>
               </w:rPr>
-              <w:t xml:space="preserve"> ③ 위원회·순정축협에 자료 공개·보고 요구 ④ </w:t>
+              <w:t xml:space="preserve"> ③ </w:t>
             </w:r>
             <w:r>
               <w:rPr>
@@ -9196,7 +9566,7 @@
                 <w:sz w:val="17"/>
                 <w:szCs w:val="17"/>
               </w:rPr>
-              <w:t xml:space="preserve">수사의뢰 진정 동참</w:t>
+              <w:t xml:space="preserve">퇴비사 신축 "반대 의견 없음" 의견서에 이장·위원회가 서명한 사실이 있는지 밝힐 것을 요구</w:t>
             </w:r>
             <w:r>
               <w:rPr>
@@ -9204,7 +9574,25 @@
                 <w:sz w:val="17"/>
                 <w:szCs w:val="17"/>
               </w:rPr>
-              <w:t xml:space="preserve"> ⑤ 연락·제출을 박상남에게 맡김 ⑥ 마을 이름의 대표 행위는 마을총회 결의 필요 ⑦ 사본 송부·원본 제출과 개인정보 이용에 동의</w:t>
+              <w:t xml:space="preserve">(서명했다면 주민 의견으로 추인하지 않음) ④ 위원회·순정축협에 자료 공개·보고 요구 ⑤ </w:t>
+            </w:r>
+            <w:r>
+              <w:rPr>
+                <w:rFonts w:ascii="맑은 고딕" w:cs="맑은 고딕" w:eastAsia="맑은 고딕" w:hAnsi="맑은 고딕"/>
+                <w:b/>
+                <w:bCs/>
+                <w:sz w:val="17"/>
+                <w:szCs w:val="17"/>
+              </w:rPr>
+              <w:t xml:space="preserve">수사의뢰 진정 동참</w:t>
+            </w:r>
+            <w:r>
+              <w:rPr>
+                <w:rFonts w:ascii="맑은 고딕" w:cs="맑은 고딕" w:eastAsia="맑은 고딕" w:hAnsi="맑은 고딕"/>
+                <w:sz w:val="17"/>
+                <w:szCs w:val="17"/>
+              </w:rPr>
+              <w:t xml:space="preserve"> ⑥ 연락·제출을 박상남에게 맡김 ⑦ 마을 이름의 대표 행위는 마을총회 결의 필요 ⑧ 사본 송부·원본 제출과 개인정보 이용에 동의</w:t>
             </w:r>
           </w:p>
         </w:tc>

--- a/4개마을_주민결의서명부.docx
+++ b/4개마을_주민결의서명부.docx
@@ -247,7 +247,7 @@
           <w:sz w:val="18"/>
           <w:szCs w:val="18"/>
         </w:rPr>
-        <w:t xml:space="preserve">② 결의 내용(마을별 쪽의 1~8항)을 </w:t>
+        <w:t xml:space="preserve">② 마을별 쪽에 적힌 결의 내용(1~8항)을 </w:t>
       </w:r>
       <w:r>
         <w:rPr>
@@ -265,7 +265,7 @@
           <w:sz w:val="18"/>
           <w:szCs w:val="18"/>
         </w:rPr>
-        <w:t xml:space="preserve"> 서명합니다. 강요하거나 사실과 다르게 설명하지 않습니다.</w:t>
+        <w:t xml:space="preserve"> 서명합니다. 서명칸이 모자라면 해당 마을 쪽을 여러 장 출력하여 씁니다. 강요하거나 사실과 다르게 설명하지 않습니다.</w:t>
       </w:r>
     </w:p>
     <w:p>
@@ -338,7 +338,7 @@
     </w:p>
     <w:p>
       <w:pPr>
-        <w:spacing w:after="80"/>
+        <w:spacing w:after="50"/>
         <w:jc w:val="center"/>
       </w:pPr>
       <w:r>
@@ -346,10 +346,10 @@
           <w:rFonts w:ascii="맑은 고딕" w:cs="맑은 고딕" w:eastAsia="맑은 고딕" w:hAnsi="맑은 고딕"/>
           <w:b/>
           <w:bCs/>
-          <w:sz w:val="28"/>
-          <w:szCs w:val="28"/>
+          <w:sz w:val="26"/>
+          <w:szCs w:val="26"/>
         </w:rPr>
-        <w:t xml:space="preserve">동곡마을 주민 결의 서명부 — 결의 내용</w:t>
+        <w:t xml:space="preserve">동곡마을 주민 결의 서명부</w:t>
       </w:r>
     </w:p>
     <w:tbl>
@@ -387,8 +387,7 @@
           </w:tcPr>
           <w:p>
             <w:pPr>
-              <w:spacing w:after="40" w:before="0" w:line="280"/>
-              <w:ind w:left="340" w:hanging="340"/>
+              <w:spacing w:after="30" w:before="0" w:line="230"/>
               <w:jc w:val="both"/>
             </w:pPr>
             <w:r>
@@ -396,16 +395,41 @@
                 <w:rFonts w:ascii="맑은 고딕" w:cs="맑은 고딕" w:eastAsia="맑은 고딕" w:hAnsi="맑은 고딕"/>
                 <w:b/>
                 <w:bCs/>
-                <w:sz w:val="19"/>
-                <w:szCs w:val="19"/>
+                <w:sz w:val="17"/>
+                <w:szCs w:val="17"/>
+              </w:rPr>
+              <w:t xml:space="preserve">[결의 내용]</w:t>
+            </w:r>
+            <w:r>
+              <w:rPr>
+                <w:rFonts w:ascii="맑은 고딕" w:cs="맑은 고딕" w:eastAsia="맑은 고딕" w:hAnsi="맑은 고딕"/>
+                <w:sz w:val="17"/>
+                <w:szCs w:val="17"/>
+              </w:rPr>
+              <w:t xml:space="preserve"> 아래 서명자는 다음 1~8항에 모두 동의합니다.</w:t>
+            </w:r>
+          </w:p>
+          <w:p>
+            <w:pPr>
+              <w:spacing w:after="20" w:before="0" w:line="230"/>
+              <w:ind w:left="300" w:hanging="300"/>
+              <w:jc w:val="both"/>
+            </w:pPr>
+            <w:r>
+              <w:rPr>
+                <w:rFonts w:ascii="맑은 고딕" w:cs="맑은 고딕" w:eastAsia="맑은 고딕" w:hAnsi="맑은 고딕"/>
+                <w:b/>
+                <w:bCs/>
+                <w:sz w:val="17"/>
+                <w:szCs w:val="17"/>
               </w:rPr>
               <w:t xml:space="preserve">1. (사실 확인)</w:t>
             </w:r>
             <w:r>
               <w:rPr>
                 <w:rFonts w:ascii="맑은 고딕" w:cs="맑은 고딕" w:eastAsia="맑은 고딕" w:hAnsi="맑은 고딕"/>
-                <w:sz w:val="19"/>
-                <w:szCs w:val="19"/>
+                <w:sz w:val="17"/>
+                <w:szCs w:val="17"/>
               </w:rPr>
               <w:t xml:space="preserve"> 본인은 2023. 1. 30. 순정축산업협동조합과 정읍시 감곡면 환경개선위원회 사이의 「자연순환농업 추진 공동협약」에 당시 동곡마을 이장 강길호이(가) "동곡마을이장" 직함으로 서명할 때, 그에 관하여 </w:t>
             </w:r>
@@ -414,16 +438,16 @@
                 <w:rFonts w:ascii="맑은 고딕" w:cs="맑은 고딕" w:eastAsia="맑은 고딕" w:hAnsi="맑은 고딕"/>
                 <w:b/>
                 <w:bCs/>
-                <w:sz w:val="19"/>
-                <w:szCs w:val="19"/>
+                <w:sz w:val="17"/>
+                <w:szCs w:val="17"/>
               </w:rPr>
               <w:t xml:space="preserve">동곡마을 마을총회가 열려 결의하였거나 본인이 위임한 사실을 알지 못하며, 그러한 절차에 참여하거나 통지받은 사실이 없습니다.</w:t>
             </w:r>
           </w:p>
           <w:p>
             <w:pPr>
-              <w:spacing w:after="40" w:before="0" w:line="280"/>
-              <w:ind w:left="340" w:hanging="340"/>
+              <w:spacing w:after="20" w:before="0" w:line="230"/>
+              <w:ind w:left="300" w:hanging="300"/>
               <w:jc w:val="both"/>
             </w:pPr>
             <w:r>
@@ -431,16 +455,16 @@
                 <w:rFonts w:ascii="맑은 고딕" w:cs="맑은 고딕" w:eastAsia="맑은 고딕" w:hAnsi="맑은 고딕"/>
                 <w:b/>
                 <w:bCs/>
-                <w:sz w:val="19"/>
-                <w:szCs w:val="19"/>
+                <w:sz w:val="17"/>
+                <w:szCs w:val="17"/>
               </w:rPr>
               <w:t xml:space="preserve">2. (불추인)</w:t>
             </w:r>
             <w:r>
               <w:rPr>
                 <w:rFonts w:ascii="맑은 고딕" w:cs="맑은 고딕" w:eastAsia="맑은 고딕" w:hAnsi="맑은 고딕"/>
-                <w:sz w:val="19"/>
-                <w:szCs w:val="19"/>
+                <w:sz w:val="17"/>
+                <w:szCs w:val="17"/>
               </w:rPr>
               <w:t xml:space="preserve"> 본인은 당시 이장 또는 감곡면 환경개선위원회가 동곡마을 주민을 대표하여 한 다음 행위를 </w:t>
             </w:r>
@@ -449,24 +473,24 @@
                 <w:rFonts w:ascii="맑은 고딕" w:cs="맑은 고딕" w:eastAsia="맑은 고딕" w:hAnsi="맑은 고딕"/>
                 <w:b/>
                 <w:bCs/>
-                <w:sz w:val="19"/>
-                <w:szCs w:val="19"/>
+                <w:sz w:val="17"/>
+                <w:szCs w:val="17"/>
               </w:rPr>
               <w:t xml:space="preserve">추인(사후 승인)하지 않습니다.</w:t>
             </w:r>
             <w:r>
               <w:rPr>
                 <w:rFonts w:ascii="맑은 고딕" w:cs="맑은 고딕" w:eastAsia="맑은 고딕" w:hAnsi="맑은 고딕"/>
-                <w:sz w:val="19"/>
-                <w:szCs w:val="19"/>
+                <w:sz w:val="17"/>
+                <w:szCs w:val="17"/>
               </w:rPr>
               <w:t xml:space="preserve"> ① 2023. 1. 30. 공동협약 체결 ② 순정축협으로부터의 금원(운영비 후원·환경개선사업비 등, 순정축협이 밝힌 1억 원 포함) 수령과 그 사용 결정 ③ 2023. 5. 2. 위원회 회의에서 마을 이장을 위원회 법인 임원으로 정한 결의 중 본 마을 대표 자격에 관한 부분. 이 서명은 본인이 개별적으로 가지는 손해배상청구권 등 권리를 포기하는 것이 아닙니다.</w:t>
             </w:r>
           </w:p>
           <w:p>
             <w:pPr>
-              <w:spacing w:after="40" w:before="0" w:line="280"/>
-              <w:ind w:left="340" w:hanging="340"/>
+              <w:spacing w:after="20" w:before="0" w:line="230"/>
+              <w:ind w:left="300" w:hanging="300"/>
               <w:jc w:val="both"/>
             </w:pPr>
             <w:r>
@@ -474,16 +498,16 @@
                 <w:rFonts w:ascii="맑은 고딕" w:cs="맑은 고딕" w:eastAsia="맑은 고딕" w:hAnsi="맑은 고딕"/>
                 <w:b/>
                 <w:bCs/>
-                <w:sz w:val="19"/>
-                <w:szCs w:val="19"/>
+                <w:sz w:val="17"/>
+                <w:szCs w:val="17"/>
               </w:rPr>
               <w:t xml:space="preserve">3. ("반대 의견 없음" 서명 확인)</w:t>
             </w:r>
             <w:r>
               <w:rPr>
                 <w:rFonts w:ascii="맑은 고딕" w:cs="맑은 고딕" w:eastAsia="맑은 고딕" w:hAnsi="맑은 고딕"/>
-                <w:sz w:val="19"/>
-                <w:szCs w:val="19"/>
+                <w:sz w:val="17"/>
+                <w:szCs w:val="17"/>
               </w:rPr>
               <w:t xml:space="preserve"> 순정축협이 2023. 5. 3. 신축허가를 신청한 퇴비사 997.5㎡(약 300평)에 관하여, 감곡면장이 2023. 7. 21. 정읍시에 제출한 2023. 7. 20.자 주민의견서에는 </w:t>
             </w:r>
@@ -492,16 +516,16 @@
                 <w:rFonts w:ascii="맑은 고딕" w:cs="맑은 고딕" w:eastAsia="맑은 고딕" w:hAnsi="맑은 고딕"/>
                 <w:b/>
                 <w:bCs/>
-                <w:sz w:val="19"/>
-                <w:szCs w:val="19"/>
+                <w:sz w:val="17"/>
+                <w:szCs w:val="17"/>
               </w:rPr>
               <w:t xml:space="preserve">"반대 의견 없음"</w:t>
             </w:r>
             <w:r>
               <w:rPr>
                 <w:rFonts w:ascii="맑은 고딕" w:cs="맑은 고딕" w:eastAsia="맑은 고딕" w:hAnsi="맑은 고딕"/>
-                <w:sz w:val="19"/>
-                <w:szCs w:val="19"/>
+                <w:sz w:val="17"/>
+                <w:szCs w:val="17"/>
               </w:rPr>
               <w:t xml:space="preserve">이라고 적혀 있으나 의견제출인은 가려져 있습니다. 본인은 위 의견 제출에 관하여 </w:t>
             </w:r>
@@ -510,16 +534,16 @@
                 <w:rFonts w:ascii="맑은 고딕" w:cs="맑은 고딕" w:eastAsia="맑은 고딕" w:hAnsi="맑은 고딕"/>
                 <w:b/>
                 <w:bCs/>
-                <w:sz w:val="19"/>
-                <w:szCs w:val="19"/>
+                <w:sz w:val="17"/>
+                <w:szCs w:val="17"/>
               </w:rPr>
               <w:t xml:space="preserve">의견을 묻거나 통지받은 사실이 없습니다.</w:t>
             </w:r>
             <w:r>
               <w:rPr>
                 <w:rFonts w:ascii="맑은 고딕" w:cs="맑은 고딕" w:eastAsia="맑은 고딕" w:hAnsi="맑은 고딕"/>
-                <w:sz w:val="19"/>
-                <w:szCs w:val="19"/>
+                <w:sz w:val="17"/>
+                <w:szCs w:val="17"/>
               </w:rPr>
               <w:t xml:space="preserve"> 이에 본인은 </w:t>
             </w:r>
@@ -528,24 +552,24 @@
                 <w:rFonts w:ascii="맑은 고딕" w:cs="맑은 고딕" w:eastAsia="맑은 고딕" w:hAnsi="맑은 고딕"/>
                 <w:b/>
                 <w:bCs/>
-                <w:sz w:val="19"/>
-                <w:szCs w:val="19"/>
+                <w:sz w:val="17"/>
+                <w:szCs w:val="17"/>
               </w:rPr>
               <w:t xml:space="preserve">당시 동곡마을 이장 강길호 및 감곡면 환경개선위원회 위원들이 위 "반대 의견 없음" 의견서에 서명한 사실이 있는지, 있다면 누가 어떤 자격으로 서명하였는지 밝혀 줄 것을 요구합니다.</w:t>
             </w:r>
             <w:r>
               <w:rPr>
                 <w:rFonts w:ascii="맑은 고딕" w:cs="맑은 고딕" w:eastAsia="맑은 고딕" w:hAnsi="맑은 고딕"/>
-                <w:sz w:val="19"/>
-                <w:szCs w:val="19"/>
+                <w:sz w:val="17"/>
+                <w:szCs w:val="17"/>
               </w:rPr>
               <w:t xml:space="preserve"> 서명한 사실이 있다면, 본인은 그 의견이 동곡마을 주민의 의견으로 취급되는 것을 추인하지 않습니다.</w:t>
             </w:r>
           </w:p>
           <w:p>
             <w:pPr>
-              <w:spacing w:after="40" w:before="0" w:line="280"/>
-              <w:ind w:left="340" w:hanging="340"/>
+              <w:spacing w:after="20" w:before="0" w:line="230"/>
+              <w:ind w:left="300" w:hanging="300"/>
               <w:jc w:val="both"/>
             </w:pPr>
             <w:r>
@@ -553,24 +577,24 @@
                 <w:rFonts w:ascii="맑은 고딕" w:cs="맑은 고딕" w:eastAsia="맑은 고딕" w:hAnsi="맑은 고딕"/>
                 <w:b/>
                 <w:bCs/>
-                <w:sz w:val="19"/>
-                <w:szCs w:val="19"/>
+                <w:sz w:val="17"/>
+                <w:szCs w:val="17"/>
               </w:rPr>
               <w:t xml:space="preserve">4. (자료 공개 요구)</w:t>
             </w:r>
             <w:r>
               <w:rPr>
                 <w:rFonts w:ascii="맑은 고딕" w:cs="맑은 고딕" w:eastAsia="맑은 고딕" w:hAnsi="맑은 고딕"/>
-                <w:sz w:val="19"/>
-                <w:szCs w:val="19"/>
+                <w:sz w:val="17"/>
+                <w:szCs w:val="17"/>
               </w:rPr>
               <w:t xml:space="preserve"> 본인은 감곡면 환경개선위원회와 순정축산업협동조합에 다음 자료의 공개와 보고를 요구합니다. ① 1억 원(및 그 밖의 지원금)의 지급 결의, 지급일, 수령 계좌 명의 ② 위원회의 금원 사용 내역과 증빙, 현재 잔액 ③ 위원회 규약, 위원 명단, 제1차부터 그 이후의 회의록 ④ 순정축협이 약속한 분기별 검사자료 ⑤ 2023. 7. 20. 주민의견서의 제출인과 제출 경위 (개인 계좌번호·연락처 등은 가리고 공개하여도 됩니다.)</w:t>
             </w:r>
           </w:p>
           <w:p>
             <w:pPr>
-              <w:spacing w:after="40" w:before="0" w:line="280"/>
-              <w:ind w:left="340" w:hanging="340"/>
+              <w:spacing w:after="20" w:before="0" w:line="230"/>
+              <w:ind w:left="300" w:hanging="300"/>
               <w:jc w:val="both"/>
             </w:pPr>
             <w:r>
@@ -578,16 +602,16 @@
                 <w:rFonts w:ascii="맑은 고딕" w:cs="맑은 고딕" w:eastAsia="맑은 고딕" w:hAnsi="맑은 고딕"/>
                 <w:b/>
                 <w:bCs/>
-                <w:sz w:val="19"/>
-                <w:szCs w:val="19"/>
+                <w:sz w:val="17"/>
+                <w:szCs w:val="17"/>
               </w:rPr>
               <w:t xml:space="preserve">5. (수사의뢰 동참)</w:t>
             </w:r>
             <w:r>
               <w:rPr>
                 <w:rFonts w:ascii="맑은 고딕" w:cs="맑은 고딕" w:eastAsia="맑은 고딕" w:hAnsi="맑은 고딕"/>
-                <w:sz w:val="19"/>
-                <w:szCs w:val="19"/>
+                <w:sz w:val="17"/>
+                <w:szCs w:val="17"/>
               </w:rPr>
               <w:t xml:space="preserve"> 본인은 위 금원의 지급 경위와 사용처를 밝히기 위하여 감곡면 횡룡마을 주민 박상남이 정읍경찰서에 제출하는 </w:t>
             </w:r>
@@ -596,24 +620,24 @@
                 <w:rFonts w:ascii="맑은 고딕" w:cs="맑은 고딕" w:eastAsia="맑은 고딕" w:hAnsi="맑은 고딕"/>
                 <w:b/>
                 <w:bCs/>
-                <w:sz w:val="19"/>
-                <w:szCs w:val="19"/>
+                <w:sz w:val="17"/>
+                <w:szCs w:val="17"/>
               </w:rPr>
               <w:t xml:space="preserve">수사의뢰 진정에 동참</w:t>
             </w:r>
             <w:r>
               <w:rPr>
                 <w:rFonts w:ascii="맑은 고딕" w:cs="맑은 고딕" w:eastAsia="맑은 고딕" w:hAnsi="맑은 고딕"/>
-                <w:sz w:val="19"/>
-                <w:szCs w:val="19"/>
+                <w:sz w:val="17"/>
+                <w:szCs w:val="17"/>
               </w:rPr>
               <w:t xml:space="preserve">하며, 이 서명부가 그 첨부자료로 제출되는 데 동의합니다. 이 서명은 특정인의 범죄를 단정하는 것이 아니라 사실 확인을 요청하는 것입니다.</w:t>
             </w:r>
           </w:p>
           <w:p>
             <w:pPr>
-              <w:spacing w:after="40" w:before="0" w:line="280"/>
-              <w:ind w:left="340" w:hanging="340"/>
+              <w:spacing w:after="20" w:before="0" w:line="230"/>
+              <w:ind w:left="300" w:hanging="300"/>
               <w:jc w:val="both"/>
             </w:pPr>
             <w:r>
@@ -621,24 +645,24 @@
                 <w:rFonts w:ascii="맑은 고딕" w:cs="맑은 고딕" w:eastAsia="맑은 고딕" w:hAnsi="맑은 고딕"/>
                 <w:b/>
                 <w:bCs/>
-                <w:sz w:val="19"/>
-                <w:szCs w:val="19"/>
+                <w:sz w:val="17"/>
+                <w:szCs w:val="17"/>
               </w:rPr>
               <w:t xml:space="preserve">6. (연락·제출 위임)</w:t>
             </w:r>
             <w:r>
               <w:rPr>
                 <w:rFonts w:ascii="맑은 고딕" w:cs="맑은 고딕" w:eastAsia="맑은 고딕" w:hAnsi="맑은 고딕"/>
-                <w:sz w:val="19"/>
-                <w:szCs w:val="19"/>
+                <w:sz w:val="17"/>
+                <w:szCs w:val="17"/>
               </w:rPr>
               <w:t xml:space="preserve"> 본인은 위 3~5항의 요구와 진정 동참에 필요한 연락, 서명부 제출, 관계기관 민원 제기를 서명 수합 책임자 박상남에게 맡깁니다.</w:t>
             </w:r>
           </w:p>
           <w:p>
             <w:pPr>
-              <w:spacing w:after="40" w:before="0" w:line="280"/>
-              <w:ind w:left="340" w:hanging="340"/>
+              <w:spacing w:after="20" w:before="0" w:line="230"/>
+              <w:ind w:left="300" w:hanging="300"/>
               <w:jc w:val="both"/>
             </w:pPr>
             <w:r>
@@ -646,16 +670,16 @@
                 <w:rFonts w:ascii="맑은 고딕" w:cs="맑은 고딕" w:eastAsia="맑은 고딕" w:hAnsi="맑은 고딕"/>
                 <w:b/>
                 <w:bCs/>
-                <w:sz w:val="19"/>
-                <w:szCs w:val="19"/>
+                <w:sz w:val="17"/>
+                <w:szCs w:val="17"/>
               </w:rPr>
               <w:t xml:space="preserve">7. (향후 원칙)</w:t>
             </w:r>
             <w:r>
               <w:rPr>
                 <w:rFonts w:ascii="맑은 고딕" w:cs="맑은 고딕" w:eastAsia="맑은 고딕" w:hAnsi="맑은 고딕"/>
-                <w:sz w:val="19"/>
-                <w:szCs w:val="19"/>
+                <w:sz w:val="17"/>
+                <w:szCs w:val="17"/>
               </w:rPr>
               <w:t xml:space="preserve"> 본인은 앞으로 동곡마을의 이름으로 외부 단체·사업자와 협약을 맺거나, 행정기관에 마을 의견을 제출하거나, 금원을 받는 경우에는 </w:t>
             </w:r>
@@ -664,24 +688,24 @@
                 <w:rFonts w:ascii="맑은 고딕" w:cs="맑은 고딕" w:eastAsia="맑은 고딕" w:hAnsi="맑은 고딕"/>
                 <w:b/>
                 <w:bCs/>
-                <w:sz w:val="19"/>
-                <w:szCs w:val="19"/>
+                <w:sz w:val="17"/>
+                <w:szCs w:val="17"/>
               </w:rPr>
               <w:t xml:space="preserve">반드시 사전에 마을총회의 결의</w:t>
             </w:r>
             <w:r>
               <w:rPr>
                 <w:rFonts w:ascii="맑은 고딕" w:cs="맑은 고딕" w:eastAsia="맑은 고딕" w:hAnsi="맑은 고딕"/>
-                <w:sz w:val="19"/>
-                <w:szCs w:val="19"/>
+                <w:sz w:val="17"/>
+                <w:szCs w:val="17"/>
               </w:rPr>
               <w:t xml:space="preserve">를 거쳐야 한다고 봅니다. 감곡면 환경개선위원회는 그러한 결의가 있기 전까지 본인을 포함한 동곡마을 주민 전체를 대표하지 않습니다.</w:t>
             </w:r>
           </w:p>
           <w:p>
             <w:pPr>
-              <w:spacing w:after="40" w:before="0" w:line="280"/>
-              <w:ind w:left="340" w:hanging="340"/>
+              <w:spacing w:after="20" w:before="0" w:line="230"/>
+              <w:ind w:left="300" w:hanging="300"/>
               <w:jc w:val="both"/>
             </w:pPr>
             <w:r>
@@ -689,153 +713,18 @@
                 <w:rFonts w:ascii="맑은 고딕" w:cs="맑은 고딕" w:eastAsia="맑은 고딕" w:hAnsi="맑은 고딕"/>
                 <w:b/>
                 <w:bCs/>
-                <w:sz w:val="19"/>
-                <w:szCs w:val="19"/>
+                <w:sz w:val="17"/>
+                <w:szCs w:val="17"/>
               </w:rPr>
               <w:t xml:space="preserve">8. (사본 송부 동의)</w:t>
             </w:r>
             <w:r>
               <w:rPr>
                 <w:rFonts w:ascii="맑은 고딕" w:cs="맑은 고딕" w:eastAsia="맑은 고딕" w:hAnsi="맑은 고딕"/>
-                <w:sz w:val="19"/>
-                <w:szCs w:val="19"/>
+                <w:sz w:val="17"/>
+                <w:szCs w:val="17"/>
               </w:rPr>
               <w:t xml:space="preserve"> 본인은 이 서명부의 사본(개인정보는 가림)이 순정축산업협동조합, 감곡면 환경개선위원회, 감곡면장, 정읍시장에게 송부되고, 원본이 수사기관에 제출되는 데 동의합니다.</w:t>
-            </w:r>
-          </w:p>
-        </w:tc>
-      </w:tr>
-    </w:tbl>
-    <w:p>
-      <w:r>
-        <w:br w:type="page"/>
-      </w:r>
-    </w:p>
-    <w:p>
-      <w:pPr>
-        <w:spacing w:after="60"/>
-        <w:jc w:val="center"/>
-      </w:pPr>
-      <w:r>
-        <w:rPr>
-          <w:rFonts w:ascii="맑은 고딕" w:cs="맑은 고딕" w:eastAsia="맑은 고딕" w:hAnsi="맑은 고딕"/>
-          <w:b/>
-          <w:bCs/>
-          <w:sz w:val="28"/>
-          <w:szCs w:val="28"/>
-        </w:rPr>
-        <w:t xml:space="preserve">동곡마을 주민 결의 서명부 — 서명</w:t>
-      </w:r>
-    </w:p>
-    <w:tbl>
-      <w:tblPr>
-        <w:tblW w:type="dxa" w:w="14838"/>
-        <w:tblBorders>
-          <w:top w:val="single" w:color="auto" w:sz="4"/>
-          <w:left w:val="single" w:color="auto" w:sz="4"/>
-          <w:bottom w:val="single" w:color="auto" w:sz="4"/>
-          <w:right w:val="single" w:color="auto" w:sz="4"/>
-          <w:insideH w:val="single" w:color="auto" w:sz="4"/>
-          <w:insideV w:val="single" w:color="auto" w:sz="4"/>
-        </w:tblBorders>
-      </w:tblPr>
-      <w:tblGrid>
-        <w:gridCol w:w="14838"/>
-      </w:tblGrid>
-      <w:tr>
-        <w:tc>
-          <w:tcPr>
-            <w:tcW w:type="dxa" w:w="14838"/>
-            <w:tcBorders>
-              <w:top w:val="single" w:color="000000" w:sz="6"/>
-              <w:left w:val="single" w:color="000000" w:sz="6"/>
-              <w:bottom w:val="single" w:color="000000" w:sz="6"/>
-              <w:right w:val="single" w:color="000000" w:sz="6"/>
-            </w:tcBorders>
-            <w:shd w:fill="F2F2F2" w:color="auto" w:val="clear"/>
-            <w:tcMar>
-              <w:top w:type="dxa" w:w="90"/>
-              <w:left w:type="dxa" w:w="160"/>
-              <w:bottom w:type="dxa" w:w="90"/>
-              <w:right w:type="dxa" w:w="160"/>
-            </w:tcMar>
-          </w:tcPr>
-          <w:p>
-            <w:pPr>
-              <w:spacing w:after="0" w:before="0" w:line="250"/>
-              <w:jc w:val="both"/>
-            </w:pPr>
-            <w:r>
-              <w:rPr>
-                <w:rFonts w:ascii="맑은 고딕" w:cs="맑은 고딕" w:eastAsia="맑은 고딕" w:hAnsi="맑은 고딕"/>
-                <w:b/>
-                <w:bCs/>
-                <w:sz w:val="17"/>
-                <w:szCs w:val="17"/>
-              </w:rPr>
-              <w:t xml:space="preserve">[결의 요약]</w:t>
-            </w:r>
-            <w:r>
-              <w:rPr>
-                <w:rFonts w:ascii="맑은 고딕" w:cs="맑은 고딕" w:eastAsia="맑은 고딕" w:hAnsi="맑은 고딕"/>
-                <w:sz w:val="17"/>
-                <w:szCs w:val="17"/>
-              </w:rPr>
-              <w:t xml:space="preserve"> 본인은 앞쪽 1~8항에 동의합니다: ① 2023. 1. 30. 공동협약에 당시 동곡마을 이장 강길호이(가) 서명할 때 마을총회 결의나 본인의 위임을 알지 못하고 참여·통지받은 사실이 없음 ② 이장·위원회가 동곡마을 주민을 대표하여 한 협약 체결, 1억 원 등 금원 수령·사용 등을 </w:t>
-            </w:r>
-            <w:r>
-              <w:rPr>
-                <w:rFonts w:ascii="맑은 고딕" w:cs="맑은 고딕" w:eastAsia="맑은 고딕" w:hAnsi="맑은 고딕"/>
-                <w:b/>
-                <w:bCs/>
-                <w:sz w:val="17"/>
-                <w:szCs w:val="17"/>
-              </w:rPr>
-              <w:t xml:space="preserve">추인하지 않음</w:t>
-            </w:r>
-            <w:r>
-              <w:rPr>
-                <w:rFonts w:ascii="맑은 고딕" w:cs="맑은 고딕" w:eastAsia="맑은 고딕" w:hAnsi="맑은 고딕"/>
-                <w:sz w:val="17"/>
-                <w:szCs w:val="17"/>
-              </w:rPr>
-              <w:t xml:space="preserve"> ③ </w:t>
-            </w:r>
-            <w:r>
-              <w:rPr>
-                <w:rFonts w:ascii="맑은 고딕" w:cs="맑은 고딕" w:eastAsia="맑은 고딕" w:hAnsi="맑은 고딕"/>
-                <w:b/>
-                <w:bCs/>
-                <w:sz w:val="17"/>
-                <w:szCs w:val="17"/>
-              </w:rPr>
-              <w:t xml:space="preserve">퇴비사 신축 "반대 의견 없음" 의견서에 이장·위원회가 서명한 사실이 있는지 밝힐 것을 요구</w:t>
-            </w:r>
-            <w:r>
-              <w:rPr>
-                <w:rFonts w:ascii="맑은 고딕" w:cs="맑은 고딕" w:eastAsia="맑은 고딕" w:hAnsi="맑은 고딕"/>
-                <w:sz w:val="17"/>
-                <w:szCs w:val="17"/>
-              </w:rPr>
-              <w:t xml:space="preserve">(서명했다면 주민 의견으로 추인하지 않음) ④ 위원회·순정축협에 자료 공개·보고 요구 ⑤ </w:t>
-            </w:r>
-            <w:r>
-              <w:rPr>
-                <w:rFonts w:ascii="맑은 고딕" w:cs="맑은 고딕" w:eastAsia="맑은 고딕" w:hAnsi="맑은 고딕"/>
-                <w:b/>
-                <w:bCs/>
-                <w:sz w:val="17"/>
-                <w:szCs w:val="17"/>
-              </w:rPr>
-              <w:t xml:space="preserve">수사의뢰 진정 동참</w:t>
-            </w:r>
-            <w:r>
-              <w:rPr>
-                <w:rFonts w:ascii="맑은 고딕" w:cs="맑은 고딕" w:eastAsia="맑은 고딕" w:hAnsi="맑은 고딕"/>
-                <w:sz w:val="17"/>
-                <w:szCs w:val="17"/>
-              </w:rPr>
-              <w:t xml:space="preserve"> ⑥ 연락·제출을 박상남에게 맡김 ⑦ 마을 이름의 대표 행위는 마을총회 결의 필요 ⑧ 사본 송부·원본 제출과 개인정보 이용에 동의</w:t>
             </w:r>
           </w:p>
         </w:tc>
@@ -843,7 +732,7 @@
     </w:tbl>
     <w:p>
       <w:pPr>
-        <w:spacing w:after="70"/>
+        <w:spacing w:after="50"/>
       </w:pPr>
     </w:p>
     <w:tbl>
@@ -870,7 +759,7 @@
       <w:tr>
         <w:trPr>
           <w:tblHeader/>
-          <w:trHeight w:val="400" w:hRule="atLeast"/>
+          <w:trHeight w:val="360" w:hRule="atLeast"/>
         </w:trPr>
         <w:tc>
           <w:tcPr>
@@ -1114,7 +1003,7 @@
       <w:tr>
         <w:trPr>
           <w:cantSplit/>
-          <w:trHeight w:val="540" w:hRule="atLeast"/>
+          <w:trHeight w:val="430" w:hRule="atLeast"/>
         </w:trPr>
         <w:tc>
           <w:tcPr>
@@ -1291,7 +1180,7 @@
       <w:tr>
         <w:trPr>
           <w:cantSplit/>
-          <w:trHeight w:val="540" w:hRule="atLeast"/>
+          <w:trHeight w:val="430" w:hRule="atLeast"/>
         </w:trPr>
         <w:tc>
           <w:tcPr>
@@ -1468,7 +1357,7 @@
       <w:tr>
         <w:trPr>
           <w:cantSplit/>
-          <w:trHeight w:val="540" w:hRule="atLeast"/>
+          <w:trHeight w:val="430" w:hRule="atLeast"/>
         </w:trPr>
         <w:tc>
           <w:tcPr>
@@ -1645,7 +1534,7 @@
       <w:tr>
         <w:trPr>
           <w:cantSplit/>
-          <w:trHeight w:val="540" w:hRule="atLeast"/>
+          <w:trHeight w:val="430" w:hRule="atLeast"/>
         </w:trPr>
         <w:tc>
           <w:tcPr>
@@ -1822,7 +1711,7 @@
       <w:tr>
         <w:trPr>
           <w:cantSplit/>
-          <w:trHeight w:val="540" w:hRule="atLeast"/>
+          <w:trHeight w:val="430" w:hRule="atLeast"/>
         </w:trPr>
         <w:tc>
           <w:tcPr>
@@ -1999,7 +1888,7 @@
       <w:tr>
         <w:trPr>
           <w:cantSplit/>
-          <w:trHeight w:val="540" w:hRule="atLeast"/>
+          <w:trHeight w:val="430" w:hRule="atLeast"/>
         </w:trPr>
         <w:tc>
           <w:tcPr>
@@ -2176,7 +2065,7 @@
       <w:tr>
         <w:trPr>
           <w:cantSplit/>
-          <w:trHeight w:val="540" w:hRule="atLeast"/>
+          <w:trHeight w:val="430" w:hRule="atLeast"/>
         </w:trPr>
         <w:tc>
           <w:tcPr>
@@ -2350,902 +2239,17 @@
           </w:p>
         </w:tc>
       </w:tr>
-      <w:tr>
-        <w:trPr>
-          <w:cantSplit/>
-          <w:trHeight w:val="540" w:hRule="atLeast"/>
-        </w:trPr>
-        <w:tc>
-          <w:tcPr>
-            <w:tcW w:type="dxa" w:w="700"/>
-            <w:tcBorders>
-              <w:top w:val="single" w:color="000000" w:sz="6"/>
-              <w:left w:val="single" w:color="000000" w:sz="6"/>
-              <w:bottom w:val="single" w:color="000000" w:sz="6"/>
-              <w:right w:val="single" w:color="000000" w:sz="6"/>
-            </w:tcBorders>
-            <w:tcMar>
-              <w:top w:type="dxa" w:w="40"/>
-              <w:left w:type="dxa" w:w="80"/>
-              <w:bottom w:type="dxa" w:w="40"/>
-              <w:right w:type="dxa" w:w="80"/>
-            </w:tcMar>
-            <w:vAlign w:val="center"/>
-          </w:tcPr>
-          <w:p>
-            <w:pPr>
-              <w:jc w:val="center"/>
-            </w:pPr>
-            <w:r>
-              <w:rPr>
-                <w:rFonts w:ascii="맑은 고딕" w:cs="맑은 고딕" w:eastAsia="맑은 고딕" w:hAnsi="맑은 고딕"/>
-                <w:b w:val="false"/>
-                <w:bCs w:val="false"/>
-                <w:sz w:val="18"/>
-                <w:szCs w:val="18"/>
-              </w:rPr>
-              <w:t xml:space="preserve">8</w:t>
-            </w:r>
-          </w:p>
-        </w:tc>
-        <w:tc>
-          <w:tcPr>
-            <w:tcW w:type="dxa" w:w="2300"/>
-            <w:tcBorders>
-              <w:top w:val="single" w:color="000000" w:sz="6"/>
-              <w:left w:val="single" w:color="000000" w:sz="6"/>
-              <w:bottom w:val="single" w:color="000000" w:sz="6"/>
-              <w:right w:val="single" w:color="000000" w:sz="6"/>
-            </w:tcBorders>
-            <w:tcMar>
-              <w:top w:type="dxa" w:w="40"/>
-              <w:left w:type="dxa" w:w="80"/>
-              <w:bottom w:type="dxa" w:w="40"/>
-              <w:right w:type="dxa" w:w="80"/>
-            </w:tcMar>
-            <w:vAlign w:val="center"/>
-          </w:tcPr>
-          <w:p>
-            <w:pPr>
-              <w:jc w:val="center"/>
-            </w:pPr>
-          </w:p>
-        </w:tc>
-        <w:tc>
-          <w:tcPr>
-            <w:tcW w:type="dxa" w:w="1900"/>
-            <w:tcBorders>
-              <w:top w:val="single" w:color="000000" w:sz="6"/>
-              <w:left w:val="single" w:color="000000" w:sz="6"/>
-              <w:bottom w:val="single" w:color="000000" w:sz="6"/>
-              <w:right w:val="single" w:color="000000" w:sz="6"/>
-            </w:tcBorders>
-            <w:tcMar>
-              <w:top w:type="dxa" w:w="40"/>
-              <w:left w:type="dxa" w:w="80"/>
-              <w:bottom w:type="dxa" w:w="40"/>
-              <w:right w:type="dxa" w:w="80"/>
-            </w:tcMar>
-            <w:vAlign w:val="center"/>
-          </w:tcPr>
-          <w:p>
-            <w:pPr>
-              <w:jc w:val="center"/>
-            </w:pPr>
-          </w:p>
-        </w:tc>
-        <w:tc>
-          <w:tcPr>
-            <w:tcW w:type="dxa" w:w="3600"/>
-            <w:tcBorders>
-              <w:top w:val="single" w:color="000000" w:sz="6"/>
-              <w:left w:val="single" w:color="000000" w:sz="6"/>
-              <w:bottom w:val="single" w:color="000000" w:sz="6"/>
-              <w:right w:val="single" w:color="000000" w:sz="6"/>
-            </w:tcBorders>
-            <w:tcMar>
-              <w:top w:type="dxa" w:w="40"/>
-              <w:left w:type="dxa" w:w="80"/>
-              <w:bottom w:type="dxa" w:w="40"/>
-              <w:right w:type="dxa" w:w="80"/>
-            </w:tcMar>
-            <w:vAlign w:val="center"/>
-          </w:tcPr>
-          <w:p>
-            <w:pPr>
-              <w:jc w:val="center"/>
-            </w:pPr>
-          </w:p>
-        </w:tc>
-        <w:tc>
-          <w:tcPr>
-            <w:tcW w:type="dxa" w:w="2600"/>
-            <w:tcBorders>
-              <w:top w:val="single" w:color="000000" w:sz="6"/>
-              <w:left w:val="single" w:color="000000" w:sz="6"/>
-              <w:bottom w:val="single" w:color="000000" w:sz="6"/>
-              <w:right w:val="single" w:color="000000" w:sz="6"/>
-            </w:tcBorders>
-            <w:tcMar>
-              <w:top w:type="dxa" w:w="40"/>
-              <w:left w:type="dxa" w:w="80"/>
-              <w:bottom w:type="dxa" w:w="40"/>
-              <w:right w:type="dxa" w:w="80"/>
-            </w:tcMar>
-            <w:vAlign w:val="center"/>
-          </w:tcPr>
-          <w:p>
-            <w:pPr>
-              <w:jc w:val="center"/>
-            </w:pPr>
-          </w:p>
-        </w:tc>
-        <w:tc>
-          <w:tcPr>
-            <w:tcW w:type="dxa" w:w="2200"/>
-            <w:tcBorders>
-              <w:top w:val="single" w:color="000000" w:sz="6"/>
-              <w:left w:val="single" w:color="000000" w:sz="6"/>
-              <w:bottom w:val="single" w:color="000000" w:sz="6"/>
-              <w:right w:val="single" w:color="000000" w:sz="6"/>
-            </w:tcBorders>
-            <w:tcMar>
-              <w:top w:type="dxa" w:w="40"/>
-              <w:left w:type="dxa" w:w="80"/>
-              <w:bottom w:type="dxa" w:w="40"/>
-              <w:right w:type="dxa" w:w="80"/>
-            </w:tcMar>
-            <w:vAlign w:val="center"/>
-          </w:tcPr>
-          <w:p>
-            <w:pPr>
-              <w:jc w:val="center"/>
-            </w:pPr>
-          </w:p>
-        </w:tc>
-        <w:tc>
-          <w:tcPr>
-            <w:tcW w:type="dxa" w:w="1538"/>
-            <w:tcBorders>
-              <w:top w:val="single" w:color="000000" w:sz="6"/>
-              <w:left w:val="single" w:color="000000" w:sz="6"/>
-              <w:bottom w:val="single" w:color="000000" w:sz="6"/>
-              <w:right w:val="single" w:color="000000" w:sz="6"/>
-            </w:tcBorders>
-            <w:tcMar>
-              <w:top w:type="dxa" w:w="40"/>
-              <w:left w:type="dxa" w:w="80"/>
-              <w:bottom w:type="dxa" w:w="40"/>
-              <w:right w:type="dxa" w:w="80"/>
-            </w:tcMar>
-            <w:vAlign w:val="center"/>
-          </w:tcPr>
-          <w:p>
-            <w:pPr>
-              <w:jc w:val="center"/>
-            </w:pPr>
-          </w:p>
-        </w:tc>
-      </w:tr>
-      <w:tr>
-        <w:trPr>
-          <w:cantSplit/>
-          <w:trHeight w:val="540" w:hRule="atLeast"/>
-        </w:trPr>
-        <w:tc>
-          <w:tcPr>
-            <w:tcW w:type="dxa" w:w="700"/>
-            <w:tcBorders>
-              <w:top w:val="single" w:color="000000" w:sz="6"/>
-              <w:left w:val="single" w:color="000000" w:sz="6"/>
-              <w:bottom w:val="single" w:color="000000" w:sz="6"/>
-              <w:right w:val="single" w:color="000000" w:sz="6"/>
-            </w:tcBorders>
-            <w:tcMar>
-              <w:top w:type="dxa" w:w="40"/>
-              <w:left w:type="dxa" w:w="80"/>
-              <w:bottom w:type="dxa" w:w="40"/>
-              <w:right w:type="dxa" w:w="80"/>
-            </w:tcMar>
-            <w:vAlign w:val="center"/>
-          </w:tcPr>
-          <w:p>
-            <w:pPr>
-              <w:jc w:val="center"/>
-            </w:pPr>
-            <w:r>
-              <w:rPr>
-                <w:rFonts w:ascii="맑은 고딕" w:cs="맑은 고딕" w:eastAsia="맑은 고딕" w:hAnsi="맑은 고딕"/>
-                <w:b w:val="false"/>
-                <w:bCs w:val="false"/>
-                <w:sz w:val="18"/>
-                <w:szCs w:val="18"/>
-              </w:rPr>
-              <w:t xml:space="preserve">9</w:t>
-            </w:r>
-          </w:p>
-        </w:tc>
-        <w:tc>
-          <w:tcPr>
-            <w:tcW w:type="dxa" w:w="2300"/>
-            <w:tcBorders>
-              <w:top w:val="single" w:color="000000" w:sz="6"/>
-              <w:left w:val="single" w:color="000000" w:sz="6"/>
-              <w:bottom w:val="single" w:color="000000" w:sz="6"/>
-              <w:right w:val="single" w:color="000000" w:sz="6"/>
-            </w:tcBorders>
-            <w:tcMar>
-              <w:top w:type="dxa" w:w="40"/>
-              <w:left w:type="dxa" w:w="80"/>
-              <w:bottom w:type="dxa" w:w="40"/>
-              <w:right w:type="dxa" w:w="80"/>
-            </w:tcMar>
-            <w:vAlign w:val="center"/>
-          </w:tcPr>
-          <w:p>
-            <w:pPr>
-              <w:jc w:val="center"/>
-            </w:pPr>
-          </w:p>
-        </w:tc>
-        <w:tc>
-          <w:tcPr>
-            <w:tcW w:type="dxa" w:w="1900"/>
-            <w:tcBorders>
-              <w:top w:val="single" w:color="000000" w:sz="6"/>
-              <w:left w:val="single" w:color="000000" w:sz="6"/>
-              <w:bottom w:val="single" w:color="000000" w:sz="6"/>
-              <w:right w:val="single" w:color="000000" w:sz="6"/>
-            </w:tcBorders>
-            <w:tcMar>
-              <w:top w:type="dxa" w:w="40"/>
-              <w:left w:type="dxa" w:w="80"/>
-              <w:bottom w:type="dxa" w:w="40"/>
-              <w:right w:type="dxa" w:w="80"/>
-            </w:tcMar>
-            <w:vAlign w:val="center"/>
-          </w:tcPr>
-          <w:p>
-            <w:pPr>
-              <w:jc w:val="center"/>
-            </w:pPr>
-          </w:p>
-        </w:tc>
-        <w:tc>
-          <w:tcPr>
-            <w:tcW w:type="dxa" w:w="3600"/>
-            <w:tcBorders>
-              <w:top w:val="single" w:color="000000" w:sz="6"/>
-              <w:left w:val="single" w:color="000000" w:sz="6"/>
-              <w:bottom w:val="single" w:color="000000" w:sz="6"/>
-              <w:right w:val="single" w:color="000000" w:sz="6"/>
-            </w:tcBorders>
-            <w:tcMar>
-              <w:top w:type="dxa" w:w="40"/>
-              <w:left w:type="dxa" w:w="80"/>
-              <w:bottom w:type="dxa" w:w="40"/>
-              <w:right w:type="dxa" w:w="80"/>
-            </w:tcMar>
-            <w:vAlign w:val="center"/>
-          </w:tcPr>
-          <w:p>
-            <w:pPr>
-              <w:jc w:val="center"/>
-            </w:pPr>
-          </w:p>
-        </w:tc>
-        <w:tc>
-          <w:tcPr>
-            <w:tcW w:type="dxa" w:w="2600"/>
-            <w:tcBorders>
-              <w:top w:val="single" w:color="000000" w:sz="6"/>
-              <w:left w:val="single" w:color="000000" w:sz="6"/>
-              <w:bottom w:val="single" w:color="000000" w:sz="6"/>
-              <w:right w:val="single" w:color="000000" w:sz="6"/>
-            </w:tcBorders>
-            <w:tcMar>
-              <w:top w:type="dxa" w:w="40"/>
-              <w:left w:type="dxa" w:w="80"/>
-              <w:bottom w:type="dxa" w:w="40"/>
-              <w:right w:type="dxa" w:w="80"/>
-            </w:tcMar>
-            <w:vAlign w:val="center"/>
-          </w:tcPr>
-          <w:p>
-            <w:pPr>
-              <w:jc w:val="center"/>
-            </w:pPr>
-          </w:p>
-        </w:tc>
-        <w:tc>
-          <w:tcPr>
-            <w:tcW w:type="dxa" w:w="2200"/>
-            <w:tcBorders>
-              <w:top w:val="single" w:color="000000" w:sz="6"/>
-              <w:left w:val="single" w:color="000000" w:sz="6"/>
-              <w:bottom w:val="single" w:color="000000" w:sz="6"/>
-              <w:right w:val="single" w:color="000000" w:sz="6"/>
-            </w:tcBorders>
-            <w:tcMar>
-              <w:top w:type="dxa" w:w="40"/>
-              <w:left w:type="dxa" w:w="80"/>
-              <w:bottom w:type="dxa" w:w="40"/>
-              <w:right w:type="dxa" w:w="80"/>
-            </w:tcMar>
-            <w:vAlign w:val="center"/>
-          </w:tcPr>
-          <w:p>
-            <w:pPr>
-              <w:jc w:val="center"/>
-            </w:pPr>
-          </w:p>
-        </w:tc>
-        <w:tc>
-          <w:tcPr>
-            <w:tcW w:type="dxa" w:w="1538"/>
-            <w:tcBorders>
-              <w:top w:val="single" w:color="000000" w:sz="6"/>
-              <w:left w:val="single" w:color="000000" w:sz="6"/>
-              <w:bottom w:val="single" w:color="000000" w:sz="6"/>
-              <w:right w:val="single" w:color="000000" w:sz="6"/>
-            </w:tcBorders>
-            <w:tcMar>
-              <w:top w:type="dxa" w:w="40"/>
-              <w:left w:type="dxa" w:w="80"/>
-              <w:bottom w:type="dxa" w:w="40"/>
-              <w:right w:type="dxa" w:w="80"/>
-            </w:tcMar>
-            <w:vAlign w:val="center"/>
-          </w:tcPr>
-          <w:p>
-            <w:pPr>
-              <w:jc w:val="center"/>
-            </w:pPr>
-          </w:p>
-        </w:tc>
-      </w:tr>
-      <w:tr>
-        <w:trPr>
-          <w:cantSplit/>
-          <w:trHeight w:val="540" w:hRule="atLeast"/>
-        </w:trPr>
-        <w:tc>
-          <w:tcPr>
-            <w:tcW w:type="dxa" w:w="700"/>
-            <w:tcBorders>
-              <w:top w:val="single" w:color="000000" w:sz="6"/>
-              <w:left w:val="single" w:color="000000" w:sz="6"/>
-              <w:bottom w:val="single" w:color="000000" w:sz="6"/>
-              <w:right w:val="single" w:color="000000" w:sz="6"/>
-            </w:tcBorders>
-            <w:tcMar>
-              <w:top w:type="dxa" w:w="40"/>
-              <w:left w:type="dxa" w:w="80"/>
-              <w:bottom w:type="dxa" w:w="40"/>
-              <w:right w:type="dxa" w:w="80"/>
-            </w:tcMar>
-            <w:vAlign w:val="center"/>
-          </w:tcPr>
-          <w:p>
-            <w:pPr>
-              <w:jc w:val="center"/>
-            </w:pPr>
-            <w:r>
-              <w:rPr>
-                <w:rFonts w:ascii="맑은 고딕" w:cs="맑은 고딕" w:eastAsia="맑은 고딕" w:hAnsi="맑은 고딕"/>
-                <w:b w:val="false"/>
-                <w:bCs w:val="false"/>
-                <w:sz w:val="18"/>
-                <w:szCs w:val="18"/>
-              </w:rPr>
-              <w:t xml:space="preserve">10</w:t>
-            </w:r>
-          </w:p>
-        </w:tc>
-        <w:tc>
-          <w:tcPr>
-            <w:tcW w:type="dxa" w:w="2300"/>
-            <w:tcBorders>
-              <w:top w:val="single" w:color="000000" w:sz="6"/>
-              <w:left w:val="single" w:color="000000" w:sz="6"/>
-              <w:bottom w:val="single" w:color="000000" w:sz="6"/>
-              <w:right w:val="single" w:color="000000" w:sz="6"/>
-            </w:tcBorders>
-            <w:tcMar>
-              <w:top w:type="dxa" w:w="40"/>
-              <w:left w:type="dxa" w:w="80"/>
-              <w:bottom w:type="dxa" w:w="40"/>
-              <w:right w:type="dxa" w:w="80"/>
-            </w:tcMar>
-            <w:vAlign w:val="center"/>
-          </w:tcPr>
-          <w:p>
-            <w:pPr>
-              <w:jc w:val="center"/>
-            </w:pPr>
-          </w:p>
-        </w:tc>
-        <w:tc>
-          <w:tcPr>
-            <w:tcW w:type="dxa" w:w="1900"/>
-            <w:tcBorders>
-              <w:top w:val="single" w:color="000000" w:sz="6"/>
-              <w:left w:val="single" w:color="000000" w:sz="6"/>
-              <w:bottom w:val="single" w:color="000000" w:sz="6"/>
-              <w:right w:val="single" w:color="000000" w:sz="6"/>
-            </w:tcBorders>
-            <w:tcMar>
-              <w:top w:type="dxa" w:w="40"/>
-              <w:left w:type="dxa" w:w="80"/>
-              <w:bottom w:type="dxa" w:w="40"/>
-              <w:right w:type="dxa" w:w="80"/>
-            </w:tcMar>
-            <w:vAlign w:val="center"/>
-          </w:tcPr>
-          <w:p>
-            <w:pPr>
-              <w:jc w:val="center"/>
-            </w:pPr>
-          </w:p>
-        </w:tc>
-        <w:tc>
-          <w:tcPr>
-            <w:tcW w:type="dxa" w:w="3600"/>
-            <w:tcBorders>
-              <w:top w:val="single" w:color="000000" w:sz="6"/>
-              <w:left w:val="single" w:color="000000" w:sz="6"/>
-              <w:bottom w:val="single" w:color="000000" w:sz="6"/>
-              <w:right w:val="single" w:color="000000" w:sz="6"/>
-            </w:tcBorders>
-            <w:tcMar>
-              <w:top w:type="dxa" w:w="40"/>
-              <w:left w:type="dxa" w:w="80"/>
-              <w:bottom w:type="dxa" w:w="40"/>
-              <w:right w:type="dxa" w:w="80"/>
-            </w:tcMar>
-            <w:vAlign w:val="center"/>
-          </w:tcPr>
-          <w:p>
-            <w:pPr>
-              <w:jc w:val="center"/>
-            </w:pPr>
-          </w:p>
-        </w:tc>
-        <w:tc>
-          <w:tcPr>
-            <w:tcW w:type="dxa" w:w="2600"/>
-            <w:tcBorders>
-              <w:top w:val="single" w:color="000000" w:sz="6"/>
-              <w:left w:val="single" w:color="000000" w:sz="6"/>
-              <w:bottom w:val="single" w:color="000000" w:sz="6"/>
-              <w:right w:val="single" w:color="000000" w:sz="6"/>
-            </w:tcBorders>
-            <w:tcMar>
-              <w:top w:type="dxa" w:w="40"/>
-              <w:left w:type="dxa" w:w="80"/>
-              <w:bottom w:type="dxa" w:w="40"/>
-              <w:right w:type="dxa" w:w="80"/>
-            </w:tcMar>
-            <w:vAlign w:val="center"/>
-          </w:tcPr>
-          <w:p>
-            <w:pPr>
-              <w:jc w:val="center"/>
-            </w:pPr>
-          </w:p>
-        </w:tc>
-        <w:tc>
-          <w:tcPr>
-            <w:tcW w:type="dxa" w:w="2200"/>
-            <w:tcBorders>
-              <w:top w:val="single" w:color="000000" w:sz="6"/>
-              <w:left w:val="single" w:color="000000" w:sz="6"/>
-              <w:bottom w:val="single" w:color="000000" w:sz="6"/>
-              <w:right w:val="single" w:color="000000" w:sz="6"/>
-            </w:tcBorders>
-            <w:tcMar>
-              <w:top w:type="dxa" w:w="40"/>
-              <w:left w:type="dxa" w:w="80"/>
-              <w:bottom w:type="dxa" w:w="40"/>
-              <w:right w:type="dxa" w:w="80"/>
-            </w:tcMar>
-            <w:vAlign w:val="center"/>
-          </w:tcPr>
-          <w:p>
-            <w:pPr>
-              <w:jc w:val="center"/>
-            </w:pPr>
-          </w:p>
-        </w:tc>
-        <w:tc>
-          <w:tcPr>
-            <w:tcW w:type="dxa" w:w="1538"/>
-            <w:tcBorders>
-              <w:top w:val="single" w:color="000000" w:sz="6"/>
-              <w:left w:val="single" w:color="000000" w:sz="6"/>
-              <w:bottom w:val="single" w:color="000000" w:sz="6"/>
-              <w:right w:val="single" w:color="000000" w:sz="6"/>
-            </w:tcBorders>
-            <w:tcMar>
-              <w:top w:type="dxa" w:w="40"/>
-              <w:left w:type="dxa" w:w="80"/>
-              <w:bottom w:type="dxa" w:w="40"/>
-              <w:right w:type="dxa" w:w="80"/>
-            </w:tcMar>
-            <w:vAlign w:val="center"/>
-          </w:tcPr>
-          <w:p>
-            <w:pPr>
-              <w:jc w:val="center"/>
-            </w:pPr>
-          </w:p>
-        </w:tc>
-      </w:tr>
-      <w:tr>
-        <w:trPr>
-          <w:cantSplit/>
-          <w:trHeight w:val="540" w:hRule="atLeast"/>
-        </w:trPr>
-        <w:tc>
-          <w:tcPr>
-            <w:tcW w:type="dxa" w:w="700"/>
-            <w:tcBorders>
-              <w:top w:val="single" w:color="000000" w:sz="6"/>
-              <w:left w:val="single" w:color="000000" w:sz="6"/>
-              <w:bottom w:val="single" w:color="000000" w:sz="6"/>
-              <w:right w:val="single" w:color="000000" w:sz="6"/>
-            </w:tcBorders>
-            <w:tcMar>
-              <w:top w:type="dxa" w:w="40"/>
-              <w:left w:type="dxa" w:w="80"/>
-              <w:bottom w:type="dxa" w:w="40"/>
-              <w:right w:type="dxa" w:w="80"/>
-            </w:tcMar>
-            <w:vAlign w:val="center"/>
-          </w:tcPr>
-          <w:p>
-            <w:pPr>
-              <w:jc w:val="center"/>
-            </w:pPr>
-            <w:r>
-              <w:rPr>
-                <w:rFonts w:ascii="맑은 고딕" w:cs="맑은 고딕" w:eastAsia="맑은 고딕" w:hAnsi="맑은 고딕"/>
-                <w:b w:val="false"/>
-                <w:bCs w:val="false"/>
-                <w:sz w:val="18"/>
-                <w:szCs w:val="18"/>
-              </w:rPr>
-              <w:t xml:space="preserve">11</w:t>
-            </w:r>
-          </w:p>
-        </w:tc>
-        <w:tc>
-          <w:tcPr>
-            <w:tcW w:type="dxa" w:w="2300"/>
-            <w:tcBorders>
-              <w:top w:val="single" w:color="000000" w:sz="6"/>
-              <w:left w:val="single" w:color="000000" w:sz="6"/>
-              <w:bottom w:val="single" w:color="000000" w:sz="6"/>
-              <w:right w:val="single" w:color="000000" w:sz="6"/>
-            </w:tcBorders>
-            <w:tcMar>
-              <w:top w:type="dxa" w:w="40"/>
-              <w:left w:type="dxa" w:w="80"/>
-              <w:bottom w:type="dxa" w:w="40"/>
-              <w:right w:type="dxa" w:w="80"/>
-            </w:tcMar>
-            <w:vAlign w:val="center"/>
-          </w:tcPr>
-          <w:p>
-            <w:pPr>
-              <w:jc w:val="center"/>
-            </w:pPr>
-          </w:p>
-        </w:tc>
-        <w:tc>
-          <w:tcPr>
-            <w:tcW w:type="dxa" w:w="1900"/>
-            <w:tcBorders>
-              <w:top w:val="single" w:color="000000" w:sz="6"/>
-              <w:left w:val="single" w:color="000000" w:sz="6"/>
-              <w:bottom w:val="single" w:color="000000" w:sz="6"/>
-              <w:right w:val="single" w:color="000000" w:sz="6"/>
-            </w:tcBorders>
-            <w:tcMar>
-              <w:top w:type="dxa" w:w="40"/>
-              <w:left w:type="dxa" w:w="80"/>
-              <w:bottom w:type="dxa" w:w="40"/>
-              <w:right w:type="dxa" w:w="80"/>
-            </w:tcMar>
-            <w:vAlign w:val="center"/>
-          </w:tcPr>
-          <w:p>
-            <w:pPr>
-              <w:jc w:val="center"/>
-            </w:pPr>
-          </w:p>
-        </w:tc>
-        <w:tc>
-          <w:tcPr>
-            <w:tcW w:type="dxa" w:w="3600"/>
-            <w:tcBorders>
-              <w:top w:val="single" w:color="000000" w:sz="6"/>
-              <w:left w:val="single" w:color="000000" w:sz="6"/>
-              <w:bottom w:val="single" w:color="000000" w:sz="6"/>
-              <w:right w:val="single" w:color="000000" w:sz="6"/>
-            </w:tcBorders>
-            <w:tcMar>
-              <w:top w:type="dxa" w:w="40"/>
-              <w:left w:type="dxa" w:w="80"/>
-              <w:bottom w:type="dxa" w:w="40"/>
-              <w:right w:type="dxa" w:w="80"/>
-            </w:tcMar>
-            <w:vAlign w:val="center"/>
-          </w:tcPr>
-          <w:p>
-            <w:pPr>
-              <w:jc w:val="center"/>
-            </w:pPr>
-          </w:p>
-        </w:tc>
-        <w:tc>
-          <w:tcPr>
-            <w:tcW w:type="dxa" w:w="2600"/>
-            <w:tcBorders>
-              <w:top w:val="single" w:color="000000" w:sz="6"/>
-              <w:left w:val="single" w:color="000000" w:sz="6"/>
-              <w:bottom w:val="single" w:color="000000" w:sz="6"/>
-              <w:right w:val="single" w:color="000000" w:sz="6"/>
-            </w:tcBorders>
-            <w:tcMar>
-              <w:top w:type="dxa" w:w="40"/>
-              <w:left w:type="dxa" w:w="80"/>
-              <w:bottom w:type="dxa" w:w="40"/>
-              <w:right w:type="dxa" w:w="80"/>
-            </w:tcMar>
-            <w:vAlign w:val="center"/>
-          </w:tcPr>
-          <w:p>
-            <w:pPr>
-              <w:jc w:val="center"/>
-            </w:pPr>
-          </w:p>
-        </w:tc>
-        <w:tc>
-          <w:tcPr>
-            <w:tcW w:type="dxa" w:w="2200"/>
-            <w:tcBorders>
-              <w:top w:val="single" w:color="000000" w:sz="6"/>
-              <w:left w:val="single" w:color="000000" w:sz="6"/>
-              <w:bottom w:val="single" w:color="000000" w:sz="6"/>
-              <w:right w:val="single" w:color="000000" w:sz="6"/>
-            </w:tcBorders>
-            <w:tcMar>
-              <w:top w:type="dxa" w:w="40"/>
-              <w:left w:type="dxa" w:w="80"/>
-              <w:bottom w:type="dxa" w:w="40"/>
-              <w:right w:type="dxa" w:w="80"/>
-            </w:tcMar>
-            <w:vAlign w:val="center"/>
-          </w:tcPr>
-          <w:p>
-            <w:pPr>
-              <w:jc w:val="center"/>
-            </w:pPr>
-          </w:p>
-        </w:tc>
-        <w:tc>
-          <w:tcPr>
-            <w:tcW w:type="dxa" w:w="1538"/>
-            <w:tcBorders>
-              <w:top w:val="single" w:color="000000" w:sz="6"/>
-              <w:left w:val="single" w:color="000000" w:sz="6"/>
-              <w:bottom w:val="single" w:color="000000" w:sz="6"/>
-              <w:right w:val="single" w:color="000000" w:sz="6"/>
-            </w:tcBorders>
-            <w:tcMar>
-              <w:top w:type="dxa" w:w="40"/>
-              <w:left w:type="dxa" w:w="80"/>
-              <w:bottom w:type="dxa" w:w="40"/>
-              <w:right w:type="dxa" w:w="80"/>
-            </w:tcMar>
-            <w:vAlign w:val="center"/>
-          </w:tcPr>
-          <w:p>
-            <w:pPr>
-              <w:jc w:val="center"/>
-            </w:pPr>
-          </w:p>
-        </w:tc>
-      </w:tr>
-      <w:tr>
-        <w:trPr>
-          <w:cantSplit/>
-          <w:trHeight w:val="540" w:hRule="atLeast"/>
-        </w:trPr>
-        <w:tc>
-          <w:tcPr>
-            <w:tcW w:type="dxa" w:w="700"/>
-            <w:tcBorders>
-              <w:top w:val="single" w:color="000000" w:sz="6"/>
-              <w:left w:val="single" w:color="000000" w:sz="6"/>
-              <w:bottom w:val="single" w:color="000000" w:sz="6"/>
-              <w:right w:val="single" w:color="000000" w:sz="6"/>
-            </w:tcBorders>
-            <w:tcMar>
-              <w:top w:type="dxa" w:w="40"/>
-              <w:left w:type="dxa" w:w="80"/>
-              <w:bottom w:type="dxa" w:w="40"/>
-              <w:right w:type="dxa" w:w="80"/>
-            </w:tcMar>
-            <w:vAlign w:val="center"/>
-          </w:tcPr>
-          <w:p>
-            <w:pPr>
-              <w:jc w:val="center"/>
-            </w:pPr>
-            <w:r>
-              <w:rPr>
-                <w:rFonts w:ascii="맑은 고딕" w:cs="맑은 고딕" w:eastAsia="맑은 고딕" w:hAnsi="맑은 고딕"/>
-                <w:b w:val="false"/>
-                <w:bCs w:val="false"/>
-                <w:sz w:val="18"/>
-                <w:szCs w:val="18"/>
-              </w:rPr>
-              <w:t xml:space="preserve">12</w:t>
-            </w:r>
-          </w:p>
-        </w:tc>
-        <w:tc>
-          <w:tcPr>
-            <w:tcW w:type="dxa" w:w="2300"/>
-            <w:tcBorders>
-              <w:top w:val="single" w:color="000000" w:sz="6"/>
-              <w:left w:val="single" w:color="000000" w:sz="6"/>
-              <w:bottom w:val="single" w:color="000000" w:sz="6"/>
-              <w:right w:val="single" w:color="000000" w:sz="6"/>
-            </w:tcBorders>
-            <w:tcMar>
-              <w:top w:type="dxa" w:w="40"/>
-              <w:left w:type="dxa" w:w="80"/>
-              <w:bottom w:type="dxa" w:w="40"/>
-              <w:right w:type="dxa" w:w="80"/>
-            </w:tcMar>
-            <w:vAlign w:val="center"/>
-          </w:tcPr>
-          <w:p>
-            <w:pPr>
-              <w:jc w:val="center"/>
-            </w:pPr>
-          </w:p>
-        </w:tc>
-        <w:tc>
-          <w:tcPr>
-            <w:tcW w:type="dxa" w:w="1900"/>
-            <w:tcBorders>
-              <w:top w:val="single" w:color="000000" w:sz="6"/>
-              <w:left w:val="single" w:color="000000" w:sz="6"/>
-              <w:bottom w:val="single" w:color="000000" w:sz="6"/>
-              <w:right w:val="single" w:color="000000" w:sz="6"/>
-            </w:tcBorders>
-            <w:tcMar>
-              <w:top w:type="dxa" w:w="40"/>
-              <w:left w:type="dxa" w:w="80"/>
-              <w:bottom w:type="dxa" w:w="40"/>
-              <w:right w:type="dxa" w:w="80"/>
-            </w:tcMar>
-            <w:vAlign w:val="center"/>
-          </w:tcPr>
-          <w:p>
-            <w:pPr>
-              <w:jc w:val="center"/>
-            </w:pPr>
-          </w:p>
-        </w:tc>
-        <w:tc>
-          <w:tcPr>
-            <w:tcW w:type="dxa" w:w="3600"/>
-            <w:tcBorders>
-              <w:top w:val="single" w:color="000000" w:sz="6"/>
-              <w:left w:val="single" w:color="000000" w:sz="6"/>
-              <w:bottom w:val="single" w:color="000000" w:sz="6"/>
-              <w:right w:val="single" w:color="000000" w:sz="6"/>
-            </w:tcBorders>
-            <w:tcMar>
-              <w:top w:type="dxa" w:w="40"/>
-              <w:left w:type="dxa" w:w="80"/>
-              <w:bottom w:type="dxa" w:w="40"/>
-              <w:right w:type="dxa" w:w="80"/>
-            </w:tcMar>
-            <w:vAlign w:val="center"/>
-          </w:tcPr>
-          <w:p>
-            <w:pPr>
-              <w:jc w:val="center"/>
-            </w:pPr>
-          </w:p>
-        </w:tc>
-        <w:tc>
-          <w:tcPr>
-            <w:tcW w:type="dxa" w:w="2600"/>
-            <w:tcBorders>
-              <w:top w:val="single" w:color="000000" w:sz="6"/>
-              <w:left w:val="single" w:color="000000" w:sz="6"/>
-              <w:bottom w:val="single" w:color="000000" w:sz="6"/>
-              <w:right w:val="single" w:color="000000" w:sz="6"/>
-            </w:tcBorders>
-            <w:tcMar>
-              <w:top w:type="dxa" w:w="40"/>
-              <w:left w:type="dxa" w:w="80"/>
-              <w:bottom w:type="dxa" w:w="40"/>
-              <w:right w:type="dxa" w:w="80"/>
-            </w:tcMar>
-            <w:vAlign w:val="center"/>
-          </w:tcPr>
-          <w:p>
-            <w:pPr>
-              <w:jc w:val="center"/>
-            </w:pPr>
-          </w:p>
-        </w:tc>
-        <w:tc>
-          <w:tcPr>
-            <w:tcW w:type="dxa" w:w="2200"/>
-            <w:tcBorders>
-              <w:top w:val="single" w:color="000000" w:sz="6"/>
-              <w:left w:val="single" w:color="000000" w:sz="6"/>
-              <w:bottom w:val="single" w:color="000000" w:sz="6"/>
-              <w:right w:val="single" w:color="000000" w:sz="6"/>
-            </w:tcBorders>
-            <w:tcMar>
-              <w:top w:type="dxa" w:w="40"/>
-              <w:left w:type="dxa" w:w="80"/>
-              <w:bottom w:type="dxa" w:w="40"/>
-              <w:right w:type="dxa" w:w="80"/>
-            </w:tcMar>
-            <w:vAlign w:val="center"/>
-          </w:tcPr>
-          <w:p>
-            <w:pPr>
-              <w:jc w:val="center"/>
-            </w:pPr>
-          </w:p>
-        </w:tc>
-        <w:tc>
-          <w:tcPr>
-            <w:tcW w:type="dxa" w:w="1538"/>
-            <w:tcBorders>
-              <w:top w:val="single" w:color="000000" w:sz="6"/>
-              <w:left w:val="single" w:color="000000" w:sz="6"/>
-              <w:bottom w:val="single" w:color="000000" w:sz="6"/>
-              <w:right w:val="single" w:color="000000" w:sz="6"/>
-            </w:tcBorders>
-            <w:tcMar>
-              <w:top w:type="dxa" w:w="40"/>
-              <w:left w:type="dxa" w:w="80"/>
-              <w:bottom w:type="dxa" w:w="40"/>
-              <w:right w:type="dxa" w:w="80"/>
-            </w:tcMar>
-            <w:vAlign w:val="center"/>
-          </w:tcPr>
-          <w:p>
-            <w:pPr>
-              <w:jc w:val="center"/>
-            </w:pPr>
-          </w:p>
-        </w:tc>
-      </w:tr>
     </w:tbl>
     <w:p>
       <w:pPr>
-        <w:spacing w:before="100"/>
+        <w:spacing w:before="60"/>
         <w:jc w:val="right"/>
       </w:pPr>
       <w:r>
         <w:rPr>
           <w:rFonts w:ascii="맑은 고딕" w:cs="맑은 고딕" w:eastAsia="맑은 고딕" w:hAnsi="맑은 고딕"/>
-          <w:sz w:val="18"/>
-          <w:szCs w:val="18"/>
+          <w:sz w:val="17"/>
+          <w:szCs w:val="17"/>
         </w:rPr>
         <w:t xml:space="preserve">서명일: 2026년 ____월 ____일          확인자(수합 책임자): 박상남 ______________ (서명)</w:t>
       </w:r>
@@ -3257,7 +2261,7 @@
     </w:p>
     <w:p>
       <w:pPr>
-        <w:spacing w:after="80"/>
+        <w:spacing w:after="50"/>
         <w:jc w:val="center"/>
       </w:pPr>
       <w:r>
@@ -3265,10 +2269,10 @@
           <w:rFonts w:ascii="맑은 고딕" w:cs="맑은 고딕" w:eastAsia="맑은 고딕" w:hAnsi="맑은 고딕"/>
           <w:b/>
           <w:bCs/>
-          <w:sz w:val="28"/>
-          <w:szCs w:val="28"/>
+          <w:sz w:val="26"/>
+          <w:szCs w:val="26"/>
         </w:rPr>
-        <w:t xml:space="preserve">횡룡마을 주민 결의 서명부 — 결의 내용</w:t>
+        <w:t xml:space="preserve">횡룡마을 주민 결의 서명부</w:t>
       </w:r>
     </w:p>
     <w:tbl>
@@ -3306,8 +2310,7 @@
           </w:tcPr>
           <w:p>
             <w:pPr>
-              <w:spacing w:after="40" w:before="0" w:line="280"/>
-              <w:ind w:left="340" w:hanging="340"/>
+              <w:spacing w:after="30" w:before="0" w:line="230"/>
               <w:jc w:val="both"/>
             </w:pPr>
             <w:r>
@@ -3315,16 +2318,41 @@
                 <w:rFonts w:ascii="맑은 고딕" w:cs="맑은 고딕" w:eastAsia="맑은 고딕" w:hAnsi="맑은 고딕"/>
                 <w:b/>
                 <w:bCs/>
-                <w:sz w:val="19"/>
-                <w:szCs w:val="19"/>
+                <w:sz w:val="17"/>
+                <w:szCs w:val="17"/>
+              </w:rPr>
+              <w:t xml:space="preserve">[결의 내용]</w:t>
+            </w:r>
+            <w:r>
+              <w:rPr>
+                <w:rFonts w:ascii="맑은 고딕" w:cs="맑은 고딕" w:eastAsia="맑은 고딕" w:hAnsi="맑은 고딕"/>
+                <w:sz w:val="17"/>
+                <w:szCs w:val="17"/>
+              </w:rPr>
+              <w:t xml:space="preserve"> 아래 서명자는 다음 1~8항에 모두 동의합니다.</w:t>
+            </w:r>
+          </w:p>
+          <w:p>
+            <w:pPr>
+              <w:spacing w:after="20" w:before="0" w:line="230"/>
+              <w:ind w:left="300" w:hanging="300"/>
+              <w:jc w:val="both"/>
+            </w:pPr>
+            <w:r>
+              <w:rPr>
+                <w:rFonts w:ascii="맑은 고딕" w:cs="맑은 고딕" w:eastAsia="맑은 고딕" w:hAnsi="맑은 고딕"/>
+                <w:b/>
+                <w:bCs/>
+                <w:sz w:val="17"/>
+                <w:szCs w:val="17"/>
               </w:rPr>
               <w:t xml:space="preserve">1. (사실 확인)</w:t>
             </w:r>
             <w:r>
               <w:rPr>
                 <w:rFonts w:ascii="맑은 고딕" w:cs="맑은 고딕" w:eastAsia="맑은 고딕" w:hAnsi="맑은 고딕"/>
-                <w:sz w:val="19"/>
-                <w:szCs w:val="19"/>
+                <w:sz w:val="17"/>
+                <w:szCs w:val="17"/>
               </w:rPr>
               <w:t xml:space="preserve"> 본인은 2023. 1. 30. 순정축산업협동조합과 정읍시 감곡면 환경개선위원회 사이의 「자연순환농업 추진 공동협약」에 당시 횡룡마을 이장 조방용이(가) "횡룡마을이장" 직함으로 서명할 때, 그에 관하여 </w:t>
             </w:r>
@@ -3333,16 +2361,16 @@
                 <w:rFonts w:ascii="맑은 고딕" w:cs="맑은 고딕" w:eastAsia="맑은 고딕" w:hAnsi="맑은 고딕"/>
                 <w:b/>
                 <w:bCs/>
-                <w:sz w:val="19"/>
-                <w:szCs w:val="19"/>
+                <w:sz w:val="17"/>
+                <w:szCs w:val="17"/>
               </w:rPr>
               <w:t xml:space="preserve">횡룡마을 마을총회가 열려 결의하였거나 본인이 위임한 사실을 알지 못하며, 그러한 절차에 참여하거나 통지받은 사실이 없습니다.</w:t>
             </w:r>
           </w:p>
           <w:p>
             <w:pPr>
-              <w:spacing w:after="40" w:before="0" w:line="280"/>
-              <w:ind w:left="340" w:hanging="340"/>
+              <w:spacing w:after="20" w:before="0" w:line="230"/>
+              <w:ind w:left="300" w:hanging="300"/>
               <w:jc w:val="both"/>
             </w:pPr>
             <w:r>
@@ -3350,16 +2378,16 @@
                 <w:rFonts w:ascii="맑은 고딕" w:cs="맑은 고딕" w:eastAsia="맑은 고딕" w:hAnsi="맑은 고딕"/>
                 <w:b/>
                 <w:bCs/>
-                <w:sz w:val="19"/>
-                <w:szCs w:val="19"/>
+                <w:sz w:val="17"/>
+                <w:szCs w:val="17"/>
               </w:rPr>
               <w:t xml:space="preserve">2. (불추인)</w:t>
             </w:r>
             <w:r>
               <w:rPr>
                 <w:rFonts w:ascii="맑은 고딕" w:cs="맑은 고딕" w:eastAsia="맑은 고딕" w:hAnsi="맑은 고딕"/>
-                <w:sz w:val="19"/>
-                <w:szCs w:val="19"/>
+                <w:sz w:val="17"/>
+                <w:szCs w:val="17"/>
               </w:rPr>
               <w:t xml:space="preserve"> 본인은 당시 이장 또는 감곡면 환경개선위원회가 횡룡마을 주민을 대표하여 한 다음 행위를 </w:t>
             </w:r>
@@ -3368,24 +2396,24 @@
                 <w:rFonts w:ascii="맑은 고딕" w:cs="맑은 고딕" w:eastAsia="맑은 고딕" w:hAnsi="맑은 고딕"/>
                 <w:b/>
                 <w:bCs/>
-                <w:sz w:val="19"/>
-                <w:szCs w:val="19"/>
+                <w:sz w:val="17"/>
+                <w:szCs w:val="17"/>
               </w:rPr>
               <w:t xml:space="preserve">추인(사후 승인)하지 않습니다.</w:t>
             </w:r>
             <w:r>
               <w:rPr>
                 <w:rFonts w:ascii="맑은 고딕" w:cs="맑은 고딕" w:eastAsia="맑은 고딕" w:hAnsi="맑은 고딕"/>
-                <w:sz w:val="19"/>
-                <w:szCs w:val="19"/>
+                <w:sz w:val="17"/>
+                <w:szCs w:val="17"/>
               </w:rPr>
               <w:t xml:space="preserve"> ① 2023. 1. 30. 공동협약 체결 ② 순정축협으로부터의 금원(운영비 후원·환경개선사업비 등, 순정축협이 밝힌 1억 원 포함) 수령과 그 사용 결정 ③ 2023. 5. 2. 위원회 회의에서 마을 이장을 위원회 법인 임원으로 정한 결의 중 본 마을 대표 자격에 관한 부분. 이 서명은 본인이 개별적으로 가지는 손해배상청구권 등 권리를 포기하는 것이 아닙니다.</w:t>
             </w:r>
           </w:p>
           <w:p>
             <w:pPr>
-              <w:spacing w:after="40" w:before="0" w:line="280"/>
-              <w:ind w:left="340" w:hanging="340"/>
+              <w:spacing w:after="20" w:before="0" w:line="230"/>
+              <w:ind w:left="300" w:hanging="300"/>
               <w:jc w:val="both"/>
             </w:pPr>
             <w:r>
@@ -3393,16 +2421,16 @@
                 <w:rFonts w:ascii="맑은 고딕" w:cs="맑은 고딕" w:eastAsia="맑은 고딕" w:hAnsi="맑은 고딕"/>
                 <w:b/>
                 <w:bCs/>
-                <w:sz w:val="19"/>
-                <w:szCs w:val="19"/>
+                <w:sz w:val="17"/>
+                <w:szCs w:val="17"/>
               </w:rPr>
               <w:t xml:space="preserve">3. ("반대 의견 없음" 서명 확인)</w:t>
             </w:r>
             <w:r>
               <w:rPr>
                 <w:rFonts w:ascii="맑은 고딕" w:cs="맑은 고딕" w:eastAsia="맑은 고딕" w:hAnsi="맑은 고딕"/>
-                <w:sz w:val="19"/>
-                <w:szCs w:val="19"/>
+                <w:sz w:val="17"/>
+                <w:szCs w:val="17"/>
               </w:rPr>
               <w:t xml:space="preserve"> 순정축협이 2023. 5. 3. 신축허가를 신청한 퇴비사 997.5㎡(약 300평)에 관하여, 감곡면장이 2023. 7. 21. 정읍시에 제출한 2023. 7. 20.자 주민의견서에는 </w:t>
             </w:r>
@@ -3411,16 +2439,16 @@
                 <w:rFonts w:ascii="맑은 고딕" w:cs="맑은 고딕" w:eastAsia="맑은 고딕" w:hAnsi="맑은 고딕"/>
                 <w:b/>
                 <w:bCs/>
-                <w:sz w:val="19"/>
-                <w:szCs w:val="19"/>
+                <w:sz w:val="17"/>
+                <w:szCs w:val="17"/>
               </w:rPr>
               <w:t xml:space="preserve">"반대 의견 없음"</w:t>
             </w:r>
             <w:r>
               <w:rPr>
                 <w:rFonts w:ascii="맑은 고딕" w:cs="맑은 고딕" w:eastAsia="맑은 고딕" w:hAnsi="맑은 고딕"/>
-                <w:sz w:val="19"/>
-                <w:szCs w:val="19"/>
+                <w:sz w:val="17"/>
+                <w:szCs w:val="17"/>
               </w:rPr>
               <w:t xml:space="preserve">이라고 적혀 있으나 의견제출인은 가려져 있습니다. 본인은 위 의견 제출에 관하여 </w:t>
             </w:r>
@@ -3429,16 +2457,16 @@
                 <w:rFonts w:ascii="맑은 고딕" w:cs="맑은 고딕" w:eastAsia="맑은 고딕" w:hAnsi="맑은 고딕"/>
                 <w:b/>
                 <w:bCs/>
-                <w:sz w:val="19"/>
-                <w:szCs w:val="19"/>
+                <w:sz w:val="17"/>
+                <w:szCs w:val="17"/>
               </w:rPr>
               <w:t xml:space="preserve">의견을 묻거나 통지받은 사실이 없습니다.</w:t>
             </w:r>
             <w:r>
               <w:rPr>
                 <w:rFonts w:ascii="맑은 고딕" w:cs="맑은 고딕" w:eastAsia="맑은 고딕" w:hAnsi="맑은 고딕"/>
-                <w:sz w:val="19"/>
-                <w:szCs w:val="19"/>
+                <w:sz w:val="17"/>
+                <w:szCs w:val="17"/>
               </w:rPr>
               <w:t xml:space="preserve"> 이에 본인은 </w:t>
             </w:r>
@@ -3447,24 +2475,24 @@
                 <w:rFonts w:ascii="맑은 고딕" w:cs="맑은 고딕" w:eastAsia="맑은 고딕" w:hAnsi="맑은 고딕"/>
                 <w:b/>
                 <w:bCs/>
-                <w:sz w:val="19"/>
-                <w:szCs w:val="19"/>
+                <w:sz w:val="17"/>
+                <w:szCs w:val="17"/>
               </w:rPr>
               <w:t xml:space="preserve">당시 횡룡마을 이장 조방용 및 감곡면 환경개선위원회 위원들이 위 "반대 의견 없음" 의견서에 서명한 사실이 있는지, 있다면 누가 어떤 자격으로 서명하였는지 밝혀 줄 것을 요구합니다.</w:t>
             </w:r>
             <w:r>
               <w:rPr>
                 <w:rFonts w:ascii="맑은 고딕" w:cs="맑은 고딕" w:eastAsia="맑은 고딕" w:hAnsi="맑은 고딕"/>
-                <w:sz w:val="19"/>
-                <w:szCs w:val="19"/>
+                <w:sz w:val="17"/>
+                <w:szCs w:val="17"/>
               </w:rPr>
               <w:t xml:space="preserve"> 서명한 사실이 있다면, 본인은 그 의견이 횡룡마을 주민의 의견으로 취급되는 것을 추인하지 않습니다.</w:t>
             </w:r>
           </w:p>
           <w:p>
             <w:pPr>
-              <w:spacing w:after="40" w:before="0" w:line="280"/>
-              <w:ind w:left="340" w:hanging="340"/>
+              <w:spacing w:after="20" w:before="0" w:line="230"/>
+              <w:ind w:left="300" w:hanging="300"/>
               <w:jc w:val="both"/>
             </w:pPr>
             <w:r>
@@ -3472,24 +2500,24 @@
                 <w:rFonts w:ascii="맑은 고딕" w:cs="맑은 고딕" w:eastAsia="맑은 고딕" w:hAnsi="맑은 고딕"/>
                 <w:b/>
                 <w:bCs/>
-                <w:sz w:val="19"/>
-                <w:szCs w:val="19"/>
+                <w:sz w:val="17"/>
+                <w:szCs w:val="17"/>
               </w:rPr>
               <w:t xml:space="preserve">4. (자료 공개 요구)</w:t>
             </w:r>
             <w:r>
               <w:rPr>
                 <w:rFonts w:ascii="맑은 고딕" w:cs="맑은 고딕" w:eastAsia="맑은 고딕" w:hAnsi="맑은 고딕"/>
-                <w:sz w:val="19"/>
-                <w:szCs w:val="19"/>
+                <w:sz w:val="17"/>
+                <w:szCs w:val="17"/>
               </w:rPr>
               <w:t xml:space="preserve"> 본인은 감곡면 환경개선위원회와 순정축산업협동조합에 다음 자료의 공개와 보고를 요구합니다. ① 1억 원(및 그 밖의 지원금)의 지급 결의, 지급일, 수령 계좌 명의 ② 위원회의 금원 사용 내역과 증빙, 현재 잔액 ③ 위원회 규약, 위원 명단, 제1차부터 그 이후의 회의록 ④ 순정축협이 약속한 분기별 검사자료 ⑤ 2023. 7. 20. 주민의견서의 제출인과 제출 경위 (개인 계좌번호·연락처 등은 가리고 공개하여도 됩니다.)</w:t>
             </w:r>
           </w:p>
           <w:p>
             <w:pPr>
-              <w:spacing w:after="40" w:before="0" w:line="280"/>
-              <w:ind w:left="340" w:hanging="340"/>
+              <w:spacing w:after="20" w:before="0" w:line="230"/>
+              <w:ind w:left="300" w:hanging="300"/>
               <w:jc w:val="both"/>
             </w:pPr>
             <w:r>
@@ -3497,16 +2525,16 @@
                 <w:rFonts w:ascii="맑은 고딕" w:cs="맑은 고딕" w:eastAsia="맑은 고딕" w:hAnsi="맑은 고딕"/>
                 <w:b/>
                 <w:bCs/>
-                <w:sz w:val="19"/>
-                <w:szCs w:val="19"/>
+                <w:sz w:val="17"/>
+                <w:szCs w:val="17"/>
               </w:rPr>
               <w:t xml:space="preserve">5. (수사의뢰 동참)</w:t>
             </w:r>
             <w:r>
               <w:rPr>
                 <w:rFonts w:ascii="맑은 고딕" w:cs="맑은 고딕" w:eastAsia="맑은 고딕" w:hAnsi="맑은 고딕"/>
-                <w:sz w:val="19"/>
-                <w:szCs w:val="19"/>
+                <w:sz w:val="17"/>
+                <w:szCs w:val="17"/>
               </w:rPr>
               <w:t xml:space="preserve"> 본인은 위 금원의 지급 경위와 사용처를 밝히기 위하여 감곡면 횡룡마을 주민 박상남이 정읍경찰서에 제출하는 </w:t>
             </w:r>
@@ -3515,24 +2543,24 @@
                 <w:rFonts w:ascii="맑은 고딕" w:cs="맑은 고딕" w:eastAsia="맑은 고딕" w:hAnsi="맑은 고딕"/>
                 <w:b/>
                 <w:bCs/>
-                <w:sz w:val="19"/>
-                <w:szCs w:val="19"/>
+                <w:sz w:val="17"/>
+                <w:szCs w:val="17"/>
               </w:rPr>
               <w:t xml:space="preserve">수사의뢰 진정에 동참</w:t>
             </w:r>
             <w:r>
               <w:rPr>
                 <w:rFonts w:ascii="맑은 고딕" w:cs="맑은 고딕" w:eastAsia="맑은 고딕" w:hAnsi="맑은 고딕"/>
-                <w:sz w:val="19"/>
-                <w:szCs w:val="19"/>
+                <w:sz w:val="17"/>
+                <w:szCs w:val="17"/>
               </w:rPr>
               <w:t xml:space="preserve">하며, 이 서명부가 그 첨부자료로 제출되는 데 동의합니다. 이 서명은 특정인의 범죄를 단정하는 것이 아니라 사실 확인을 요청하는 것입니다.</w:t>
             </w:r>
           </w:p>
           <w:p>
             <w:pPr>
-              <w:spacing w:after="40" w:before="0" w:line="280"/>
-              <w:ind w:left="340" w:hanging="340"/>
+              <w:spacing w:after="20" w:before="0" w:line="230"/>
+              <w:ind w:left="300" w:hanging="300"/>
               <w:jc w:val="both"/>
             </w:pPr>
             <w:r>
@@ -3540,24 +2568,24 @@
                 <w:rFonts w:ascii="맑은 고딕" w:cs="맑은 고딕" w:eastAsia="맑은 고딕" w:hAnsi="맑은 고딕"/>
                 <w:b/>
                 <w:bCs/>
-                <w:sz w:val="19"/>
-                <w:szCs w:val="19"/>
+                <w:sz w:val="17"/>
+                <w:szCs w:val="17"/>
               </w:rPr>
               <w:t xml:space="preserve">6. (연락·제출 위임)</w:t>
             </w:r>
             <w:r>
               <w:rPr>
                 <w:rFonts w:ascii="맑은 고딕" w:cs="맑은 고딕" w:eastAsia="맑은 고딕" w:hAnsi="맑은 고딕"/>
-                <w:sz w:val="19"/>
-                <w:szCs w:val="19"/>
+                <w:sz w:val="17"/>
+                <w:szCs w:val="17"/>
               </w:rPr>
               <w:t xml:space="preserve"> 본인은 위 3~5항의 요구와 진정 동참에 필요한 연락, 서명부 제출, 관계기관 민원 제기를 서명 수합 책임자 박상남에게 맡깁니다.</w:t>
             </w:r>
           </w:p>
           <w:p>
             <w:pPr>
-              <w:spacing w:after="40" w:before="0" w:line="280"/>
-              <w:ind w:left="340" w:hanging="340"/>
+              <w:spacing w:after="20" w:before="0" w:line="230"/>
+              <w:ind w:left="300" w:hanging="300"/>
               <w:jc w:val="both"/>
             </w:pPr>
             <w:r>
@@ -3565,16 +2593,16 @@
                 <w:rFonts w:ascii="맑은 고딕" w:cs="맑은 고딕" w:eastAsia="맑은 고딕" w:hAnsi="맑은 고딕"/>
                 <w:b/>
                 <w:bCs/>
-                <w:sz w:val="19"/>
-                <w:szCs w:val="19"/>
+                <w:sz w:val="17"/>
+                <w:szCs w:val="17"/>
               </w:rPr>
               <w:t xml:space="preserve">7. (향후 원칙)</w:t>
             </w:r>
             <w:r>
               <w:rPr>
                 <w:rFonts w:ascii="맑은 고딕" w:cs="맑은 고딕" w:eastAsia="맑은 고딕" w:hAnsi="맑은 고딕"/>
-                <w:sz w:val="19"/>
-                <w:szCs w:val="19"/>
+                <w:sz w:val="17"/>
+                <w:szCs w:val="17"/>
               </w:rPr>
               <w:t xml:space="preserve"> 본인은 앞으로 횡룡마을의 이름으로 외부 단체·사업자와 협약을 맺거나, 행정기관에 마을 의견을 제출하거나, 금원을 받는 경우에는 </w:t>
             </w:r>
@@ -3583,24 +2611,24 @@
                 <w:rFonts w:ascii="맑은 고딕" w:cs="맑은 고딕" w:eastAsia="맑은 고딕" w:hAnsi="맑은 고딕"/>
                 <w:b/>
                 <w:bCs/>
-                <w:sz w:val="19"/>
-                <w:szCs w:val="19"/>
+                <w:sz w:val="17"/>
+                <w:szCs w:val="17"/>
               </w:rPr>
               <w:t xml:space="preserve">반드시 사전에 마을총회의 결의</w:t>
             </w:r>
             <w:r>
               <w:rPr>
                 <w:rFonts w:ascii="맑은 고딕" w:cs="맑은 고딕" w:eastAsia="맑은 고딕" w:hAnsi="맑은 고딕"/>
-                <w:sz w:val="19"/>
-                <w:szCs w:val="19"/>
+                <w:sz w:val="17"/>
+                <w:szCs w:val="17"/>
               </w:rPr>
               <w:t xml:space="preserve">를 거쳐야 한다고 봅니다. 감곡면 환경개선위원회는 그러한 결의가 있기 전까지 본인을 포함한 횡룡마을 주민 전체를 대표하지 않습니다.</w:t>
             </w:r>
           </w:p>
           <w:p>
             <w:pPr>
-              <w:spacing w:after="40" w:before="0" w:line="280"/>
-              <w:ind w:left="340" w:hanging="340"/>
+              <w:spacing w:after="20" w:before="0" w:line="230"/>
+              <w:ind w:left="300" w:hanging="300"/>
               <w:jc w:val="both"/>
             </w:pPr>
             <w:r>
@@ -3608,153 +2636,18 @@
                 <w:rFonts w:ascii="맑은 고딕" w:cs="맑은 고딕" w:eastAsia="맑은 고딕" w:hAnsi="맑은 고딕"/>
                 <w:b/>
                 <w:bCs/>
-                <w:sz w:val="19"/>
-                <w:szCs w:val="19"/>
+                <w:sz w:val="17"/>
+                <w:szCs w:val="17"/>
               </w:rPr>
               <w:t xml:space="preserve">8. (사본 송부 동의)</w:t>
             </w:r>
             <w:r>
               <w:rPr>
                 <w:rFonts w:ascii="맑은 고딕" w:cs="맑은 고딕" w:eastAsia="맑은 고딕" w:hAnsi="맑은 고딕"/>
-                <w:sz w:val="19"/>
-                <w:szCs w:val="19"/>
+                <w:sz w:val="17"/>
+                <w:szCs w:val="17"/>
               </w:rPr>
               <w:t xml:space="preserve"> 본인은 이 서명부의 사본(개인정보는 가림)이 순정축산업협동조합, 감곡면 환경개선위원회, 감곡면장, 정읍시장에게 송부되고, 원본이 수사기관에 제출되는 데 동의합니다.</w:t>
-            </w:r>
-          </w:p>
-        </w:tc>
-      </w:tr>
-    </w:tbl>
-    <w:p>
-      <w:r>
-        <w:br w:type="page"/>
-      </w:r>
-    </w:p>
-    <w:p>
-      <w:pPr>
-        <w:spacing w:after="60"/>
-        <w:jc w:val="center"/>
-      </w:pPr>
-      <w:r>
-        <w:rPr>
-          <w:rFonts w:ascii="맑은 고딕" w:cs="맑은 고딕" w:eastAsia="맑은 고딕" w:hAnsi="맑은 고딕"/>
-          <w:b/>
-          <w:bCs/>
-          <w:sz w:val="28"/>
-          <w:szCs w:val="28"/>
-        </w:rPr>
-        <w:t xml:space="preserve">횡룡마을 주민 결의 서명부 — 서명</w:t>
-      </w:r>
-    </w:p>
-    <w:tbl>
-      <w:tblPr>
-        <w:tblW w:type="dxa" w:w="14838"/>
-        <w:tblBorders>
-          <w:top w:val="single" w:color="auto" w:sz="4"/>
-          <w:left w:val="single" w:color="auto" w:sz="4"/>
-          <w:bottom w:val="single" w:color="auto" w:sz="4"/>
-          <w:right w:val="single" w:color="auto" w:sz="4"/>
-          <w:insideH w:val="single" w:color="auto" w:sz="4"/>
-          <w:insideV w:val="single" w:color="auto" w:sz="4"/>
-        </w:tblBorders>
-      </w:tblPr>
-      <w:tblGrid>
-        <w:gridCol w:w="14838"/>
-      </w:tblGrid>
-      <w:tr>
-        <w:tc>
-          <w:tcPr>
-            <w:tcW w:type="dxa" w:w="14838"/>
-            <w:tcBorders>
-              <w:top w:val="single" w:color="000000" w:sz="6"/>
-              <w:left w:val="single" w:color="000000" w:sz="6"/>
-              <w:bottom w:val="single" w:color="000000" w:sz="6"/>
-              <w:right w:val="single" w:color="000000" w:sz="6"/>
-            </w:tcBorders>
-            <w:shd w:fill="F2F2F2" w:color="auto" w:val="clear"/>
-            <w:tcMar>
-              <w:top w:type="dxa" w:w="90"/>
-              <w:left w:type="dxa" w:w="160"/>
-              <w:bottom w:type="dxa" w:w="90"/>
-              <w:right w:type="dxa" w:w="160"/>
-            </w:tcMar>
-          </w:tcPr>
-          <w:p>
-            <w:pPr>
-              <w:spacing w:after="0" w:before="0" w:line="250"/>
-              <w:jc w:val="both"/>
-            </w:pPr>
-            <w:r>
-              <w:rPr>
-                <w:rFonts w:ascii="맑은 고딕" w:cs="맑은 고딕" w:eastAsia="맑은 고딕" w:hAnsi="맑은 고딕"/>
-                <w:b/>
-                <w:bCs/>
-                <w:sz w:val="17"/>
-                <w:szCs w:val="17"/>
-              </w:rPr>
-              <w:t xml:space="preserve">[결의 요약]</w:t>
-            </w:r>
-            <w:r>
-              <w:rPr>
-                <w:rFonts w:ascii="맑은 고딕" w:cs="맑은 고딕" w:eastAsia="맑은 고딕" w:hAnsi="맑은 고딕"/>
-                <w:sz w:val="17"/>
-                <w:szCs w:val="17"/>
-              </w:rPr>
-              <w:t xml:space="preserve"> 본인은 앞쪽 1~8항에 동의합니다: ① 2023. 1. 30. 공동협약에 당시 횡룡마을 이장 조방용이(가) 서명할 때 마을총회 결의나 본인의 위임을 알지 못하고 참여·통지받은 사실이 없음 ② 이장·위원회가 횡룡마을 주민을 대표하여 한 협약 체결, 1억 원 등 금원 수령·사용 등을 </w:t>
-            </w:r>
-            <w:r>
-              <w:rPr>
-                <w:rFonts w:ascii="맑은 고딕" w:cs="맑은 고딕" w:eastAsia="맑은 고딕" w:hAnsi="맑은 고딕"/>
-                <w:b/>
-                <w:bCs/>
-                <w:sz w:val="17"/>
-                <w:szCs w:val="17"/>
-              </w:rPr>
-              <w:t xml:space="preserve">추인하지 않음</w:t>
-            </w:r>
-            <w:r>
-              <w:rPr>
-                <w:rFonts w:ascii="맑은 고딕" w:cs="맑은 고딕" w:eastAsia="맑은 고딕" w:hAnsi="맑은 고딕"/>
-                <w:sz w:val="17"/>
-                <w:szCs w:val="17"/>
-              </w:rPr>
-              <w:t xml:space="preserve"> ③ </w:t>
-            </w:r>
-            <w:r>
-              <w:rPr>
-                <w:rFonts w:ascii="맑은 고딕" w:cs="맑은 고딕" w:eastAsia="맑은 고딕" w:hAnsi="맑은 고딕"/>
-                <w:b/>
-                <w:bCs/>
-                <w:sz w:val="17"/>
-                <w:szCs w:val="17"/>
-              </w:rPr>
-              <w:t xml:space="preserve">퇴비사 신축 "반대 의견 없음" 의견서에 이장·위원회가 서명한 사실이 있는지 밝힐 것을 요구</w:t>
-            </w:r>
-            <w:r>
-              <w:rPr>
-                <w:rFonts w:ascii="맑은 고딕" w:cs="맑은 고딕" w:eastAsia="맑은 고딕" w:hAnsi="맑은 고딕"/>
-                <w:sz w:val="17"/>
-                <w:szCs w:val="17"/>
-              </w:rPr>
-              <w:t xml:space="preserve">(서명했다면 주민 의견으로 추인하지 않음) ④ 위원회·순정축협에 자료 공개·보고 요구 ⑤ </w:t>
-            </w:r>
-            <w:r>
-              <w:rPr>
-                <w:rFonts w:ascii="맑은 고딕" w:cs="맑은 고딕" w:eastAsia="맑은 고딕" w:hAnsi="맑은 고딕"/>
-                <w:b/>
-                <w:bCs/>
-                <w:sz w:val="17"/>
-                <w:szCs w:val="17"/>
-              </w:rPr>
-              <w:t xml:space="preserve">수사의뢰 진정 동참</w:t>
-            </w:r>
-            <w:r>
-              <w:rPr>
-                <w:rFonts w:ascii="맑은 고딕" w:cs="맑은 고딕" w:eastAsia="맑은 고딕" w:hAnsi="맑은 고딕"/>
-                <w:sz w:val="17"/>
-                <w:szCs w:val="17"/>
-              </w:rPr>
-              <w:t xml:space="preserve"> ⑥ 연락·제출을 박상남에게 맡김 ⑦ 마을 이름의 대표 행위는 마을총회 결의 필요 ⑧ 사본 송부·원본 제출과 개인정보 이용에 동의</w:t>
             </w:r>
           </w:p>
         </w:tc>
@@ -3762,7 +2655,7 @@
     </w:tbl>
     <w:p>
       <w:pPr>
-        <w:spacing w:after="70"/>
+        <w:spacing w:after="50"/>
       </w:pPr>
     </w:p>
     <w:tbl>
@@ -3789,7 +2682,7 @@
       <w:tr>
         <w:trPr>
           <w:tblHeader/>
-          <w:trHeight w:val="400" w:hRule="atLeast"/>
+          <w:trHeight w:val="360" w:hRule="atLeast"/>
         </w:trPr>
         <w:tc>
           <w:tcPr>
@@ -4033,7 +2926,7 @@
       <w:tr>
         <w:trPr>
           <w:cantSplit/>
-          <w:trHeight w:val="540" w:hRule="atLeast"/>
+          <w:trHeight w:val="430" w:hRule="atLeast"/>
         </w:trPr>
         <w:tc>
           <w:tcPr>
@@ -4210,7 +3103,7 @@
       <w:tr>
         <w:trPr>
           <w:cantSplit/>
-          <w:trHeight w:val="540" w:hRule="atLeast"/>
+          <w:trHeight w:val="430" w:hRule="atLeast"/>
         </w:trPr>
         <w:tc>
           <w:tcPr>
@@ -4387,7 +3280,7 @@
       <w:tr>
         <w:trPr>
           <w:cantSplit/>
-          <w:trHeight w:val="540" w:hRule="atLeast"/>
+          <w:trHeight w:val="430" w:hRule="atLeast"/>
         </w:trPr>
         <w:tc>
           <w:tcPr>
@@ -4564,7 +3457,7 @@
       <w:tr>
         <w:trPr>
           <w:cantSplit/>
-          <w:trHeight w:val="540" w:hRule="atLeast"/>
+          <w:trHeight w:val="430" w:hRule="atLeast"/>
         </w:trPr>
         <w:tc>
           <w:tcPr>
@@ -4741,7 +3634,7 @@
       <w:tr>
         <w:trPr>
           <w:cantSplit/>
-          <w:trHeight w:val="540" w:hRule="atLeast"/>
+          <w:trHeight w:val="430" w:hRule="atLeast"/>
         </w:trPr>
         <w:tc>
           <w:tcPr>
@@ -4918,7 +3811,7 @@
       <w:tr>
         <w:trPr>
           <w:cantSplit/>
-          <w:trHeight w:val="540" w:hRule="atLeast"/>
+          <w:trHeight w:val="430" w:hRule="atLeast"/>
         </w:trPr>
         <w:tc>
           <w:tcPr>
@@ -5095,7 +3988,7 @@
       <w:tr>
         <w:trPr>
           <w:cantSplit/>
-          <w:trHeight w:val="540" w:hRule="atLeast"/>
+          <w:trHeight w:val="430" w:hRule="atLeast"/>
         </w:trPr>
         <w:tc>
           <w:tcPr>
@@ -5269,902 +4162,17 @@
           </w:p>
         </w:tc>
       </w:tr>
-      <w:tr>
-        <w:trPr>
-          <w:cantSplit/>
-          <w:trHeight w:val="540" w:hRule="atLeast"/>
-        </w:trPr>
-        <w:tc>
-          <w:tcPr>
-            <w:tcW w:type="dxa" w:w="700"/>
-            <w:tcBorders>
-              <w:top w:val="single" w:color="000000" w:sz="6"/>
-              <w:left w:val="single" w:color="000000" w:sz="6"/>
-              <w:bottom w:val="single" w:color="000000" w:sz="6"/>
-              <w:right w:val="single" w:color="000000" w:sz="6"/>
-            </w:tcBorders>
-            <w:tcMar>
-              <w:top w:type="dxa" w:w="40"/>
-              <w:left w:type="dxa" w:w="80"/>
-              <w:bottom w:type="dxa" w:w="40"/>
-              <w:right w:type="dxa" w:w="80"/>
-            </w:tcMar>
-            <w:vAlign w:val="center"/>
-          </w:tcPr>
-          <w:p>
-            <w:pPr>
-              <w:jc w:val="center"/>
-            </w:pPr>
-            <w:r>
-              <w:rPr>
-                <w:rFonts w:ascii="맑은 고딕" w:cs="맑은 고딕" w:eastAsia="맑은 고딕" w:hAnsi="맑은 고딕"/>
-                <w:b w:val="false"/>
-                <w:bCs w:val="false"/>
-                <w:sz w:val="18"/>
-                <w:szCs w:val="18"/>
-              </w:rPr>
-              <w:t xml:space="preserve">8</w:t>
-            </w:r>
-          </w:p>
-        </w:tc>
-        <w:tc>
-          <w:tcPr>
-            <w:tcW w:type="dxa" w:w="2300"/>
-            <w:tcBorders>
-              <w:top w:val="single" w:color="000000" w:sz="6"/>
-              <w:left w:val="single" w:color="000000" w:sz="6"/>
-              <w:bottom w:val="single" w:color="000000" w:sz="6"/>
-              <w:right w:val="single" w:color="000000" w:sz="6"/>
-            </w:tcBorders>
-            <w:tcMar>
-              <w:top w:type="dxa" w:w="40"/>
-              <w:left w:type="dxa" w:w="80"/>
-              <w:bottom w:type="dxa" w:w="40"/>
-              <w:right w:type="dxa" w:w="80"/>
-            </w:tcMar>
-            <w:vAlign w:val="center"/>
-          </w:tcPr>
-          <w:p>
-            <w:pPr>
-              <w:jc w:val="center"/>
-            </w:pPr>
-          </w:p>
-        </w:tc>
-        <w:tc>
-          <w:tcPr>
-            <w:tcW w:type="dxa" w:w="1900"/>
-            <w:tcBorders>
-              <w:top w:val="single" w:color="000000" w:sz="6"/>
-              <w:left w:val="single" w:color="000000" w:sz="6"/>
-              <w:bottom w:val="single" w:color="000000" w:sz="6"/>
-              <w:right w:val="single" w:color="000000" w:sz="6"/>
-            </w:tcBorders>
-            <w:tcMar>
-              <w:top w:type="dxa" w:w="40"/>
-              <w:left w:type="dxa" w:w="80"/>
-              <w:bottom w:type="dxa" w:w="40"/>
-              <w:right w:type="dxa" w:w="80"/>
-            </w:tcMar>
-            <w:vAlign w:val="center"/>
-          </w:tcPr>
-          <w:p>
-            <w:pPr>
-              <w:jc w:val="center"/>
-            </w:pPr>
-          </w:p>
-        </w:tc>
-        <w:tc>
-          <w:tcPr>
-            <w:tcW w:type="dxa" w:w="3600"/>
-            <w:tcBorders>
-              <w:top w:val="single" w:color="000000" w:sz="6"/>
-              <w:left w:val="single" w:color="000000" w:sz="6"/>
-              <w:bottom w:val="single" w:color="000000" w:sz="6"/>
-              <w:right w:val="single" w:color="000000" w:sz="6"/>
-            </w:tcBorders>
-            <w:tcMar>
-              <w:top w:type="dxa" w:w="40"/>
-              <w:left w:type="dxa" w:w="80"/>
-              <w:bottom w:type="dxa" w:w="40"/>
-              <w:right w:type="dxa" w:w="80"/>
-            </w:tcMar>
-            <w:vAlign w:val="center"/>
-          </w:tcPr>
-          <w:p>
-            <w:pPr>
-              <w:jc w:val="center"/>
-            </w:pPr>
-          </w:p>
-        </w:tc>
-        <w:tc>
-          <w:tcPr>
-            <w:tcW w:type="dxa" w:w="2600"/>
-            <w:tcBorders>
-              <w:top w:val="single" w:color="000000" w:sz="6"/>
-              <w:left w:val="single" w:color="000000" w:sz="6"/>
-              <w:bottom w:val="single" w:color="000000" w:sz="6"/>
-              <w:right w:val="single" w:color="000000" w:sz="6"/>
-            </w:tcBorders>
-            <w:tcMar>
-              <w:top w:type="dxa" w:w="40"/>
-              <w:left w:type="dxa" w:w="80"/>
-              <w:bottom w:type="dxa" w:w="40"/>
-              <w:right w:type="dxa" w:w="80"/>
-            </w:tcMar>
-            <w:vAlign w:val="center"/>
-          </w:tcPr>
-          <w:p>
-            <w:pPr>
-              <w:jc w:val="center"/>
-            </w:pPr>
-          </w:p>
-        </w:tc>
-        <w:tc>
-          <w:tcPr>
-            <w:tcW w:type="dxa" w:w="2200"/>
-            <w:tcBorders>
-              <w:top w:val="single" w:color="000000" w:sz="6"/>
-              <w:left w:val="single" w:color="000000" w:sz="6"/>
-              <w:bottom w:val="single" w:color="000000" w:sz="6"/>
-              <w:right w:val="single" w:color="000000" w:sz="6"/>
-            </w:tcBorders>
-            <w:tcMar>
-              <w:top w:type="dxa" w:w="40"/>
-              <w:left w:type="dxa" w:w="80"/>
-              <w:bottom w:type="dxa" w:w="40"/>
-              <w:right w:type="dxa" w:w="80"/>
-            </w:tcMar>
-            <w:vAlign w:val="center"/>
-          </w:tcPr>
-          <w:p>
-            <w:pPr>
-              <w:jc w:val="center"/>
-            </w:pPr>
-          </w:p>
-        </w:tc>
-        <w:tc>
-          <w:tcPr>
-            <w:tcW w:type="dxa" w:w="1538"/>
-            <w:tcBorders>
-              <w:top w:val="single" w:color="000000" w:sz="6"/>
-              <w:left w:val="single" w:color="000000" w:sz="6"/>
-              <w:bottom w:val="single" w:color="000000" w:sz="6"/>
-              <w:right w:val="single" w:color="000000" w:sz="6"/>
-            </w:tcBorders>
-            <w:tcMar>
-              <w:top w:type="dxa" w:w="40"/>
-              <w:left w:type="dxa" w:w="80"/>
-              <w:bottom w:type="dxa" w:w="40"/>
-              <w:right w:type="dxa" w:w="80"/>
-            </w:tcMar>
-            <w:vAlign w:val="center"/>
-          </w:tcPr>
-          <w:p>
-            <w:pPr>
-              <w:jc w:val="center"/>
-            </w:pPr>
-          </w:p>
-        </w:tc>
-      </w:tr>
-      <w:tr>
-        <w:trPr>
-          <w:cantSplit/>
-          <w:trHeight w:val="540" w:hRule="atLeast"/>
-        </w:trPr>
-        <w:tc>
-          <w:tcPr>
-            <w:tcW w:type="dxa" w:w="700"/>
-            <w:tcBorders>
-              <w:top w:val="single" w:color="000000" w:sz="6"/>
-              <w:left w:val="single" w:color="000000" w:sz="6"/>
-              <w:bottom w:val="single" w:color="000000" w:sz="6"/>
-              <w:right w:val="single" w:color="000000" w:sz="6"/>
-            </w:tcBorders>
-            <w:tcMar>
-              <w:top w:type="dxa" w:w="40"/>
-              <w:left w:type="dxa" w:w="80"/>
-              <w:bottom w:type="dxa" w:w="40"/>
-              <w:right w:type="dxa" w:w="80"/>
-            </w:tcMar>
-            <w:vAlign w:val="center"/>
-          </w:tcPr>
-          <w:p>
-            <w:pPr>
-              <w:jc w:val="center"/>
-            </w:pPr>
-            <w:r>
-              <w:rPr>
-                <w:rFonts w:ascii="맑은 고딕" w:cs="맑은 고딕" w:eastAsia="맑은 고딕" w:hAnsi="맑은 고딕"/>
-                <w:b w:val="false"/>
-                <w:bCs w:val="false"/>
-                <w:sz w:val="18"/>
-                <w:szCs w:val="18"/>
-              </w:rPr>
-              <w:t xml:space="preserve">9</w:t>
-            </w:r>
-          </w:p>
-        </w:tc>
-        <w:tc>
-          <w:tcPr>
-            <w:tcW w:type="dxa" w:w="2300"/>
-            <w:tcBorders>
-              <w:top w:val="single" w:color="000000" w:sz="6"/>
-              <w:left w:val="single" w:color="000000" w:sz="6"/>
-              <w:bottom w:val="single" w:color="000000" w:sz="6"/>
-              <w:right w:val="single" w:color="000000" w:sz="6"/>
-            </w:tcBorders>
-            <w:tcMar>
-              <w:top w:type="dxa" w:w="40"/>
-              <w:left w:type="dxa" w:w="80"/>
-              <w:bottom w:type="dxa" w:w="40"/>
-              <w:right w:type="dxa" w:w="80"/>
-            </w:tcMar>
-            <w:vAlign w:val="center"/>
-          </w:tcPr>
-          <w:p>
-            <w:pPr>
-              <w:jc w:val="center"/>
-            </w:pPr>
-          </w:p>
-        </w:tc>
-        <w:tc>
-          <w:tcPr>
-            <w:tcW w:type="dxa" w:w="1900"/>
-            <w:tcBorders>
-              <w:top w:val="single" w:color="000000" w:sz="6"/>
-              <w:left w:val="single" w:color="000000" w:sz="6"/>
-              <w:bottom w:val="single" w:color="000000" w:sz="6"/>
-              <w:right w:val="single" w:color="000000" w:sz="6"/>
-            </w:tcBorders>
-            <w:tcMar>
-              <w:top w:type="dxa" w:w="40"/>
-              <w:left w:type="dxa" w:w="80"/>
-              <w:bottom w:type="dxa" w:w="40"/>
-              <w:right w:type="dxa" w:w="80"/>
-            </w:tcMar>
-            <w:vAlign w:val="center"/>
-          </w:tcPr>
-          <w:p>
-            <w:pPr>
-              <w:jc w:val="center"/>
-            </w:pPr>
-          </w:p>
-        </w:tc>
-        <w:tc>
-          <w:tcPr>
-            <w:tcW w:type="dxa" w:w="3600"/>
-            <w:tcBorders>
-              <w:top w:val="single" w:color="000000" w:sz="6"/>
-              <w:left w:val="single" w:color="000000" w:sz="6"/>
-              <w:bottom w:val="single" w:color="000000" w:sz="6"/>
-              <w:right w:val="single" w:color="000000" w:sz="6"/>
-            </w:tcBorders>
-            <w:tcMar>
-              <w:top w:type="dxa" w:w="40"/>
-              <w:left w:type="dxa" w:w="80"/>
-              <w:bottom w:type="dxa" w:w="40"/>
-              <w:right w:type="dxa" w:w="80"/>
-            </w:tcMar>
-            <w:vAlign w:val="center"/>
-          </w:tcPr>
-          <w:p>
-            <w:pPr>
-              <w:jc w:val="center"/>
-            </w:pPr>
-          </w:p>
-        </w:tc>
-        <w:tc>
-          <w:tcPr>
-            <w:tcW w:type="dxa" w:w="2600"/>
-            <w:tcBorders>
-              <w:top w:val="single" w:color="000000" w:sz="6"/>
-              <w:left w:val="single" w:color="000000" w:sz="6"/>
-              <w:bottom w:val="single" w:color="000000" w:sz="6"/>
-              <w:right w:val="single" w:color="000000" w:sz="6"/>
-            </w:tcBorders>
-            <w:tcMar>
-              <w:top w:type="dxa" w:w="40"/>
-              <w:left w:type="dxa" w:w="80"/>
-              <w:bottom w:type="dxa" w:w="40"/>
-              <w:right w:type="dxa" w:w="80"/>
-            </w:tcMar>
-            <w:vAlign w:val="center"/>
-          </w:tcPr>
-          <w:p>
-            <w:pPr>
-              <w:jc w:val="center"/>
-            </w:pPr>
-          </w:p>
-        </w:tc>
-        <w:tc>
-          <w:tcPr>
-            <w:tcW w:type="dxa" w:w="2200"/>
-            <w:tcBorders>
-              <w:top w:val="single" w:color="000000" w:sz="6"/>
-              <w:left w:val="single" w:color="000000" w:sz="6"/>
-              <w:bottom w:val="single" w:color="000000" w:sz="6"/>
-              <w:right w:val="single" w:color="000000" w:sz="6"/>
-            </w:tcBorders>
-            <w:tcMar>
-              <w:top w:type="dxa" w:w="40"/>
-              <w:left w:type="dxa" w:w="80"/>
-              <w:bottom w:type="dxa" w:w="40"/>
-              <w:right w:type="dxa" w:w="80"/>
-            </w:tcMar>
-            <w:vAlign w:val="center"/>
-          </w:tcPr>
-          <w:p>
-            <w:pPr>
-              <w:jc w:val="center"/>
-            </w:pPr>
-          </w:p>
-        </w:tc>
-        <w:tc>
-          <w:tcPr>
-            <w:tcW w:type="dxa" w:w="1538"/>
-            <w:tcBorders>
-              <w:top w:val="single" w:color="000000" w:sz="6"/>
-              <w:left w:val="single" w:color="000000" w:sz="6"/>
-              <w:bottom w:val="single" w:color="000000" w:sz="6"/>
-              <w:right w:val="single" w:color="000000" w:sz="6"/>
-            </w:tcBorders>
-            <w:tcMar>
-              <w:top w:type="dxa" w:w="40"/>
-              <w:left w:type="dxa" w:w="80"/>
-              <w:bottom w:type="dxa" w:w="40"/>
-              <w:right w:type="dxa" w:w="80"/>
-            </w:tcMar>
-            <w:vAlign w:val="center"/>
-          </w:tcPr>
-          <w:p>
-            <w:pPr>
-              <w:jc w:val="center"/>
-            </w:pPr>
-          </w:p>
-        </w:tc>
-      </w:tr>
-      <w:tr>
-        <w:trPr>
-          <w:cantSplit/>
-          <w:trHeight w:val="540" w:hRule="atLeast"/>
-        </w:trPr>
-        <w:tc>
-          <w:tcPr>
-            <w:tcW w:type="dxa" w:w="700"/>
-            <w:tcBorders>
-              <w:top w:val="single" w:color="000000" w:sz="6"/>
-              <w:left w:val="single" w:color="000000" w:sz="6"/>
-              <w:bottom w:val="single" w:color="000000" w:sz="6"/>
-              <w:right w:val="single" w:color="000000" w:sz="6"/>
-            </w:tcBorders>
-            <w:tcMar>
-              <w:top w:type="dxa" w:w="40"/>
-              <w:left w:type="dxa" w:w="80"/>
-              <w:bottom w:type="dxa" w:w="40"/>
-              <w:right w:type="dxa" w:w="80"/>
-            </w:tcMar>
-            <w:vAlign w:val="center"/>
-          </w:tcPr>
-          <w:p>
-            <w:pPr>
-              <w:jc w:val="center"/>
-            </w:pPr>
-            <w:r>
-              <w:rPr>
-                <w:rFonts w:ascii="맑은 고딕" w:cs="맑은 고딕" w:eastAsia="맑은 고딕" w:hAnsi="맑은 고딕"/>
-                <w:b w:val="false"/>
-                <w:bCs w:val="false"/>
-                <w:sz w:val="18"/>
-                <w:szCs w:val="18"/>
-              </w:rPr>
-              <w:t xml:space="preserve">10</w:t>
-            </w:r>
-          </w:p>
-        </w:tc>
-        <w:tc>
-          <w:tcPr>
-            <w:tcW w:type="dxa" w:w="2300"/>
-            <w:tcBorders>
-              <w:top w:val="single" w:color="000000" w:sz="6"/>
-              <w:left w:val="single" w:color="000000" w:sz="6"/>
-              <w:bottom w:val="single" w:color="000000" w:sz="6"/>
-              <w:right w:val="single" w:color="000000" w:sz="6"/>
-            </w:tcBorders>
-            <w:tcMar>
-              <w:top w:type="dxa" w:w="40"/>
-              <w:left w:type="dxa" w:w="80"/>
-              <w:bottom w:type="dxa" w:w="40"/>
-              <w:right w:type="dxa" w:w="80"/>
-            </w:tcMar>
-            <w:vAlign w:val="center"/>
-          </w:tcPr>
-          <w:p>
-            <w:pPr>
-              <w:jc w:val="center"/>
-            </w:pPr>
-          </w:p>
-        </w:tc>
-        <w:tc>
-          <w:tcPr>
-            <w:tcW w:type="dxa" w:w="1900"/>
-            <w:tcBorders>
-              <w:top w:val="single" w:color="000000" w:sz="6"/>
-              <w:left w:val="single" w:color="000000" w:sz="6"/>
-              <w:bottom w:val="single" w:color="000000" w:sz="6"/>
-              <w:right w:val="single" w:color="000000" w:sz="6"/>
-            </w:tcBorders>
-            <w:tcMar>
-              <w:top w:type="dxa" w:w="40"/>
-              <w:left w:type="dxa" w:w="80"/>
-              <w:bottom w:type="dxa" w:w="40"/>
-              <w:right w:type="dxa" w:w="80"/>
-            </w:tcMar>
-            <w:vAlign w:val="center"/>
-          </w:tcPr>
-          <w:p>
-            <w:pPr>
-              <w:jc w:val="center"/>
-            </w:pPr>
-          </w:p>
-        </w:tc>
-        <w:tc>
-          <w:tcPr>
-            <w:tcW w:type="dxa" w:w="3600"/>
-            <w:tcBorders>
-              <w:top w:val="single" w:color="000000" w:sz="6"/>
-              <w:left w:val="single" w:color="000000" w:sz="6"/>
-              <w:bottom w:val="single" w:color="000000" w:sz="6"/>
-              <w:right w:val="single" w:color="000000" w:sz="6"/>
-            </w:tcBorders>
-            <w:tcMar>
-              <w:top w:type="dxa" w:w="40"/>
-              <w:left w:type="dxa" w:w="80"/>
-              <w:bottom w:type="dxa" w:w="40"/>
-              <w:right w:type="dxa" w:w="80"/>
-            </w:tcMar>
-            <w:vAlign w:val="center"/>
-          </w:tcPr>
-          <w:p>
-            <w:pPr>
-              <w:jc w:val="center"/>
-            </w:pPr>
-          </w:p>
-        </w:tc>
-        <w:tc>
-          <w:tcPr>
-            <w:tcW w:type="dxa" w:w="2600"/>
-            <w:tcBorders>
-              <w:top w:val="single" w:color="000000" w:sz="6"/>
-              <w:left w:val="single" w:color="000000" w:sz="6"/>
-              <w:bottom w:val="single" w:color="000000" w:sz="6"/>
-              <w:right w:val="single" w:color="000000" w:sz="6"/>
-            </w:tcBorders>
-            <w:tcMar>
-              <w:top w:type="dxa" w:w="40"/>
-              <w:left w:type="dxa" w:w="80"/>
-              <w:bottom w:type="dxa" w:w="40"/>
-              <w:right w:type="dxa" w:w="80"/>
-            </w:tcMar>
-            <w:vAlign w:val="center"/>
-          </w:tcPr>
-          <w:p>
-            <w:pPr>
-              <w:jc w:val="center"/>
-            </w:pPr>
-          </w:p>
-        </w:tc>
-        <w:tc>
-          <w:tcPr>
-            <w:tcW w:type="dxa" w:w="2200"/>
-            <w:tcBorders>
-              <w:top w:val="single" w:color="000000" w:sz="6"/>
-              <w:left w:val="single" w:color="000000" w:sz="6"/>
-              <w:bottom w:val="single" w:color="000000" w:sz="6"/>
-              <w:right w:val="single" w:color="000000" w:sz="6"/>
-            </w:tcBorders>
-            <w:tcMar>
-              <w:top w:type="dxa" w:w="40"/>
-              <w:left w:type="dxa" w:w="80"/>
-              <w:bottom w:type="dxa" w:w="40"/>
-              <w:right w:type="dxa" w:w="80"/>
-            </w:tcMar>
-            <w:vAlign w:val="center"/>
-          </w:tcPr>
-          <w:p>
-            <w:pPr>
-              <w:jc w:val="center"/>
-            </w:pPr>
-          </w:p>
-        </w:tc>
-        <w:tc>
-          <w:tcPr>
-            <w:tcW w:type="dxa" w:w="1538"/>
-            <w:tcBorders>
-              <w:top w:val="single" w:color="000000" w:sz="6"/>
-              <w:left w:val="single" w:color="000000" w:sz="6"/>
-              <w:bottom w:val="single" w:color="000000" w:sz="6"/>
-              <w:right w:val="single" w:color="000000" w:sz="6"/>
-            </w:tcBorders>
-            <w:tcMar>
-              <w:top w:type="dxa" w:w="40"/>
-              <w:left w:type="dxa" w:w="80"/>
-              <w:bottom w:type="dxa" w:w="40"/>
-              <w:right w:type="dxa" w:w="80"/>
-            </w:tcMar>
-            <w:vAlign w:val="center"/>
-          </w:tcPr>
-          <w:p>
-            <w:pPr>
-              <w:jc w:val="center"/>
-            </w:pPr>
-          </w:p>
-        </w:tc>
-      </w:tr>
-      <w:tr>
-        <w:trPr>
-          <w:cantSplit/>
-          <w:trHeight w:val="540" w:hRule="atLeast"/>
-        </w:trPr>
-        <w:tc>
-          <w:tcPr>
-            <w:tcW w:type="dxa" w:w="700"/>
-            <w:tcBorders>
-              <w:top w:val="single" w:color="000000" w:sz="6"/>
-              <w:left w:val="single" w:color="000000" w:sz="6"/>
-              <w:bottom w:val="single" w:color="000000" w:sz="6"/>
-              <w:right w:val="single" w:color="000000" w:sz="6"/>
-            </w:tcBorders>
-            <w:tcMar>
-              <w:top w:type="dxa" w:w="40"/>
-              <w:left w:type="dxa" w:w="80"/>
-              <w:bottom w:type="dxa" w:w="40"/>
-              <w:right w:type="dxa" w:w="80"/>
-            </w:tcMar>
-            <w:vAlign w:val="center"/>
-          </w:tcPr>
-          <w:p>
-            <w:pPr>
-              <w:jc w:val="center"/>
-            </w:pPr>
-            <w:r>
-              <w:rPr>
-                <w:rFonts w:ascii="맑은 고딕" w:cs="맑은 고딕" w:eastAsia="맑은 고딕" w:hAnsi="맑은 고딕"/>
-                <w:b w:val="false"/>
-                <w:bCs w:val="false"/>
-                <w:sz w:val="18"/>
-                <w:szCs w:val="18"/>
-              </w:rPr>
-              <w:t xml:space="preserve">11</w:t>
-            </w:r>
-          </w:p>
-        </w:tc>
-        <w:tc>
-          <w:tcPr>
-            <w:tcW w:type="dxa" w:w="2300"/>
-            <w:tcBorders>
-              <w:top w:val="single" w:color="000000" w:sz="6"/>
-              <w:left w:val="single" w:color="000000" w:sz="6"/>
-              <w:bottom w:val="single" w:color="000000" w:sz="6"/>
-              <w:right w:val="single" w:color="000000" w:sz="6"/>
-            </w:tcBorders>
-            <w:tcMar>
-              <w:top w:type="dxa" w:w="40"/>
-              <w:left w:type="dxa" w:w="80"/>
-              <w:bottom w:type="dxa" w:w="40"/>
-              <w:right w:type="dxa" w:w="80"/>
-            </w:tcMar>
-            <w:vAlign w:val="center"/>
-          </w:tcPr>
-          <w:p>
-            <w:pPr>
-              <w:jc w:val="center"/>
-            </w:pPr>
-          </w:p>
-        </w:tc>
-        <w:tc>
-          <w:tcPr>
-            <w:tcW w:type="dxa" w:w="1900"/>
-            <w:tcBorders>
-              <w:top w:val="single" w:color="000000" w:sz="6"/>
-              <w:left w:val="single" w:color="000000" w:sz="6"/>
-              <w:bottom w:val="single" w:color="000000" w:sz="6"/>
-              <w:right w:val="single" w:color="000000" w:sz="6"/>
-            </w:tcBorders>
-            <w:tcMar>
-              <w:top w:type="dxa" w:w="40"/>
-              <w:left w:type="dxa" w:w="80"/>
-              <w:bottom w:type="dxa" w:w="40"/>
-              <w:right w:type="dxa" w:w="80"/>
-            </w:tcMar>
-            <w:vAlign w:val="center"/>
-          </w:tcPr>
-          <w:p>
-            <w:pPr>
-              <w:jc w:val="center"/>
-            </w:pPr>
-          </w:p>
-        </w:tc>
-        <w:tc>
-          <w:tcPr>
-            <w:tcW w:type="dxa" w:w="3600"/>
-            <w:tcBorders>
-              <w:top w:val="single" w:color="000000" w:sz="6"/>
-              <w:left w:val="single" w:color="000000" w:sz="6"/>
-              <w:bottom w:val="single" w:color="000000" w:sz="6"/>
-              <w:right w:val="single" w:color="000000" w:sz="6"/>
-            </w:tcBorders>
-            <w:tcMar>
-              <w:top w:type="dxa" w:w="40"/>
-              <w:left w:type="dxa" w:w="80"/>
-              <w:bottom w:type="dxa" w:w="40"/>
-              <w:right w:type="dxa" w:w="80"/>
-            </w:tcMar>
-            <w:vAlign w:val="center"/>
-          </w:tcPr>
-          <w:p>
-            <w:pPr>
-              <w:jc w:val="center"/>
-            </w:pPr>
-          </w:p>
-        </w:tc>
-        <w:tc>
-          <w:tcPr>
-            <w:tcW w:type="dxa" w:w="2600"/>
-            <w:tcBorders>
-              <w:top w:val="single" w:color="000000" w:sz="6"/>
-              <w:left w:val="single" w:color="000000" w:sz="6"/>
-              <w:bottom w:val="single" w:color="000000" w:sz="6"/>
-              <w:right w:val="single" w:color="000000" w:sz="6"/>
-            </w:tcBorders>
-            <w:tcMar>
-              <w:top w:type="dxa" w:w="40"/>
-              <w:left w:type="dxa" w:w="80"/>
-              <w:bottom w:type="dxa" w:w="40"/>
-              <w:right w:type="dxa" w:w="80"/>
-            </w:tcMar>
-            <w:vAlign w:val="center"/>
-          </w:tcPr>
-          <w:p>
-            <w:pPr>
-              <w:jc w:val="center"/>
-            </w:pPr>
-          </w:p>
-        </w:tc>
-        <w:tc>
-          <w:tcPr>
-            <w:tcW w:type="dxa" w:w="2200"/>
-            <w:tcBorders>
-              <w:top w:val="single" w:color="000000" w:sz="6"/>
-              <w:left w:val="single" w:color="000000" w:sz="6"/>
-              <w:bottom w:val="single" w:color="000000" w:sz="6"/>
-              <w:right w:val="single" w:color="000000" w:sz="6"/>
-            </w:tcBorders>
-            <w:tcMar>
-              <w:top w:type="dxa" w:w="40"/>
-              <w:left w:type="dxa" w:w="80"/>
-              <w:bottom w:type="dxa" w:w="40"/>
-              <w:right w:type="dxa" w:w="80"/>
-            </w:tcMar>
-            <w:vAlign w:val="center"/>
-          </w:tcPr>
-          <w:p>
-            <w:pPr>
-              <w:jc w:val="center"/>
-            </w:pPr>
-          </w:p>
-        </w:tc>
-        <w:tc>
-          <w:tcPr>
-            <w:tcW w:type="dxa" w:w="1538"/>
-            <w:tcBorders>
-              <w:top w:val="single" w:color="000000" w:sz="6"/>
-              <w:left w:val="single" w:color="000000" w:sz="6"/>
-              <w:bottom w:val="single" w:color="000000" w:sz="6"/>
-              <w:right w:val="single" w:color="000000" w:sz="6"/>
-            </w:tcBorders>
-            <w:tcMar>
-              <w:top w:type="dxa" w:w="40"/>
-              <w:left w:type="dxa" w:w="80"/>
-              <w:bottom w:type="dxa" w:w="40"/>
-              <w:right w:type="dxa" w:w="80"/>
-            </w:tcMar>
-            <w:vAlign w:val="center"/>
-          </w:tcPr>
-          <w:p>
-            <w:pPr>
-              <w:jc w:val="center"/>
-            </w:pPr>
-          </w:p>
-        </w:tc>
-      </w:tr>
-      <w:tr>
-        <w:trPr>
-          <w:cantSplit/>
-          <w:trHeight w:val="540" w:hRule="atLeast"/>
-        </w:trPr>
-        <w:tc>
-          <w:tcPr>
-            <w:tcW w:type="dxa" w:w="700"/>
-            <w:tcBorders>
-              <w:top w:val="single" w:color="000000" w:sz="6"/>
-              <w:left w:val="single" w:color="000000" w:sz="6"/>
-              <w:bottom w:val="single" w:color="000000" w:sz="6"/>
-              <w:right w:val="single" w:color="000000" w:sz="6"/>
-            </w:tcBorders>
-            <w:tcMar>
-              <w:top w:type="dxa" w:w="40"/>
-              <w:left w:type="dxa" w:w="80"/>
-              <w:bottom w:type="dxa" w:w="40"/>
-              <w:right w:type="dxa" w:w="80"/>
-            </w:tcMar>
-            <w:vAlign w:val="center"/>
-          </w:tcPr>
-          <w:p>
-            <w:pPr>
-              <w:jc w:val="center"/>
-            </w:pPr>
-            <w:r>
-              <w:rPr>
-                <w:rFonts w:ascii="맑은 고딕" w:cs="맑은 고딕" w:eastAsia="맑은 고딕" w:hAnsi="맑은 고딕"/>
-                <w:b w:val="false"/>
-                <w:bCs w:val="false"/>
-                <w:sz w:val="18"/>
-                <w:szCs w:val="18"/>
-              </w:rPr>
-              <w:t xml:space="preserve">12</w:t>
-            </w:r>
-          </w:p>
-        </w:tc>
-        <w:tc>
-          <w:tcPr>
-            <w:tcW w:type="dxa" w:w="2300"/>
-            <w:tcBorders>
-              <w:top w:val="single" w:color="000000" w:sz="6"/>
-              <w:left w:val="single" w:color="000000" w:sz="6"/>
-              <w:bottom w:val="single" w:color="000000" w:sz="6"/>
-              <w:right w:val="single" w:color="000000" w:sz="6"/>
-            </w:tcBorders>
-            <w:tcMar>
-              <w:top w:type="dxa" w:w="40"/>
-              <w:left w:type="dxa" w:w="80"/>
-              <w:bottom w:type="dxa" w:w="40"/>
-              <w:right w:type="dxa" w:w="80"/>
-            </w:tcMar>
-            <w:vAlign w:val="center"/>
-          </w:tcPr>
-          <w:p>
-            <w:pPr>
-              <w:jc w:val="center"/>
-            </w:pPr>
-          </w:p>
-        </w:tc>
-        <w:tc>
-          <w:tcPr>
-            <w:tcW w:type="dxa" w:w="1900"/>
-            <w:tcBorders>
-              <w:top w:val="single" w:color="000000" w:sz="6"/>
-              <w:left w:val="single" w:color="000000" w:sz="6"/>
-              <w:bottom w:val="single" w:color="000000" w:sz="6"/>
-              <w:right w:val="single" w:color="000000" w:sz="6"/>
-            </w:tcBorders>
-            <w:tcMar>
-              <w:top w:type="dxa" w:w="40"/>
-              <w:left w:type="dxa" w:w="80"/>
-              <w:bottom w:type="dxa" w:w="40"/>
-              <w:right w:type="dxa" w:w="80"/>
-            </w:tcMar>
-            <w:vAlign w:val="center"/>
-          </w:tcPr>
-          <w:p>
-            <w:pPr>
-              <w:jc w:val="center"/>
-            </w:pPr>
-          </w:p>
-        </w:tc>
-        <w:tc>
-          <w:tcPr>
-            <w:tcW w:type="dxa" w:w="3600"/>
-            <w:tcBorders>
-              <w:top w:val="single" w:color="000000" w:sz="6"/>
-              <w:left w:val="single" w:color="000000" w:sz="6"/>
-              <w:bottom w:val="single" w:color="000000" w:sz="6"/>
-              <w:right w:val="single" w:color="000000" w:sz="6"/>
-            </w:tcBorders>
-            <w:tcMar>
-              <w:top w:type="dxa" w:w="40"/>
-              <w:left w:type="dxa" w:w="80"/>
-              <w:bottom w:type="dxa" w:w="40"/>
-              <w:right w:type="dxa" w:w="80"/>
-            </w:tcMar>
-            <w:vAlign w:val="center"/>
-          </w:tcPr>
-          <w:p>
-            <w:pPr>
-              <w:jc w:val="center"/>
-            </w:pPr>
-          </w:p>
-        </w:tc>
-        <w:tc>
-          <w:tcPr>
-            <w:tcW w:type="dxa" w:w="2600"/>
-            <w:tcBorders>
-              <w:top w:val="single" w:color="000000" w:sz="6"/>
-              <w:left w:val="single" w:color="000000" w:sz="6"/>
-              <w:bottom w:val="single" w:color="000000" w:sz="6"/>
-              <w:right w:val="single" w:color="000000" w:sz="6"/>
-            </w:tcBorders>
-            <w:tcMar>
-              <w:top w:type="dxa" w:w="40"/>
-              <w:left w:type="dxa" w:w="80"/>
-              <w:bottom w:type="dxa" w:w="40"/>
-              <w:right w:type="dxa" w:w="80"/>
-            </w:tcMar>
-            <w:vAlign w:val="center"/>
-          </w:tcPr>
-          <w:p>
-            <w:pPr>
-              <w:jc w:val="center"/>
-            </w:pPr>
-          </w:p>
-        </w:tc>
-        <w:tc>
-          <w:tcPr>
-            <w:tcW w:type="dxa" w:w="2200"/>
-            <w:tcBorders>
-              <w:top w:val="single" w:color="000000" w:sz="6"/>
-              <w:left w:val="single" w:color="000000" w:sz="6"/>
-              <w:bottom w:val="single" w:color="000000" w:sz="6"/>
-              <w:right w:val="single" w:color="000000" w:sz="6"/>
-            </w:tcBorders>
-            <w:tcMar>
-              <w:top w:type="dxa" w:w="40"/>
-              <w:left w:type="dxa" w:w="80"/>
-              <w:bottom w:type="dxa" w:w="40"/>
-              <w:right w:type="dxa" w:w="80"/>
-            </w:tcMar>
-            <w:vAlign w:val="center"/>
-          </w:tcPr>
-          <w:p>
-            <w:pPr>
-              <w:jc w:val="center"/>
-            </w:pPr>
-          </w:p>
-        </w:tc>
-        <w:tc>
-          <w:tcPr>
-            <w:tcW w:type="dxa" w:w="1538"/>
-            <w:tcBorders>
-              <w:top w:val="single" w:color="000000" w:sz="6"/>
-              <w:left w:val="single" w:color="000000" w:sz="6"/>
-              <w:bottom w:val="single" w:color="000000" w:sz="6"/>
-              <w:right w:val="single" w:color="000000" w:sz="6"/>
-            </w:tcBorders>
-            <w:tcMar>
-              <w:top w:type="dxa" w:w="40"/>
-              <w:left w:type="dxa" w:w="80"/>
-              <w:bottom w:type="dxa" w:w="40"/>
-              <w:right w:type="dxa" w:w="80"/>
-            </w:tcMar>
-            <w:vAlign w:val="center"/>
-          </w:tcPr>
-          <w:p>
-            <w:pPr>
-              <w:jc w:val="center"/>
-            </w:pPr>
-          </w:p>
-        </w:tc>
-      </w:tr>
     </w:tbl>
     <w:p>
       <w:pPr>
-        <w:spacing w:before="100"/>
+        <w:spacing w:before="60"/>
         <w:jc w:val="right"/>
       </w:pPr>
       <w:r>
         <w:rPr>
           <w:rFonts w:ascii="맑은 고딕" w:cs="맑은 고딕" w:eastAsia="맑은 고딕" w:hAnsi="맑은 고딕"/>
-          <w:sz w:val="18"/>
-          <w:szCs w:val="18"/>
+          <w:sz w:val="17"/>
+          <w:szCs w:val="17"/>
         </w:rPr>
         <w:t xml:space="preserve">서명일: 2026년 ____월 ____일          확인자(수합 책임자): 박상남 ______________ (서명)</w:t>
       </w:r>
@@ -6176,7 +4184,7 @@
     </w:p>
     <w:p>
       <w:pPr>
-        <w:spacing w:after="80"/>
+        <w:spacing w:after="50"/>
         <w:jc w:val="center"/>
       </w:pPr>
       <w:r>
@@ -6184,10 +4192,10 @@
           <w:rFonts w:ascii="맑은 고딕" w:cs="맑은 고딕" w:eastAsia="맑은 고딕" w:hAnsi="맑은 고딕"/>
           <w:b/>
           <w:bCs/>
-          <w:sz w:val="28"/>
-          <w:szCs w:val="28"/>
+          <w:sz w:val="26"/>
+          <w:szCs w:val="26"/>
         </w:rPr>
-        <w:t xml:space="preserve">진농마을 주민 결의 서명부 — 결의 내용</w:t>
+        <w:t xml:space="preserve">진농마을 주민 결의 서명부</w:t>
       </w:r>
     </w:p>
     <w:tbl>
@@ -6225,8 +4233,7 @@
           </w:tcPr>
           <w:p>
             <w:pPr>
-              <w:spacing w:after="40" w:before="0" w:line="280"/>
-              <w:ind w:left="340" w:hanging="340"/>
+              <w:spacing w:after="30" w:before="0" w:line="230"/>
               <w:jc w:val="both"/>
             </w:pPr>
             <w:r>
@@ -6234,16 +4241,41 @@
                 <w:rFonts w:ascii="맑은 고딕" w:cs="맑은 고딕" w:eastAsia="맑은 고딕" w:hAnsi="맑은 고딕"/>
                 <w:b/>
                 <w:bCs/>
-                <w:sz w:val="19"/>
-                <w:szCs w:val="19"/>
+                <w:sz w:val="17"/>
+                <w:szCs w:val="17"/>
+              </w:rPr>
+              <w:t xml:space="preserve">[결의 내용]</w:t>
+            </w:r>
+            <w:r>
+              <w:rPr>
+                <w:rFonts w:ascii="맑은 고딕" w:cs="맑은 고딕" w:eastAsia="맑은 고딕" w:hAnsi="맑은 고딕"/>
+                <w:sz w:val="17"/>
+                <w:szCs w:val="17"/>
+              </w:rPr>
+              <w:t xml:space="preserve"> 아래 서명자는 다음 1~8항에 모두 동의합니다.</w:t>
+            </w:r>
+          </w:p>
+          <w:p>
+            <w:pPr>
+              <w:spacing w:after="20" w:before="0" w:line="230"/>
+              <w:ind w:left="300" w:hanging="300"/>
+              <w:jc w:val="both"/>
+            </w:pPr>
+            <w:r>
+              <w:rPr>
+                <w:rFonts w:ascii="맑은 고딕" w:cs="맑은 고딕" w:eastAsia="맑은 고딕" w:hAnsi="맑은 고딕"/>
+                <w:b/>
+                <w:bCs/>
+                <w:sz w:val="17"/>
+                <w:szCs w:val="17"/>
               </w:rPr>
               <w:t xml:space="preserve">1. (사실 확인)</w:t>
             </w:r>
             <w:r>
               <w:rPr>
                 <w:rFonts w:ascii="맑은 고딕" w:cs="맑은 고딕" w:eastAsia="맑은 고딕" w:hAnsi="맑은 고딕"/>
-                <w:sz w:val="19"/>
-                <w:szCs w:val="19"/>
+                <w:sz w:val="17"/>
+                <w:szCs w:val="17"/>
               </w:rPr>
               <w:t xml:space="preserve"> 본인은 2023. 1. 30. 순정축산업협동조합과 정읍시 감곡면 환경개선위원회 사이의 「자연순환농업 추진 공동협약」에 당시 진농마을 이장 이근노이(가) "진농마을이장" 직함으로 서명할 때, 그에 관하여 </w:t>
             </w:r>
@@ -6252,16 +4284,16 @@
                 <w:rFonts w:ascii="맑은 고딕" w:cs="맑은 고딕" w:eastAsia="맑은 고딕" w:hAnsi="맑은 고딕"/>
                 <w:b/>
                 <w:bCs/>
-                <w:sz w:val="19"/>
-                <w:szCs w:val="19"/>
+                <w:sz w:val="17"/>
+                <w:szCs w:val="17"/>
               </w:rPr>
               <w:t xml:space="preserve">진농마을 마을총회가 열려 결의하였거나 본인이 위임한 사실을 알지 못하며, 그러한 절차에 참여하거나 통지받은 사실이 없습니다.</w:t>
             </w:r>
           </w:p>
           <w:p>
             <w:pPr>
-              <w:spacing w:after="40" w:before="0" w:line="280"/>
-              <w:ind w:left="340" w:hanging="340"/>
+              <w:spacing w:after="20" w:before="0" w:line="230"/>
+              <w:ind w:left="300" w:hanging="300"/>
               <w:jc w:val="both"/>
             </w:pPr>
             <w:r>
@@ -6269,16 +4301,16 @@
                 <w:rFonts w:ascii="맑은 고딕" w:cs="맑은 고딕" w:eastAsia="맑은 고딕" w:hAnsi="맑은 고딕"/>
                 <w:b/>
                 <w:bCs/>
-                <w:sz w:val="19"/>
-                <w:szCs w:val="19"/>
+                <w:sz w:val="17"/>
+                <w:szCs w:val="17"/>
               </w:rPr>
               <w:t xml:space="preserve">2. (불추인)</w:t>
             </w:r>
             <w:r>
               <w:rPr>
                 <w:rFonts w:ascii="맑은 고딕" w:cs="맑은 고딕" w:eastAsia="맑은 고딕" w:hAnsi="맑은 고딕"/>
-                <w:sz w:val="19"/>
-                <w:szCs w:val="19"/>
+                <w:sz w:val="17"/>
+                <w:szCs w:val="17"/>
               </w:rPr>
               <w:t xml:space="preserve"> 본인은 당시 이장 또는 감곡면 환경개선위원회가 진농마을 주민을 대표하여 한 다음 행위를 </w:t>
             </w:r>
@@ -6287,24 +4319,24 @@
                 <w:rFonts w:ascii="맑은 고딕" w:cs="맑은 고딕" w:eastAsia="맑은 고딕" w:hAnsi="맑은 고딕"/>
                 <w:b/>
                 <w:bCs/>
-                <w:sz w:val="19"/>
-                <w:szCs w:val="19"/>
+                <w:sz w:val="17"/>
+                <w:szCs w:val="17"/>
               </w:rPr>
               <w:t xml:space="preserve">추인(사후 승인)하지 않습니다.</w:t>
             </w:r>
             <w:r>
               <w:rPr>
                 <w:rFonts w:ascii="맑은 고딕" w:cs="맑은 고딕" w:eastAsia="맑은 고딕" w:hAnsi="맑은 고딕"/>
-                <w:sz w:val="19"/>
-                <w:szCs w:val="19"/>
+                <w:sz w:val="17"/>
+                <w:szCs w:val="17"/>
               </w:rPr>
               <w:t xml:space="preserve"> ① 2023. 1. 30. 공동협약 체결 ② 순정축협으로부터의 금원(운영비 후원·환경개선사업비 등, 순정축협이 밝힌 1억 원 포함) 수령과 그 사용 결정 ③ 2023. 5. 2. 위원회 회의에서 마을 이장을 위원회 법인 임원으로 정한 결의 중 본 마을 대표 자격에 관한 부분. 이 서명은 본인이 개별적으로 가지는 손해배상청구권 등 권리를 포기하는 것이 아닙니다.</w:t>
             </w:r>
           </w:p>
           <w:p>
             <w:pPr>
-              <w:spacing w:after="40" w:before="0" w:line="280"/>
-              <w:ind w:left="340" w:hanging="340"/>
+              <w:spacing w:after="20" w:before="0" w:line="230"/>
+              <w:ind w:left="300" w:hanging="300"/>
               <w:jc w:val="both"/>
             </w:pPr>
             <w:r>
@@ -6312,16 +4344,16 @@
                 <w:rFonts w:ascii="맑은 고딕" w:cs="맑은 고딕" w:eastAsia="맑은 고딕" w:hAnsi="맑은 고딕"/>
                 <w:b/>
                 <w:bCs/>
-                <w:sz w:val="19"/>
-                <w:szCs w:val="19"/>
+                <w:sz w:val="17"/>
+                <w:szCs w:val="17"/>
               </w:rPr>
               <w:t xml:space="preserve">3. ("반대 의견 없음" 서명 확인)</w:t>
             </w:r>
             <w:r>
               <w:rPr>
                 <w:rFonts w:ascii="맑은 고딕" w:cs="맑은 고딕" w:eastAsia="맑은 고딕" w:hAnsi="맑은 고딕"/>
-                <w:sz w:val="19"/>
-                <w:szCs w:val="19"/>
+                <w:sz w:val="17"/>
+                <w:szCs w:val="17"/>
               </w:rPr>
               <w:t xml:space="preserve"> 순정축협이 2023. 5. 3. 신축허가를 신청한 퇴비사 997.5㎡(약 300평)에 관하여, 감곡면장이 2023. 7. 21. 정읍시에 제출한 2023. 7. 20.자 주민의견서에는 </w:t>
             </w:r>
@@ -6330,16 +4362,16 @@
                 <w:rFonts w:ascii="맑은 고딕" w:cs="맑은 고딕" w:eastAsia="맑은 고딕" w:hAnsi="맑은 고딕"/>
                 <w:b/>
                 <w:bCs/>
-                <w:sz w:val="19"/>
-                <w:szCs w:val="19"/>
+                <w:sz w:val="17"/>
+                <w:szCs w:val="17"/>
               </w:rPr>
               <w:t xml:space="preserve">"반대 의견 없음"</w:t>
             </w:r>
             <w:r>
               <w:rPr>
                 <w:rFonts w:ascii="맑은 고딕" w:cs="맑은 고딕" w:eastAsia="맑은 고딕" w:hAnsi="맑은 고딕"/>
-                <w:sz w:val="19"/>
-                <w:szCs w:val="19"/>
+                <w:sz w:val="17"/>
+                <w:szCs w:val="17"/>
               </w:rPr>
               <w:t xml:space="preserve">이라고 적혀 있으나 의견제출인은 가려져 있습니다. 본인은 위 의견 제출에 관하여 </w:t>
             </w:r>
@@ -6348,16 +4380,16 @@
                 <w:rFonts w:ascii="맑은 고딕" w:cs="맑은 고딕" w:eastAsia="맑은 고딕" w:hAnsi="맑은 고딕"/>
                 <w:b/>
                 <w:bCs/>
-                <w:sz w:val="19"/>
-                <w:szCs w:val="19"/>
+                <w:sz w:val="17"/>
+                <w:szCs w:val="17"/>
               </w:rPr>
               <w:t xml:space="preserve">의견을 묻거나 통지받은 사실이 없습니다.</w:t>
             </w:r>
             <w:r>
               <w:rPr>
                 <w:rFonts w:ascii="맑은 고딕" w:cs="맑은 고딕" w:eastAsia="맑은 고딕" w:hAnsi="맑은 고딕"/>
-                <w:sz w:val="19"/>
-                <w:szCs w:val="19"/>
+                <w:sz w:val="17"/>
+                <w:szCs w:val="17"/>
               </w:rPr>
               <w:t xml:space="preserve"> 이에 본인은 </w:t>
             </w:r>
@@ -6366,24 +4398,24 @@
                 <w:rFonts w:ascii="맑은 고딕" w:cs="맑은 고딕" w:eastAsia="맑은 고딕" w:hAnsi="맑은 고딕"/>
                 <w:b/>
                 <w:bCs/>
-                <w:sz w:val="19"/>
-                <w:szCs w:val="19"/>
+                <w:sz w:val="17"/>
+                <w:szCs w:val="17"/>
               </w:rPr>
               <w:t xml:space="preserve">당시 진농마을 이장 이근노 및 감곡면 환경개선위원회 위원들이 위 "반대 의견 없음" 의견서에 서명한 사실이 있는지, 있다면 누가 어떤 자격으로 서명하였는지 밝혀 줄 것을 요구합니다.</w:t>
             </w:r>
             <w:r>
               <w:rPr>
                 <w:rFonts w:ascii="맑은 고딕" w:cs="맑은 고딕" w:eastAsia="맑은 고딕" w:hAnsi="맑은 고딕"/>
-                <w:sz w:val="19"/>
-                <w:szCs w:val="19"/>
+                <w:sz w:val="17"/>
+                <w:szCs w:val="17"/>
               </w:rPr>
               <w:t xml:space="preserve"> 서명한 사실이 있다면, 본인은 그 의견이 진농마을 주민의 의견으로 취급되는 것을 추인하지 않습니다.</w:t>
             </w:r>
           </w:p>
           <w:p>
             <w:pPr>
-              <w:spacing w:after="40" w:before="0" w:line="280"/>
-              <w:ind w:left="340" w:hanging="340"/>
+              <w:spacing w:after="20" w:before="0" w:line="230"/>
+              <w:ind w:left="300" w:hanging="300"/>
               <w:jc w:val="both"/>
             </w:pPr>
             <w:r>
@@ -6391,24 +4423,24 @@
                 <w:rFonts w:ascii="맑은 고딕" w:cs="맑은 고딕" w:eastAsia="맑은 고딕" w:hAnsi="맑은 고딕"/>
                 <w:b/>
                 <w:bCs/>
-                <w:sz w:val="19"/>
-                <w:szCs w:val="19"/>
+                <w:sz w:val="17"/>
+                <w:szCs w:val="17"/>
               </w:rPr>
               <w:t xml:space="preserve">4. (자료 공개 요구)</w:t>
             </w:r>
             <w:r>
               <w:rPr>
                 <w:rFonts w:ascii="맑은 고딕" w:cs="맑은 고딕" w:eastAsia="맑은 고딕" w:hAnsi="맑은 고딕"/>
-                <w:sz w:val="19"/>
-                <w:szCs w:val="19"/>
+                <w:sz w:val="17"/>
+                <w:szCs w:val="17"/>
               </w:rPr>
               <w:t xml:space="preserve"> 본인은 감곡면 환경개선위원회와 순정축산업협동조합에 다음 자료의 공개와 보고를 요구합니다. ① 1억 원(및 그 밖의 지원금)의 지급 결의, 지급일, 수령 계좌 명의 ② 위원회의 금원 사용 내역과 증빙, 현재 잔액 ③ 위원회 규약, 위원 명단, 제1차부터 그 이후의 회의록 ④ 순정축협이 약속한 분기별 검사자료 ⑤ 2023. 7. 20. 주민의견서의 제출인과 제출 경위 (개인 계좌번호·연락처 등은 가리고 공개하여도 됩니다.)</w:t>
             </w:r>
           </w:p>
           <w:p>
             <w:pPr>
-              <w:spacing w:after="40" w:before="0" w:line="280"/>
-              <w:ind w:left="340" w:hanging="340"/>
+              <w:spacing w:after="20" w:before="0" w:line="230"/>
+              <w:ind w:left="300" w:hanging="300"/>
               <w:jc w:val="both"/>
             </w:pPr>
             <w:r>
@@ -6416,16 +4448,16 @@
                 <w:rFonts w:ascii="맑은 고딕" w:cs="맑은 고딕" w:eastAsia="맑은 고딕" w:hAnsi="맑은 고딕"/>
                 <w:b/>
                 <w:bCs/>
-                <w:sz w:val="19"/>
-                <w:szCs w:val="19"/>
+                <w:sz w:val="17"/>
+                <w:szCs w:val="17"/>
               </w:rPr>
               <w:t xml:space="preserve">5. (수사의뢰 동참)</w:t>
             </w:r>
             <w:r>
               <w:rPr>
                 <w:rFonts w:ascii="맑은 고딕" w:cs="맑은 고딕" w:eastAsia="맑은 고딕" w:hAnsi="맑은 고딕"/>
-                <w:sz w:val="19"/>
-                <w:szCs w:val="19"/>
+                <w:sz w:val="17"/>
+                <w:szCs w:val="17"/>
               </w:rPr>
               <w:t xml:space="preserve"> 본인은 위 금원의 지급 경위와 사용처를 밝히기 위하여 감곡면 횡룡마을 주민 박상남이 정읍경찰서에 제출하는 </w:t>
             </w:r>
@@ -6434,24 +4466,24 @@
                 <w:rFonts w:ascii="맑은 고딕" w:cs="맑은 고딕" w:eastAsia="맑은 고딕" w:hAnsi="맑은 고딕"/>
                 <w:b/>
                 <w:bCs/>
-                <w:sz w:val="19"/>
-                <w:szCs w:val="19"/>
+                <w:sz w:val="17"/>
+                <w:szCs w:val="17"/>
               </w:rPr>
               <w:t xml:space="preserve">수사의뢰 진정에 동참</w:t>
             </w:r>
             <w:r>
               <w:rPr>
                 <w:rFonts w:ascii="맑은 고딕" w:cs="맑은 고딕" w:eastAsia="맑은 고딕" w:hAnsi="맑은 고딕"/>
-                <w:sz w:val="19"/>
-                <w:szCs w:val="19"/>
+                <w:sz w:val="17"/>
+                <w:szCs w:val="17"/>
               </w:rPr>
               <w:t xml:space="preserve">하며, 이 서명부가 그 첨부자료로 제출되는 데 동의합니다. 이 서명은 특정인의 범죄를 단정하는 것이 아니라 사실 확인을 요청하는 것입니다.</w:t>
             </w:r>
           </w:p>
           <w:p>
             <w:pPr>
-              <w:spacing w:after="40" w:before="0" w:line="280"/>
-              <w:ind w:left="340" w:hanging="340"/>
+              <w:spacing w:after="20" w:before="0" w:line="230"/>
+              <w:ind w:left="300" w:hanging="300"/>
               <w:jc w:val="both"/>
             </w:pPr>
             <w:r>
@@ -6459,24 +4491,24 @@
                 <w:rFonts w:ascii="맑은 고딕" w:cs="맑은 고딕" w:eastAsia="맑은 고딕" w:hAnsi="맑은 고딕"/>
                 <w:b/>
                 <w:bCs/>
-                <w:sz w:val="19"/>
-                <w:szCs w:val="19"/>
+                <w:sz w:val="17"/>
+                <w:szCs w:val="17"/>
               </w:rPr>
               <w:t xml:space="preserve">6. (연락·제출 위임)</w:t>
             </w:r>
             <w:r>
               <w:rPr>
                 <w:rFonts w:ascii="맑은 고딕" w:cs="맑은 고딕" w:eastAsia="맑은 고딕" w:hAnsi="맑은 고딕"/>
-                <w:sz w:val="19"/>
-                <w:szCs w:val="19"/>
+                <w:sz w:val="17"/>
+                <w:szCs w:val="17"/>
               </w:rPr>
               <w:t xml:space="preserve"> 본인은 위 3~5항의 요구와 진정 동참에 필요한 연락, 서명부 제출, 관계기관 민원 제기를 서명 수합 책임자 박상남에게 맡깁니다.</w:t>
             </w:r>
           </w:p>
           <w:p>
             <w:pPr>
-              <w:spacing w:after="40" w:before="0" w:line="280"/>
-              <w:ind w:left="340" w:hanging="340"/>
+              <w:spacing w:after="20" w:before="0" w:line="230"/>
+              <w:ind w:left="300" w:hanging="300"/>
               <w:jc w:val="both"/>
             </w:pPr>
             <w:r>
@@ -6484,16 +4516,16 @@
                 <w:rFonts w:ascii="맑은 고딕" w:cs="맑은 고딕" w:eastAsia="맑은 고딕" w:hAnsi="맑은 고딕"/>
                 <w:b/>
                 <w:bCs/>
-                <w:sz w:val="19"/>
-                <w:szCs w:val="19"/>
+                <w:sz w:val="17"/>
+                <w:szCs w:val="17"/>
               </w:rPr>
               <w:t xml:space="preserve">7. (향후 원칙)</w:t>
             </w:r>
             <w:r>
               <w:rPr>
                 <w:rFonts w:ascii="맑은 고딕" w:cs="맑은 고딕" w:eastAsia="맑은 고딕" w:hAnsi="맑은 고딕"/>
-                <w:sz w:val="19"/>
-                <w:szCs w:val="19"/>
+                <w:sz w:val="17"/>
+                <w:szCs w:val="17"/>
               </w:rPr>
               <w:t xml:space="preserve"> 본인은 앞으로 진농마을의 이름으로 외부 단체·사업자와 협약을 맺거나, 행정기관에 마을 의견을 제출하거나, 금원을 받는 경우에는 </w:t>
             </w:r>
@@ -6502,24 +4534,24 @@
                 <w:rFonts w:ascii="맑은 고딕" w:cs="맑은 고딕" w:eastAsia="맑은 고딕" w:hAnsi="맑은 고딕"/>
                 <w:b/>
                 <w:bCs/>
-                <w:sz w:val="19"/>
-                <w:szCs w:val="19"/>
+                <w:sz w:val="17"/>
+                <w:szCs w:val="17"/>
               </w:rPr>
               <w:t xml:space="preserve">반드시 사전에 마을총회의 결의</w:t>
             </w:r>
             <w:r>
               <w:rPr>
                 <w:rFonts w:ascii="맑은 고딕" w:cs="맑은 고딕" w:eastAsia="맑은 고딕" w:hAnsi="맑은 고딕"/>
-                <w:sz w:val="19"/>
-                <w:szCs w:val="19"/>
+                <w:sz w:val="17"/>
+                <w:szCs w:val="17"/>
               </w:rPr>
               <w:t xml:space="preserve">를 거쳐야 한다고 봅니다. 감곡면 환경개선위원회는 그러한 결의가 있기 전까지 본인을 포함한 진농마을 주민 전체를 대표하지 않습니다.</w:t>
             </w:r>
           </w:p>
           <w:p>
             <w:pPr>
-              <w:spacing w:after="40" w:before="0" w:line="280"/>
-              <w:ind w:left="340" w:hanging="340"/>
+              <w:spacing w:after="20" w:before="0" w:line="230"/>
+              <w:ind w:left="300" w:hanging="300"/>
               <w:jc w:val="both"/>
             </w:pPr>
             <w:r>
@@ -6527,153 +4559,18 @@
                 <w:rFonts w:ascii="맑은 고딕" w:cs="맑은 고딕" w:eastAsia="맑은 고딕" w:hAnsi="맑은 고딕"/>
                 <w:b/>
                 <w:bCs/>
-                <w:sz w:val="19"/>
-                <w:szCs w:val="19"/>
+                <w:sz w:val="17"/>
+                <w:szCs w:val="17"/>
               </w:rPr>
               <w:t xml:space="preserve">8. (사본 송부 동의)</w:t>
             </w:r>
             <w:r>
               <w:rPr>
                 <w:rFonts w:ascii="맑은 고딕" w:cs="맑은 고딕" w:eastAsia="맑은 고딕" w:hAnsi="맑은 고딕"/>
-                <w:sz w:val="19"/>
-                <w:szCs w:val="19"/>
+                <w:sz w:val="17"/>
+                <w:szCs w:val="17"/>
               </w:rPr>
               <w:t xml:space="preserve"> 본인은 이 서명부의 사본(개인정보는 가림)이 순정축산업협동조합, 감곡면 환경개선위원회, 감곡면장, 정읍시장에게 송부되고, 원본이 수사기관에 제출되는 데 동의합니다.</w:t>
-            </w:r>
-          </w:p>
-        </w:tc>
-      </w:tr>
-    </w:tbl>
-    <w:p>
-      <w:r>
-        <w:br w:type="page"/>
-      </w:r>
-    </w:p>
-    <w:p>
-      <w:pPr>
-        <w:spacing w:after="60"/>
-        <w:jc w:val="center"/>
-      </w:pPr>
-      <w:r>
-        <w:rPr>
-          <w:rFonts w:ascii="맑은 고딕" w:cs="맑은 고딕" w:eastAsia="맑은 고딕" w:hAnsi="맑은 고딕"/>
-          <w:b/>
-          <w:bCs/>
-          <w:sz w:val="28"/>
-          <w:szCs w:val="28"/>
-        </w:rPr>
-        <w:t xml:space="preserve">진농마을 주민 결의 서명부 — 서명</w:t>
-      </w:r>
-    </w:p>
-    <w:tbl>
-      <w:tblPr>
-        <w:tblW w:type="dxa" w:w="14838"/>
-        <w:tblBorders>
-          <w:top w:val="single" w:color="auto" w:sz="4"/>
-          <w:left w:val="single" w:color="auto" w:sz="4"/>
-          <w:bottom w:val="single" w:color="auto" w:sz="4"/>
-          <w:right w:val="single" w:color="auto" w:sz="4"/>
-          <w:insideH w:val="single" w:color="auto" w:sz="4"/>
-          <w:insideV w:val="single" w:color="auto" w:sz="4"/>
-        </w:tblBorders>
-      </w:tblPr>
-      <w:tblGrid>
-        <w:gridCol w:w="14838"/>
-      </w:tblGrid>
-      <w:tr>
-        <w:tc>
-          <w:tcPr>
-            <w:tcW w:type="dxa" w:w="14838"/>
-            <w:tcBorders>
-              <w:top w:val="single" w:color="000000" w:sz="6"/>
-              <w:left w:val="single" w:color="000000" w:sz="6"/>
-              <w:bottom w:val="single" w:color="000000" w:sz="6"/>
-              <w:right w:val="single" w:color="000000" w:sz="6"/>
-            </w:tcBorders>
-            <w:shd w:fill="F2F2F2" w:color="auto" w:val="clear"/>
-            <w:tcMar>
-              <w:top w:type="dxa" w:w="90"/>
-              <w:left w:type="dxa" w:w="160"/>
-              <w:bottom w:type="dxa" w:w="90"/>
-              <w:right w:type="dxa" w:w="160"/>
-            </w:tcMar>
-          </w:tcPr>
-          <w:p>
-            <w:pPr>
-              <w:spacing w:after="0" w:before="0" w:line="250"/>
-              <w:jc w:val="both"/>
-            </w:pPr>
-            <w:r>
-              <w:rPr>
-                <w:rFonts w:ascii="맑은 고딕" w:cs="맑은 고딕" w:eastAsia="맑은 고딕" w:hAnsi="맑은 고딕"/>
-                <w:b/>
-                <w:bCs/>
-                <w:sz w:val="17"/>
-                <w:szCs w:val="17"/>
-              </w:rPr>
-              <w:t xml:space="preserve">[결의 요약]</w:t>
-            </w:r>
-            <w:r>
-              <w:rPr>
-                <w:rFonts w:ascii="맑은 고딕" w:cs="맑은 고딕" w:eastAsia="맑은 고딕" w:hAnsi="맑은 고딕"/>
-                <w:sz w:val="17"/>
-                <w:szCs w:val="17"/>
-              </w:rPr>
-              <w:t xml:space="preserve"> 본인은 앞쪽 1~8항에 동의합니다: ① 2023. 1. 30. 공동협약에 당시 진농마을 이장 이근노이(가) 서명할 때 마을총회 결의나 본인의 위임을 알지 못하고 참여·통지받은 사실이 없음 ② 이장·위원회가 진농마을 주민을 대표하여 한 협약 체결, 1억 원 등 금원 수령·사용 등을 </w:t>
-            </w:r>
-            <w:r>
-              <w:rPr>
-                <w:rFonts w:ascii="맑은 고딕" w:cs="맑은 고딕" w:eastAsia="맑은 고딕" w:hAnsi="맑은 고딕"/>
-                <w:b/>
-                <w:bCs/>
-                <w:sz w:val="17"/>
-                <w:szCs w:val="17"/>
-              </w:rPr>
-              <w:t xml:space="preserve">추인하지 않음</w:t>
-            </w:r>
-            <w:r>
-              <w:rPr>
-                <w:rFonts w:ascii="맑은 고딕" w:cs="맑은 고딕" w:eastAsia="맑은 고딕" w:hAnsi="맑은 고딕"/>
-                <w:sz w:val="17"/>
-                <w:szCs w:val="17"/>
-              </w:rPr>
-              <w:t xml:space="preserve"> ③ </w:t>
-            </w:r>
-            <w:r>
-              <w:rPr>
-                <w:rFonts w:ascii="맑은 고딕" w:cs="맑은 고딕" w:eastAsia="맑은 고딕" w:hAnsi="맑은 고딕"/>
-                <w:b/>
-                <w:bCs/>
-                <w:sz w:val="17"/>
-                <w:szCs w:val="17"/>
-              </w:rPr>
-              <w:t xml:space="preserve">퇴비사 신축 "반대 의견 없음" 의견서에 이장·위원회가 서명한 사실이 있는지 밝힐 것을 요구</w:t>
-            </w:r>
-            <w:r>
-              <w:rPr>
-                <w:rFonts w:ascii="맑은 고딕" w:cs="맑은 고딕" w:eastAsia="맑은 고딕" w:hAnsi="맑은 고딕"/>
-                <w:sz w:val="17"/>
-                <w:szCs w:val="17"/>
-              </w:rPr>
-              <w:t xml:space="preserve">(서명했다면 주민 의견으로 추인하지 않음) ④ 위원회·순정축협에 자료 공개·보고 요구 ⑤ </w:t>
-            </w:r>
-            <w:r>
-              <w:rPr>
-                <w:rFonts w:ascii="맑은 고딕" w:cs="맑은 고딕" w:eastAsia="맑은 고딕" w:hAnsi="맑은 고딕"/>
-                <w:b/>
-                <w:bCs/>
-                <w:sz w:val="17"/>
-                <w:szCs w:val="17"/>
-              </w:rPr>
-              <w:t xml:space="preserve">수사의뢰 진정 동참</w:t>
-            </w:r>
-            <w:r>
-              <w:rPr>
-                <w:rFonts w:ascii="맑은 고딕" w:cs="맑은 고딕" w:eastAsia="맑은 고딕" w:hAnsi="맑은 고딕"/>
-                <w:sz w:val="17"/>
-                <w:szCs w:val="17"/>
-              </w:rPr>
-              <w:t xml:space="preserve"> ⑥ 연락·제출을 박상남에게 맡김 ⑦ 마을 이름의 대표 행위는 마을총회 결의 필요 ⑧ 사본 송부·원본 제출과 개인정보 이용에 동의</w:t>
             </w:r>
           </w:p>
         </w:tc>
@@ -6681,7 +4578,7 @@
     </w:tbl>
     <w:p>
       <w:pPr>
-        <w:spacing w:after="70"/>
+        <w:spacing w:after="50"/>
       </w:pPr>
     </w:p>
     <w:tbl>
@@ -6708,7 +4605,7 @@
       <w:tr>
         <w:trPr>
           <w:tblHeader/>
-          <w:trHeight w:val="400" w:hRule="atLeast"/>
+          <w:trHeight w:val="360" w:hRule="atLeast"/>
         </w:trPr>
         <w:tc>
           <w:tcPr>
@@ -6952,7 +4849,7 @@
       <w:tr>
         <w:trPr>
           <w:cantSplit/>
-          <w:trHeight w:val="540" w:hRule="atLeast"/>
+          <w:trHeight w:val="430" w:hRule="atLeast"/>
         </w:trPr>
         <w:tc>
           <w:tcPr>
@@ -7129,7 +5026,7 @@
       <w:tr>
         <w:trPr>
           <w:cantSplit/>
-          <w:trHeight w:val="540" w:hRule="atLeast"/>
+          <w:trHeight w:val="430" w:hRule="atLeast"/>
         </w:trPr>
         <w:tc>
           <w:tcPr>
@@ -7306,7 +5203,7 @@
       <w:tr>
         <w:trPr>
           <w:cantSplit/>
-          <w:trHeight w:val="540" w:hRule="atLeast"/>
+          <w:trHeight w:val="430" w:hRule="atLeast"/>
         </w:trPr>
         <w:tc>
           <w:tcPr>
@@ -7483,7 +5380,7 @@
       <w:tr>
         <w:trPr>
           <w:cantSplit/>
-          <w:trHeight w:val="540" w:hRule="atLeast"/>
+          <w:trHeight w:val="430" w:hRule="atLeast"/>
         </w:trPr>
         <w:tc>
           <w:tcPr>
@@ -7660,7 +5557,7 @@
       <w:tr>
         <w:trPr>
           <w:cantSplit/>
-          <w:trHeight w:val="540" w:hRule="atLeast"/>
+          <w:trHeight w:val="430" w:hRule="atLeast"/>
         </w:trPr>
         <w:tc>
           <w:tcPr>
@@ -7837,7 +5734,7 @@
       <w:tr>
         <w:trPr>
           <w:cantSplit/>
-          <w:trHeight w:val="540" w:hRule="atLeast"/>
+          <w:trHeight w:val="430" w:hRule="atLeast"/>
         </w:trPr>
         <w:tc>
           <w:tcPr>
@@ -8014,7 +5911,7 @@
       <w:tr>
         <w:trPr>
           <w:cantSplit/>
-          <w:trHeight w:val="540" w:hRule="atLeast"/>
+          <w:trHeight w:val="430" w:hRule="atLeast"/>
         </w:trPr>
         <w:tc>
           <w:tcPr>
@@ -8188,902 +6085,17 @@
           </w:p>
         </w:tc>
       </w:tr>
-      <w:tr>
-        <w:trPr>
-          <w:cantSplit/>
-          <w:trHeight w:val="540" w:hRule="atLeast"/>
-        </w:trPr>
-        <w:tc>
-          <w:tcPr>
-            <w:tcW w:type="dxa" w:w="700"/>
-            <w:tcBorders>
-              <w:top w:val="single" w:color="000000" w:sz="6"/>
-              <w:left w:val="single" w:color="000000" w:sz="6"/>
-              <w:bottom w:val="single" w:color="000000" w:sz="6"/>
-              <w:right w:val="single" w:color="000000" w:sz="6"/>
-            </w:tcBorders>
-            <w:tcMar>
-              <w:top w:type="dxa" w:w="40"/>
-              <w:left w:type="dxa" w:w="80"/>
-              <w:bottom w:type="dxa" w:w="40"/>
-              <w:right w:type="dxa" w:w="80"/>
-            </w:tcMar>
-            <w:vAlign w:val="center"/>
-          </w:tcPr>
-          <w:p>
-            <w:pPr>
-              <w:jc w:val="center"/>
-            </w:pPr>
-            <w:r>
-              <w:rPr>
-                <w:rFonts w:ascii="맑은 고딕" w:cs="맑은 고딕" w:eastAsia="맑은 고딕" w:hAnsi="맑은 고딕"/>
-                <w:b w:val="false"/>
-                <w:bCs w:val="false"/>
-                <w:sz w:val="18"/>
-                <w:szCs w:val="18"/>
-              </w:rPr>
-              <w:t xml:space="preserve">8</w:t>
-            </w:r>
-          </w:p>
-        </w:tc>
-        <w:tc>
-          <w:tcPr>
-            <w:tcW w:type="dxa" w:w="2300"/>
-            <w:tcBorders>
-              <w:top w:val="single" w:color="000000" w:sz="6"/>
-              <w:left w:val="single" w:color="000000" w:sz="6"/>
-              <w:bottom w:val="single" w:color="000000" w:sz="6"/>
-              <w:right w:val="single" w:color="000000" w:sz="6"/>
-            </w:tcBorders>
-            <w:tcMar>
-              <w:top w:type="dxa" w:w="40"/>
-              <w:left w:type="dxa" w:w="80"/>
-              <w:bottom w:type="dxa" w:w="40"/>
-              <w:right w:type="dxa" w:w="80"/>
-            </w:tcMar>
-            <w:vAlign w:val="center"/>
-          </w:tcPr>
-          <w:p>
-            <w:pPr>
-              <w:jc w:val="center"/>
-            </w:pPr>
-          </w:p>
-        </w:tc>
-        <w:tc>
-          <w:tcPr>
-            <w:tcW w:type="dxa" w:w="1900"/>
-            <w:tcBorders>
-              <w:top w:val="single" w:color="000000" w:sz="6"/>
-              <w:left w:val="single" w:color="000000" w:sz="6"/>
-              <w:bottom w:val="single" w:color="000000" w:sz="6"/>
-              <w:right w:val="single" w:color="000000" w:sz="6"/>
-            </w:tcBorders>
-            <w:tcMar>
-              <w:top w:type="dxa" w:w="40"/>
-              <w:left w:type="dxa" w:w="80"/>
-              <w:bottom w:type="dxa" w:w="40"/>
-              <w:right w:type="dxa" w:w="80"/>
-            </w:tcMar>
-            <w:vAlign w:val="center"/>
-          </w:tcPr>
-          <w:p>
-            <w:pPr>
-              <w:jc w:val="center"/>
-            </w:pPr>
-          </w:p>
-        </w:tc>
-        <w:tc>
-          <w:tcPr>
-            <w:tcW w:type="dxa" w:w="3600"/>
-            <w:tcBorders>
-              <w:top w:val="single" w:color="000000" w:sz="6"/>
-              <w:left w:val="single" w:color="000000" w:sz="6"/>
-              <w:bottom w:val="single" w:color="000000" w:sz="6"/>
-              <w:right w:val="single" w:color="000000" w:sz="6"/>
-            </w:tcBorders>
-            <w:tcMar>
-              <w:top w:type="dxa" w:w="40"/>
-              <w:left w:type="dxa" w:w="80"/>
-              <w:bottom w:type="dxa" w:w="40"/>
-              <w:right w:type="dxa" w:w="80"/>
-            </w:tcMar>
-            <w:vAlign w:val="center"/>
-          </w:tcPr>
-          <w:p>
-            <w:pPr>
-              <w:jc w:val="center"/>
-            </w:pPr>
-          </w:p>
-        </w:tc>
-        <w:tc>
-          <w:tcPr>
-            <w:tcW w:type="dxa" w:w="2600"/>
-            <w:tcBorders>
-              <w:top w:val="single" w:color="000000" w:sz="6"/>
-              <w:left w:val="single" w:color="000000" w:sz="6"/>
-              <w:bottom w:val="single" w:color="000000" w:sz="6"/>
-              <w:right w:val="single" w:color="000000" w:sz="6"/>
-            </w:tcBorders>
-            <w:tcMar>
-              <w:top w:type="dxa" w:w="40"/>
-              <w:left w:type="dxa" w:w="80"/>
-              <w:bottom w:type="dxa" w:w="40"/>
-              <w:right w:type="dxa" w:w="80"/>
-            </w:tcMar>
-            <w:vAlign w:val="center"/>
-          </w:tcPr>
-          <w:p>
-            <w:pPr>
-              <w:jc w:val="center"/>
-            </w:pPr>
-          </w:p>
-        </w:tc>
-        <w:tc>
-          <w:tcPr>
-            <w:tcW w:type="dxa" w:w="2200"/>
-            <w:tcBorders>
-              <w:top w:val="single" w:color="000000" w:sz="6"/>
-              <w:left w:val="single" w:color="000000" w:sz="6"/>
-              <w:bottom w:val="single" w:color="000000" w:sz="6"/>
-              <w:right w:val="single" w:color="000000" w:sz="6"/>
-            </w:tcBorders>
-            <w:tcMar>
-              <w:top w:type="dxa" w:w="40"/>
-              <w:left w:type="dxa" w:w="80"/>
-              <w:bottom w:type="dxa" w:w="40"/>
-              <w:right w:type="dxa" w:w="80"/>
-            </w:tcMar>
-            <w:vAlign w:val="center"/>
-          </w:tcPr>
-          <w:p>
-            <w:pPr>
-              <w:jc w:val="center"/>
-            </w:pPr>
-          </w:p>
-        </w:tc>
-        <w:tc>
-          <w:tcPr>
-            <w:tcW w:type="dxa" w:w="1538"/>
-            <w:tcBorders>
-              <w:top w:val="single" w:color="000000" w:sz="6"/>
-              <w:left w:val="single" w:color="000000" w:sz="6"/>
-              <w:bottom w:val="single" w:color="000000" w:sz="6"/>
-              <w:right w:val="single" w:color="000000" w:sz="6"/>
-            </w:tcBorders>
-            <w:tcMar>
-              <w:top w:type="dxa" w:w="40"/>
-              <w:left w:type="dxa" w:w="80"/>
-              <w:bottom w:type="dxa" w:w="40"/>
-              <w:right w:type="dxa" w:w="80"/>
-            </w:tcMar>
-            <w:vAlign w:val="center"/>
-          </w:tcPr>
-          <w:p>
-            <w:pPr>
-              <w:jc w:val="center"/>
-            </w:pPr>
-          </w:p>
-        </w:tc>
-      </w:tr>
-      <w:tr>
-        <w:trPr>
-          <w:cantSplit/>
-          <w:trHeight w:val="540" w:hRule="atLeast"/>
-        </w:trPr>
-        <w:tc>
-          <w:tcPr>
-            <w:tcW w:type="dxa" w:w="700"/>
-            <w:tcBorders>
-              <w:top w:val="single" w:color="000000" w:sz="6"/>
-              <w:left w:val="single" w:color="000000" w:sz="6"/>
-              <w:bottom w:val="single" w:color="000000" w:sz="6"/>
-              <w:right w:val="single" w:color="000000" w:sz="6"/>
-            </w:tcBorders>
-            <w:tcMar>
-              <w:top w:type="dxa" w:w="40"/>
-              <w:left w:type="dxa" w:w="80"/>
-              <w:bottom w:type="dxa" w:w="40"/>
-              <w:right w:type="dxa" w:w="80"/>
-            </w:tcMar>
-            <w:vAlign w:val="center"/>
-          </w:tcPr>
-          <w:p>
-            <w:pPr>
-              <w:jc w:val="center"/>
-            </w:pPr>
-            <w:r>
-              <w:rPr>
-                <w:rFonts w:ascii="맑은 고딕" w:cs="맑은 고딕" w:eastAsia="맑은 고딕" w:hAnsi="맑은 고딕"/>
-                <w:b w:val="false"/>
-                <w:bCs w:val="false"/>
-                <w:sz w:val="18"/>
-                <w:szCs w:val="18"/>
-              </w:rPr>
-              <w:t xml:space="preserve">9</w:t>
-            </w:r>
-          </w:p>
-        </w:tc>
-        <w:tc>
-          <w:tcPr>
-            <w:tcW w:type="dxa" w:w="2300"/>
-            <w:tcBorders>
-              <w:top w:val="single" w:color="000000" w:sz="6"/>
-              <w:left w:val="single" w:color="000000" w:sz="6"/>
-              <w:bottom w:val="single" w:color="000000" w:sz="6"/>
-              <w:right w:val="single" w:color="000000" w:sz="6"/>
-            </w:tcBorders>
-            <w:tcMar>
-              <w:top w:type="dxa" w:w="40"/>
-              <w:left w:type="dxa" w:w="80"/>
-              <w:bottom w:type="dxa" w:w="40"/>
-              <w:right w:type="dxa" w:w="80"/>
-            </w:tcMar>
-            <w:vAlign w:val="center"/>
-          </w:tcPr>
-          <w:p>
-            <w:pPr>
-              <w:jc w:val="center"/>
-            </w:pPr>
-          </w:p>
-        </w:tc>
-        <w:tc>
-          <w:tcPr>
-            <w:tcW w:type="dxa" w:w="1900"/>
-            <w:tcBorders>
-              <w:top w:val="single" w:color="000000" w:sz="6"/>
-              <w:left w:val="single" w:color="000000" w:sz="6"/>
-              <w:bottom w:val="single" w:color="000000" w:sz="6"/>
-              <w:right w:val="single" w:color="000000" w:sz="6"/>
-            </w:tcBorders>
-            <w:tcMar>
-              <w:top w:type="dxa" w:w="40"/>
-              <w:left w:type="dxa" w:w="80"/>
-              <w:bottom w:type="dxa" w:w="40"/>
-              <w:right w:type="dxa" w:w="80"/>
-            </w:tcMar>
-            <w:vAlign w:val="center"/>
-          </w:tcPr>
-          <w:p>
-            <w:pPr>
-              <w:jc w:val="center"/>
-            </w:pPr>
-          </w:p>
-        </w:tc>
-        <w:tc>
-          <w:tcPr>
-            <w:tcW w:type="dxa" w:w="3600"/>
-            <w:tcBorders>
-              <w:top w:val="single" w:color="000000" w:sz="6"/>
-              <w:left w:val="single" w:color="000000" w:sz="6"/>
-              <w:bottom w:val="single" w:color="000000" w:sz="6"/>
-              <w:right w:val="single" w:color="000000" w:sz="6"/>
-            </w:tcBorders>
-            <w:tcMar>
-              <w:top w:type="dxa" w:w="40"/>
-              <w:left w:type="dxa" w:w="80"/>
-              <w:bottom w:type="dxa" w:w="40"/>
-              <w:right w:type="dxa" w:w="80"/>
-            </w:tcMar>
-            <w:vAlign w:val="center"/>
-          </w:tcPr>
-          <w:p>
-            <w:pPr>
-              <w:jc w:val="center"/>
-            </w:pPr>
-          </w:p>
-        </w:tc>
-        <w:tc>
-          <w:tcPr>
-            <w:tcW w:type="dxa" w:w="2600"/>
-            <w:tcBorders>
-              <w:top w:val="single" w:color="000000" w:sz="6"/>
-              <w:left w:val="single" w:color="000000" w:sz="6"/>
-              <w:bottom w:val="single" w:color="000000" w:sz="6"/>
-              <w:right w:val="single" w:color="000000" w:sz="6"/>
-            </w:tcBorders>
-            <w:tcMar>
-              <w:top w:type="dxa" w:w="40"/>
-              <w:left w:type="dxa" w:w="80"/>
-              <w:bottom w:type="dxa" w:w="40"/>
-              <w:right w:type="dxa" w:w="80"/>
-            </w:tcMar>
-            <w:vAlign w:val="center"/>
-          </w:tcPr>
-          <w:p>
-            <w:pPr>
-              <w:jc w:val="center"/>
-            </w:pPr>
-          </w:p>
-        </w:tc>
-        <w:tc>
-          <w:tcPr>
-            <w:tcW w:type="dxa" w:w="2200"/>
-            <w:tcBorders>
-              <w:top w:val="single" w:color="000000" w:sz="6"/>
-              <w:left w:val="single" w:color="000000" w:sz="6"/>
-              <w:bottom w:val="single" w:color="000000" w:sz="6"/>
-              <w:right w:val="single" w:color="000000" w:sz="6"/>
-            </w:tcBorders>
-            <w:tcMar>
-              <w:top w:type="dxa" w:w="40"/>
-              <w:left w:type="dxa" w:w="80"/>
-              <w:bottom w:type="dxa" w:w="40"/>
-              <w:right w:type="dxa" w:w="80"/>
-            </w:tcMar>
-            <w:vAlign w:val="center"/>
-          </w:tcPr>
-          <w:p>
-            <w:pPr>
-              <w:jc w:val="center"/>
-            </w:pPr>
-          </w:p>
-        </w:tc>
-        <w:tc>
-          <w:tcPr>
-            <w:tcW w:type="dxa" w:w="1538"/>
-            <w:tcBorders>
-              <w:top w:val="single" w:color="000000" w:sz="6"/>
-              <w:left w:val="single" w:color="000000" w:sz="6"/>
-              <w:bottom w:val="single" w:color="000000" w:sz="6"/>
-              <w:right w:val="single" w:color="000000" w:sz="6"/>
-            </w:tcBorders>
-            <w:tcMar>
-              <w:top w:type="dxa" w:w="40"/>
-              <w:left w:type="dxa" w:w="80"/>
-              <w:bottom w:type="dxa" w:w="40"/>
-              <w:right w:type="dxa" w:w="80"/>
-            </w:tcMar>
-            <w:vAlign w:val="center"/>
-          </w:tcPr>
-          <w:p>
-            <w:pPr>
-              <w:jc w:val="center"/>
-            </w:pPr>
-          </w:p>
-        </w:tc>
-      </w:tr>
-      <w:tr>
-        <w:trPr>
-          <w:cantSplit/>
-          <w:trHeight w:val="540" w:hRule="atLeast"/>
-        </w:trPr>
-        <w:tc>
-          <w:tcPr>
-            <w:tcW w:type="dxa" w:w="700"/>
-            <w:tcBorders>
-              <w:top w:val="single" w:color="000000" w:sz="6"/>
-              <w:left w:val="single" w:color="000000" w:sz="6"/>
-              <w:bottom w:val="single" w:color="000000" w:sz="6"/>
-              <w:right w:val="single" w:color="000000" w:sz="6"/>
-            </w:tcBorders>
-            <w:tcMar>
-              <w:top w:type="dxa" w:w="40"/>
-              <w:left w:type="dxa" w:w="80"/>
-              <w:bottom w:type="dxa" w:w="40"/>
-              <w:right w:type="dxa" w:w="80"/>
-            </w:tcMar>
-            <w:vAlign w:val="center"/>
-          </w:tcPr>
-          <w:p>
-            <w:pPr>
-              <w:jc w:val="center"/>
-            </w:pPr>
-            <w:r>
-              <w:rPr>
-                <w:rFonts w:ascii="맑은 고딕" w:cs="맑은 고딕" w:eastAsia="맑은 고딕" w:hAnsi="맑은 고딕"/>
-                <w:b w:val="false"/>
-                <w:bCs w:val="false"/>
-                <w:sz w:val="18"/>
-                <w:szCs w:val="18"/>
-              </w:rPr>
-              <w:t xml:space="preserve">10</w:t>
-            </w:r>
-          </w:p>
-        </w:tc>
-        <w:tc>
-          <w:tcPr>
-            <w:tcW w:type="dxa" w:w="2300"/>
-            <w:tcBorders>
-              <w:top w:val="single" w:color="000000" w:sz="6"/>
-              <w:left w:val="single" w:color="000000" w:sz="6"/>
-              <w:bottom w:val="single" w:color="000000" w:sz="6"/>
-              <w:right w:val="single" w:color="000000" w:sz="6"/>
-            </w:tcBorders>
-            <w:tcMar>
-              <w:top w:type="dxa" w:w="40"/>
-              <w:left w:type="dxa" w:w="80"/>
-              <w:bottom w:type="dxa" w:w="40"/>
-              <w:right w:type="dxa" w:w="80"/>
-            </w:tcMar>
-            <w:vAlign w:val="center"/>
-          </w:tcPr>
-          <w:p>
-            <w:pPr>
-              <w:jc w:val="center"/>
-            </w:pPr>
-          </w:p>
-        </w:tc>
-        <w:tc>
-          <w:tcPr>
-            <w:tcW w:type="dxa" w:w="1900"/>
-            <w:tcBorders>
-              <w:top w:val="single" w:color="000000" w:sz="6"/>
-              <w:left w:val="single" w:color="000000" w:sz="6"/>
-              <w:bottom w:val="single" w:color="000000" w:sz="6"/>
-              <w:right w:val="single" w:color="000000" w:sz="6"/>
-            </w:tcBorders>
-            <w:tcMar>
-              <w:top w:type="dxa" w:w="40"/>
-              <w:left w:type="dxa" w:w="80"/>
-              <w:bottom w:type="dxa" w:w="40"/>
-              <w:right w:type="dxa" w:w="80"/>
-            </w:tcMar>
-            <w:vAlign w:val="center"/>
-          </w:tcPr>
-          <w:p>
-            <w:pPr>
-              <w:jc w:val="center"/>
-            </w:pPr>
-          </w:p>
-        </w:tc>
-        <w:tc>
-          <w:tcPr>
-            <w:tcW w:type="dxa" w:w="3600"/>
-            <w:tcBorders>
-              <w:top w:val="single" w:color="000000" w:sz="6"/>
-              <w:left w:val="single" w:color="000000" w:sz="6"/>
-              <w:bottom w:val="single" w:color="000000" w:sz="6"/>
-              <w:right w:val="single" w:color="000000" w:sz="6"/>
-            </w:tcBorders>
-            <w:tcMar>
-              <w:top w:type="dxa" w:w="40"/>
-              <w:left w:type="dxa" w:w="80"/>
-              <w:bottom w:type="dxa" w:w="40"/>
-              <w:right w:type="dxa" w:w="80"/>
-            </w:tcMar>
-            <w:vAlign w:val="center"/>
-          </w:tcPr>
-          <w:p>
-            <w:pPr>
-              <w:jc w:val="center"/>
-            </w:pPr>
-          </w:p>
-        </w:tc>
-        <w:tc>
-          <w:tcPr>
-            <w:tcW w:type="dxa" w:w="2600"/>
-            <w:tcBorders>
-              <w:top w:val="single" w:color="000000" w:sz="6"/>
-              <w:left w:val="single" w:color="000000" w:sz="6"/>
-              <w:bottom w:val="single" w:color="000000" w:sz="6"/>
-              <w:right w:val="single" w:color="000000" w:sz="6"/>
-            </w:tcBorders>
-            <w:tcMar>
-              <w:top w:type="dxa" w:w="40"/>
-              <w:left w:type="dxa" w:w="80"/>
-              <w:bottom w:type="dxa" w:w="40"/>
-              <w:right w:type="dxa" w:w="80"/>
-            </w:tcMar>
-            <w:vAlign w:val="center"/>
-          </w:tcPr>
-          <w:p>
-            <w:pPr>
-              <w:jc w:val="center"/>
-            </w:pPr>
-          </w:p>
-        </w:tc>
-        <w:tc>
-          <w:tcPr>
-            <w:tcW w:type="dxa" w:w="2200"/>
-            <w:tcBorders>
-              <w:top w:val="single" w:color="000000" w:sz="6"/>
-              <w:left w:val="single" w:color="000000" w:sz="6"/>
-              <w:bottom w:val="single" w:color="000000" w:sz="6"/>
-              <w:right w:val="single" w:color="000000" w:sz="6"/>
-            </w:tcBorders>
-            <w:tcMar>
-              <w:top w:type="dxa" w:w="40"/>
-              <w:left w:type="dxa" w:w="80"/>
-              <w:bottom w:type="dxa" w:w="40"/>
-              <w:right w:type="dxa" w:w="80"/>
-            </w:tcMar>
-            <w:vAlign w:val="center"/>
-          </w:tcPr>
-          <w:p>
-            <w:pPr>
-              <w:jc w:val="center"/>
-            </w:pPr>
-          </w:p>
-        </w:tc>
-        <w:tc>
-          <w:tcPr>
-            <w:tcW w:type="dxa" w:w="1538"/>
-            <w:tcBorders>
-              <w:top w:val="single" w:color="000000" w:sz="6"/>
-              <w:left w:val="single" w:color="000000" w:sz="6"/>
-              <w:bottom w:val="single" w:color="000000" w:sz="6"/>
-              <w:right w:val="single" w:color="000000" w:sz="6"/>
-            </w:tcBorders>
-            <w:tcMar>
-              <w:top w:type="dxa" w:w="40"/>
-              <w:left w:type="dxa" w:w="80"/>
-              <w:bottom w:type="dxa" w:w="40"/>
-              <w:right w:type="dxa" w:w="80"/>
-            </w:tcMar>
-            <w:vAlign w:val="center"/>
-          </w:tcPr>
-          <w:p>
-            <w:pPr>
-              <w:jc w:val="center"/>
-            </w:pPr>
-          </w:p>
-        </w:tc>
-      </w:tr>
-      <w:tr>
-        <w:trPr>
-          <w:cantSplit/>
-          <w:trHeight w:val="540" w:hRule="atLeast"/>
-        </w:trPr>
-        <w:tc>
-          <w:tcPr>
-            <w:tcW w:type="dxa" w:w="700"/>
-            <w:tcBorders>
-              <w:top w:val="single" w:color="000000" w:sz="6"/>
-              <w:left w:val="single" w:color="000000" w:sz="6"/>
-              <w:bottom w:val="single" w:color="000000" w:sz="6"/>
-              <w:right w:val="single" w:color="000000" w:sz="6"/>
-            </w:tcBorders>
-            <w:tcMar>
-              <w:top w:type="dxa" w:w="40"/>
-              <w:left w:type="dxa" w:w="80"/>
-              <w:bottom w:type="dxa" w:w="40"/>
-              <w:right w:type="dxa" w:w="80"/>
-            </w:tcMar>
-            <w:vAlign w:val="center"/>
-          </w:tcPr>
-          <w:p>
-            <w:pPr>
-              <w:jc w:val="center"/>
-            </w:pPr>
-            <w:r>
-              <w:rPr>
-                <w:rFonts w:ascii="맑은 고딕" w:cs="맑은 고딕" w:eastAsia="맑은 고딕" w:hAnsi="맑은 고딕"/>
-                <w:b w:val="false"/>
-                <w:bCs w:val="false"/>
-                <w:sz w:val="18"/>
-                <w:szCs w:val="18"/>
-              </w:rPr>
-              <w:t xml:space="preserve">11</w:t>
-            </w:r>
-          </w:p>
-        </w:tc>
-        <w:tc>
-          <w:tcPr>
-            <w:tcW w:type="dxa" w:w="2300"/>
-            <w:tcBorders>
-              <w:top w:val="single" w:color="000000" w:sz="6"/>
-              <w:left w:val="single" w:color="000000" w:sz="6"/>
-              <w:bottom w:val="single" w:color="000000" w:sz="6"/>
-              <w:right w:val="single" w:color="000000" w:sz="6"/>
-            </w:tcBorders>
-            <w:tcMar>
-              <w:top w:type="dxa" w:w="40"/>
-              <w:left w:type="dxa" w:w="80"/>
-              <w:bottom w:type="dxa" w:w="40"/>
-              <w:right w:type="dxa" w:w="80"/>
-            </w:tcMar>
-            <w:vAlign w:val="center"/>
-          </w:tcPr>
-          <w:p>
-            <w:pPr>
-              <w:jc w:val="center"/>
-            </w:pPr>
-          </w:p>
-        </w:tc>
-        <w:tc>
-          <w:tcPr>
-            <w:tcW w:type="dxa" w:w="1900"/>
-            <w:tcBorders>
-              <w:top w:val="single" w:color="000000" w:sz="6"/>
-              <w:left w:val="single" w:color="000000" w:sz="6"/>
-              <w:bottom w:val="single" w:color="000000" w:sz="6"/>
-              <w:right w:val="single" w:color="000000" w:sz="6"/>
-            </w:tcBorders>
-            <w:tcMar>
-              <w:top w:type="dxa" w:w="40"/>
-              <w:left w:type="dxa" w:w="80"/>
-              <w:bottom w:type="dxa" w:w="40"/>
-              <w:right w:type="dxa" w:w="80"/>
-            </w:tcMar>
-            <w:vAlign w:val="center"/>
-          </w:tcPr>
-          <w:p>
-            <w:pPr>
-              <w:jc w:val="center"/>
-            </w:pPr>
-          </w:p>
-        </w:tc>
-        <w:tc>
-          <w:tcPr>
-            <w:tcW w:type="dxa" w:w="3600"/>
-            <w:tcBorders>
-              <w:top w:val="single" w:color="000000" w:sz="6"/>
-              <w:left w:val="single" w:color="000000" w:sz="6"/>
-              <w:bottom w:val="single" w:color="000000" w:sz="6"/>
-              <w:right w:val="single" w:color="000000" w:sz="6"/>
-            </w:tcBorders>
-            <w:tcMar>
-              <w:top w:type="dxa" w:w="40"/>
-              <w:left w:type="dxa" w:w="80"/>
-              <w:bottom w:type="dxa" w:w="40"/>
-              <w:right w:type="dxa" w:w="80"/>
-            </w:tcMar>
-            <w:vAlign w:val="center"/>
-          </w:tcPr>
-          <w:p>
-            <w:pPr>
-              <w:jc w:val="center"/>
-            </w:pPr>
-          </w:p>
-        </w:tc>
-        <w:tc>
-          <w:tcPr>
-            <w:tcW w:type="dxa" w:w="2600"/>
-            <w:tcBorders>
-              <w:top w:val="single" w:color="000000" w:sz="6"/>
-              <w:left w:val="single" w:color="000000" w:sz="6"/>
-              <w:bottom w:val="single" w:color="000000" w:sz="6"/>
-              <w:right w:val="single" w:color="000000" w:sz="6"/>
-            </w:tcBorders>
-            <w:tcMar>
-              <w:top w:type="dxa" w:w="40"/>
-              <w:left w:type="dxa" w:w="80"/>
-              <w:bottom w:type="dxa" w:w="40"/>
-              <w:right w:type="dxa" w:w="80"/>
-            </w:tcMar>
-            <w:vAlign w:val="center"/>
-          </w:tcPr>
-          <w:p>
-            <w:pPr>
-              <w:jc w:val="center"/>
-            </w:pPr>
-          </w:p>
-        </w:tc>
-        <w:tc>
-          <w:tcPr>
-            <w:tcW w:type="dxa" w:w="2200"/>
-            <w:tcBorders>
-              <w:top w:val="single" w:color="000000" w:sz="6"/>
-              <w:left w:val="single" w:color="000000" w:sz="6"/>
-              <w:bottom w:val="single" w:color="000000" w:sz="6"/>
-              <w:right w:val="single" w:color="000000" w:sz="6"/>
-            </w:tcBorders>
-            <w:tcMar>
-              <w:top w:type="dxa" w:w="40"/>
-              <w:left w:type="dxa" w:w="80"/>
-              <w:bottom w:type="dxa" w:w="40"/>
-              <w:right w:type="dxa" w:w="80"/>
-            </w:tcMar>
-            <w:vAlign w:val="center"/>
-          </w:tcPr>
-          <w:p>
-            <w:pPr>
-              <w:jc w:val="center"/>
-            </w:pPr>
-          </w:p>
-        </w:tc>
-        <w:tc>
-          <w:tcPr>
-            <w:tcW w:type="dxa" w:w="1538"/>
-            <w:tcBorders>
-              <w:top w:val="single" w:color="000000" w:sz="6"/>
-              <w:left w:val="single" w:color="000000" w:sz="6"/>
-              <w:bottom w:val="single" w:color="000000" w:sz="6"/>
-              <w:right w:val="single" w:color="000000" w:sz="6"/>
-            </w:tcBorders>
-            <w:tcMar>
-              <w:top w:type="dxa" w:w="40"/>
-              <w:left w:type="dxa" w:w="80"/>
-              <w:bottom w:type="dxa" w:w="40"/>
-              <w:right w:type="dxa" w:w="80"/>
-            </w:tcMar>
-            <w:vAlign w:val="center"/>
-          </w:tcPr>
-          <w:p>
-            <w:pPr>
-              <w:jc w:val="center"/>
-            </w:pPr>
-          </w:p>
-        </w:tc>
-      </w:tr>
-      <w:tr>
-        <w:trPr>
-          <w:cantSplit/>
-          <w:trHeight w:val="540" w:hRule="atLeast"/>
-        </w:trPr>
-        <w:tc>
-          <w:tcPr>
-            <w:tcW w:type="dxa" w:w="700"/>
-            <w:tcBorders>
-              <w:top w:val="single" w:color="000000" w:sz="6"/>
-              <w:left w:val="single" w:color="000000" w:sz="6"/>
-              <w:bottom w:val="single" w:color="000000" w:sz="6"/>
-              <w:right w:val="single" w:color="000000" w:sz="6"/>
-            </w:tcBorders>
-            <w:tcMar>
-              <w:top w:type="dxa" w:w="40"/>
-              <w:left w:type="dxa" w:w="80"/>
-              <w:bottom w:type="dxa" w:w="40"/>
-              <w:right w:type="dxa" w:w="80"/>
-            </w:tcMar>
-            <w:vAlign w:val="center"/>
-          </w:tcPr>
-          <w:p>
-            <w:pPr>
-              <w:jc w:val="center"/>
-            </w:pPr>
-            <w:r>
-              <w:rPr>
-                <w:rFonts w:ascii="맑은 고딕" w:cs="맑은 고딕" w:eastAsia="맑은 고딕" w:hAnsi="맑은 고딕"/>
-                <w:b w:val="false"/>
-                <w:bCs w:val="false"/>
-                <w:sz w:val="18"/>
-                <w:szCs w:val="18"/>
-              </w:rPr>
-              <w:t xml:space="preserve">12</w:t>
-            </w:r>
-          </w:p>
-        </w:tc>
-        <w:tc>
-          <w:tcPr>
-            <w:tcW w:type="dxa" w:w="2300"/>
-            <w:tcBorders>
-              <w:top w:val="single" w:color="000000" w:sz="6"/>
-              <w:left w:val="single" w:color="000000" w:sz="6"/>
-              <w:bottom w:val="single" w:color="000000" w:sz="6"/>
-              <w:right w:val="single" w:color="000000" w:sz="6"/>
-            </w:tcBorders>
-            <w:tcMar>
-              <w:top w:type="dxa" w:w="40"/>
-              <w:left w:type="dxa" w:w="80"/>
-              <w:bottom w:type="dxa" w:w="40"/>
-              <w:right w:type="dxa" w:w="80"/>
-            </w:tcMar>
-            <w:vAlign w:val="center"/>
-          </w:tcPr>
-          <w:p>
-            <w:pPr>
-              <w:jc w:val="center"/>
-            </w:pPr>
-          </w:p>
-        </w:tc>
-        <w:tc>
-          <w:tcPr>
-            <w:tcW w:type="dxa" w:w="1900"/>
-            <w:tcBorders>
-              <w:top w:val="single" w:color="000000" w:sz="6"/>
-              <w:left w:val="single" w:color="000000" w:sz="6"/>
-              <w:bottom w:val="single" w:color="000000" w:sz="6"/>
-              <w:right w:val="single" w:color="000000" w:sz="6"/>
-            </w:tcBorders>
-            <w:tcMar>
-              <w:top w:type="dxa" w:w="40"/>
-              <w:left w:type="dxa" w:w="80"/>
-              <w:bottom w:type="dxa" w:w="40"/>
-              <w:right w:type="dxa" w:w="80"/>
-            </w:tcMar>
-            <w:vAlign w:val="center"/>
-          </w:tcPr>
-          <w:p>
-            <w:pPr>
-              <w:jc w:val="center"/>
-            </w:pPr>
-          </w:p>
-        </w:tc>
-        <w:tc>
-          <w:tcPr>
-            <w:tcW w:type="dxa" w:w="3600"/>
-            <w:tcBorders>
-              <w:top w:val="single" w:color="000000" w:sz="6"/>
-              <w:left w:val="single" w:color="000000" w:sz="6"/>
-              <w:bottom w:val="single" w:color="000000" w:sz="6"/>
-              <w:right w:val="single" w:color="000000" w:sz="6"/>
-            </w:tcBorders>
-            <w:tcMar>
-              <w:top w:type="dxa" w:w="40"/>
-              <w:left w:type="dxa" w:w="80"/>
-              <w:bottom w:type="dxa" w:w="40"/>
-              <w:right w:type="dxa" w:w="80"/>
-            </w:tcMar>
-            <w:vAlign w:val="center"/>
-          </w:tcPr>
-          <w:p>
-            <w:pPr>
-              <w:jc w:val="center"/>
-            </w:pPr>
-          </w:p>
-        </w:tc>
-        <w:tc>
-          <w:tcPr>
-            <w:tcW w:type="dxa" w:w="2600"/>
-            <w:tcBorders>
-              <w:top w:val="single" w:color="000000" w:sz="6"/>
-              <w:left w:val="single" w:color="000000" w:sz="6"/>
-              <w:bottom w:val="single" w:color="000000" w:sz="6"/>
-              <w:right w:val="single" w:color="000000" w:sz="6"/>
-            </w:tcBorders>
-            <w:tcMar>
-              <w:top w:type="dxa" w:w="40"/>
-              <w:left w:type="dxa" w:w="80"/>
-              <w:bottom w:type="dxa" w:w="40"/>
-              <w:right w:type="dxa" w:w="80"/>
-            </w:tcMar>
-            <w:vAlign w:val="center"/>
-          </w:tcPr>
-          <w:p>
-            <w:pPr>
-              <w:jc w:val="center"/>
-            </w:pPr>
-          </w:p>
-        </w:tc>
-        <w:tc>
-          <w:tcPr>
-            <w:tcW w:type="dxa" w:w="2200"/>
-            <w:tcBorders>
-              <w:top w:val="single" w:color="000000" w:sz="6"/>
-              <w:left w:val="single" w:color="000000" w:sz="6"/>
-              <w:bottom w:val="single" w:color="000000" w:sz="6"/>
-              <w:right w:val="single" w:color="000000" w:sz="6"/>
-            </w:tcBorders>
-            <w:tcMar>
-              <w:top w:type="dxa" w:w="40"/>
-              <w:left w:type="dxa" w:w="80"/>
-              <w:bottom w:type="dxa" w:w="40"/>
-              <w:right w:type="dxa" w:w="80"/>
-            </w:tcMar>
-            <w:vAlign w:val="center"/>
-          </w:tcPr>
-          <w:p>
-            <w:pPr>
-              <w:jc w:val="center"/>
-            </w:pPr>
-          </w:p>
-        </w:tc>
-        <w:tc>
-          <w:tcPr>
-            <w:tcW w:type="dxa" w:w="1538"/>
-            <w:tcBorders>
-              <w:top w:val="single" w:color="000000" w:sz="6"/>
-              <w:left w:val="single" w:color="000000" w:sz="6"/>
-              <w:bottom w:val="single" w:color="000000" w:sz="6"/>
-              <w:right w:val="single" w:color="000000" w:sz="6"/>
-            </w:tcBorders>
-            <w:tcMar>
-              <w:top w:type="dxa" w:w="40"/>
-              <w:left w:type="dxa" w:w="80"/>
-              <w:bottom w:type="dxa" w:w="40"/>
-              <w:right w:type="dxa" w:w="80"/>
-            </w:tcMar>
-            <w:vAlign w:val="center"/>
-          </w:tcPr>
-          <w:p>
-            <w:pPr>
-              <w:jc w:val="center"/>
-            </w:pPr>
-          </w:p>
-        </w:tc>
-      </w:tr>
     </w:tbl>
     <w:p>
       <w:pPr>
-        <w:spacing w:before="100"/>
+        <w:spacing w:before="60"/>
         <w:jc w:val="right"/>
       </w:pPr>
       <w:r>
         <w:rPr>
           <w:rFonts w:ascii="맑은 고딕" w:cs="맑은 고딕" w:eastAsia="맑은 고딕" w:hAnsi="맑은 고딕"/>
-          <w:sz w:val="18"/>
-          <w:szCs w:val="18"/>
+          <w:sz w:val="17"/>
+          <w:szCs w:val="17"/>
         </w:rPr>
         <w:t xml:space="preserve">서명일: 2026년 ____월 ____일          확인자(수합 책임자): 박상남 ______________ (서명)</w:t>
       </w:r>
@@ -9095,7 +6107,7 @@
     </w:p>
     <w:p>
       <w:pPr>
-        <w:spacing w:after="80"/>
+        <w:spacing w:after="50"/>
         <w:jc w:val="center"/>
       </w:pPr>
       <w:r>
@@ -9103,10 +6115,10 @@
           <w:rFonts w:ascii="맑은 고딕" w:cs="맑은 고딕" w:eastAsia="맑은 고딕" w:hAnsi="맑은 고딕"/>
           <w:b/>
           <w:bCs/>
-          <w:sz w:val="28"/>
-          <w:szCs w:val="28"/>
+          <w:sz w:val="26"/>
+          <w:szCs w:val="26"/>
         </w:rPr>
-        <w:t xml:space="preserve">원삼마을 주민 결의 서명부 — 결의 내용</w:t>
+        <w:t xml:space="preserve">원삼마을 주민 결의 서명부</w:t>
       </w:r>
     </w:p>
     <w:tbl>
@@ -9144,8 +6156,7 @@
           </w:tcPr>
           <w:p>
             <w:pPr>
-              <w:spacing w:after="40" w:before="0" w:line="280"/>
-              <w:ind w:left="340" w:hanging="340"/>
+              <w:spacing w:after="30" w:before="0" w:line="230"/>
               <w:jc w:val="both"/>
             </w:pPr>
             <w:r>
@@ -9153,16 +6164,41 @@
                 <w:rFonts w:ascii="맑은 고딕" w:cs="맑은 고딕" w:eastAsia="맑은 고딕" w:hAnsi="맑은 고딕"/>
                 <w:b/>
                 <w:bCs/>
-                <w:sz w:val="19"/>
-                <w:szCs w:val="19"/>
+                <w:sz w:val="17"/>
+                <w:szCs w:val="17"/>
+              </w:rPr>
+              <w:t xml:space="preserve">[결의 내용]</w:t>
+            </w:r>
+            <w:r>
+              <w:rPr>
+                <w:rFonts w:ascii="맑은 고딕" w:cs="맑은 고딕" w:eastAsia="맑은 고딕" w:hAnsi="맑은 고딕"/>
+                <w:sz w:val="17"/>
+                <w:szCs w:val="17"/>
+              </w:rPr>
+              <w:t xml:space="preserve"> 아래 서명자는 다음 1~8항에 모두 동의합니다.</w:t>
+            </w:r>
+          </w:p>
+          <w:p>
+            <w:pPr>
+              <w:spacing w:after="20" w:before="0" w:line="230"/>
+              <w:ind w:left="300" w:hanging="300"/>
+              <w:jc w:val="both"/>
+            </w:pPr>
+            <w:r>
+              <w:rPr>
+                <w:rFonts w:ascii="맑은 고딕" w:cs="맑은 고딕" w:eastAsia="맑은 고딕" w:hAnsi="맑은 고딕"/>
+                <w:b/>
+                <w:bCs/>
+                <w:sz w:val="17"/>
+                <w:szCs w:val="17"/>
               </w:rPr>
               <w:t xml:space="preserve">1. (사실 확인)</w:t>
             </w:r>
             <w:r>
               <w:rPr>
                 <w:rFonts w:ascii="맑은 고딕" w:cs="맑은 고딕" w:eastAsia="맑은 고딕" w:hAnsi="맑은 고딕"/>
-                <w:sz w:val="19"/>
-                <w:szCs w:val="19"/>
+                <w:sz w:val="17"/>
+                <w:szCs w:val="17"/>
               </w:rPr>
               <w:t xml:space="preserve"> 본인은 2023. 1. 30. 순정축산업협동조합과 정읍시 감곡면 환경개선위원회 사이의 「자연순환농업 추진 공동협약」에 당시 원삼마을 이장 김봉식이(가) "원삼마을이장" 직함으로 서명할 때, 그에 관하여 </w:t>
             </w:r>
@@ -9171,16 +6207,16 @@
                 <w:rFonts w:ascii="맑은 고딕" w:cs="맑은 고딕" w:eastAsia="맑은 고딕" w:hAnsi="맑은 고딕"/>
                 <w:b/>
                 <w:bCs/>
-                <w:sz w:val="19"/>
-                <w:szCs w:val="19"/>
+                <w:sz w:val="17"/>
+                <w:szCs w:val="17"/>
               </w:rPr>
               <w:t xml:space="preserve">원삼마을 마을총회가 열려 결의하였거나 본인이 위임한 사실을 알지 못하며, 그러한 절차에 참여하거나 통지받은 사실이 없습니다.</w:t>
             </w:r>
           </w:p>
           <w:p>
             <w:pPr>
-              <w:spacing w:after="40" w:before="0" w:line="280"/>
-              <w:ind w:left="340" w:hanging="340"/>
+              <w:spacing w:after="20" w:before="0" w:line="230"/>
+              <w:ind w:left="300" w:hanging="300"/>
               <w:jc w:val="both"/>
             </w:pPr>
             <w:r>
@@ -9188,16 +6224,16 @@
                 <w:rFonts w:ascii="맑은 고딕" w:cs="맑은 고딕" w:eastAsia="맑은 고딕" w:hAnsi="맑은 고딕"/>
                 <w:b/>
                 <w:bCs/>
-                <w:sz w:val="19"/>
-                <w:szCs w:val="19"/>
+                <w:sz w:val="17"/>
+                <w:szCs w:val="17"/>
               </w:rPr>
               <w:t xml:space="preserve">2. (불추인)</w:t>
             </w:r>
             <w:r>
               <w:rPr>
                 <w:rFonts w:ascii="맑은 고딕" w:cs="맑은 고딕" w:eastAsia="맑은 고딕" w:hAnsi="맑은 고딕"/>
-                <w:sz w:val="19"/>
-                <w:szCs w:val="19"/>
+                <w:sz w:val="17"/>
+                <w:szCs w:val="17"/>
               </w:rPr>
               <w:t xml:space="preserve"> 본인은 당시 이장 또는 감곡면 환경개선위원회가 원삼마을 주민을 대표하여 한 다음 행위를 </w:t>
             </w:r>
@@ -9206,24 +6242,24 @@
                 <w:rFonts w:ascii="맑은 고딕" w:cs="맑은 고딕" w:eastAsia="맑은 고딕" w:hAnsi="맑은 고딕"/>
                 <w:b/>
                 <w:bCs/>
-                <w:sz w:val="19"/>
-                <w:szCs w:val="19"/>
+                <w:sz w:val="17"/>
+                <w:szCs w:val="17"/>
               </w:rPr>
               <w:t xml:space="preserve">추인(사후 승인)하지 않습니다.</w:t>
             </w:r>
             <w:r>
               <w:rPr>
                 <w:rFonts w:ascii="맑은 고딕" w:cs="맑은 고딕" w:eastAsia="맑은 고딕" w:hAnsi="맑은 고딕"/>
-                <w:sz w:val="19"/>
-                <w:szCs w:val="19"/>
+                <w:sz w:val="17"/>
+                <w:szCs w:val="17"/>
               </w:rPr>
               <w:t xml:space="preserve"> ① 2023. 1. 30. 공동협약 체결 ② 순정축협으로부터의 금원(운영비 후원·환경개선사업비 등, 순정축협이 밝힌 1억 원 포함) 수령과 그 사용 결정 ③ 2023. 5. 2. 위원회 회의에서 마을 이장을 위원회 법인 임원으로 정한 결의 중 본 마을 대표 자격에 관한 부분. 이 서명은 본인이 개별적으로 가지는 손해배상청구권 등 권리를 포기하는 것이 아닙니다.</w:t>
             </w:r>
           </w:p>
           <w:p>
             <w:pPr>
-              <w:spacing w:after="40" w:before="0" w:line="280"/>
-              <w:ind w:left="340" w:hanging="340"/>
+              <w:spacing w:after="20" w:before="0" w:line="230"/>
+              <w:ind w:left="300" w:hanging="300"/>
               <w:jc w:val="both"/>
             </w:pPr>
             <w:r>
@@ -9231,16 +6267,16 @@
                 <w:rFonts w:ascii="맑은 고딕" w:cs="맑은 고딕" w:eastAsia="맑은 고딕" w:hAnsi="맑은 고딕"/>
                 <w:b/>
                 <w:bCs/>
-                <w:sz w:val="19"/>
-                <w:szCs w:val="19"/>
+                <w:sz w:val="17"/>
+                <w:szCs w:val="17"/>
               </w:rPr>
               <w:t xml:space="preserve">3. ("반대 의견 없음" 서명 확인)</w:t>
             </w:r>
             <w:r>
               <w:rPr>
                 <w:rFonts w:ascii="맑은 고딕" w:cs="맑은 고딕" w:eastAsia="맑은 고딕" w:hAnsi="맑은 고딕"/>
-                <w:sz w:val="19"/>
-                <w:szCs w:val="19"/>
+                <w:sz w:val="17"/>
+                <w:szCs w:val="17"/>
               </w:rPr>
               <w:t xml:space="preserve"> 순정축협이 2023. 5. 3. 신축허가를 신청한 퇴비사 997.5㎡(약 300평)에 관하여, 감곡면장이 2023. 7. 21. 정읍시에 제출한 2023. 7. 20.자 주민의견서에는 </w:t>
             </w:r>
@@ -9249,16 +6285,16 @@
                 <w:rFonts w:ascii="맑은 고딕" w:cs="맑은 고딕" w:eastAsia="맑은 고딕" w:hAnsi="맑은 고딕"/>
                 <w:b/>
                 <w:bCs/>
-                <w:sz w:val="19"/>
-                <w:szCs w:val="19"/>
+                <w:sz w:val="17"/>
+                <w:szCs w:val="17"/>
               </w:rPr>
               <w:t xml:space="preserve">"반대 의견 없음"</w:t>
             </w:r>
             <w:r>
               <w:rPr>
                 <w:rFonts w:ascii="맑은 고딕" w:cs="맑은 고딕" w:eastAsia="맑은 고딕" w:hAnsi="맑은 고딕"/>
-                <w:sz w:val="19"/>
-                <w:szCs w:val="19"/>
+                <w:sz w:val="17"/>
+                <w:szCs w:val="17"/>
               </w:rPr>
               <w:t xml:space="preserve">이라고 적혀 있으나 의견제출인은 가려져 있습니다. 본인은 위 의견 제출에 관하여 </w:t>
             </w:r>
@@ -9267,16 +6303,16 @@
                 <w:rFonts w:ascii="맑은 고딕" w:cs="맑은 고딕" w:eastAsia="맑은 고딕" w:hAnsi="맑은 고딕"/>
                 <w:b/>
                 <w:bCs/>
-                <w:sz w:val="19"/>
-                <w:szCs w:val="19"/>
+                <w:sz w:val="17"/>
+                <w:szCs w:val="17"/>
               </w:rPr>
               <w:t xml:space="preserve">의견을 묻거나 통지받은 사실이 없습니다.</w:t>
             </w:r>
             <w:r>
               <w:rPr>
                 <w:rFonts w:ascii="맑은 고딕" w:cs="맑은 고딕" w:eastAsia="맑은 고딕" w:hAnsi="맑은 고딕"/>
-                <w:sz w:val="19"/>
-                <w:szCs w:val="19"/>
+                <w:sz w:val="17"/>
+                <w:szCs w:val="17"/>
               </w:rPr>
               <w:t xml:space="preserve"> 이에 본인은 </w:t>
             </w:r>
@@ -9285,24 +6321,24 @@
                 <w:rFonts w:ascii="맑은 고딕" w:cs="맑은 고딕" w:eastAsia="맑은 고딕" w:hAnsi="맑은 고딕"/>
                 <w:b/>
                 <w:bCs/>
-                <w:sz w:val="19"/>
-                <w:szCs w:val="19"/>
+                <w:sz w:val="17"/>
+                <w:szCs w:val="17"/>
               </w:rPr>
               <w:t xml:space="preserve">당시 원삼마을 이장 김봉식 및 감곡면 환경개선위원회 위원들이 위 "반대 의견 없음" 의견서에 서명한 사실이 있는지, 있다면 누가 어떤 자격으로 서명하였는지 밝혀 줄 것을 요구합니다.</w:t>
             </w:r>
             <w:r>
               <w:rPr>
                 <w:rFonts w:ascii="맑은 고딕" w:cs="맑은 고딕" w:eastAsia="맑은 고딕" w:hAnsi="맑은 고딕"/>
-                <w:sz w:val="19"/>
-                <w:szCs w:val="19"/>
+                <w:sz w:val="17"/>
+                <w:szCs w:val="17"/>
               </w:rPr>
               <w:t xml:space="preserve"> 서명한 사실이 있다면, 본인은 그 의견이 원삼마을 주민의 의견으로 취급되는 것을 추인하지 않습니다.</w:t>
             </w:r>
           </w:p>
           <w:p>
             <w:pPr>
-              <w:spacing w:after="40" w:before="0" w:line="280"/>
-              <w:ind w:left="340" w:hanging="340"/>
+              <w:spacing w:after="20" w:before="0" w:line="230"/>
+              <w:ind w:left="300" w:hanging="300"/>
               <w:jc w:val="both"/>
             </w:pPr>
             <w:r>
@@ -9310,24 +6346,24 @@
                 <w:rFonts w:ascii="맑은 고딕" w:cs="맑은 고딕" w:eastAsia="맑은 고딕" w:hAnsi="맑은 고딕"/>
                 <w:b/>
                 <w:bCs/>
-                <w:sz w:val="19"/>
-                <w:szCs w:val="19"/>
+                <w:sz w:val="17"/>
+                <w:szCs w:val="17"/>
               </w:rPr>
               <w:t xml:space="preserve">4. (자료 공개 요구)</w:t>
             </w:r>
             <w:r>
               <w:rPr>
                 <w:rFonts w:ascii="맑은 고딕" w:cs="맑은 고딕" w:eastAsia="맑은 고딕" w:hAnsi="맑은 고딕"/>
-                <w:sz w:val="19"/>
-                <w:szCs w:val="19"/>
+                <w:sz w:val="17"/>
+                <w:szCs w:val="17"/>
               </w:rPr>
               <w:t xml:space="preserve"> 본인은 감곡면 환경개선위원회와 순정축산업협동조합에 다음 자료의 공개와 보고를 요구합니다. ① 1억 원(및 그 밖의 지원금)의 지급 결의, 지급일, 수령 계좌 명의 ② 위원회의 금원 사용 내역과 증빙, 현재 잔액 ③ 위원회 규약, 위원 명단, 제1차부터 그 이후의 회의록 ④ 순정축협이 약속한 분기별 검사자료 ⑤ 2023. 7. 20. 주민의견서의 제출인과 제출 경위 (개인 계좌번호·연락처 등은 가리고 공개하여도 됩니다.)</w:t>
             </w:r>
           </w:p>
           <w:p>
             <w:pPr>
-              <w:spacing w:after="40" w:before="0" w:line="280"/>
-              <w:ind w:left="340" w:hanging="340"/>
+              <w:spacing w:after="20" w:before="0" w:line="230"/>
+              <w:ind w:left="300" w:hanging="300"/>
               <w:jc w:val="both"/>
             </w:pPr>
             <w:r>
@@ -9335,16 +6371,16 @@
                 <w:rFonts w:ascii="맑은 고딕" w:cs="맑은 고딕" w:eastAsia="맑은 고딕" w:hAnsi="맑은 고딕"/>
                 <w:b/>
                 <w:bCs/>
-                <w:sz w:val="19"/>
-                <w:szCs w:val="19"/>
+                <w:sz w:val="17"/>
+                <w:szCs w:val="17"/>
               </w:rPr>
               <w:t xml:space="preserve">5. (수사의뢰 동참)</w:t>
             </w:r>
             <w:r>
               <w:rPr>
                 <w:rFonts w:ascii="맑은 고딕" w:cs="맑은 고딕" w:eastAsia="맑은 고딕" w:hAnsi="맑은 고딕"/>
-                <w:sz w:val="19"/>
-                <w:szCs w:val="19"/>
+                <w:sz w:val="17"/>
+                <w:szCs w:val="17"/>
               </w:rPr>
               <w:t xml:space="preserve"> 본인은 위 금원의 지급 경위와 사용처를 밝히기 위하여 감곡면 횡룡마을 주민 박상남이 정읍경찰서에 제출하는 </w:t>
             </w:r>
@@ -9353,24 +6389,24 @@
                 <w:rFonts w:ascii="맑은 고딕" w:cs="맑은 고딕" w:eastAsia="맑은 고딕" w:hAnsi="맑은 고딕"/>
                 <w:b/>
                 <w:bCs/>
-                <w:sz w:val="19"/>
-                <w:szCs w:val="19"/>
+                <w:sz w:val="17"/>
+                <w:szCs w:val="17"/>
               </w:rPr>
               <w:t xml:space="preserve">수사의뢰 진정에 동참</w:t>
             </w:r>
             <w:r>
               <w:rPr>
                 <w:rFonts w:ascii="맑은 고딕" w:cs="맑은 고딕" w:eastAsia="맑은 고딕" w:hAnsi="맑은 고딕"/>
-                <w:sz w:val="19"/>
-                <w:szCs w:val="19"/>
+                <w:sz w:val="17"/>
+                <w:szCs w:val="17"/>
               </w:rPr>
               <w:t xml:space="preserve">하며, 이 서명부가 그 첨부자료로 제출되는 데 동의합니다. 이 서명은 특정인의 범죄를 단정하는 것이 아니라 사실 확인을 요청하는 것입니다.</w:t>
             </w:r>
           </w:p>
           <w:p>
             <w:pPr>
-              <w:spacing w:after="40" w:before="0" w:line="280"/>
-              <w:ind w:left="340" w:hanging="340"/>
+              <w:spacing w:after="20" w:before="0" w:line="230"/>
+              <w:ind w:left="300" w:hanging="300"/>
               <w:jc w:val="both"/>
             </w:pPr>
             <w:r>
@@ -9378,24 +6414,24 @@
                 <w:rFonts w:ascii="맑은 고딕" w:cs="맑은 고딕" w:eastAsia="맑은 고딕" w:hAnsi="맑은 고딕"/>
                 <w:b/>
                 <w:bCs/>
-                <w:sz w:val="19"/>
-                <w:szCs w:val="19"/>
+                <w:sz w:val="17"/>
+                <w:szCs w:val="17"/>
               </w:rPr>
               <w:t xml:space="preserve">6. (연락·제출 위임)</w:t>
             </w:r>
             <w:r>
               <w:rPr>
                 <w:rFonts w:ascii="맑은 고딕" w:cs="맑은 고딕" w:eastAsia="맑은 고딕" w:hAnsi="맑은 고딕"/>
-                <w:sz w:val="19"/>
-                <w:szCs w:val="19"/>
+                <w:sz w:val="17"/>
+                <w:szCs w:val="17"/>
               </w:rPr>
               <w:t xml:space="preserve"> 본인은 위 3~5항의 요구와 진정 동참에 필요한 연락, 서명부 제출, 관계기관 민원 제기를 서명 수합 책임자 박상남에게 맡깁니다.</w:t>
             </w:r>
           </w:p>
           <w:p>
             <w:pPr>
-              <w:spacing w:after="40" w:before="0" w:line="280"/>
-              <w:ind w:left="340" w:hanging="340"/>
+              <w:spacing w:after="20" w:before="0" w:line="230"/>
+              <w:ind w:left="300" w:hanging="300"/>
               <w:jc w:val="both"/>
             </w:pPr>
             <w:r>
@@ -9403,16 +6439,16 @@
                 <w:rFonts w:ascii="맑은 고딕" w:cs="맑은 고딕" w:eastAsia="맑은 고딕" w:hAnsi="맑은 고딕"/>
                 <w:b/>
                 <w:bCs/>
-                <w:sz w:val="19"/>
-                <w:szCs w:val="19"/>
+                <w:sz w:val="17"/>
+                <w:szCs w:val="17"/>
               </w:rPr>
               <w:t xml:space="preserve">7. (향후 원칙)</w:t>
             </w:r>
             <w:r>
               <w:rPr>
                 <w:rFonts w:ascii="맑은 고딕" w:cs="맑은 고딕" w:eastAsia="맑은 고딕" w:hAnsi="맑은 고딕"/>
-                <w:sz w:val="19"/>
-                <w:szCs w:val="19"/>
+                <w:sz w:val="17"/>
+                <w:szCs w:val="17"/>
               </w:rPr>
               <w:t xml:space="preserve"> 본인은 앞으로 원삼마을의 이름으로 외부 단체·사업자와 협약을 맺거나, 행정기관에 마을 의견을 제출하거나, 금원을 받는 경우에는 </w:t>
             </w:r>
@@ -9421,24 +6457,24 @@
                 <w:rFonts w:ascii="맑은 고딕" w:cs="맑은 고딕" w:eastAsia="맑은 고딕" w:hAnsi="맑은 고딕"/>
                 <w:b/>
                 <w:bCs/>
-                <w:sz w:val="19"/>
-                <w:szCs w:val="19"/>
+                <w:sz w:val="17"/>
+                <w:szCs w:val="17"/>
               </w:rPr>
               <w:t xml:space="preserve">반드시 사전에 마을총회의 결의</w:t>
             </w:r>
             <w:r>
               <w:rPr>
                 <w:rFonts w:ascii="맑은 고딕" w:cs="맑은 고딕" w:eastAsia="맑은 고딕" w:hAnsi="맑은 고딕"/>
-                <w:sz w:val="19"/>
-                <w:szCs w:val="19"/>
+                <w:sz w:val="17"/>
+                <w:szCs w:val="17"/>
               </w:rPr>
               <w:t xml:space="preserve">를 거쳐야 한다고 봅니다. 감곡면 환경개선위원회는 그러한 결의가 있기 전까지 본인을 포함한 원삼마을 주민 전체를 대표하지 않습니다.</w:t>
             </w:r>
           </w:p>
           <w:p>
             <w:pPr>
-              <w:spacing w:after="40" w:before="0" w:line="280"/>
-              <w:ind w:left="340" w:hanging="340"/>
+              <w:spacing w:after="20" w:before="0" w:line="230"/>
+              <w:ind w:left="300" w:hanging="300"/>
               <w:jc w:val="both"/>
             </w:pPr>
             <w:r>
@@ -9446,153 +6482,18 @@
                 <w:rFonts w:ascii="맑은 고딕" w:cs="맑은 고딕" w:eastAsia="맑은 고딕" w:hAnsi="맑은 고딕"/>
                 <w:b/>
                 <w:bCs/>
-                <w:sz w:val="19"/>
-                <w:szCs w:val="19"/>
+                <w:sz w:val="17"/>
+                <w:szCs w:val="17"/>
               </w:rPr>
               <w:t xml:space="preserve">8. (사본 송부 동의)</w:t>
             </w:r>
             <w:r>
               <w:rPr>
                 <w:rFonts w:ascii="맑은 고딕" w:cs="맑은 고딕" w:eastAsia="맑은 고딕" w:hAnsi="맑은 고딕"/>
-                <w:sz w:val="19"/>
-                <w:szCs w:val="19"/>
+                <w:sz w:val="17"/>
+                <w:szCs w:val="17"/>
               </w:rPr>
               <w:t xml:space="preserve"> 본인은 이 서명부의 사본(개인정보는 가림)이 순정축산업협동조합, 감곡면 환경개선위원회, 감곡면장, 정읍시장에게 송부되고, 원본이 수사기관에 제출되는 데 동의합니다.</w:t>
-            </w:r>
-          </w:p>
-        </w:tc>
-      </w:tr>
-    </w:tbl>
-    <w:p>
-      <w:r>
-        <w:br w:type="page"/>
-      </w:r>
-    </w:p>
-    <w:p>
-      <w:pPr>
-        <w:spacing w:after="60"/>
-        <w:jc w:val="center"/>
-      </w:pPr>
-      <w:r>
-        <w:rPr>
-          <w:rFonts w:ascii="맑은 고딕" w:cs="맑은 고딕" w:eastAsia="맑은 고딕" w:hAnsi="맑은 고딕"/>
-          <w:b/>
-          <w:bCs/>
-          <w:sz w:val="28"/>
-          <w:szCs w:val="28"/>
-        </w:rPr>
-        <w:t xml:space="preserve">원삼마을 주민 결의 서명부 — 서명</w:t>
-      </w:r>
-    </w:p>
-    <w:tbl>
-      <w:tblPr>
-        <w:tblW w:type="dxa" w:w="14838"/>
-        <w:tblBorders>
-          <w:top w:val="single" w:color="auto" w:sz="4"/>
-          <w:left w:val="single" w:color="auto" w:sz="4"/>
-          <w:bottom w:val="single" w:color="auto" w:sz="4"/>
-          <w:right w:val="single" w:color="auto" w:sz="4"/>
-          <w:insideH w:val="single" w:color="auto" w:sz="4"/>
-          <w:insideV w:val="single" w:color="auto" w:sz="4"/>
-        </w:tblBorders>
-      </w:tblPr>
-      <w:tblGrid>
-        <w:gridCol w:w="14838"/>
-      </w:tblGrid>
-      <w:tr>
-        <w:tc>
-          <w:tcPr>
-            <w:tcW w:type="dxa" w:w="14838"/>
-            <w:tcBorders>
-              <w:top w:val="single" w:color="000000" w:sz="6"/>
-              <w:left w:val="single" w:color="000000" w:sz="6"/>
-              <w:bottom w:val="single" w:color="000000" w:sz="6"/>
-              <w:right w:val="single" w:color="000000" w:sz="6"/>
-            </w:tcBorders>
-            <w:shd w:fill="F2F2F2" w:color="auto" w:val="clear"/>
-            <w:tcMar>
-              <w:top w:type="dxa" w:w="90"/>
-              <w:left w:type="dxa" w:w="160"/>
-              <w:bottom w:type="dxa" w:w="90"/>
-              <w:right w:type="dxa" w:w="160"/>
-            </w:tcMar>
-          </w:tcPr>
-          <w:p>
-            <w:pPr>
-              <w:spacing w:after="0" w:before="0" w:line="250"/>
-              <w:jc w:val="both"/>
-            </w:pPr>
-            <w:r>
-              <w:rPr>
-                <w:rFonts w:ascii="맑은 고딕" w:cs="맑은 고딕" w:eastAsia="맑은 고딕" w:hAnsi="맑은 고딕"/>
-                <w:b/>
-                <w:bCs/>
-                <w:sz w:val="17"/>
-                <w:szCs w:val="17"/>
-              </w:rPr>
-              <w:t xml:space="preserve">[결의 요약]</w:t>
-            </w:r>
-            <w:r>
-              <w:rPr>
-                <w:rFonts w:ascii="맑은 고딕" w:cs="맑은 고딕" w:eastAsia="맑은 고딕" w:hAnsi="맑은 고딕"/>
-                <w:sz w:val="17"/>
-                <w:szCs w:val="17"/>
-              </w:rPr>
-              <w:t xml:space="preserve"> 본인은 앞쪽 1~8항에 동의합니다: ① 2023. 1. 30. 공동협약에 당시 원삼마을 이장 김봉식이(가) 서명할 때 마을총회 결의나 본인의 위임을 알지 못하고 참여·통지받은 사실이 없음 ② 이장·위원회가 원삼마을 주민을 대표하여 한 협약 체결, 1억 원 등 금원 수령·사용 등을 </w:t>
-            </w:r>
-            <w:r>
-              <w:rPr>
-                <w:rFonts w:ascii="맑은 고딕" w:cs="맑은 고딕" w:eastAsia="맑은 고딕" w:hAnsi="맑은 고딕"/>
-                <w:b/>
-                <w:bCs/>
-                <w:sz w:val="17"/>
-                <w:szCs w:val="17"/>
-              </w:rPr>
-              <w:t xml:space="preserve">추인하지 않음</w:t>
-            </w:r>
-            <w:r>
-              <w:rPr>
-                <w:rFonts w:ascii="맑은 고딕" w:cs="맑은 고딕" w:eastAsia="맑은 고딕" w:hAnsi="맑은 고딕"/>
-                <w:sz w:val="17"/>
-                <w:szCs w:val="17"/>
-              </w:rPr>
-              <w:t xml:space="preserve"> ③ </w:t>
-            </w:r>
-            <w:r>
-              <w:rPr>
-                <w:rFonts w:ascii="맑은 고딕" w:cs="맑은 고딕" w:eastAsia="맑은 고딕" w:hAnsi="맑은 고딕"/>
-                <w:b/>
-                <w:bCs/>
-                <w:sz w:val="17"/>
-                <w:szCs w:val="17"/>
-              </w:rPr>
-              <w:t xml:space="preserve">퇴비사 신축 "반대 의견 없음" 의견서에 이장·위원회가 서명한 사실이 있는지 밝힐 것을 요구</w:t>
-            </w:r>
-            <w:r>
-              <w:rPr>
-                <w:rFonts w:ascii="맑은 고딕" w:cs="맑은 고딕" w:eastAsia="맑은 고딕" w:hAnsi="맑은 고딕"/>
-                <w:sz w:val="17"/>
-                <w:szCs w:val="17"/>
-              </w:rPr>
-              <w:t xml:space="preserve">(서명했다면 주민 의견으로 추인하지 않음) ④ 위원회·순정축협에 자료 공개·보고 요구 ⑤ </w:t>
-            </w:r>
-            <w:r>
-              <w:rPr>
-                <w:rFonts w:ascii="맑은 고딕" w:cs="맑은 고딕" w:eastAsia="맑은 고딕" w:hAnsi="맑은 고딕"/>
-                <w:b/>
-                <w:bCs/>
-                <w:sz w:val="17"/>
-                <w:szCs w:val="17"/>
-              </w:rPr>
-              <w:t xml:space="preserve">수사의뢰 진정 동참</w:t>
-            </w:r>
-            <w:r>
-              <w:rPr>
-                <w:rFonts w:ascii="맑은 고딕" w:cs="맑은 고딕" w:eastAsia="맑은 고딕" w:hAnsi="맑은 고딕"/>
-                <w:sz w:val="17"/>
-                <w:szCs w:val="17"/>
-              </w:rPr>
-              <w:t xml:space="preserve"> ⑥ 연락·제출을 박상남에게 맡김 ⑦ 마을 이름의 대표 행위는 마을총회 결의 필요 ⑧ 사본 송부·원본 제출과 개인정보 이용에 동의</w:t>
             </w:r>
           </w:p>
         </w:tc>
@@ -9600,7 +6501,7 @@
     </w:tbl>
     <w:p>
       <w:pPr>
-        <w:spacing w:after="70"/>
+        <w:spacing w:after="50"/>
       </w:pPr>
     </w:p>
     <w:tbl>
@@ -9627,7 +6528,7 @@
       <w:tr>
         <w:trPr>
           <w:tblHeader/>
-          <w:trHeight w:val="400" w:hRule="atLeast"/>
+          <w:trHeight w:val="360" w:hRule="atLeast"/>
         </w:trPr>
         <w:tc>
           <w:tcPr>
@@ -9871,7 +6772,7 @@
       <w:tr>
         <w:trPr>
           <w:cantSplit/>
-          <w:trHeight w:val="540" w:hRule="atLeast"/>
+          <w:trHeight w:val="430" w:hRule="atLeast"/>
         </w:trPr>
         <w:tc>
           <w:tcPr>
@@ -10048,7 +6949,7 @@
       <w:tr>
         <w:trPr>
           <w:cantSplit/>
-          <w:trHeight w:val="540" w:hRule="atLeast"/>
+          <w:trHeight w:val="430" w:hRule="atLeast"/>
         </w:trPr>
         <w:tc>
           <w:tcPr>
@@ -10225,7 +7126,7 @@
       <w:tr>
         <w:trPr>
           <w:cantSplit/>
-          <w:trHeight w:val="540" w:hRule="atLeast"/>
+          <w:trHeight w:val="430" w:hRule="atLeast"/>
         </w:trPr>
         <w:tc>
           <w:tcPr>
@@ -10402,7 +7303,7 @@
       <w:tr>
         <w:trPr>
           <w:cantSplit/>
-          <w:trHeight w:val="540" w:hRule="atLeast"/>
+          <w:trHeight w:val="430" w:hRule="atLeast"/>
         </w:trPr>
         <w:tc>
           <w:tcPr>
@@ -10579,7 +7480,7 @@
       <w:tr>
         <w:trPr>
           <w:cantSplit/>
-          <w:trHeight w:val="540" w:hRule="atLeast"/>
+          <w:trHeight w:val="430" w:hRule="atLeast"/>
         </w:trPr>
         <w:tc>
           <w:tcPr>
@@ -10756,7 +7657,7 @@
       <w:tr>
         <w:trPr>
           <w:cantSplit/>
-          <w:trHeight w:val="540" w:hRule="atLeast"/>
+          <w:trHeight w:val="430" w:hRule="atLeast"/>
         </w:trPr>
         <w:tc>
           <w:tcPr>
@@ -10933,7 +7834,7 @@
       <w:tr>
         <w:trPr>
           <w:cantSplit/>
-          <w:trHeight w:val="540" w:hRule="atLeast"/>
+          <w:trHeight w:val="430" w:hRule="atLeast"/>
         </w:trPr>
         <w:tc>
           <w:tcPr>
@@ -11107,902 +8008,17 @@
           </w:p>
         </w:tc>
       </w:tr>
-      <w:tr>
-        <w:trPr>
-          <w:cantSplit/>
-          <w:trHeight w:val="540" w:hRule="atLeast"/>
-        </w:trPr>
-        <w:tc>
-          <w:tcPr>
-            <w:tcW w:type="dxa" w:w="700"/>
-            <w:tcBorders>
-              <w:top w:val="single" w:color="000000" w:sz="6"/>
-              <w:left w:val="single" w:color="000000" w:sz="6"/>
-              <w:bottom w:val="single" w:color="000000" w:sz="6"/>
-              <w:right w:val="single" w:color="000000" w:sz="6"/>
-            </w:tcBorders>
-            <w:tcMar>
-              <w:top w:type="dxa" w:w="40"/>
-              <w:left w:type="dxa" w:w="80"/>
-              <w:bottom w:type="dxa" w:w="40"/>
-              <w:right w:type="dxa" w:w="80"/>
-            </w:tcMar>
-            <w:vAlign w:val="center"/>
-          </w:tcPr>
-          <w:p>
-            <w:pPr>
-              <w:jc w:val="center"/>
-            </w:pPr>
-            <w:r>
-              <w:rPr>
-                <w:rFonts w:ascii="맑은 고딕" w:cs="맑은 고딕" w:eastAsia="맑은 고딕" w:hAnsi="맑은 고딕"/>
-                <w:b w:val="false"/>
-                <w:bCs w:val="false"/>
-                <w:sz w:val="18"/>
-                <w:szCs w:val="18"/>
-              </w:rPr>
-              <w:t xml:space="preserve">8</w:t>
-            </w:r>
-          </w:p>
-        </w:tc>
-        <w:tc>
-          <w:tcPr>
-            <w:tcW w:type="dxa" w:w="2300"/>
-            <w:tcBorders>
-              <w:top w:val="single" w:color="000000" w:sz="6"/>
-              <w:left w:val="single" w:color="000000" w:sz="6"/>
-              <w:bottom w:val="single" w:color="000000" w:sz="6"/>
-              <w:right w:val="single" w:color="000000" w:sz="6"/>
-            </w:tcBorders>
-            <w:tcMar>
-              <w:top w:type="dxa" w:w="40"/>
-              <w:left w:type="dxa" w:w="80"/>
-              <w:bottom w:type="dxa" w:w="40"/>
-              <w:right w:type="dxa" w:w="80"/>
-            </w:tcMar>
-            <w:vAlign w:val="center"/>
-          </w:tcPr>
-          <w:p>
-            <w:pPr>
-              <w:jc w:val="center"/>
-            </w:pPr>
-          </w:p>
-        </w:tc>
-        <w:tc>
-          <w:tcPr>
-            <w:tcW w:type="dxa" w:w="1900"/>
-            <w:tcBorders>
-              <w:top w:val="single" w:color="000000" w:sz="6"/>
-              <w:left w:val="single" w:color="000000" w:sz="6"/>
-              <w:bottom w:val="single" w:color="000000" w:sz="6"/>
-              <w:right w:val="single" w:color="000000" w:sz="6"/>
-            </w:tcBorders>
-            <w:tcMar>
-              <w:top w:type="dxa" w:w="40"/>
-              <w:left w:type="dxa" w:w="80"/>
-              <w:bottom w:type="dxa" w:w="40"/>
-              <w:right w:type="dxa" w:w="80"/>
-            </w:tcMar>
-            <w:vAlign w:val="center"/>
-          </w:tcPr>
-          <w:p>
-            <w:pPr>
-              <w:jc w:val="center"/>
-            </w:pPr>
-          </w:p>
-        </w:tc>
-        <w:tc>
-          <w:tcPr>
-            <w:tcW w:type="dxa" w:w="3600"/>
-            <w:tcBorders>
-              <w:top w:val="single" w:color="000000" w:sz="6"/>
-              <w:left w:val="single" w:color="000000" w:sz="6"/>
-              <w:bottom w:val="single" w:color="000000" w:sz="6"/>
-              <w:right w:val="single" w:color="000000" w:sz="6"/>
-            </w:tcBorders>
-            <w:tcMar>
-              <w:top w:type="dxa" w:w="40"/>
-              <w:left w:type="dxa" w:w="80"/>
-              <w:bottom w:type="dxa" w:w="40"/>
-              <w:right w:type="dxa" w:w="80"/>
-            </w:tcMar>
-            <w:vAlign w:val="center"/>
-          </w:tcPr>
-          <w:p>
-            <w:pPr>
-              <w:jc w:val="center"/>
-            </w:pPr>
-          </w:p>
-        </w:tc>
-        <w:tc>
-          <w:tcPr>
-            <w:tcW w:type="dxa" w:w="2600"/>
-            <w:tcBorders>
-              <w:top w:val="single" w:color="000000" w:sz="6"/>
-              <w:left w:val="single" w:color="000000" w:sz="6"/>
-              <w:bottom w:val="single" w:color="000000" w:sz="6"/>
-              <w:right w:val="single" w:color="000000" w:sz="6"/>
-            </w:tcBorders>
-            <w:tcMar>
-              <w:top w:type="dxa" w:w="40"/>
-              <w:left w:type="dxa" w:w="80"/>
-              <w:bottom w:type="dxa" w:w="40"/>
-              <w:right w:type="dxa" w:w="80"/>
-            </w:tcMar>
-            <w:vAlign w:val="center"/>
-          </w:tcPr>
-          <w:p>
-            <w:pPr>
-              <w:jc w:val="center"/>
-            </w:pPr>
-          </w:p>
-        </w:tc>
-        <w:tc>
-          <w:tcPr>
-            <w:tcW w:type="dxa" w:w="2200"/>
-            <w:tcBorders>
-              <w:top w:val="single" w:color="000000" w:sz="6"/>
-              <w:left w:val="single" w:color="000000" w:sz="6"/>
-              <w:bottom w:val="single" w:color="000000" w:sz="6"/>
-              <w:right w:val="single" w:color="000000" w:sz="6"/>
-            </w:tcBorders>
-            <w:tcMar>
-              <w:top w:type="dxa" w:w="40"/>
-              <w:left w:type="dxa" w:w="80"/>
-              <w:bottom w:type="dxa" w:w="40"/>
-              <w:right w:type="dxa" w:w="80"/>
-            </w:tcMar>
-            <w:vAlign w:val="center"/>
-          </w:tcPr>
-          <w:p>
-            <w:pPr>
-              <w:jc w:val="center"/>
-            </w:pPr>
-          </w:p>
-        </w:tc>
-        <w:tc>
-          <w:tcPr>
-            <w:tcW w:type="dxa" w:w="1538"/>
-            <w:tcBorders>
-              <w:top w:val="single" w:color="000000" w:sz="6"/>
-              <w:left w:val="single" w:color="000000" w:sz="6"/>
-              <w:bottom w:val="single" w:color="000000" w:sz="6"/>
-              <w:right w:val="single" w:color="000000" w:sz="6"/>
-            </w:tcBorders>
-            <w:tcMar>
-              <w:top w:type="dxa" w:w="40"/>
-              <w:left w:type="dxa" w:w="80"/>
-              <w:bottom w:type="dxa" w:w="40"/>
-              <w:right w:type="dxa" w:w="80"/>
-            </w:tcMar>
-            <w:vAlign w:val="center"/>
-          </w:tcPr>
-          <w:p>
-            <w:pPr>
-              <w:jc w:val="center"/>
-            </w:pPr>
-          </w:p>
-        </w:tc>
-      </w:tr>
-      <w:tr>
-        <w:trPr>
-          <w:cantSplit/>
-          <w:trHeight w:val="540" w:hRule="atLeast"/>
-        </w:trPr>
-        <w:tc>
-          <w:tcPr>
-            <w:tcW w:type="dxa" w:w="700"/>
-            <w:tcBorders>
-              <w:top w:val="single" w:color="000000" w:sz="6"/>
-              <w:left w:val="single" w:color="000000" w:sz="6"/>
-              <w:bottom w:val="single" w:color="000000" w:sz="6"/>
-              <w:right w:val="single" w:color="000000" w:sz="6"/>
-            </w:tcBorders>
-            <w:tcMar>
-              <w:top w:type="dxa" w:w="40"/>
-              <w:left w:type="dxa" w:w="80"/>
-              <w:bottom w:type="dxa" w:w="40"/>
-              <w:right w:type="dxa" w:w="80"/>
-            </w:tcMar>
-            <w:vAlign w:val="center"/>
-          </w:tcPr>
-          <w:p>
-            <w:pPr>
-              <w:jc w:val="center"/>
-            </w:pPr>
-            <w:r>
-              <w:rPr>
-                <w:rFonts w:ascii="맑은 고딕" w:cs="맑은 고딕" w:eastAsia="맑은 고딕" w:hAnsi="맑은 고딕"/>
-                <w:b w:val="false"/>
-                <w:bCs w:val="false"/>
-                <w:sz w:val="18"/>
-                <w:szCs w:val="18"/>
-              </w:rPr>
-              <w:t xml:space="preserve">9</w:t>
-            </w:r>
-          </w:p>
-        </w:tc>
-        <w:tc>
-          <w:tcPr>
-            <w:tcW w:type="dxa" w:w="2300"/>
-            <w:tcBorders>
-              <w:top w:val="single" w:color="000000" w:sz="6"/>
-              <w:left w:val="single" w:color="000000" w:sz="6"/>
-              <w:bottom w:val="single" w:color="000000" w:sz="6"/>
-              <w:right w:val="single" w:color="000000" w:sz="6"/>
-            </w:tcBorders>
-            <w:tcMar>
-              <w:top w:type="dxa" w:w="40"/>
-              <w:left w:type="dxa" w:w="80"/>
-              <w:bottom w:type="dxa" w:w="40"/>
-              <w:right w:type="dxa" w:w="80"/>
-            </w:tcMar>
-            <w:vAlign w:val="center"/>
-          </w:tcPr>
-          <w:p>
-            <w:pPr>
-              <w:jc w:val="center"/>
-            </w:pPr>
-          </w:p>
-        </w:tc>
-        <w:tc>
-          <w:tcPr>
-            <w:tcW w:type="dxa" w:w="1900"/>
-            <w:tcBorders>
-              <w:top w:val="single" w:color="000000" w:sz="6"/>
-              <w:left w:val="single" w:color="000000" w:sz="6"/>
-              <w:bottom w:val="single" w:color="000000" w:sz="6"/>
-              <w:right w:val="single" w:color="000000" w:sz="6"/>
-            </w:tcBorders>
-            <w:tcMar>
-              <w:top w:type="dxa" w:w="40"/>
-              <w:left w:type="dxa" w:w="80"/>
-              <w:bottom w:type="dxa" w:w="40"/>
-              <w:right w:type="dxa" w:w="80"/>
-            </w:tcMar>
-            <w:vAlign w:val="center"/>
-          </w:tcPr>
-          <w:p>
-            <w:pPr>
-              <w:jc w:val="center"/>
-            </w:pPr>
-          </w:p>
-        </w:tc>
-        <w:tc>
-          <w:tcPr>
-            <w:tcW w:type="dxa" w:w="3600"/>
-            <w:tcBorders>
-              <w:top w:val="single" w:color="000000" w:sz="6"/>
-              <w:left w:val="single" w:color="000000" w:sz="6"/>
-              <w:bottom w:val="single" w:color="000000" w:sz="6"/>
-              <w:right w:val="single" w:color="000000" w:sz="6"/>
-            </w:tcBorders>
-            <w:tcMar>
-              <w:top w:type="dxa" w:w="40"/>
-              <w:left w:type="dxa" w:w="80"/>
-              <w:bottom w:type="dxa" w:w="40"/>
-              <w:right w:type="dxa" w:w="80"/>
-            </w:tcMar>
-            <w:vAlign w:val="center"/>
-          </w:tcPr>
-          <w:p>
-            <w:pPr>
-              <w:jc w:val="center"/>
-            </w:pPr>
-          </w:p>
-        </w:tc>
-        <w:tc>
-          <w:tcPr>
-            <w:tcW w:type="dxa" w:w="2600"/>
-            <w:tcBorders>
-              <w:top w:val="single" w:color="000000" w:sz="6"/>
-              <w:left w:val="single" w:color="000000" w:sz="6"/>
-              <w:bottom w:val="single" w:color="000000" w:sz="6"/>
-              <w:right w:val="single" w:color="000000" w:sz="6"/>
-            </w:tcBorders>
-            <w:tcMar>
-              <w:top w:type="dxa" w:w="40"/>
-              <w:left w:type="dxa" w:w="80"/>
-              <w:bottom w:type="dxa" w:w="40"/>
-              <w:right w:type="dxa" w:w="80"/>
-            </w:tcMar>
-            <w:vAlign w:val="center"/>
-          </w:tcPr>
-          <w:p>
-            <w:pPr>
-              <w:jc w:val="center"/>
-            </w:pPr>
-          </w:p>
-        </w:tc>
-        <w:tc>
-          <w:tcPr>
-            <w:tcW w:type="dxa" w:w="2200"/>
-            <w:tcBorders>
-              <w:top w:val="single" w:color="000000" w:sz="6"/>
-              <w:left w:val="single" w:color="000000" w:sz="6"/>
-              <w:bottom w:val="single" w:color="000000" w:sz="6"/>
-              <w:right w:val="single" w:color="000000" w:sz="6"/>
-            </w:tcBorders>
-            <w:tcMar>
-              <w:top w:type="dxa" w:w="40"/>
-              <w:left w:type="dxa" w:w="80"/>
-              <w:bottom w:type="dxa" w:w="40"/>
-              <w:right w:type="dxa" w:w="80"/>
-            </w:tcMar>
-            <w:vAlign w:val="center"/>
-          </w:tcPr>
-          <w:p>
-            <w:pPr>
-              <w:jc w:val="center"/>
-            </w:pPr>
-          </w:p>
-        </w:tc>
-        <w:tc>
-          <w:tcPr>
-            <w:tcW w:type="dxa" w:w="1538"/>
-            <w:tcBorders>
-              <w:top w:val="single" w:color="000000" w:sz="6"/>
-              <w:left w:val="single" w:color="000000" w:sz="6"/>
-              <w:bottom w:val="single" w:color="000000" w:sz="6"/>
-              <w:right w:val="single" w:color="000000" w:sz="6"/>
-            </w:tcBorders>
-            <w:tcMar>
-              <w:top w:type="dxa" w:w="40"/>
-              <w:left w:type="dxa" w:w="80"/>
-              <w:bottom w:type="dxa" w:w="40"/>
-              <w:right w:type="dxa" w:w="80"/>
-            </w:tcMar>
-            <w:vAlign w:val="center"/>
-          </w:tcPr>
-          <w:p>
-            <w:pPr>
-              <w:jc w:val="center"/>
-            </w:pPr>
-          </w:p>
-        </w:tc>
-      </w:tr>
-      <w:tr>
-        <w:trPr>
-          <w:cantSplit/>
-          <w:trHeight w:val="540" w:hRule="atLeast"/>
-        </w:trPr>
-        <w:tc>
-          <w:tcPr>
-            <w:tcW w:type="dxa" w:w="700"/>
-            <w:tcBorders>
-              <w:top w:val="single" w:color="000000" w:sz="6"/>
-              <w:left w:val="single" w:color="000000" w:sz="6"/>
-              <w:bottom w:val="single" w:color="000000" w:sz="6"/>
-              <w:right w:val="single" w:color="000000" w:sz="6"/>
-            </w:tcBorders>
-            <w:tcMar>
-              <w:top w:type="dxa" w:w="40"/>
-              <w:left w:type="dxa" w:w="80"/>
-              <w:bottom w:type="dxa" w:w="40"/>
-              <w:right w:type="dxa" w:w="80"/>
-            </w:tcMar>
-            <w:vAlign w:val="center"/>
-          </w:tcPr>
-          <w:p>
-            <w:pPr>
-              <w:jc w:val="center"/>
-            </w:pPr>
-            <w:r>
-              <w:rPr>
-                <w:rFonts w:ascii="맑은 고딕" w:cs="맑은 고딕" w:eastAsia="맑은 고딕" w:hAnsi="맑은 고딕"/>
-                <w:b w:val="false"/>
-                <w:bCs w:val="false"/>
-                <w:sz w:val="18"/>
-                <w:szCs w:val="18"/>
-              </w:rPr>
-              <w:t xml:space="preserve">10</w:t>
-            </w:r>
-          </w:p>
-        </w:tc>
-        <w:tc>
-          <w:tcPr>
-            <w:tcW w:type="dxa" w:w="2300"/>
-            <w:tcBorders>
-              <w:top w:val="single" w:color="000000" w:sz="6"/>
-              <w:left w:val="single" w:color="000000" w:sz="6"/>
-              <w:bottom w:val="single" w:color="000000" w:sz="6"/>
-              <w:right w:val="single" w:color="000000" w:sz="6"/>
-            </w:tcBorders>
-            <w:tcMar>
-              <w:top w:type="dxa" w:w="40"/>
-              <w:left w:type="dxa" w:w="80"/>
-              <w:bottom w:type="dxa" w:w="40"/>
-              <w:right w:type="dxa" w:w="80"/>
-            </w:tcMar>
-            <w:vAlign w:val="center"/>
-          </w:tcPr>
-          <w:p>
-            <w:pPr>
-              <w:jc w:val="center"/>
-            </w:pPr>
-          </w:p>
-        </w:tc>
-        <w:tc>
-          <w:tcPr>
-            <w:tcW w:type="dxa" w:w="1900"/>
-            <w:tcBorders>
-              <w:top w:val="single" w:color="000000" w:sz="6"/>
-              <w:left w:val="single" w:color="000000" w:sz="6"/>
-              <w:bottom w:val="single" w:color="000000" w:sz="6"/>
-              <w:right w:val="single" w:color="000000" w:sz="6"/>
-            </w:tcBorders>
-            <w:tcMar>
-              <w:top w:type="dxa" w:w="40"/>
-              <w:left w:type="dxa" w:w="80"/>
-              <w:bottom w:type="dxa" w:w="40"/>
-              <w:right w:type="dxa" w:w="80"/>
-            </w:tcMar>
-            <w:vAlign w:val="center"/>
-          </w:tcPr>
-          <w:p>
-            <w:pPr>
-              <w:jc w:val="center"/>
-            </w:pPr>
-          </w:p>
-        </w:tc>
-        <w:tc>
-          <w:tcPr>
-            <w:tcW w:type="dxa" w:w="3600"/>
-            <w:tcBorders>
-              <w:top w:val="single" w:color="000000" w:sz="6"/>
-              <w:left w:val="single" w:color="000000" w:sz="6"/>
-              <w:bottom w:val="single" w:color="000000" w:sz="6"/>
-              <w:right w:val="single" w:color="000000" w:sz="6"/>
-            </w:tcBorders>
-            <w:tcMar>
-              <w:top w:type="dxa" w:w="40"/>
-              <w:left w:type="dxa" w:w="80"/>
-              <w:bottom w:type="dxa" w:w="40"/>
-              <w:right w:type="dxa" w:w="80"/>
-            </w:tcMar>
-            <w:vAlign w:val="center"/>
-          </w:tcPr>
-          <w:p>
-            <w:pPr>
-              <w:jc w:val="center"/>
-            </w:pPr>
-          </w:p>
-        </w:tc>
-        <w:tc>
-          <w:tcPr>
-            <w:tcW w:type="dxa" w:w="2600"/>
-            <w:tcBorders>
-              <w:top w:val="single" w:color="000000" w:sz="6"/>
-              <w:left w:val="single" w:color="000000" w:sz="6"/>
-              <w:bottom w:val="single" w:color="000000" w:sz="6"/>
-              <w:right w:val="single" w:color="000000" w:sz="6"/>
-            </w:tcBorders>
-            <w:tcMar>
-              <w:top w:type="dxa" w:w="40"/>
-              <w:left w:type="dxa" w:w="80"/>
-              <w:bottom w:type="dxa" w:w="40"/>
-              <w:right w:type="dxa" w:w="80"/>
-            </w:tcMar>
-            <w:vAlign w:val="center"/>
-          </w:tcPr>
-          <w:p>
-            <w:pPr>
-              <w:jc w:val="center"/>
-            </w:pPr>
-          </w:p>
-        </w:tc>
-        <w:tc>
-          <w:tcPr>
-            <w:tcW w:type="dxa" w:w="2200"/>
-            <w:tcBorders>
-              <w:top w:val="single" w:color="000000" w:sz="6"/>
-              <w:left w:val="single" w:color="000000" w:sz="6"/>
-              <w:bottom w:val="single" w:color="000000" w:sz="6"/>
-              <w:right w:val="single" w:color="000000" w:sz="6"/>
-            </w:tcBorders>
-            <w:tcMar>
-              <w:top w:type="dxa" w:w="40"/>
-              <w:left w:type="dxa" w:w="80"/>
-              <w:bottom w:type="dxa" w:w="40"/>
-              <w:right w:type="dxa" w:w="80"/>
-            </w:tcMar>
-            <w:vAlign w:val="center"/>
-          </w:tcPr>
-          <w:p>
-            <w:pPr>
-              <w:jc w:val="center"/>
-            </w:pPr>
-          </w:p>
-        </w:tc>
-        <w:tc>
-          <w:tcPr>
-            <w:tcW w:type="dxa" w:w="1538"/>
-            <w:tcBorders>
-              <w:top w:val="single" w:color="000000" w:sz="6"/>
-              <w:left w:val="single" w:color="000000" w:sz="6"/>
-              <w:bottom w:val="single" w:color="000000" w:sz="6"/>
-              <w:right w:val="single" w:color="000000" w:sz="6"/>
-            </w:tcBorders>
-            <w:tcMar>
-              <w:top w:type="dxa" w:w="40"/>
-              <w:left w:type="dxa" w:w="80"/>
-              <w:bottom w:type="dxa" w:w="40"/>
-              <w:right w:type="dxa" w:w="80"/>
-            </w:tcMar>
-            <w:vAlign w:val="center"/>
-          </w:tcPr>
-          <w:p>
-            <w:pPr>
-              <w:jc w:val="center"/>
-            </w:pPr>
-          </w:p>
-        </w:tc>
-      </w:tr>
-      <w:tr>
-        <w:trPr>
-          <w:cantSplit/>
-          <w:trHeight w:val="540" w:hRule="atLeast"/>
-        </w:trPr>
-        <w:tc>
-          <w:tcPr>
-            <w:tcW w:type="dxa" w:w="700"/>
-            <w:tcBorders>
-              <w:top w:val="single" w:color="000000" w:sz="6"/>
-              <w:left w:val="single" w:color="000000" w:sz="6"/>
-              <w:bottom w:val="single" w:color="000000" w:sz="6"/>
-              <w:right w:val="single" w:color="000000" w:sz="6"/>
-            </w:tcBorders>
-            <w:tcMar>
-              <w:top w:type="dxa" w:w="40"/>
-              <w:left w:type="dxa" w:w="80"/>
-              <w:bottom w:type="dxa" w:w="40"/>
-              <w:right w:type="dxa" w:w="80"/>
-            </w:tcMar>
-            <w:vAlign w:val="center"/>
-          </w:tcPr>
-          <w:p>
-            <w:pPr>
-              <w:jc w:val="center"/>
-            </w:pPr>
-            <w:r>
-              <w:rPr>
-                <w:rFonts w:ascii="맑은 고딕" w:cs="맑은 고딕" w:eastAsia="맑은 고딕" w:hAnsi="맑은 고딕"/>
-                <w:b w:val="false"/>
-                <w:bCs w:val="false"/>
-                <w:sz w:val="18"/>
-                <w:szCs w:val="18"/>
-              </w:rPr>
-              <w:t xml:space="preserve">11</w:t>
-            </w:r>
-          </w:p>
-        </w:tc>
-        <w:tc>
-          <w:tcPr>
-            <w:tcW w:type="dxa" w:w="2300"/>
-            <w:tcBorders>
-              <w:top w:val="single" w:color="000000" w:sz="6"/>
-              <w:left w:val="single" w:color="000000" w:sz="6"/>
-              <w:bottom w:val="single" w:color="000000" w:sz="6"/>
-              <w:right w:val="single" w:color="000000" w:sz="6"/>
-            </w:tcBorders>
-            <w:tcMar>
-              <w:top w:type="dxa" w:w="40"/>
-              <w:left w:type="dxa" w:w="80"/>
-              <w:bottom w:type="dxa" w:w="40"/>
-              <w:right w:type="dxa" w:w="80"/>
-            </w:tcMar>
-            <w:vAlign w:val="center"/>
-          </w:tcPr>
-          <w:p>
-            <w:pPr>
-              <w:jc w:val="center"/>
-            </w:pPr>
-          </w:p>
-        </w:tc>
-        <w:tc>
-          <w:tcPr>
-            <w:tcW w:type="dxa" w:w="1900"/>
-            <w:tcBorders>
-              <w:top w:val="single" w:color="000000" w:sz="6"/>
-              <w:left w:val="single" w:color="000000" w:sz="6"/>
-              <w:bottom w:val="single" w:color="000000" w:sz="6"/>
-              <w:right w:val="single" w:color="000000" w:sz="6"/>
-            </w:tcBorders>
-            <w:tcMar>
-              <w:top w:type="dxa" w:w="40"/>
-              <w:left w:type="dxa" w:w="80"/>
-              <w:bottom w:type="dxa" w:w="40"/>
-              <w:right w:type="dxa" w:w="80"/>
-            </w:tcMar>
-            <w:vAlign w:val="center"/>
-          </w:tcPr>
-          <w:p>
-            <w:pPr>
-              <w:jc w:val="center"/>
-            </w:pPr>
-          </w:p>
-        </w:tc>
-        <w:tc>
-          <w:tcPr>
-            <w:tcW w:type="dxa" w:w="3600"/>
-            <w:tcBorders>
-              <w:top w:val="single" w:color="000000" w:sz="6"/>
-              <w:left w:val="single" w:color="000000" w:sz="6"/>
-              <w:bottom w:val="single" w:color="000000" w:sz="6"/>
-              <w:right w:val="single" w:color="000000" w:sz="6"/>
-            </w:tcBorders>
-            <w:tcMar>
-              <w:top w:type="dxa" w:w="40"/>
-              <w:left w:type="dxa" w:w="80"/>
-              <w:bottom w:type="dxa" w:w="40"/>
-              <w:right w:type="dxa" w:w="80"/>
-            </w:tcMar>
-            <w:vAlign w:val="center"/>
-          </w:tcPr>
-          <w:p>
-            <w:pPr>
-              <w:jc w:val="center"/>
-            </w:pPr>
-          </w:p>
-        </w:tc>
-        <w:tc>
-          <w:tcPr>
-            <w:tcW w:type="dxa" w:w="2600"/>
-            <w:tcBorders>
-              <w:top w:val="single" w:color="000000" w:sz="6"/>
-              <w:left w:val="single" w:color="000000" w:sz="6"/>
-              <w:bottom w:val="single" w:color="000000" w:sz="6"/>
-              <w:right w:val="single" w:color="000000" w:sz="6"/>
-            </w:tcBorders>
-            <w:tcMar>
-              <w:top w:type="dxa" w:w="40"/>
-              <w:left w:type="dxa" w:w="80"/>
-              <w:bottom w:type="dxa" w:w="40"/>
-              <w:right w:type="dxa" w:w="80"/>
-            </w:tcMar>
-            <w:vAlign w:val="center"/>
-          </w:tcPr>
-          <w:p>
-            <w:pPr>
-              <w:jc w:val="center"/>
-            </w:pPr>
-          </w:p>
-        </w:tc>
-        <w:tc>
-          <w:tcPr>
-            <w:tcW w:type="dxa" w:w="2200"/>
-            <w:tcBorders>
-              <w:top w:val="single" w:color="000000" w:sz="6"/>
-              <w:left w:val="single" w:color="000000" w:sz="6"/>
-              <w:bottom w:val="single" w:color="000000" w:sz="6"/>
-              <w:right w:val="single" w:color="000000" w:sz="6"/>
-            </w:tcBorders>
-            <w:tcMar>
-              <w:top w:type="dxa" w:w="40"/>
-              <w:left w:type="dxa" w:w="80"/>
-              <w:bottom w:type="dxa" w:w="40"/>
-              <w:right w:type="dxa" w:w="80"/>
-            </w:tcMar>
-            <w:vAlign w:val="center"/>
-          </w:tcPr>
-          <w:p>
-            <w:pPr>
-              <w:jc w:val="center"/>
-            </w:pPr>
-          </w:p>
-        </w:tc>
-        <w:tc>
-          <w:tcPr>
-            <w:tcW w:type="dxa" w:w="1538"/>
-            <w:tcBorders>
-              <w:top w:val="single" w:color="000000" w:sz="6"/>
-              <w:left w:val="single" w:color="000000" w:sz="6"/>
-              <w:bottom w:val="single" w:color="000000" w:sz="6"/>
-              <w:right w:val="single" w:color="000000" w:sz="6"/>
-            </w:tcBorders>
-            <w:tcMar>
-              <w:top w:type="dxa" w:w="40"/>
-              <w:left w:type="dxa" w:w="80"/>
-              <w:bottom w:type="dxa" w:w="40"/>
-              <w:right w:type="dxa" w:w="80"/>
-            </w:tcMar>
-            <w:vAlign w:val="center"/>
-          </w:tcPr>
-          <w:p>
-            <w:pPr>
-              <w:jc w:val="center"/>
-            </w:pPr>
-          </w:p>
-        </w:tc>
-      </w:tr>
-      <w:tr>
-        <w:trPr>
-          <w:cantSplit/>
-          <w:trHeight w:val="540" w:hRule="atLeast"/>
-        </w:trPr>
-        <w:tc>
-          <w:tcPr>
-            <w:tcW w:type="dxa" w:w="700"/>
-            <w:tcBorders>
-              <w:top w:val="single" w:color="000000" w:sz="6"/>
-              <w:left w:val="single" w:color="000000" w:sz="6"/>
-              <w:bottom w:val="single" w:color="000000" w:sz="6"/>
-              <w:right w:val="single" w:color="000000" w:sz="6"/>
-            </w:tcBorders>
-            <w:tcMar>
-              <w:top w:type="dxa" w:w="40"/>
-              <w:left w:type="dxa" w:w="80"/>
-              <w:bottom w:type="dxa" w:w="40"/>
-              <w:right w:type="dxa" w:w="80"/>
-            </w:tcMar>
-            <w:vAlign w:val="center"/>
-          </w:tcPr>
-          <w:p>
-            <w:pPr>
-              <w:jc w:val="center"/>
-            </w:pPr>
-            <w:r>
-              <w:rPr>
-                <w:rFonts w:ascii="맑은 고딕" w:cs="맑은 고딕" w:eastAsia="맑은 고딕" w:hAnsi="맑은 고딕"/>
-                <w:b w:val="false"/>
-                <w:bCs w:val="false"/>
-                <w:sz w:val="18"/>
-                <w:szCs w:val="18"/>
-              </w:rPr>
-              <w:t xml:space="preserve">12</w:t>
-            </w:r>
-          </w:p>
-        </w:tc>
-        <w:tc>
-          <w:tcPr>
-            <w:tcW w:type="dxa" w:w="2300"/>
-            <w:tcBorders>
-              <w:top w:val="single" w:color="000000" w:sz="6"/>
-              <w:left w:val="single" w:color="000000" w:sz="6"/>
-              <w:bottom w:val="single" w:color="000000" w:sz="6"/>
-              <w:right w:val="single" w:color="000000" w:sz="6"/>
-            </w:tcBorders>
-            <w:tcMar>
-              <w:top w:type="dxa" w:w="40"/>
-              <w:left w:type="dxa" w:w="80"/>
-              <w:bottom w:type="dxa" w:w="40"/>
-              <w:right w:type="dxa" w:w="80"/>
-            </w:tcMar>
-            <w:vAlign w:val="center"/>
-          </w:tcPr>
-          <w:p>
-            <w:pPr>
-              <w:jc w:val="center"/>
-            </w:pPr>
-          </w:p>
-        </w:tc>
-        <w:tc>
-          <w:tcPr>
-            <w:tcW w:type="dxa" w:w="1900"/>
-            <w:tcBorders>
-              <w:top w:val="single" w:color="000000" w:sz="6"/>
-              <w:left w:val="single" w:color="000000" w:sz="6"/>
-              <w:bottom w:val="single" w:color="000000" w:sz="6"/>
-              <w:right w:val="single" w:color="000000" w:sz="6"/>
-            </w:tcBorders>
-            <w:tcMar>
-              <w:top w:type="dxa" w:w="40"/>
-              <w:left w:type="dxa" w:w="80"/>
-              <w:bottom w:type="dxa" w:w="40"/>
-              <w:right w:type="dxa" w:w="80"/>
-            </w:tcMar>
-            <w:vAlign w:val="center"/>
-          </w:tcPr>
-          <w:p>
-            <w:pPr>
-              <w:jc w:val="center"/>
-            </w:pPr>
-          </w:p>
-        </w:tc>
-        <w:tc>
-          <w:tcPr>
-            <w:tcW w:type="dxa" w:w="3600"/>
-            <w:tcBorders>
-              <w:top w:val="single" w:color="000000" w:sz="6"/>
-              <w:left w:val="single" w:color="000000" w:sz="6"/>
-              <w:bottom w:val="single" w:color="000000" w:sz="6"/>
-              <w:right w:val="single" w:color="000000" w:sz="6"/>
-            </w:tcBorders>
-            <w:tcMar>
-              <w:top w:type="dxa" w:w="40"/>
-              <w:left w:type="dxa" w:w="80"/>
-              <w:bottom w:type="dxa" w:w="40"/>
-              <w:right w:type="dxa" w:w="80"/>
-            </w:tcMar>
-            <w:vAlign w:val="center"/>
-          </w:tcPr>
-          <w:p>
-            <w:pPr>
-              <w:jc w:val="center"/>
-            </w:pPr>
-          </w:p>
-        </w:tc>
-        <w:tc>
-          <w:tcPr>
-            <w:tcW w:type="dxa" w:w="2600"/>
-            <w:tcBorders>
-              <w:top w:val="single" w:color="000000" w:sz="6"/>
-              <w:left w:val="single" w:color="000000" w:sz="6"/>
-              <w:bottom w:val="single" w:color="000000" w:sz="6"/>
-              <w:right w:val="single" w:color="000000" w:sz="6"/>
-            </w:tcBorders>
-            <w:tcMar>
-              <w:top w:type="dxa" w:w="40"/>
-              <w:left w:type="dxa" w:w="80"/>
-              <w:bottom w:type="dxa" w:w="40"/>
-              <w:right w:type="dxa" w:w="80"/>
-            </w:tcMar>
-            <w:vAlign w:val="center"/>
-          </w:tcPr>
-          <w:p>
-            <w:pPr>
-              <w:jc w:val="center"/>
-            </w:pPr>
-          </w:p>
-        </w:tc>
-        <w:tc>
-          <w:tcPr>
-            <w:tcW w:type="dxa" w:w="2200"/>
-            <w:tcBorders>
-              <w:top w:val="single" w:color="000000" w:sz="6"/>
-              <w:left w:val="single" w:color="000000" w:sz="6"/>
-              <w:bottom w:val="single" w:color="000000" w:sz="6"/>
-              <w:right w:val="single" w:color="000000" w:sz="6"/>
-            </w:tcBorders>
-            <w:tcMar>
-              <w:top w:type="dxa" w:w="40"/>
-              <w:left w:type="dxa" w:w="80"/>
-              <w:bottom w:type="dxa" w:w="40"/>
-              <w:right w:type="dxa" w:w="80"/>
-            </w:tcMar>
-            <w:vAlign w:val="center"/>
-          </w:tcPr>
-          <w:p>
-            <w:pPr>
-              <w:jc w:val="center"/>
-            </w:pPr>
-          </w:p>
-        </w:tc>
-        <w:tc>
-          <w:tcPr>
-            <w:tcW w:type="dxa" w:w="1538"/>
-            <w:tcBorders>
-              <w:top w:val="single" w:color="000000" w:sz="6"/>
-              <w:left w:val="single" w:color="000000" w:sz="6"/>
-              <w:bottom w:val="single" w:color="000000" w:sz="6"/>
-              <w:right w:val="single" w:color="000000" w:sz="6"/>
-            </w:tcBorders>
-            <w:tcMar>
-              <w:top w:type="dxa" w:w="40"/>
-              <w:left w:type="dxa" w:w="80"/>
-              <w:bottom w:type="dxa" w:w="40"/>
-              <w:right w:type="dxa" w:w="80"/>
-            </w:tcMar>
-            <w:vAlign w:val="center"/>
-          </w:tcPr>
-          <w:p>
-            <w:pPr>
-              <w:jc w:val="center"/>
-            </w:pPr>
-          </w:p>
-        </w:tc>
-      </w:tr>
     </w:tbl>
     <w:p>
       <w:pPr>
-        <w:spacing w:before="100"/>
+        <w:spacing w:before="60"/>
         <w:jc w:val="right"/>
       </w:pPr>
       <w:r>
         <w:rPr>
           <w:rFonts w:ascii="맑은 고딕" w:cs="맑은 고딕" w:eastAsia="맑은 고딕" w:hAnsi="맑은 고딕"/>
-          <w:sz w:val="18"/>
-          <w:szCs w:val="18"/>
+          <w:sz w:val="17"/>
+          <w:szCs w:val="17"/>
         </w:rPr>
         <w:t xml:space="preserve">서명일: 2026년 ____월 ____일          확인자(수합 책임자): 박상남 ______________ (서명)</w:t>
       </w:r>

--- a/4개마을_주민결의서명부.docx
+++ b/4개마을_주민결의서명부.docx
@@ -165,7 +165,7 @@
                 <w:sz w:val="18"/>
                 <w:szCs w:val="18"/>
               </w:rPr>
-              <w:t xml:space="preserve">· 수집 항목: 성명, 생년월일, 주소(마을), 연락처, 서명  · 목적: 수사의뢰 진정서 첨부, 관계기관 제출·송부, 서명 사실 확인을 위한 연락  · 보유 기간: 진정 사건 처리 종료 시까지(종료 후 파기)  · 제공처: 수사기관(정읍경찰서, 전주지방검찰청 정읍지청). 송부용 사본에는 개인정보를 가립니다.  · 동의를 거부할 수 있으며, 거부하면 서명에 참여할 수 없습니다. </w:t>
+              <w:t xml:space="preserve">· 수집 항목: 성명, 생년월일, 주소(마을), 연락처, 서명  · 목적: 고발장 첨부, 관계기관 제출·송부, 서명 사실 확인을 위한 연락  · 보유 기간: 고발 사건 처리 종료 시까지(종료 후 파기)  · 제공처: 수사기관(정읍경찰서, 전주지방검찰청 정읍지청). 송부용 사본에는 개인정보를 가립니다.  · 동의를 거부할 수 있으며, 거부하면 서명에 참여할 수 없습니다. </w:t>
             </w:r>
             <w:r>
               <w:rPr>
@@ -605,7 +605,7 @@
                 <w:sz w:val="17"/>
                 <w:szCs w:val="17"/>
               </w:rPr>
-              <w:t xml:space="preserve">5. (수사의뢰 동참)</w:t>
+              <w:t xml:space="preserve">5. (고발 동참)</w:t>
             </w:r>
             <w:r>
               <w:rPr>
@@ -623,7 +623,7 @@
                 <w:sz w:val="17"/>
                 <w:szCs w:val="17"/>
               </w:rPr>
-              <w:t xml:space="preserve">수사의뢰 진정에 동참</w:t>
+              <w:t xml:space="preserve">고발에 동참</w:t>
             </w:r>
             <w:r>
               <w:rPr>
@@ -656,7 +656,7 @@
                 <w:sz w:val="17"/>
                 <w:szCs w:val="17"/>
               </w:rPr>
-              <w:t xml:space="preserve"> 본인은 위 3~5항의 요구와 진정 동참에 필요한 연락, 서명부 제출, 관계기관 민원 제기를 서명 수합 책임자 박상남에게 맡깁니다.</w:t>
+              <w:t xml:space="preserve"> 본인은 위 3~5항의 요구와 고발 동참에 필요한 연락, 서명부 제출, 관계기관 민원 제기를 서명 수합 책임자 박상남에게 맡깁니다.</w:t>
             </w:r>
           </w:p>
           <w:p>
@@ -2528,7 +2528,7 @@
                 <w:sz w:val="17"/>
                 <w:szCs w:val="17"/>
               </w:rPr>
-              <w:t xml:space="preserve">5. (수사의뢰 동참)</w:t>
+              <w:t xml:space="preserve">5. (고발 동참)</w:t>
             </w:r>
             <w:r>
               <w:rPr>
@@ -2546,7 +2546,7 @@
                 <w:sz w:val="17"/>
                 <w:szCs w:val="17"/>
               </w:rPr>
-              <w:t xml:space="preserve">수사의뢰 진정에 동참</w:t>
+              <w:t xml:space="preserve">고발에 동참</w:t>
             </w:r>
             <w:r>
               <w:rPr>
@@ -2579,7 +2579,7 @@
                 <w:sz w:val="17"/>
                 <w:szCs w:val="17"/>
               </w:rPr>
-              <w:t xml:space="preserve"> 본인은 위 3~5항의 요구와 진정 동참에 필요한 연락, 서명부 제출, 관계기관 민원 제기를 서명 수합 책임자 박상남에게 맡깁니다.</w:t>
+              <w:t xml:space="preserve"> 본인은 위 3~5항의 요구와 고발 동참에 필요한 연락, 서명부 제출, 관계기관 민원 제기를 서명 수합 책임자 박상남에게 맡깁니다.</w:t>
             </w:r>
           </w:p>
           <w:p>
@@ -4451,7 +4451,7 @@
                 <w:sz w:val="17"/>
                 <w:szCs w:val="17"/>
               </w:rPr>
-              <w:t xml:space="preserve">5. (수사의뢰 동참)</w:t>
+              <w:t xml:space="preserve">5. (고발 동참)</w:t>
             </w:r>
             <w:r>
               <w:rPr>
@@ -4469,7 +4469,7 @@
                 <w:sz w:val="17"/>
                 <w:szCs w:val="17"/>
               </w:rPr>
-              <w:t xml:space="preserve">수사의뢰 진정에 동참</w:t>
+              <w:t xml:space="preserve">고발에 동참</w:t>
             </w:r>
             <w:r>
               <w:rPr>
@@ -4502,7 +4502,7 @@
                 <w:sz w:val="17"/>
                 <w:szCs w:val="17"/>
               </w:rPr>
-              <w:t xml:space="preserve"> 본인은 위 3~5항의 요구와 진정 동참에 필요한 연락, 서명부 제출, 관계기관 민원 제기를 서명 수합 책임자 박상남에게 맡깁니다.</w:t>
+              <w:t xml:space="preserve"> 본인은 위 3~5항의 요구와 고발 동참에 필요한 연락, 서명부 제출, 관계기관 민원 제기를 서명 수합 책임자 박상남에게 맡깁니다.</w:t>
             </w:r>
           </w:p>
           <w:p>
@@ -6374,7 +6374,7 @@
                 <w:sz w:val="17"/>
                 <w:szCs w:val="17"/>
               </w:rPr>
-              <w:t xml:space="preserve">5. (수사의뢰 동참)</w:t>
+              <w:t xml:space="preserve">5. (고발 동참)</w:t>
             </w:r>
             <w:r>
               <w:rPr>
@@ -6392,7 +6392,7 @@
                 <w:sz w:val="17"/>
                 <w:szCs w:val="17"/>
               </w:rPr>
-              <w:t xml:space="preserve">수사의뢰 진정에 동참</w:t>
+              <w:t xml:space="preserve">고발에 동참</w:t>
             </w:r>
             <w:r>
               <w:rPr>
@@ -6425,7 +6425,7 @@
                 <w:sz w:val="17"/>
                 <w:szCs w:val="17"/>
               </w:rPr>
-              <w:t xml:space="preserve"> 본인은 위 3~5항의 요구와 진정 동참에 필요한 연락, 서명부 제출, 관계기관 민원 제기를 서명 수합 책임자 박상남에게 맡깁니다.</w:t>
+              <w:t xml:space="preserve"> 본인은 위 3~5항의 요구와 고발 동참에 필요한 연락, 서명부 제출, 관계기관 민원 제기를 서명 수합 책임자 박상남에게 맡깁니다.</w:t>
             </w:r>
           </w:p>
           <w:p>

--- a/4개마을_주민결의서명부.docx
+++ b/4개마을_주민결의서명부.docx
@@ -2239,6 +2239,1245 @@
           </w:p>
         </w:tc>
       </w:tr>
+      <w:tr>
+        <w:trPr>
+          <w:cantSplit/>
+          <w:trHeight w:val="430" w:hRule="atLeast"/>
+        </w:trPr>
+        <w:tc>
+          <w:tcPr>
+            <w:tcW w:type="dxa" w:w="700"/>
+            <w:tcBorders>
+              <w:top w:val="single" w:color="000000" w:sz="6"/>
+              <w:left w:val="single" w:color="000000" w:sz="6"/>
+              <w:bottom w:val="single" w:color="000000" w:sz="6"/>
+              <w:right w:val="single" w:color="000000" w:sz="6"/>
+            </w:tcBorders>
+            <w:tcMar>
+              <w:top w:type="dxa" w:w="40"/>
+              <w:left w:type="dxa" w:w="80"/>
+              <w:bottom w:type="dxa" w:w="40"/>
+              <w:right w:type="dxa" w:w="80"/>
+            </w:tcMar>
+            <w:vAlign w:val="center"/>
+          </w:tcPr>
+          <w:p>
+            <w:pPr>
+              <w:jc w:val="center"/>
+            </w:pPr>
+            <w:r>
+              <w:rPr>
+                <w:rFonts w:ascii="맑은 고딕" w:cs="맑은 고딕" w:eastAsia="맑은 고딕" w:hAnsi="맑은 고딕"/>
+                <w:b w:val="false"/>
+                <w:bCs w:val="false"/>
+                <w:sz w:val="18"/>
+                <w:szCs w:val="18"/>
+              </w:rPr>
+              <w:t xml:space="preserve">8</w:t>
+            </w:r>
+          </w:p>
+        </w:tc>
+        <w:tc>
+          <w:tcPr>
+            <w:tcW w:type="dxa" w:w="2300"/>
+            <w:tcBorders>
+              <w:top w:val="single" w:color="000000" w:sz="6"/>
+              <w:left w:val="single" w:color="000000" w:sz="6"/>
+              <w:bottom w:val="single" w:color="000000" w:sz="6"/>
+              <w:right w:val="single" w:color="000000" w:sz="6"/>
+            </w:tcBorders>
+            <w:tcMar>
+              <w:top w:type="dxa" w:w="40"/>
+              <w:left w:type="dxa" w:w="80"/>
+              <w:bottom w:type="dxa" w:w="40"/>
+              <w:right w:type="dxa" w:w="80"/>
+            </w:tcMar>
+            <w:vAlign w:val="center"/>
+          </w:tcPr>
+          <w:p>
+            <w:pPr>
+              <w:jc w:val="center"/>
+            </w:pPr>
+          </w:p>
+        </w:tc>
+        <w:tc>
+          <w:tcPr>
+            <w:tcW w:type="dxa" w:w="1900"/>
+            <w:tcBorders>
+              <w:top w:val="single" w:color="000000" w:sz="6"/>
+              <w:left w:val="single" w:color="000000" w:sz="6"/>
+              <w:bottom w:val="single" w:color="000000" w:sz="6"/>
+              <w:right w:val="single" w:color="000000" w:sz="6"/>
+            </w:tcBorders>
+            <w:tcMar>
+              <w:top w:type="dxa" w:w="40"/>
+              <w:left w:type="dxa" w:w="80"/>
+              <w:bottom w:type="dxa" w:w="40"/>
+              <w:right w:type="dxa" w:w="80"/>
+            </w:tcMar>
+            <w:vAlign w:val="center"/>
+          </w:tcPr>
+          <w:p>
+            <w:pPr>
+              <w:jc w:val="center"/>
+            </w:pPr>
+          </w:p>
+        </w:tc>
+        <w:tc>
+          <w:tcPr>
+            <w:tcW w:type="dxa" w:w="3600"/>
+            <w:tcBorders>
+              <w:top w:val="single" w:color="000000" w:sz="6"/>
+              <w:left w:val="single" w:color="000000" w:sz="6"/>
+              <w:bottom w:val="single" w:color="000000" w:sz="6"/>
+              <w:right w:val="single" w:color="000000" w:sz="6"/>
+            </w:tcBorders>
+            <w:tcMar>
+              <w:top w:type="dxa" w:w="40"/>
+              <w:left w:type="dxa" w:w="80"/>
+              <w:bottom w:type="dxa" w:w="40"/>
+              <w:right w:type="dxa" w:w="80"/>
+            </w:tcMar>
+            <w:vAlign w:val="center"/>
+          </w:tcPr>
+          <w:p>
+            <w:pPr>
+              <w:jc w:val="center"/>
+            </w:pPr>
+          </w:p>
+        </w:tc>
+        <w:tc>
+          <w:tcPr>
+            <w:tcW w:type="dxa" w:w="2600"/>
+            <w:tcBorders>
+              <w:top w:val="single" w:color="000000" w:sz="6"/>
+              <w:left w:val="single" w:color="000000" w:sz="6"/>
+              <w:bottom w:val="single" w:color="000000" w:sz="6"/>
+              <w:right w:val="single" w:color="000000" w:sz="6"/>
+            </w:tcBorders>
+            <w:tcMar>
+              <w:top w:type="dxa" w:w="40"/>
+              <w:left w:type="dxa" w:w="80"/>
+              <w:bottom w:type="dxa" w:w="40"/>
+              <w:right w:type="dxa" w:w="80"/>
+            </w:tcMar>
+            <w:vAlign w:val="center"/>
+          </w:tcPr>
+          <w:p>
+            <w:pPr>
+              <w:jc w:val="center"/>
+            </w:pPr>
+          </w:p>
+        </w:tc>
+        <w:tc>
+          <w:tcPr>
+            <w:tcW w:type="dxa" w:w="2200"/>
+            <w:tcBorders>
+              <w:top w:val="single" w:color="000000" w:sz="6"/>
+              <w:left w:val="single" w:color="000000" w:sz="6"/>
+              <w:bottom w:val="single" w:color="000000" w:sz="6"/>
+              <w:right w:val="single" w:color="000000" w:sz="6"/>
+            </w:tcBorders>
+            <w:tcMar>
+              <w:top w:type="dxa" w:w="40"/>
+              <w:left w:type="dxa" w:w="80"/>
+              <w:bottom w:type="dxa" w:w="40"/>
+              <w:right w:type="dxa" w:w="80"/>
+            </w:tcMar>
+            <w:vAlign w:val="center"/>
+          </w:tcPr>
+          <w:p>
+            <w:pPr>
+              <w:jc w:val="center"/>
+            </w:pPr>
+          </w:p>
+        </w:tc>
+        <w:tc>
+          <w:tcPr>
+            <w:tcW w:type="dxa" w:w="1538"/>
+            <w:tcBorders>
+              <w:top w:val="single" w:color="000000" w:sz="6"/>
+              <w:left w:val="single" w:color="000000" w:sz="6"/>
+              <w:bottom w:val="single" w:color="000000" w:sz="6"/>
+              <w:right w:val="single" w:color="000000" w:sz="6"/>
+            </w:tcBorders>
+            <w:tcMar>
+              <w:top w:type="dxa" w:w="40"/>
+              <w:left w:type="dxa" w:w="80"/>
+              <w:bottom w:type="dxa" w:w="40"/>
+              <w:right w:type="dxa" w:w="80"/>
+            </w:tcMar>
+            <w:vAlign w:val="center"/>
+          </w:tcPr>
+          <w:p>
+            <w:pPr>
+              <w:jc w:val="center"/>
+            </w:pPr>
+          </w:p>
+        </w:tc>
+      </w:tr>
+      <w:tr>
+        <w:trPr>
+          <w:cantSplit/>
+          <w:trHeight w:val="430" w:hRule="atLeast"/>
+        </w:trPr>
+        <w:tc>
+          <w:tcPr>
+            <w:tcW w:type="dxa" w:w="700"/>
+            <w:tcBorders>
+              <w:top w:val="single" w:color="000000" w:sz="6"/>
+              <w:left w:val="single" w:color="000000" w:sz="6"/>
+              <w:bottom w:val="single" w:color="000000" w:sz="6"/>
+              <w:right w:val="single" w:color="000000" w:sz="6"/>
+            </w:tcBorders>
+            <w:tcMar>
+              <w:top w:type="dxa" w:w="40"/>
+              <w:left w:type="dxa" w:w="80"/>
+              <w:bottom w:type="dxa" w:w="40"/>
+              <w:right w:type="dxa" w:w="80"/>
+            </w:tcMar>
+            <w:vAlign w:val="center"/>
+          </w:tcPr>
+          <w:p>
+            <w:pPr>
+              <w:jc w:val="center"/>
+            </w:pPr>
+            <w:r>
+              <w:rPr>
+                <w:rFonts w:ascii="맑은 고딕" w:cs="맑은 고딕" w:eastAsia="맑은 고딕" w:hAnsi="맑은 고딕"/>
+                <w:b w:val="false"/>
+                <w:bCs w:val="false"/>
+                <w:sz w:val="18"/>
+                <w:szCs w:val="18"/>
+              </w:rPr>
+              <w:t xml:space="preserve">9</w:t>
+            </w:r>
+          </w:p>
+        </w:tc>
+        <w:tc>
+          <w:tcPr>
+            <w:tcW w:type="dxa" w:w="2300"/>
+            <w:tcBorders>
+              <w:top w:val="single" w:color="000000" w:sz="6"/>
+              <w:left w:val="single" w:color="000000" w:sz="6"/>
+              <w:bottom w:val="single" w:color="000000" w:sz="6"/>
+              <w:right w:val="single" w:color="000000" w:sz="6"/>
+            </w:tcBorders>
+            <w:tcMar>
+              <w:top w:type="dxa" w:w="40"/>
+              <w:left w:type="dxa" w:w="80"/>
+              <w:bottom w:type="dxa" w:w="40"/>
+              <w:right w:type="dxa" w:w="80"/>
+            </w:tcMar>
+            <w:vAlign w:val="center"/>
+          </w:tcPr>
+          <w:p>
+            <w:pPr>
+              <w:jc w:val="center"/>
+            </w:pPr>
+          </w:p>
+        </w:tc>
+        <w:tc>
+          <w:tcPr>
+            <w:tcW w:type="dxa" w:w="1900"/>
+            <w:tcBorders>
+              <w:top w:val="single" w:color="000000" w:sz="6"/>
+              <w:left w:val="single" w:color="000000" w:sz="6"/>
+              <w:bottom w:val="single" w:color="000000" w:sz="6"/>
+              <w:right w:val="single" w:color="000000" w:sz="6"/>
+            </w:tcBorders>
+            <w:tcMar>
+              <w:top w:type="dxa" w:w="40"/>
+              <w:left w:type="dxa" w:w="80"/>
+              <w:bottom w:type="dxa" w:w="40"/>
+              <w:right w:type="dxa" w:w="80"/>
+            </w:tcMar>
+            <w:vAlign w:val="center"/>
+          </w:tcPr>
+          <w:p>
+            <w:pPr>
+              <w:jc w:val="center"/>
+            </w:pPr>
+          </w:p>
+        </w:tc>
+        <w:tc>
+          <w:tcPr>
+            <w:tcW w:type="dxa" w:w="3600"/>
+            <w:tcBorders>
+              <w:top w:val="single" w:color="000000" w:sz="6"/>
+              <w:left w:val="single" w:color="000000" w:sz="6"/>
+              <w:bottom w:val="single" w:color="000000" w:sz="6"/>
+              <w:right w:val="single" w:color="000000" w:sz="6"/>
+            </w:tcBorders>
+            <w:tcMar>
+              <w:top w:type="dxa" w:w="40"/>
+              <w:left w:type="dxa" w:w="80"/>
+              <w:bottom w:type="dxa" w:w="40"/>
+              <w:right w:type="dxa" w:w="80"/>
+            </w:tcMar>
+            <w:vAlign w:val="center"/>
+          </w:tcPr>
+          <w:p>
+            <w:pPr>
+              <w:jc w:val="center"/>
+            </w:pPr>
+          </w:p>
+        </w:tc>
+        <w:tc>
+          <w:tcPr>
+            <w:tcW w:type="dxa" w:w="2600"/>
+            <w:tcBorders>
+              <w:top w:val="single" w:color="000000" w:sz="6"/>
+              <w:left w:val="single" w:color="000000" w:sz="6"/>
+              <w:bottom w:val="single" w:color="000000" w:sz="6"/>
+              <w:right w:val="single" w:color="000000" w:sz="6"/>
+            </w:tcBorders>
+            <w:tcMar>
+              <w:top w:type="dxa" w:w="40"/>
+              <w:left w:type="dxa" w:w="80"/>
+              <w:bottom w:type="dxa" w:w="40"/>
+              <w:right w:type="dxa" w:w="80"/>
+            </w:tcMar>
+            <w:vAlign w:val="center"/>
+          </w:tcPr>
+          <w:p>
+            <w:pPr>
+              <w:jc w:val="center"/>
+            </w:pPr>
+          </w:p>
+        </w:tc>
+        <w:tc>
+          <w:tcPr>
+            <w:tcW w:type="dxa" w:w="2200"/>
+            <w:tcBorders>
+              <w:top w:val="single" w:color="000000" w:sz="6"/>
+              <w:left w:val="single" w:color="000000" w:sz="6"/>
+              <w:bottom w:val="single" w:color="000000" w:sz="6"/>
+              <w:right w:val="single" w:color="000000" w:sz="6"/>
+            </w:tcBorders>
+            <w:tcMar>
+              <w:top w:type="dxa" w:w="40"/>
+              <w:left w:type="dxa" w:w="80"/>
+              <w:bottom w:type="dxa" w:w="40"/>
+              <w:right w:type="dxa" w:w="80"/>
+            </w:tcMar>
+            <w:vAlign w:val="center"/>
+          </w:tcPr>
+          <w:p>
+            <w:pPr>
+              <w:jc w:val="center"/>
+            </w:pPr>
+          </w:p>
+        </w:tc>
+        <w:tc>
+          <w:tcPr>
+            <w:tcW w:type="dxa" w:w="1538"/>
+            <w:tcBorders>
+              <w:top w:val="single" w:color="000000" w:sz="6"/>
+              <w:left w:val="single" w:color="000000" w:sz="6"/>
+              <w:bottom w:val="single" w:color="000000" w:sz="6"/>
+              <w:right w:val="single" w:color="000000" w:sz="6"/>
+            </w:tcBorders>
+            <w:tcMar>
+              <w:top w:type="dxa" w:w="40"/>
+              <w:left w:type="dxa" w:w="80"/>
+              <w:bottom w:type="dxa" w:w="40"/>
+              <w:right w:type="dxa" w:w="80"/>
+            </w:tcMar>
+            <w:vAlign w:val="center"/>
+          </w:tcPr>
+          <w:p>
+            <w:pPr>
+              <w:jc w:val="center"/>
+            </w:pPr>
+          </w:p>
+        </w:tc>
+      </w:tr>
+      <w:tr>
+        <w:trPr>
+          <w:cantSplit/>
+          <w:trHeight w:val="430" w:hRule="atLeast"/>
+        </w:trPr>
+        <w:tc>
+          <w:tcPr>
+            <w:tcW w:type="dxa" w:w="700"/>
+            <w:tcBorders>
+              <w:top w:val="single" w:color="000000" w:sz="6"/>
+              <w:left w:val="single" w:color="000000" w:sz="6"/>
+              <w:bottom w:val="single" w:color="000000" w:sz="6"/>
+              <w:right w:val="single" w:color="000000" w:sz="6"/>
+            </w:tcBorders>
+            <w:tcMar>
+              <w:top w:type="dxa" w:w="40"/>
+              <w:left w:type="dxa" w:w="80"/>
+              <w:bottom w:type="dxa" w:w="40"/>
+              <w:right w:type="dxa" w:w="80"/>
+            </w:tcMar>
+            <w:vAlign w:val="center"/>
+          </w:tcPr>
+          <w:p>
+            <w:pPr>
+              <w:jc w:val="center"/>
+            </w:pPr>
+            <w:r>
+              <w:rPr>
+                <w:rFonts w:ascii="맑은 고딕" w:cs="맑은 고딕" w:eastAsia="맑은 고딕" w:hAnsi="맑은 고딕"/>
+                <w:b w:val="false"/>
+                <w:bCs w:val="false"/>
+                <w:sz w:val="18"/>
+                <w:szCs w:val="18"/>
+              </w:rPr>
+              <w:t xml:space="preserve">10</w:t>
+            </w:r>
+          </w:p>
+        </w:tc>
+        <w:tc>
+          <w:tcPr>
+            <w:tcW w:type="dxa" w:w="2300"/>
+            <w:tcBorders>
+              <w:top w:val="single" w:color="000000" w:sz="6"/>
+              <w:left w:val="single" w:color="000000" w:sz="6"/>
+              <w:bottom w:val="single" w:color="000000" w:sz="6"/>
+              <w:right w:val="single" w:color="000000" w:sz="6"/>
+            </w:tcBorders>
+            <w:tcMar>
+              <w:top w:type="dxa" w:w="40"/>
+              <w:left w:type="dxa" w:w="80"/>
+              <w:bottom w:type="dxa" w:w="40"/>
+              <w:right w:type="dxa" w:w="80"/>
+            </w:tcMar>
+            <w:vAlign w:val="center"/>
+          </w:tcPr>
+          <w:p>
+            <w:pPr>
+              <w:jc w:val="center"/>
+            </w:pPr>
+          </w:p>
+        </w:tc>
+        <w:tc>
+          <w:tcPr>
+            <w:tcW w:type="dxa" w:w="1900"/>
+            <w:tcBorders>
+              <w:top w:val="single" w:color="000000" w:sz="6"/>
+              <w:left w:val="single" w:color="000000" w:sz="6"/>
+              <w:bottom w:val="single" w:color="000000" w:sz="6"/>
+              <w:right w:val="single" w:color="000000" w:sz="6"/>
+            </w:tcBorders>
+            <w:tcMar>
+              <w:top w:type="dxa" w:w="40"/>
+              <w:left w:type="dxa" w:w="80"/>
+              <w:bottom w:type="dxa" w:w="40"/>
+              <w:right w:type="dxa" w:w="80"/>
+            </w:tcMar>
+            <w:vAlign w:val="center"/>
+          </w:tcPr>
+          <w:p>
+            <w:pPr>
+              <w:jc w:val="center"/>
+            </w:pPr>
+          </w:p>
+        </w:tc>
+        <w:tc>
+          <w:tcPr>
+            <w:tcW w:type="dxa" w:w="3600"/>
+            <w:tcBorders>
+              <w:top w:val="single" w:color="000000" w:sz="6"/>
+              <w:left w:val="single" w:color="000000" w:sz="6"/>
+              <w:bottom w:val="single" w:color="000000" w:sz="6"/>
+              <w:right w:val="single" w:color="000000" w:sz="6"/>
+            </w:tcBorders>
+            <w:tcMar>
+              <w:top w:type="dxa" w:w="40"/>
+              <w:left w:type="dxa" w:w="80"/>
+              <w:bottom w:type="dxa" w:w="40"/>
+              <w:right w:type="dxa" w:w="80"/>
+            </w:tcMar>
+            <w:vAlign w:val="center"/>
+          </w:tcPr>
+          <w:p>
+            <w:pPr>
+              <w:jc w:val="center"/>
+            </w:pPr>
+          </w:p>
+        </w:tc>
+        <w:tc>
+          <w:tcPr>
+            <w:tcW w:type="dxa" w:w="2600"/>
+            <w:tcBorders>
+              <w:top w:val="single" w:color="000000" w:sz="6"/>
+              <w:left w:val="single" w:color="000000" w:sz="6"/>
+              <w:bottom w:val="single" w:color="000000" w:sz="6"/>
+              <w:right w:val="single" w:color="000000" w:sz="6"/>
+            </w:tcBorders>
+            <w:tcMar>
+              <w:top w:type="dxa" w:w="40"/>
+              <w:left w:type="dxa" w:w="80"/>
+              <w:bottom w:type="dxa" w:w="40"/>
+              <w:right w:type="dxa" w:w="80"/>
+            </w:tcMar>
+            <w:vAlign w:val="center"/>
+          </w:tcPr>
+          <w:p>
+            <w:pPr>
+              <w:jc w:val="center"/>
+            </w:pPr>
+          </w:p>
+        </w:tc>
+        <w:tc>
+          <w:tcPr>
+            <w:tcW w:type="dxa" w:w="2200"/>
+            <w:tcBorders>
+              <w:top w:val="single" w:color="000000" w:sz="6"/>
+              <w:left w:val="single" w:color="000000" w:sz="6"/>
+              <w:bottom w:val="single" w:color="000000" w:sz="6"/>
+              <w:right w:val="single" w:color="000000" w:sz="6"/>
+            </w:tcBorders>
+            <w:tcMar>
+              <w:top w:type="dxa" w:w="40"/>
+              <w:left w:type="dxa" w:w="80"/>
+              <w:bottom w:type="dxa" w:w="40"/>
+              <w:right w:type="dxa" w:w="80"/>
+            </w:tcMar>
+            <w:vAlign w:val="center"/>
+          </w:tcPr>
+          <w:p>
+            <w:pPr>
+              <w:jc w:val="center"/>
+            </w:pPr>
+          </w:p>
+        </w:tc>
+        <w:tc>
+          <w:tcPr>
+            <w:tcW w:type="dxa" w:w="1538"/>
+            <w:tcBorders>
+              <w:top w:val="single" w:color="000000" w:sz="6"/>
+              <w:left w:val="single" w:color="000000" w:sz="6"/>
+              <w:bottom w:val="single" w:color="000000" w:sz="6"/>
+              <w:right w:val="single" w:color="000000" w:sz="6"/>
+            </w:tcBorders>
+            <w:tcMar>
+              <w:top w:type="dxa" w:w="40"/>
+              <w:left w:type="dxa" w:w="80"/>
+              <w:bottom w:type="dxa" w:w="40"/>
+              <w:right w:type="dxa" w:w="80"/>
+            </w:tcMar>
+            <w:vAlign w:val="center"/>
+          </w:tcPr>
+          <w:p>
+            <w:pPr>
+              <w:jc w:val="center"/>
+            </w:pPr>
+          </w:p>
+        </w:tc>
+      </w:tr>
+      <w:tr>
+        <w:trPr>
+          <w:cantSplit/>
+          <w:trHeight w:val="430" w:hRule="atLeast"/>
+        </w:trPr>
+        <w:tc>
+          <w:tcPr>
+            <w:tcW w:type="dxa" w:w="700"/>
+            <w:tcBorders>
+              <w:top w:val="single" w:color="000000" w:sz="6"/>
+              <w:left w:val="single" w:color="000000" w:sz="6"/>
+              <w:bottom w:val="single" w:color="000000" w:sz="6"/>
+              <w:right w:val="single" w:color="000000" w:sz="6"/>
+            </w:tcBorders>
+            <w:tcMar>
+              <w:top w:type="dxa" w:w="40"/>
+              <w:left w:type="dxa" w:w="80"/>
+              <w:bottom w:type="dxa" w:w="40"/>
+              <w:right w:type="dxa" w:w="80"/>
+            </w:tcMar>
+            <w:vAlign w:val="center"/>
+          </w:tcPr>
+          <w:p>
+            <w:pPr>
+              <w:jc w:val="center"/>
+            </w:pPr>
+            <w:r>
+              <w:rPr>
+                <w:rFonts w:ascii="맑은 고딕" w:cs="맑은 고딕" w:eastAsia="맑은 고딕" w:hAnsi="맑은 고딕"/>
+                <w:b w:val="false"/>
+                <w:bCs w:val="false"/>
+                <w:sz w:val="18"/>
+                <w:szCs w:val="18"/>
+              </w:rPr>
+              <w:t xml:space="preserve">11</w:t>
+            </w:r>
+          </w:p>
+        </w:tc>
+        <w:tc>
+          <w:tcPr>
+            <w:tcW w:type="dxa" w:w="2300"/>
+            <w:tcBorders>
+              <w:top w:val="single" w:color="000000" w:sz="6"/>
+              <w:left w:val="single" w:color="000000" w:sz="6"/>
+              <w:bottom w:val="single" w:color="000000" w:sz="6"/>
+              <w:right w:val="single" w:color="000000" w:sz="6"/>
+            </w:tcBorders>
+            <w:tcMar>
+              <w:top w:type="dxa" w:w="40"/>
+              <w:left w:type="dxa" w:w="80"/>
+              <w:bottom w:type="dxa" w:w="40"/>
+              <w:right w:type="dxa" w:w="80"/>
+            </w:tcMar>
+            <w:vAlign w:val="center"/>
+          </w:tcPr>
+          <w:p>
+            <w:pPr>
+              <w:jc w:val="center"/>
+            </w:pPr>
+          </w:p>
+        </w:tc>
+        <w:tc>
+          <w:tcPr>
+            <w:tcW w:type="dxa" w:w="1900"/>
+            <w:tcBorders>
+              <w:top w:val="single" w:color="000000" w:sz="6"/>
+              <w:left w:val="single" w:color="000000" w:sz="6"/>
+              <w:bottom w:val="single" w:color="000000" w:sz="6"/>
+              <w:right w:val="single" w:color="000000" w:sz="6"/>
+            </w:tcBorders>
+            <w:tcMar>
+              <w:top w:type="dxa" w:w="40"/>
+              <w:left w:type="dxa" w:w="80"/>
+              <w:bottom w:type="dxa" w:w="40"/>
+              <w:right w:type="dxa" w:w="80"/>
+            </w:tcMar>
+            <w:vAlign w:val="center"/>
+          </w:tcPr>
+          <w:p>
+            <w:pPr>
+              <w:jc w:val="center"/>
+            </w:pPr>
+          </w:p>
+        </w:tc>
+        <w:tc>
+          <w:tcPr>
+            <w:tcW w:type="dxa" w:w="3600"/>
+            <w:tcBorders>
+              <w:top w:val="single" w:color="000000" w:sz="6"/>
+              <w:left w:val="single" w:color="000000" w:sz="6"/>
+              <w:bottom w:val="single" w:color="000000" w:sz="6"/>
+              <w:right w:val="single" w:color="000000" w:sz="6"/>
+            </w:tcBorders>
+            <w:tcMar>
+              <w:top w:type="dxa" w:w="40"/>
+              <w:left w:type="dxa" w:w="80"/>
+              <w:bottom w:type="dxa" w:w="40"/>
+              <w:right w:type="dxa" w:w="80"/>
+            </w:tcMar>
+            <w:vAlign w:val="center"/>
+          </w:tcPr>
+          <w:p>
+            <w:pPr>
+              <w:jc w:val="center"/>
+            </w:pPr>
+          </w:p>
+        </w:tc>
+        <w:tc>
+          <w:tcPr>
+            <w:tcW w:type="dxa" w:w="2600"/>
+            <w:tcBorders>
+              <w:top w:val="single" w:color="000000" w:sz="6"/>
+              <w:left w:val="single" w:color="000000" w:sz="6"/>
+              <w:bottom w:val="single" w:color="000000" w:sz="6"/>
+              <w:right w:val="single" w:color="000000" w:sz="6"/>
+            </w:tcBorders>
+            <w:tcMar>
+              <w:top w:type="dxa" w:w="40"/>
+              <w:left w:type="dxa" w:w="80"/>
+              <w:bottom w:type="dxa" w:w="40"/>
+              <w:right w:type="dxa" w:w="80"/>
+            </w:tcMar>
+            <w:vAlign w:val="center"/>
+          </w:tcPr>
+          <w:p>
+            <w:pPr>
+              <w:jc w:val="center"/>
+            </w:pPr>
+          </w:p>
+        </w:tc>
+        <w:tc>
+          <w:tcPr>
+            <w:tcW w:type="dxa" w:w="2200"/>
+            <w:tcBorders>
+              <w:top w:val="single" w:color="000000" w:sz="6"/>
+              <w:left w:val="single" w:color="000000" w:sz="6"/>
+              <w:bottom w:val="single" w:color="000000" w:sz="6"/>
+              <w:right w:val="single" w:color="000000" w:sz="6"/>
+            </w:tcBorders>
+            <w:tcMar>
+              <w:top w:type="dxa" w:w="40"/>
+              <w:left w:type="dxa" w:w="80"/>
+              <w:bottom w:type="dxa" w:w="40"/>
+              <w:right w:type="dxa" w:w="80"/>
+            </w:tcMar>
+            <w:vAlign w:val="center"/>
+          </w:tcPr>
+          <w:p>
+            <w:pPr>
+              <w:jc w:val="center"/>
+            </w:pPr>
+          </w:p>
+        </w:tc>
+        <w:tc>
+          <w:tcPr>
+            <w:tcW w:type="dxa" w:w="1538"/>
+            <w:tcBorders>
+              <w:top w:val="single" w:color="000000" w:sz="6"/>
+              <w:left w:val="single" w:color="000000" w:sz="6"/>
+              <w:bottom w:val="single" w:color="000000" w:sz="6"/>
+              <w:right w:val="single" w:color="000000" w:sz="6"/>
+            </w:tcBorders>
+            <w:tcMar>
+              <w:top w:type="dxa" w:w="40"/>
+              <w:left w:type="dxa" w:w="80"/>
+              <w:bottom w:type="dxa" w:w="40"/>
+              <w:right w:type="dxa" w:w="80"/>
+            </w:tcMar>
+            <w:vAlign w:val="center"/>
+          </w:tcPr>
+          <w:p>
+            <w:pPr>
+              <w:jc w:val="center"/>
+            </w:pPr>
+          </w:p>
+        </w:tc>
+      </w:tr>
+      <w:tr>
+        <w:trPr>
+          <w:cantSplit/>
+          <w:trHeight w:val="430" w:hRule="atLeast"/>
+        </w:trPr>
+        <w:tc>
+          <w:tcPr>
+            <w:tcW w:type="dxa" w:w="700"/>
+            <w:tcBorders>
+              <w:top w:val="single" w:color="000000" w:sz="6"/>
+              <w:left w:val="single" w:color="000000" w:sz="6"/>
+              <w:bottom w:val="single" w:color="000000" w:sz="6"/>
+              <w:right w:val="single" w:color="000000" w:sz="6"/>
+            </w:tcBorders>
+            <w:tcMar>
+              <w:top w:type="dxa" w:w="40"/>
+              <w:left w:type="dxa" w:w="80"/>
+              <w:bottom w:type="dxa" w:w="40"/>
+              <w:right w:type="dxa" w:w="80"/>
+            </w:tcMar>
+            <w:vAlign w:val="center"/>
+          </w:tcPr>
+          <w:p>
+            <w:pPr>
+              <w:jc w:val="center"/>
+            </w:pPr>
+            <w:r>
+              <w:rPr>
+                <w:rFonts w:ascii="맑은 고딕" w:cs="맑은 고딕" w:eastAsia="맑은 고딕" w:hAnsi="맑은 고딕"/>
+                <w:b w:val="false"/>
+                <w:bCs w:val="false"/>
+                <w:sz w:val="18"/>
+                <w:szCs w:val="18"/>
+              </w:rPr>
+              <w:t xml:space="preserve">12</w:t>
+            </w:r>
+          </w:p>
+        </w:tc>
+        <w:tc>
+          <w:tcPr>
+            <w:tcW w:type="dxa" w:w="2300"/>
+            <w:tcBorders>
+              <w:top w:val="single" w:color="000000" w:sz="6"/>
+              <w:left w:val="single" w:color="000000" w:sz="6"/>
+              <w:bottom w:val="single" w:color="000000" w:sz="6"/>
+              <w:right w:val="single" w:color="000000" w:sz="6"/>
+            </w:tcBorders>
+            <w:tcMar>
+              <w:top w:type="dxa" w:w="40"/>
+              <w:left w:type="dxa" w:w="80"/>
+              <w:bottom w:type="dxa" w:w="40"/>
+              <w:right w:type="dxa" w:w="80"/>
+            </w:tcMar>
+            <w:vAlign w:val="center"/>
+          </w:tcPr>
+          <w:p>
+            <w:pPr>
+              <w:jc w:val="center"/>
+            </w:pPr>
+          </w:p>
+        </w:tc>
+        <w:tc>
+          <w:tcPr>
+            <w:tcW w:type="dxa" w:w="1900"/>
+            <w:tcBorders>
+              <w:top w:val="single" w:color="000000" w:sz="6"/>
+              <w:left w:val="single" w:color="000000" w:sz="6"/>
+              <w:bottom w:val="single" w:color="000000" w:sz="6"/>
+              <w:right w:val="single" w:color="000000" w:sz="6"/>
+            </w:tcBorders>
+            <w:tcMar>
+              <w:top w:type="dxa" w:w="40"/>
+              <w:left w:type="dxa" w:w="80"/>
+              <w:bottom w:type="dxa" w:w="40"/>
+              <w:right w:type="dxa" w:w="80"/>
+            </w:tcMar>
+            <w:vAlign w:val="center"/>
+          </w:tcPr>
+          <w:p>
+            <w:pPr>
+              <w:jc w:val="center"/>
+            </w:pPr>
+          </w:p>
+        </w:tc>
+        <w:tc>
+          <w:tcPr>
+            <w:tcW w:type="dxa" w:w="3600"/>
+            <w:tcBorders>
+              <w:top w:val="single" w:color="000000" w:sz="6"/>
+              <w:left w:val="single" w:color="000000" w:sz="6"/>
+              <w:bottom w:val="single" w:color="000000" w:sz="6"/>
+              <w:right w:val="single" w:color="000000" w:sz="6"/>
+            </w:tcBorders>
+            <w:tcMar>
+              <w:top w:type="dxa" w:w="40"/>
+              <w:left w:type="dxa" w:w="80"/>
+              <w:bottom w:type="dxa" w:w="40"/>
+              <w:right w:type="dxa" w:w="80"/>
+            </w:tcMar>
+            <w:vAlign w:val="center"/>
+          </w:tcPr>
+          <w:p>
+            <w:pPr>
+              <w:jc w:val="center"/>
+            </w:pPr>
+          </w:p>
+        </w:tc>
+        <w:tc>
+          <w:tcPr>
+            <w:tcW w:type="dxa" w:w="2600"/>
+            <w:tcBorders>
+              <w:top w:val="single" w:color="000000" w:sz="6"/>
+              <w:left w:val="single" w:color="000000" w:sz="6"/>
+              <w:bottom w:val="single" w:color="000000" w:sz="6"/>
+              <w:right w:val="single" w:color="000000" w:sz="6"/>
+            </w:tcBorders>
+            <w:tcMar>
+              <w:top w:type="dxa" w:w="40"/>
+              <w:left w:type="dxa" w:w="80"/>
+              <w:bottom w:type="dxa" w:w="40"/>
+              <w:right w:type="dxa" w:w="80"/>
+            </w:tcMar>
+            <w:vAlign w:val="center"/>
+          </w:tcPr>
+          <w:p>
+            <w:pPr>
+              <w:jc w:val="center"/>
+            </w:pPr>
+          </w:p>
+        </w:tc>
+        <w:tc>
+          <w:tcPr>
+            <w:tcW w:type="dxa" w:w="2200"/>
+            <w:tcBorders>
+              <w:top w:val="single" w:color="000000" w:sz="6"/>
+              <w:left w:val="single" w:color="000000" w:sz="6"/>
+              <w:bottom w:val="single" w:color="000000" w:sz="6"/>
+              <w:right w:val="single" w:color="000000" w:sz="6"/>
+            </w:tcBorders>
+            <w:tcMar>
+              <w:top w:type="dxa" w:w="40"/>
+              <w:left w:type="dxa" w:w="80"/>
+              <w:bottom w:type="dxa" w:w="40"/>
+              <w:right w:type="dxa" w:w="80"/>
+            </w:tcMar>
+            <w:vAlign w:val="center"/>
+          </w:tcPr>
+          <w:p>
+            <w:pPr>
+              <w:jc w:val="center"/>
+            </w:pPr>
+          </w:p>
+        </w:tc>
+        <w:tc>
+          <w:tcPr>
+            <w:tcW w:type="dxa" w:w="1538"/>
+            <w:tcBorders>
+              <w:top w:val="single" w:color="000000" w:sz="6"/>
+              <w:left w:val="single" w:color="000000" w:sz="6"/>
+              <w:bottom w:val="single" w:color="000000" w:sz="6"/>
+              <w:right w:val="single" w:color="000000" w:sz="6"/>
+            </w:tcBorders>
+            <w:tcMar>
+              <w:top w:type="dxa" w:w="40"/>
+              <w:left w:type="dxa" w:w="80"/>
+              <w:bottom w:type="dxa" w:w="40"/>
+              <w:right w:type="dxa" w:w="80"/>
+            </w:tcMar>
+            <w:vAlign w:val="center"/>
+          </w:tcPr>
+          <w:p>
+            <w:pPr>
+              <w:jc w:val="center"/>
+            </w:pPr>
+          </w:p>
+        </w:tc>
+      </w:tr>
+      <w:tr>
+        <w:trPr>
+          <w:cantSplit/>
+          <w:trHeight w:val="430" w:hRule="atLeast"/>
+        </w:trPr>
+        <w:tc>
+          <w:tcPr>
+            <w:tcW w:type="dxa" w:w="700"/>
+            <w:tcBorders>
+              <w:top w:val="single" w:color="000000" w:sz="6"/>
+              <w:left w:val="single" w:color="000000" w:sz="6"/>
+              <w:bottom w:val="single" w:color="000000" w:sz="6"/>
+              <w:right w:val="single" w:color="000000" w:sz="6"/>
+            </w:tcBorders>
+            <w:tcMar>
+              <w:top w:type="dxa" w:w="40"/>
+              <w:left w:type="dxa" w:w="80"/>
+              <w:bottom w:type="dxa" w:w="40"/>
+              <w:right w:type="dxa" w:w="80"/>
+            </w:tcMar>
+            <w:vAlign w:val="center"/>
+          </w:tcPr>
+          <w:p>
+            <w:pPr>
+              <w:jc w:val="center"/>
+            </w:pPr>
+            <w:r>
+              <w:rPr>
+                <w:rFonts w:ascii="맑은 고딕" w:cs="맑은 고딕" w:eastAsia="맑은 고딕" w:hAnsi="맑은 고딕"/>
+                <w:b w:val="false"/>
+                <w:bCs w:val="false"/>
+                <w:sz w:val="18"/>
+                <w:szCs w:val="18"/>
+              </w:rPr>
+              <w:t xml:space="preserve">13</w:t>
+            </w:r>
+          </w:p>
+        </w:tc>
+        <w:tc>
+          <w:tcPr>
+            <w:tcW w:type="dxa" w:w="2300"/>
+            <w:tcBorders>
+              <w:top w:val="single" w:color="000000" w:sz="6"/>
+              <w:left w:val="single" w:color="000000" w:sz="6"/>
+              <w:bottom w:val="single" w:color="000000" w:sz="6"/>
+              <w:right w:val="single" w:color="000000" w:sz="6"/>
+            </w:tcBorders>
+            <w:tcMar>
+              <w:top w:type="dxa" w:w="40"/>
+              <w:left w:type="dxa" w:w="80"/>
+              <w:bottom w:type="dxa" w:w="40"/>
+              <w:right w:type="dxa" w:w="80"/>
+            </w:tcMar>
+            <w:vAlign w:val="center"/>
+          </w:tcPr>
+          <w:p>
+            <w:pPr>
+              <w:jc w:val="center"/>
+            </w:pPr>
+          </w:p>
+        </w:tc>
+        <w:tc>
+          <w:tcPr>
+            <w:tcW w:type="dxa" w:w="1900"/>
+            <w:tcBorders>
+              <w:top w:val="single" w:color="000000" w:sz="6"/>
+              <w:left w:val="single" w:color="000000" w:sz="6"/>
+              <w:bottom w:val="single" w:color="000000" w:sz="6"/>
+              <w:right w:val="single" w:color="000000" w:sz="6"/>
+            </w:tcBorders>
+            <w:tcMar>
+              <w:top w:type="dxa" w:w="40"/>
+              <w:left w:type="dxa" w:w="80"/>
+              <w:bottom w:type="dxa" w:w="40"/>
+              <w:right w:type="dxa" w:w="80"/>
+            </w:tcMar>
+            <w:vAlign w:val="center"/>
+          </w:tcPr>
+          <w:p>
+            <w:pPr>
+              <w:jc w:val="center"/>
+            </w:pPr>
+          </w:p>
+        </w:tc>
+        <w:tc>
+          <w:tcPr>
+            <w:tcW w:type="dxa" w:w="3600"/>
+            <w:tcBorders>
+              <w:top w:val="single" w:color="000000" w:sz="6"/>
+              <w:left w:val="single" w:color="000000" w:sz="6"/>
+              <w:bottom w:val="single" w:color="000000" w:sz="6"/>
+              <w:right w:val="single" w:color="000000" w:sz="6"/>
+            </w:tcBorders>
+            <w:tcMar>
+              <w:top w:type="dxa" w:w="40"/>
+              <w:left w:type="dxa" w:w="80"/>
+              <w:bottom w:type="dxa" w:w="40"/>
+              <w:right w:type="dxa" w:w="80"/>
+            </w:tcMar>
+            <w:vAlign w:val="center"/>
+          </w:tcPr>
+          <w:p>
+            <w:pPr>
+              <w:jc w:val="center"/>
+            </w:pPr>
+          </w:p>
+        </w:tc>
+        <w:tc>
+          <w:tcPr>
+            <w:tcW w:type="dxa" w:w="2600"/>
+            <w:tcBorders>
+              <w:top w:val="single" w:color="000000" w:sz="6"/>
+              <w:left w:val="single" w:color="000000" w:sz="6"/>
+              <w:bottom w:val="single" w:color="000000" w:sz="6"/>
+              <w:right w:val="single" w:color="000000" w:sz="6"/>
+            </w:tcBorders>
+            <w:tcMar>
+              <w:top w:type="dxa" w:w="40"/>
+              <w:left w:type="dxa" w:w="80"/>
+              <w:bottom w:type="dxa" w:w="40"/>
+              <w:right w:type="dxa" w:w="80"/>
+            </w:tcMar>
+            <w:vAlign w:val="center"/>
+          </w:tcPr>
+          <w:p>
+            <w:pPr>
+              <w:jc w:val="center"/>
+            </w:pPr>
+          </w:p>
+        </w:tc>
+        <w:tc>
+          <w:tcPr>
+            <w:tcW w:type="dxa" w:w="2200"/>
+            <w:tcBorders>
+              <w:top w:val="single" w:color="000000" w:sz="6"/>
+              <w:left w:val="single" w:color="000000" w:sz="6"/>
+              <w:bottom w:val="single" w:color="000000" w:sz="6"/>
+              <w:right w:val="single" w:color="000000" w:sz="6"/>
+            </w:tcBorders>
+            <w:tcMar>
+              <w:top w:type="dxa" w:w="40"/>
+              <w:left w:type="dxa" w:w="80"/>
+              <w:bottom w:type="dxa" w:w="40"/>
+              <w:right w:type="dxa" w:w="80"/>
+            </w:tcMar>
+            <w:vAlign w:val="center"/>
+          </w:tcPr>
+          <w:p>
+            <w:pPr>
+              <w:jc w:val="center"/>
+            </w:pPr>
+          </w:p>
+        </w:tc>
+        <w:tc>
+          <w:tcPr>
+            <w:tcW w:type="dxa" w:w="1538"/>
+            <w:tcBorders>
+              <w:top w:val="single" w:color="000000" w:sz="6"/>
+              <w:left w:val="single" w:color="000000" w:sz="6"/>
+              <w:bottom w:val="single" w:color="000000" w:sz="6"/>
+              <w:right w:val="single" w:color="000000" w:sz="6"/>
+            </w:tcBorders>
+            <w:tcMar>
+              <w:top w:type="dxa" w:w="40"/>
+              <w:left w:type="dxa" w:w="80"/>
+              <w:bottom w:type="dxa" w:w="40"/>
+              <w:right w:type="dxa" w:w="80"/>
+            </w:tcMar>
+            <w:vAlign w:val="center"/>
+          </w:tcPr>
+          <w:p>
+            <w:pPr>
+              <w:jc w:val="center"/>
+            </w:pPr>
+          </w:p>
+        </w:tc>
+      </w:tr>
+      <w:tr>
+        <w:trPr>
+          <w:cantSplit/>
+          <w:trHeight w:val="430" w:hRule="atLeast"/>
+        </w:trPr>
+        <w:tc>
+          <w:tcPr>
+            <w:tcW w:type="dxa" w:w="700"/>
+            <w:tcBorders>
+              <w:top w:val="single" w:color="000000" w:sz="6"/>
+              <w:left w:val="single" w:color="000000" w:sz="6"/>
+              <w:bottom w:val="single" w:color="000000" w:sz="6"/>
+              <w:right w:val="single" w:color="000000" w:sz="6"/>
+            </w:tcBorders>
+            <w:tcMar>
+              <w:top w:type="dxa" w:w="40"/>
+              <w:left w:type="dxa" w:w="80"/>
+              <w:bottom w:type="dxa" w:w="40"/>
+              <w:right w:type="dxa" w:w="80"/>
+            </w:tcMar>
+            <w:vAlign w:val="center"/>
+          </w:tcPr>
+          <w:p>
+            <w:pPr>
+              <w:jc w:val="center"/>
+            </w:pPr>
+            <w:r>
+              <w:rPr>
+                <w:rFonts w:ascii="맑은 고딕" w:cs="맑은 고딕" w:eastAsia="맑은 고딕" w:hAnsi="맑은 고딕"/>
+                <w:b w:val="false"/>
+                <w:bCs w:val="false"/>
+                <w:sz w:val="18"/>
+                <w:szCs w:val="18"/>
+              </w:rPr>
+              <w:t xml:space="preserve">14</w:t>
+            </w:r>
+          </w:p>
+        </w:tc>
+        <w:tc>
+          <w:tcPr>
+            <w:tcW w:type="dxa" w:w="2300"/>
+            <w:tcBorders>
+              <w:top w:val="single" w:color="000000" w:sz="6"/>
+              <w:left w:val="single" w:color="000000" w:sz="6"/>
+              <w:bottom w:val="single" w:color="000000" w:sz="6"/>
+              <w:right w:val="single" w:color="000000" w:sz="6"/>
+            </w:tcBorders>
+            <w:tcMar>
+              <w:top w:type="dxa" w:w="40"/>
+              <w:left w:type="dxa" w:w="80"/>
+              <w:bottom w:type="dxa" w:w="40"/>
+              <w:right w:type="dxa" w:w="80"/>
+            </w:tcMar>
+            <w:vAlign w:val="center"/>
+          </w:tcPr>
+          <w:p>
+            <w:pPr>
+              <w:jc w:val="center"/>
+            </w:pPr>
+          </w:p>
+        </w:tc>
+        <w:tc>
+          <w:tcPr>
+            <w:tcW w:type="dxa" w:w="1900"/>
+            <w:tcBorders>
+              <w:top w:val="single" w:color="000000" w:sz="6"/>
+              <w:left w:val="single" w:color="000000" w:sz="6"/>
+              <w:bottom w:val="single" w:color="000000" w:sz="6"/>
+              <w:right w:val="single" w:color="000000" w:sz="6"/>
+            </w:tcBorders>
+            <w:tcMar>
+              <w:top w:type="dxa" w:w="40"/>
+              <w:left w:type="dxa" w:w="80"/>
+              <w:bottom w:type="dxa" w:w="40"/>
+              <w:right w:type="dxa" w:w="80"/>
+            </w:tcMar>
+            <w:vAlign w:val="center"/>
+          </w:tcPr>
+          <w:p>
+            <w:pPr>
+              <w:jc w:val="center"/>
+            </w:pPr>
+          </w:p>
+        </w:tc>
+        <w:tc>
+          <w:tcPr>
+            <w:tcW w:type="dxa" w:w="3600"/>
+            <w:tcBorders>
+              <w:top w:val="single" w:color="000000" w:sz="6"/>
+              <w:left w:val="single" w:color="000000" w:sz="6"/>
+              <w:bottom w:val="single" w:color="000000" w:sz="6"/>
+              <w:right w:val="single" w:color="000000" w:sz="6"/>
+            </w:tcBorders>
+            <w:tcMar>
+              <w:top w:type="dxa" w:w="40"/>
+              <w:left w:type="dxa" w:w="80"/>
+              <w:bottom w:type="dxa" w:w="40"/>
+              <w:right w:type="dxa" w:w="80"/>
+            </w:tcMar>
+            <w:vAlign w:val="center"/>
+          </w:tcPr>
+          <w:p>
+            <w:pPr>
+              <w:jc w:val="center"/>
+            </w:pPr>
+          </w:p>
+        </w:tc>
+        <w:tc>
+          <w:tcPr>
+            <w:tcW w:type="dxa" w:w="2600"/>
+            <w:tcBorders>
+              <w:top w:val="single" w:color="000000" w:sz="6"/>
+              <w:left w:val="single" w:color="000000" w:sz="6"/>
+              <w:bottom w:val="single" w:color="000000" w:sz="6"/>
+              <w:right w:val="single" w:color="000000" w:sz="6"/>
+            </w:tcBorders>
+            <w:tcMar>
+              <w:top w:type="dxa" w:w="40"/>
+              <w:left w:type="dxa" w:w="80"/>
+              <w:bottom w:type="dxa" w:w="40"/>
+              <w:right w:type="dxa" w:w="80"/>
+            </w:tcMar>
+            <w:vAlign w:val="center"/>
+          </w:tcPr>
+          <w:p>
+            <w:pPr>
+              <w:jc w:val="center"/>
+            </w:pPr>
+          </w:p>
+        </w:tc>
+        <w:tc>
+          <w:tcPr>
+            <w:tcW w:type="dxa" w:w="2200"/>
+            <w:tcBorders>
+              <w:top w:val="single" w:color="000000" w:sz="6"/>
+              <w:left w:val="single" w:color="000000" w:sz="6"/>
+              <w:bottom w:val="single" w:color="000000" w:sz="6"/>
+              <w:right w:val="single" w:color="000000" w:sz="6"/>
+            </w:tcBorders>
+            <w:tcMar>
+              <w:top w:type="dxa" w:w="40"/>
+              <w:left w:type="dxa" w:w="80"/>
+              <w:bottom w:type="dxa" w:w="40"/>
+              <w:right w:type="dxa" w:w="80"/>
+            </w:tcMar>
+            <w:vAlign w:val="center"/>
+          </w:tcPr>
+          <w:p>
+            <w:pPr>
+              <w:jc w:val="center"/>
+            </w:pPr>
+          </w:p>
+        </w:tc>
+        <w:tc>
+          <w:tcPr>
+            <w:tcW w:type="dxa" w:w="1538"/>
+            <w:tcBorders>
+              <w:top w:val="single" w:color="000000" w:sz="6"/>
+              <w:left w:val="single" w:color="000000" w:sz="6"/>
+              <w:bottom w:val="single" w:color="000000" w:sz="6"/>
+              <w:right w:val="single" w:color="000000" w:sz="6"/>
+            </w:tcBorders>
+            <w:tcMar>
+              <w:top w:type="dxa" w:w="40"/>
+              <w:left w:type="dxa" w:w="80"/>
+              <w:bottom w:type="dxa" w:w="40"/>
+              <w:right w:type="dxa" w:w="80"/>
+            </w:tcMar>
+            <w:vAlign w:val="center"/>
+          </w:tcPr>
+          <w:p>
+            <w:pPr>
+              <w:jc w:val="center"/>
+            </w:pPr>
+          </w:p>
+        </w:tc>
+      </w:tr>
     </w:tbl>
     <w:p>
       <w:pPr>
@@ -4020,6 +5259,1245 @@
                 <w:szCs w:val="18"/>
               </w:rPr>
               <w:t xml:space="preserve">7</w:t>
+            </w:r>
+          </w:p>
+        </w:tc>
+        <w:tc>
+          <w:tcPr>
+            <w:tcW w:type="dxa" w:w="2300"/>
+            <w:tcBorders>
+              <w:top w:val="single" w:color="000000" w:sz="6"/>
+              <w:left w:val="single" w:color="000000" w:sz="6"/>
+              <w:bottom w:val="single" w:color="000000" w:sz="6"/>
+              <w:right w:val="single" w:color="000000" w:sz="6"/>
+            </w:tcBorders>
+            <w:tcMar>
+              <w:top w:type="dxa" w:w="40"/>
+              <w:left w:type="dxa" w:w="80"/>
+              <w:bottom w:type="dxa" w:w="40"/>
+              <w:right w:type="dxa" w:w="80"/>
+            </w:tcMar>
+            <w:vAlign w:val="center"/>
+          </w:tcPr>
+          <w:p>
+            <w:pPr>
+              <w:jc w:val="center"/>
+            </w:pPr>
+          </w:p>
+        </w:tc>
+        <w:tc>
+          <w:tcPr>
+            <w:tcW w:type="dxa" w:w="1900"/>
+            <w:tcBorders>
+              <w:top w:val="single" w:color="000000" w:sz="6"/>
+              <w:left w:val="single" w:color="000000" w:sz="6"/>
+              <w:bottom w:val="single" w:color="000000" w:sz="6"/>
+              <w:right w:val="single" w:color="000000" w:sz="6"/>
+            </w:tcBorders>
+            <w:tcMar>
+              <w:top w:type="dxa" w:w="40"/>
+              <w:left w:type="dxa" w:w="80"/>
+              <w:bottom w:type="dxa" w:w="40"/>
+              <w:right w:type="dxa" w:w="80"/>
+            </w:tcMar>
+            <w:vAlign w:val="center"/>
+          </w:tcPr>
+          <w:p>
+            <w:pPr>
+              <w:jc w:val="center"/>
+            </w:pPr>
+          </w:p>
+        </w:tc>
+        <w:tc>
+          <w:tcPr>
+            <w:tcW w:type="dxa" w:w="3600"/>
+            <w:tcBorders>
+              <w:top w:val="single" w:color="000000" w:sz="6"/>
+              <w:left w:val="single" w:color="000000" w:sz="6"/>
+              <w:bottom w:val="single" w:color="000000" w:sz="6"/>
+              <w:right w:val="single" w:color="000000" w:sz="6"/>
+            </w:tcBorders>
+            <w:tcMar>
+              <w:top w:type="dxa" w:w="40"/>
+              <w:left w:type="dxa" w:w="80"/>
+              <w:bottom w:type="dxa" w:w="40"/>
+              <w:right w:type="dxa" w:w="80"/>
+            </w:tcMar>
+            <w:vAlign w:val="center"/>
+          </w:tcPr>
+          <w:p>
+            <w:pPr>
+              <w:jc w:val="center"/>
+            </w:pPr>
+          </w:p>
+        </w:tc>
+        <w:tc>
+          <w:tcPr>
+            <w:tcW w:type="dxa" w:w="2600"/>
+            <w:tcBorders>
+              <w:top w:val="single" w:color="000000" w:sz="6"/>
+              <w:left w:val="single" w:color="000000" w:sz="6"/>
+              <w:bottom w:val="single" w:color="000000" w:sz="6"/>
+              <w:right w:val="single" w:color="000000" w:sz="6"/>
+            </w:tcBorders>
+            <w:tcMar>
+              <w:top w:type="dxa" w:w="40"/>
+              <w:left w:type="dxa" w:w="80"/>
+              <w:bottom w:type="dxa" w:w="40"/>
+              <w:right w:type="dxa" w:w="80"/>
+            </w:tcMar>
+            <w:vAlign w:val="center"/>
+          </w:tcPr>
+          <w:p>
+            <w:pPr>
+              <w:jc w:val="center"/>
+            </w:pPr>
+          </w:p>
+        </w:tc>
+        <w:tc>
+          <w:tcPr>
+            <w:tcW w:type="dxa" w:w="2200"/>
+            <w:tcBorders>
+              <w:top w:val="single" w:color="000000" w:sz="6"/>
+              <w:left w:val="single" w:color="000000" w:sz="6"/>
+              <w:bottom w:val="single" w:color="000000" w:sz="6"/>
+              <w:right w:val="single" w:color="000000" w:sz="6"/>
+            </w:tcBorders>
+            <w:tcMar>
+              <w:top w:type="dxa" w:w="40"/>
+              <w:left w:type="dxa" w:w="80"/>
+              <w:bottom w:type="dxa" w:w="40"/>
+              <w:right w:type="dxa" w:w="80"/>
+            </w:tcMar>
+            <w:vAlign w:val="center"/>
+          </w:tcPr>
+          <w:p>
+            <w:pPr>
+              <w:jc w:val="center"/>
+            </w:pPr>
+          </w:p>
+        </w:tc>
+        <w:tc>
+          <w:tcPr>
+            <w:tcW w:type="dxa" w:w="1538"/>
+            <w:tcBorders>
+              <w:top w:val="single" w:color="000000" w:sz="6"/>
+              <w:left w:val="single" w:color="000000" w:sz="6"/>
+              <w:bottom w:val="single" w:color="000000" w:sz="6"/>
+              <w:right w:val="single" w:color="000000" w:sz="6"/>
+            </w:tcBorders>
+            <w:tcMar>
+              <w:top w:type="dxa" w:w="40"/>
+              <w:left w:type="dxa" w:w="80"/>
+              <w:bottom w:type="dxa" w:w="40"/>
+              <w:right w:type="dxa" w:w="80"/>
+            </w:tcMar>
+            <w:vAlign w:val="center"/>
+          </w:tcPr>
+          <w:p>
+            <w:pPr>
+              <w:jc w:val="center"/>
+            </w:pPr>
+          </w:p>
+        </w:tc>
+      </w:tr>
+      <w:tr>
+        <w:trPr>
+          <w:cantSplit/>
+          <w:trHeight w:val="430" w:hRule="atLeast"/>
+        </w:trPr>
+        <w:tc>
+          <w:tcPr>
+            <w:tcW w:type="dxa" w:w="700"/>
+            <w:tcBorders>
+              <w:top w:val="single" w:color="000000" w:sz="6"/>
+              <w:left w:val="single" w:color="000000" w:sz="6"/>
+              <w:bottom w:val="single" w:color="000000" w:sz="6"/>
+              <w:right w:val="single" w:color="000000" w:sz="6"/>
+            </w:tcBorders>
+            <w:tcMar>
+              <w:top w:type="dxa" w:w="40"/>
+              <w:left w:type="dxa" w:w="80"/>
+              <w:bottom w:type="dxa" w:w="40"/>
+              <w:right w:type="dxa" w:w="80"/>
+            </w:tcMar>
+            <w:vAlign w:val="center"/>
+          </w:tcPr>
+          <w:p>
+            <w:pPr>
+              <w:jc w:val="center"/>
+            </w:pPr>
+            <w:r>
+              <w:rPr>
+                <w:rFonts w:ascii="맑은 고딕" w:cs="맑은 고딕" w:eastAsia="맑은 고딕" w:hAnsi="맑은 고딕"/>
+                <w:b w:val="false"/>
+                <w:bCs w:val="false"/>
+                <w:sz w:val="18"/>
+                <w:szCs w:val="18"/>
+              </w:rPr>
+              <w:t xml:space="preserve">8</w:t>
+            </w:r>
+          </w:p>
+        </w:tc>
+        <w:tc>
+          <w:tcPr>
+            <w:tcW w:type="dxa" w:w="2300"/>
+            <w:tcBorders>
+              <w:top w:val="single" w:color="000000" w:sz="6"/>
+              <w:left w:val="single" w:color="000000" w:sz="6"/>
+              <w:bottom w:val="single" w:color="000000" w:sz="6"/>
+              <w:right w:val="single" w:color="000000" w:sz="6"/>
+            </w:tcBorders>
+            <w:tcMar>
+              <w:top w:type="dxa" w:w="40"/>
+              <w:left w:type="dxa" w:w="80"/>
+              <w:bottom w:type="dxa" w:w="40"/>
+              <w:right w:type="dxa" w:w="80"/>
+            </w:tcMar>
+            <w:vAlign w:val="center"/>
+          </w:tcPr>
+          <w:p>
+            <w:pPr>
+              <w:jc w:val="center"/>
+            </w:pPr>
+          </w:p>
+        </w:tc>
+        <w:tc>
+          <w:tcPr>
+            <w:tcW w:type="dxa" w:w="1900"/>
+            <w:tcBorders>
+              <w:top w:val="single" w:color="000000" w:sz="6"/>
+              <w:left w:val="single" w:color="000000" w:sz="6"/>
+              <w:bottom w:val="single" w:color="000000" w:sz="6"/>
+              <w:right w:val="single" w:color="000000" w:sz="6"/>
+            </w:tcBorders>
+            <w:tcMar>
+              <w:top w:type="dxa" w:w="40"/>
+              <w:left w:type="dxa" w:w="80"/>
+              <w:bottom w:type="dxa" w:w="40"/>
+              <w:right w:type="dxa" w:w="80"/>
+            </w:tcMar>
+            <w:vAlign w:val="center"/>
+          </w:tcPr>
+          <w:p>
+            <w:pPr>
+              <w:jc w:val="center"/>
+            </w:pPr>
+          </w:p>
+        </w:tc>
+        <w:tc>
+          <w:tcPr>
+            <w:tcW w:type="dxa" w:w="3600"/>
+            <w:tcBorders>
+              <w:top w:val="single" w:color="000000" w:sz="6"/>
+              <w:left w:val="single" w:color="000000" w:sz="6"/>
+              <w:bottom w:val="single" w:color="000000" w:sz="6"/>
+              <w:right w:val="single" w:color="000000" w:sz="6"/>
+            </w:tcBorders>
+            <w:tcMar>
+              <w:top w:type="dxa" w:w="40"/>
+              <w:left w:type="dxa" w:w="80"/>
+              <w:bottom w:type="dxa" w:w="40"/>
+              <w:right w:type="dxa" w:w="80"/>
+            </w:tcMar>
+            <w:vAlign w:val="center"/>
+          </w:tcPr>
+          <w:p>
+            <w:pPr>
+              <w:jc w:val="center"/>
+            </w:pPr>
+          </w:p>
+        </w:tc>
+        <w:tc>
+          <w:tcPr>
+            <w:tcW w:type="dxa" w:w="2600"/>
+            <w:tcBorders>
+              <w:top w:val="single" w:color="000000" w:sz="6"/>
+              <w:left w:val="single" w:color="000000" w:sz="6"/>
+              <w:bottom w:val="single" w:color="000000" w:sz="6"/>
+              <w:right w:val="single" w:color="000000" w:sz="6"/>
+            </w:tcBorders>
+            <w:tcMar>
+              <w:top w:type="dxa" w:w="40"/>
+              <w:left w:type="dxa" w:w="80"/>
+              <w:bottom w:type="dxa" w:w="40"/>
+              <w:right w:type="dxa" w:w="80"/>
+            </w:tcMar>
+            <w:vAlign w:val="center"/>
+          </w:tcPr>
+          <w:p>
+            <w:pPr>
+              <w:jc w:val="center"/>
+            </w:pPr>
+          </w:p>
+        </w:tc>
+        <w:tc>
+          <w:tcPr>
+            <w:tcW w:type="dxa" w:w="2200"/>
+            <w:tcBorders>
+              <w:top w:val="single" w:color="000000" w:sz="6"/>
+              <w:left w:val="single" w:color="000000" w:sz="6"/>
+              <w:bottom w:val="single" w:color="000000" w:sz="6"/>
+              <w:right w:val="single" w:color="000000" w:sz="6"/>
+            </w:tcBorders>
+            <w:tcMar>
+              <w:top w:type="dxa" w:w="40"/>
+              <w:left w:type="dxa" w:w="80"/>
+              <w:bottom w:type="dxa" w:w="40"/>
+              <w:right w:type="dxa" w:w="80"/>
+            </w:tcMar>
+            <w:vAlign w:val="center"/>
+          </w:tcPr>
+          <w:p>
+            <w:pPr>
+              <w:jc w:val="center"/>
+            </w:pPr>
+          </w:p>
+        </w:tc>
+        <w:tc>
+          <w:tcPr>
+            <w:tcW w:type="dxa" w:w="1538"/>
+            <w:tcBorders>
+              <w:top w:val="single" w:color="000000" w:sz="6"/>
+              <w:left w:val="single" w:color="000000" w:sz="6"/>
+              <w:bottom w:val="single" w:color="000000" w:sz="6"/>
+              <w:right w:val="single" w:color="000000" w:sz="6"/>
+            </w:tcBorders>
+            <w:tcMar>
+              <w:top w:type="dxa" w:w="40"/>
+              <w:left w:type="dxa" w:w="80"/>
+              <w:bottom w:type="dxa" w:w="40"/>
+              <w:right w:type="dxa" w:w="80"/>
+            </w:tcMar>
+            <w:vAlign w:val="center"/>
+          </w:tcPr>
+          <w:p>
+            <w:pPr>
+              <w:jc w:val="center"/>
+            </w:pPr>
+          </w:p>
+        </w:tc>
+      </w:tr>
+      <w:tr>
+        <w:trPr>
+          <w:cantSplit/>
+          <w:trHeight w:val="430" w:hRule="atLeast"/>
+        </w:trPr>
+        <w:tc>
+          <w:tcPr>
+            <w:tcW w:type="dxa" w:w="700"/>
+            <w:tcBorders>
+              <w:top w:val="single" w:color="000000" w:sz="6"/>
+              <w:left w:val="single" w:color="000000" w:sz="6"/>
+              <w:bottom w:val="single" w:color="000000" w:sz="6"/>
+              <w:right w:val="single" w:color="000000" w:sz="6"/>
+            </w:tcBorders>
+            <w:tcMar>
+              <w:top w:type="dxa" w:w="40"/>
+              <w:left w:type="dxa" w:w="80"/>
+              <w:bottom w:type="dxa" w:w="40"/>
+              <w:right w:type="dxa" w:w="80"/>
+            </w:tcMar>
+            <w:vAlign w:val="center"/>
+          </w:tcPr>
+          <w:p>
+            <w:pPr>
+              <w:jc w:val="center"/>
+            </w:pPr>
+            <w:r>
+              <w:rPr>
+                <w:rFonts w:ascii="맑은 고딕" w:cs="맑은 고딕" w:eastAsia="맑은 고딕" w:hAnsi="맑은 고딕"/>
+                <w:b w:val="false"/>
+                <w:bCs w:val="false"/>
+                <w:sz w:val="18"/>
+                <w:szCs w:val="18"/>
+              </w:rPr>
+              <w:t xml:space="preserve">9</w:t>
+            </w:r>
+          </w:p>
+        </w:tc>
+        <w:tc>
+          <w:tcPr>
+            <w:tcW w:type="dxa" w:w="2300"/>
+            <w:tcBorders>
+              <w:top w:val="single" w:color="000000" w:sz="6"/>
+              <w:left w:val="single" w:color="000000" w:sz="6"/>
+              <w:bottom w:val="single" w:color="000000" w:sz="6"/>
+              <w:right w:val="single" w:color="000000" w:sz="6"/>
+            </w:tcBorders>
+            <w:tcMar>
+              <w:top w:type="dxa" w:w="40"/>
+              <w:left w:type="dxa" w:w="80"/>
+              <w:bottom w:type="dxa" w:w="40"/>
+              <w:right w:type="dxa" w:w="80"/>
+            </w:tcMar>
+            <w:vAlign w:val="center"/>
+          </w:tcPr>
+          <w:p>
+            <w:pPr>
+              <w:jc w:val="center"/>
+            </w:pPr>
+          </w:p>
+        </w:tc>
+        <w:tc>
+          <w:tcPr>
+            <w:tcW w:type="dxa" w:w="1900"/>
+            <w:tcBorders>
+              <w:top w:val="single" w:color="000000" w:sz="6"/>
+              <w:left w:val="single" w:color="000000" w:sz="6"/>
+              <w:bottom w:val="single" w:color="000000" w:sz="6"/>
+              <w:right w:val="single" w:color="000000" w:sz="6"/>
+            </w:tcBorders>
+            <w:tcMar>
+              <w:top w:type="dxa" w:w="40"/>
+              <w:left w:type="dxa" w:w="80"/>
+              <w:bottom w:type="dxa" w:w="40"/>
+              <w:right w:type="dxa" w:w="80"/>
+            </w:tcMar>
+            <w:vAlign w:val="center"/>
+          </w:tcPr>
+          <w:p>
+            <w:pPr>
+              <w:jc w:val="center"/>
+            </w:pPr>
+          </w:p>
+        </w:tc>
+        <w:tc>
+          <w:tcPr>
+            <w:tcW w:type="dxa" w:w="3600"/>
+            <w:tcBorders>
+              <w:top w:val="single" w:color="000000" w:sz="6"/>
+              <w:left w:val="single" w:color="000000" w:sz="6"/>
+              <w:bottom w:val="single" w:color="000000" w:sz="6"/>
+              <w:right w:val="single" w:color="000000" w:sz="6"/>
+            </w:tcBorders>
+            <w:tcMar>
+              <w:top w:type="dxa" w:w="40"/>
+              <w:left w:type="dxa" w:w="80"/>
+              <w:bottom w:type="dxa" w:w="40"/>
+              <w:right w:type="dxa" w:w="80"/>
+            </w:tcMar>
+            <w:vAlign w:val="center"/>
+          </w:tcPr>
+          <w:p>
+            <w:pPr>
+              <w:jc w:val="center"/>
+            </w:pPr>
+          </w:p>
+        </w:tc>
+        <w:tc>
+          <w:tcPr>
+            <w:tcW w:type="dxa" w:w="2600"/>
+            <w:tcBorders>
+              <w:top w:val="single" w:color="000000" w:sz="6"/>
+              <w:left w:val="single" w:color="000000" w:sz="6"/>
+              <w:bottom w:val="single" w:color="000000" w:sz="6"/>
+              <w:right w:val="single" w:color="000000" w:sz="6"/>
+            </w:tcBorders>
+            <w:tcMar>
+              <w:top w:type="dxa" w:w="40"/>
+              <w:left w:type="dxa" w:w="80"/>
+              <w:bottom w:type="dxa" w:w="40"/>
+              <w:right w:type="dxa" w:w="80"/>
+            </w:tcMar>
+            <w:vAlign w:val="center"/>
+          </w:tcPr>
+          <w:p>
+            <w:pPr>
+              <w:jc w:val="center"/>
+            </w:pPr>
+          </w:p>
+        </w:tc>
+        <w:tc>
+          <w:tcPr>
+            <w:tcW w:type="dxa" w:w="2200"/>
+            <w:tcBorders>
+              <w:top w:val="single" w:color="000000" w:sz="6"/>
+              <w:left w:val="single" w:color="000000" w:sz="6"/>
+              <w:bottom w:val="single" w:color="000000" w:sz="6"/>
+              <w:right w:val="single" w:color="000000" w:sz="6"/>
+            </w:tcBorders>
+            <w:tcMar>
+              <w:top w:type="dxa" w:w="40"/>
+              <w:left w:type="dxa" w:w="80"/>
+              <w:bottom w:type="dxa" w:w="40"/>
+              <w:right w:type="dxa" w:w="80"/>
+            </w:tcMar>
+            <w:vAlign w:val="center"/>
+          </w:tcPr>
+          <w:p>
+            <w:pPr>
+              <w:jc w:val="center"/>
+            </w:pPr>
+          </w:p>
+        </w:tc>
+        <w:tc>
+          <w:tcPr>
+            <w:tcW w:type="dxa" w:w="1538"/>
+            <w:tcBorders>
+              <w:top w:val="single" w:color="000000" w:sz="6"/>
+              <w:left w:val="single" w:color="000000" w:sz="6"/>
+              <w:bottom w:val="single" w:color="000000" w:sz="6"/>
+              <w:right w:val="single" w:color="000000" w:sz="6"/>
+            </w:tcBorders>
+            <w:tcMar>
+              <w:top w:type="dxa" w:w="40"/>
+              <w:left w:type="dxa" w:w="80"/>
+              <w:bottom w:type="dxa" w:w="40"/>
+              <w:right w:type="dxa" w:w="80"/>
+            </w:tcMar>
+            <w:vAlign w:val="center"/>
+          </w:tcPr>
+          <w:p>
+            <w:pPr>
+              <w:jc w:val="center"/>
+            </w:pPr>
+          </w:p>
+        </w:tc>
+      </w:tr>
+      <w:tr>
+        <w:trPr>
+          <w:cantSplit/>
+          <w:trHeight w:val="430" w:hRule="atLeast"/>
+        </w:trPr>
+        <w:tc>
+          <w:tcPr>
+            <w:tcW w:type="dxa" w:w="700"/>
+            <w:tcBorders>
+              <w:top w:val="single" w:color="000000" w:sz="6"/>
+              <w:left w:val="single" w:color="000000" w:sz="6"/>
+              <w:bottom w:val="single" w:color="000000" w:sz="6"/>
+              <w:right w:val="single" w:color="000000" w:sz="6"/>
+            </w:tcBorders>
+            <w:tcMar>
+              <w:top w:type="dxa" w:w="40"/>
+              <w:left w:type="dxa" w:w="80"/>
+              <w:bottom w:type="dxa" w:w="40"/>
+              <w:right w:type="dxa" w:w="80"/>
+            </w:tcMar>
+            <w:vAlign w:val="center"/>
+          </w:tcPr>
+          <w:p>
+            <w:pPr>
+              <w:jc w:val="center"/>
+            </w:pPr>
+            <w:r>
+              <w:rPr>
+                <w:rFonts w:ascii="맑은 고딕" w:cs="맑은 고딕" w:eastAsia="맑은 고딕" w:hAnsi="맑은 고딕"/>
+                <w:b w:val="false"/>
+                <w:bCs w:val="false"/>
+                <w:sz w:val="18"/>
+                <w:szCs w:val="18"/>
+              </w:rPr>
+              <w:t xml:space="preserve">10</w:t>
+            </w:r>
+          </w:p>
+        </w:tc>
+        <w:tc>
+          <w:tcPr>
+            <w:tcW w:type="dxa" w:w="2300"/>
+            <w:tcBorders>
+              <w:top w:val="single" w:color="000000" w:sz="6"/>
+              <w:left w:val="single" w:color="000000" w:sz="6"/>
+              <w:bottom w:val="single" w:color="000000" w:sz="6"/>
+              <w:right w:val="single" w:color="000000" w:sz="6"/>
+            </w:tcBorders>
+            <w:tcMar>
+              <w:top w:type="dxa" w:w="40"/>
+              <w:left w:type="dxa" w:w="80"/>
+              <w:bottom w:type="dxa" w:w="40"/>
+              <w:right w:type="dxa" w:w="80"/>
+            </w:tcMar>
+            <w:vAlign w:val="center"/>
+          </w:tcPr>
+          <w:p>
+            <w:pPr>
+              <w:jc w:val="center"/>
+            </w:pPr>
+          </w:p>
+        </w:tc>
+        <w:tc>
+          <w:tcPr>
+            <w:tcW w:type="dxa" w:w="1900"/>
+            <w:tcBorders>
+              <w:top w:val="single" w:color="000000" w:sz="6"/>
+              <w:left w:val="single" w:color="000000" w:sz="6"/>
+              <w:bottom w:val="single" w:color="000000" w:sz="6"/>
+              <w:right w:val="single" w:color="000000" w:sz="6"/>
+            </w:tcBorders>
+            <w:tcMar>
+              <w:top w:type="dxa" w:w="40"/>
+              <w:left w:type="dxa" w:w="80"/>
+              <w:bottom w:type="dxa" w:w="40"/>
+              <w:right w:type="dxa" w:w="80"/>
+            </w:tcMar>
+            <w:vAlign w:val="center"/>
+          </w:tcPr>
+          <w:p>
+            <w:pPr>
+              <w:jc w:val="center"/>
+            </w:pPr>
+          </w:p>
+        </w:tc>
+        <w:tc>
+          <w:tcPr>
+            <w:tcW w:type="dxa" w:w="3600"/>
+            <w:tcBorders>
+              <w:top w:val="single" w:color="000000" w:sz="6"/>
+              <w:left w:val="single" w:color="000000" w:sz="6"/>
+              <w:bottom w:val="single" w:color="000000" w:sz="6"/>
+              <w:right w:val="single" w:color="000000" w:sz="6"/>
+            </w:tcBorders>
+            <w:tcMar>
+              <w:top w:type="dxa" w:w="40"/>
+              <w:left w:type="dxa" w:w="80"/>
+              <w:bottom w:type="dxa" w:w="40"/>
+              <w:right w:type="dxa" w:w="80"/>
+            </w:tcMar>
+            <w:vAlign w:val="center"/>
+          </w:tcPr>
+          <w:p>
+            <w:pPr>
+              <w:jc w:val="center"/>
+            </w:pPr>
+          </w:p>
+        </w:tc>
+        <w:tc>
+          <w:tcPr>
+            <w:tcW w:type="dxa" w:w="2600"/>
+            <w:tcBorders>
+              <w:top w:val="single" w:color="000000" w:sz="6"/>
+              <w:left w:val="single" w:color="000000" w:sz="6"/>
+              <w:bottom w:val="single" w:color="000000" w:sz="6"/>
+              <w:right w:val="single" w:color="000000" w:sz="6"/>
+            </w:tcBorders>
+            <w:tcMar>
+              <w:top w:type="dxa" w:w="40"/>
+              <w:left w:type="dxa" w:w="80"/>
+              <w:bottom w:type="dxa" w:w="40"/>
+              <w:right w:type="dxa" w:w="80"/>
+            </w:tcMar>
+            <w:vAlign w:val="center"/>
+          </w:tcPr>
+          <w:p>
+            <w:pPr>
+              <w:jc w:val="center"/>
+            </w:pPr>
+          </w:p>
+        </w:tc>
+        <w:tc>
+          <w:tcPr>
+            <w:tcW w:type="dxa" w:w="2200"/>
+            <w:tcBorders>
+              <w:top w:val="single" w:color="000000" w:sz="6"/>
+              <w:left w:val="single" w:color="000000" w:sz="6"/>
+              <w:bottom w:val="single" w:color="000000" w:sz="6"/>
+              <w:right w:val="single" w:color="000000" w:sz="6"/>
+            </w:tcBorders>
+            <w:tcMar>
+              <w:top w:type="dxa" w:w="40"/>
+              <w:left w:type="dxa" w:w="80"/>
+              <w:bottom w:type="dxa" w:w="40"/>
+              <w:right w:type="dxa" w:w="80"/>
+            </w:tcMar>
+            <w:vAlign w:val="center"/>
+          </w:tcPr>
+          <w:p>
+            <w:pPr>
+              <w:jc w:val="center"/>
+            </w:pPr>
+          </w:p>
+        </w:tc>
+        <w:tc>
+          <w:tcPr>
+            <w:tcW w:type="dxa" w:w="1538"/>
+            <w:tcBorders>
+              <w:top w:val="single" w:color="000000" w:sz="6"/>
+              <w:left w:val="single" w:color="000000" w:sz="6"/>
+              <w:bottom w:val="single" w:color="000000" w:sz="6"/>
+              <w:right w:val="single" w:color="000000" w:sz="6"/>
+            </w:tcBorders>
+            <w:tcMar>
+              <w:top w:type="dxa" w:w="40"/>
+              <w:left w:type="dxa" w:w="80"/>
+              <w:bottom w:type="dxa" w:w="40"/>
+              <w:right w:type="dxa" w:w="80"/>
+            </w:tcMar>
+            <w:vAlign w:val="center"/>
+          </w:tcPr>
+          <w:p>
+            <w:pPr>
+              <w:jc w:val="center"/>
+            </w:pPr>
+          </w:p>
+        </w:tc>
+      </w:tr>
+      <w:tr>
+        <w:trPr>
+          <w:cantSplit/>
+          <w:trHeight w:val="430" w:hRule="atLeast"/>
+        </w:trPr>
+        <w:tc>
+          <w:tcPr>
+            <w:tcW w:type="dxa" w:w="700"/>
+            <w:tcBorders>
+              <w:top w:val="single" w:color="000000" w:sz="6"/>
+              <w:left w:val="single" w:color="000000" w:sz="6"/>
+              <w:bottom w:val="single" w:color="000000" w:sz="6"/>
+              <w:right w:val="single" w:color="000000" w:sz="6"/>
+            </w:tcBorders>
+            <w:tcMar>
+              <w:top w:type="dxa" w:w="40"/>
+              <w:left w:type="dxa" w:w="80"/>
+              <w:bottom w:type="dxa" w:w="40"/>
+              <w:right w:type="dxa" w:w="80"/>
+            </w:tcMar>
+            <w:vAlign w:val="center"/>
+          </w:tcPr>
+          <w:p>
+            <w:pPr>
+              <w:jc w:val="center"/>
+            </w:pPr>
+            <w:r>
+              <w:rPr>
+                <w:rFonts w:ascii="맑은 고딕" w:cs="맑은 고딕" w:eastAsia="맑은 고딕" w:hAnsi="맑은 고딕"/>
+                <w:b w:val="false"/>
+                <w:bCs w:val="false"/>
+                <w:sz w:val="18"/>
+                <w:szCs w:val="18"/>
+              </w:rPr>
+              <w:t xml:space="preserve">11</w:t>
+            </w:r>
+          </w:p>
+        </w:tc>
+        <w:tc>
+          <w:tcPr>
+            <w:tcW w:type="dxa" w:w="2300"/>
+            <w:tcBorders>
+              <w:top w:val="single" w:color="000000" w:sz="6"/>
+              <w:left w:val="single" w:color="000000" w:sz="6"/>
+              <w:bottom w:val="single" w:color="000000" w:sz="6"/>
+              <w:right w:val="single" w:color="000000" w:sz="6"/>
+            </w:tcBorders>
+            <w:tcMar>
+              <w:top w:type="dxa" w:w="40"/>
+              <w:left w:type="dxa" w:w="80"/>
+              <w:bottom w:type="dxa" w:w="40"/>
+              <w:right w:type="dxa" w:w="80"/>
+            </w:tcMar>
+            <w:vAlign w:val="center"/>
+          </w:tcPr>
+          <w:p>
+            <w:pPr>
+              <w:jc w:val="center"/>
+            </w:pPr>
+          </w:p>
+        </w:tc>
+        <w:tc>
+          <w:tcPr>
+            <w:tcW w:type="dxa" w:w="1900"/>
+            <w:tcBorders>
+              <w:top w:val="single" w:color="000000" w:sz="6"/>
+              <w:left w:val="single" w:color="000000" w:sz="6"/>
+              <w:bottom w:val="single" w:color="000000" w:sz="6"/>
+              <w:right w:val="single" w:color="000000" w:sz="6"/>
+            </w:tcBorders>
+            <w:tcMar>
+              <w:top w:type="dxa" w:w="40"/>
+              <w:left w:type="dxa" w:w="80"/>
+              <w:bottom w:type="dxa" w:w="40"/>
+              <w:right w:type="dxa" w:w="80"/>
+            </w:tcMar>
+            <w:vAlign w:val="center"/>
+          </w:tcPr>
+          <w:p>
+            <w:pPr>
+              <w:jc w:val="center"/>
+            </w:pPr>
+          </w:p>
+        </w:tc>
+        <w:tc>
+          <w:tcPr>
+            <w:tcW w:type="dxa" w:w="3600"/>
+            <w:tcBorders>
+              <w:top w:val="single" w:color="000000" w:sz="6"/>
+              <w:left w:val="single" w:color="000000" w:sz="6"/>
+              <w:bottom w:val="single" w:color="000000" w:sz="6"/>
+              <w:right w:val="single" w:color="000000" w:sz="6"/>
+            </w:tcBorders>
+            <w:tcMar>
+              <w:top w:type="dxa" w:w="40"/>
+              <w:left w:type="dxa" w:w="80"/>
+              <w:bottom w:type="dxa" w:w="40"/>
+              <w:right w:type="dxa" w:w="80"/>
+            </w:tcMar>
+            <w:vAlign w:val="center"/>
+          </w:tcPr>
+          <w:p>
+            <w:pPr>
+              <w:jc w:val="center"/>
+            </w:pPr>
+          </w:p>
+        </w:tc>
+        <w:tc>
+          <w:tcPr>
+            <w:tcW w:type="dxa" w:w="2600"/>
+            <w:tcBorders>
+              <w:top w:val="single" w:color="000000" w:sz="6"/>
+              <w:left w:val="single" w:color="000000" w:sz="6"/>
+              <w:bottom w:val="single" w:color="000000" w:sz="6"/>
+              <w:right w:val="single" w:color="000000" w:sz="6"/>
+            </w:tcBorders>
+            <w:tcMar>
+              <w:top w:type="dxa" w:w="40"/>
+              <w:left w:type="dxa" w:w="80"/>
+              <w:bottom w:type="dxa" w:w="40"/>
+              <w:right w:type="dxa" w:w="80"/>
+            </w:tcMar>
+            <w:vAlign w:val="center"/>
+          </w:tcPr>
+          <w:p>
+            <w:pPr>
+              <w:jc w:val="center"/>
+            </w:pPr>
+          </w:p>
+        </w:tc>
+        <w:tc>
+          <w:tcPr>
+            <w:tcW w:type="dxa" w:w="2200"/>
+            <w:tcBorders>
+              <w:top w:val="single" w:color="000000" w:sz="6"/>
+              <w:left w:val="single" w:color="000000" w:sz="6"/>
+              <w:bottom w:val="single" w:color="000000" w:sz="6"/>
+              <w:right w:val="single" w:color="000000" w:sz="6"/>
+            </w:tcBorders>
+            <w:tcMar>
+              <w:top w:type="dxa" w:w="40"/>
+              <w:left w:type="dxa" w:w="80"/>
+              <w:bottom w:type="dxa" w:w="40"/>
+              <w:right w:type="dxa" w:w="80"/>
+            </w:tcMar>
+            <w:vAlign w:val="center"/>
+          </w:tcPr>
+          <w:p>
+            <w:pPr>
+              <w:jc w:val="center"/>
+            </w:pPr>
+          </w:p>
+        </w:tc>
+        <w:tc>
+          <w:tcPr>
+            <w:tcW w:type="dxa" w:w="1538"/>
+            <w:tcBorders>
+              <w:top w:val="single" w:color="000000" w:sz="6"/>
+              <w:left w:val="single" w:color="000000" w:sz="6"/>
+              <w:bottom w:val="single" w:color="000000" w:sz="6"/>
+              <w:right w:val="single" w:color="000000" w:sz="6"/>
+            </w:tcBorders>
+            <w:tcMar>
+              <w:top w:type="dxa" w:w="40"/>
+              <w:left w:type="dxa" w:w="80"/>
+              <w:bottom w:type="dxa" w:w="40"/>
+              <w:right w:type="dxa" w:w="80"/>
+            </w:tcMar>
+            <w:vAlign w:val="center"/>
+          </w:tcPr>
+          <w:p>
+            <w:pPr>
+              <w:jc w:val="center"/>
+            </w:pPr>
+          </w:p>
+        </w:tc>
+      </w:tr>
+      <w:tr>
+        <w:trPr>
+          <w:cantSplit/>
+          <w:trHeight w:val="430" w:hRule="atLeast"/>
+        </w:trPr>
+        <w:tc>
+          <w:tcPr>
+            <w:tcW w:type="dxa" w:w="700"/>
+            <w:tcBorders>
+              <w:top w:val="single" w:color="000000" w:sz="6"/>
+              <w:left w:val="single" w:color="000000" w:sz="6"/>
+              <w:bottom w:val="single" w:color="000000" w:sz="6"/>
+              <w:right w:val="single" w:color="000000" w:sz="6"/>
+            </w:tcBorders>
+            <w:tcMar>
+              <w:top w:type="dxa" w:w="40"/>
+              <w:left w:type="dxa" w:w="80"/>
+              <w:bottom w:type="dxa" w:w="40"/>
+              <w:right w:type="dxa" w:w="80"/>
+            </w:tcMar>
+            <w:vAlign w:val="center"/>
+          </w:tcPr>
+          <w:p>
+            <w:pPr>
+              <w:jc w:val="center"/>
+            </w:pPr>
+            <w:r>
+              <w:rPr>
+                <w:rFonts w:ascii="맑은 고딕" w:cs="맑은 고딕" w:eastAsia="맑은 고딕" w:hAnsi="맑은 고딕"/>
+                <w:b w:val="false"/>
+                <w:bCs w:val="false"/>
+                <w:sz w:val="18"/>
+                <w:szCs w:val="18"/>
+              </w:rPr>
+              <w:t xml:space="preserve">12</w:t>
+            </w:r>
+          </w:p>
+        </w:tc>
+        <w:tc>
+          <w:tcPr>
+            <w:tcW w:type="dxa" w:w="2300"/>
+            <w:tcBorders>
+              <w:top w:val="single" w:color="000000" w:sz="6"/>
+              <w:left w:val="single" w:color="000000" w:sz="6"/>
+              <w:bottom w:val="single" w:color="000000" w:sz="6"/>
+              <w:right w:val="single" w:color="000000" w:sz="6"/>
+            </w:tcBorders>
+            <w:tcMar>
+              <w:top w:type="dxa" w:w="40"/>
+              <w:left w:type="dxa" w:w="80"/>
+              <w:bottom w:type="dxa" w:w="40"/>
+              <w:right w:type="dxa" w:w="80"/>
+            </w:tcMar>
+            <w:vAlign w:val="center"/>
+          </w:tcPr>
+          <w:p>
+            <w:pPr>
+              <w:jc w:val="center"/>
+            </w:pPr>
+          </w:p>
+        </w:tc>
+        <w:tc>
+          <w:tcPr>
+            <w:tcW w:type="dxa" w:w="1900"/>
+            <w:tcBorders>
+              <w:top w:val="single" w:color="000000" w:sz="6"/>
+              <w:left w:val="single" w:color="000000" w:sz="6"/>
+              <w:bottom w:val="single" w:color="000000" w:sz="6"/>
+              <w:right w:val="single" w:color="000000" w:sz="6"/>
+            </w:tcBorders>
+            <w:tcMar>
+              <w:top w:type="dxa" w:w="40"/>
+              <w:left w:type="dxa" w:w="80"/>
+              <w:bottom w:type="dxa" w:w="40"/>
+              <w:right w:type="dxa" w:w="80"/>
+            </w:tcMar>
+            <w:vAlign w:val="center"/>
+          </w:tcPr>
+          <w:p>
+            <w:pPr>
+              <w:jc w:val="center"/>
+            </w:pPr>
+          </w:p>
+        </w:tc>
+        <w:tc>
+          <w:tcPr>
+            <w:tcW w:type="dxa" w:w="3600"/>
+            <w:tcBorders>
+              <w:top w:val="single" w:color="000000" w:sz="6"/>
+              <w:left w:val="single" w:color="000000" w:sz="6"/>
+              <w:bottom w:val="single" w:color="000000" w:sz="6"/>
+              <w:right w:val="single" w:color="000000" w:sz="6"/>
+            </w:tcBorders>
+            <w:tcMar>
+              <w:top w:type="dxa" w:w="40"/>
+              <w:left w:type="dxa" w:w="80"/>
+              <w:bottom w:type="dxa" w:w="40"/>
+              <w:right w:type="dxa" w:w="80"/>
+            </w:tcMar>
+            <w:vAlign w:val="center"/>
+          </w:tcPr>
+          <w:p>
+            <w:pPr>
+              <w:jc w:val="center"/>
+            </w:pPr>
+          </w:p>
+        </w:tc>
+        <w:tc>
+          <w:tcPr>
+            <w:tcW w:type="dxa" w:w="2600"/>
+            <w:tcBorders>
+              <w:top w:val="single" w:color="000000" w:sz="6"/>
+              <w:left w:val="single" w:color="000000" w:sz="6"/>
+              <w:bottom w:val="single" w:color="000000" w:sz="6"/>
+              <w:right w:val="single" w:color="000000" w:sz="6"/>
+            </w:tcBorders>
+            <w:tcMar>
+              <w:top w:type="dxa" w:w="40"/>
+              <w:left w:type="dxa" w:w="80"/>
+              <w:bottom w:type="dxa" w:w="40"/>
+              <w:right w:type="dxa" w:w="80"/>
+            </w:tcMar>
+            <w:vAlign w:val="center"/>
+          </w:tcPr>
+          <w:p>
+            <w:pPr>
+              <w:jc w:val="center"/>
+            </w:pPr>
+          </w:p>
+        </w:tc>
+        <w:tc>
+          <w:tcPr>
+            <w:tcW w:type="dxa" w:w="2200"/>
+            <w:tcBorders>
+              <w:top w:val="single" w:color="000000" w:sz="6"/>
+              <w:left w:val="single" w:color="000000" w:sz="6"/>
+              <w:bottom w:val="single" w:color="000000" w:sz="6"/>
+              <w:right w:val="single" w:color="000000" w:sz="6"/>
+            </w:tcBorders>
+            <w:tcMar>
+              <w:top w:type="dxa" w:w="40"/>
+              <w:left w:type="dxa" w:w="80"/>
+              <w:bottom w:type="dxa" w:w="40"/>
+              <w:right w:type="dxa" w:w="80"/>
+            </w:tcMar>
+            <w:vAlign w:val="center"/>
+          </w:tcPr>
+          <w:p>
+            <w:pPr>
+              <w:jc w:val="center"/>
+            </w:pPr>
+          </w:p>
+        </w:tc>
+        <w:tc>
+          <w:tcPr>
+            <w:tcW w:type="dxa" w:w="1538"/>
+            <w:tcBorders>
+              <w:top w:val="single" w:color="000000" w:sz="6"/>
+              <w:left w:val="single" w:color="000000" w:sz="6"/>
+              <w:bottom w:val="single" w:color="000000" w:sz="6"/>
+              <w:right w:val="single" w:color="000000" w:sz="6"/>
+            </w:tcBorders>
+            <w:tcMar>
+              <w:top w:type="dxa" w:w="40"/>
+              <w:left w:type="dxa" w:w="80"/>
+              <w:bottom w:type="dxa" w:w="40"/>
+              <w:right w:type="dxa" w:w="80"/>
+            </w:tcMar>
+            <w:vAlign w:val="center"/>
+          </w:tcPr>
+          <w:p>
+            <w:pPr>
+              <w:jc w:val="center"/>
+            </w:pPr>
+          </w:p>
+        </w:tc>
+      </w:tr>
+      <w:tr>
+        <w:trPr>
+          <w:cantSplit/>
+          <w:trHeight w:val="430" w:hRule="atLeast"/>
+        </w:trPr>
+        <w:tc>
+          <w:tcPr>
+            <w:tcW w:type="dxa" w:w="700"/>
+            <w:tcBorders>
+              <w:top w:val="single" w:color="000000" w:sz="6"/>
+              <w:left w:val="single" w:color="000000" w:sz="6"/>
+              <w:bottom w:val="single" w:color="000000" w:sz="6"/>
+              <w:right w:val="single" w:color="000000" w:sz="6"/>
+            </w:tcBorders>
+            <w:tcMar>
+              <w:top w:type="dxa" w:w="40"/>
+              <w:left w:type="dxa" w:w="80"/>
+              <w:bottom w:type="dxa" w:w="40"/>
+              <w:right w:type="dxa" w:w="80"/>
+            </w:tcMar>
+            <w:vAlign w:val="center"/>
+          </w:tcPr>
+          <w:p>
+            <w:pPr>
+              <w:jc w:val="center"/>
+            </w:pPr>
+            <w:r>
+              <w:rPr>
+                <w:rFonts w:ascii="맑은 고딕" w:cs="맑은 고딕" w:eastAsia="맑은 고딕" w:hAnsi="맑은 고딕"/>
+                <w:b w:val="false"/>
+                <w:bCs w:val="false"/>
+                <w:sz w:val="18"/>
+                <w:szCs w:val="18"/>
+              </w:rPr>
+              <w:t xml:space="preserve">13</w:t>
+            </w:r>
+          </w:p>
+        </w:tc>
+        <w:tc>
+          <w:tcPr>
+            <w:tcW w:type="dxa" w:w="2300"/>
+            <w:tcBorders>
+              <w:top w:val="single" w:color="000000" w:sz="6"/>
+              <w:left w:val="single" w:color="000000" w:sz="6"/>
+              <w:bottom w:val="single" w:color="000000" w:sz="6"/>
+              <w:right w:val="single" w:color="000000" w:sz="6"/>
+            </w:tcBorders>
+            <w:tcMar>
+              <w:top w:type="dxa" w:w="40"/>
+              <w:left w:type="dxa" w:w="80"/>
+              <w:bottom w:type="dxa" w:w="40"/>
+              <w:right w:type="dxa" w:w="80"/>
+            </w:tcMar>
+            <w:vAlign w:val="center"/>
+          </w:tcPr>
+          <w:p>
+            <w:pPr>
+              <w:jc w:val="center"/>
+            </w:pPr>
+          </w:p>
+        </w:tc>
+        <w:tc>
+          <w:tcPr>
+            <w:tcW w:type="dxa" w:w="1900"/>
+            <w:tcBorders>
+              <w:top w:val="single" w:color="000000" w:sz="6"/>
+              <w:left w:val="single" w:color="000000" w:sz="6"/>
+              <w:bottom w:val="single" w:color="000000" w:sz="6"/>
+              <w:right w:val="single" w:color="000000" w:sz="6"/>
+            </w:tcBorders>
+            <w:tcMar>
+              <w:top w:type="dxa" w:w="40"/>
+              <w:left w:type="dxa" w:w="80"/>
+              <w:bottom w:type="dxa" w:w="40"/>
+              <w:right w:type="dxa" w:w="80"/>
+            </w:tcMar>
+            <w:vAlign w:val="center"/>
+          </w:tcPr>
+          <w:p>
+            <w:pPr>
+              <w:jc w:val="center"/>
+            </w:pPr>
+          </w:p>
+        </w:tc>
+        <w:tc>
+          <w:tcPr>
+            <w:tcW w:type="dxa" w:w="3600"/>
+            <w:tcBorders>
+              <w:top w:val="single" w:color="000000" w:sz="6"/>
+              <w:left w:val="single" w:color="000000" w:sz="6"/>
+              <w:bottom w:val="single" w:color="000000" w:sz="6"/>
+              <w:right w:val="single" w:color="000000" w:sz="6"/>
+            </w:tcBorders>
+            <w:tcMar>
+              <w:top w:type="dxa" w:w="40"/>
+              <w:left w:type="dxa" w:w="80"/>
+              <w:bottom w:type="dxa" w:w="40"/>
+              <w:right w:type="dxa" w:w="80"/>
+            </w:tcMar>
+            <w:vAlign w:val="center"/>
+          </w:tcPr>
+          <w:p>
+            <w:pPr>
+              <w:jc w:val="center"/>
+            </w:pPr>
+          </w:p>
+        </w:tc>
+        <w:tc>
+          <w:tcPr>
+            <w:tcW w:type="dxa" w:w="2600"/>
+            <w:tcBorders>
+              <w:top w:val="single" w:color="000000" w:sz="6"/>
+              <w:left w:val="single" w:color="000000" w:sz="6"/>
+              <w:bottom w:val="single" w:color="000000" w:sz="6"/>
+              <w:right w:val="single" w:color="000000" w:sz="6"/>
+            </w:tcBorders>
+            <w:tcMar>
+              <w:top w:type="dxa" w:w="40"/>
+              <w:left w:type="dxa" w:w="80"/>
+              <w:bottom w:type="dxa" w:w="40"/>
+              <w:right w:type="dxa" w:w="80"/>
+            </w:tcMar>
+            <w:vAlign w:val="center"/>
+          </w:tcPr>
+          <w:p>
+            <w:pPr>
+              <w:jc w:val="center"/>
+            </w:pPr>
+          </w:p>
+        </w:tc>
+        <w:tc>
+          <w:tcPr>
+            <w:tcW w:type="dxa" w:w="2200"/>
+            <w:tcBorders>
+              <w:top w:val="single" w:color="000000" w:sz="6"/>
+              <w:left w:val="single" w:color="000000" w:sz="6"/>
+              <w:bottom w:val="single" w:color="000000" w:sz="6"/>
+              <w:right w:val="single" w:color="000000" w:sz="6"/>
+            </w:tcBorders>
+            <w:tcMar>
+              <w:top w:type="dxa" w:w="40"/>
+              <w:left w:type="dxa" w:w="80"/>
+              <w:bottom w:type="dxa" w:w="40"/>
+              <w:right w:type="dxa" w:w="80"/>
+            </w:tcMar>
+            <w:vAlign w:val="center"/>
+          </w:tcPr>
+          <w:p>
+            <w:pPr>
+              <w:jc w:val="center"/>
+            </w:pPr>
+          </w:p>
+        </w:tc>
+        <w:tc>
+          <w:tcPr>
+            <w:tcW w:type="dxa" w:w="1538"/>
+            <w:tcBorders>
+              <w:top w:val="single" w:color="000000" w:sz="6"/>
+              <w:left w:val="single" w:color="000000" w:sz="6"/>
+              <w:bottom w:val="single" w:color="000000" w:sz="6"/>
+              <w:right w:val="single" w:color="000000" w:sz="6"/>
+            </w:tcBorders>
+            <w:tcMar>
+              <w:top w:type="dxa" w:w="40"/>
+              <w:left w:type="dxa" w:w="80"/>
+              <w:bottom w:type="dxa" w:w="40"/>
+              <w:right w:type="dxa" w:w="80"/>
+            </w:tcMar>
+            <w:vAlign w:val="center"/>
+          </w:tcPr>
+          <w:p>
+            <w:pPr>
+              <w:jc w:val="center"/>
+            </w:pPr>
+          </w:p>
+        </w:tc>
+      </w:tr>
+      <w:tr>
+        <w:trPr>
+          <w:cantSplit/>
+          <w:trHeight w:val="430" w:hRule="atLeast"/>
+        </w:trPr>
+        <w:tc>
+          <w:tcPr>
+            <w:tcW w:type="dxa" w:w="700"/>
+            <w:tcBorders>
+              <w:top w:val="single" w:color="000000" w:sz="6"/>
+              <w:left w:val="single" w:color="000000" w:sz="6"/>
+              <w:bottom w:val="single" w:color="000000" w:sz="6"/>
+              <w:right w:val="single" w:color="000000" w:sz="6"/>
+            </w:tcBorders>
+            <w:tcMar>
+              <w:top w:type="dxa" w:w="40"/>
+              <w:left w:type="dxa" w:w="80"/>
+              <w:bottom w:type="dxa" w:w="40"/>
+              <w:right w:type="dxa" w:w="80"/>
+            </w:tcMar>
+            <w:vAlign w:val="center"/>
+          </w:tcPr>
+          <w:p>
+            <w:pPr>
+              <w:jc w:val="center"/>
+            </w:pPr>
+            <w:r>
+              <w:rPr>
+                <w:rFonts w:ascii="맑은 고딕" w:cs="맑은 고딕" w:eastAsia="맑은 고딕" w:hAnsi="맑은 고딕"/>
+                <w:b w:val="false"/>
+                <w:bCs w:val="false"/>
+                <w:sz w:val="18"/>
+                <w:szCs w:val="18"/>
+              </w:rPr>
+              <w:t xml:space="preserve">14</w:t>
             </w:r>
           </w:p>
         </w:tc>
@@ -6085,6 +8563,1245 @@
           </w:p>
         </w:tc>
       </w:tr>
+      <w:tr>
+        <w:trPr>
+          <w:cantSplit/>
+          <w:trHeight w:val="430" w:hRule="atLeast"/>
+        </w:trPr>
+        <w:tc>
+          <w:tcPr>
+            <w:tcW w:type="dxa" w:w="700"/>
+            <w:tcBorders>
+              <w:top w:val="single" w:color="000000" w:sz="6"/>
+              <w:left w:val="single" w:color="000000" w:sz="6"/>
+              <w:bottom w:val="single" w:color="000000" w:sz="6"/>
+              <w:right w:val="single" w:color="000000" w:sz="6"/>
+            </w:tcBorders>
+            <w:tcMar>
+              <w:top w:type="dxa" w:w="40"/>
+              <w:left w:type="dxa" w:w="80"/>
+              <w:bottom w:type="dxa" w:w="40"/>
+              <w:right w:type="dxa" w:w="80"/>
+            </w:tcMar>
+            <w:vAlign w:val="center"/>
+          </w:tcPr>
+          <w:p>
+            <w:pPr>
+              <w:jc w:val="center"/>
+            </w:pPr>
+            <w:r>
+              <w:rPr>
+                <w:rFonts w:ascii="맑은 고딕" w:cs="맑은 고딕" w:eastAsia="맑은 고딕" w:hAnsi="맑은 고딕"/>
+                <w:b w:val="false"/>
+                <w:bCs w:val="false"/>
+                <w:sz w:val="18"/>
+                <w:szCs w:val="18"/>
+              </w:rPr>
+              <w:t xml:space="preserve">8</w:t>
+            </w:r>
+          </w:p>
+        </w:tc>
+        <w:tc>
+          <w:tcPr>
+            <w:tcW w:type="dxa" w:w="2300"/>
+            <w:tcBorders>
+              <w:top w:val="single" w:color="000000" w:sz="6"/>
+              <w:left w:val="single" w:color="000000" w:sz="6"/>
+              <w:bottom w:val="single" w:color="000000" w:sz="6"/>
+              <w:right w:val="single" w:color="000000" w:sz="6"/>
+            </w:tcBorders>
+            <w:tcMar>
+              <w:top w:type="dxa" w:w="40"/>
+              <w:left w:type="dxa" w:w="80"/>
+              <w:bottom w:type="dxa" w:w="40"/>
+              <w:right w:type="dxa" w:w="80"/>
+            </w:tcMar>
+            <w:vAlign w:val="center"/>
+          </w:tcPr>
+          <w:p>
+            <w:pPr>
+              <w:jc w:val="center"/>
+            </w:pPr>
+          </w:p>
+        </w:tc>
+        <w:tc>
+          <w:tcPr>
+            <w:tcW w:type="dxa" w:w="1900"/>
+            <w:tcBorders>
+              <w:top w:val="single" w:color="000000" w:sz="6"/>
+              <w:left w:val="single" w:color="000000" w:sz="6"/>
+              <w:bottom w:val="single" w:color="000000" w:sz="6"/>
+              <w:right w:val="single" w:color="000000" w:sz="6"/>
+            </w:tcBorders>
+            <w:tcMar>
+              <w:top w:type="dxa" w:w="40"/>
+              <w:left w:type="dxa" w:w="80"/>
+              <w:bottom w:type="dxa" w:w="40"/>
+              <w:right w:type="dxa" w:w="80"/>
+            </w:tcMar>
+            <w:vAlign w:val="center"/>
+          </w:tcPr>
+          <w:p>
+            <w:pPr>
+              <w:jc w:val="center"/>
+            </w:pPr>
+          </w:p>
+        </w:tc>
+        <w:tc>
+          <w:tcPr>
+            <w:tcW w:type="dxa" w:w="3600"/>
+            <w:tcBorders>
+              <w:top w:val="single" w:color="000000" w:sz="6"/>
+              <w:left w:val="single" w:color="000000" w:sz="6"/>
+              <w:bottom w:val="single" w:color="000000" w:sz="6"/>
+              <w:right w:val="single" w:color="000000" w:sz="6"/>
+            </w:tcBorders>
+            <w:tcMar>
+              <w:top w:type="dxa" w:w="40"/>
+              <w:left w:type="dxa" w:w="80"/>
+              <w:bottom w:type="dxa" w:w="40"/>
+              <w:right w:type="dxa" w:w="80"/>
+            </w:tcMar>
+            <w:vAlign w:val="center"/>
+          </w:tcPr>
+          <w:p>
+            <w:pPr>
+              <w:jc w:val="center"/>
+            </w:pPr>
+          </w:p>
+        </w:tc>
+        <w:tc>
+          <w:tcPr>
+            <w:tcW w:type="dxa" w:w="2600"/>
+            <w:tcBorders>
+              <w:top w:val="single" w:color="000000" w:sz="6"/>
+              <w:left w:val="single" w:color="000000" w:sz="6"/>
+              <w:bottom w:val="single" w:color="000000" w:sz="6"/>
+              <w:right w:val="single" w:color="000000" w:sz="6"/>
+            </w:tcBorders>
+            <w:tcMar>
+              <w:top w:type="dxa" w:w="40"/>
+              <w:left w:type="dxa" w:w="80"/>
+              <w:bottom w:type="dxa" w:w="40"/>
+              <w:right w:type="dxa" w:w="80"/>
+            </w:tcMar>
+            <w:vAlign w:val="center"/>
+          </w:tcPr>
+          <w:p>
+            <w:pPr>
+              <w:jc w:val="center"/>
+            </w:pPr>
+          </w:p>
+        </w:tc>
+        <w:tc>
+          <w:tcPr>
+            <w:tcW w:type="dxa" w:w="2200"/>
+            <w:tcBorders>
+              <w:top w:val="single" w:color="000000" w:sz="6"/>
+              <w:left w:val="single" w:color="000000" w:sz="6"/>
+              <w:bottom w:val="single" w:color="000000" w:sz="6"/>
+              <w:right w:val="single" w:color="000000" w:sz="6"/>
+            </w:tcBorders>
+            <w:tcMar>
+              <w:top w:type="dxa" w:w="40"/>
+              <w:left w:type="dxa" w:w="80"/>
+              <w:bottom w:type="dxa" w:w="40"/>
+              <w:right w:type="dxa" w:w="80"/>
+            </w:tcMar>
+            <w:vAlign w:val="center"/>
+          </w:tcPr>
+          <w:p>
+            <w:pPr>
+              <w:jc w:val="center"/>
+            </w:pPr>
+          </w:p>
+        </w:tc>
+        <w:tc>
+          <w:tcPr>
+            <w:tcW w:type="dxa" w:w="1538"/>
+            <w:tcBorders>
+              <w:top w:val="single" w:color="000000" w:sz="6"/>
+              <w:left w:val="single" w:color="000000" w:sz="6"/>
+              <w:bottom w:val="single" w:color="000000" w:sz="6"/>
+              <w:right w:val="single" w:color="000000" w:sz="6"/>
+            </w:tcBorders>
+            <w:tcMar>
+              <w:top w:type="dxa" w:w="40"/>
+              <w:left w:type="dxa" w:w="80"/>
+              <w:bottom w:type="dxa" w:w="40"/>
+              <w:right w:type="dxa" w:w="80"/>
+            </w:tcMar>
+            <w:vAlign w:val="center"/>
+          </w:tcPr>
+          <w:p>
+            <w:pPr>
+              <w:jc w:val="center"/>
+            </w:pPr>
+          </w:p>
+        </w:tc>
+      </w:tr>
+      <w:tr>
+        <w:trPr>
+          <w:cantSplit/>
+          <w:trHeight w:val="430" w:hRule="atLeast"/>
+        </w:trPr>
+        <w:tc>
+          <w:tcPr>
+            <w:tcW w:type="dxa" w:w="700"/>
+            <w:tcBorders>
+              <w:top w:val="single" w:color="000000" w:sz="6"/>
+              <w:left w:val="single" w:color="000000" w:sz="6"/>
+              <w:bottom w:val="single" w:color="000000" w:sz="6"/>
+              <w:right w:val="single" w:color="000000" w:sz="6"/>
+            </w:tcBorders>
+            <w:tcMar>
+              <w:top w:type="dxa" w:w="40"/>
+              <w:left w:type="dxa" w:w="80"/>
+              <w:bottom w:type="dxa" w:w="40"/>
+              <w:right w:type="dxa" w:w="80"/>
+            </w:tcMar>
+            <w:vAlign w:val="center"/>
+          </w:tcPr>
+          <w:p>
+            <w:pPr>
+              <w:jc w:val="center"/>
+            </w:pPr>
+            <w:r>
+              <w:rPr>
+                <w:rFonts w:ascii="맑은 고딕" w:cs="맑은 고딕" w:eastAsia="맑은 고딕" w:hAnsi="맑은 고딕"/>
+                <w:b w:val="false"/>
+                <w:bCs w:val="false"/>
+                <w:sz w:val="18"/>
+                <w:szCs w:val="18"/>
+              </w:rPr>
+              <w:t xml:space="preserve">9</w:t>
+            </w:r>
+          </w:p>
+        </w:tc>
+        <w:tc>
+          <w:tcPr>
+            <w:tcW w:type="dxa" w:w="2300"/>
+            <w:tcBorders>
+              <w:top w:val="single" w:color="000000" w:sz="6"/>
+              <w:left w:val="single" w:color="000000" w:sz="6"/>
+              <w:bottom w:val="single" w:color="000000" w:sz="6"/>
+              <w:right w:val="single" w:color="000000" w:sz="6"/>
+            </w:tcBorders>
+            <w:tcMar>
+              <w:top w:type="dxa" w:w="40"/>
+              <w:left w:type="dxa" w:w="80"/>
+              <w:bottom w:type="dxa" w:w="40"/>
+              <w:right w:type="dxa" w:w="80"/>
+            </w:tcMar>
+            <w:vAlign w:val="center"/>
+          </w:tcPr>
+          <w:p>
+            <w:pPr>
+              <w:jc w:val="center"/>
+            </w:pPr>
+          </w:p>
+        </w:tc>
+        <w:tc>
+          <w:tcPr>
+            <w:tcW w:type="dxa" w:w="1900"/>
+            <w:tcBorders>
+              <w:top w:val="single" w:color="000000" w:sz="6"/>
+              <w:left w:val="single" w:color="000000" w:sz="6"/>
+              <w:bottom w:val="single" w:color="000000" w:sz="6"/>
+              <w:right w:val="single" w:color="000000" w:sz="6"/>
+            </w:tcBorders>
+            <w:tcMar>
+              <w:top w:type="dxa" w:w="40"/>
+              <w:left w:type="dxa" w:w="80"/>
+              <w:bottom w:type="dxa" w:w="40"/>
+              <w:right w:type="dxa" w:w="80"/>
+            </w:tcMar>
+            <w:vAlign w:val="center"/>
+          </w:tcPr>
+          <w:p>
+            <w:pPr>
+              <w:jc w:val="center"/>
+            </w:pPr>
+          </w:p>
+        </w:tc>
+        <w:tc>
+          <w:tcPr>
+            <w:tcW w:type="dxa" w:w="3600"/>
+            <w:tcBorders>
+              <w:top w:val="single" w:color="000000" w:sz="6"/>
+              <w:left w:val="single" w:color="000000" w:sz="6"/>
+              <w:bottom w:val="single" w:color="000000" w:sz="6"/>
+              <w:right w:val="single" w:color="000000" w:sz="6"/>
+            </w:tcBorders>
+            <w:tcMar>
+              <w:top w:type="dxa" w:w="40"/>
+              <w:left w:type="dxa" w:w="80"/>
+              <w:bottom w:type="dxa" w:w="40"/>
+              <w:right w:type="dxa" w:w="80"/>
+            </w:tcMar>
+            <w:vAlign w:val="center"/>
+          </w:tcPr>
+          <w:p>
+            <w:pPr>
+              <w:jc w:val="center"/>
+            </w:pPr>
+          </w:p>
+        </w:tc>
+        <w:tc>
+          <w:tcPr>
+            <w:tcW w:type="dxa" w:w="2600"/>
+            <w:tcBorders>
+              <w:top w:val="single" w:color="000000" w:sz="6"/>
+              <w:left w:val="single" w:color="000000" w:sz="6"/>
+              <w:bottom w:val="single" w:color="000000" w:sz="6"/>
+              <w:right w:val="single" w:color="000000" w:sz="6"/>
+            </w:tcBorders>
+            <w:tcMar>
+              <w:top w:type="dxa" w:w="40"/>
+              <w:left w:type="dxa" w:w="80"/>
+              <w:bottom w:type="dxa" w:w="40"/>
+              <w:right w:type="dxa" w:w="80"/>
+            </w:tcMar>
+            <w:vAlign w:val="center"/>
+          </w:tcPr>
+          <w:p>
+            <w:pPr>
+              <w:jc w:val="center"/>
+            </w:pPr>
+          </w:p>
+        </w:tc>
+        <w:tc>
+          <w:tcPr>
+            <w:tcW w:type="dxa" w:w="2200"/>
+            <w:tcBorders>
+              <w:top w:val="single" w:color="000000" w:sz="6"/>
+              <w:left w:val="single" w:color="000000" w:sz="6"/>
+              <w:bottom w:val="single" w:color="000000" w:sz="6"/>
+              <w:right w:val="single" w:color="000000" w:sz="6"/>
+            </w:tcBorders>
+            <w:tcMar>
+              <w:top w:type="dxa" w:w="40"/>
+              <w:left w:type="dxa" w:w="80"/>
+              <w:bottom w:type="dxa" w:w="40"/>
+              <w:right w:type="dxa" w:w="80"/>
+            </w:tcMar>
+            <w:vAlign w:val="center"/>
+          </w:tcPr>
+          <w:p>
+            <w:pPr>
+              <w:jc w:val="center"/>
+            </w:pPr>
+          </w:p>
+        </w:tc>
+        <w:tc>
+          <w:tcPr>
+            <w:tcW w:type="dxa" w:w="1538"/>
+            <w:tcBorders>
+              <w:top w:val="single" w:color="000000" w:sz="6"/>
+              <w:left w:val="single" w:color="000000" w:sz="6"/>
+              <w:bottom w:val="single" w:color="000000" w:sz="6"/>
+              <w:right w:val="single" w:color="000000" w:sz="6"/>
+            </w:tcBorders>
+            <w:tcMar>
+              <w:top w:type="dxa" w:w="40"/>
+              <w:left w:type="dxa" w:w="80"/>
+              <w:bottom w:type="dxa" w:w="40"/>
+              <w:right w:type="dxa" w:w="80"/>
+            </w:tcMar>
+            <w:vAlign w:val="center"/>
+          </w:tcPr>
+          <w:p>
+            <w:pPr>
+              <w:jc w:val="center"/>
+            </w:pPr>
+          </w:p>
+        </w:tc>
+      </w:tr>
+      <w:tr>
+        <w:trPr>
+          <w:cantSplit/>
+          <w:trHeight w:val="430" w:hRule="atLeast"/>
+        </w:trPr>
+        <w:tc>
+          <w:tcPr>
+            <w:tcW w:type="dxa" w:w="700"/>
+            <w:tcBorders>
+              <w:top w:val="single" w:color="000000" w:sz="6"/>
+              <w:left w:val="single" w:color="000000" w:sz="6"/>
+              <w:bottom w:val="single" w:color="000000" w:sz="6"/>
+              <w:right w:val="single" w:color="000000" w:sz="6"/>
+            </w:tcBorders>
+            <w:tcMar>
+              <w:top w:type="dxa" w:w="40"/>
+              <w:left w:type="dxa" w:w="80"/>
+              <w:bottom w:type="dxa" w:w="40"/>
+              <w:right w:type="dxa" w:w="80"/>
+            </w:tcMar>
+            <w:vAlign w:val="center"/>
+          </w:tcPr>
+          <w:p>
+            <w:pPr>
+              <w:jc w:val="center"/>
+            </w:pPr>
+            <w:r>
+              <w:rPr>
+                <w:rFonts w:ascii="맑은 고딕" w:cs="맑은 고딕" w:eastAsia="맑은 고딕" w:hAnsi="맑은 고딕"/>
+                <w:b w:val="false"/>
+                <w:bCs w:val="false"/>
+                <w:sz w:val="18"/>
+                <w:szCs w:val="18"/>
+              </w:rPr>
+              <w:t xml:space="preserve">10</w:t>
+            </w:r>
+          </w:p>
+        </w:tc>
+        <w:tc>
+          <w:tcPr>
+            <w:tcW w:type="dxa" w:w="2300"/>
+            <w:tcBorders>
+              <w:top w:val="single" w:color="000000" w:sz="6"/>
+              <w:left w:val="single" w:color="000000" w:sz="6"/>
+              <w:bottom w:val="single" w:color="000000" w:sz="6"/>
+              <w:right w:val="single" w:color="000000" w:sz="6"/>
+            </w:tcBorders>
+            <w:tcMar>
+              <w:top w:type="dxa" w:w="40"/>
+              <w:left w:type="dxa" w:w="80"/>
+              <w:bottom w:type="dxa" w:w="40"/>
+              <w:right w:type="dxa" w:w="80"/>
+            </w:tcMar>
+            <w:vAlign w:val="center"/>
+          </w:tcPr>
+          <w:p>
+            <w:pPr>
+              <w:jc w:val="center"/>
+            </w:pPr>
+          </w:p>
+        </w:tc>
+        <w:tc>
+          <w:tcPr>
+            <w:tcW w:type="dxa" w:w="1900"/>
+            <w:tcBorders>
+              <w:top w:val="single" w:color="000000" w:sz="6"/>
+              <w:left w:val="single" w:color="000000" w:sz="6"/>
+              <w:bottom w:val="single" w:color="000000" w:sz="6"/>
+              <w:right w:val="single" w:color="000000" w:sz="6"/>
+            </w:tcBorders>
+            <w:tcMar>
+              <w:top w:type="dxa" w:w="40"/>
+              <w:left w:type="dxa" w:w="80"/>
+              <w:bottom w:type="dxa" w:w="40"/>
+              <w:right w:type="dxa" w:w="80"/>
+            </w:tcMar>
+            <w:vAlign w:val="center"/>
+          </w:tcPr>
+          <w:p>
+            <w:pPr>
+              <w:jc w:val="center"/>
+            </w:pPr>
+          </w:p>
+        </w:tc>
+        <w:tc>
+          <w:tcPr>
+            <w:tcW w:type="dxa" w:w="3600"/>
+            <w:tcBorders>
+              <w:top w:val="single" w:color="000000" w:sz="6"/>
+              <w:left w:val="single" w:color="000000" w:sz="6"/>
+              <w:bottom w:val="single" w:color="000000" w:sz="6"/>
+              <w:right w:val="single" w:color="000000" w:sz="6"/>
+            </w:tcBorders>
+            <w:tcMar>
+              <w:top w:type="dxa" w:w="40"/>
+              <w:left w:type="dxa" w:w="80"/>
+              <w:bottom w:type="dxa" w:w="40"/>
+              <w:right w:type="dxa" w:w="80"/>
+            </w:tcMar>
+            <w:vAlign w:val="center"/>
+          </w:tcPr>
+          <w:p>
+            <w:pPr>
+              <w:jc w:val="center"/>
+            </w:pPr>
+          </w:p>
+        </w:tc>
+        <w:tc>
+          <w:tcPr>
+            <w:tcW w:type="dxa" w:w="2600"/>
+            <w:tcBorders>
+              <w:top w:val="single" w:color="000000" w:sz="6"/>
+              <w:left w:val="single" w:color="000000" w:sz="6"/>
+              <w:bottom w:val="single" w:color="000000" w:sz="6"/>
+              <w:right w:val="single" w:color="000000" w:sz="6"/>
+            </w:tcBorders>
+            <w:tcMar>
+              <w:top w:type="dxa" w:w="40"/>
+              <w:left w:type="dxa" w:w="80"/>
+              <w:bottom w:type="dxa" w:w="40"/>
+              <w:right w:type="dxa" w:w="80"/>
+            </w:tcMar>
+            <w:vAlign w:val="center"/>
+          </w:tcPr>
+          <w:p>
+            <w:pPr>
+              <w:jc w:val="center"/>
+            </w:pPr>
+          </w:p>
+        </w:tc>
+        <w:tc>
+          <w:tcPr>
+            <w:tcW w:type="dxa" w:w="2200"/>
+            <w:tcBorders>
+              <w:top w:val="single" w:color="000000" w:sz="6"/>
+              <w:left w:val="single" w:color="000000" w:sz="6"/>
+              <w:bottom w:val="single" w:color="000000" w:sz="6"/>
+              <w:right w:val="single" w:color="000000" w:sz="6"/>
+            </w:tcBorders>
+            <w:tcMar>
+              <w:top w:type="dxa" w:w="40"/>
+              <w:left w:type="dxa" w:w="80"/>
+              <w:bottom w:type="dxa" w:w="40"/>
+              <w:right w:type="dxa" w:w="80"/>
+            </w:tcMar>
+            <w:vAlign w:val="center"/>
+          </w:tcPr>
+          <w:p>
+            <w:pPr>
+              <w:jc w:val="center"/>
+            </w:pPr>
+          </w:p>
+        </w:tc>
+        <w:tc>
+          <w:tcPr>
+            <w:tcW w:type="dxa" w:w="1538"/>
+            <w:tcBorders>
+              <w:top w:val="single" w:color="000000" w:sz="6"/>
+              <w:left w:val="single" w:color="000000" w:sz="6"/>
+              <w:bottom w:val="single" w:color="000000" w:sz="6"/>
+              <w:right w:val="single" w:color="000000" w:sz="6"/>
+            </w:tcBorders>
+            <w:tcMar>
+              <w:top w:type="dxa" w:w="40"/>
+              <w:left w:type="dxa" w:w="80"/>
+              <w:bottom w:type="dxa" w:w="40"/>
+              <w:right w:type="dxa" w:w="80"/>
+            </w:tcMar>
+            <w:vAlign w:val="center"/>
+          </w:tcPr>
+          <w:p>
+            <w:pPr>
+              <w:jc w:val="center"/>
+            </w:pPr>
+          </w:p>
+        </w:tc>
+      </w:tr>
+      <w:tr>
+        <w:trPr>
+          <w:cantSplit/>
+          <w:trHeight w:val="430" w:hRule="atLeast"/>
+        </w:trPr>
+        <w:tc>
+          <w:tcPr>
+            <w:tcW w:type="dxa" w:w="700"/>
+            <w:tcBorders>
+              <w:top w:val="single" w:color="000000" w:sz="6"/>
+              <w:left w:val="single" w:color="000000" w:sz="6"/>
+              <w:bottom w:val="single" w:color="000000" w:sz="6"/>
+              <w:right w:val="single" w:color="000000" w:sz="6"/>
+            </w:tcBorders>
+            <w:tcMar>
+              <w:top w:type="dxa" w:w="40"/>
+              <w:left w:type="dxa" w:w="80"/>
+              <w:bottom w:type="dxa" w:w="40"/>
+              <w:right w:type="dxa" w:w="80"/>
+            </w:tcMar>
+            <w:vAlign w:val="center"/>
+          </w:tcPr>
+          <w:p>
+            <w:pPr>
+              <w:jc w:val="center"/>
+            </w:pPr>
+            <w:r>
+              <w:rPr>
+                <w:rFonts w:ascii="맑은 고딕" w:cs="맑은 고딕" w:eastAsia="맑은 고딕" w:hAnsi="맑은 고딕"/>
+                <w:b w:val="false"/>
+                <w:bCs w:val="false"/>
+                <w:sz w:val="18"/>
+                <w:szCs w:val="18"/>
+              </w:rPr>
+              <w:t xml:space="preserve">11</w:t>
+            </w:r>
+          </w:p>
+        </w:tc>
+        <w:tc>
+          <w:tcPr>
+            <w:tcW w:type="dxa" w:w="2300"/>
+            <w:tcBorders>
+              <w:top w:val="single" w:color="000000" w:sz="6"/>
+              <w:left w:val="single" w:color="000000" w:sz="6"/>
+              <w:bottom w:val="single" w:color="000000" w:sz="6"/>
+              <w:right w:val="single" w:color="000000" w:sz="6"/>
+            </w:tcBorders>
+            <w:tcMar>
+              <w:top w:type="dxa" w:w="40"/>
+              <w:left w:type="dxa" w:w="80"/>
+              <w:bottom w:type="dxa" w:w="40"/>
+              <w:right w:type="dxa" w:w="80"/>
+            </w:tcMar>
+            <w:vAlign w:val="center"/>
+          </w:tcPr>
+          <w:p>
+            <w:pPr>
+              <w:jc w:val="center"/>
+            </w:pPr>
+          </w:p>
+        </w:tc>
+        <w:tc>
+          <w:tcPr>
+            <w:tcW w:type="dxa" w:w="1900"/>
+            <w:tcBorders>
+              <w:top w:val="single" w:color="000000" w:sz="6"/>
+              <w:left w:val="single" w:color="000000" w:sz="6"/>
+              <w:bottom w:val="single" w:color="000000" w:sz="6"/>
+              <w:right w:val="single" w:color="000000" w:sz="6"/>
+            </w:tcBorders>
+            <w:tcMar>
+              <w:top w:type="dxa" w:w="40"/>
+              <w:left w:type="dxa" w:w="80"/>
+              <w:bottom w:type="dxa" w:w="40"/>
+              <w:right w:type="dxa" w:w="80"/>
+            </w:tcMar>
+            <w:vAlign w:val="center"/>
+          </w:tcPr>
+          <w:p>
+            <w:pPr>
+              <w:jc w:val="center"/>
+            </w:pPr>
+          </w:p>
+        </w:tc>
+        <w:tc>
+          <w:tcPr>
+            <w:tcW w:type="dxa" w:w="3600"/>
+            <w:tcBorders>
+              <w:top w:val="single" w:color="000000" w:sz="6"/>
+              <w:left w:val="single" w:color="000000" w:sz="6"/>
+              <w:bottom w:val="single" w:color="000000" w:sz="6"/>
+              <w:right w:val="single" w:color="000000" w:sz="6"/>
+            </w:tcBorders>
+            <w:tcMar>
+              <w:top w:type="dxa" w:w="40"/>
+              <w:left w:type="dxa" w:w="80"/>
+              <w:bottom w:type="dxa" w:w="40"/>
+              <w:right w:type="dxa" w:w="80"/>
+            </w:tcMar>
+            <w:vAlign w:val="center"/>
+          </w:tcPr>
+          <w:p>
+            <w:pPr>
+              <w:jc w:val="center"/>
+            </w:pPr>
+          </w:p>
+        </w:tc>
+        <w:tc>
+          <w:tcPr>
+            <w:tcW w:type="dxa" w:w="2600"/>
+            <w:tcBorders>
+              <w:top w:val="single" w:color="000000" w:sz="6"/>
+              <w:left w:val="single" w:color="000000" w:sz="6"/>
+              <w:bottom w:val="single" w:color="000000" w:sz="6"/>
+              <w:right w:val="single" w:color="000000" w:sz="6"/>
+            </w:tcBorders>
+            <w:tcMar>
+              <w:top w:type="dxa" w:w="40"/>
+              <w:left w:type="dxa" w:w="80"/>
+              <w:bottom w:type="dxa" w:w="40"/>
+              <w:right w:type="dxa" w:w="80"/>
+            </w:tcMar>
+            <w:vAlign w:val="center"/>
+          </w:tcPr>
+          <w:p>
+            <w:pPr>
+              <w:jc w:val="center"/>
+            </w:pPr>
+          </w:p>
+        </w:tc>
+        <w:tc>
+          <w:tcPr>
+            <w:tcW w:type="dxa" w:w="2200"/>
+            <w:tcBorders>
+              <w:top w:val="single" w:color="000000" w:sz="6"/>
+              <w:left w:val="single" w:color="000000" w:sz="6"/>
+              <w:bottom w:val="single" w:color="000000" w:sz="6"/>
+              <w:right w:val="single" w:color="000000" w:sz="6"/>
+            </w:tcBorders>
+            <w:tcMar>
+              <w:top w:type="dxa" w:w="40"/>
+              <w:left w:type="dxa" w:w="80"/>
+              <w:bottom w:type="dxa" w:w="40"/>
+              <w:right w:type="dxa" w:w="80"/>
+            </w:tcMar>
+            <w:vAlign w:val="center"/>
+          </w:tcPr>
+          <w:p>
+            <w:pPr>
+              <w:jc w:val="center"/>
+            </w:pPr>
+          </w:p>
+        </w:tc>
+        <w:tc>
+          <w:tcPr>
+            <w:tcW w:type="dxa" w:w="1538"/>
+            <w:tcBorders>
+              <w:top w:val="single" w:color="000000" w:sz="6"/>
+              <w:left w:val="single" w:color="000000" w:sz="6"/>
+              <w:bottom w:val="single" w:color="000000" w:sz="6"/>
+              <w:right w:val="single" w:color="000000" w:sz="6"/>
+            </w:tcBorders>
+            <w:tcMar>
+              <w:top w:type="dxa" w:w="40"/>
+              <w:left w:type="dxa" w:w="80"/>
+              <w:bottom w:type="dxa" w:w="40"/>
+              <w:right w:type="dxa" w:w="80"/>
+            </w:tcMar>
+            <w:vAlign w:val="center"/>
+          </w:tcPr>
+          <w:p>
+            <w:pPr>
+              <w:jc w:val="center"/>
+            </w:pPr>
+          </w:p>
+        </w:tc>
+      </w:tr>
+      <w:tr>
+        <w:trPr>
+          <w:cantSplit/>
+          <w:trHeight w:val="430" w:hRule="atLeast"/>
+        </w:trPr>
+        <w:tc>
+          <w:tcPr>
+            <w:tcW w:type="dxa" w:w="700"/>
+            <w:tcBorders>
+              <w:top w:val="single" w:color="000000" w:sz="6"/>
+              <w:left w:val="single" w:color="000000" w:sz="6"/>
+              <w:bottom w:val="single" w:color="000000" w:sz="6"/>
+              <w:right w:val="single" w:color="000000" w:sz="6"/>
+            </w:tcBorders>
+            <w:tcMar>
+              <w:top w:type="dxa" w:w="40"/>
+              <w:left w:type="dxa" w:w="80"/>
+              <w:bottom w:type="dxa" w:w="40"/>
+              <w:right w:type="dxa" w:w="80"/>
+            </w:tcMar>
+            <w:vAlign w:val="center"/>
+          </w:tcPr>
+          <w:p>
+            <w:pPr>
+              <w:jc w:val="center"/>
+            </w:pPr>
+            <w:r>
+              <w:rPr>
+                <w:rFonts w:ascii="맑은 고딕" w:cs="맑은 고딕" w:eastAsia="맑은 고딕" w:hAnsi="맑은 고딕"/>
+                <w:b w:val="false"/>
+                <w:bCs w:val="false"/>
+                <w:sz w:val="18"/>
+                <w:szCs w:val="18"/>
+              </w:rPr>
+              <w:t xml:space="preserve">12</w:t>
+            </w:r>
+          </w:p>
+        </w:tc>
+        <w:tc>
+          <w:tcPr>
+            <w:tcW w:type="dxa" w:w="2300"/>
+            <w:tcBorders>
+              <w:top w:val="single" w:color="000000" w:sz="6"/>
+              <w:left w:val="single" w:color="000000" w:sz="6"/>
+              <w:bottom w:val="single" w:color="000000" w:sz="6"/>
+              <w:right w:val="single" w:color="000000" w:sz="6"/>
+            </w:tcBorders>
+            <w:tcMar>
+              <w:top w:type="dxa" w:w="40"/>
+              <w:left w:type="dxa" w:w="80"/>
+              <w:bottom w:type="dxa" w:w="40"/>
+              <w:right w:type="dxa" w:w="80"/>
+            </w:tcMar>
+            <w:vAlign w:val="center"/>
+          </w:tcPr>
+          <w:p>
+            <w:pPr>
+              <w:jc w:val="center"/>
+            </w:pPr>
+          </w:p>
+        </w:tc>
+        <w:tc>
+          <w:tcPr>
+            <w:tcW w:type="dxa" w:w="1900"/>
+            <w:tcBorders>
+              <w:top w:val="single" w:color="000000" w:sz="6"/>
+              <w:left w:val="single" w:color="000000" w:sz="6"/>
+              <w:bottom w:val="single" w:color="000000" w:sz="6"/>
+              <w:right w:val="single" w:color="000000" w:sz="6"/>
+            </w:tcBorders>
+            <w:tcMar>
+              <w:top w:type="dxa" w:w="40"/>
+              <w:left w:type="dxa" w:w="80"/>
+              <w:bottom w:type="dxa" w:w="40"/>
+              <w:right w:type="dxa" w:w="80"/>
+            </w:tcMar>
+            <w:vAlign w:val="center"/>
+          </w:tcPr>
+          <w:p>
+            <w:pPr>
+              <w:jc w:val="center"/>
+            </w:pPr>
+          </w:p>
+        </w:tc>
+        <w:tc>
+          <w:tcPr>
+            <w:tcW w:type="dxa" w:w="3600"/>
+            <w:tcBorders>
+              <w:top w:val="single" w:color="000000" w:sz="6"/>
+              <w:left w:val="single" w:color="000000" w:sz="6"/>
+              <w:bottom w:val="single" w:color="000000" w:sz="6"/>
+              <w:right w:val="single" w:color="000000" w:sz="6"/>
+            </w:tcBorders>
+            <w:tcMar>
+              <w:top w:type="dxa" w:w="40"/>
+              <w:left w:type="dxa" w:w="80"/>
+              <w:bottom w:type="dxa" w:w="40"/>
+              <w:right w:type="dxa" w:w="80"/>
+            </w:tcMar>
+            <w:vAlign w:val="center"/>
+          </w:tcPr>
+          <w:p>
+            <w:pPr>
+              <w:jc w:val="center"/>
+            </w:pPr>
+          </w:p>
+        </w:tc>
+        <w:tc>
+          <w:tcPr>
+            <w:tcW w:type="dxa" w:w="2600"/>
+            <w:tcBorders>
+              <w:top w:val="single" w:color="000000" w:sz="6"/>
+              <w:left w:val="single" w:color="000000" w:sz="6"/>
+              <w:bottom w:val="single" w:color="000000" w:sz="6"/>
+              <w:right w:val="single" w:color="000000" w:sz="6"/>
+            </w:tcBorders>
+            <w:tcMar>
+              <w:top w:type="dxa" w:w="40"/>
+              <w:left w:type="dxa" w:w="80"/>
+              <w:bottom w:type="dxa" w:w="40"/>
+              <w:right w:type="dxa" w:w="80"/>
+            </w:tcMar>
+            <w:vAlign w:val="center"/>
+          </w:tcPr>
+          <w:p>
+            <w:pPr>
+              <w:jc w:val="center"/>
+            </w:pPr>
+          </w:p>
+        </w:tc>
+        <w:tc>
+          <w:tcPr>
+            <w:tcW w:type="dxa" w:w="2200"/>
+            <w:tcBorders>
+              <w:top w:val="single" w:color="000000" w:sz="6"/>
+              <w:left w:val="single" w:color="000000" w:sz="6"/>
+              <w:bottom w:val="single" w:color="000000" w:sz="6"/>
+              <w:right w:val="single" w:color="000000" w:sz="6"/>
+            </w:tcBorders>
+            <w:tcMar>
+              <w:top w:type="dxa" w:w="40"/>
+              <w:left w:type="dxa" w:w="80"/>
+              <w:bottom w:type="dxa" w:w="40"/>
+              <w:right w:type="dxa" w:w="80"/>
+            </w:tcMar>
+            <w:vAlign w:val="center"/>
+          </w:tcPr>
+          <w:p>
+            <w:pPr>
+              <w:jc w:val="center"/>
+            </w:pPr>
+          </w:p>
+        </w:tc>
+        <w:tc>
+          <w:tcPr>
+            <w:tcW w:type="dxa" w:w="1538"/>
+            <w:tcBorders>
+              <w:top w:val="single" w:color="000000" w:sz="6"/>
+              <w:left w:val="single" w:color="000000" w:sz="6"/>
+              <w:bottom w:val="single" w:color="000000" w:sz="6"/>
+              <w:right w:val="single" w:color="000000" w:sz="6"/>
+            </w:tcBorders>
+            <w:tcMar>
+              <w:top w:type="dxa" w:w="40"/>
+              <w:left w:type="dxa" w:w="80"/>
+              <w:bottom w:type="dxa" w:w="40"/>
+              <w:right w:type="dxa" w:w="80"/>
+            </w:tcMar>
+            <w:vAlign w:val="center"/>
+          </w:tcPr>
+          <w:p>
+            <w:pPr>
+              <w:jc w:val="center"/>
+            </w:pPr>
+          </w:p>
+        </w:tc>
+      </w:tr>
+      <w:tr>
+        <w:trPr>
+          <w:cantSplit/>
+          <w:trHeight w:val="430" w:hRule="atLeast"/>
+        </w:trPr>
+        <w:tc>
+          <w:tcPr>
+            <w:tcW w:type="dxa" w:w="700"/>
+            <w:tcBorders>
+              <w:top w:val="single" w:color="000000" w:sz="6"/>
+              <w:left w:val="single" w:color="000000" w:sz="6"/>
+              <w:bottom w:val="single" w:color="000000" w:sz="6"/>
+              <w:right w:val="single" w:color="000000" w:sz="6"/>
+            </w:tcBorders>
+            <w:tcMar>
+              <w:top w:type="dxa" w:w="40"/>
+              <w:left w:type="dxa" w:w="80"/>
+              <w:bottom w:type="dxa" w:w="40"/>
+              <w:right w:type="dxa" w:w="80"/>
+            </w:tcMar>
+            <w:vAlign w:val="center"/>
+          </w:tcPr>
+          <w:p>
+            <w:pPr>
+              <w:jc w:val="center"/>
+            </w:pPr>
+            <w:r>
+              <w:rPr>
+                <w:rFonts w:ascii="맑은 고딕" w:cs="맑은 고딕" w:eastAsia="맑은 고딕" w:hAnsi="맑은 고딕"/>
+                <w:b w:val="false"/>
+                <w:bCs w:val="false"/>
+                <w:sz w:val="18"/>
+                <w:szCs w:val="18"/>
+              </w:rPr>
+              <w:t xml:space="preserve">13</w:t>
+            </w:r>
+          </w:p>
+        </w:tc>
+        <w:tc>
+          <w:tcPr>
+            <w:tcW w:type="dxa" w:w="2300"/>
+            <w:tcBorders>
+              <w:top w:val="single" w:color="000000" w:sz="6"/>
+              <w:left w:val="single" w:color="000000" w:sz="6"/>
+              <w:bottom w:val="single" w:color="000000" w:sz="6"/>
+              <w:right w:val="single" w:color="000000" w:sz="6"/>
+            </w:tcBorders>
+            <w:tcMar>
+              <w:top w:type="dxa" w:w="40"/>
+              <w:left w:type="dxa" w:w="80"/>
+              <w:bottom w:type="dxa" w:w="40"/>
+              <w:right w:type="dxa" w:w="80"/>
+            </w:tcMar>
+            <w:vAlign w:val="center"/>
+          </w:tcPr>
+          <w:p>
+            <w:pPr>
+              <w:jc w:val="center"/>
+            </w:pPr>
+          </w:p>
+        </w:tc>
+        <w:tc>
+          <w:tcPr>
+            <w:tcW w:type="dxa" w:w="1900"/>
+            <w:tcBorders>
+              <w:top w:val="single" w:color="000000" w:sz="6"/>
+              <w:left w:val="single" w:color="000000" w:sz="6"/>
+              <w:bottom w:val="single" w:color="000000" w:sz="6"/>
+              <w:right w:val="single" w:color="000000" w:sz="6"/>
+            </w:tcBorders>
+            <w:tcMar>
+              <w:top w:type="dxa" w:w="40"/>
+              <w:left w:type="dxa" w:w="80"/>
+              <w:bottom w:type="dxa" w:w="40"/>
+              <w:right w:type="dxa" w:w="80"/>
+            </w:tcMar>
+            <w:vAlign w:val="center"/>
+          </w:tcPr>
+          <w:p>
+            <w:pPr>
+              <w:jc w:val="center"/>
+            </w:pPr>
+          </w:p>
+        </w:tc>
+        <w:tc>
+          <w:tcPr>
+            <w:tcW w:type="dxa" w:w="3600"/>
+            <w:tcBorders>
+              <w:top w:val="single" w:color="000000" w:sz="6"/>
+              <w:left w:val="single" w:color="000000" w:sz="6"/>
+              <w:bottom w:val="single" w:color="000000" w:sz="6"/>
+              <w:right w:val="single" w:color="000000" w:sz="6"/>
+            </w:tcBorders>
+            <w:tcMar>
+              <w:top w:type="dxa" w:w="40"/>
+              <w:left w:type="dxa" w:w="80"/>
+              <w:bottom w:type="dxa" w:w="40"/>
+              <w:right w:type="dxa" w:w="80"/>
+            </w:tcMar>
+            <w:vAlign w:val="center"/>
+          </w:tcPr>
+          <w:p>
+            <w:pPr>
+              <w:jc w:val="center"/>
+            </w:pPr>
+          </w:p>
+        </w:tc>
+        <w:tc>
+          <w:tcPr>
+            <w:tcW w:type="dxa" w:w="2600"/>
+            <w:tcBorders>
+              <w:top w:val="single" w:color="000000" w:sz="6"/>
+              <w:left w:val="single" w:color="000000" w:sz="6"/>
+              <w:bottom w:val="single" w:color="000000" w:sz="6"/>
+              <w:right w:val="single" w:color="000000" w:sz="6"/>
+            </w:tcBorders>
+            <w:tcMar>
+              <w:top w:type="dxa" w:w="40"/>
+              <w:left w:type="dxa" w:w="80"/>
+              <w:bottom w:type="dxa" w:w="40"/>
+              <w:right w:type="dxa" w:w="80"/>
+            </w:tcMar>
+            <w:vAlign w:val="center"/>
+          </w:tcPr>
+          <w:p>
+            <w:pPr>
+              <w:jc w:val="center"/>
+            </w:pPr>
+          </w:p>
+        </w:tc>
+        <w:tc>
+          <w:tcPr>
+            <w:tcW w:type="dxa" w:w="2200"/>
+            <w:tcBorders>
+              <w:top w:val="single" w:color="000000" w:sz="6"/>
+              <w:left w:val="single" w:color="000000" w:sz="6"/>
+              <w:bottom w:val="single" w:color="000000" w:sz="6"/>
+              <w:right w:val="single" w:color="000000" w:sz="6"/>
+            </w:tcBorders>
+            <w:tcMar>
+              <w:top w:type="dxa" w:w="40"/>
+              <w:left w:type="dxa" w:w="80"/>
+              <w:bottom w:type="dxa" w:w="40"/>
+              <w:right w:type="dxa" w:w="80"/>
+            </w:tcMar>
+            <w:vAlign w:val="center"/>
+          </w:tcPr>
+          <w:p>
+            <w:pPr>
+              <w:jc w:val="center"/>
+            </w:pPr>
+          </w:p>
+        </w:tc>
+        <w:tc>
+          <w:tcPr>
+            <w:tcW w:type="dxa" w:w="1538"/>
+            <w:tcBorders>
+              <w:top w:val="single" w:color="000000" w:sz="6"/>
+              <w:left w:val="single" w:color="000000" w:sz="6"/>
+              <w:bottom w:val="single" w:color="000000" w:sz="6"/>
+              <w:right w:val="single" w:color="000000" w:sz="6"/>
+            </w:tcBorders>
+            <w:tcMar>
+              <w:top w:type="dxa" w:w="40"/>
+              <w:left w:type="dxa" w:w="80"/>
+              <w:bottom w:type="dxa" w:w="40"/>
+              <w:right w:type="dxa" w:w="80"/>
+            </w:tcMar>
+            <w:vAlign w:val="center"/>
+          </w:tcPr>
+          <w:p>
+            <w:pPr>
+              <w:jc w:val="center"/>
+            </w:pPr>
+          </w:p>
+        </w:tc>
+      </w:tr>
+      <w:tr>
+        <w:trPr>
+          <w:cantSplit/>
+          <w:trHeight w:val="430" w:hRule="atLeast"/>
+        </w:trPr>
+        <w:tc>
+          <w:tcPr>
+            <w:tcW w:type="dxa" w:w="700"/>
+            <w:tcBorders>
+              <w:top w:val="single" w:color="000000" w:sz="6"/>
+              <w:left w:val="single" w:color="000000" w:sz="6"/>
+              <w:bottom w:val="single" w:color="000000" w:sz="6"/>
+              <w:right w:val="single" w:color="000000" w:sz="6"/>
+            </w:tcBorders>
+            <w:tcMar>
+              <w:top w:type="dxa" w:w="40"/>
+              <w:left w:type="dxa" w:w="80"/>
+              <w:bottom w:type="dxa" w:w="40"/>
+              <w:right w:type="dxa" w:w="80"/>
+            </w:tcMar>
+            <w:vAlign w:val="center"/>
+          </w:tcPr>
+          <w:p>
+            <w:pPr>
+              <w:jc w:val="center"/>
+            </w:pPr>
+            <w:r>
+              <w:rPr>
+                <w:rFonts w:ascii="맑은 고딕" w:cs="맑은 고딕" w:eastAsia="맑은 고딕" w:hAnsi="맑은 고딕"/>
+                <w:b w:val="false"/>
+                <w:bCs w:val="false"/>
+                <w:sz w:val="18"/>
+                <w:szCs w:val="18"/>
+              </w:rPr>
+              <w:t xml:space="preserve">14</w:t>
+            </w:r>
+          </w:p>
+        </w:tc>
+        <w:tc>
+          <w:tcPr>
+            <w:tcW w:type="dxa" w:w="2300"/>
+            <w:tcBorders>
+              <w:top w:val="single" w:color="000000" w:sz="6"/>
+              <w:left w:val="single" w:color="000000" w:sz="6"/>
+              <w:bottom w:val="single" w:color="000000" w:sz="6"/>
+              <w:right w:val="single" w:color="000000" w:sz="6"/>
+            </w:tcBorders>
+            <w:tcMar>
+              <w:top w:type="dxa" w:w="40"/>
+              <w:left w:type="dxa" w:w="80"/>
+              <w:bottom w:type="dxa" w:w="40"/>
+              <w:right w:type="dxa" w:w="80"/>
+            </w:tcMar>
+            <w:vAlign w:val="center"/>
+          </w:tcPr>
+          <w:p>
+            <w:pPr>
+              <w:jc w:val="center"/>
+            </w:pPr>
+          </w:p>
+        </w:tc>
+        <w:tc>
+          <w:tcPr>
+            <w:tcW w:type="dxa" w:w="1900"/>
+            <w:tcBorders>
+              <w:top w:val="single" w:color="000000" w:sz="6"/>
+              <w:left w:val="single" w:color="000000" w:sz="6"/>
+              <w:bottom w:val="single" w:color="000000" w:sz="6"/>
+              <w:right w:val="single" w:color="000000" w:sz="6"/>
+            </w:tcBorders>
+            <w:tcMar>
+              <w:top w:type="dxa" w:w="40"/>
+              <w:left w:type="dxa" w:w="80"/>
+              <w:bottom w:type="dxa" w:w="40"/>
+              <w:right w:type="dxa" w:w="80"/>
+            </w:tcMar>
+            <w:vAlign w:val="center"/>
+          </w:tcPr>
+          <w:p>
+            <w:pPr>
+              <w:jc w:val="center"/>
+            </w:pPr>
+          </w:p>
+        </w:tc>
+        <w:tc>
+          <w:tcPr>
+            <w:tcW w:type="dxa" w:w="3600"/>
+            <w:tcBorders>
+              <w:top w:val="single" w:color="000000" w:sz="6"/>
+              <w:left w:val="single" w:color="000000" w:sz="6"/>
+              <w:bottom w:val="single" w:color="000000" w:sz="6"/>
+              <w:right w:val="single" w:color="000000" w:sz="6"/>
+            </w:tcBorders>
+            <w:tcMar>
+              <w:top w:type="dxa" w:w="40"/>
+              <w:left w:type="dxa" w:w="80"/>
+              <w:bottom w:type="dxa" w:w="40"/>
+              <w:right w:type="dxa" w:w="80"/>
+            </w:tcMar>
+            <w:vAlign w:val="center"/>
+          </w:tcPr>
+          <w:p>
+            <w:pPr>
+              <w:jc w:val="center"/>
+            </w:pPr>
+          </w:p>
+        </w:tc>
+        <w:tc>
+          <w:tcPr>
+            <w:tcW w:type="dxa" w:w="2600"/>
+            <w:tcBorders>
+              <w:top w:val="single" w:color="000000" w:sz="6"/>
+              <w:left w:val="single" w:color="000000" w:sz="6"/>
+              <w:bottom w:val="single" w:color="000000" w:sz="6"/>
+              <w:right w:val="single" w:color="000000" w:sz="6"/>
+            </w:tcBorders>
+            <w:tcMar>
+              <w:top w:type="dxa" w:w="40"/>
+              <w:left w:type="dxa" w:w="80"/>
+              <w:bottom w:type="dxa" w:w="40"/>
+              <w:right w:type="dxa" w:w="80"/>
+            </w:tcMar>
+            <w:vAlign w:val="center"/>
+          </w:tcPr>
+          <w:p>
+            <w:pPr>
+              <w:jc w:val="center"/>
+            </w:pPr>
+          </w:p>
+        </w:tc>
+        <w:tc>
+          <w:tcPr>
+            <w:tcW w:type="dxa" w:w="2200"/>
+            <w:tcBorders>
+              <w:top w:val="single" w:color="000000" w:sz="6"/>
+              <w:left w:val="single" w:color="000000" w:sz="6"/>
+              <w:bottom w:val="single" w:color="000000" w:sz="6"/>
+              <w:right w:val="single" w:color="000000" w:sz="6"/>
+            </w:tcBorders>
+            <w:tcMar>
+              <w:top w:type="dxa" w:w="40"/>
+              <w:left w:type="dxa" w:w="80"/>
+              <w:bottom w:type="dxa" w:w="40"/>
+              <w:right w:type="dxa" w:w="80"/>
+            </w:tcMar>
+            <w:vAlign w:val="center"/>
+          </w:tcPr>
+          <w:p>
+            <w:pPr>
+              <w:jc w:val="center"/>
+            </w:pPr>
+          </w:p>
+        </w:tc>
+        <w:tc>
+          <w:tcPr>
+            <w:tcW w:type="dxa" w:w="1538"/>
+            <w:tcBorders>
+              <w:top w:val="single" w:color="000000" w:sz="6"/>
+              <w:left w:val="single" w:color="000000" w:sz="6"/>
+              <w:bottom w:val="single" w:color="000000" w:sz="6"/>
+              <w:right w:val="single" w:color="000000" w:sz="6"/>
+            </w:tcBorders>
+            <w:tcMar>
+              <w:top w:type="dxa" w:w="40"/>
+              <w:left w:type="dxa" w:w="80"/>
+              <w:bottom w:type="dxa" w:w="40"/>
+              <w:right w:type="dxa" w:w="80"/>
+            </w:tcMar>
+            <w:vAlign w:val="center"/>
+          </w:tcPr>
+          <w:p>
+            <w:pPr>
+              <w:jc w:val="center"/>
+            </w:pPr>
+          </w:p>
+        </w:tc>
+      </w:tr>
     </w:tbl>
     <w:p>
       <w:pPr>
@@ -7866,6 +11583,1245 @@
                 <w:szCs w:val="18"/>
               </w:rPr>
               <w:t xml:space="preserve">7</w:t>
+            </w:r>
+          </w:p>
+        </w:tc>
+        <w:tc>
+          <w:tcPr>
+            <w:tcW w:type="dxa" w:w="2300"/>
+            <w:tcBorders>
+              <w:top w:val="single" w:color="000000" w:sz="6"/>
+              <w:left w:val="single" w:color="000000" w:sz="6"/>
+              <w:bottom w:val="single" w:color="000000" w:sz="6"/>
+              <w:right w:val="single" w:color="000000" w:sz="6"/>
+            </w:tcBorders>
+            <w:tcMar>
+              <w:top w:type="dxa" w:w="40"/>
+              <w:left w:type="dxa" w:w="80"/>
+              <w:bottom w:type="dxa" w:w="40"/>
+              <w:right w:type="dxa" w:w="80"/>
+            </w:tcMar>
+            <w:vAlign w:val="center"/>
+          </w:tcPr>
+          <w:p>
+            <w:pPr>
+              <w:jc w:val="center"/>
+            </w:pPr>
+          </w:p>
+        </w:tc>
+        <w:tc>
+          <w:tcPr>
+            <w:tcW w:type="dxa" w:w="1900"/>
+            <w:tcBorders>
+              <w:top w:val="single" w:color="000000" w:sz="6"/>
+              <w:left w:val="single" w:color="000000" w:sz="6"/>
+              <w:bottom w:val="single" w:color="000000" w:sz="6"/>
+              <w:right w:val="single" w:color="000000" w:sz="6"/>
+            </w:tcBorders>
+            <w:tcMar>
+              <w:top w:type="dxa" w:w="40"/>
+              <w:left w:type="dxa" w:w="80"/>
+              <w:bottom w:type="dxa" w:w="40"/>
+              <w:right w:type="dxa" w:w="80"/>
+            </w:tcMar>
+            <w:vAlign w:val="center"/>
+          </w:tcPr>
+          <w:p>
+            <w:pPr>
+              <w:jc w:val="center"/>
+            </w:pPr>
+          </w:p>
+        </w:tc>
+        <w:tc>
+          <w:tcPr>
+            <w:tcW w:type="dxa" w:w="3600"/>
+            <w:tcBorders>
+              <w:top w:val="single" w:color="000000" w:sz="6"/>
+              <w:left w:val="single" w:color="000000" w:sz="6"/>
+              <w:bottom w:val="single" w:color="000000" w:sz="6"/>
+              <w:right w:val="single" w:color="000000" w:sz="6"/>
+            </w:tcBorders>
+            <w:tcMar>
+              <w:top w:type="dxa" w:w="40"/>
+              <w:left w:type="dxa" w:w="80"/>
+              <w:bottom w:type="dxa" w:w="40"/>
+              <w:right w:type="dxa" w:w="80"/>
+            </w:tcMar>
+            <w:vAlign w:val="center"/>
+          </w:tcPr>
+          <w:p>
+            <w:pPr>
+              <w:jc w:val="center"/>
+            </w:pPr>
+          </w:p>
+        </w:tc>
+        <w:tc>
+          <w:tcPr>
+            <w:tcW w:type="dxa" w:w="2600"/>
+            <w:tcBorders>
+              <w:top w:val="single" w:color="000000" w:sz="6"/>
+              <w:left w:val="single" w:color="000000" w:sz="6"/>
+              <w:bottom w:val="single" w:color="000000" w:sz="6"/>
+              <w:right w:val="single" w:color="000000" w:sz="6"/>
+            </w:tcBorders>
+            <w:tcMar>
+              <w:top w:type="dxa" w:w="40"/>
+              <w:left w:type="dxa" w:w="80"/>
+              <w:bottom w:type="dxa" w:w="40"/>
+              <w:right w:type="dxa" w:w="80"/>
+            </w:tcMar>
+            <w:vAlign w:val="center"/>
+          </w:tcPr>
+          <w:p>
+            <w:pPr>
+              <w:jc w:val="center"/>
+            </w:pPr>
+          </w:p>
+        </w:tc>
+        <w:tc>
+          <w:tcPr>
+            <w:tcW w:type="dxa" w:w="2200"/>
+            <w:tcBorders>
+              <w:top w:val="single" w:color="000000" w:sz="6"/>
+              <w:left w:val="single" w:color="000000" w:sz="6"/>
+              <w:bottom w:val="single" w:color="000000" w:sz="6"/>
+              <w:right w:val="single" w:color="000000" w:sz="6"/>
+            </w:tcBorders>
+            <w:tcMar>
+              <w:top w:type="dxa" w:w="40"/>
+              <w:left w:type="dxa" w:w="80"/>
+              <w:bottom w:type="dxa" w:w="40"/>
+              <w:right w:type="dxa" w:w="80"/>
+            </w:tcMar>
+            <w:vAlign w:val="center"/>
+          </w:tcPr>
+          <w:p>
+            <w:pPr>
+              <w:jc w:val="center"/>
+            </w:pPr>
+          </w:p>
+        </w:tc>
+        <w:tc>
+          <w:tcPr>
+            <w:tcW w:type="dxa" w:w="1538"/>
+            <w:tcBorders>
+              <w:top w:val="single" w:color="000000" w:sz="6"/>
+              <w:left w:val="single" w:color="000000" w:sz="6"/>
+              <w:bottom w:val="single" w:color="000000" w:sz="6"/>
+              <w:right w:val="single" w:color="000000" w:sz="6"/>
+            </w:tcBorders>
+            <w:tcMar>
+              <w:top w:type="dxa" w:w="40"/>
+              <w:left w:type="dxa" w:w="80"/>
+              <w:bottom w:type="dxa" w:w="40"/>
+              <w:right w:type="dxa" w:w="80"/>
+            </w:tcMar>
+            <w:vAlign w:val="center"/>
+          </w:tcPr>
+          <w:p>
+            <w:pPr>
+              <w:jc w:val="center"/>
+            </w:pPr>
+          </w:p>
+        </w:tc>
+      </w:tr>
+      <w:tr>
+        <w:trPr>
+          <w:cantSplit/>
+          <w:trHeight w:val="430" w:hRule="atLeast"/>
+        </w:trPr>
+        <w:tc>
+          <w:tcPr>
+            <w:tcW w:type="dxa" w:w="700"/>
+            <w:tcBorders>
+              <w:top w:val="single" w:color="000000" w:sz="6"/>
+              <w:left w:val="single" w:color="000000" w:sz="6"/>
+              <w:bottom w:val="single" w:color="000000" w:sz="6"/>
+              <w:right w:val="single" w:color="000000" w:sz="6"/>
+            </w:tcBorders>
+            <w:tcMar>
+              <w:top w:type="dxa" w:w="40"/>
+              <w:left w:type="dxa" w:w="80"/>
+              <w:bottom w:type="dxa" w:w="40"/>
+              <w:right w:type="dxa" w:w="80"/>
+            </w:tcMar>
+            <w:vAlign w:val="center"/>
+          </w:tcPr>
+          <w:p>
+            <w:pPr>
+              <w:jc w:val="center"/>
+            </w:pPr>
+            <w:r>
+              <w:rPr>
+                <w:rFonts w:ascii="맑은 고딕" w:cs="맑은 고딕" w:eastAsia="맑은 고딕" w:hAnsi="맑은 고딕"/>
+                <w:b w:val="false"/>
+                <w:bCs w:val="false"/>
+                <w:sz w:val="18"/>
+                <w:szCs w:val="18"/>
+              </w:rPr>
+              <w:t xml:space="preserve">8</w:t>
+            </w:r>
+          </w:p>
+        </w:tc>
+        <w:tc>
+          <w:tcPr>
+            <w:tcW w:type="dxa" w:w="2300"/>
+            <w:tcBorders>
+              <w:top w:val="single" w:color="000000" w:sz="6"/>
+              <w:left w:val="single" w:color="000000" w:sz="6"/>
+              <w:bottom w:val="single" w:color="000000" w:sz="6"/>
+              <w:right w:val="single" w:color="000000" w:sz="6"/>
+            </w:tcBorders>
+            <w:tcMar>
+              <w:top w:type="dxa" w:w="40"/>
+              <w:left w:type="dxa" w:w="80"/>
+              <w:bottom w:type="dxa" w:w="40"/>
+              <w:right w:type="dxa" w:w="80"/>
+            </w:tcMar>
+            <w:vAlign w:val="center"/>
+          </w:tcPr>
+          <w:p>
+            <w:pPr>
+              <w:jc w:val="center"/>
+            </w:pPr>
+          </w:p>
+        </w:tc>
+        <w:tc>
+          <w:tcPr>
+            <w:tcW w:type="dxa" w:w="1900"/>
+            <w:tcBorders>
+              <w:top w:val="single" w:color="000000" w:sz="6"/>
+              <w:left w:val="single" w:color="000000" w:sz="6"/>
+              <w:bottom w:val="single" w:color="000000" w:sz="6"/>
+              <w:right w:val="single" w:color="000000" w:sz="6"/>
+            </w:tcBorders>
+            <w:tcMar>
+              <w:top w:type="dxa" w:w="40"/>
+              <w:left w:type="dxa" w:w="80"/>
+              <w:bottom w:type="dxa" w:w="40"/>
+              <w:right w:type="dxa" w:w="80"/>
+            </w:tcMar>
+            <w:vAlign w:val="center"/>
+          </w:tcPr>
+          <w:p>
+            <w:pPr>
+              <w:jc w:val="center"/>
+            </w:pPr>
+          </w:p>
+        </w:tc>
+        <w:tc>
+          <w:tcPr>
+            <w:tcW w:type="dxa" w:w="3600"/>
+            <w:tcBorders>
+              <w:top w:val="single" w:color="000000" w:sz="6"/>
+              <w:left w:val="single" w:color="000000" w:sz="6"/>
+              <w:bottom w:val="single" w:color="000000" w:sz="6"/>
+              <w:right w:val="single" w:color="000000" w:sz="6"/>
+            </w:tcBorders>
+            <w:tcMar>
+              <w:top w:type="dxa" w:w="40"/>
+              <w:left w:type="dxa" w:w="80"/>
+              <w:bottom w:type="dxa" w:w="40"/>
+              <w:right w:type="dxa" w:w="80"/>
+            </w:tcMar>
+            <w:vAlign w:val="center"/>
+          </w:tcPr>
+          <w:p>
+            <w:pPr>
+              <w:jc w:val="center"/>
+            </w:pPr>
+          </w:p>
+        </w:tc>
+        <w:tc>
+          <w:tcPr>
+            <w:tcW w:type="dxa" w:w="2600"/>
+            <w:tcBorders>
+              <w:top w:val="single" w:color="000000" w:sz="6"/>
+              <w:left w:val="single" w:color="000000" w:sz="6"/>
+              <w:bottom w:val="single" w:color="000000" w:sz="6"/>
+              <w:right w:val="single" w:color="000000" w:sz="6"/>
+            </w:tcBorders>
+            <w:tcMar>
+              <w:top w:type="dxa" w:w="40"/>
+              <w:left w:type="dxa" w:w="80"/>
+              <w:bottom w:type="dxa" w:w="40"/>
+              <w:right w:type="dxa" w:w="80"/>
+            </w:tcMar>
+            <w:vAlign w:val="center"/>
+          </w:tcPr>
+          <w:p>
+            <w:pPr>
+              <w:jc w:val="center"/>
+            </w:pPr>
+          </w:p>
+        </w:tc>
+        <w:tc>
+          <w:tcPr>
+            <w:tcW w:type="dxa" w:w="2200"/>
+            <w:tcBorders>
+              <w:top w:val="single" w:color="000000" w:sz="6"/>
+              <w:left w:val="single" w:color="000000" w:sz="6"/>
+              <w:bottom w:val="single" w:color="000000" w:sz="6"/>
+              <w:right w:val="single" w:color="000000" w:sz="6"/>
+            </w:tcBorders>
+            <w:tcMar>
+              <w:top w:type="dxa" w:w="40"/>
+              <w:left w:type="dxa" w:w="80"/>
+              <w:bottom w:type="dxa" w:w="40"/>
+              <w:right w:type="dxa" w:w="80"/>
+            </w:tcMar>
+            <w:vAlign w:val="center"/>
+          </w:tcPr>
+          <w:p>
+            <w:pPr>
+              <w:jc w:val="center"/>
+            </w:pPr>
+          </w:p>
+        </w:tc>
+        <w:tc>
+          <w:tcPr>
+            <w:tcW w:type="dxa" w:w="1538"/>
+            <w:tcBorders>
+              <w:top w:val="single" w:color="000000" w:sz="6"/>
+              <w:left w:val="single" w:color="000000" w:sz="6"/>
+              <w:bottom w:val="single" w:color="000000" w:sz="6"/>
+              <w:right w:val="single" w:color="000000" w:sz="6"/>
+            </w:tcBorders>
+            <w:tcMar>
+              <w:top w:type="dxa" w:w="40"/>
+              <w:left w:type="dxa" w:w="80"/>
+              <w:bottom w:type="dxa" w:w="40"/>
+              <w:right w:type="dxa" w:w="80"/>
+            </w:tcMar>
+            <w:vAlign w:val="center"/>
+          </w:tcPr>
+          <w:p>
+            <w:pPr>
+              <w:jc w:val="center"/>
+            </w:pPr>
+          </w:p>
+        </w:tc>
+      </w:tr>
+      <w:tr>
+        <w:trPr>
+          <w:cantSplit/>
+          <w:trHeight w:val="430" w:hRule="atLeast"/>
+        </w:trPr>
+        <w:tc>
+          <w:tcPr>
+            <w:tcW w:type="dxa" w:w="700"/>
+            <w:tcBorders>
+              <w:top w:val="single" w:color="000000" w:sz="6"/>
+              <w:left w:val="single" w:color="000000" w:sz="6"/>
+              <w:bottom w:val="single" w:color="000000" w:sz="6"/>
+              <w:right w:val="single" w:color="000000" w:sz="6"/>
+            </w:tcBorders>
+            <w:tcMar>
+              <w:top w:type="dxa" w:w="40"/>
+              <w:left w:type="dxa" w:w="80"/>
+              <w:bottom w:type="dxa" w:w="40"/>
+              <w:right w:type="dxa" w:w="80"/>
+            </w:tcMar>
+            <w:vAlign w:val="center"/>
+          </w:tcPr>
+          <w:p>
+            <w:pPr>
+              <w:jc w:val="center"/>
+            </w:pPr>
+            <w:r>
+              <w:rPr>
+                <w:rFonts w:ascii="맑은 고딕" w:cs="맑은 고딕" w:eastAsia="맑은 고딕" w:hAnsi="맑은 고딕"/>
+                <w:b w:val="false"/>
+                <w:bCs w:val="false"/>
+                <w:sz w:val="18"/>
+                <w:szCs w:val="18"/>
+              </w:rPr>
+              <w:t xml:space="preserve">9</w:t>
+            </w:r>
+          </w:p>
+        </w:tc>
+        <w:tc>
+          <w:tcPr>
+            <w:tcW w:type="dxa" w:w="2300"/>
+            <w:tcBorders>
+              <w:top w:val="single" w:color="000000" w:sz="6"/>
+              <w:left w:val="single" w:color="000000" w:sz="6"/>
+              <w:bottom w:val="single" w:color="000000" w:sz="6"/>
+              <w:right w:val="single" w:color="000000" w:sz="6"/>
+            </w:tcBorders>
+            <w:tcMar>
+              <w:top w:type="dxa" w:w="40"/>
+              <w:left w:type="dxa" w:w="80"/>
+              <w:bottom w:type="dxa" w:w="40"/>
+              <w:right w:type="dxa" w:w="80"/>
+            </w:tcMar>
+            <w:vAlign w:val="center"/>
+          </w:tcPr>
+          <w:p>
+            <w:pPr>
+              <w:jc w:val="center"/>
+            </w:pPr>
+          </w:p>
+        </w:tc>
+        <w:tc>
+          <w:tcPr>
+            <w:tcW w:type="dxa" w:w="1900"/>
+            <w:tcBorders>
+              <w:top w:val="single" w:color="000000" w:sz="6"/>
+              <w:left w:val="single" w:color="000000" w:sz="6"/>
+              <w:bottom w:val="single" w:color="000000" w:sz="6"/>
+              <w:right w:val="single" w:color="000000" w:sz="6"/>
+            </w:tcBorders>
+            <w:tcMar>
+              <w:top w:type="dxa" w:w="40"/>
+              <w:left w:type="dxa" w:w="80"/>
+              <w:bottom w:type="dxa" w:w="40"/>
+              <w:right w:type="dxa" w:w="80"/>
+            </w:tcMar>
+            <w:vAlign w:val="center"/>
+          </w:tcPr>
+          <w:p>
+            <w:pPr>
+              <w:jc w:val="center"/>
+            </w:pPr>
+          </w:p>
+        </w:tc>
+        <w:tc>
+          <w:tcPr>
+            <w:tcW w:type="dxa" w:w="3600"/>
+            <w:tcBorders>
+              <w:top w:val="single" w:color="000000" w:sz="6"/>
+              <w:left w:val="single" w:color="000000" w:sz="6"/>
+              <w:bottom w:val="single" w:color="000000" w:sz="6"/>
+              <w:right w:val="single" w:color="000000" w:sz="6"/>
+            </w:tcBorders>
+            <w:tcMar>
+              <w:top w:type="dxa" w:w="40"/>
+              <w:left w:type="dxa" w:w="80"/>
+              <w:bottom w:type="dxa" w:w="40"/>
+              <w:right w:type="dxa" w:w="80"/>
+            </w:tcMar>
+            <w:vAlign w:val="center"/>
+          </w:tcPr>
+          <w:p>
+            <w:pPr>
+              <w:jc w:val="center"/>
+            </w:pPr>
+          </w:p>
+        </w:tc>
+        <w:tc>
+          <w:tcPr>
+            <w:tcW w:type="dxa" w:w="2600"/>
+            <w:tcBorders>
+              <w:top w:val="single" w:color="000000" w:sz="6"/>
+              <w:left w:val="single" w:color="000000" w:sz="6"/>
+              <w:bottom w:val="single" w:color="000000" w:sz="6"/>
+              <w:right w:val="single" w:color="000000" w:sz="6"/>
+            </w:tcBorders>
+            <w:tcMar>
+              <w:top w:type="dxa" w:w="40"/>
+              <w:left w:type="dxa" w:w="80"/>
+              <w:bottom w:type="dxa" w:w="40"/>
+              <w:right w:type="dxa" w:w="80"/>
+            </w:tcMar>
+            <w:vAlign w:val="center"/>
+          </w:tcPr>
+          <w:p>
+            <w:pPr>
+              <w:jc w:val="center"/>
+            </w:pPr>
+          </w:p>
+        </w:tc>
+        <w:tc>
+          <w:tcPr>
+            <w:tcW w:type="dxa" w:w="2200"/>
+            <w:tcBorders>
+              <w:top w:val="single" w:color="000000" w:sz="6"/>
+              <w:left w:val="single" w:color="000000" w:sz="6"/>
+              <w:bottom w:val="single" w:color="000000" w:sz="6"/>
+              <w:right w:val="single" w:color="000000" w:sz="6"/>
+            </w:tcBorders>
+            <w:tcMar>
+              <w:top w:type="dxa" w:w="40"/>
+              <w:left w:type="dxa" w:w="80"/>
+              <w:bottom w:type="dxa" w:w="40"/>
+              <w:right w:type="dxa" w:w="80"/>
+            </w:tcMar>
+            <w:vAlign w:val="center"/>
+          </w:tcPr>
+          <w:p>
+            <w:pPr>
+              <w:jc w:val="center"/>
+            </w:pPr>
+          </w:p>
+        </w:tc>
+        <w:tc>
+          <w:tcPr>
+            <w:tcW w:type="dxa" w:w="1538"/>
+            <w:tcBorders>
+              <w:top w:val="single" w:color="000000" w:sz="6"/>
+              <w:left w:val="single" w:color="000000" w:sz="6"/>
+              <w:bottom w:val="single" w:color="000000" w:sz="6"/>
+              <w:right w:val="single" w:color="000000" w:sz="6"/>
+            </w:tcBorders>
+            <w:tcMar>
+              <w:top w:type="dxa" w:w="40"/>
+              <w:left w:type="dxa" w:w="80"/>
+              <w:bottom w:type="dxa" w:w="40"/>
+              <w:right w:type="dxa" w:w="80"/>
+            </w:tcMar>
+            <w:vAlign w:val="center"/>
+          </w:tcPr>
+          <w:p>
+            <w:pPr>
+              <w:jc w:val="center"/>
+            </w:pPr>
+          </w:p>
+        </w:tc>
+      </w:tr>
+      <w:tr>
+        <w:trPr>
+          <w:cantSplit/>
+          <w:trHeight w:val="430" w:hRule="atLeast"/>
+        </w:trPr>
+        <w:tc>
+          <w:tcPr>
+            <w:tcW w:type="dxa" w:w="700"/>
+            <w:tcBorders>
+              <w:top w:val="single" w:color="000000" w:sz="6"/>
+              <w:left w:val="single" w:color="000000" w:sz="6"/>
+              <w:bottom w:val="single" w:color="000000" w:sz="6"/>
+              <w:right w:val="single" w:color="000000" w:sz="6"/>
+            </w:tcBorders>
+            <w:tcMar>
+              <w:top w:type="dxa" w:w="40"/>
+              <w:left w:type="dxa" w:w="80"/>
+              <w:bottom w:type="dxa" w:w="40"/>
+              <w:right w:type="dxa" w:w="80"/>
+            </w:tcMar>
+            <w:vAlign w:val="center"/>
+          </w:tcPr>
+          <w:p>
+            <w:pPr>
+              <w:jc w:val="center"/>
+            </w:pPr>
+            <w:r>
+              <w:rPr>
+                <w:rFonts w:ascii="맑은 고딕" w:cs="맑은 고딕" w:eastAsia="맑은 고딕" w:hAnsi="맑은 고딕"/>
+                <w:b w:val="false"/>
+                <w:bCs w:val="false"/>
+                <w:sz w:val="18"/>
+                <w:szCs w:val="18"/>
+              </w:rPr>
+              <w:t xml:space="preserve">10</w:t>
+            </w:r>
+          </w:p>
+        </w:tc>
+        <w:tc>
+          <w:tcPr>
+            <w:tcW w:type="dxa" w:w="2300"/>
+            <w:tcBorders>
+              <w:top w:val="single" w:color="000000" w:sz="6"/>
+              <w:left w:val="single" w:color="000000" w:sz="6"/>
+              <w:bottom w:val="single" w:color="000000" w:sz="6"/>
+              <w:right w:val="single" w:color="000000" w:sz="6"/>
+            </w:tcBorders>
+            <w:tcMar>
+              <w:top w:type="dxa" w:w="40"/>
+              <w:left w:type="dxa" w:w="80"/>
+              <w:bottom w:type="dxa" w:w="40"/>
+              <w:right w:type="dxa" w:w="80"/>
+            </w:tcMar>
+            <w:vAlign w:val="center"/>
+          </w:tcPr>
+          <w:p>
+            <w:pPr>
+              <w:jc w:val="center"/>
+            </w:pPr>
+          </w:p>
+        </w:tc>
+        <w:tc>
+          <w:tcPr>
+            <w:tcW w:type="dxa" w:w="1900"/>
+            <w:tcBorders>
+              <w:top w:val="single" w:color="000000" w:sz="6"/>
+              <w:left w:val="single" w:color="000000" w:sz="6"/>
+              <w:bottom w:val="single" w:color="000000" w:sz="6"/>
+              <w:right w:val="single" w:color="000000" w:sz="6"/>
+            </w:tcBorders>
+            <w:tcMar>
+              <w:top w:type="dxa" w:w="40"/>
+              <w:left w:type="dxa" w:w="80"/>
+              <w:bottom w:type="dxa" w:w="40"/>
+              <w:right w:type="dxa" w:w="80"/>
+            </w:tcMar>
+            <w:vAlign w:val="center"/>
+          </w:tcPr>
+          <w:p>
+            <w:pPr>
+              <w:jc w:val="center"/>
+            </w:pPr>
+          </w:p>
+        </w:tc>
+        <w:tc>
+          <w:tcPr>
+            <w:tcW w:type="dxa" w:w="3600"/>
+            <w:tcBorders>
+              <w:top w:val="single" w:color="000000" w:sz="6"/>
+              <w:left w:val="single" w:color="000000" w:sz="6"/>
+              <w:bottom w:val="single" w:color="000000" w:sz="6"/>
+              <w:right w:val="single" w:color="000000" w:sz="6"/>
+            </w:tcBorders>
+            <w:tcMar>
+              <w:top w:type="dxa" w:w="40"/>
+              <w:left w:type="dxa" w:w="80"/>
+              <w:bottom w:type="dxa" w:w="40"/>
+              <w:right w:type="dxa" w:w="80"/>
+            </w:tcMar>
+            <w:vAlign w:val="center"/>
+          </w:tcPr>
+          <w:p>
+            <w:pPr>
+              <w:jc w:val="center"/>
+            </w:pPr>
+          </w:p>
+        </w:tc>
+        <w:tc>
+          <w:tcPr>
+            <w:tcW w:type="dxa" w:w="2600"/>
+            <w:tcBorders>
+              <w:top w:val="single" w:color="000000" w:sz="6"/>
+              <w:left w:val="single" w:color="000000" w:sz="6"/>
+              <w:bottom w:val="single" w:color="000000" w:sz="6"/>
+              <w:right w:val="single" w:color="000000" w:sz="6"/>
+            </w:tcBorders>
+            <w:tcMar>
+              <w:top w:type="dxa" w:w="40"/>
+              <w:left w:type="dxa" w:w="80"/>
+              <w:bottom w:type="dxa" w:w="40"/>
+              <w:right w:type="dxa" w:w="80"/>
+            </w:tcMar>
+            <w:vAlign w:val="center"/>
+          </w:tcPr>
+          <w:p>
+            <w:pPr>
+              <w:jc w:val="center"/>
+            </w:pPr>
+          </w:p>
+        </w:tc>
+        <w:tc>
+          <w:tcPr>
+            <w:tcW w:type="dxa" w:w="2200"/>
+            <w:tcBorders>
+              <w:top w:val="single" w:color="000000" w:sz="6"/>
+              <w:left w:val="single" w:color="000000" w:sz="6"/>
+              <w:bottom w:val="single" w:color="000000" w:sz="6"/>
+              <w:right w:val="single" w:color="000000" w:sz="6"/>
+            </w:tcBorders>
+            <w:tcMar>
+              <w:top w:type="dxa" w:w="40"/>
+              <w:left w:type="dxa" w:w="80"/>
+              <w:bottom w:type="dxa" w:w="40"/>
+              <w:right w:type="dxa" w:w="80"/>
+            </w:tcMar>
+            <w:vAlign w:val="center"/>
+          </w:tcPr>
+          <w:p>
+            <w:pPr>
+              <w:jc w:val="center"/>
+            </w:pPr>
+          </w:p>
+        </w:tc>
+        <w:tc>
+          <w:tcPr>
+            <w:tcW w:type="dxa" w:w="1538"/>
+            <w:tcBorders>
+              <w:top w:val="single" w:color="000000" w:sz="6"/>
+              <w:left w:val="single" w:color="000000" w:sz="6"/>
+              <w:bottom w:val="single" w:color="000000" w:sz="6"/>
+              <w:right w:val="single" w:color="000000" w:sz="6"/>
+            </w:tcBorders>
+            <w:tcMar>
+              <w:top w:type="dxa" w:w="40"/>
+              <w:left w:type="dxa" w:w="80"/>
+              <w:bottom w:type="dxa" w:w="40"/>
+              <w:right w:type="dxa" w:w="80"/>
+            </w:tcMar>
+            <w:vAlign w:val="center"/>
+          </w:tcPr>
+          <w:p>
+            <w:pPr>
+              <w:jc w:val="center"/>
+            </w:pPr>
+          </w:p>
+        </w:tc>
+      </w:tr>
+      <w:tr>
+        <w:trPr>
+          <w:cantSplit/>
+          <w:trHeight w:val="430" w:hRule="atLeast"/>
+        </w:trPr>
+        <w:tc>
+          <w:tcPr>
+            <w:tcW w:type="dxa" w:w="700"/>
+            <w:tcBorders>
+              <w:top w:val="single" w:color="000000" w:sz="6"/>
+              <w:left w:val="single" w:color="000000" w:sz="6"/>
+              <w:bottom w:val="single" w:color="000000" w:sz="6"/>
+              <w:right w:val="single" w:color="000000" w:sz="6"/>
+            </w:tcBorders>
+            <w:tcMar>
+              <w:top w:type="dxa" w:w="40"/>
+              <w:left w:type="dxa" w:w="80"/>
+              <w:bottom w:type="dxa" w:w="40"/>
+              <w:right w:type="dxa" w:w="80"/>
+            </w:tcMar>
+            <w:vAlign w:val="center"/>
+          </w:tcPr>
+          <w:p>
+            <w:pPr>
+              <w:jc w:val="center"/>
+            </w:pPr>
+            <w:r>
+              <w:rPr>
+                <w:rFonts w:ascii="맑은 고딕" w:cs="맑은 고딕" w:eastAsia="맑은 고딕" w:hAnsi="맑은 고딕"/>
+                <w:b w:val="false"/>
+                <w:bCs w:val="false"/>
+                <w:sz w:val="18"/>
+                <w:szCs w:val="18"/>
+              </w:rPr>
+              <w:t xml:space="preserve">11</w:t>
+            </w:r>
+          </w:p>
+        </w:tc>
+        <w:tc>
+          <w:tcPr>
+            <w:tcW w:type="dxa" w:w="2300"/>
+            <w:tcBorders>
+              <w:top w:val="single" w:color="000000" w:sz="6"/>
+              <w:left w:val="single" w:color="000000" w:sz="6"/>
+              <w:bottom w:val="single" w:color="000000" w:sz="6"/>
+              <w:right w:val="single" w:color="000000" w:sz="6"/>
+            </w:tcBorders>
+            <w:tcMar>
+              <w:top w:type="dxa" w:w="40"/>
+              <w:left w:type="dxa" w:w="80"/>
+              <w:bottom w:type="dxa" w:w="40"/>
+              <w:right w:type="dxa" w:w="80"/>
+            </w:tcMar>
+            <w:vAlign w:val="center"/>
+          </w:tcPr>
+          <w:p>
+            <w:pPr>
+              <w:jc w:val="center"/>
+            </w:pPr>
+          </w:p>
+        </w:tc>
+        <w:tc>
+          <w:tcPr>
+            <w:tcW w:type="dxa" w:w="1900"/>
+            <w:tcBorders>
+              <w:top w:val="single" w:color="000000" w:sz="6"/>
+              <w:left w:val="single" w:color="000000" w:sz="6"/>
+              <w:bottom w:val="single" w:color="000000" w:sz="6"/>
+              <w:right w:val="single" w:color="000000" w:sz="6"/>
+            </w:tcBorders>
+            <w:tcMar>
+              <w:top w:type="dxa" w:w="40"/>
+              <w:left w:type="dxa" w:w="80"/>
+              <w:bottom w:type="dxa" w:w="40"/>
+              <w:right w:type="dxa" w:w="80"/>
+            </w:tcMar>
+            <w:vAlign w:val="center"/>
+          </w:tcPr>
+          <w:p>
+            <w:pPr>
+              <w:jc w:val="center"/>
+            </w:pPr>
+          </w:p>
+        </w:tc>
+        <w:tc>
+          <w:tcPr>
+            <w:tcW w:type="dxa" w:w="3600"/>
+            <w:tcBorders>
+              <w:top w:val="single" w:color="000000" w:sz="6"/>
+              <w:left w:val="single" w:color="000000" w:sz="6"/>
+              <w:bottom w:val="single" w:color="000000" w:sz="6"/>
+              <w:right w:val="single" w:color="000000" w:sz="6"/>
+            </w:tcBorders>
+            <w:tcMar>
+              <w:top w:type="dxa" w:w="40"/>
+              <w:left w:type="dxa" w:w="80"/>
+              <w:bottom w:type="dxa" w:w="40"/>
+              <w:right w:type="dxa" w:w="80"/>
+            </w:tcMar>
+            <w:vAlign w:val="center"/>
+          </w:tcPr>
+          <w:p>
+            <w:pPr>
+              <w:jc w:val="center"/>
+            </w:pPr>
+          </w:p>
+        </w:tc>
+        <w:tc>
+          <w:tcPr>
+            <w:tcW w:type="dxa" w:w="2600"/>
+            <w:tcBorders>
+              <w:top w:val="single" w:color="000000" w:sz="6"/>
+              <w:left w:val="single" w:color="000000" w:sz="6"/>
+              <w:bottom w:val="single" w:color="000000" w:sz="6"/>
+              <w:right w:val="single" w:color="000000" w:sz="6"/>
+            </w:tcBorders>
+            <w:tcMar>
+              <w:top w:type="dxa" w:w="40"/>
+              <w:left w:type="dxa" w:w="80"/>
+              <w:bottom w:type="dxa" w:w="40"/>
+              <w:right w:type="dxa" w:w="80"/>
+            </w:tcMar>
+            <w:vAlign w:val="center"/>
+          </w:tcPr>
+          <w:p>
+            <w:pPr>
+              <w:jc w:val="center"/>
+            </w:pPr>
+          </w:p>
+        </w:tc>
+        <w:tc>
+          <w:tcPr>
+            <w:tcW w:type="dxa" w:w="2200"/>
+            <w:tcBorders>
+              <w:top w:val="single" w:color="000000" w:sz="6"/>
+              <w:left w:val="single" w:color="000000" w:sz="6"/>
+              <w:bottom w:val="single" w:color="000000" w:sz="6"/>
+              <w:right w:val="single" w:color="000000" w:sz="6"/>
+            </w:tcBorders>
+            <w:tcMar>
+              <w:top w:type="dxa" w:w="40"/>
+              <w:left w:type="dxa" w:w="80"/>
+              <w:bottom w:type="dxa" w:w="40"/>
+              <w:right w:type="dxa" w:w="80"/>
+            </w:tcMar>
+            <w:vAlign w:val="center"/>
+          </w:tcPr>
+          <w:p>
+            <w:pPr>
+              <w:jc w:val="center"/>
+            </w:pPr>
+          </w:p>
+        </w:tc>
+        <w:tc>
+          <w:tcPr>
+            <w:tcW w:type="dxa" w:w="1538"/>
+            <w:tcBorders>
+              <w:top w:val="single" w:color="000000" w:sz="6"/>
+              <w:left w:val="single" w:color="000000" w:sz="6"/>
+              <w:bottom w:val="single" w:color="000000" w:sz="6"/>
+              <w:right w:val="single" w:color="000000" w:sz="6"/>
+            </w:tcBorders>
+            <w:tcMar>
+              <w:top w:type="dxa" w:w="40"/>
+              <w:left w:type="dxa" w:w="80"/>
+              <w:bottom w:type="dxa" w:w="40"/>
+              <w:right w:type="dxa" w:w="80"/>
+            </w:tcMar>
+            <w:vAlign w:val="center"/>
+          </w:tcPr>
+          <w:p>
+            <w:pPr>
+              <w:jc w:val="center"/>
+            </w:pPr>
+          </w:p>
+        </w:tc>
+      </w:tr>
+      <w:tr>
+        <w:trPr>
+          <w:cantSplit/>
+          <w:trHeight w:val="430" w:hRule="atLeast"/>
+        </w:trPr>
+        <w:tc>
+          <w:tcPr>
+            <w:tcW w:type="dxa" w:w="700"/>
+            <w:tcBorders>
+              <w:top w:val="single" w:color="000000" w:sz="6"/>
+              <w:left w:val="single" w:color="000000" w:sz="6"/>
+              <w:bottom w:val="single" w:color="000000" w:sz="6"/>
+              <w:right w:val="single" w:color="000000" w:sz="6"/>
+            </w:tcBorders>
+            <w:tcMar>
+              <w:top w:type="dxa" w:w="40"/>
+              <w:left w:type="dxa" w:w="80"/>
+              <w:bottom w:type="dxa" w:w="40"/>
+              <w:right w:type="dxa" w:w="80"/>
+            </w:tcMar>
+            <w:vAlign w:val="center"/>
+          </w:tcPr>
+          <w:p>
+            <w:pPr>
+              <w:jc w:val="center"/>
+            </w:pPr>
+            <w:r>
+              <w:rPr>
+                <w:rFonts w:ascii="맑은 고딕" w:cs="맑은 고딕" w:eastAsia="맑은 고딕" w:hAnsi="맑은 고딕"/>
+                <w:b w:val="false"/>
+                <w:bCs w:val="false"/>
+                <w:sz w:val="18"/>
+                <w:szCs w:val="18"/>
+              </w:rPr>
+              <w:t xml:space="preserve">12</w:t>
+            </w:r>
+          </w:p>
+        </w:tc>
+        <w:tc>
+          <w:tcPr>
+            <w:tcW w:type="dxa" w:w="2300"/>
+            <w:tcBorders>
+              <w:top w:val="single" w:color="000000" w:sz="6"/>
+              <w:left w:val="single" w:color="000000" w:sz="6"/>
+              <w:bottom w:val="single" w:color="000000" w:sz="6"/>
+              <w:right w:val="single" w:color="000000" w:sz="6"/>
+            </w:tcBorders>
+            <w:tcMar>
+              <w:top w:type="dxa" w:w="40"/>
+              <w:left w:type="dxa" w:w="80"/>
+              <w:bottom w:type="dxa" w:w="40"/>
+              <w:right w:type="dxa" w:w="80"/>
+            </w:tcMar>
+            <w:vAlign w:val="center"/>
+          </w:tcPr>
+          <w:p>
+            <w:pPr>
+              <w:jc w:val="center"/>
+            </w:pPr>
+          </w:p>
+        </w:tc>
+        <w:tc>
+          <w:tcPr>
+            <w:tcW w:type="dxa" w:w="1900"/>
+            <w:tcBorders>
+              <w:top w:val="single" w:color="000000" w:sz="6"/>
+              <w:left w:val="single" w:color="000000" w:sz="6"/>
+              <w:bottom w:val="single" w:color="000000" w:sz="6"/>
+              <w:right w:val="single" w:color="000000" w:sz="6"/>
+            </w:tcBorders>
+            <w:tcMar>
+              <w:top w:type="dxa" w:w="40"/>
+              <w:left w:type="dxa" w:w="80"/>
+              <w:bottom w:type="dxa" w:w="40"/>
+              <w:right w:type="dxa" w:w="80"/>
+            </w:tcMar>
+            <w:vAlign w:val="center"/>
+          </w:tcPr>
+          <w:p>
+            <w:pPr>
+              <w:jc w:val="center"/>
+            </w:pPr>
+          </w:p>
+        </w:tc>
+        <w:tc>
+          <w:tcPr>
+            <w:tcW w:type="dxa" w:w="3600"/>
+            <w:tcBorders>
+              <w:top w:val="single" w:color="000000" w:sz="6"/>
+              <w:left w:val="single" w:color="000000" w:sz="6"/>
+              <w:bottom w:val="single" w:color="000000" w:sz="6"/>
+              <w:right w:val="single" w:color="000000" w:sz="6"/>
+            </w:tcBorders>
+            <w:tcMar>
+              <w:top w:type="dxa" w:w="40"/>
+              <w:left w:type="dxa" w:w="80"/>
+              <w:bottom w:type="dxa" w:w="40"/>
+              <w:right w:type="dxa" w:w="80"/>
+            </w:tcMar>
+            <w:vAlign w:val="center"/>
+          </w:tcPr>
+          <w:p>
+            <w:pPr>
+              <w:jc w:val="center"/>
+            </w:pPr>
+          </w:p>
+        </w:tc>
+        <w:tc>
+          <w:tcPr>
+            <w:tcW w:type="dxa" w:w="2600"/>
+            <w:tcBorders>
+              <w:top w:val="single" w:color="000000" w:sz="6"/>
+              <w:left w:val="single" w:color="000000" w:sz="6"/>
+              <w:bottom w:val="single" w:color="000000" w:sz="6"/>
+              <w:right w:val="single" w:color="000000" w:sz="6"/>
+            </w:tcBorders>
+            <w:tcMar>
+              <w:top w:type="dxa" w:w="40"/>
+              <w:left w:type="dxa" w:w="80"/>
+              <w:bottom w:type="dxa" w:w="40"/>
+              <w:right w:type="dxa" w:w="80"/>
+            </w:tcMar>
+            <w:vAlign w:val="center"/>
+          </w:tcPr>
+          <w:p>
+            <w:pPr>
+              <w:jc w:val="center"/>
+            </w:pPr>
+          </w:p>
+        </w:tc>
+        <w:tc>
+          <w:tcPr>
+            <w:tcW w:type="dxa" w:w="2200"/>
+            <w:tcBorders>
+              <w:top w:val="single" w:color="000000" w:sz="6"/>
+              <w:left w:val="single" w:color="000000" w:sz="6"/>
+              <w:bottom w:val="single" w:color="000000" w:sz="6"/>
+              <w:right w:val="single" w:color="000000" w:sz="6"/>
+            </w:tcBorders>
+            <w:tcMar>
+              <w:top w:type="dxa" w:w="40"/>
+              <w:left w:type="dxa" w:w="80"/>
+              <w:bottom w:type="dxa" w:w="40"/>
+              <w:right w:type="dxa" w:w="80"/>
+            </w:tcMar>
+            <w:vAlign w:val="center"/>
+          </w:tcPr>
+          <w:p>
+            <w:pPr>
+              <w:jc w:val="center"/>
+            </w:pPr>
+          </w:p>
+        </w:tc>
+        <w:tc>
+          <w:tcPr>
+            <w:tcW w:type="dxa" w:w="1538"/>
+            <w:tcBorders>
+              <w:top w:val="single" w:color="000000" w:sz="6"/>
+              <w:left w:val="single" w:color="000000" w:sz="6"/>
+              <w:bottom w:val="single" w:color="000000" w:sz="6"/>
+              <w:right w:val="single" w:color="000000" w:sz="6"/>
+            </w:tcBorders>
+            <w:tcMar>
+              <w:top w:type="dxa" w:w="40"/>
+              <w:left w:type="dxa" w:w="80"/>
+              <w:bottom w:type="dxa" w:w="40"/>
+              <w:right w:type="dxa" w:w="80"/>
+            </w:tcMar>
+            <w:vAlign w:val="center"/>
+          </w:tcPr>
+          <w:p>
+            <w:pPr>
+              <w:jc w:val="center"/>
+            </w:pPr>
+          </w:p>
+        </w:tc>
+      </w:tr>
+      <w:tr>
+        <w:trPr>
+          <w:cantSplit/>
+          <w:trHeight w:val="430" w:hRule="atLeast"/>
+        </w:trPr>
+        <w:tc>
+          <w:tcPr>
+            <w:tcW w:type="dxa" w:w="700"/>
+            <w:tcBorders>
+              <w:top w:val="single" w:color="000000" w:sz="6"/>
+              <w:left w:val="single" w:color="000000" w:sz="6"/>
+              <w:bottom w:val="single" w:color="000000" w:sz="6"/>
+              <w:right w:val="single" w:color="000000" w:sz="6"/>
+            </w:tcBorders>
+            <w:tcMar>
+              <w:top w:type="dxa" w:w="40"/>
+              <w:left w:type="dxa" w:w="80"/>
+              <w:bottom w:type="dxa" w:w="40"/>
+              <w:right w:type="dxa" w:w="80"/>
+            </w:tcMar>
+            <w:vAlign w:val="center"/>
+          </w:tcPr>
+          <w:p>
+            <w:pPr>
+              <w:jc w:val="center"/>
+            </w:pPr>
+            <w:r>
+              <w:rPr>
+                <w:rFonts w:ascii="맑은 고딕" w:cs="맑은 고딕" w:eastAsia="맑은 고딕" w:hAnsi="맑은 고딕"/>
+                <w:b w:val="false"/>
+                <w:bCs w:val="false"/>
+                <w:sz w:val="18"/>
+                <w:szCs w:val="18"/>
+              </w:rPr>
+              <w:t xml:space="preserve">13</w:t>
+            </w:r>
+          </w:p>
+        </w:tc>
+        <w:tc>
+          <w:tcPr>
+            <w:tcW w:type="dxa" w:w="2300"/>
+            <w:tcBorders>
+              <w:top w:val="single" w:color="000000" w:sz="6"/>
+              <w:left w:val="single" w:color="000000" w:sz="6"/>
+              <w:bottom w:val="single" w:color="000000" w:sz="6"/>
+              <w:right w:val="single" w:color="000000" w:sz="6"/>
+            </w:tcBorders>
+            <w:tcMar>
+              <w:top w:type="dxa" w:w="40"/>
+              <w:left w:type="dxa" w:w="80"/>
+              <w:bottom w:type="dxa" w:w="40"/>
+              <w:right w:type="dxa" w:w="80"/>
+            </w:tcMar>
+            <w:vAlign w:val="center"/>
+          </w:tcPr>
+          <w:p>
+            <w:pPr>
+              <w:jc w:val="center"/>
+            </w:pPr>
+          </w:p>
+        </w:tc>
+        <w:tc>
+          <w:tcPr>
+            <w:tcW w:type="dxa" w:w="1900"/>
+            <w:tcBorders>
+              <w:top w:val="single" w:color="000000" w:sz="6"/>
+              <w:left w:val="single" w:color="000000" w:sz="6"/>
+              <w:bottom w:val="single" w:color="000000" w:sz="6"/>
+              <w:right w:val="single" w:color="000000" w:sz="6"/>
+            </w:tcBorders>
+            <w:tcMar>
+              <w:top w:type="dxa" w:w="40"/>
+              <w:left w:type="dxa" w:w="80"/>
+              <w:bottom w:type="dxa" w:w="40"/>
+              <w:right w:type="dxa" w:w="80"/>
+            </w:tcMar>
+            <w:vAlign w:val="center"/>
+          </w:tcPr>
+          <w:p>
+            <w:pPr>
+              <w:jc w:val="center"/>
+            </w:pPr>
+          </w:p>
+        </w:tc>
+        <w:tc>
+          <w:tcPr>
+            <w:tcW w:type="dxa" w:w="3600"/>
+            <w:tcBorders>
+              <w:top w:val="single" w:color="000000" w:sz="6"/>
+              <w:left w:val="single" w:color="000000" w:sz="6"/>
+              <w:bottom w:val="single" w:color="000000" w:sz="6"/>
+              <w:right w:val="single" w:color="000000" w:sz="6"/>
+            </w:tcBorders>
+            <w:tcMar>
+              <w:top w:type="dxa" w:w="40"/>
+              <w:left w:type="dxa" w:w="80"/>
+              <w:bottom w:type="dxa" w:w="40"/>
+              <w:right w:type="dxa" w:w="80"/>
+            </w:tcMar>
+            <w:vAlign w:val="center"/>
+          </w:tcPr>
+          <w:p>
+            <w:pPr>
+              <w:jc w:val="center"/>
+            </w:pPr>
+          </w:p>
+        </w:tc>
+        <w:tc>
+          <w:tcPr>
+            <w:tcW w:type="dxa" w:w="2600"/>
+            <w:tcBorders>
+              <w:top w:val="single" w:color="000000" w:sz="6"/>
+              <w:left w:val="single" w:color="000000" w:sz="6"/>
+              <w:bottom w:val="single" w:color="000000" w:sz="6"/>
+              <w:right w:val="single" w:color="000000" w:sz="6"/>
+            </w:tcBorders>
+            <w:tcMar>
+              <w:top w:type="dxa" w:w="40"/>
+              <w:left w:type="dxa" w:w="80"/>
+              <w:bottom w:type="dxa" w:w="40"/>
+              <w:right w:type="dxa" w:w="80"/>
+            </w:tcMar>
+            <w:vAlign w:val="center"/>
+          </w:tcPr>
+          <w:p>
+            <w:pPr>
+              <w:jc w:val="center"/>
+            </w:pPr>
+          </w:p>
+        </w:tc>
+        <w:tc>
+          <w:tcPr>
+            <w:tcW w:type="dxa" w:w="2200"/>
+            <w:tcBorders>
+              <w:top w:val="single" w:color="000000" w:sz="6"/>
+              <w:left w:val="single" w:color="000000" w:sz="6"/>
+              <w:bottom w:val="single" w:color="000000" w:sz="6"/>
+              <w:right w:val="single" w:color="000000" w:sz="6"/>
+            </w:tcBorders>
+            <w:tcMar>
+              <w:top w:type="dxa" w:w="40"/>
+              <w:left w:type="dxa" w:w="80"/>
+              <w:bottom w:type="dxa" w:w="40"/>
+              <w:right w:type="dxa" w:w="80"/>
+            </w:tcMar>
+            <w:vAlign w:val="center"/>
+          </w:tcPr>
+          <w:p>
+            <w:pPr>
+              <w:jc w:val="center"/>
+            </w:pPr>
+          </w:p>
+        </w:tc>
+        <w:tc>
+          <w:tcPr>
+            <w:tcW w:type="dxa" w:w="1538"/>
+            <w:tcBorders>
+              <w:top w:val="single" w:color="000000" w:sz="6"/>
+              <w:left w:val="single" w:color="000000" w:sz="6"/>
+              <w:bottom w:val="single" w:color="000000" w:sz="6"/>
+              <w:right w:val="single" w:color="000000" w:sz="6"/>
+            </w:tcBorders>
+            <w:tcMar>
+              <w:top w:type="dxa" w:w="40"/>
+              <w:left w:type="dxa" w:w="80"/>
+              <w:bottom w:type="dxa" w:w="40"/>
+              <w:right w:type="dxa" w:w="80"/>
+            </w:tcMar>
+            <w:vAlign w:val="center"/>
+          </w:tcPr>
+          <w:p>
+            <w:pPr>
+              <w:jc w:val="center"/>
+            </w:pPr>
+          </w:p>
+        </w:tc>
+      </w:tr>
+      <w:tr>
+        <w:trPr>
+          <w:cantSplit/>
+          <w:trHeight w:val="430" w:hRule="atLeast"/>
+        </w:trPr>
+        <w:tc>
+          <w:tcPr>
+            <w:tcW w:type="dxa" w:w="700"/>
+            <w:tcBorders>
+              <w:top w:val="single" w:color="000000" w:sz="6"/>
+              <w:left w:val="single" w:color="000000" w:sz="6"/>
+              <w:bottom w:val="single" w:color="000000" w:sz="6"/>
+              <w:right w:val="single" w:color="000000" w:sz="6"/>
+            </w:tcBorders>
+            <w:tcMar>
+              <w:top w:type="dxa" w:w="40"/>
+              <w:left w:type="dxa" w:w="80"/>
+              <w:bottom w:type="dxa" w:w="40"/>
+              <w:right w:type="dxa" w:w="80"/>
+            </w:tcMar>
+            <w:vAlign w:val="center"/>
+          </w:tcPr>
+          <w:p>
+            <w:pPr>
+              <w:jc w:val="center"/>
+            </w:pPr>
+            <w:r>
+              <w:rPr>
+                <w:rFonts w:ascii="맑은 고딕" w:cs="맑은 고딕" w:eastAsia="맑은 고딕" w:hAnsi="맑은 고딕"/>
+                <w:b w:val="false"/>
+                <w:bCs w:val="false"/>
+                <w:sz w:val="18"/>
+                <w:szCs w:val="18"/>
+              </w:rPr>
+              <w:t xml:space="preserve">14</w:t>
             </w:r>
           </w:p>
         </w:tc>

--- a/4개마을_주민결의서명부.docx
+++ b/4개마을_주민결의서명부.docx
@@ -893,7 +893,7 @@
                 <w:sz w:val="19"/>
                 <w:szCs w:val="19"/>
               </w:rPr>
-              <w:t xml:space="preserve">주소 (마을명·번지)</w:t>
+              <w:t xml:space="preserve">주소(마을명)</w:t>
             </w:r>
           </w:p>
         </w:tc>
@@ -4055,7 +4055,7 @@
                 <w:sz w:val="19"/>
                 <w:szCs w:val="19"/>
               </w:rPr>
-              <w:t xml:space="preserve">주소 (마을명·번지)</w:t>
+              <w:t xml:space="preserve">주소(마을명)</w:t>
             </w:r>
           </w:p>
         </w:tc>
@@ -7217,7 +7217,7 @@
                 <w:sz w:val="19"/>
                 <w:szCs w:val="19"/>
               </w:rPr>
-              <w:t xml:space="preserve">주소 (마을명·번지)</w:t>
+              <w:t xml:space="preserve">주소(마을명)</w:t>
             </w:r>
           </w:p>
         </w:tc>
@@ -10379,7 +10379,7 @@
                 <w:sz w:val="19"/>
                 <w:szCs w:val="19"/>
               </w:rPr>
-              <w:t xml:space="preserve">주소 (마을명·번지)</w:t>
+              <w:t xml:space="preserve">주소(마을명)</w:t>
             </w:r>
           </w:p>
         </w:tc>

--- a/4개마을_주민결의서명부.docx
+++ b/4개마을_주민결의서명부.docx
@@ -31,7 +31,7 @@
           <w:sz w:val="22"/>
           <w:szCs w:val="22"/>
         </w:rPr>
-        <w:t xml:space="preserve">순정축협 공동협약 및 환경개선위원회 관련 대표 행위 불추인과 사실 규명 요구 (동곡·횡룡·진농·원삼마을)</w:t>
+        <w:t xml:space="preserve">대표 행위 불추인, 1억 원 사용처 규명 요구 및 고발 동참 (동곡·횡룡·진농·원삼마을)</w:t>
       </w:r>
     </w:p>
     <w:tbl>
@@ -94,7 +94,7 @@
                 <w:sz w:val="19"/>
                 <w:szCs w:val="19"/>
               </w:rPr>
-              <w:t xml:space="preserve">2022~2023년 문서에서 감곡면 환경개선위원회와 각 마을 이장은 "5개 부락 협의체를 대표하는 위원장에게 위임", "5개 마을을 대표해서", "○○마을이장" 직함 서명 등 마을 대표 자격으로 순정축협과 협약을 맺었습니다. 2023. 5. 2. 위원회 회의록에는 "순정축협에서 받은 돈을 마을별로 1천만 원씩 나눠주자는 의견"과 순정축협 조합장을 위원회 임원으로 추천한 내용이 있고, 이튿날 순정축협은 퇴비사 약 300평의 신축허가를 신청하였고, 2023. 7. 20. 제출인이 가려진 "반대 의견 없음" 의견서가 제출되었습니다. 그런데 2026. 9. 위원회와 순정축협은 위원회를 "자발적 주민공동체"라고 하며 순정축협이 밝힌 1억 원의 지급·사용 내역 공개를 거부하고 있습니다. 이에 주민 각자가 아래 결의 내용에 동의함을 서명으로 밝힙니다.</w:t>
+              <w:t xml:space="preserve">2022~2023년 문서에서 감곡면 환경개선위원회와 각 마을 이장은 "5개 부락 협의체를 대표하는 위원장에게 위임", "5개 마을을 대표해서", "○○마을이장" 직함 서명 등 마을 대표 자격으로 순정축협과 협약을 맺었습니다. 2023. 5. 2. 위원회 회의록에는 "순정축협에서 받은 돈을 마을별로 1천만 원씩 나눠주자는 의견"과 순정축협 조합장을 위원회 임원으로 추천한 내용이 있고, 이튿날 순정축협은 퇴비사 약 300평의 신축허가를 신청하였고, 2023. 7. 20. 제출인이 가려진 "반대 의견 없음" 의견서가 제출되었습니다. 그런데 2026. 9. 위원회와 순정축협은 위원회를 "자발적 주민공동체"라고 하며 순정축협이 밝힌 1억 원의 지급·사용 내역 공개를 거부하고 있고, 정읍시에는 주민총회 결의서나 위임장이 존재하지 않습니다. 이에 주민 각자가 ① 위원회와 이장에게 주민을 대표할 권한을 준 적이 없다는 사실, ② 1억 원의 사용처와 "반대 의견 없음" 의견서의 진상을 밝혀 달라는 요구, ③ 이를 위한 고발에 동참한다는 뜻을 서명으로 밝힙니다.</w:t>
             </w:r>
           </w:p>
         </w:tc>
@@ -247,7 +247,7 @@
           <w:sz w:val="18"/>
           <w:szCs w:val="18"/>
         </w:rPr>
-        <w:t xml:space="preserve">② 마을별 쪽에 적힌 결의 내용(1~8항)을 </w:t>
+        <w:t xml:space="preserve">② 마을별 쪽에 적힌 결의 내용(1~9항)을 </w:t>
       </w:r>
       <w:r>
         <w:rPr>
@@ -280,7 +280,7 @@
           <w:sz w:val="18"/>
           <w:szCs w:val="18"/>
         </w:rPr>
-        <w:t xml:space="preserve">③ 1항은 </w:t>
+        <w:t xml:space="preserve">③ 1항과 3항은 </w:t>
       </w:r>
       <w:r>
         <w:rPr>
@@ -298,7 +298,7 @@
           <w:sz w:val="18"/>
           <w:szCs w:val="18"/>
         </w:rPr>
-        <w:t xml:space="preserve">의 확인입니다. 당시 마을총회에 참석했거나 위임한 기억이 있는 분은 서명하지 않거나 비고란에 적습니다.</w:t>
+        <w:t xml:space="preserve">의 확인입니다. 당시 마을총회에 참석했거나 위임한 기억이 있는 분, 퇴비사 신축에 관하여 의견을 질문받았거나 동의한 기억이 있는 분은 서명하지 않거나 비고란에 그 내용을 적습니다.</w:t>
       </w:r>
     </w:p>
     <w:p>
@@ -406,7 +406,7 @@
                 <w:sz w:val="17"/>
                 <w:szCs w:val="17"/>
               </w:rPr>
-              <w:t xml:space="preserve"> 아래 서명자는 다음 1~8항에 모두 동의합니다.</w:t>
+              <w:t xml:space="preserve"> 아래 서명자는 다음 1~9항에 모두 동의합니다.</w:t>
             </w:r>
           </w:p>
           <w:p>
@@ -423,7 +423,7 @@
                 <w:sz w:val="17"/>
                 <w:szCs w:val="17"/>
               </w:rPr>
-              <w:t xml:space="preserve">1. (사실 확인)</w:t>
+              <w:t xml:space="preserve">1. (사실 확인: 위임 없음)</w:t>
             </w:r>
             <w:r>
               <w:rPr>
@@ -442,6 +442,24 @@
                 <w:szCs w:val="17"/>
               </w:rPr>
               <w:t xml:space="preserve">동곡마을 마을총회가 열려 결의하였거나 본인이 위임한 사실을 알지 못하며, 그러한 절차에 참여하거나 통지받은 사실이 없습니다.</w:t>
+            </w:r>
+            <w:r>
+              <w:rPr>
+                <w:rFonts w:ascii="맑은 고딕" w:cs="맑은 고딕" w:eastAsia="맑은 고딕" w:hAnsi="맑은 고딕"/>
+                <w:sz w:val="17"/>
+                <w:szCs w:val="17"/>
+              </w:rPr>
+              <w:t xml:space="preserve"> 본인은 이장이나 감곡면 환경개선위원회에 </w:t>
+            </w:r>
+            <w:r>
+              <w:rPr>
+                <w:rFonts w:ascii="맑은 고딕" w:cs="맑은 고딕" w:eastAsia="맑은 고딕" w:hAnsi="맑은 고딕"/>
+                <w:b/>
+                <w:bCs/>
+                <w:sz w:val="17"/>
+                <w:szCs w:val="17"/>
+              </w:rPr>
+              <w:t xml:space="preserve">본인을 대신하여 협약을 맺거나, 금원을 받거나, 행정기관에 의견을 제출할 권한을 준 사실이 없습니다.</w:t>
             </w:r>
           </w:p>
           <w:p>
@@ -466,7 +484,7 @@
                 <w:sz w:val="17"/>
                 <w:szCs w:val="17"/>
               </w:rPr>
-              <w:t xml:space="preserve"> 본인은 당시 이장 또는 감곡면 환경개선위원회가 동곡마을 주민을 대표하여 한 다음 행위를 </w:t>
+              <w:t xml:space="preserve"> 본인은 당시 이장 또는 감곡면 환경개선위원회가 동곡마을 주민을 대표한다며 한 다음 행위를 </w:t>
             </w:r>
             <w:r>
               <w:rPr>
@@ -501,7 +519,7 @@
                 <w:sz w:val="17"/>
                 <w:szCs w:val="17"/>
               </w:rPr>
-              <w:t xml:space="preserve">3. ("반대 의견 없음" 서명 확인)</w:t>
+              <w:t xml:space="preserve">3. ("반대 의견 없음" 의견서)</w:t>
             </w:r>
             <w:r>
               <w:rPr>
@@ -527,7 +545,7 @@
                 <w:sz w:val="17"/>
                 <w:szCs w:val="17"/>
               </w:rPr>
-              <w:t xml:space="preserve">이라고 적혀 있으나 의견제출인은 가려져 있습니다. 본인은 위 의견 제출에 관하여 </w:t>
+              <w:t xml:space="preserve">이라고 적혀 있으나 의견제출인은 가려져 있습니다. 본인은 그 무렵 이장이나 위원회로부터 </w:t>
             </w:r>
             <w:r>
               <w:rPr>
@@ -537,15 +555,15 @@
                 <w:sz w:val="17"/>
                 <w:szCs w:val="17"/>
               </w:rPr>
-              <w:t xml:space="preserve">의견을 묻거나 통지받은 사실이 없습니다.</w:t>
-            </w:r>
-            <w:r>
-              <w:rPr>
-                <w:rFonts w:ascii="맑은 고딕" w:cs="맑은 고딕" w:eastAsia="맑은 고딕" w:hAnsi="맑은 고딕"/>
-                <w:sz w:val="17"/>
-                <w:szCs w:val="17"/>
-              </w:rPr>
-              <w:t xml:space="preserve"> 이에 본인은 </w:t>
+              <w:t xml:space="preserve">위 퇴비사 신축에 관한 의견을 질문받거나 마을회의 개최를 안내받은 사실이 없으며, 누구에게도 본인을 대신하여 "반대 의견 없음" 의견을 낼 권한을 준 사실이 없습니다.</w:t>
+            </w:r>
+            <w:r>
+              <w:rPr>
+                <w:rFonts w:ascii="맑은 고딕" w:cs="맑은 고딕" w:eastAsia="맑은 고딕" w:hAnsi="맑은 고딕"/>
+                <w:sz w:val="17"/>
+                <w:szCs w:val="17"/>
+              </w:rPr>
+              <w:t xml:space="preserve"> 위 의견서가 동곡마을 주민의 의견으로 제출되었다면 이는 본인의 의사와 다릅니다. 본인은 </w:t>
             </w:r>
             <w:r>
               <w:rPr>
@@ -555,15 +573,15 @@
                 <w:sz w:val="17"/>
                 <w:szCs w:val="17"/>
               </w:rPr>
-              <w:t xml:space="preserve">당시 동곡마을 이장 강길호 및 감곡면 환경개선위원회 위원들이 위 "반대 의견 없음" 의견서에 서명한 사실이 있는지, 있다면 누가 어떤 자격으로 서명하였는지 밝혀 줄 것을 요구합니다.</w:t>
-            </w:r>
-            <w:r>
-              <w:rPr>
-                <w:rFonts w:ascii="맑은 고딕" w:cs="맑은 고딕" w:eastAsia="맑은 고딕" w:hAnsi="맑은 고딕"/>
-                <w:sz w:val="17"/>
-                <w:szCs w:val="17"/>
-              </w:rPr>
-              <w:t xml:space="preserve"> 서명한 사실이 있다면, 본인은 그 의견이 동곡마을 주민의 의견으로 취급되는 것을 추인하지 않습니다.</w:t>
+              <w:t xml:space="preserve">당시 동곡마을 이장 강길호 및 감곡면 환경개선위원회 위원들이 위 의견서에 서명한 사실이 있는지, 누가 어떤 자격으로 작성·제출하였는지, 본인이나 다른 주민의 이름이 기재되어 있는지</w:t>
+            </w:r>
+            <w:r>
+              <w:rPr>
+                <w:rFonts w:ascii="맑은 고딕" w:cs="맑은 고딕" w:eastAsia="맑은 고딕" w:hAnsi="맑은 고딕"/>
+                <w:sz w:val="17"/>
+                <w:szCs w:val="17"/>
+              </w:rPr>
+              <w:t xml:space="preserve"> 밝혀 줄 것을 요구합니다.</w:t>
             </w:r>
           </w:p>
           <w:p>
@@ -580,15 +598,51 @@
                 <w:sz w:val="17"/>
                 <w:szCs w:val="17"/>
               </w:rPr>
-              <w:t xml:space="preserve">4. (자료 공개 요구)</w:t>
-            </w:r>
-            <w:r>
-              <w:rPr>
-                <w:rFonts w:ascii="맑은 고딕" w:cs="맑은 고딕" w:eastAsia="맑은 고딕" w:hAnsi="맑은 고딕"/>
-                <w:sz w:val="17"/>
-                <w:szCs w:val="17"/>
-              </w:rPr>
-              <w:t xml:space="preserve"> 본인은 감곡면 환경개선위원회와 순정축산업협동조합에 다음 자료의 공개와 보고를 요구합니다. ① 1억 원(및 그 밖의 지원금)의 지급 결의, 지급일, 수령 계좌 명의 ② 위원회의 금원 사용 내역과 증빙, 현재 잔액 ③ 위원회 규약, 위원 명단, 제1차부터 그 이후의 회의록 ④ 순정축협이 약속한 분기별 검사자료 ⑤ 2023. 7. 20. 주민의견서의 제출인과 제출 경위 (개인 계좌번호·연락처 등은 가리고 공개하여도 됩니다.)</w:t>
+              <w:t xml:space="preserve">4. (1억 원에 대한 입장)</w:t>
+            </w:r>
+            <w:r>
+              <w:rPr>
+                <w:rFonts w:ascii="맑은 고딕" w:cs="맑은 고딕" w:eastAsia="맑은 고딕" w:hAnsi="맑은 고딕"/>
+                <w:sz w:val="17"/>
+                <w:szCs w:val="17"/>
+              </w:rPr>
+              <w:t xml:space="preserve"> 본인은 위 1억 원을 주민에게 나누어 달라고 요구하는 것이 아닙니다. 본인은 ① 그 돈이 순정축협이 밝힌 용도(지역 환경정비·폐기물 처리·악취저감·공동체 환경개선)대로 </w:t>
+            </w:r>
+            <w:r>
+              <w:rPr>
+                <w:rFonts w:ascii="맑은 고딕" w:cs="맑은 고딕" w:eastAsia="맑은 고딕" w:hAnsi="맑은 고딕"/>
+                <w:b/>
+                <w:bCs/>
+                <w:sz w:val="17"/>
+                <w:szCs w:val="17"/>
+              </w:rPr>
+              <w:t xml:space="preserve">실제로 사용되었는지</w:t>
+            </w:r>
+            <w:r>
+              <w:rPr>
+                <w:rFonts w:ascii="맑은 고딕" w:cs="맑은 고딕" w:eastAsia="맑은 고딕" w:hAnsi="맑은 고딕"/>
+                <w:sz w:val="17"/>
+                <w:szCs w:val="17"/>
+              </w:rPr>
+              <w:t xml:space="preserve">, ② 그 지급이 공동협약상 협력이나 </w:t>
+            </w:r>
+            <w:r>
+              <w:rPr>
+                <w:rFonts w:ascii="맑은 고딕" w:cs="맑은 고딕" w:eastAsia="맑은 고딕" w:hAnsi="맑은 고딕"/>
+                <w:b/>
+                <w:bCs/>
+                <w:sz w:val="17"/>
+                <w:szCs w:val="17"/>
+              </w:rPr>
+              <w:t xml:space="preserve">"반대 의견 없음" 의견 제출의 대가였는지</w:t>
+            </w:r>
+            <w:r>
+              <w:rPr>
+                <w:rFonts w:ascii="맑은 고딕" w:cs="맑은 고딕" w:eastAsia="맑은 고딕" w:hAnsi="맑은 고딕"/>
+                <w:sz w:val="17"/>
+                <w:szCs w:val="17"/>
+              </w:rPr>
+              <w:t xml:space="preserve"> 밝혀 줄 것을 요구합니다.</w:t>
             </w:r>
           </w:p>
           <w:p>
@@ -605,33 +659,15 @@
                 <w:sz w:val="17"/>
                 <w:szCs w:val="17"/>
               </w:rPr>
-              <w:t xml:space="preserve">5. (고발 동참)</w:t>
-            </w:r>
-            <w:r>
-              <w:rPr>
-                <w:rFonts w:ascii="맑은 고딕" w:cs="맑은 고딕" w:eastAsia="맑은 고딕" w:hAnsi="맑은 고딕"/>
-                <w:sz w:val="17"/>
-                <w:szCs w:val="17"/>
-              </w:rPr>
-              <w:t xml:space="preserve"> 본인은 위 금원의 지급 경위와 사용처를 밝히기 위하여 감곡면 횡룡마을 주민 박상남이 정읍경찰서에 제출하는 </w:t>
-            </w:r>
-            <w:r>
-              <w:rPr>
-                <w:rFonts w:ascii="맑은 고딕" w:cs="맑은 고딕" w:eastAsia="맑은 고딕" w:hAnsi="맑은 고딕"/>
-                <w:b/>
-                <w:bCs/>
-                <w:sz w:val="17"/>
-                <w:szCs w:val="17"/>
-              </w:rPr>
-              <w:t xml:space="preserve">고발에 동참</w:t>
-            </w:r>
-            <w:r>
-              <w:rPr>
-                <w:rFonts w:ascii="맑은 고딕" w:cs="맑은 고딕" w:eastAsia="맑은 고딕" w:hAnsi="맑은 고딕"/>
-                <w:sz w:val="17"/>
-                <w:szCs w:val="17"/>
-              </w:rPr>
-              <w:t xml:space="preserve">하며, 이 서명부가 그 첨부자료로 제출되는 데 동의합니다. 이 서명은 특정인의 범죄를 단정하는 것이 아니라 사실 확인을 요청하는 것입니다.</w:t>
+              <w:t xml:space="preserve">5. (자료 공개 요구)</w:t>
+            </w:r>
+            <w:r>
+              <w:rPr>
+                <w:rFonts w:ascii="맑은 고딕" w:cs="맑은 고딕" w:eastAsia="맑은 고딕" w:hAnsi="맑은 고딕"/>
+                <w:sz w:val="17"/>
+                <w:szCs w:val="17"/>
+              </w:rPr>
+              <w:t xml:space="preserve"> 본인은 감곡면 환경개선위원회와 순정축산업협동조합에 다음 자료의 공개와 보고를 요구합니다. ① 1억 원(및 그 밖의 지원금)의 지급 결의, 지급일, 수령 계좌 명의 ② 위원회의 금원 사용 내역과 증빙, 현재 잔액 ③ 위원회 규약, 위원 명단, 제1차부터 그 이후의 회의록 ④ 순정축협이 약속한 분기별 검사자료 ⑤ 2023. 7. 20. 주민의견서의 작성자·서명자와 제출 경위 (개인 계좌번호·연락처 등은 가리고 공개하여도 됩니다.)</w:t>
             </w:r>
           </w:p>
           <w:p>
@@ -648,15 +684,43 @@
                 <w:sz w:val="17"/>
                 <w:szCs w:val="17"/>
               </w:rPr>
-              <w:t xml:space="preserve">6. (연락·제출 위임)</w:t>
-            </w:r>
-            <w:r>
-              <w:rPr>
-                <w:rFonts w:ascii="맑은 고딕" w:cs="맑은 고딕" w:eastAsia="맑은 고딕" w:hAnsi="맑은 고딕"/>
-                <w:sz w:val="17"/>
-                <w:szCs w:val="17"/>
-              </w:rPr>
-              <w:t xml:space="preserve"> 본인은 위 3~5항의 요구와 고발 동참에 필요한 연락, 서명부 제출, 관계기관 민원 제기를 서명 수합 책임자 박상남에게 맡깁니다.</w:t>
+              <w:t xml:space="preserve">6. (고발 동참)</w:t>
+            </w:r>
+            <w:r>
+              <w:rPr>
+                <w:rFonts w:ascii="맑은 고딕" w:cs="맑은 고딕" w:eastAsia="맑은 고딕" w:hAnsi="맑은 고딕"/>
+                <w:sz w:val="17"/>
+                <w:szCs w:val="17"/>
+              </w:rPr>
+              <w:t xml:space="preserve"> 본인은 감곡면 횡룡마을 주민 박상남이 정읍경찰서에 제출하는 </w:t>
+            </w:r>
+            <w:r>
+              <w:rPr>
+                <w:rFonts w:ascii="맑은 고딕" w:cs="맑은 고딕" w:eastAsia="맑은 고딕" w:hAnsi="맑은 고딕"/>
+                <w:b/>
+                <w:bCs/>
+                <w:sz w:val="17"/>
+                <w:szCs w:val="17"/>
+              </w:rPr>
+              <w:t xml:space="preserve">고발에 동참</w:t>
+            </w:r>
+            <w:r>
+              <w:rPr>
+                <w:rFonts w:ascii="맑은 고딕" w:cs="맑은 고딕" w:eastAsia="맑은 고딕" w:hAnsi="맑은 고딕"/>
+                <w:sz w:val="17"/>
+                <w:szCs w:val="17"/>
+              </w:rPr>
+              <w:t xml:space="preserve">합니다. 고발 내용은 위 금원에 관한 업무상횡령, 배임수재·배임증재, 업무상배임 혐의와, 위 주민의견서의 작성·제출에 관한 위계에 의한 공무집행방해, 사문서위조·자격모용사문서작성 등 혐의에 대한 수사 요청입니다. 본인은 이 서명부가 그 증거자료로 제출되는 데 동의합니다. </w:t>
+            </w:r>
+            <w:r>
+              <w:rPr>
+                <w:rFonts w:ascii="맑은 고딕" w:cs="맑은 고딕" w:eastAsia="맑은 고딕" w:hAnsi="맑은 고딕"/>
+                <w:b/>
+                <w:bCs/>
+                <w:sz w:val="17"/>
+                <w:szCs w:val="17"/>
+              </w:rPr>
+              <w:t xml:space="preserve">이 서명은 특정인의 범죄를 단정하는 것이 아니라, 수사를 통하여 사실을 밝혀 달라는 요청입니다.</w:t>
             </w:r>
           </w:p>
           <w:p>
@@ -673,33 +737,15 @@
                 <w:sz w:val="17"/>
                 <w:szCs w:val="17"/>
               </w:rPr>
-              <w:t xml:space="preserve">7. (향후 원칙)</w:t>
-            </w:r>
-            <w:r>
-              <w:rPr>
-                <w:rFonts w:ascii="맑은 고딕" w:cs="맑은 고딕" w:eastAsia="맑은 고딕" w:hAnsi="맑은 고딕"/>
-                <w:sz w:val="17"/>
-                <w:szCs w:val="17"/>
-              </w:rPr>
-              <w:t xml:space="preserve"> 본인은 앞으로 동곡마을의 이름으로 외부 단체·사업자와 협약을 맺거나, 행정기관에 마을 의견을 제출하거나, 금원을 받는 경우에는 </w:t>
-            </w:r>
-            <w:r>
-              <w:rPr>
-                <w:rFonts w:ascii="맑은 고딕" w:cs="맑은 고딕" w:eastAsia="맑은 고딕" w:hAnsi="맑은 고딕"/>
-                <w:b/>
-                <w:bCs/>
-                <w:sz w:val="17"/>
-                <w:szCs w:val="17"/>
-              </w:rPr>
-              <w:t xml:space="preserve">반드시 사전에 마을총회의 결의</w:t>
-            </w:r>
-            <w:r>
-              <w:rPr>
-                <w:rFonts w:ascii="맑은 고딕" w:cs="맑은 고딕" w:eastAsia="맑은 고딕" w:hAnsi="맑은 고딕"/>
-                <w:sz w:val="17"/>
-                <w:szCs w:val="17"/>
-              </w:rPr>
-              <w:t xml:space="preserve">를 거쳐야 한다고 봅니다. 감곡면 환경개선위원회는 그러한 결의가 있기 전까지 본인을 포함한 동곡마을 주민 전체를 대표하지 않습니다.</w:t>
+              <w:t xml:space="preserve">7. (연락·제출 위임)</w:t>
+            </w:r>
+            <w:r>
+              <w:rPr>
+                <w:rFonts w:ascii="맑은 고딕" w:cs="맑은 고딕" w:eastAsia="맑은 고딕" w:hAnsi="맑은 고딕"/>
+                <w:sz w:val="17"/>
+                <w:szCs w:val="17"/>
+              </w:rPr>
+              <w:t xml:space="preserve"> 본인은 위 3~6항의 요구와 고발 동참에 필요한 연락, 서명부 제출, 관계기관 민원 제기를 서명 수합 책임자 박상남에게 맡깁니다.</w:t>
             </w:r>
           </w:p>
           <w:p>
@@ -716,7 +762,50 @@
                 <w:sz w:val="17"/>
                 <w:szCs w:val="17"/>
               </w:rPr>
-              <w:t xml:space="preserve">8. (사본 송부 동의)</w:t>
+              <w:t xml:space="preserve">8. (향후 원칙)</w:t>
+            </w:r>
+            <w:r>
+              <w:rPr>
+                <w:rFonts w:ascii="맑은 고딕" w:cs="맑은 고딕" w:eastAsia="맑은 고딕" w:hAnsi="맑은 고딕"/>
+                <w:sz w:val="17"/>
+                <w:szCs w:val="17"/>
+              </w:rPr>
+              <w:t xml:space="preserve"> 본인은 앞으로 동곡마을의 이름으로 외부 단체·사업자와 협약을 맺거나, 행정기관에 마을 의견을 제출하거나, 금원을 받는 경우에는 </w:t>
+            </w:r>
+            <w:r>
+              <w:rPr>
+                <w:rFonts w:ascii="맑은 고딕" w:cs="맑은 고딕" w:eastAsia="맑은 고딕" w:hAnsi="맑은 고딕"/>
+                <w:b/>
+                <w:bCs/>
+                <w:sz w:val="17"/>
+                <w:szCs w:val="17"/>
+              </w:rPr>
+              <w:t xml:space="preserve">반드시 사전에 마을총회의 결의</w:t>
+            </w:r>
+            <w:r>
+              <w:rPr>
+                <w:rFonts w:ascii="맑은 고딕" w:cs="맑은 고딕" w:eastAsia="맑은 고딕" w:hAnsi="맑은 고딕"/>
+                <w:sz w:val="17"/>
+                <w:szCs w:val="17"/>
+              </w:rPr>
+              <w:t xml:space="preserve">를 거쳐야 한다고 봅니다. 감곡면 환경개선위원회는 그러한 결의가 있기 전까지 본인을 포함한 동곡마을 주민 전체를 대표하지 않습니다.</w:t>
+            </w:r>
+          </w:p>
+          <w:p>
+            <w:pPr>
+              <w:spacing w:after="20" w:before="0" w:line="230"/>
+              <w:ind w:left="300" w:hanging="300"/>
+              <w:jc w:val="both"/>
+            </w:pPr>
+            <w:r>
+              <w:rPr>
+                <w:rFonts w:ascii="맑은 고딕" w:cs="맑은 고딕" w:eastAsia="맑은 고딕" w:hAnsi="맑은 고딕"/>
+                <w:b/>
+                <w:bCs/>
+                <w:sz w:val="17"/>
+                <w:szCs w:val="17"/>
+              </w:rPr>
+              <w:t xml:space="preserve">9. (사본 송부 동의)</w:t>
             </w:r>
             <w:r>
               <w:rPr>
@@ -3568,7 +3657,7 @@
                 <w:sz w:val="17"/>
                 <w:szCs w:val="17"/>
               </w:rPr>
-              <w:t xml:space="preserve"> 아래 서명자는 다음 1~8항에 모두 동의합니다.</w:t>
+              <w:t xml:space="preserve"> 아래 서명자는 다음 1~9항에 모두 동의합니다.</w:t>
             </w:r>
           </w:p>
           <w:p>
@@ -3585,7 +3674,7 @@
                 <w:sz w:val="17"/>
                 <w:szCs w:val="17"/>
               </w:rPr>
-              <w:t xml:space="preserve">1. (사실 확인)</w:t>
+              <w:t xml:space="preserve">1. (사실 확인: 위임 없음)</w:t>
             </w:r>
             <w:r>
               <w:rPr>
@@ -3604,6 +3693,24 @@
                 <w:szCs w:val="17"/>
               </w:rPr>
               <w:t xml:space="preserve">횡룡마을 마을총회가 열려 결의하였거나 본인이 위임한 사실을 알지 못하며, 그러한 절차에 참여하거나 통지받은 사실이 없습니다.</w:t>
+            </w:r>
+            <w:r>
+              <w:rPr>
+                <w:rFonts w:ascii="맑은 고딕" w:cs="맑은 고딕" w:eastAsia="맑은 고딕" w:hAnsi="맑은 고딕"/>
+                <w:sz w:val="17"/>
+                <w:szCs w:val="17"/>
+              </w:rPr>
+              <w:t xml:space="preserve"> 본인은 이장이나 감곡면 환경개선위원회에 </w:t>
+            </w:r>
+            <w:r>
+              <w:rPr>
+                <w:rFonts w:ascii="맑은 고딕" w:cs="맑은 고딕" w:eastAsia="맑은 고딕" w:hAnsi="맑은 고딕"/>
+                <w:b/>
+                <w:bCs/>
+                <w:sz w:val="17"/>
+                <w:szCs w:val="17"/>
+              </w:rPr>
+              <w:t xml:space="preserve">본인을 대신하여 협약을 맺거나, 금원을 받거나, 행정기관에 의견을 제출할 권한을 준 사실이 없습니다.</w:t>
             </w:r>
           </w:p>
           <w:p>
@@ -3628,7 +3735,7 @@
                 <w:sz w:val="17"/>
                 <w:szCs w:val="17"/>
               </w:rPr>
-              <w:t xml:space="preserve"> 본인은 당시 이장 또는 감곡면 환경개선위원회가 횡룡마을 주민을 대표하여 한 다음 행위를 </w:t>
+              <w:t xml:space="preserve"> 본인은 당시 이장 또는 감곡면 환경개선위원회가 횡룡마을 주민을 대표한다며 한 다음 행위를 </w:t>
             </w:r>
             <w:r>
               <w:rPr>
@@ -3663,7 +3770,7 @@
                 <w:sz w:val="17"/>
                 <w:szCs w:val="17"/>
               </w:rPr>
-              <w:t xml:space="preserve">3. ("반대 의견 없음" 서명 확인)</w:t>
+              <w:t xml:space="preserve">3. ("반대 의견 없음" 의견서)</w:t>
             </w:r>
             <w:r>
               <w:rPr>
@@ -3689,7 +3796,7 @@
                 <w:sz w:val="17"/>
                 <w:szCs w:val="17"/>
               </w:rPr>
-              <w:t xml:space="preserve">이라고 적혀 있으나 의견제출인은 가려져 있습니다. 본인은 위 의견 제출에 관하여 </w:t>
+              <w:t xml:space="preserve">이라고 적혀 있으나 의견제출인은 가려져 있습니다. 본인은 그 무렵 이장이나 위원회로부터 </w:t>
             </w:r>
             <w:r>
               <w:rPr>
@@ -3699,15 +3806,15 @@
                 <w:sz w:val="17"/>
                 <w:szCs w:val="17"/>
               </w:rPr>
-              <w:t xml:space="preserve">의견을 묻거나 통지받은 사실이 없습니다.</w:t>
-            </w:r>
-            <w:r>
-              <w:rPr>
-                <w:rFonts w:ascii="맑은 고딕" w:cs="맑은 고딕" w:eastAsia="맑은 고딕" w:hAnsi="맑은 고딕"/>
-                <w:sz w:val="17"/>
-                <w:szCs w:val="17"/>
-              </w:rPr>
-              <w:t xml:space="preserve"> 이에 본인은 </w:t>
+              <w:t xml:space="preserve">위 퇴비사 신축에 관한 의견을 질문받거나 마을회의 개최를 안내받은 사실이 없으며, 누구에게도 본인을 대신하여 "반대 의견 없음" 의견을 낼 권한을 준 사실이 없습니다.</w:t>
+            </w:r>
+            <w:r>
+              <w:rPr>
+                <w:rFonts w:ascii="맑은 고딕" w:cs="맑은 고딕" w:eastAsia="맑은 고딕" w:hAnsi="맑은 고딕"/>
+                <w:sz w:val="17"/>
+                <w:szCs w:val="17"/>
+              </w:rPr>
+              <w:t xml:space="preserve"> 위 의견서가 횡룡마을 주민의 의견으로 제출되었다면 이는 본인의 의사와 다릅니다. 본인은 </w:t>
             </w:r>
             <w:r>
               <w:rPr>
@@ -3717,15 +3824,15 @@
                 <w:sz w:val="17"/>
                 <w:szCs w:val="17"/>
               </w:rPr>
-              <w:t xml:space="preserve">당시 횡룡마을 이장 조방용 및 감곡면 환경개선위원회 위원들이 위 "반대 의견 없음" 의견서에 서명한 사실이 있는지, 있다면 누가 어떤 자격으로 서명하였는지 밝혀 줄 것을 요구합니다.</w:t>
-            </w:r>
-            <w:r>
-              <w:rPr>
-                <w:rFonts w:ascii="맑은 고딕" w:cs="맑은 고딕" w:eastAsia="맑은 고딕" w:hAnsi="맑은 고딕"/>
-                <w:sz w:val="17"/>
-                <w:szCs w:val="17"/>
-              </w:rPr>
-              <w:t xml:space="preserve"> 서명한 사실이 있다면, 본인은 그 의견이 횡룡마을 주민의 의견으로 취급되는 것을 추인하지 않습니다.</w:t>
+              <w:t xml:space="preserve">당시 횡룡마을 이장 조방용 및 감곡면 환경개선위원회 위원들이 위 의견서에 서명한 사실이 있는지, 누가 어떤 자격으로 작성·제출하였는지, 본인이나 다른 주민의 이름이 기재되어 있는지</w:t>
+            </w:r>
+            <w:r>
+              <w:rPr>
+                <w:rFonts w:ascii="맑은 고딕" w:cs="맑은 고딕" w:eastAsia="맑은 고딕" w:hAnsi="맑은 고딕"/>
+                <w:sz w:val="17"/>
+                <w:szCs w:val="17"/>
+              </w:rPr>
+              <w:t xml:space="preserve"> 밝혀 줄 것을 요구합니다.</w:t>
             </w:r>
           </w:p>
           <w:p>
@@ -3742,15 +3849,51 @@
                 <w:sz w:val="17"/>
                 <w:szCs w:val="17"/>
               </w:rPr>
-              <w:t xml:space="preserve">4. (자료 공개 요구)</w:t>
-            </w:r>
-            <w:r>
-              <w:rPr>
-                <w:rFonts w:ascii="맑은 고딕" w:cs="맑은 고딕" w:eastAsia="맑은 고딕" w:hAnsi="맑은 고딕"/>
-                <w:sz w:val="17"/>
-                <w:szCs w:val="17"/>
-              </w:rPr>
-              <w:t xml:space="preserve"> 본인은 감곡면 환경개선위원회와 순정축산업협동조합에 다음 자료의 공개와 보고를 요구합니다. ① 1억 원(및 그 밖의 지원금)의 지급 결의, 지급일, 수령 계좌 명의 ② 위원회의 금원 사용 내역과 증빙, 현재 잔액 ③ 위원회 규약, 위원 명단, 제1차부터 그 이후의 회의록 ④ 순정축협이 약속한 분기별 검사자료 ⑤ 2023. 7. 20. 주민의견서의 제출인과 제출 경위 (개인 계좌번호·연락처 등은 가리고 공개하여도 됩니다.)</w:t>
+              <w:t xml:space="preserve">4. (1억 원에 대한 입장)</w:t>
+            </w:r>
+            <w:r>
+              <w:rPr>
+                <w:rFonts w:ascii="맑은 고딕" w:cs="맑은 고딕" w:eastAsia="맑은 고딕" w:hAnsi="맑은 고딕"/>
+                <w:sz w:val="17"/>
+                <w:szCs w:val="17"/>
+              </w:rPr>
+              <w:t xml:space="preserve"> 본인은 위 1억 원을 주민에게 나누어 달라고 요구하는 것이 아닙니다. 본인은 ① 그 돈이 순정축협이 밝힌 용도(지역 환경정비·폐기물 처리·악취저감·공동체 환경개선)대로 </w:t>
+            </w:r>
+            <w:r>
+              <w:rPr>
+                <w:rFonts w:ascii="맑은 고딕" w:cs="맑은 고딕" w:eastAsia="맑은 고딕" w:hAnsi="맑은 고딕"/>
+                <w:b/>
+                <w:bCs/>
+                <w:sz w:val="17"/>
+                <w:szCs w:val="17"/>
+              </w:rPr>
+              <w:t xml:space="preserve">실제로 사용되었는지</w:t>
+            </w:r>
+            <w:r>
+              <w:rPr>
+                <w:rFonts w:ascii="맑은 고딕" w:cs="맑은 고딕" w:eastAsia="맑은 고딕" w:hAnsi="맑은 고딕"/>
+                <w:sz w:val="17"/>
+                <w:szCs w:val="17"/>
+              </w:rPr>
+              <w:t xml:space="preserve">, ② 그 지급이 공동협약상 협력이나 </w:t>
+            </w:r>
+            <w:r>
+              <w:rPr>
+                <w:rFonts w:ascii="맑은 고딕" w:cs="맑은 고딕" w:eastAsia="맑은 고딕" w:hAnsi="맑은 고딕"/>
+                <w:b/>
+                <w:bCs/>
+                <w:sz w:val="17"/>
+                <w:szCs w:val="17"/>
+              </w:rPr>
+              <w:t xml:space="preserve">"반대 의견 없음" 의견 제출의 대가였는지</w:t>
+            </w:r>
+            <w:r>
+              <w:rPr>
+                <w:rFonts w:ascii="맑은 고딕" w:cs="맑은 고딕" w:eastAsia="맑은 고딕" w:hAnsi="맑은 고딕"/>
+                <w:sz w:val="17"/>
+                <w:szCs w:val="17"/>
+              </w:rPr>
+              <w:t xml:space="preserve"> 밝혀 줄 것을 요구합니다.</w:t>
             </w:r>
           </w:p>
           <w:p>
@@ -3767,33 +3910,15 @@
                 <w:sz w:val="17"/>
                 <w:szCs w:val="17"/>
               </w:rPr>
-              <w:t xml:space="preserve">5. (고발 동참)</w:t>
-            </w:r>
-            <w:r>
-              <w:rPr>
-                <w:rFonts w:ascii="맑은 고딕" w:cs="맑은 고딕" w:eastAsia="맑은 고딕" w:hAnsi="맑은 고딕"/>
-                <w:sz w:val="17"/>
-                <w:szCs w:val="17"/>
-              </w:rPr>
-              <w:t xml:space="preserve"> 본인은 위 금원의 지급 경위와 사용처를 밝히기 위하여 감곡면 횡룡마을 주민 박상남이 정읍경찰서에 제출하는 </w:t>
-            </w:r>
-            <w:r>
-              <w:rPr>
-                <w:rFonts w:ascii="맑은 고딕" w:cs="맑은 고딕" w:eastAsia="맑은 고딕" w:hAnsi="맑은 고딕"/>
-                <w:b/>
-                <w:bCs/>
-                <w:sz w:val="17"/>
-                <w:szCs w:val="17"/>
-              </w:rPr>
-              <w:t xml:space="preserve">고발에 동참</w:t>
-            </w:r>
-            <w:r>
-              <w:rPr>
-                <w:rFonts w:ascii="맑은 고딕" w:cs="맑은 고딕" w:eastAsia="맑은 고딕" w:hAnsi="맑은 고딕"/>
-                <w:sz w:val="17"/>
-                <w:szCs w:val="17"/>
-              </w:rPr>
-              <w:t xml:space="preserve">하며, 이 서명부가 그 첨부자료로 제출되는 데 동의합니다. 이 서명은 특정인의 범죄를 단정하는 것이 아니라 사실 확인을 요청하는 것입니다.</w:t>
+              <w:t xml:space="preserve">5. (자료 공개 요구)</w:t>
+            </w:r>
+            <w:r>
+              <w:rPr>
+                <w:rFonts w:ascii="맑은 고딕" w:cs="맑은 고딕" w:eastAsia="맑은 고딕" w:hAnsi="맑은 고딕"/>
+                <w:sz w:val="17"/>
+                <w:szCs w:val="17"/>
+              </w:rPr>
+              <w:t xml:space="preserve"> 본인은 감곡면 환경개선위원회와 순정축산업협동조합에 다음 자료의 공개와 보고를 요구합니다. ① 1억 원(및 그 밖의 지원금)의 지급 결의, 지급일, 수령 계좌 명의 ② 위원회의 금원 사용 내역과 증빙, 현재 잔액 ③ 위원회 규약, 위원 명단, 제1차부터 그 이후의 회의록 ④ 순정축협이 약속한 분기별 검사자료 ⑤ 2023. 7. 20. 주민의견서의 작성자·서명자와 제출 경위 (개인 계좌번호·연락처 등은 가리고 공개하여도 됩니다.)</w:t>
             </w:r>
           </w:p>
           <w:p>
@@ -3810,15 +3935,43 @@
                 <w:sz w:val="17"/>
                 <w:szCs w:val="17"/>
               </w:rPr>
-              <w:t xml:space="preserve">6. (연락·제출 위임)</w:t>
-            </w:r>
-            <w:r>
-              <w:rPr>
-                <w:rFonts w:ascii="맑은 고딕" w:cs="맑은 고딕" w:eastAsia="맑은 고딕" w:hAnsi="맑은 고딕"/>
-                <w:sz w:val="17"/>
-                <w:szCs w:val="17"/>
-              </w:rPr>
-              <w:t xml:space="preserve"> 본인은 위 3~5항의 요구와 고발 동참에 필요한 연락, 서명부 제출, 관계기관 민원 제기를 서명 수합 책임자 박상남에게 맡깁니다.</w:t>
+              <w:t xml:space="preserve">6. (고발 동참)</w:t>
+            </w:r>
+            <w:r>
+              <w:rPr>
+                <w:rFonts w:ascii="맑은 고딕" w:cs="맑은 고딕" w:eastAsia="맑은 고딕" w:hAnsi="맑은 고딕"/>
+                <w:sz w:val="17"/>
+                <w:szCs w:val="17"/>
+              </w:rPr>
+              <w:t xml:space="preserve"> 본인은 감곡면 횡룡마을 주민 박상남이 정읍경찰서에 제출하는 </w:t>
+            </w:r>
+            <w:r>
+              <w:rPr>
+                <w:rFonts w:ascii="맑은 고딕" w:cs="맑은 고딕" w:eastAsia="맑은 고딕" w:hAnsi="맑은 고딕"/>
+                <w:b/>
+                <w:bCs/>
+                <w:sz w:val="17"/>
+                <w:szCs w:val="17"/>
+              </w:rPr>
+              <w:t xml:space="preserve">고발에 동참</w:t>
+            </w:r>
+            <w:r>
+              <w:rPr>
+                <w:rFonts w:ascii="맑은 고딕" w:cs="맑은 고딕" w:eastAsia="맑은 고딕" w:hAnsi="맑은 고딕"/>
+                <w:sz w:val="17"/>
+                <w:szCs w:val="17"/>
+              </w:rPr>
+              <w:t xml:space="preserve">합니다. 고발 내용은 위 금원에 관한 업무상횡령, 배임수재·배임증재, 업무상배임 혐의와, 위 주민의견서의 작성·제출에 관한 위계에 의한 공무집행방해, 사문서위조·자격모용사문서작성 등 혐의에 대한 수사 요청입니다. 본인은 이 서명부가 그 증거자료로 제출되는 데 동의합니다. </w:t>
+            </w:r>
+            <w:r>
+              <w:rPr>
+                <w:rFonts w:ascii="맑은 고딕" w:cs="맑은 고딕" w:eastAsia="맑은 고딕" w:hAnsi="맑은 고딕"/>
+                <w:b/>
+                <w:bCs/>
+                <w:sz w:val="17"/>
+                <w:szCs w:val="17"/>
+              </w:rPr>
+              <w:t xml:space="preserve">이 서명은 특정인의 범죄를 단정하는 것이 아니라, 수사를 통하여 사실을 밝혀 달라는 요청입니다.</w:t>
             </w:r>
           </w:p>
           <w:p>
@@ -3835,33 +3988,15 @@
                 <w:sz w:val="17"/>
                 <w:szCs w:val="17"/>
               </w:rPr>
-              <w:t xml:space="preserve">7. (향후 원칙)</w:t>
-            </w:r>
-            <w:r>
-              <w:rPr>
-                <w:rFonts w:ascii="맑은 고딕" w:cs="맑은 고딕" w:eastAsia="맑은 고딕" w:hAnsi="맑은 고딕"/>
-                <w:sz w:val="17"/>
-                <w:szCs w:val="17"/>
-              </w:rPr>
-              <w:t xml:space="preserve"> 본인은 앞으로 횡룡마을의 이름으로 외부 단체·사업자와 협약을 맺거나, 행정기관에 마을 의견을 제출하거나, 금원을 받는 경우에는 </w:t>
-            </w:r>
-            <w:r>
-              <w:rPr>
-                <w:rFonts w:ascii="맑은 고딕" w:cs="맑은 고딕" w:eastAsia="맑은 고딕" w:hAnsi="맑은 고딕"/>
-                <w:b/>
-                <w:bCs/>
-                <w:sz w:val="17"/>
-                <w:szCs w:val="17"/>
-              </w:rPr>
-              <w:t xml:space="preserve">반드시 사전에 마을총회의 결의</w:t>
-            </w:r>
-            <w:r>
-              <w:rPr>
-                <w:rFonts w:ascii="맑은 고딕" w:cs="맑은 고딕" w:eastAsia="맑은 고딕" w:hAnsi="맑은 고딕"/>
-                <w:sz w:val="17"/>
-                <w:szCs w:val="17"/>
-              </w:rPr>
-              <w:t xml:space="preserve">를 거쳐야 한다고 봅니다. 감곡면 환경개선위원회는 그러한 결의가 있기 전까지 본인을 포함한 횡룡마을 주민 전체를 대표하지 않습니다.</w:t>
+              <w:t xml:space="preserve">7. (연락·제출 위임)</w:t>
+            </w:r>
+            <w:r>
+              <w:rPr>
+                <w:rFonts w:ascii="맑은 고딕" w:cs="맑은 고딕" w:eastAsia="맑은 고딕" w:hAnsi="맑은 고딕"/>
+                <w:sz w:val="17"/>
+                <w:szCs w:val="17"/>
+              </w:rPr>
+              <w:t xml:space="preserve"> 본인은 위 3~6항의 요구와 고발 동참에 필요한 연락, 서명부 제출, 관계기관 민원 제기를 서명 수합 책임자 박상남에게 맡깁니다.</w:t>
             </w:r>
           </w:p>
           <w:p>
@@ -3878,7 +4013,50 @@
                 <w:sz w:val="17"/>
                 <w:szCs w:val="17"/>
               </w:rPr>
-              <w:t xml:space="preserve">8. (사본 송부 동의)</w:t>
+              <w:t xml:space="preserve">8. (향후 원칙)</w:t>
+            </w:r>
+            <w:r>
+              <w:rPr>
+                <w:rFonts w:ascii="맑은 고딕" w:cs="맑은 고딕" w:eastAsia="맑은 고딕" w:hAnsi="맑은 고딕"/>
+                <w:sz w:val="17"/>
+                <w:szCs w:val="17"/>
+              </w:rPr>
+              <w:t xml:space="preserve"> 본인은 앞으로 횡룡마을의 이름으로 외부 단체·사업자와 협약을 맺거나, 행정기관에 마을 의견을 제출하거나, 금원을 받는 경우에는 </w:t>
+            </w:r>
+            <w:r>
+              <w:rPr>
+                <w:rFonts w:ascii="맑은 고딕" w:cs="맑은 고딕" w:eastAsia="맑은 고딕" w:hAnsi="맑은 고딕"/>
+                <w:b/>
+                <w:bCs/>
+                <w:sz w:val="17"/>
+                <w:szCs w:val="17"/>
+              </w:rPr>
+              <w:t xml:space="preserve">반드시 사전에 마을총회의 결의</w:t>
+            </w:r>
+            <w:r>
+              <w:rPr>
+                <w:rFonts w:ascii="맑은 고딕" w:cs="맑은 고딕" w:eastAsia="맑은 고딕" w:hAnsi="맑은 고딕"/>
+                <w:sz w:val="17"/>
+                <w:szCs w:val="17"/>
+              </w:rPr>
+              <w:t xml:space="preserve">를 거쳐야 한다고 봅니다. 감곡면 환경개선위원회는 그러한 결의가 있기 전까지 본인을 포함한 횡룡마을 주민 전체를 대표하지 않습니다.</w:t>
+            </w:r>
+          </w:p>
+          <w:p>
+            <w:pPr>
+              <w:spacing w:after="20" w:before="0" w:line="230"/>
+              <w:ind w:left="300" w:hanging="300"/>
+              <w:jc w:val="both"/>
+            </w:pPr>
+            <w:r>
+              <w:rPr>
+                <w:rFonts w:ascii="맑은 고딕" w:cs="맑은 고딕" w:eastAsia="맑은 고딕" w:hAnsi="맑은 고딕"/>
+                <w:b/>
+                <w:bCs/>
+                <w:sz w:val="17"/>
+                <w:szCs w:val="17"/>
+              </w:rPr>
+              <w:t xml:space="preserve">9. (사본 송부 동의)</w:t>
             </w:r>
             <w:r>
               <w:rPr>
@@ -6730,7 +6908,7 @@
                 <w:sz w:val="17"/>
                 <w:szCs w:val="17"/>
               </w:rPr>
-              <w:t xml:space="preserve"> 아래 서명자는 다음 1~8항에 모두 동의합니다.</w:t>
+              <w:t xml:space="preserve"> 아래 서명자는 다음 1~9항에 모두 동의합니다.</w:t>
             </w:r>
           </w:p>
           <w:p>
@@ -6747,7 +6925,7 @@
                 <w:sz w:val="17"/>
                 <w:szCs w:val="17"/>
               </w:rPr>
-              <w:t xml:space="preserve">1. (사실 확인)</w:t>
+              <w:t xml:space="preserve">1. (사실 확인: 위임 없음)</w:t>
             </w:r>
             <w:r>
               <w:rPr>
@@ -6766,6 +6944,24 @@
                 <w:szCs w:val="17"/>
               </w:rPr>
               <w:t xml:space="preserve">진농마을 마을총회가 열려 결의하였거나 본인이 위임한 사실을 알지 못하며, 그러한 절차에 참여하거나 통지받은 사실이 없습니다.</w:t>
+            </w:r>
+            <w:r>
+              <w:rPr>
+                <w:rFonts w:ascii="맑은 고딕" w:cs="맑은 고딕" w:eastAsia="맑은 고딕" w:hAnsi="맑은 고딕"/>
+                <w:sz w:val="17"/>
+                <w:szCs w:val="17"/>
+              </w:rPr>
+              <w:t xml:space="preserve"> 본인은 이장이나 감곡면 환경개선위원회에 </w:t>
+            </w:r>
+            <w:r>
+              <w:rPr>
+                <w:rFonts w:ascii="맑은 고딕" w:cs="맑은 고딕" w:eastAsia="맑은 고딕" w:hAnsi="맑은 고딕"/>
+                <w:b/>
+                <w:bCs/>
+                <w:sz w:val="17"/>
+                <w:szCs w:val="17"/>
+              </w:rPr>
+              <w:t xml:space="preserve">본인을 대신하여 협약을 맺거나, 금원을 받거나, 행정기관에 의견을 제출할 권한을 준 사실이 없습니다.</w:t>
             </w:r>
           </w:p>
           <w:p>
@@ -6790,7 +6986,7 @@
                 <w:sz w:val="17"/>
                 <w:szCs w:val="17"/>
               </w:rPr>
-              <w:t xml:space="preserve"> 본인은 당시 이장 또는 감곡면 환경개선위원회가 진농마을 주민을 대표하여 한 다음 행위를 </w:t>
+              <w:t xml:space="preserve"> 본인은 당시 이장 또는 감곡면 환경개선위원회가 진농마을 주민을 대표한다며 한 다음 행위를 </w:t>
             </w:r>
             <w:r>
               <w:rPr>
@@ -6825,7 +7021,7 @@
                 <w:sz w:val="17"/>
                 <w:szCs w:val="17"/>
               </w:rPr>
-              <w:t xml:space="preserve">3. ("반대 의견 없음" 서명 확인)</w:t>
+              <w:t xml:space="preserve">3. ("반대 의견 없음" 의견서)</w:t>
             </w:r>
             <w:r>
               <w:rPr>
@@ -6851,7 +7047,7 @@
                 <w:sz w:val="17"/>
                 <w:szCs w:val="17"/>
               </w:rPr>
-              <w:t xml:space="preserve">이라고 적혀 있으나 의견제출인은 가려져 있습니다. 본인은 위 의견 제출에 관하여 </w:t>
+              <w:t xml:space="preserve">이라고 적혀 있으나 의견제출인은 가려져 있습니다. 본인은 그 무렵 이장이나 위원회로부터 </w:t>
             </w:r>
             <w:r>
               <w:rPr>
@@ -6861,15 +7057,15 @@
                 <w:sz w:val="17"/>
                 <w:szCs w:val="17"/>
               </w:rPr>
-              <w:t xml:space="preserve">의견을 묻거나 통지받은 사실이 없습니다.</w:t>
-            </w:r>
-            <w:r>
-              <w:rPr>
-                <w:rFonts w:ascii="맑은 고딕" w:cs="맑은 고딕" w:eastAsia="맑은 고딕" w:hAnsi="맑은 고딕"/>
-                <w:sz w:val="17"/>
-                <w:szCs w:val="17"/>
-              </w:rPr>
-              <w:t xml:space="preserve"> 이에 본인은 </w:t>
+              <w:t xml:space="preserve">위 퇴비사 신축에 관한 의견을 질문받거나 마을회의 개최를 안내받은 사실이 없으며, 누구에게도 본인을 대신하여 "반대 의견 없음" 의견을 낼 권한을 준 사실이 없습니다.</w:t>
+            </w:r>
+            <w:r>
+              <w:rPr>
+                <w:rFonts w:ascii="맑은 고딕" w:cs="맑은 고딕" w:eastAsia="맑은 고딕" w:hAnsi="맑은 고딕"/>
+                <w:sz w:val="17"/>
+                <w:szCs w:val="17"/>
+              </w:rPr>
+              <w:t xml:space="preserve"> 위 의견서가 진농마을 주민의 의견으로 제출되었다면 이는 본인의 의사와 다릅니다. 본인은 </w:t>
             </w:r>
             <w:r>
               <w:rPr>
@@ -6879,15 +7075,15 @@
                 <w:sz w:val="17"/>
                 <w:szCs w:val="17"/>
               </w:rPr>
-              <w:t xml:space="preserve">당시 진농마을 이장 이근노 및 감곡면 환경개선위원회 위원들이 위 "반대 의견 없음" 의견서에 서명한 사실이 있는지, 있다면 누가 어떤 자격으로 서명하였는지 밝혀 줄 것을 요구합니다.</w:t>
-            </w:r>
-            <w:r>
-              <w:rPr>
-                <w:rFonts w:ascii="맑은 고딕" w:cs="맑은 고딕" w:eastAsia="맑은 고딕" w:hAnsi="맑은 고딕"/>
-                <w:sz w:val="17"/>
-                <w:szCs w:val="17"/>
-              </w:rPr>
-              <w:t xml:space="preserve"> 서명한 사실이 있다면, 본인은 그 의견이 진농마을 주민의 의견으로 취급되는 것을 추인하지 않습니다.</w:t>
+              <w:t xml:space="preserve">당시 진농마을 이장 이근노 및 감곡면 환경개선위원회 위원들이 위 의견서에 서명한 사실이 있는지, 누가 어떤 자격으로 작성·제출하였는지, 본인이나 다른 주민의 이름이 기재되어 있는지</w:t>
+            </w:r>
+            <w:r>
+              <w:rPr>
+                <w:rFonts w:ascii="맑은 고딕" w:cs="맑은 고딕" w:eastAsia="맑은 고딕" w:hAnsi="맑은 고딕"/>
+                <w:sz w:val="17"/>
+                <w:szCs w:val="17"/>
+              </w:rPr>
+              <w:t xml:space="preserve"> 밝혀 줄 것을 요구합니다.</w:t>
             </w:r>
           </w:p>
           <w:p>
@@ -6904,15 +7100,51 @@
                 <w:sz w:val="17"/>
                 <w:szCs w:val="17"/>
               </w:rPr>
-              <w:t xml:space="preserve">4. (자료 공개 요구)</w:t>
-            </w:r>
-            <w:r>
-              <w:rPr>
-                <w:rFonts w:ascii="맑은 고딕" w:cs="맑은 고딕" w:eastAsia="맑은 고딕" w:hAnsi="맑은 고딕"/>
-                <w:sz w:val="17"/>
-                <w:szCs w:val="17"/>
-              </w:rPr>
-              <w:t xml:space="preserve"> 본인은 감곡면 환경개선위원회와 순정축산업협동조합에 다음 자료의 공개와 보고를 요구합니다. ① 1억 원(및 그 밖의 지원금)의 지급 결의, 지급일, 수령 계좌 명의 ② 위원회의 금원 사용 내역과 증빙, 현재 잔액 ③ 위원회 규약, 위원 명단, 제1차부터 그 이후의 회의록 ④ 순정축협이 약속한 분기별 검사자료 ⑤ 2023. 7. 20. 주민의견서의 제출인과 제출 경위 (개인 계좌번호·연락처 등은 가리고 공개하여도 됩니다.)</w:t>
+              <w:t xml:space="preserve">4. (1억 원에 대한 입장)</w:t>
+            </w:r>
+            <w:r>
+              <w:rPr>
+                <w:rFonts w:ascii="맑은 고딕" w:cs="맑은 고딕" w:eastAsia="맑은 고딕" w:hAnsi="맑은 고딕"/>
+                <w:sz w:val="17"/>
+                <w:szCs w:val="17"/>
+              </w:rPr>
+              <w:t xml:space="preserve"> 본인은 위 1억 원을 주민에게 나누어 달라고 요구하는 것이 아닙니다. 본인은 ① 그 돈이 순정축협이 밝힌 용도(지역 환경정비·폐기물 처리·악취저감·공동체 환경개선)대로 </w:t>
+            </w:r>
+            <w:r>
+              <w:rPr>
+                <w:rFonts w:ascii="맑은 고딕" w:cs="맑은 고딕" w:eastAsia="맑은 고딕" w:hAnsi="맑은 고딕"/>
+                <w:b/>
+                <w:bCs/>
+                <w:sz w:val="17"/>
+                <w:szCs w:val="17"/>
+              </w:rPr>
+              <w:t xml:space="preserve">실제로 사용되었는지</w:t>
+            </w:r>
+            <w:r>
+              <w:rPr>
+                <w:rFonts w:ascii="맑은 고딕" w:cs="맑은 고딕" w:eastAsia="맑은 고딕" w:hAnsi="맑은 고딕"/>
+                <w:sz w:val="17"/>
+                <w:szCs w:val="17"/>
+              </w:rPr>
+              <w:t xml:space="preserve">, ② 그 지급이 공동협약상 협력이나 </w:t>
+            </w:r>
+            <w:r>
+              <w:rPr>
+                <w:rFonts w:ascii="맑은 고딕" w:cs="맑은 고딕" w:eastAsia="맑은 고딕" w:hAnsi="맑은 고딕"/>
+                <w:b/>
+                <w:bCs/>
+                <w:sz w:val="17"/>
+                <w:szCs w:val="17"/>
+              </w:rPr>
+              <w:t xml:space="preserve">"반대 의견 없음" 의견 제출의 대가였는지</w:t>
+            </w:r>
+            <w:r>
+              <w:rPr>
+                <w:rFonts w:ascii="맑은 고딕" w:cs="맑은 고딕" w:eastAsia="맑은 고딕" w:hAnsi="맑은 고딕"/>
+                <w:sz w:val="17"/>
+                <w:szCs w:val="17"/>
+              </w:rPr>
+              <w:t xml:space="preserve"> 밝혀 줄 것을 요구합니다.</w:t>
             </w:r>
           </w:p>
           <w:p>
@@ -6929,33 +7161,15 @@
                 <w:sz w:val="17"/>
                 <w:szCs w:val="17"/>
               </w:rPr>
-              <w:t xml:space="preserve">5. (고발 동참)</w:t>
-            </w:r>
-            <w:r>
-              <w:rPr>
-                <w:rFonts w:ascii="맑은 고딕" w:cs="맑은 고딕" w:eastAsia="맑은 고딕" w:hAnsi="맑은 고딕"/>
-                <w:sz w:val="17"/>
-                <w:szCs w:val="17"/>
-              </w:rPr>
-              <w:t xml:space="preserve"> 본인은 위 금원의 지급 경위와 사용처를 밝히기 위하여 감곡면 횡룡마을 주민 박상남이 정읍경찰서에 제출하는 </w:t>
-            </w:r>
-            <w:r>
-              <w:rPr>
-                <w:rFonts w:ascii="맑은 고딕" w:cs="맑은 고딕" w:eastAsia="맑은 고딕" w:hAnsi="맑은 고딕"/>
-                <w:b/>
-                <w:bCs/>
-                <w:sz w:val="17"/>
-                <w:szCs w:val="17"/>
-              </w:rPr>
-              <w:t xml:space="preserve">고발에 동참</w:t>
-            </w:r>
-            <w:r>
-              <w:rPr>
-                <w:rFonts w:ascii="맑은 고딕" w:cs="맑은 고딕" w:eastAsia="맑은 고딕" w:hAnsi="맑은 고딕"/>
-                <w:sz w:val="17"/>
-                <w:szCs w:val="17"/>
-              </w:rPr>
-              <w:t xml:space="preserve">하며, 이 서명부가 그 첨부자료로 제출되는 데 동의합니다. 이 서명은 특정인의 범죄를 단정하는 것이 아니라 사실 확인을 요청하는 것입니다.</w:t>
+              <w:t xml:space="preserve">5. (자료 공개 요구)</w:t>
+            </w:r>
+            <w:r>
+              <w:rPr>
+                <w:rFonts w:ascii="맑은 고딕" w:cs="맑은 고딕" w:eastAsia="맑은 고딕" w:hAnsi="맑은 고딕"/>
+                <w:sz w:val="17"/>
+                <w:szCs w:val="17"/>
+              </w:rPr>
+              <w:t xml:space="preserve"> 본인은 감곡면 환경개선위원회와 순정축산업협동조합에 다음 자료의 공개와 보고를 요구합니다. ① 1억 원(및 그 밖의 지원금)의 지급 결의, 지급일, 수령 계좌 명의 ② 위원회의 금원 사용 내역과 증빙, 현재 잔액 ③ 위원회 규약, 위원 명단, 제1차부터 그 이후의 회의록 ④ 순정축협이 약속한 분기별 검사자료 ⑤ 2023. 7. 20. 주민의견서의 작성자·서명자와 제출 경위 (개인 계좌번호·연락처 등은 가리고 공개하여도 됩니다.)</w:t>
             </w:r>
           </w:p>
           <w:p>
@@ -6972,15 +7186,43 @@
                 <w:sz w:val="17"/>
                 <w:szCs w:val="17"/>
               </w:rPr>
-              <w:t xml:space="preserve">6. (연락·제출 위임)</w:t>
-            </w:r>
-            <w:r>
-              <w:rPr>
-                <w:rFonts w:ascii="맑은 고딕" w:cs="맑은 고딕" w:eastAsia="맑은 고딕" w:hAnsi="맑은 고딕"/>
-                <w:sz w:val="17"/>
-                <w:szCs w:val="17"/>
-              </w:rPr>
-              <w:t xml:space="preserve"> 본인은 위 3~5항의 요구와 고발 동참에 필요한 연락, 서명부 제출, 관계기관 민원 제기를 서명 수합 책임자 박상남에게 맡깁니다.</w:t>
+              <w:t xml:space="preserve">6. (고발 동참)</w:t>
+            </w:r>
+            <w:r>
+              <w:rPr>
+                <w:rFonts w:ascii="맑은 고딕" w:cs="맑은 고딕" w:eastAsia="맑은 고딕" w:hAnsi="맑은 고딕"/>
+                <w:sz w:val="17"/>
+                <w:szCs w:val="17"/>
+              </w:rPr>
+              <w:t xml:space="preserve"> 본인은 감곡면 횡룡마을 주민 박상남이 정읍경찰서에 제출하는 </w:t>
+            </w:r>
+            <w:r>
+              <w:rPr>
+                <w:rFonts w:ascii="맑은 고딕" w:cs="맑은 고딕" w:eastAsia="맑은 고딕" w:hAnsi="맑은 고딕"/>
+                <w:b/>
+                <w:bCs/>
+                <w:sz w:val="17"/>
+                <w:szCs w:val="17"/>
+              </w:rPr>
+              <w:t xml:space="preserve">고발에 동참</w:t>
+            </w:r>
+            <w:r>
+              <w:rPr>
+                <w:rFonts w:ascii="맑은 고딕" w:cs="맑은 고딕" w:eastAsia="맑은 고딕" w:hAnsi="맑은 고딕"/>
+                <w:sz w:val="17"/>
+                <w:szCs w:val="17"/>
+              </w:rPr>
+              <w:t xml:space="preserve">합니다. 고발 내용은 위 금원에 관한 업무상횡령, 배임수재·배임증재, 업무상배임 혐의와, 위 주민의견서의 작성·제출에 관한 위계에 의한 공무집행방해, 사문서위조·자격모용사문서작성 등 혐의에 대한 수사 요청입니다. 본인은 이 서명부가 그 증거자료로 제출되는 데 동의합니다. </w:t>
+            </w:r>
+            <w:r>
+              <w:rPr>
+                <w:rFonts w:ascii="맑은 고딕" w:cs="맑은 고딕" w:eastAsia="맑은 고딕" w:hAnsi="맑은 고딕"/>
+                <w:b/>
+                <w:bCs/>
+                <w:sz w:val="17"/>
+                <w:szCs w:val="17"/>
+              </w:rPr>
+              <w:t xml:space="preserve">이 서명은 특정인의 범죄를 단정하는 것이 아니라, 수사를 통하여 사실을 밝혀 달라는 요청입니다.</w:t>
             </w:r>
           </w:p>
           <w:p>
@@ -6997,33 +7239,15 @@
                 <w:sz w:val="17"/>
                 <w:szCs w:val="17"/>
               </w:rPr>
-              <w:t xml:space="preserve">7. (향후 원칙)</w:t>
-            </w:r>
-            <w:r>
-              <w:rPr>
-                <w:rFonts w:ascii="맑은 고딕" w:cs="맑은 고딕" w:eastAsia="맑은 고딕" w:hAnsi="맑은 고딕"/>
-                <w:sz w:val="17"/>
-                <w:szCs w:val="17"/>
-              </w:rPr>
-              <w:t xml:space="preserve"> 본인은 앞으로 진농마을의 이름으로 외부 단체·사업자와 협약을 맺거나, 행정기관에 마을 의견을 제출하거나, 금원을 받는 경우에는 </w:t>
-            </w:r>
-            <w:r>
-              <w:rPr>
-                <w:rFonts w:ascii="맑은 고딕" w:cs="맑은 고딕" w:eastAsia="맑은 고딕" w:hAnsi="맑은 고딕"/>
-                <w:b/>
-                <w:bCs/>
-                <w:sz w:val="17"/>
-                <w:szCs w:val="17"/>
-              </w:rPr>
-              <w:t xml:space="preserve">반드시 사전에 마을총회의 결의</w:t>
-            </w:r>
-            <w:r>
-              <w:rPr>
-                <w:rFonts w:ascii="맑은 고딕" w:cs="맑은 고딕" w:eastAsia="맑은 고딕" w:hAnsi="맑은 고딕"/>
-                <w:sz w:val="17"/>
-                <w:szCs w:val="17"/>
-              </w:rPr>
-              <w:t xml:space="preserve">를 거쳐야 한다고 봅니다. 감곡면 환경개선위원회는 그러한 결의가 있기 전까지 본인을 포함한 진농마을 주민 전체를 대표하지 않습니다.</w:t>
+              <w:t xml:space="preserve">7. (연락·제출 위임)</w:t>
+            </w:r>
+            <w:r>
+              <w:rPr>
+                <w:rFonts w:ascii="맑은 고딕" w:cs="맑은 고딕" w:eastAsia="맑은 고딕" w:hAnsi="맑은 고딕"/>
+                <w:sz w:val="17"/>
+                <w:szCs w:val="17"/>
+              </w:rPr>
+              <w:t xml:space="preserve"> 본인은 위 3~6항의 요구와 고발 동참에 필요한 연락, 서명부 제출, 관계기관 민원 제기를 서명 수합 책임자 박상남에게 맡깁니다.</w:t>
             </w:r>
           </w:p>
           <w:p>
@@ -7040,7 +7264,50 @@
                 <w:sz w:val="17"/>
                 <w:szCs w:val="17"/>
               </w:rPr>
-              <w:t xml:space="preserve">8. (사본 송부 동의)</w:t>
+              <w:t xml:space="preserve">8. (향후 원칙)</w:t>
+            </w:r>
+            <w:r>
+              <w:rPr>
+                <w:rFonts w:ascii="맑은 고딕" w:cs="맑은 고딕" w:eastAsia="맑은 고딕" w:hAnsi="맑은 고딕"/>
+                <w:sz w:val="17"/>
+                <w:szCs w:val="17"/>
+              </w:rPr>
+              <w:t xml:space="preserve"> 본인은 앞으로 진농마을의 이름으로 외부 단체·사업자와 협약을 맺거나, 행정기관에 마을 의견을 제출하거나, 금원을 받는 경우에는 </w:t>
+            </w:r>
+            <w:r>
+              <w:rPr>
+                <w:rFonts w:ascii="맑은 고딕" w:cs="맑은 고딕" w:eastAsia="맑은 고딕" w:hAnsi="맑은 고딕"/>
+                <w:b/>
+                <w:bCs/>
+                <w:sz w:val="17"/>
+                <w:szCs w:val="17"/>
+              </w:rPr>
+              <w:t xml:space="preserve">반드시 사전에 마을총회의 결의</w:t>
+            </w:r>
+            <w:r>
+              <w:rPr>
+                <w:rFonts w:ascii="맑은 고딕" w:cs="맑은 고딕" w:eastAsia="맑은 고딕" w:hAnsi="맑은 고딕"/>
+                <w:sz w:val="17"/>
+                <w:szCs w:val="17"/>
+              </w:rPr>
+              <w:t xml:space="preserve">를 거쳐야 한다고 봅니다. 감곡면 환경개선위원회는 그러한 결의가 있기 전까지 본인을 포함한 진농마을 주민 전체를 대표하지 않습니다.</w:t>
+            </w:r>
+          </w:p>
+          <w:p>
+            <w:pPr>
+              <w:spacing w:after="20" w:before="0" w:line="230"/>
+              <w:ind w:left="300" w:hanging="300"/>
+              <w:jc w:val="both"/>
+            </w:pPr>
+            <w:r>
+              <w:rPr>
+                <w:rFonts w:ascii="맑은 고딕" w:cs="맑은 고딕" w:eastAsia="맑은 고딕" w:hAnsi="맑은 고딕"/>
+                <w:b/>
+                <w:bCs/>
+                <w:sz w:val="17"/>
+                <w:szCs w:val="17"/>
+              </w:rPr>
+              <w:t xml:space="preserve">9. (사본 송부 동의)</w:t>
             </w:r>
             <w:r>
               <w:rPr>
@@ -9892,7 +10159,7 @@
                 <w:sz w:val="17"/>
                 <w:szCs w:val="17"/>
               </w:rPr>
-              <w:t xml:space="preserve"> 아래 서명자는 다음 1~8항에 모두 동의합니다.</w:t>
+              <w:t xml:space="preserve"> 아래 서명자는 다음 1~9항에 모두 동의합니다.</w:t>
             </w:r>
           </w:p>
           <w:p>
@@ -9909,7 +10176,7 @@
                 <w:sz w:val="17"/>
                 <w:szCs w:val="17"/>
               </w:rPr>
-              <w:t xml:space="preserve">1. (사실 확인)</w:t>
+              <w:t xml:space="preserve">1. (사실 확인: 위임 없음)</w:t>
             </w:r>
             <w:r>
               <w:rPr>
@@ -9928,6 +10195,24 @@
                 <w:szCs w:val="17"/>
               </w:rPr>
               <w:t xml:space="preserve">원삼마을 마을총회가 열려 결의하였거나 본인이 위임한 사실을 알지 못하며, 그러한 절차에 참여하거나 통지받은 사실이 없습니다.</w:t>
+            </w:r>
+            <w:r>
+              <w:rPr>
+                <w:rFonts w:ascii="맑은 고딕" w:cs="맑은 고딕" w:eastAsia="맑은 고딕" w:hAnsi="맑은 고딕"/>
+                <w:sz w:val="17"/>
+                <w:szCs w:val="17"/>
+              </w:rPr>
+              <w:t xml:space="preserve"> 본인은 이장이나 감곡면 환경개선위원회에 </w:t>
+            </w:r>
+            <w:r>
+              <w:rPr>
+                <w:rFonts w:ascii="맑은 고딕" w:cs="맑은 고딕" w:eastAsia="맑은 고딕" w:hAnsi="맑은 고딕"/>
+                <w:b/>
+                <w:bCs/>
+                <w:sz w:val="17"/>
+                <w:szCs w:val="17"/>
+              </w:rPr>
+              <w:t xml:space="preserve">본인을 대신하여 협약을 맺거나, 금원을 받거나, 행정기관에 의견을 제출할 권한을 준 사실이 없습니다.</w:t>
             </w:r>
           </w:p>
           <w:p>
@@ -9952,7 +10237,7 @@
                 <w:sz w:val="17"/>
                 <w:szCs w:val="17"/>
               </w:rPr>
-              <w:t xml:space="preserve"> 본인은 당시 이장 또는 감곡면 환경개선위원회가 원삼마을 주민을 대표하여 한 다음 행위를 </w:t>
+              <w:t xml:space="preserve"> 본인은 당시 이장 또는 감곡면 환경개선위원회가 원삼마을 주민을 대표한다며 한 다음 행위를 </w:t>
             </w:r>
             <w:r>
               <w:rPr>
@@ -9987,7 +10272,7 @@
                 <w:sz w:val="17"/>
                 <w:szCs w:val="17"/>
               </w:rPr>
-              <w:t xml:space="preserve">3. ("반대 의견 없음" 서명 확인)</w:t>
+              <w:t xml:space="preserve">3. ("반대 의견 없음" 의견서)</w:t>
             </w:r>
             <w:r>
               <w:rPr>
@@ -10013,7 +10298,7 @@
                 <w:sz w:val="17"/>
                 <w:szCs w:val="17"/>
               </w:rPr>
-              <w:t xml:space="preserve">이라고 적혀 있으나 의견제출인은 가려져 있습니다. 본인은 위 의견 제출에 관하여 </w:t>
+              <w:t xml:space="preserve">이라고 적혀 있으나 의견제출인은 가려져 있습니다. 본인은 그 무렵 이장이나 위원회로부터 </w:t>
             </w:r>
             <w:r>
               <w:rPr>
@@ -10023,15 +10308,15 @@
                 <w:sz w:val="17"/>
                 <w:szCs w:val="17"/>
               </w:rPr>
-              <w:t xml:space="preserve">의견을 묻거나 통지받은 사실이 없습니다.</w:t>
-            </w:r>
-            <w:r>
-              <w:rPr>
-                <w:rFonts w:ascii="맑은 고딕" w:cs="맑은 고딕" w:eastAsia="맑은 고딕" w:hAnsi="맑은 고딕"/>
-                <w:sz w:val="17"/>
-                <w:szCs w:val="17"/>
-              </w:rPr>
-              <w:t xml:space="preserve"> 이에 본인은 </w:t>
+              <w:t xml:space="preserve">위 퇴비사 신축에 관한 의견을 질문받거나 마을회의 개최를 안내받은 사실이 없으며, 누구에게도 본인을 대신하여 "반대 의견 없음" 의견을 낼 권한을 준 사실이 없습니다.</w:t>
+            </w:r>
+            <w:r>
+              <w:rPr>
+                <w:rFonts w:ascii="맑은 고딕" w:cs="맑은 고딕" w:eastAsia="맑은 고딕" w:hAnsi="맑은 고딕"/>
+                <w:sz w:val="17"/>
+                <w:szCs w:val="17"/>
+              </w:rPr>
+              <w:t xml:space="preserve"> 위 의견서가 원삼마을 주민의 의견으로 제출되었다면 이는 본인의 의사와 다릅니다. 본인은 </w:t>
             </w:r>
             <w:r>
               <w:rPr>
@@ -10041,15 +10326,15 @@
                 <w:sz w:val="17"/>
                 <w:szCs w:val="17"/>
               </w:rPr>
-              <w:t xml:space="preserve">당시 원삼마을 이장 김봉식 및 감곡면 환경개선위원회 위원들이 위 "반대 의견 없음" 의견서에 서명한 사실이 있는지, 있다면 누가 어떤 자격으로 서명하였는지 밝혀 줄 것을 요구합니다.</w:t>
-            </w:r>
-            <w:r>
-              <w:rPr>
-                <w:rFonts w:ascii="맑은 고딕" w:cs="맑은 고딕" w:eastAsia="맑은 고딕" w:hAnsi="맑은 고딕"/>
-                <w:sz w:val="17"/>
-                <w:szCs w:val="17"/>
-              </w:rPr>
-              <w:t xml:space="preserve"> 서명한 사실이 있다면, 본인은 그 의견이 원삼마을 주민의 의견으로 취급되는 것을 추인하지 않습니다.</w:t>
+              <w:t xml:space="preserve">당시 원삼마을 이장 김봉식 및 감곡면 환경개선위원회 위원들이 위 의견서에 서명한 사실이 있는지, 누가 어떤 자격으로 작성·제출하였는지, 본인이나 다른 주민의 이름이 기재되어 있는지</w:t>
+            </w:r>
+            <w:r>
+              <w:rPr>
+                <w:rFonts w:ascii="맑은 고딕" w:cs="맑은 고딕" w:eastAsia="맑은 고딕" w:hAnsi="맑은 고딕"/>
+                <w:sz w:val="17"/>
+                <w:szCs w:val="17"/>
+              </w:rPr>
+              <w:t xml:space="preserve"> 밝혀 줄 것을 요구합니다.</w:t>
             </w:r>
           </w:p>
           <w:p>
@@ -10066,15 +10351,51 @@
                 <w:sz w:val="17"/>
                 <w:szCs w:val="17"/>
               </w:rPr>
-              <w:t xml:space="preserve">4. (자료 공개 요구)</w:t>
-            </w:r>
-            <w:r>
-              <w:rPr>
-                <w:rFonts w:ascii="맑은 고딕" w:cs="맑은 고딕" w:eastAsia="맑은 고딕" w:hAnsi="맑은 고딕"/>
-                <w:sz w:val="17"/>
-                <w:szCs w:val="17"/>
-              </w:rPr>
-              <w:t xml:space="preserve"> 본인은 감곡면 환경개선위원회와 순정축산업협동조합에 다음 자료의 공개와 보고를 요구합니다. ① 1억 원(및 그 밖의 지원금)의 지급 결의, 지급일, 수령 계좌 명의 ② 위원회의 금원 사용 내역과 증빙, 현재 잔액 ③ 위원회 규약, 위원 명단, 제1차부터 그 이후의 회의록 ④ 순정축협이 약속한 분기별 검사자료 ⑤ 2023. 7. 20. 주민의견서의 제출인과 제출 경위 (개인 계좌번호·연락처 등은 가리고 공개하여도 됩니다.)</w:t>
+              <w:t xml:space="preserve">4. (1억 원에 대한 입장)</w:t>
+            </w:r>
+            <w:r>
+              <w:rPr>
+                <w:rFonts w:ascii="맑은 고딕" w:cs="맑은 고딕" w:eastAsia="맑은 고딕" w:hAnsi="맑은 고딕"/>
+                <w:sz w:val="17"/>
+                <w:szCs w:val="17"/>
+              </w:rPr>
+              <w:t xml:space="preserve"> 본인은 위 1억 원을 주민에게 나누어 달라고 요구하는 것이 아닙니다. 본인은 ① 그 돈이 순정축협이 밝힌 용도(지역 환경정비·폐기물 처리·악취저감·공동체 환경개선)대로 </w:t>
+            </w:r>
+            <w:r>
+              <w:rPr>
+                <w:rFonts w:ascii="맑은 고딕" w:cs="맑은 고딕" w:eastAsia="맑은 고딕" w:hAnsi="맑은 고딕"/>
+                <w:b/>
+                <w:bCs/>
+                <w:sz w:val="17"/>
+                <w:szCs w:val="17"/>
+              </w:rPr>
+              <w:t xml:space="preserve">실제로 사용되었는지</w:t>
+            </w:r>
+            <w:r>
+              <w:rPr>
+                <w:rFonts w:ascii="맑은 고딕" w:cs="맑은 고딕" w:eastAsia="맑은 고딕" w:hAnsi="맑은 고딕"/>
+                <w:sz w:val="17"/>
+                <w:szCs w:val="17"/>
+              </w:rPr>
+              <w:t xml:space="preserve">, ② 그 지급이 공동협약상 협력이나 </w:t>
+            </w:r>
+            <w:r>
+              <w:rPr>
+                <w:rFonts w:ascii="맑은 고딕" w:cs="맑은 고딕" w:eastAsia="맑은 고딕" w:hAnsi="맑은 고딕"/>
+                <w:b/>
+                <w:bCs/>
+                <w:sz w:val="17"/>
+                <w:szCs w:val="17"/>
+              </w:rPr>
+              <w:t xml:space="preserve">"반대 의견 없음" 의견 제출의 대가였는지</w:t>
+            </w:r>
+            <w:r>
+              <w:rPr>
+                <w:rFonts w:ascii="맑은 고딕" w:cs="맑은 고딕" w:eastAsia="맑은 고딕" w:hAnsi="맑은 고딕"/>
+                <w:sz w:val="17"/>
+                <w:szCs w:val="17"/>
+              </w:rPr>
+              <w:t xml:space="preserve"> 밝혀 줄 것을 요구합니다.</w:t>
             </w:r>
           </w:p>
           <w:p>
@@ -10091,33 +10412,15 @@
                 <w:sz w:val="17"/>
                 <w:szCs w:val="17"/>
               </w:rPr>
-              <w:t xml:space="preserve">5. (고발 동참)</w:t>
-            </w:r>
-            <w:r>
-              <w:rPr>
-                <w:rFonts w:ascii="맑은 고딕" w:cs="맑은 고딕" w:eastAsia="맑은 고딕" w:hAnsi="맑은 고딕"/>
-                <w:sz w:val="17"/>
-                <w:szCs w:val="17"/>
-              </w:rPr>
-              <w:t xml:space="preserve"> 본인은 위 금원의 지급 경위와 사용처를 밝히기 위하여 감곡면 횡룡마을 주민 박상남이 정읍경찰서에 제출하는 </w:t>
-            </w:r>
-            <w:r>
-              <w:rPr>
-                <w:rFonts w:ascii="맑은 고딕" w:cs="맑은 고딕" w:eastAsia="맑은 고딕" w:hAnsi="맑은 고딕"/>
-                <w:b/>
-                <w:bCs/>
-                <w:sz w:val="17"/>
-                <w:szCs w:val="17"/>
-              </w:rPr>
-              <w:t xml:space="preserve">고발에 동참</w:t>
-            </w:r>
-            <w:r>
-              <w:rPr>
-                <w:rFonts w:ascii="맑은 고딕" w:cs="맑은 고딕" w:eastAsia="맑은 고딕" w:hAnsi="맑은 고딕"/>
-                <w:sz w:val="17"/>
-                <w:szCs w:val="17"/>
-              </w:rPr>
-              <w:t xml:space="preserve">하며, 이 서명부가 그 첨부자료로 제출되는 데 동의합니다. 이 서명은 특정인의 범죄를 단정하는 것이 아니라 사실 확인을 요청하는 것입니다.</w:t>
+              <w:t xml:space="preserve">5. (자료 공개 요구)</w:t>
+            </w:r>
+            <w:r>
+              <w:rPr>
+                <w:rFonts w:ascii="맑은 고딕" w:cs="맑은 고딕" w:eastAsia="맑은 고딕" w:hAnsi="맑은 고딕"/>
+                <w:sz w:val="17"/>
+                <w:szCs w:val="17"/>
+              </w:rPr>
+              <w:t xml:space="preserve"> 본인은 감곡면 환경개선위원회와 순정축산업협동조합에 다음 자료의 공개와 보고를 요구합니다. ① 1억 원(및 그 밖의 지원금)의 지급 결의, 지급일, 수령 계좌 명의 ② 위원회의 금원 사용 내역과 증빙, 현재 잔액 ③ 위원회 규약, 위원 명단, 제1차부터 그 이후의 회의록 ④ 순정축협이 약속한 분기별 검사자료 ⑤ 2023. 7. 20. 주민의견서의 작성자·서명자와 제출 경위 (개인 계좌번호·연락처 등은 가리고 공개하여도 됩니다.)</w:t>
             </w:r>
           </w:p>
           <w:p>
@@ -10134,15 +10437,43 @@
                 <w:sz w:val="17"/>
                 <w:szCs w:val="17"/>
               </w:rPr>
-              <w:t xml:space="preserve">6. (연락·제출 위임)</w:t>
-            </w:r>
-            <w:r>
-              <w:rPr>
-                <w:rFonts w:ascii="맑은 고딕" w:cs="맑은 고딕" w:eastAsia="맑은 고딕" w:hAnsi="맑은 고딕"/>
-                <w:sz w:val="17"/>
-                <w:szCs w:val="17"/>
-              </w:rPr>
-              <w:t xml:space="preserve"> 본인은 위 3~5항의 요구와 고발 동참에 필요한 연락, 서명부 제출, 관계기관 민원 제기를 서명 수합 책임자 박상남에게 맡깁니다.</w:t>
+              <w:t xml:space="preserve">6. (고발 동참)</w:t>
+            </w:r>
+            <w:r>
+              <w:rPr>
+                <w:rFonts w:ascii="맑은 고딕" w:cs="맑은 고딕" w:eastAsia="맑은 고딕" w:hAnsi="맑은 고딕"/>
+                <w:sz w:val="17"/>
+                <w:szCs w:val="17"/>
+              </w:rPr>
+              <w:t xml:space="preserve"> 본인은 감곡면 횡룡마을 주민 박상남이 정읍경찰서에 제출하는 </w:t>
+            </w:r>
+            <w:r>
+              <w:rPr>
+                <w:rFonts w:ascii="맑은 고딕" w:cs="맑은 고딕" w:eastAsia="맑은 고딕" w:hAnsi="맑은 고딕"/>
+                <w:b/>
+                <w:bCs/>
+                <w:sz w:val="17"/>
+                <w:szCs w:val="17"/>
+              </w:rPr>
+              <w:t xml:space="preserve">고발에 동참</w:t>
+            </w:r>
+            <w:r>
+              <w:rPr>
+                <w:rFonts w:ascii="맑은 고딕" w:cs="맑은 고딕" w:eastAsia="맑은 고딕" w:hAnsi="맑은 고딕"/>
+                <w:sz w:val="17"/>
+                <w:szCs w:val="17"/>
+              </w:rPr>
+              <w:t xml:space="preserve">합니다. 고발 내용은 위 금원에 관한 업무상횡령, 배임수재·배임증재, 업무상배임 혐의와, 위 주민의견서의 작성·제출에 관한 위계에 의한 공무집행방해, 사문서위조·자격모용사문서작성 등 혐의에 대한 수사 요청입니다. 본인은 이 서명부가 그 증거자료로 제출되는 데 동의합니다. </w:t>
+            </w:r>
+            <w:r>
+              <w:rPr>
+                <w:rFonts w:ascii="맑은 고딕" w:cs="맑은 고딕" w:eastAsia="맑은 고딕" w:hAnsi="맑은 고딕"/>
+                <w:b/>
+                <w:bCs/>
+                <w:sz w:val="17"/>
+                <w:szCs w:val="17"/>
+              </w:rPr>
+              <w:t xml:space="preserve">이 서명은 특정인의 범죄를 단정하는 것이 아니라, 수사를 통하여 사실을 밝혀 달라는 요청입니다.</w:t>
             </w:r>
           </w:p>
           <w:p>
@@ -10159,33 +10490,15 @@
                 <w:sz w:val="17"/>
                 <w:szCs w:val="17"/>
               </w:rPr>
-              <w:t xml:space="preserve">7. (향후 원칙)</w:t>
-            </w:r>
-            <w:r>
-              <w:rPr>
-                <w:rFonts w:ascii="맑은 고딕" w:cs="맑은 고딕" w:eastAsia="맑은 고딕" w:hAnsi="맑은 고딕"/>
-                <w:sz w:val="17"/>
-                <w:szCs w:val="17"/>
-              </w:rPr>
-              <w:t xml:space="preserve"> 본인은 앞으로 원삼마을의 이름으로 외부 단체·사업자와 협약을 맺거나, 행정기관에 마을 의견을 제출하거나, 금원을 받는 경우에는 </w:t>
-            </w:r>
-            <w:r>
-              <w:rPr>
-                <w:rFonts w:ascii="맑은 고딕" w:cs="맑은 고딕" w:eastAsia="맑은 고딕" w:hAnsi="맑은 고딕"/>
-                <w:b/>
-                <w:bCs/>
-                <w:sz w:val="17"/>
-                <w:szCs w:val="17"/>
-              </w:rPr>
-              <w:t xml:space="preserve">반드시 사전에 마을총회의 결의</w:t>
-            </w:r>
-            <w:r>
-              <w:rPr>
-                <w:rFonts w:ascii="맑은 고딕" w:cs="맑은 고딕" w:eastAsia="맑은 고딕" w:hAnsi="맑은 고딕"/>
-                <w:sz w:val="17"/>
-                <w:szCs w:val="17"/>
-              </w:rPr>
-              <w:t xml:space="preserve">를 거쳐야 한다고 봅니다. 감곡면 환경개선위원회는 그러한 결의가 있기 전까지 본인을 포함한 원삼마을 주민 전체를 대표하지 않습니다.</w:t>
+              <w:t xml:space="preserve">7. (연락·제출 위임)</w:t>
+            </w:r>
+            <w:r>
+              <w:rPr>
+                <w:rFonts w:ascii="맑은 고딕" w:cs="맑은 고딕" w:eastAsia="맑은 고딕" w:hAnsi="맑은 고딕"/>
+                <w:sz w:val="17"/>
+                <w:szCs w:val="17"/>
+              </w:rPr>
+              <w:t xml:space="preserve"> 본인은 위 3~6항의 요구와 고발 동참에 필요한 연락, 서명부 제출, 관계기관 민원 제기를 서명 수합 책임자 박상남에게 맡깁니다.</w:t>
             </w:r>
           </w:p>
           <w:p>
@@ -10202,7 +10515,50 @@
                 <w:sz w:val="17"/>
                 <w:szCs w:val="17"/>
               </w:rPr>
-              <w:t xml:space="preserve">8. (사본 송부 동의)</w:t>
+              <w:t xml:space="preserve">8. (향후 원칙)</w:t>
+            </w:r>
+            <w:r>
+              <w:rPr>
+                <w:rFonts w:ascii="맑은 고딕" w:cs="맑은 고딕" w:eastAsia="맑은 고딕" w:hAnsi="맑은 고딕"/>
+                <w:sz w:val="17"/>
+                <w:szCs w:val="17"/>
+              </w:rPr>
+              <w:t xml:space="preserve"> 본인은 앞으로 원삼마을의 이름으로 외부 단체·사업자와 협약을 맺거나, 행정기관에 마을 의견을 제출하거나, 금원을 받는 경우에는 </w:t>
+            </w:r>
+            <w:r>
+              <w:rPr>
+                <w:rFonts w:ascii="맑은 고딕" w:cs="맑은 고딕" w:eastAsia="맑은 고딕" w:hAnsi="맑은 고딕"/>
+                <w:b/>
+                <w:bCs/>
+                <w:sz w:val="17"/>
+                <w:szCs w:val="17"/>
+              </w:rPr>
+              <w:t xml:space="preserve">반드시 사전에 마을총회의 결의</w:t>
+            </w:r>
+            <w:r>
+              <w:rPr>
+                <w:rFonts w:ascii="맑은 고딕" w:cs="맑은 고딕" w:eastAsia="맑은 고딕" w:hAnsi="맑은 고딕"/>
+                <w:sz w:val="17"/>
+                <w:szCs w:val="17"/>
+              </w:rPr>
+              <w:t xml:space="preserve">를 거쳐야 한다고 봅니다. 감곡면 환경개선위원회는 그러한 결의가 있기 전까지 본인을 포함한 원삼마을 주민 전체를 대표하지 않습니다.</w:t>
+            </w:r>
+          </w:p>
+          <w:p>
+            <w:pPr>
+              <w:spacing w:after="20" w:before="0" w:line="230"/>
+              <w:ind w:left="300" w:hanging="300"/>
+              <w:jc w:val="both"/>
+            </w:pPr>
+            <w:r>
+              <w:rPr>
+                <w:rFonts w:ascii="맑은 고딕" w:cs="맑은 고딕" w:eastAsia="맑은 고딕" w:hAnsi="맑은 고딕"/>
+                <w:b/>
+                <w:bCs/>
+                <w:sz w:val="17"/>
+                <w:szCs w:val="17"/>
+              </w:rPr>
+              <w:t xml:space="preserve">9. (사본 송부 동의)</w:t>
             </w:r>
             <w:r>
               <w:rPr>

--- a/4개마을_주민결의서명부.docx
+++ b/4개마을_주민결의서명부.docx
@@ -247,7 +247,25 @@
           <w:sz w:val="18"/>
           <w:szCs w:val="18"/>
         </w:rPr>
-        <w:t xml:space="preserve">② 마을별 쪽에 적힌 결의 내용(1~9항)을 </w:t>
+        <w:t xml:space="preserve">② 마을마다 </w:t>
+      </w:r>
+      <w:r>
+        <w:rPr>
+          <w:rFonts w:ascii="맑은 고딕" w:cs="맑은 고딕" w:eastAsia="맑은 고딕" w:hAnsi="맑은 고딕"/>
+          <w:b/>
+          <w:bCs/>
+          <w:sz w:val="18"/>
+          <w:szCs w:val="18"/>
+        </w:rPr>
+        <w:t xml:space="preserve">결의서 1장(결의 내용)과 서명부 1장</w:t>
+      </w:r>
+      <w:r>
+        <w:rPr>
+          <w:rFonts w:ascii="맑은 고딕" w:cs="맑은 고딕" w:eastAsia="맑은 고딕" w:hAnsi="맑은 고딕"/>
+          <w:sz w:val="18"/>
+          <w:szCs w:val="18"/>
+        </w:rPr>
+        <w:t xml:space="preserve">이 한 묶음입니다. 결의서(1~9항)를 </w:t>
       </w:r>
       <w:r>
         <w:rPr>
@@ -265,7 +283,7 @@
           <w:sz w:val="18"/>
           <w:szCs w:val="18"/>
         </w:rPr>
-        <w:t xml:space="preserve"> 서명합니다. 서명칸이 모자라면 해당 마을 쪽을 여러 장 출력하여 씁니다. 강요하거나 사실과 다르게 설명하지 않습니다.</w:t>
+        <w:t xml:space="preserve"> 서명합니다. 서명칸이 모자라면 해당 마을 서명부 장을 추가로 출력하여 결의서 뒤에 함께 묶습니다. 강요하거나 사실과 다르게 설명하지 않습니다.</w:t>
       </w:r>
     </w:p>
     <w:p>
@@ -338,7 +356,7 @@
     </w:p>
     <w:p>
       <w:pPr>
-        <w:spacing w:after="50"/>
+        <w:spacing w:after="40"/>
         <w:jc w:val="center"/>
       </w:pPr>
       <w:r>
@@ -346,10 +364,24 @@
           <w:rFonts w:ascii="맑은 고딕" w:cs="맑은 고딕" w:eastAsia="맑은 고딕" w:hAnsi="맑은 고딕"/>
           <w:b/>
           <w:bCs/>
-          <w:sz w:val="26"/>
-          <w:szCs w:val="26"/>
+          <w:sz w:val="30"/>
+          <w:szCs w:val="30"/>
         </w:rPr>
-        <w:t xml:space="preserve">동곡마을 주민 결의 서명부</w:t>
+        <w:t xml:space="preserve">동곡마을 주민 결의서</w:t>
+      </w:r>
+    </w:p>
+    <w:p>
+      <w:pPr>
+        <w:spacing w:after="120"/>
+        <w:jc w:val="center"/>
+      </w:pPr>
+      <w:r>
+        <w:rPr>
+          <w:rFonts w:ascii="맑은 고딕" w:cs="맑은 고딕" w:eastAsia="맑은 고딕" w:hAnsi="맑은 고딕"/>
+          <w:sz w:val="18"/>
+          <w:szCs w:val="18"/>
+        </w:rPr>
+        <w:t xml:space="preserve">(결의 내용 · 다음 장 서명부와 한 묶음입니다)</w:t>
       </w:r>
     </w:p>
     <w:tbl>
@@ -377,7 +409,7 @@
               <w:bottom w:val="single" w:color="000000" w:sz="6"/>
               <w:right w:val="single" w:color="000000" w:sz="6"/>
             </w:tcBorders>
-            <w:shd w:fill="F2F2F2" w:color="auto" w:val="clear"/>
+            <w:shd w:fill="FFFFFF" w:color="auto" w:val="clear"/>
             <w:tcMar>
               <w:top w:type="dxa" w:w="90"/>
               <w:left w:type="dxa" w:w="160"/>
@@ -387,7 +419,7 @@
           </w:tcPr>
           <w:p>
             <w:pPr>
-              <w:spacing w:after="30" w:before="0" w:line="230"/>
+              <w:spacing w:after="70" w:before="0" w:line="270"/>
               <w:jc w:val="both"/>
             </w:pPr>
             <w:r>
@@ -395,24 +427,24 @@
                 <w:rFonts w:ascii="맑은 고딕" w:cs="맑은 고딕" w:eastAsia="맑은 고딕" w:hAnsi="맑은 고딕"/>
                 <w:b/>
                 <w:bCs/>
-                <w:sz w:val="17"/>
-                <w:szCs w:val="17"/>
+                <w:sz w:val="19"/>
+                <w:szCs w:val="19"/>
               </w:rPr>
               <w:t xml:space="preserve">[결의 내용]</w:t>
             </w:r>
             <w:r>
               <w:rPr>
                 <w:rFonts w:ascii="맑은 고딕" w:cs="맑은 고딕" w:eastAsia="맑은 고딕" w:hAnsi="맑은 고딕"/>
-                <w:sz w:val="17"/>
-                <w:szCs w:val="17"/>
-              </w:rPr>
-              <w:t xml:space="preserve"> 아래 서명자는 다음 1~9항에 모두 동의합니다.</w:t>
-            </w:r>
-          </w:p>
-          <w:p>
-            <w:pPr>
-              <w:spacing w:after="20" w:before="0" w:line="230"/>
-              <w:ind w:left="300" w:hanging="300"/>
+                <w:sz w:val="19"/>
+                <w:szCs w:val="19"/>
+              </w:rPr>
+              <w:t xml:space="preserve"> 다음 장 서명부에 서명한 동곡마을 주민은 아래 1~9항에 모두 동의합니다.</w:t>
+            </w:r>
+          </w:p>
+          <w:p>
+            <w:pPr>
+              <w:spacing w:after="50" w:before="0" w:line="270"/>
+              <w:ind w:left="320" w:hanging="320"/>
               <w:jc w:val="both"/>
             </w:pPr>
             <w:r>
@@ -420,16 +452,16 @@
                 <w:rFonts w:ascii="맑은 고딕" w:cs="맑은 고딕" w:eastAsia="맑은 고딕" w:hAnsi="맑은 고딕"/>
                 <w:b/>
                 <w:bCs/>
-                <w:sz w:val="17"/>
-                <w:szCs w:val="17"/>
+                <w:sz w:val="19"/>
+                <w:szCs w:val="19"/>
               </w:rPr>
               <w:t xml:space="preserve">1. (사실 확인: 위임 없음)</w:t>
             </w:r>
             <w:r>
               <w:rPr>
                 <w:rFonts w:ascii="맑은 고딕" w:cs="맑은 고딕" w:eastAsia="맑은 고딕" w:hAnsi="맑은 고딕"/>
-                <w:sz w:val="17"/>
-                <w:szCs w:val="17"/>
+                <w:sz w:val="19"/>
+                <w:szCs w:val="19"/>
               </w:rPr>
               <w:t xml:space="preserve"> 본인은 2023. 1. 30. 순정축산업협동조합과 정읍시 감곡면 환경개선위원회 사이의 「자연순환농업 추진 공동협약」에 당시 동곡마을 이장 강길호이(가) "동곡마을이장" 직함으로 서명할 때, 그에 관하여 </w:t>
             </w:r>
@@ -438,16 +470,16 @@
                 <w:rFonts w:ascii="맑은 고딕" w:cs="맑은 고딕" w:eastAsia="맑은 고딕" w:hAnsi="맑은 고딕"/>
                 <w:b/>
                 <w:bCs/>
-                <w:sz w:val="17"/>
-                <w:szCs w:val="17"/>
+                <w:sz w:val="19"/>
+                <w:szCs w:val="19"/>
               </w:rPr>
               <w:t xml:space="preserve">동곡마을 마을총회가 열려 결의하였거나 본인이 위임한 사실을 알지 못하며, 그러한 절차에 참여하거나 통지받은 사실이 없습니다.</w:t>
             </w:r>
             <w:r>
               <w:rPr>
                 <w:rFonts w:ascii="맑은 고딕" w:cs="맑은 고딕" w:eastAsia="맑은 고딕" w:hAnsi="맑은 고딕"/>
-                <w:sz w:val="17"/>
-                <w:szCs w:val="17"/>
+                <w:sz w:val="19"/>
+                <w:szCs w:val="19"/>
               </w:rPr>
               <w:t xml:space="preserve"> 본인은 이장이나 감곡면 환경개선위원회에 </w:t>
             </w:r>
@@ -456,16 +488,16 @@
                 <w:rFonts w:ascii="맑은 고딕" w:cs="맑은 고딕" w:eastAsia="맑은 고딕" w:hAnsi="맑은 고딕"/>
                 <w:b/>
                 <w:bCs/>
-                <w:sz w:val="17"/>
-                <w:szCs w:val="17"/>
+                <w:sz w:val="19"/>
+                <w:szCs w:val="19"/>
               </w:rPr>
               <w:t xml:space="preserve">본인을 대신하여 협약을 맺거나, 금원을 받거나, 행정기관에 의견을 제출할 권한을 준 사실이 없습니다.</w:t>
             </w:r>
           </w:p>
           <w:p>
             <w:pPr>
-              <w:spacing w:after="20" w:before="0" w:line="230"/>
-              <w:ind w:left="300" w:hanging="300"/>
+              <w:spacing w:after="50" w:before="0" w:line="270"/>
+              <w:ind w:left="320" w:hanging="320"/>
               <w:jc w:val="both"/>
             </w:pPr>
             <w:r>
@@ -473,16 +505,16 @@
                 <w:rFonts w:ascii="맑은 고딕" w:cs="맑은 고딕" w:eastAsia="맑은 고딕" w:hAnsi="맑은 고딕"/>
                 <w:b/>
                 <w:bCs/>
-                <w:sz w:val="17"/>
-                <w:szCs w:val="17"/>
+                <w:sz w:val="19"/>
+                <w:szCs w:val="19"/>
               </w:rPr>
               <w:t xml:space="preserve">2. (불추인)</w:t>
             </w:r>
             <w:r>
               <w:rPr>
                 <w:rFonts w:ascii="맑은 고딕" w:cs="맑은 고딕" w:eastAsia="맑은 고딕" w:hAnsi="맑은 고딕"/>
-                <w:sz w:val="17"/>
-                <w:szCs w:val="17"/>
+                <w:sz w:val="19"/>
+                <w:szCs w:val="19"/>
               </w:rPr>
               <w:t xml:space="preserve"> 본인은 당시 이장 또는 감곡면 환경개선위원회가 동곡마을 주민을 대표한다며 한 다음 행위를 </w:t>
             </w:r>
@@ -491,24 +523,24 @@
                 <w:rFonts w:ascii="맑은 고딕" w:cs="맑은 고딕" w:eastAsia="맑은 고딕" w:hAnsi="맑은 고딕"/>
                 <w:b/>
                 <w:bCs/>
-                <w:sz w:val="17"/>
-                <w:szCs w:val="17"/>
+                <w:sz w:val="19"/>
+                <w:szCs w:val="19"/>
               </w:rPr>
               <w:t xml:space="preserve">추인(사후 승인)하지 않습니다.</w:t>
             </w:r>
             <w:r>
               <w:rPr>
                 <w:rFonts w:ascii="맑은 고딕" w:cs="맑은 고딕" w:eastAsia="맑은 고딕" w:hAnsi="맑은 고딕"/>
-                <w:sz w:val="17"/>
-                <w:szCs w:val="17"/>
+                <w:sz w:val="19"/>
+                <w:szCs w:val="19"/>
               </w:rPr>
               <w:t xml:space="preserve"> ① 2023. 1. 30. 공동협약 체결 ② 순정축협으로부터의 금원(운영비 후원·환경개선사업비 등, 순정축협이 밝힌 1억 원 포함) 수령과 그 사용 결정 ③ 2023. 5. 2. 위원회 회의에서 마을 이장을 위원회 법인 임원으로 정한 결의 중 본 마을 대표 자격에 관한 부분. 이 서명은 본인이 개별적으로 가지는 손해배상청구권 등 권리를 포기하는 것이 아닙니다.</w:t>
             </w:r>
           </w:p>
           <w:p>
             <w:pPr>
-              <w:spacing w:after="20" w:before="0" w:line="230"/>
-              <w:ind w:left="300" w:hanging="300"/>
+              <w:spacing w:after="50" w:before="0" w:line="270"/>
+              <w:ind w:left="320" w:hanging="320"/>
               <w:jc w:val="both"/>
             </w:pPr>
             <w:r>
@@ -516,16 +548,16 @@
                 <w:rFonts w:ascii="맑은 고딕" w:cs="맑은 고딕" w:eastAsia="맑은 고딕" w:hAnsi="맑은 고딕"/>
                 <w:b/>
                 <w:bCs/>
-                <w:sz w:val="17"/>
-                <w:szCs w:val="17"/>
+                <w:sz w:val="19"/>
+                <w:szCs w:val="19"/>
               </w:rPr>
               <w:t xml:space="preserve">3. ("반대 의견 없음" 의견서)</w:t>
             </w:r>
             <w:r>
               <w:rPr>
                 <w:rFonts w:ascii="맑은 고딕" w:cs="맑은 고딕" w:eastAsia="맑은 고딕" w:hAnsi="맑은 고딕"/>
-                <w:sz w:val="17"/>
-                <w:szCs w:val="17"/>
+                <w:sz w:val="19"/>
+                <w:szCs w:val="19"/>
               </w:rPr>
               <w:t xml:space="preserve"> 순정축협이 2023. 5. 3. 신축허가를 신청한 퇴비사 997.5㎡(약 300평)에 관하여, 감곡면장이 2023. 7. 21. 정읍시에 제출한 2023. 7. 20.자 주민의견서에는 </w:t>
             </w:r>
@@ -534,16 +566,16 @@
                 <w:rFonts w:ascii="맑은 고딕" w:cs="맑은 고딕" w:eastAsia="맑은 고딕" w:hAnsi="맑은 고딕"/>
                 <w:b/>
                 <w:bCs/>
-                <w:sz w:val="17"/>
-                <w:szCs w:val="17"/>
+                <w:sz w:val="19"/>
+                <w:szCs w:val="19"/>
               </w:rPr>
               <w:t xml:space="preserve">"반대 의견 없음"</w:t>
             </w:r>
             <w:r>
               <w:rPr>
                 <w:rFonts w:ascii="맑은 고딕" w:cs="맑은 고딕" w:eastAsia="맑은 고딕" w:hAnsi="맑은 고딕"/>
-                <w:sz w:val="17"/>
-                <w:szCs w:val="17"/>
+                <w:sz w:val="19"/>
+                <w:szCs w:val="19"/>
               </w:rPr>
               <w:t xml:space="preserve">이라고 적혀 있으나 의견제출인은 가려져 있습니다. 본인은 그 무렵 이장이나 위원회로부터 </w:t>
             </w:r>
@@ -552,16 +584,16 @@
                 <w:rFonts w:ascii="맑은 고딕" w:cs="맑은 고딕" w:eastAsia="맑은 고딕" w:hAnsi="맑은 고딕"/>
                 <w:b/>
                 <w:bCs/>
-                <w:sz w:val="17"/>
-                <w:szCs w:val="17"/>
+                <w:sz w:val="19"/>
+                <w:szCs w:val="19"/>
               </w:rPr>
               <w:t xml:space="preserve">위 퇴비사 신축에 관한 의견을 질문받거나 마을회의 개최를 안내받은 사실이 없으며, 누구에게도 본인을 대신하여 "반대 의견 없음" 의견을 낼 권한을 준 사실이 없습니다.</w:t>
             </w:r>
             <w:r>
               <w:rPr>
                 <w:rFonts w:ascii="맑은 고딕" w:cs="맑은 고딕" w:eastAsia="맑은 고딕" w:hAnsi="맑은 고딕"/>
-                <w:sz w:val="17"/>
-                <w:szCs w:val="17"/>
+                <w:sz w:val="19"/>
+                <w:szCs w:val="19"/>
               </w:rPr>
               <w:t xml:space="preserve"> 위 의견서가 동곡마을 주민의 의견으로 제출되었다면 이는 본인의 의사와 다릅니다. 본인은 </w:t>
             </w:r>
@@ -570,24 +602,24 @@
                 <w:rFonts w:ascii="맑은 고딕" w:cs="맑은 고딕" w:eastAsia="맑은 고딕" w:hAnsi="맑은 고딕"/>
                 <w:b/>
                 <w:bCs/>
-                <w:sz w:val="17"/>
-                <w:szCs w:val="17"/>
+                <w:sz w:val="19"/>
+                <w:szCs w:val="19"/>
               </w:rPr>
               <w:t xml:space="preserve">당시 동곡마을 이장 강길호 및 감곡면 환경개선위원회 위원들이 위 의견서에 서명한 사실이 있는지, 누가 어떤 자격으로 작성·제출하였는지, 본인이나 다른 주민의 이름이 기재되어 있는지</w:t>
             </w:r>
             <w:r>
               <w:rPr>
                 <w:rFonts w:ascii="맑은 고딕" w:cs="맑은 고딕" w:eastAsia="맑은 고딕" w:hAnsi="맑은 고딕"/>
-                <w:sz w:val="17"/>
-                <w:szCs w:val="17"/>
+                <w:sz w:val="19"/>
+                <w:szCs w:val="19"/>
               </w:rPr>
               <w:t xml:space="preserve"> 밝혀 줄 것을 요구합니다.</w:t>
             </w:r>
           </w:p>
           <w:p>
             <w:pPr>
-              <w:spacing w:after="20" w:before="0" w:line="230"/>
-              <w:ind w:left="300" w:hanging="300"/>
+              <w:spacing w:after="50" w:before="0" w:line="270"/>
+              <w:ind w:left="320" w:hanging="320"/>
               <w:jc w:val="both"/>
             </w:pPr>
             <w:r>
@@ -595,16 +627,16 @@
                 <w:rFonts w:ascii="맑은 고딕" w:cs="맑은 고딕" w:eastAsia="맑은 고딕" w:hAnsi="맑은 고딕"/>
                 <w:b/>
                 <w:bCs/>
-                <w:sz w:val="17"/>
-                <w:szCs w:val="17"/>
+                <w:sz w:val="19"/>
+                <w:szCs w:val="19"/>
               </w:rPr>
               <w:t xml:space="preserve">4. (1억 원에 대한 입장)</w:t>
             </w:r>
             <w:r>
               <w:rPr>
                 <w:rFonts w:ascii="맑은 고딕" w:cs="맑은 고딕" w:eastAsia="맑은 고딕" w:hAnsi="맑은 고딕"/>
-                <w:sz w:val="17"/>
-                <w:szCs w:val="17"/>
+                <w:sz w:val="19"/>
+                <w:szCs w:val="19"/>
               </w:rPr>
               <w:t xml:space="preserve"> 본인은 위 1억 원을 주민에게 나누어 달라고 요구하는 것이 아닙니다. 본인은 ① 그 돈이 순정축협이 밝힌 용도(지역 환경정비·폐기물 처리·악취저감·공동체 환경개선)대로 </w:t>
             </w:r>
@@ -613,16 +645,16 @@
                 <w:rFonts w:ascii="맑은 고딕" w:cs="맑은 고딕" w:eastAsia="맑은 고딕" w:hAnsi="맑은 고딕"/>
                 <w:b/>
                 <w:bCs/>
-                <w:sz w:val="17"/>
-                <w:szCs w:val="17"/>
+                <w:sz w:val="19"/>
+                <w:szCs w:val="19"/>
               </w:rPr>
               <w:t xml:space="preserve">실제로 사용되었는지</w:t>
             </w:r>
             <w:r>
               <w:rPr>
                 <w:rFonts w:ascii="맑은 고딕" w:cs="맑은 고딕" w:eastAsia="맑은 고딕" w:hAnsi="맑은 고딕"/>
-                <w:sz w:val="17"/>
-                <w:szCs w:val="17"/>
+                <w:sz w:val="19"/>
+                <w:szCs w:val="19"/>
               </w:rPr>
               <w:t xml:space="preserve">, ② 그 지급이 공동협약상 협력이나 </w:t>
             </w:r>
@@ -631,24 +663,24 @@
                 <w:rFonts w:ascii="맑은 고딕" w:cs="맑은 고딕" w:eastAsia="맑은 고딕" w:hAnsi="맑은 고딕"/>
                 <w:b/>
                 <w:bCs/>
-                <w:sz w:val="17"/>
-                <w:szCs w:val="17"/>
+                <w:sz w:val="19"/>
+                <w:szCs w:val="19"/>
               </w:rPr>
               <w:t xml:space="preserve">"반대 의견 없음" 의견 제출의 대가였는지</w:t>
             </w:r>
             <w:r>
               <w:rPr>
                 <w:rFonts w:ascii="맑은 고딕" w:cs="맑은 고딕" w:eastAsia="맑은 고딕" w:hAnsi="맑은 고딕"/>
-                <w:sz w:val="17"/>
-                <w:szCs w:val="17"/>
+                <w:sz w:val="19"/>
+                <w:szCs w:val="19"/>
               </w:rPr>
               <w:t xml:space="preserve"> 밝혀 줄 것을 요구합니다.</w:t>
             </w:r>
           </w:p>
           <w:p>
             <w:pPr>
-              <w:spacing w:after="20" w:before="0" w:line="230"/>
-              <w:ind w:left="300" w:hanging="300"/>
+              <w:spacing w:after="50" w:before="0" w:line="270"/>
+              <w:ind w:left="320" w:hanging="320"/>
               <w:jc w:val="both"/>
             </w:pPr>
             <w:r>
@@ -656,24 +688,24 @@
                 <w:rFonts w:ascii="맑은 고딕" w:cs="맑은 고딕" w:eastAsia="맑은 고딕" w:hAnsi="맑은 고딕"/>
                 <w:b/>
                 <w:bCs/>
-                <w:sz w:val="17"/>
-                <w:szCs w:val="17"/>
+                <w:sz w:val="19"/>
+                <w:szCs w:val="19"/>
               </w:rPr>
               <w:t xml:space="preserve">5. (자료 공개 요구)</w:t>
             </w:r>
             <w:r>
               <w:rPr>
                 <w:rFonts w:ascii="맑은 고딕" w:cs="맑은 고딕" w:eastAsia="맑은 고딕" w:hAnsi="맑은 고딕"/>
-                <w:sz w:val="17"/>
-                <w:szCs w:val="17"/>
+                <w:sz w:val="19"/>
+                <w:szCs w:val="19"/>
               </w:rPr>
               <w:t xml:space="preserve"> 본인은 감곡면 환경개선위원회와 순정축산업협동조합에 다음 자료의 공개와 보고를 요구합니다. ① 1억 원(및 그 밖의 지원금)의 지급 결의, 지급일, 수령 계좌 명의 ② 위원회의 금원 사용 내역과 증빙, 현재 잔액 ③ 위원회 규약, 위원 명단, 제1차부터 그 이후의 회의록 ④ 순정축협이 약속한 분기별 검사자료 ⑤ 2023. 7. 20. 주민의견서의 작성자·서명자와 제출 경위 (개인 계좌번호·연락처 등은 가리고 공개하여도 됩니다.)</w:t>
             </w:r>
           </w:p>
           <w:p>
             <w:pPr>
-              <w:spacing w:after="20" w:before="0" w:line="230"/>
-              <w:ind w:left="300" w:hanging="300"/>
+              <w:spacing w:after="50" w:before="0" w:line="270"/>
+              <w:ind w:left="320" w:hanging="320"/>
               <w:jc w:val="both"/>
             </w:pPr>
             <w:r>
@@ -681,16 +713,16 @@
                 <w:rFonts w:ascii="맑은 고딕" w:cs="맑은 고딕" w:eastAsia="맑은 고딕" w:hAnsi="맑은 고딕"/>
                 <w:b/>
                 <w:bCs/>
-                <w:sz w:val="17"/>
-                <w:szCs w:val="17"/>
+                <w:sz w:val="19"/>
+                <w:szCs w:val="19"/>
               </w:rPr>
               <w:t xml:space="preserve">6. (고발 동참)</w:t>
             </w:r>
             <w:r>
               <w:rPr>
                 <w:rFonts w:ascii="맑은 고딕" w:cs="맑은 고딕" w:eastAsia="맑은 고딕" w:hAnsi="맑은 고딕"/>
-                <w:sz w:val="17"/>
-                <w:szCs w:val="17"/>
+                <w:sz w:val="19"/>
+                <w:szCs w:val="19"/>
               </w:rPr>
               <w:t xml:space="preserve"> 본인은 감곡면 횡룡마을 주민 박상남이 정읍경찰서에 제출하는 </w:t>
             </w:r>
@@ -699,16 +731,16 @@
                 <w:rFonts w:ascii="맑은 고딕" w:cs="맑은 고딕" w:eastAsia="맑은 고딕" w:hAnsi="맑은 고딕"/>
                 <w:b/>
                 <w:bCs/>
-                <w:sz w:val="17"/>
-                <w:szCs w:val="17"/>
+                <w:sz w:val="19"/>
+                <w:szCs w:val="19"/>
               </w:rPr>
               <w:t xml:space="preserve">고발에 동참</w:t>
             </w:r>
             <w:r>
               <w:rPr>
                 <w:rFonts w:ascii="맑은 고딕" w:cs="맑은 고딕" w:eastAsia="맑은 고딕" w:hAnsi="맑은 고딕"/>
-                <w:sz w:val="17"/>
-                <w:szCs w:val="17"/>
+                <w:sz w:val="19"/>
+                <w:szCs w:val="19"/>
               </w:rPr>
               <w:t xml:space="preserve">합니다. 고발 내용은 위 금원에 관한 업무상횡령, 배임수재·배임증재, 업무상배임 혐의와, 위 주민의견서의 작성·제출에 관한 위계에 의한 공무집행방해, 사문서위조·자격모용사문서작성 등 혐의에 대한 수사 요청입니다. 본인은 이 서명부가 그 증거자료로 제출되는 데 동의합니다. </w:t>
             </w:r>
@@ -717,16 +749,16 @@
                 <w:rFonts w:ascii="맑은 고딕" w:cs="맑은 고딕" w:eastAsia="맑은 고딕" w:hAnsi="맑은 고딕"/>
                 <w:b/>
                 <w:bCs/>
-                <w:sz w:val="17"/>
-                <w:szCs w:val="17"/>
+                <w:sz w:val="19"/>
+                <w:szCs w:val="19"/>
               </w:rPr>
               <w:t xml:space="preserve">이 서명은 특정인의 범죄를 단정하는 것이 아니라, 수사를 통하여 사실을 밝혀 달라는 요청입니다.</w:t>
             </w:r>
           </w:p>
           <w:p>
             <w:pPr>
-              <w:spacing w:after="20" w:before="0" w:line="230"/>
-              <w:ind w:left="300" w:hanging="300"/>
+              <w:spacing w:after="50" w:before="0" w:line="270"/>
+              <w:ind w:left="320" w:hanging="320"/>
               <w:jc w:val="both"/>
             </w:pPr>
             <w:r>
@@ -734,24 +766,24 @@
                 <w:rFonts w:ascii="맑은 고딕" w:cs="맑은 고딕" w:eastAsia="맑은 고딕" w:hAnsi="맑은 고딕"/>
                 <w:b/>
                 <w:bCs/>
-                <w:sz w:val="17"/>
-                <w:szCs w:val="17"/>
+                <w:sz w:val="19"/>
+                <w:szCs w:val="19"/>
               </w:rPr>
               <w:t xml:space="preserve">7. (연락·제출 위임)</w:t>
             </w:r>
             <w:r>
               <w:rPr>
                 <w:rFonts w:ascii="맑은 고딕" w:cs="맑은 고딕" w:eastAsia="맑은 고딕" w:hAnsi="맑은 고딕"/>
-                <w:sz w:val="17"/>
-                <w:szCs w:val="17"/>
+                <w:sz w:val="19"/>
+                <w:szCs w:val="19"/>
               </w:rPr>
               <w:t xml:space="preserve"> 본인은 위 3~6항의 요구와 고발 동참에 필요한 연락, 서명부 제출, 관계기관 민원 제기를 서명 수합 책임자 박상남에게 맡깁니다.</w:t>
             </w:r>
           </w:p>
           <w:p>
             <w:pPr>
-              <w:spacing w:after="20" w:before="0" w:line="230"/>
-              <w:ind w:left="300" w:hanging="300"/>
+              <w:spacing w:after="50" w:before="0" w:line="270"/>
+              <w:ind w:left="320" w:hanging="320"/>
               <w:jc w:val="both"/>
             </w:pPr>
             <w:r>
@@ -759,16 +791,16 @@
                 <w:rFonts w:ascii="맑은 고딕" w:cs="맑은 고딕" w:eastAsia="맑은 고딕" w:hAnsi="맑은 고딕"/>
                 <w:b/>
                 <w:bCs/>
-                <w:sz w:val="17"/>
-                <w:szCs w:val="17"/>
+                <w:sz w:val="19"/>
+                <w:szCs w:val="19"/>
               </w:rPr>
               <w:t xml:space="preserve">8. (향후 원칙)</w:t>
             </w:r>
             <w:r>
               <w:rPr>
                 <w:rFonts w:ascii="맑은 고딕" w:cs="맑은 고딕" w:eastAsia="맑은 고딕" w:hAnsi="맑은 고딕"/>
-                <w:sz w:val="17"/>
-                <w:szCs w:val="17"/>
+                <w:sz w:val="19"/>
+                <w:szCs w:val="19"/>
               </w:rPr>
               <w:t xml:space="preserve"> 본인은 앞으로 동곡마을의 이름으로 외부 단체·사업자와 협약을 맺거나, 행정기관에 마을 의견을 제출하거나, 금원을 받는 경우에는 </w:t>
             </w:r>
@@ -777,24 +809,24 @@
                 <w:rFonts w:ascii="맑은 고딕" w:cs="맑은 고딕" w:eastAsia="맑은 고딕" w:hAnsi="맑은 고딕"/>
                 <w:b/>
                 <w:bCs/>
-                <w:sz w:val="17"/>
-                <w:szCs w:val="17"/>
+                <w:sz w:val="19"/>
+                <w:szCs w:val="19"/>
               </w:rPr>
               <w:t xml:space="preserve">반드시 사전에 마을총회의 결의</w:t>
             </w:r>
             <w:r>
               <w:rPr>
                 <w:rFonts w:ascii="맑은 고딕" w:cs="맑은 고딕" w:eastAsia="맑은 고딕" w:hAnsi="맑은 고딕"/>
-                <w:sz w:val="17"/>
-                <w:szCs w:val="17"/>
+                <w:sz w:val="19"/>
+                <w:szCs w:val="19"/>
               </w:rPr>
               <w:t xml:space="preserve">를 거쳐야 한다고 봅니다. 감곡면 환경개선위원회는 그러한 결의가 있기 전까지 본인을 포함한 동곡마을 주민 전체를 대표하지 않습니다.</w:t>
             </w:r>
           </w:p>
           <w:p>
             <w:pPr>
-              <w:spacing w:after="20" w:before="0" w:line="230"/>
-              <w:ind w:left="300" w:hanging="300"/>
+              <w:spacing w:after="50" w:before="0" w:line="270"/>
+              <w:ind w:left="320" w:hanging="320"/>
               <w:jc w:val="both"/>
             </w:pPr>
             <w:r>
@@ -802,16 +834,16 @@
                 <w:rFonts w:ascii="맑은 고딕" w:cs="맑은 고딕" w:eastAsia="맑은 고딕" w:hAnsi="맑은 고딕"/>
                 <w:b/>
                 <w:bCs/>
-                <w:sz w:val="17"/>
-                <w:szCs w:val="17"/>
+                <w:sz w:val="19"/>
+                <w:szCs w:val="19"/>
               </w:rPr>
               <w:t xml:space="preserve">9. (사본 송부 동의)</w:t>
             </w:r>
             <w:r>
               <w:rPr>
                 <w:rFonts w:ascii="맑은 고딕" w:cs="맑은 고딕" w:eastAsia="맑은 고딕" w:hAnsi="맑은 고딕"/>
-                <w:sz w:val="17"/>
-                <w:szCs w:val="17"/>
+                <w:sz w:val="19"/>
+                <w:szCs w:val="19"/>
               </w:rPr>
               <w:t xml:space="preserve"> 본인은 이 서명부의 사본(개인정보는 가림)이 순정축산업협동조합, 감곡면 환경개선위원회, 감곡면장, 정읍시장에게 송부되고, 원본이 수사기관에 제출되는 데 동의합니다.</w:t>
             </w:r>
@@ -820,9 +852,41 @@
       </w:tr>
     </w:tbl>
     <w:p>
+      <w:r>
+        <w:br w:type="page"/>
+      </w:r>
+    </w:p>
+    <w:p>
       <w:pPr>
-        <w:spacing w:after="50"/>
+        <w:spacing w:after="40"/>
+        <w:jc w:val="center"/>
       </w:pPr>
+      <w:r>
+        <w:rPr>
+          <w:rFonts w:ascii="맑은 고딕" w:cs="맑은 고딕" w:eastAsia="맑은 고딕" w:hAnsi="맑은 고딕"/>
+          <w:b/>
+          <w:bCs/>
+          <w:sz w:val="30"/>
+          <w:szCs w:val="30"/>
+        </w:rPr>
+        <w:t xml:space="preserve">동곡마을 주민 결의 서명부</w:t>
+      </w:r>
+    </w:p>
+    <w:p>
+      <w:pPr>
+        <w:spacing w:after="120"/>
+        <w:jc w:val="center"/>
+      </w:pPr>
+      <w:r>
+        <w:rPr>
+          <w:rFonts w:ascii="맑은 고딕" w:cs="맑은 고딕" w:eastAsia="맑은 고딕" w:hAnsi="맑은 고딕"/>
+          <w:b/>
+          <w:bCs/>
+          <w:sz w:val="19"/>
+          <w:szCs w:val="19"/>
+        </w:rPr>
+        <w:t xml:space="preserve">아래 서명자는 앞장 「동곡마을 주민 결의서」의 결의 내용 1~9항을 읽고 이에 모두 동의하며, 개인정보 수집·이용에 동의합니다.</w:t>
+      </w:r>
     </w:p>
     <w:tbl>
       <w:tblPr>
@@ -848,7 +912,7 @@
       <w:tr>
         <w:trPr>
           <w:tblHeader/>
-          <w:trHeight w:val="360" w:hRule="atLeast"/>
+          <w:trHeight w:val="420" w:hRule="atLeast"/>
         </w:trPr>
         <w:tc>
           <w:tcPr>
@@ -1092,7 +1156,7 @@
       <w:tr>
         <w:trPr>
           <w:cantSplit/>
-          <w:trHeight w:val="430" w:hRule="atLeast"/>
+          <w:trHeight w:val="560" w:hRule="exact"/>
         </w:trPr>
         <w:tc>
           <w:tcPr>
@@ -1269,7 +1333,7 @@
       <w:tr>
         <w:trPr>
           <w:cantSplit/>
-          <w:trHeight w:val="430" w:hRule="atLeast"/>
+          <w:trHeight w:val="560" w:hRule="exact"/>
         </w:trPr>
         <w:tc>
           <w:tcPr>
@@ -1446,7 +1510,7 @@
       <w:tr>
         <w:trPr>
           <w:cantSplit/>
-          <w:trHeight w:val="430" w:hRule="atLeast"/>
+          <w:trHeight w:val="560" w:hRule="exact"/>
         </w:trPr>
         <w:tc>
           <w:tcPr>
@@ -1623,7 +1687,7 @@
       <w:tr>
         <w:trPr>
           <w:cantSplit/>
-          <w:trHeight w:val="430" w:hRule="atLeast"/>
+          <w:trHeight w:val="560" w:hRule="exact"/>
         </w:trPr>
         <w:tc>
           <w:tcPr>
@@ -1800,7 +1864,7 @@
       <w:tr>
         <w:trPr>
           <w:cantSplit/>
-          <w:trHeight w:val="430" w:hRule="atLeast"/>
+          <w:trHeight w:val="560" w:hRule="exact"/>
         </w:trPr>
         <w:tc>
           <w:tcPr>
@@ -1977,7 +2041,7 @@
       <w:tr>
         <w:trPr>
           <w:cantSplit/>
-          <w:trHeight w:val="430" w:hRule="atLeast"/>
+          <w:trHeight w:val="560" w:hRule="exact"/>
         </w:trPr>
         <w:tc>
           <w:tcPr>
@@ -2154,7 +2218,7 @@
       <w:tr>
         <w:trPr>
           <w:cantSplit/>
-          <w:trHeight w:val="430" w:hRule="atLeast"/>
+          <w:trHeight w:val="560" w:hRule="exact"/>
         </w:trPr>
         <w:tc>
           <w:tcPr>
@@ -2331,7 +2395,7 @@
       <w:tr>
         <w:trPr>
           <w:cantSplit/>
-          <w:trHeight w:val="430" w:hRule="atLeast"/>
+          <w:trHeight w:val="560" w:hRule="exact"/>
         </w:trPr>
         <w:tc>
           <w:tcPr>
@@ -2508,7 +2572,7 @@
       <w:tr>
         <w:trPr>
           <w:cantSplit/>
-          <w:trHeight w:val="430" w:hRule="atLeast"/>
+          <w:trHeight w:val="560" w:hRule="exact"/>
         </w:trPr>
         <w:tc>
           <w:tcPr>
@@ -2685,7 +2749,7 @@
       <w:tr>
         <w:trPr>
           <w:cantSplit/>
-          <w:trHeight w:val="430" w:hRule="atLeast"/>
+          <w:trHeight w:val="560" w:hRule="exact"/>
         </w:trPr>
         <w:tc>
           <w:tcPr>
@@ -2862,7 +2926,7 @@
       <w:tr>
         <w:trPr>
           <w:cantSplit/>
-          <w:trHeight w:val="430" w:hRule="atLeast"/>
+          <w:trHeight w:val="560" w:hRule="exact"/>
         </w:trPr>
         <w:tc>
           <w:tcPr>
@@ -3039,7 +3103,7 @@
       <w:tr>
         <w:trPr>
           <w:cantSplit/>
-          <w:trHeight w:val="430" w:hRule="atLeast"/>
+          <w:trHeight w:val="560" w:hRule="exact"/>
         </w:trPr>
         <w:tc>
           <w:tcPr>
@@ -3216,7 +3280,7 @@
       <w:tr>
         <w:trPr>
           <w:cantSplit/>
-          <w:trHeight w:val="430" w:hRule="atLeast"/>
+          <w:trHeight w:val="560" w:hRule="exact"/>
         </w:trPr>
         <w:tc>
           <w:tcPr>
@@ -3393,7 +3457,7 @@
       <w:tr>
         <w:trPr>
           <w:cantSplit/>
-          <w:trHeight w:val="430" w:hRule="atLeast"/>
+          <w:trHeight w:val="560" w:hRule="exact"/>
         </w:trPr>
         <w:tc>
           <w:tcPr>
@@ -3570,14 +3634,14 @@
     </w:tbl>
     <w:p>
       <w:pPr>
-        <w:spacing w:before="60"/>
+        <w:spacing w:before="100"/>
         <w:jc w:val="right"/>
       </w:pPr>
       <w:r>
         <w:rPr>
           <w:rFonts w:ascii="맑은 고딕" w:cs="맑은 고딕" w:eastAsia="맑은 고딕" w:hAnsi="맑은 고딕"/>
-          <w:sz w:val="17"/>
-          <w:szCs w:val="17"/>
+          <w:sz w:val="18"/>
+          <w:szCs w:val="18"/>
         </w:rPr>
         <w:t xml:space="preserve">서명일: 2026년 ____월 ____일          확인자(수합 책임자): 박상남 ______________ (서명)</w:t>
       </w:r>
@@ -3589,7 +3653,7 @@
     </w:p>
     <w:p>
       <w:pPr>
-        <w:spacing w:after="50"/>
+        <w:spacing w:after="40"/>
         <w:jc w:val="center"/>
       </w:pPr>
       <w:r>
@@ -3597,10 +3661,24 @@
           <w:rFonts w:ascii="맑은 고딕" w:cs="맑은 고딕" w:eastAsia="맑은 고딕" w:hAnsi="맑은 고딕"/>
           <w:b/>
           <w:bCs/>
-          <w:sz w:val="26"/>
-          <w:szCs w:val="26"/>
+          <w:sz w:val="30"/>
+          <w:szCs w:val="30"/>
         </w:rPr>
-        <w:t xml:space="preserve">횡룡마을 주민 결의 서명부</w:t>
+        <w:t xml:space="preserve">횡룡마을 주민 결의서</w:t>
+      </w:r>
+    </w:p>
+    <w:p>
+      <w:pPr>
+        <w:spacing w:after="120"/>
+        <w:jc w:val="center"/>
+      </w:pPr>
+      <w:r>
+        <w:rPr>
+          <w:rFonts w:ascii="맑은 고딕" w:cs="맑은 고딕" w:eastAsia="맑은 고딕" w:hAnsi="맑은 고딕"/>
+          <w:sz w:val="18"/>
+          <w:szCs w:val="18"/>
+        </w:rPr>
+        <w:t xml:space="preserve">(결의 내용 · 다음 장 서명부와 한 묶음입니다)</w:t>
       </w:r>
     </w:p>
     <w:tbl>
@@ -3628,7 +3706,7 @@
               <w:bottom w:val="single" w:color="000000" w:sz="6"/>
               <w:right w:val="single" w:color="000000" w:sz="6"/>
             </w:tcBorders>
-            <w:shd w:fill="F2F2F2" w:color="auto" w:val="clear"/>
+            <w:shd w:fill="FFFFFF" w:color="auto" w:val="clear"/>
             <w:tcMar>
               <w:top w:type="dxa" w:w="90"/>
               <w:left w:type="dxa" w:w="160"/>
@@ -3638,7 +3716,7 @@
           </w:tcPr>
           <w:p>
             <w:pPr>
-              <w:spacing w:after="30" w:before="0" w:line="230"/>
+              <w:spacing w:after="70" w:before="0" w:line="270"/>
               <w:jc w:val="both"/>
             </w:pPr>
             <w:r>
@@ -3646,24 +3724,24 @@
                 <w:rFonts w:ascii="맑은 고딕" w:cs="맑은 고딕" w:eastAsia="맑은 고딕" w:hAnsi="맑은 고딕"/>
                 <w:b/>
                 <w:bCs/>
-                <w:sz w:val="17"/>
-                <w:szCs w:val="17"/>
+                <w:sz w:val="19"/>
+                <w:szCs w:val="19"/>
               </w:rPr>
               <w:t xml:space="preserve">[결의 내용]</w:t>
             </w:r>
             <w:r>
               <w:rPr>
                 <w:rFonts w:ascii="맑은 고딕" w:cs="맑은 고딕" w:eastAsia="맑은 고딕" w:hAnsi="맑은 고딕"/>
-                <w:sz w:val="17"/>
-                <w:szCs w:val="17"/>
-              </w:rPr>
-              <w:t xml:space="preserve"> 아래 서명자는 다음 1~9항에 모두 동의합니다.</w:t>
-            </w:r>
-          </w:p>
-          <w:p>
-            <w:pPr>
-              <w:spacing w:after="20" w:before="0" w:line="230"/>
-              <w:ind w:left="300" w:hanging="300"/>
+                <w:sz w:val="19"/>
+                <w:szCs w:val="19"/>
+              </w:rPr>
+              <w:t xml:space="preserve"> 다음 장 서명부에 서명한 횡룡마을 주민은 아래 1~9항에 모두 동의합니다.</w:t>
+            </w:r>
+          </w:p>
+          <w:p>
+            <w:pPr>
+              <w:spacing w:after="50" w:before="0" w:line="270"/>
+              <w:ind w:left="320" w:hanging="320"/>
               <w:jc w:val="both"/>
             </w:pPr>
             <w:r>
@@ -3671,16 +3749,16 @@
                 <w:rFonts w:ascii="맑은 고딕" w:cs="맑은 고딕" w:eastAsia="맑은 고딕" w:hAnsi="맑은 고딕"/>
                 <w:b/>
                 <w:bCs/>
-                <w:sz w:val="17"/>
-                <w:szCs w:val="17"/>
+                <w:sz w:val="19"/>
+                <w:szCs w:val="19"/>
               </w:rPr>
               <w:t xml:space="preserve">1. (사실 확인: 위임 없음)</w:t>
             </w:r>
             <w:r>
               <w:rPr>
                 <w:rFonts w:ascii="맑은 고딕" w:cs="맑은 고딕" w:eastAsia="맑은 고딕" w:hAnsi="맑은 고딕"/>
-                <w:sz w:val="17"/>
-                <w:szCs w:val="17"/>
+                <w:sz w:val="19"/>
+                <w:szCs w:val="19"/>
               </w:rPr>
               <w:t xml:space="preserve"> 본인은 2023. 1. 30. 순정축산업협동조합과 정읍시 감곡면 환경개선위원회 사이의 「자연순환농업 추진 공동협약」에 당시 횡룡마을 이장 조방용이(가) "횡룡마을이장" 직함으로 서명할 때, 그에 관하여 </w:t>
             </w:r>
@@ -3689,16 +3767,16 @@
                 <w:rFonts w:ascii="맑은 고딕" w:cs="맑은 고딕" w:eastAsia="맑은 고딕" w:hAnsi="맑은 고딕"/>
                 <w:b/>
                 <w:bCs/>
-                <w:sz w:val="17"/>
-                <w:szCs w:val="17"/>
+                <w:sz w:val="19"/>
+                <w:szCs w:val="19"/>
               </w:rPr>
               <w:t xml:space="preserve">횡룡마을 마을총회가 열려 결의하였거나 본인이 위임한 사실을 알지 못하며, 그러한 절차에 참여하거나 통지받은 사실이 없습니다.</w:t>
             </w:r>
             <w:r>
               <w:rPr>
                 <w:rFonts w:ascii="맑은 고딕" w:cs="맑은 고딕" w:eastAsia="맑은 고딕" w:hAnsi="맑은 고딕"/>
-                <w:sz w:val="17"/>
-                <w:szCs w:val="17"/>
+                <w:sz w:val="19"/>
+                <w:szCs w:val="19"/>
               </w:rPr>
               <w:t xml:space="preserve"> 본인은 이장이나 감곡면 환경개선위원회에 </w:t>
             </w:r>
@@ -3707,16 +3785,16 @@
                 <w:rFonts w:ascii="맑은 고딕" w:cs="맑은 고딕" w:eastAsia="맑은 고딕" w:hAnsi="맑은 고딕"/>
                 <w:b/>
                 <w:bCs/>
-                <w:sz w:val="17"/>
-                <w:szCs w:val="17"/>
+                <w:sz w:val="19"/>
+                <w:szCs w:val="19"/>
               </w:rPr>
               <w:t xml:space="preserve">본인을 대신하여 협약을 맺거나, 금원을 받거나, 행정기관에 의견을 제출할 권한을 준 사실이 없습니다.</w:t>
             </w:r>
           </w:p>
           <w:p>
             <w:pPr>
-              <w:spacing w:after="20" w:before="0" w:line="230"/>
-              <w:ind w:left="300" w:hanging="300"/>
+              <w:spacing w:after="50" w:before="0" w:line="270"/>
+              <w:ind w:left="320" w:hanging="320"/>
               <w:jc w:val="both"/>
             </w:pPr>
             <w:r>
@@ -3724,16 +3802,16 @@
                 <w:rFonts w:ascii="맑은 고딕" w:cs="맑은 고딕" w:eastAsia="맑은 고딕" w:hAnsi="맑은 고딕"/>
                 <w:b/>
                 <w:bCs/>
-                <w:sz w:val="17"/>
-                <w:szCs w:val="17"/>
+                <w:sz w:val="19"/>
+                <w:szCs w:val="19"/>
               </w:rPr>
               <w:t xml:space="preserve">2. (불추인)</w:t>
             </w:r>
             <w:r>
               <w:rPr>
                 <w:rFonts w:ascii="맑은 고딕" w:cs="맑은 고딕" w:eastAsia="맑은 고딕" w:hAnsi="맑은 고딕"/>
-                <w:sz w:val="17"/>
-                <w:szCs w:val="17"/>
+                <w:sz w:val="19"/>
+                <w:szCs w:val="19"/>
               </w:rPr>
               <w:t xml:space="preserve"> 본인은 당시 이장 또는 감곡면 환경개선위원회가 횡룡마을 주민을 대표한다며 한 다음 행위를 </w:t>
             </w:r>
@@ -3742,24 +3820,24 @@
                 <w:rFonts w:ascii="맑은 고딕" w:cs="맑은 고딕" w:eastAsia="맑은 고딕" w:hAnsi="맑은 고딕"/>
                 <w:b/>
                 <w:bCs/>
-                <w:sz w:val="17"/>
-                <w:szCs w:val="17"/>
+                <w:sz w:val="19"/>
+                <w:szCs w:val="19"/>
               </w:rPr>
               <w:t xml:space="preserve">추인(사후 승인)하지 않습니다.</w:t>
             </w:r>
             <w:r>
               <w:rPr>
                 <w:rFonts w:ascii="맑은 고딕" w:cs="맑은 고딕" w:eastAsia="맑은 고딕" w:hAnsi="맑은 고딕"/>
-                <w:sz w:val="17"/>
-                <w:szCs w:val="17"/>
+                <w:sz w:val="19"/>
+                <w:szCs w:val="19"/>
               </w:rPr>
               <w:t xml:space="preserve"> ① 2023. 1. 30. 공동협약 체결 ② 순정축협으로부터의 금원(운영비 후원·환경개선사업비 등, 순정축협이 밝힌 1억 원 포함) 수령과 그 사용 결정 ③ 2023. 5. 2. 위원회 회의에서 마을 이장을 위원회 법인 임원으로 정한 결의 중 본 마을 대표 자격에 관한 부분. 이 서명은 본인이 개별적으로 가지는 손해배상청구권 등 권리를 포기하는 것이 아닙니다.</w:t>
             </w:r>
           </w:p>
           <w:p>
             <w:pPr>
-              <w:spacing w:after="20" w:before="0" w:line="230"/>
-              <w:ind w:left="300" w:hanging="300"/>
+              <w:spacing w:after="50" w:before="0" w:line="270"/>
+              <w:ind w:left="320" w:hanging="320"/>
               <w:jc w:val="both"/>
             </w:pPr>
             <w:r>
@@ -3767,16 +3845,16 @@
                 <w:rFonts w:ascii="맑은 고딕" w:cs="맑은 고딕" w:eastAsia="맑은 고딕" w:hAnsi="맑은 고딕"/>
                 <w:b/>
                 <w:bCs/>
-                <w:sz w:val="17"/>
-                <w:szCs w:val="17"/>
+                <w:sz w:val="19"/>
+                <w:szCs w:val="19"/>
               </w:rPr>
               <w:t xml:space="preserve">3. ("반대 의견 없음" 의견서)</w:t>
             </w:r>
             <w:r>
               <w:rPr>
                 <w:rFonts w:ascii="맑은 고딕" w:cs="맑은 고딕" w:eastAsia="맑은 고딕" w:hAnsi="맑은 고딕"/>
-                <w:sz w:val="17"/>
-                <w:szCs w:val="17"/>
+                <w:sz w:val="19"/>
+                <w:szCs w:val="19"/>
               </w:rPr>
               <w:t xml:space="preserve"> 순정축협이 2023. 5. 3. 신축허가를 신청한 퇴비사 997.5㎡(약 300평)에 관하여, 감곡면장이 2023. 7. 21. 정읍시에 제출한 2023. 7. 20.자 주민의견서에는 </w:t>
             </w:r>
@@ -3785,16 +3863,16 @@
                 <w:rFonts w:ascii="맑은 고딕" w:cs="맑은 고딕" w:eastAsia="맑은 고딕" w:hAnsi="맑은 고딕"/>
                 <w:b/>
                 <w:bCs/>
-                <w:sz w:val="17"/>
-                <w:szCs w:val="17"/>
+                <w:sz w:val="19"/>
+                <w:szCs w:val="19"/>
               </w:rPr>
               <w:t xml:space="preserve">"반대 의견 없음"</w:t>
             </w:r>
             <w:r>
               <w:rPr>
                 <w:rFonts w:ascii="맑은 고딕" w:cs="맑은 고딕" w:eastAsia="맑은 고딕" w:hAnsi="맑은 고딕"/>
-                <w:sz w:val="17"/>
-                <w:szCs w:val="17"/>
+                <w:sz w:val="19"/>
+                <w:szCs w:val="19"/>
               </w:rPr>
               <w:t xml:space="preserve">이라고 적혀 있으나 의견제출인은 가려져 있습니다. 본인은 그 무렵 이장이나 위원회로부터 </w:t>
             </w:r>
@@ -3803,16 +3881,16 @@
                 <w:rFonts w:ascii="맑은 고딕" w:cs="맑은 고딕" w:eastAsia="맑은 고딕" w:hAnsi="맑은 고딕"/>
                 <w:b/>
                 <w:bCs/>
-                <w:sz w:val="17"/>
-                <w:szCs w:val="17"/>
+                <w:sz w:val="19"/>
+                <w:szCs w:val="19"/>
               </w:rPr>
               <w:t xml:space="preserve">위 퇴비사 신축에 관한 의견을 질문받거나 마을회의 개최를 안내받은 사실이 없으며, 누구에게도 본인을 대신하여 "반대 의견 없음" 의견을 낼 권한을 준 사실이 없습니다.</w:t>
             </w:r>
             <w:r>
               <w:rPr>
                 <w:rFonts w:ascii="맑은 고딕" w:cs="맑은 고딕" w:eastAsia="맑은 고딕" w:hAnsi="맑은 고딕"/>
-                <w:sz w:val="17"/>
-                <w:szCs w:val="17"/>
+                <w:sz w:val="19"/>
+                <w:szCs w:val="19"/>
               </w:rPr>
               <w:t xml:space="preserve"> 위 의견서가 횡룡마을 주민의 의견으로 제출되었다면 이는 본인의 의사와 다릅니다. 본인은 </w:t>
             </w:r>
@@ -3821,24 +3899,24 @@
                 <w:rFonts w:ascii="맑은 고딕" w:cs="맑은 고딕" w:eastAsia="맑은 고딕" w:hAnsi="맑은 고딕"/>
                 <w:b/>
                 <w:bCs/>
-                <w:sz w:val="17"/>
-                <w:szCs w:val="17"/>
+                <w:sz w:val="19"/>
+                <w:szCs w:val="19"/>
               </w:rPr>
               <w:t xml:space="preserve">당시 횡룡마을 이장 조방용 및 감곡면 환경개선위원회 위원들이 위 의견서에 서명한 사실이 있는지, 누가 어떤 자격으로 작성·제출하였는지, 본인이나 다른 주민의 이름이 기재되어 있는지</w:t>
             </w:r>
             <w:r>
               <w:rPr>
                 <w:rFonts w:ascii="맑은 고딕" w:cs="맑은 고딕" w:eastAsia="맑은 고딕" w:hAnsi="맑은 고딕"/>
-                <w:sz w:val="17"/>
-                <w:szCs w:val="17"/>
+                <w:sz w:val="19"/>
+                <w:szCs w:val="19"/>
               </w:rPr>
               <w:t xml:space="preserve"> 밝혀 줄 것을 요구합니다.</w:t>
             </w:r>
           </w:p>
           <w:p>
             <w:pPr>
-              <w:spacing w:after="20" w:before="0" w:line="230"/>
-              <w:ind w:left="300" w:hanging="300"/>
+              <w:spacing w:after="50" w:before="0" w:line="270"/>
+              <w:ind w:left="320" w:hanging="320"/>
               <w:jc w:val="both"/>
             </w:pPr>
             <w:r>
@@ -3846,16 +3924,16 @@
                 <w:rFonts w:ascii="맑은 고딕" w:cs="맑은 고딕" w:eastAsia="맑은 고딕" w:hAnsi="맑은 고딕"/>
                 <w:b/>
                 <w:bCs/>
-                <w:sz w:val="17"/>
-                <w:szCs w:val="17"/>
+                <w:sz w:val="19"/>
+                <w:szCs w:val="19"/>
               </w:rPr>
               <w:t xml:space="preserve">4. (1억 원에 대한 입장)</w:t>
             </w:r>
             <w:r>
               <w:rPr>
                 <w:rFonts w:ascii="맑은 고딕" w:cs="맑은 고딕" w:eastAsia="맑은 고딕" w:hAnsi="맑은 고딕"/>
-                <w:sz w:val="17"/>
-                <w:szCs w:val="17"/>
+                <w:sz w:val="19"/>
+                <w:szCs w:val="19"/>
               </w:rPr>
               <w:t xml:space="preserve"> 본인은 위 1억 원을 주민에게 나누어 달라고 요구하는 것이 아닙니다. 본인은 ① 그 돈이 순정축협이 밝힌 용도(지역 환경정비·폐기물 처리·악취저감·공동체 환경개선)대로 </w:t>
             </w:r>
@@ -3864,16 +3942,16 @@
                 <w:rFonts w:ascii="맑은 고딕" w:cs="맑은 고딕" w:eastAsia="맑은 고딕" w:hAnsi="맑은 고딕"/>
                 <w:b/>
                 <w:bCs/>
-                <w:sz w:val="17"/>
-                <w:szCs w:val="17"/>
+                <w:sz w:val="19"/>
+                <w:szCs w:val="19"/>
               </w:rPr>
               <w:t xml:space="preserve">실제로 사용되었는지</w:t>
             </w:r>
             <w:r>
               <w:rPr>
                 <w:rFonts w:ascii="맑은 고딕" w:cs="맑은 고딕" w:eastAsia="맑은 고딕" w:hAnsi="맑은 고딕"/>
-                <w:sz w:val="17"/>
-                <w:szCs w:val="17"/>
+                <w:sz w:val="19"/>
+                <w:szCs w:val="19"/>
               </w:rPr>
               <w:t xml:space="preserve">, ② 그 지급이 공동협약상 협력이나 </w:t>
             </w:r>
@@ -3882,24 +3960,24 @@
                 <w:rFonts w:ascii="맑은 고딕" w:cs="맑은 고딕" w:eastAsia="맑은 고딕" w:hAnsi="맑은 고딕"/>
                 <w:b/>
                 <w:bCs/>
-                <w:sz w:val="17"/>
-                <w:szCs w:val="17"/>
+                <w:sz w:val="19"/>
+                <w:szCs w:val="19"/>
               </w:rPr>
               <w:t xml:space="preserve">"반대 의견 없음" 의견 제출의 대가였는지</w:t>
             </w:r>
             <w:r>
               <w:rPr>
                 <w:rFonts w:ascii="맑은 고딕" w:cs="맑은 고딕" w:eastAsia="맑은 고딕" w:hAnsi="맑은 고딕"/>
-                <w:sz w:val="17"/>
-                <w:szCs w:val="17"/>
+                <w:sz w:val="19"/>
+                <w:szCs w:val="19"/>
               </w:rPr>
               <w:t xml:space="preserve"> 밝혀 줄 것을 요구합니다.</w:t>
             </w:r>
           </w:p>
           <w:p>
             <w:pPr>
-              <w:spacing w:after="20" w:before="0" w:line="230"/>
-              <w:ind w:left="300" w:hanging="300"/>
+              <w:spacing w:after="50" w:before="0" w:line="270"/>
+              <w:ind w:left="320" w:hanging="320"/>
               <w:jc w:val="both"/>
             </w:pPr>
             <w:r>
@@ -3907,24 +3985,24 @@
                 <w:rFonts w:ascii="맑은 고딕" w:cs="맑은 고딕" w:eastAsia="맑은 고딕" w:hAnsi="맑은 고딕"/>
                 <w:b/>
                 <w:bCs/>
-                <w:sz w:val="17"/>
-                <w:szCs w:val="17"/>
+                <w:sz w:val="19"/>
+                <w:szCs w:val="19"/>
               </w:rPr>
               <w:t xml:space="preserve">5. (자료 공개 요구)</w:t>
             </w:r>
             <w:r>
               <w:rPr>
                 <w:rFonts w:ascii="맑은 고딕" w:cs="맑은 고딕" w:eastAsia="맑은 고딕" w:hAnsi="맑은 고딕"/>
-                <w:sz w:val="17"/>
-                <w:szCs w:val="17"/>
+                <w:sz w:val="19"/>
+                <w:szCs w:val="19"/>
               </w:rPr>
               <w:t xml:space="preserve"> 본인은 감곡면 환경개선위원회와 순정축산업협동조합에 다음 자료의 공개와 보고를 요구합니다. ① 1억 원(및 그 밖의 지원금)의 지급 결의, 지급일, 수령 계좌 명의 ② 위원회의 금원 사용 내역과 증빙, 현재 잔액 ③ 위원회 규약, 위원 명단, 제1차부터 그 이후의 회의록 ④ 순정축협이 약속한 분기별 검사자료 ⑤ 2023. 7. 20. 주민의견서의 작성자·서명자와 제출 경위 (개인 계좌번호·연락처 등은 가리고 공개하여도 됩니다.)</w:t>
             </w:r>
           </w:p>
           <w:p>
             <w:pPr>
-              <w:spacing w:after="20" w:before="0" w:line="230"/>
-              <w:ind w:left="300" w:hanging="300"/>
+              <w:spacing w:after="50" w:before="0" w:line="270"/>
+              <w:ind w:left="320" w:hanging="320"/>
               <w:jc w:val="both"/>
             </w:pPr>
             <w:r>
@@ -3932,16 +4010,16 @@
                 <w:rFonts w:ascii="맑은 고딕" w:cs="맑은 고딕" w:eastAsia="맑은 고딕" w:hAnsi="맑은 고딕"/>
                 <w:b/>
                 <w:bCs/>
-                <w:sz w:val="17"/>
-                <w:szCs w:val="17"/>
+                <w:sz w:val="19"/>
+                <w:szCs w:val="19"/>
               </w:rPr>
               <w:t xml:space="preserve">6. (고발 동참)</w:t>
             </w:r>
             <w:r>
               <w:rPr>
                 <w:rFonts w:ascii="맑은 고딕" w:cs="맑은 고딕" w:eastAsia="맑은 고딕" w:hAnsi="맑은 고딕"/>
-                <w:sz w:val="17"/>
-                <w:szCs w:val="17"/>
+                <w:sz w:val="19"/>
+                <w:szCs w:val="19"/>
               </w:rPr>
               <w:t xml:space="preserve"> 본인은 감곡면 횡룡마을 주민 박상남이 정읍경찰서에 제출하는 </w:t>
             </w:r>
@@ -3950,16 +4028,16 @@
                 <w:rFonts w:ascii="맑은 고딕" w:cs="맑은 고딕" w:eastAsia="맑은 고딕" w:hAnsi="맑은 고딕"/>
                 <w:b/>
                 <w:bCs/>
-                <w:sz w:val="17"/>
-                <w:szCs w:val="17"/>
+                <w:sz w:val="19"/>
+                <w:szCs w:val="19"/>
               </w:rPr>
               <w:t xml:space="preserve">고발에 동참</w:t>
             </w:r>
             <w:r>
               <w:rPr>
                 <w:rFonts w:ascii="맑은 고딕" w:cs="맑은 고딕" w:eastAsia="맑은 고딕" w:hAnsi="맑은 고딕"/>
-                <w:sz w:val="17"/>
-                <w:szCs w:val="17"/>
+                <w:sz w:val="19"/>
+                <w:szCs w:val="19"/>
               </w:rPr>
               <w:t xml:space="preserve">합니다. 고발 내용은 위 금원에 관한 업무상횡령, 배임수재·배임증재, 업무상배임 혐의와, 위 주민의견서의 작성·제출에 관한 위계에 의한 공무집행방해, 사문서위조·자격모용사문서작성 등 혐의에 대한 수사 요청입니다. 본인은 이 서명부가 그 증거자료로 제출되는 데 동의합니다. </w:t>
             </w:r>
@@ -3968,16 +4046,16 @@
                 <w:rFonts w:ascii="맑은 고딕" w:cs="맑은 고딕" w:eastAsia="맑은 고딕" w:hAnsi="맑은 고딕"/>
                 <w:b/>
                 <w:bCs/>
-                <w:sz w:val="17"/>
-                <w:szCs w:val="17"/>
+                <w:sz w:val="19"/>
+                <w:szCs w:val="19"/>
               </w:rPr>
               <w:t xml:space="preserve">이 서명은 특정인의 범죄를 단정하는 것이 아니라, 수사를 통하여 사실을 밝혀 달라는 요청입니다.</w:t>
             </w:r>
           </w:p>
           <w:p>
             <w:pPr>
-              <w:spacing w:after="20" w:before="0" w:line="230"/>
-              <w:ind w:left="300" w:hanging="300"/>
+              <w:spacing w:after="50" w:before="0" w:line="270"/>
+              <w:ind w:left="320" w:hanging="320"/>
               <w:jc w:val="both"/>
             </w:pPr>
             <w:r>
@@ -3985,24 +4063,24 @@
                 <w:rFonts w:ascii="맑은 고딕" w:cs="맑은 고딕" w:eastAsia="맑은 고딕" w:hAnsi="맑은 고딕"/>
                 <w:b/>
                 <w:bCs/>
-                <w:sz w:val="17"/>
-                <w:szCs w:val="17"/>
+                <w:sz w:val="19"/>
+                <w:szCs w:val="19"/>
               </w:rPr>
               <w:t xml:space="preserve">7. (연락·제출 위임)</w:t>
             </w:r>
             <w:r>
               <w:rPr>
                 <w:rFonts w:ascii="맑은 고딕" w:cs="맑은 고딕" w:eastAsia="맑은 고딕" w:hAnsi="맑은 고딕"/>
-                <w:sz w:val="17"/>
-                <w:szCs w:val="17"/>
+                <w:sz w:val="19"/>
+                <w:szCs w:val="19"/>
               </w:rPr>
               <w:t xml:space="preserve"> 본인은 위 3~6항의 요구와 고발 동참에 필요한 연락, 서명부 제출, 관계기관 민원 제기를 서명 수합 책임자 박상남에게 맡깁니다.</w:t>
             </w:r>
           </w:p>
           <w:p>
             <w:pPr>
-              <w:spacing w:after="20" w:before="0" w:line="230"/>
-              <w:ind w:left="300" w:hanging="300"/>
+              <w:spacing w:after="50" w:before="0" w:line="270"/>
+              <w:ind w:left="320" w:hanging="320"/>
               <w:jc w:val="both"/>
             </w:pPr>
             <w:r>
@@ -4010,16 +4088,16 @@
                 <w:rFonts w:ascii="맑은 고딕" w:cs="맑은 고딕" w:eastAsia="맑은 고딕" w:hAnsi="맑은 고딕"/>
                 <w:b/>
                 <w:bCs/>
-                <w:sz w:val="17"/>
-                <w:szCs w:val="17"/>
+                <w:sz w:val="19"/>
+                <w:szCs w:val="19"/>
               </w:rPr>
               <w:t xml:space="preserve">8. (향후 원칙)</w:t>
             </w:r>
             <w:r>
               <w:rPr>
                 <w:rFonts w:ascii="맑은 고딕" w:cs="맑은 고딕" w:eastAsia="맑은 고딕" w:hAnsi="맑은 고딕"/>
-                <w:sz w:val="17"/>
-                <w:szCs w:val="17"/>
+                <w:sz w:val="19"/>
+                <w:szCs w:val="19"/>
               </w:rPr>
               <w:t xml:space="preserve"> 본인은 앞으로 횡룡마을의 이름으로 외부 단체·사업자와 협약을 맺거나, 행정기관에 마을 의견을 제출하거나, 금원을 받는 경우에는 </w:t>
             </w:r>
@@ -4028,24 +4106,24 @@
                 <w:rFonts w:ascii="맑은 고딕" w:cs="맑은 고딕" w:eastAsia="맑은 고딕" w:hAnsi="맑은 고딕"/>
                 <w:b/>
                 <w:bCs/>
-                <w:sz w:val="17"/>
-                <w:szCs w:val="17"/>
+                <w:sz w:val="19"/>
+                <w:szCs w:val="19"/>
               </w:rPr>
               <w:t xml:space="preserve">반드시 사전에 마을총회의 결의</w:t>
             </w:r>
             <w:r>
               <w:rPr>
                 <w:rFonts w:ascii="맑은 고딕" w:cs="맑은 고딕" w:eastAsia="맑은 고딕" w:hAnsi="맑은 고딕"/>
-                <w:sz w:val="17"/>
-                <w:szCs w:val="17"/>
+                <w:sz w:val="19"/>
+                <w:szCs w:val="19"/>
               </w:rPr>
               <w:t xml:space="preserve">를 거쳐야 한다고 봅니다. 감곡면 환경개선위원회는 그러한 결의가 있기 전까지 본인을 포함한 횡룡마을 주민 전체를 대표하지 않습니다.</w:t>
             </w:r>
           </w:p>
           <w:p>
             <w:pPr>
-              <w:spacing w:after="20" w:before="0" w:line="230"/>
-              <w:ind w:left="300" w:hanging="300"/>
+              <w:spacing w:after="50" w:before="0" w:line="270"/>
+              <w:ind w:left="320" w:hanging="320"/>
               <w:jc w:val="both"/>
             </w:pPr>
             <w:r>
@@ -4053,16 +4131,16 @@
                 <w:rFonts w:ascii="맑은 고딕" w:cs="맑은 고딕" w:eastAsia="맑은 고딕" w:hAnsi="맑은 고딕"/>
                 <w:b/>
                 <w:bCs/>
-                <w:sz w:val="17"/>
-                <w:szCs w:val="17"/>
+                <w:sz w:val="19"/>
+                <w:szCs w:val="19"/>
               </w:rPr>
               <w:t xml:space="preserve">9. (사본 송부 동의)</w:t>
             </w:r>
             <w:r>
               <w:rPr>
                 <w:rFonts w:ascii="맑은 고딕" w:cs="맑은 고딕" w:eastAsia="맑은 고딕" w:hAnsi="맑은 고딕"/>
-                <w:sz w:val="17"/>
-                <w:szCs w:val="17"/>
+                <w:sz w:val="19"/>
+                <w:szCs w:val="19"/>
               </w:rPr>
               <w:t xml:space="preserve"> 본인은 이 서명부의 사본(개인정보는 가림)이 순정축산업협동조합, 감곡면 환경개선위원회, 감곡면장, 정읍시장에게 송부되고, 원본이 수사기관에 제출되는 데 동의합니다.</w:t>
             </w:r>
@@ -4071,9 +4149,41 @@
       </w:tr>
     </w:tbl>
     <w:p>
+      <w:r>
+        <w:br w:type="page"/>
+      </w:r>
+    </w:p>
+    <w:p>
       <w:pPr>
-        <w:spacing w:after="50"/>
+        <w:spacing w:after="40"/>
+        <w:jc w:val="center"/>
       </w:pPr>
+      <w:r>
+        <w:rPr>
+          <w:rFonts w:ascii="맑은 고딕" w:cs="맑은 고딕" w:eastAsia="맑은 고딕" w:hAnsi="맑은 고딕"/>
+          <w:b/>
+          <w:bCs/>
+          <w:sz w:val="30"/>
+          <w:szCs w:val="30"/>
+        </w:rPr>
+        <w:t xml:space="preserve">횡룡마을 주민 결의 서명부</w:t>
+      </w:r>
+    </w:p>
+    <w:p>
+      <w:pPr>
+        <w:spacing w:after="120"/>
+        <w:jc w:val="center"/>
+      </w:pPr>
+      <w:r>
+        <w:rPr>
+          <w:rFonts w:ascii="맑은 고딕" w:cs="맑은 고딕" w:eastAsia="맑은 고딕" w:hAnsi="맑은 고딕"/>
+          <w:b/>
+          <w:bCs/>
+          <w:sz w:val="19"/>
+          <w:szCs w:val="19"/>
+        </w:rPr>
+        <w:t xml:space="preserve">아래 서명자는 앞장 「횡룡마을 주민 결의서」의 결의 내용 1~9항을 읽고 이에 모두 동의하며, 개인정보 수집·이용에 동의합니다.</w:t>
+      </w:r>
     </w:p>
     <w:tbl>
       <w:tblPr>
@@ -4099,7 +4209,7 @@
       <w:tr>
         <w:trPr>
           <w:tblHeader/>
-          <w:trHeight w:val="360" w:hRule="atLeast"/>
+          <w:trHeight w:val="420" w:hRule="atLeast"/>
         </w:trPr>
         <w:tc>
           <w:tcPr>
@@ -4343,7 +4453,7 @@
       <w:tr>
         <w:trPr>
           <w:cantSplit/>
-          <w:trHeight w:val="430" w:hRule="atLeast"/>
+          <w:trHeight w:val="560" w:hRule="exact"/>
         </w:trPr>
         <w:tc>
           <w:tcPr>
@@ -4520,7 +4630,7 @@
       <w:tr>
         <w:trPr>
           <w:cantSplit/>
-          <w:trHeight w:val="430" w:hRule="atLeast"/>
+          <w:trHeight w:val="560" w:hRule="exact"/>
         </w:trPr>
         <w:tc>
           <w:tcPr>
@@ -4697,7 +4807,7 @@
       <w:tr>
         <w:trPr>
           <w:cantSplit/>
-          <w:trHeight w:val="430" w:hRule="atLeast"/>
+          <w:trHeight w:val="560" w:hRule="exact"/>
         </w:trPr>
         <w:tc>
           <w:tcPr>
@@ -4874,7 +4984,7 @@
       <w:tr>
         <w:trPr>
           <w:cantSplit/>
-          <w:trHeight w:val="430" w:hRule="atLeast"/>
+          <w:trHeight w:val="560" w:hRule="exact"/>
         </w:trPr>
         <w:tc>
           <w:tcPr>
@@ -5051,7 +5161,7 @@
       <w:tr>
         <w:trPr>
           <w:cantSplit/>
-          <w:trHeight w:val="430" w:hRule="atLeast"/>
+          <w:trHeight w:val="560" w:hRule="exact"/>
         </w:trPr>
         <w:tc>
           <w:tcPr>
@@ -5228,7 +5338,7 @@
       <w:tr>
         <w:trPr>
           <w:cantSplit/>
-          <w:trHeight w:val="430" w:hRule="atLeast"/>
+          <w:trHeight w:val="560" w:hRule="exact"/>
         </w:trPr>
         <w:tc>
           <w:tcPr>
@@ -5405,7 +5515,7 @@
       <w:tr>
         <w:trPr>
           <w:cantSplit/>
-          <w:trHeight w:val="430" w:hRule="atLeast"/>
+          <w:trHeight w:val="560" w:hRule="exact"/>
         </w:trPr>
         <w:tc>
           <w:tcPr>
@@ -5582,7 +5692,7 @@
       <w:tr>
         <w:trPr>
           <w:cantSplit/>
-          <w:trHeight w:val="430" w:hRule="atLeast"/>
+          <w:trHeight w:val="560" w:hRule="exact"/>
         </w:trPr>
         <w:tc>
           <w:tcPr>
@@ -5759,7 +5869,7 @@
       <w:tr>
         <w:trPr>
           <w:cantSplit/>
-          <w:trHeight w:val="430" w:hRule="atLeast"/>
+          <w:trHeight w:val="560" w:hRule="exact"/>
         </w:trPr>
         <w:tc>
           <w:tcPr>
@@ -5936,7 +6046,7 @@
       <w:tr>
         <w:trPr>
           <w:cantSplit/>
-          <w:trHeight w:val="430" w:hRule="atLeast"/>
+          <w:trHeight w:val="560" w:hRule="exact"/>
         </w:trPr>
         <w:tc>
           <w:tcPr>
@@ -6113,7 +6223,7 @@
       <w:tr>
         <w:trPr>
           <w:cantSplit/>
-          <w:trHeight w:val="430" w:hRule="atLeast"/>
+          <w:trHeight w:val="560" w:hRule="exact"/>
         </w:trPr>
         <w:tc>
           <w:tcPr>
@@ -6290,7 +6400,7 @@
       <w:tr>
         <w:trPr>
           <w:cantSplit/>
-          <w:trHeight w:val="430" w:hRule="atLeast"/>
+          <w:trHeight w:val="560" w:hRule="exact"/>
         </w:trPr>
         <w:tc>
           <w:tcPr>
@@ -6467,7 +6577,7 @@
       <w:tr>
         <w:trPr>
           <w:cantSplit/>
-          <w:trHeight w:val="430" w:hRule="atLeast"/>
+          <w:trHeight w:val="560" w:hRule="exact"/>
         </w:trPr>
         <w:tc>
           <w:tcPr>
@@ -6644,7 +6754,7 @@
       <w:tr>
         <w:trPr>
           <w:cantSplit/>
-          <w:trHeight w:val="430" w:hRule="atLeast"/>
+          <w:trHeight w:val="560" w:hRule="exact"/>
         </w:trPr>
         <w:tc>
           <w:tcPr>
@@ -6821,14 +6931,14 @@
     </w:tbl>
     <w:p>
       <w:pPr>
-        <w:spacing w:before="60"/>
+        <w:spacing w:before="100"/>
         <w:jc w:val="right"/>
       </w:pPr>
       <w:r>
         <w:rPr>
           <w:rFonts w:ascii="맑은 고딕" w:cs="맑은 고딕" w:eastAsia="맑은 고딕" w:hAnsi="맑은 고딕"/>
-          <w:sz w:val="17"/>
-          <w:szCs w:val="17"/>
+          <w:sz w:val="18"/>
+          <w:szCs w:val="18"/>
         </w:rPr>
         <w:t xml:space="preserve">서명일: 2026년 ____월 ____일          확인자(수합 책임자): 박상남 ______________ (서명)</w:t>
       </w:r>
@@ -6840,7 +6950,7 @@
     </w:p>
     <w:p>
       <w:pPr>
-        <w:spacing w:after="50"/>
+        <w:spacing w:after="40"/>
         <w:jc w:val="center"/>
       </w:pPr>
       <w:r>
@@ -6848,10 +6958,24 @@
           <w:rFonts w:ascii="맑은 고딕" w:cs="맑은 고딕" w:eastAsia="맑은 고딕" w:hAnsi="맑은 고딕"/>
           <w:b/>
           <w:bCs/>
-          <w:sz w:val="26"/>
-          <w:szCs w:val="26"/>
+          <w:sz w:val="30"/>
+          <w:szCs w:val="30"/>
         </w:rPr>
-        <w:t xml:space="preserve">진농마을 주민 결의 서명부</w:t>
+        <w:t xml:space="preserve">진농마을 주민 결의서</w:t>
+      </w:r>
+    </w:p>
+    <w:p>
+      <w:pPr>
+        <w:spacing w:after="120"/>
+        <w:jc w:val="center"/>
+      </w:pPr>
+      <w:r>
+        <w:rPr>
+          <w:rFonts w:ascii="맑은 고딕" w:cs="맑은 고딕" w:eastAsia="맑은 고딕" w:hAnsi="맑은 고딕"/>
+          <w:sz w:val="18"/>
+          <w:szCs w:val="18"/>
+        </w:rPr>
+        <w:t xml:space="preserve">(결의 내용 · 다음 장 서명부와 한 묶음입니다)</w:t>
       </w:r>
     </w:p>
     <w:tbl>
@@ -6879,7 +7003,7 @@
               <w:bottom w:val="single" w:color="000000" w:sz="6"/>
               <w:right w:val="single" w:color="000000" w:sz="6"/>
             </w:tcBorders>
-            <w:shd w:fill="F2F2F2" w:color="auto" w:val="clear"/>
+            <w:shd w:fill="FFFFFF" w:color="auto" w:val="clear"/>
             <w:tcMar>
               <w:top w:type="dxa" w:w="90"/>
               <w:left w:type="dxa" w:w="160"/>
@@ -6889,7 +7013,7 @@
           </w:tcPr>
           <w:p>
             <w:pPr>
-              <w:spacing w:after="30" w:before="0" w:line="230"/>
+              <w:spacing w:after="70" w:before="0" w:line="270"/>
               <w:jc w:val="both"/>
             </w:pPr>
             <w:r>
@@ -6897,24 +7021,24 @@
                 <w:rFonts w:ascii="맑은 고딕" w:cs="맑은 고딕" w:eastAsia="맑은 고딕" w:hAnsi="맑은 고딕"/>
                 <w:b/>
                 <w:bCs/>
-                <w:sz w:val="17"/>
-                <w:szCs w:val="17"/>
+                <w:sz w:val="19"/>
+                <w:szCs w:val="19"/>
               </w:rPr>
               <w:t xml:space="preserve">[결의 내용]</w:t>
             </w:r>
             <w:r>
               <w:rPr>
                 <w:rFonts w:ascii="맑은 고딕" w:cs="맑은 고딕" w:eastAsia="맑은 고딕" w:hAnsi="맑은 고딕"/>
-                <w:sz w:val="17"/>
-                <w:szCs w:val="17"/>
-              </w:rPr>
-              <w:t xml:space="preserve"> 아래 서명자는 다음 1~9항에 모두 동의합니다.</w:t>
-            </w:r>
-          </w:p>
-          <w:p>
-            <w:pPr>
-              <w:spacing w:after="20" w:before="0" w:line="230"/>
-              <w:ind w:left="300" w:hanging="300"/>
+                <w:sz w:val="19"/>
+                <w:szCs w:val="19"/>
+              </w:rPr>
+              <w:t xml:space="preserve"> 다음 장 서명부에 서명한 진농마을 주민은 아래 1~9항에 모두 동의합니다.</w:t>
+            </w:r>
+          </w:p>
+          <w:p>
+            <w:pPr>
+              <w:spacing w:after="50" w:before="0" w:line="270"/>
+              <w:ind w:left="320" w:hanging="320"/>
               <w:jc w:val="both"/>
             </w:pPr>
             <w:r>
@@ -6922,16 +7046,16 @@
                 <w:rFonts w:ascii="맑은 고딕" w:cs="맑은 고딕" w:eastAsia="맑은 고딕" w:hAnsi="맑은 고딕"/>
                 <w:b/>
                 <w:bCs/>
-                <w:sz w:val="17"/>
-                <w:szCs w:val="17"/>
+                <w:sz w:val="19"/>
+                <w:szCs w:val="19"/>
               </w:rPr>
               <w:t xml:space="preserve">1. (사실 확인: 위임 없음)</w:t>
             </w:r>
             <w:r>
               <w:rPr>
                 <w:rFonts w:ascii="맑은 고딕" w:cs="맑은 고딕" w:eastAsia="맑은 고딕" w:hAnsi="맑은 고딕"/>
-                <w:sz w:val="17"/>
-                <w:szCs w:val="17"/>
+                <w:sz w:val="19"/>
+                <w:szCs w:val="19"/>
               </w:rPr>
               <w:t xml:space="preserve"> 본인은 2023. 1. 30. 순정축산업협동조합과 정읍시 감곡면 환경개선위원회 사이의 「자연순환농업 추진 공동협약」에 당시 진농마을 이장 이근노이(가) "진농마을이장" 직함으로 서명할 때, 그에 관하여 </w:t>
             </w:r>
@@ -6940,16 +7064,16 @@
                 <w:rFonts w:ascii="맑은 고딕" w:cs="맑은 고딕" w:eastAsia="맑은 고딕" w:hAnsi="맑은 고딕"/>
                 <w:b/>
                 <w:bCs/>
-                <w:sz w:val="17"/>
-                <w:szCs w:val="17"/>
+                <w:sz w:val="19"/>
+                <w:szCs w:val="19"/>
               </w:rPr>
               <w:t xml:space="preserve">진농마을 마을총회가 열려 결의하였거나 본인이 위임한 사실을 알지 못하며, 그러한 절차에 참여하거나 통지받은 사실이 없습니다.</w:t>
             </w:r>
             <w:r>
               <w:rPr>
                 <w:rFonts w:ascii="맑은 고딕" w:cs="맑은 고딕" w:eastAsia="맑은 고딕" w:hAnsi="맑은 고딕"/>
-                <w:sz w:val="17"/>
-                <w:szCs w:val="17"/>
+                <w:sz w:val="19"/>
+                <w:szCs w:val="19"/>
               </w:rPr>
               <w:t xml:space="preserve"> 본인은 이장이나 감곡면 환경개선위원회에 </w:t>
             </w:r>
@@ -6958,16 +7082,16 @@
                 <w:rFonts w:ascii="맑은 고딕" w:cs="맑은 고딕" w:eastAsia="맑은 고딕" w:hAnsi="맑은 고딕"/>
                 <w:b/>
                 <w:bCs/>
-                <w:sz w:val="17"/>
-                <w:szCs w:val="17"/>
+                <w:sz w:val="19"/>
+                <w:szCs w:val="19"/>
               </w:rPr>
               <w:t xml:space="preserve">본인을 대신하여 협약을 맺거나, 금원을 받거나, 행정기관에 의견을 제출할 권한을 준 사실이 없습니다.</w:t>
             </w:r>
           </w:p>
           <w:p>
             <w:pPr>
-              <w:spacing w:after="20" w:before="0" w:line="230"/>
-              <w:ind w:left="300" w:hanging="300"/>
+              <w:spacing w:after="50" w:before="0" w:line="270"/>
+              <w:ind w:left="320" w:hanging="320"/>
               <w:jc w:val="both"/>
             </w:pPr>
             <w:r>
@@ -6975,16 +7099,16 @@
                 <w:rFonts w:ascii="맑은 고딕" w:cs="맑은 고딕" w:eastAsia="맑은 고딕" w:hAnsi="맑은 고딕"/>
                 <w:b/>
                 <w:bCs/>
-                <w:sz w:val="17"/>
-                <w:szCs w:val="17"/>
+                <w:sz w:val="19"/>
+                <w:szCs w:val="19"/>
               </w:rPr>
               <w:t xml:space="preserve">2. (불추인)</w:t>
             </w:r>
             <w:r>
               <w:rPr>
                 <w:rFonts w:ascii="맑은 고딕" w:cs="맑은 고딕" w:eastAsia="맑은 고딕" w:hAnsi="맑은 고딕"/>
-                <w:sz w:val="17"/>
-                <w:szCs w:val="17"/>
+                <w:sz w:val="19"/>
+                <w:szCs w:val="19"/>
               </w:rPr>
               <w:t xml:space="preserve"> 본인은 당시 이장 또는 감곡면 환경개선위원회가 진농마을 주민을 대표한다며 한 다음 행위를 </w:t>
             </w:r>
@@ -6993,24 +7117,24 @@
                 <w:rFonts w:ascii="맑은 고딕" w:cs="맑은 고딕" w:eastAsia="맑은 고딕" w:hAnsi="맑은 고딕"/>
                 <w:b/>
                 <w:bCs/>
-                <w:sz w:val="17"/>
-                <w:szCs w:val="17"/>
+                <w:sz w:val="19"/>
+                <w:szCs w:val="19"/>
               </w:rPr>
               <w:t xml:space="preserve">추인(사후 승인)하지 않습니다.</w:t>
             </w:r>
             <w:r>
               <w:rPr>
                 <w:rFonts w:ascii="맑은 고딕" w:cs="맑은 고딕" w:eastAsia="맑은 고딕" w:hAnsi="맑은 고딕"/>
-                <w:sz w:val="17"/>
-                <w:szCs w:val="17"/>
+                <w:sz w:val="19"/>
+                <w:szCs w:val="19"/>
               </w:rPr>
               <w:t xml:space="preserve"> ① 2023. 1. 30. 공동협약 체결 ② 순정축협으로부터의 금원(운영비 후원·환경개선사업비 등, 순정축협이 밝힌 1억 원 포함) 수령과 그 사용 결정 ③ 2023. 5. 2. 위원회 회의에서 마을 이장을 위원회 법인 임원으로 정한 결의 중 본 마을 대표 자격에 관한 부분. 이 서명은 본인이 개별적으로 가지는 손해배상청구권 등 권리를 포기하는 것이 아닙니다.</w:t>
             </w:r>
           </w:p>
           <w:p>
             <w:pPr>
-              <w:spacing w:after="20" w:before="0" w:line="230"/>
-              <w:ind w:left="300" w:hanging="300"/>
+              <w:spacing w:after="50" w:before="0" w:line="270"/>
+              <w:ind w:left="320" w:hanging="320"/>
               <w:jc w:val="both"/>
             </w:pPr>
             <w:r>
@@ -7018,16 +7142,16 @@
                 <w:rFonts w:ascii="맑은 고딕" w:cs="맑은 고딕" w:eastAsia="맑은 고딕" w:hAnsi="맑은 고딕"/>
                 <w:b/>
                 <w:bCs/>
-                <w:sz w:val="17"/>
-                <w:szCs w:val="17"/>
+                <w:sz w:val="19"/>
+                <w:szCs w:val="19"/>
               </w:rPr>
               <w:t xml:space="preserve">3. ("반대 의견 없음" 의견서)</w:t>
             </w:r>
             <w:r>
               <w:rPr>
                 <w:rFonts w:ascii="맑은 고딕" w:cs="맑은 고딕" w:eastAsia="맑은 고딕" w:hAnsi="맑은 고딕"/>
-                <w:sz w:val="17"/>
-                <w:szCs w:val="17"/>
+                <w:sz w:val="19"/>
+                <w:szCs w:val="19"/>
               </w:rPr>
               <w:t xml:space="preserve"> 순정축협이 2023. 5. 3. 신축허가를 신청한 퇴비사 997.5㎡(약 300평)에 관하여, 감곡면장이 2023. 7. 21. 정읍시에 제출한 2023. 7. 20.자 주민의견서에는 </w:t>
             </w:r>
@@ -7036,16 +7160,16 @@
                 <w:rFonts w:ascii="맑은 고딕" w:cs="맑은 고딕" w:eastAsia="맑은 고딕" w:hAnsi="맑은 고딕"/>
                 <w:b/>
                 <w:bCs/>
-                <w:sz w:val="17"/>
-                <w:szCs w:val="17"/>
+                <w:sz w:val="19"/>
+                <w:szCs w:val="19"/>
               </w:rPr>
               <w:t xml:space="preserve">"반대 의견 없음"</w:t>
             </w:r>
             <w:r>
               <w:rPr>
                 <w:rFonts w:ascii="맑은 고딕" w:cs="맑은 고딕" w:eastAsia="맑은 고딕" w:hAnsi="맑은 고딕"/>
-                <w:sz w:val="17"/>
-                <w:szCs w:val="17"/>
+                <w:sz w:val="19"/>
+                <w:szCs w:val="19"/>
               </w:rPr>
               <w:t xml:space="preserve">이라고 적혀 있으나 의견제출인은 가려져 있습니다. 본인은 그 무렵 이장이나 위원회로부터 </w:t>
             </w:r>
@@ -7054,16 +7178,16 @@
                 <w:rFonts w:ascii="맑은 고딕" w:cs="맑은 고딕" w:eastAsia="맑은 고딕" w:hAnsi="맑은 고딕"/>
                 <w:b/>
                 <w:bCs/>
-                <w:sz w:val="17"/>
-                <w:szCs w:val="17"/>
+                <w:sz w:val="19"/>
+                <w:szCs w:val="19"/>
               </w:rPr>
               <w:t xml:space="preserve">위 퇴비사 신축에 관한 의견을 질문받거나 마을회의 개최를 안내받은 사실이 없으며, 누구에게도 본인을 대신하여 "반대 의견 없음" 의견을 낼 권한을 준 사실이 없습니다.</w:t>
             </w:r>
             <w:r>
               <w:rPr>
                 <w:rFonts w:ascii="맑은 고딕" w:cs="맑은 고딕" w:eastAsia="맑은 고딕" w:hAnsi="맑은 고딕"/>
-                <w:sz w:val="17"/>
-                <w:szCs w:val="17"/>
+                <w:sz w:val="19"/>
+                <w:szCs w:val="19"/>
               </w:rPr>
               <w:t xml:space="preserve"> 위 의견서가 진농마을 주민의 의견으로 제출되었다면 이는 본인의 의사와 다릅니다. 본인은 </w:t>
             </w:r>
@@ -7072,24 +7196,24 @@
                 <w:rFonts w:ascii="맑은 고딕" w:cs="맑은 고딕" w:eastAsia="맑은 고딕" w:hAnsi="맑은 고딕"/>
                 <w:b/>
                 <w:bCs/>
-                <w:sz w:val="17"/>
-                <w:szCs w:val="17"/>
+                <w:sz w:val="19"/>
+                <w:szCs w:val="19"/>
               </w:rPr>
               <w:t xml:space="preserve">당시 진농마을 이장 이근노 및 감곡면 환경개선위원회 위원들이 위 의견서에 서명한 사실이 있는지, 누가 어떤 자격으로 작성·제출하였는지, 본인이나 다른 주민의 이름이 기재되어 있는지</w:t>
             </w:r>
             <w:r>
               <w:rPr>
                 <w:rFonts w:ascii="맑은 고딕" w:cs="맑은 고딕" w:eastAsia="맑은 고딕" w:hAnsi="맑은 고딕"/>
-                <w:sz w:val="17"/>
-                <w:szCs w:val="17"/>
+                <w:sz w:val="19"/>
+                <w:szCs w:val="19"/>
               </w:rPr>
               <w:t xml:space="preserve"> 밝혀 줄 것을 요구합니다.</w:t>
             </w:r>
           </w:p>
           <w:p>
             <w:pPr>
-              <w:spacing w:after="20" w:before="0" w:line="230"/>
-              <w:ind w:left="300" w:hanging="300"/>
+              <w:spacing w:after="50" w:before="0" w:line="270"/>
+              <w:ind w:left="320" w:hanging="320"/>
               <w:jc w:val="both"/>
             </w:pPr>
             <w:r>
@@ -7097,16 +7221,16 @@
                 <w:rFonts w:ascii="맑은 고딕" w:cs="맑은 고딕" w:eastAsia="맑은 고딕" w:hAnsi="맑은 고딕"/>
                 <w:b/>
                 <w:bCs/>
-                <w:sz w:val="17"/>
-                <w:szCs w:val="17"/>
+                <w:sz w:val="19"/>
+                <w:szCs w:val="19"/>
               </w:rPr>
               <w:t xml:space="preserve">4. (1억 원에 대한 입장)</w:t>
             </w:r>
             <w:r>
               <w:rPr>
                 <w:rFonts w:ascii="맑은 고딕" w:cs="맑은 고딕" w:eastAsia="맑은 고딕" w:hAnsi="맑은 고딕"/>
-                <w:sz w:val="17"/>
-                <w:szCs w:val="17"/>
+                <w:sz w:val="19"/>
+                <w:szCs w:val="19"/>
               </w:rPr>
               <w:t xml:space="preserve"> 본인은 위 1억 원을 주민에게 나누어 달라고 요구하는 것이 아닙니다. 본인은 ① 그 돈이 순정축협이 밝힌 용도(지역 환경정비·폐기물 처리·악취저감·공동체 환경개선)대로 </w:t>
             </w:r>
@@ -7115,16 +7239,16 @@
                 <w:rFonts w:ascii="맑은 고딕" w:cs="맑은 고딕" w:eastAsia="맑은 고딕" w:hAnsi="맑은 고딕"/>
                 <w:b/>
                 <w:bCs/>
-                <w:sz w:val="17"/>
-                <w:szCs w:val="17"/>
+                <w:sz w:val="19"/>
+                <w:szCs w:val="19"/>
               </w:rPr>
               <w:t xml:space="preserve">실제로 사용되었는지</w:t>
             </w:r>
             <w:r>
               <w:rPr>
                 <w:rFonts w:ascii="맑은 고딕" w:cs="맑은 고딕" w:eastAsia="맑은 고딕" w:hAnsi="맑은 고딕"/>
-                <w:sz w:val="17"/>
-                <w:szCs w:val="17"/>
+                <w:sz w:val="19"/>
+                <w:szCs w:val="19"/>
               </w:rPr>
               <w:t xml:space="preserve">, ② 그 지급이 공동협약상 협력이나 </w:t>
             </w:r>
@@ -7133,24 +7257,24 @@
                 <w:rFonts w:ascii="맑은 고딕" w:cs="맑은 고딕" w:eastAsia="맑은 고딕" w:hAnsi="맑은 고딕"/>
                 <w:b/>
                 <w:bCs/>
-                <w:sz w:val="17"/>
-                <w:szCs w:val="17"/>
+                <w:sz w:val="19"/>
+                <w:szCs w:val="19"/>
               </w:rPr>
               <w:t xml:space="preserve">"반대 의견 없음" 의견 제출의 대가였는지</w:t>
             </w:r>
             <w:r>
               <w:rPr>
                 <w:rFonts w:ascii="맑은 고딕" w:cs="맑은 고딕" w:eastAsia="맑은 고딕" w:hAnsi="맑은 고딕"/>
-                <w:sz w:val="17"/>
-                <w:szCs w:val="17"/>
+                <w:sz w:val="19"/>
+                <w:szCs w:val="19"/>
               </w:rPr>
               <w:t xml:space="preserve"> 밝혀 줄 것을 요구합니다.</w:t>
             </w:r>
           </w:p>
           <w:p>
             <w:pPr>
-              <w:spacing w:after="20" w:before="0" w:line="230"/>
-              <w:ind w:left="300" w:hanging="300"/>
+              <w:spacing w:after="50" w:before="0" w:line="270"/>
+              <w:ind w:left="320" w:hanging="320"/>
               <w:jc w:val="both"/>
             </w:pPr>
             <w:r>
@@ -7158,24 +7282,24 @@
                 <w:rFonts w:ascii="맑은 고딕" w:cs="맑은 고딕" w:eastAsia="맑은 고딕" w:hAnsi="맑은 고딕"/>
                 <w:b/>
                 <w:bCs/>
-                <w:sz w:val="17"/>
-                <w:szCs w:val="17"/>
+                <w:sz w:val="19"/>
+                <w:szCs w:val="19"/>
               </w:rPr>
               <w:t xml:space="preserve">5. (자료 공개 요구)</w:t>
             </w:r>
             <w:r>
               <w:rPr>
                 <w:rFonts w:ascii="맑은 고딕" w:cs="맑은 고딕" w:eastAsia="맑은 고딕" w:hAnsi="맑은 고딕"/>
-                <w:sz w:val="17"/>
-                <w:szCs w:val="17"/>
+                <w:sz w:val="19"/>
+                <w:szCs w:val="19"/>
               </w:rPr>
               <w:t xml:space="preserve"> 본인은 감곡면 환경개선위원회와 순정축산업협동조합에 다음 자료의 공개와 보고를 요구합니다. ① 1억 원(및 그 밖의 지원금)의 지급 결의, 지급일, 수령 계좌 명의 ② 위원회의 금원 사용 내역과 증빙, 현재 잔액 ③ 위원회 규약, 위원 명단, 제1차부터 그 이후의 회의록 ④ 순정축협이 약속한 분기별 검사자료 ⑤ 2023. 7. 20. 주민의견서의 작성자·서명자와 제출 경위 (개인 계좌번호·연락처 등은 가리고 공개하여도 됩니다.)</w:t>
             </w:r>
           </w:p>
           <w:p>
             <w:pPr>
-              <w:spacing w:after="20" w:before="0" w:line="230"/>
-              <w:ind w:left="300" w:hanging="300"/>
+              <w:spacing w:after="50" w:before="0" w:line="270"/>
+              <w:ind w:left="320" w:hanging="320"/>
               <w:jc w:val="both"/>
             </w:pPr>
             <w:r>
@@ -7183,16 +7307,16 @@
                 <w:rFonts w:ascii="맑은 고딕" w:cs="맑은 고딕" w:eastAsia="맑은 고딕" w:hAnsi="맑은 고딕"/>
                 <w:b/>
                 <w:bCs/>
-                <w:sz w:val="17"/>
-                <w:szCs w:val="17"/>
+                <w:sz w:val="19"/>
+                <w:szCs w:val="19"/>
               </w:rPr>
               <w:t xml:space="preserve">6. (고발 동참)</w:t>
             </w:r>
             <w:r>
               <w:rPr>
                 <w:rFonts w:ascii="맑은 고딕" w:cs="맑은 고딕" w:eastAsia="맑은 고딕" w:hAnsi="맑은 고딕"/>
-                <w:sz w:val="17"/>
-                <w:szCs w:val="17"/>
+                <w:sz w:val="19"/>
+                <w:szCs w:val="19"/>
               </w:rPr>
               <w:t xml:space="preserve"> 본인은 감곡면 횡룡마을 주민 박상남이 정읍경찰서에 제출하는 </w:t>
             </w:r>
@@ -7201,16 +7325,16 @@
                 <w:rFonts w:ascii="맑은 고딕" w:cs="맑은 고딕" w:eastAsia="맑은 고딕" w:hAnsi="맑은 고딕"/>
                 <w:b/>
                 <w:bCs/>
-                <w:sz w:val="17"/>
-                <w:szCs w:val="17"/>
+                <w:sz w:val="19"/>
+                <w:szCs w:val="19"/>
               </w:rPr>
               <w:t xml:space="preserve">고발에 동참</w:t>
             </w:r>
             <w:r>
               <w:rPr>
                 <w:rFonts w:ascii="맑은 고딕" w:cs="맑은 고딕" w:eastAsia="맑은 고딕" w:hAnsi="맑은 고딕"/>
-                <w:sz w:val="17"/>
-                <w:szCs w:val="17"/>
+                <w:sz w:val="19"/>
+                <w:szCs w:val="19"/>
               </w:rPr>
               <w:t xml:space="preserve">합니다. 고발 내용은 위 금원에 관한 업무상횡령, 배임수재·배임증재, 업무상배임 혐의와, 위 주민의견서의 작성·제출에 관한 위계에 의한 공무집행방해, 사문서위조·자격모용사문서작성 등 혐의에 대한 수사 요청입니다. 본인은 이 서명부가 그 증거자료로 제출되는 데 동의합니다. </w:t>
             </w:r>
@@ -7219,16 +7343,16 @@
                 <w:rFonts w:ascii="맑은 고딕" w:cs="맑은 고딕" w:eastAsia="맑은 고딕" w:hAnsi="맑은 고딕"/>
                 <w:b/>
                 <w:bCs/>
-                <w:sz w:val="17"/>
-                <w:szCs w:val="17"/>
+                <w:sz w:val="19"/>
+                <w:szCs w:val="19"/>
               </w:rPr>
               <w:t xml:space="preserve">이 서명은 특정인의 범죄를 단정하는 것이 아니라, 수사를 통하여 사실을 밝혀 달라는 요청입니다.</w:t>
             </w:r>
           </w:p>
           <w:p>
             <w:pPr>
-              <w:spacing w:after="20" w:before="0" w:line="230"/>
-              <w:ind w:left="300" w:hanging="300"/>
+              <w:spacing w:after="50" w:before="0" w:line="270"/>
+              <w:ind w:left="320" w:hanging="320"/>
               <w:jc w:val="both"/>
             </w:pPr>
             <w:r>
@@ -7236,24 +7360,24 @@
                 <w:rFonts w:ascii="맑은 고딕" w:cs="맑은 고딕" w:eastAsia="맑은 고딕" w:hAnsi="맑은 고딕"/>
                 <w:b/>
                 <w:bCs/>
-                <w:sz w:val="17"/>
-                <w:szCs w:val="17"/>
+                <w:sz w:val="19"/>
+                <w:szCs w:val="19"/>
               </w:rPr>
               <w:t xml:space="preserve">7. (연락·제출 위임)</w:t>
             </w:r>
             <w:r>
               <w:rPr>
                 <w:rFonts w:ascii="맑은 고딕" w:cs="맑은 고딕" w:eastAsia="맑은 고딕" w:hAnsi="맑은 고딕"/>
-                <w:sz w:val="17"/>
-                <w:szCs w:val="17"/>
+                <w:sz w:val="19"/>
+                <w:szCs w:val="19"/>
               </w:rPr>
               <w:t xml:space="preserve"> 본인은 위 3~6항의 요구와 고발 동참에 필요한 연락, 서명부 제출, 관계기관 민원 제기를 서명 수합 책임자 박상남에게 맡깁니다.</w:t>
             </w:r>
           </w:p>
           <w:p>
             <w:pPr>
-              <w:spacing w:after="20" w:before="0" w:line="230"/>
-              <w:ind w:left="300" w:hanging="300"/>
+              <w:spacing w:after="50" w:before="0" w:line="270"/>
+              <w:ind w:left="320" w:hanging="320"/>
               <w:jc w:val="both"/>
             </w:pPr>
             <w:r>
@@ -7261,16 +7385,16 @@
                 <w:rFonts w:ascii="맑은 고딕" w:cs="맑은 고딕" w:eastAsia="맑은 고딕" w:hAnsi="맑은 고딕"/>
                 <w:b/>
                 <w:bCs/>
-                <w:sz w:val="17"/>
-                <w:szCs w:val="17"/>
+                <w:sz w:val="19"/>
+                <w:szCs w:val="19"/>
               </w:rPr>
               <w:t xml:space="preserve">8. (향후 원칙)</w:t>
             </w:r>
             <w:r>
               <w:rPr>
                 <w:rFonts w:ascii="맑은 고딕" w:cs="맑은 고딕" w:eastAsia="맑은 고딕" w:hAnsi="맑은 고딕"/>
-                <w:sz w:val="17"/>
-                <w:szCs w:val="17"/>
+                <w:sz w:val="19"/>
+                <w:szCs w:val="19"/>
               </w:rPr>
               <w:t xml:space="preserve"> 본인은 앞으로 진농마을의 이름으로 외부 단체·사업자와 협약을 맺거나, 행정기관에 마을 의견을 제출하거나, 금원을 받는 경우에는 </w:t>
             </w:r>
@@ -7279,24 +7403,24 @@
                 <w:rFonts w:ascii="맑은 고딕" w:cs="맑은 고딕" w:eastAsia="맑은 고딕" w:hAnsi="맑은 고딕"/>
                 <w:b/>
                 <w:bCs/>
-                <w:sz w:val="17"/>
-                <w:szCs w:val="17"/>
+                <w:sz w:val="19"/>
+                <w:szCs w:val="19"/>
               </w:rPr>
               <w:t xml:space="preserve">반드시 사전에 마을총회의 결의</w:t>
             </w:r>
             <w:r>
               <w:rPr>
                 <w:rFonts w:ascii="맑은 고딕" w:cs="맑은 고딕" w:eastAsia="맑은 고딕" w:hAnsi="맑은 고딕"/>
-                <w:sz w:val="17"/>
-                <w:szCs w:val="17"/>
+                <w:sz w:val="19"/>
+                <w:szCs w:val="19"/>
               </w:rPr>
               <w:t xml:space="preserve">를 거쳐야 한다고 봅니다. 감곡면 환경개선위원회는 그러한 결의가 있기 전까지 본인을 포함한 진농마을 주민 전체를 대표하지 않습니다.</w:t>
             </w:r>
           </w:p>
           <w:p>
             <w:pPr>
-              <w:spacing w:after="20" w:before="0" w:line="230"/>
-              <w:ind w:left="300" w:hanging="300"/>
+              <w:spacing w:after="50" w:before="0" w:line="270"/>
+              <w:ind w:left="320" w:hanging="320"/>
               <w:jc w:val="both"/>
             </w:pPr>
             <w:r>
@@ -7304,16 +7428,16 @@
                 <w:rFonts w:ascii="맑은 고딕" w:cs="맑은 고딕" w:eastAsia="맑은 고딕" w:hAnsi="맑은 고딕"/>
                 <w:b/>
                 <w:bCs/>
-                <w:sz w:val="17"/>
-                <w:szCs w:val="17"/>
+                <w:sz w:val="19"/>
+                <w:szCs w:val="19"/>
               </w:rPr>
               <w:t xml:space="preserve">9. (사본 송부 동의)</w:t>
             </w:r>
             <w:r>
               <w:rPr>
                 <w:rFonts w:ascii="맑은 고딕" w:cs="맑은 고딕" w:eastAsia="맑은 고딕" w:hAnsi="맑은 고딕"/>
-                <w:sz w:val="17"/>
-                <w:szCs w:val="17"/>
+                <w:sz w:val="19"/>
+                <w:szCs w:val="19"/>
               </w:rPr>
               <w:t xml:space="preserve"> 본인은 이 서명부의 사본(개인정보는 가림)이 순정축산업협동조합, 감곡면 환경개선위원회, 감곡면장, 정읍시장에게 송부되고, 원본이 수사기관에 제출되는 데 동의합니다.</w:t>
             </w:r>
@@ -7322,9 +7446,41 @@
       </w:tr>
     </w:tbl>
     <w:p>
+      <w:r>
+        <w:br w:type="page"/>
+      </w:r>
+    </w:p>
+    <w:p>
       <w:pPr>
-        <w:spacing w:after="50"/>
+        <w:spacing w:after="40"/>
+        <w:jc w:val="center"/>
       </w:pPr>
+      <w:r>
+        <w:rPr>
+          <w:rFonts w:ascii="맑은 고딕" w:cs="맑은 고딕" w:eastAsia="맑은 고딕" w:hAnsi="맑은 고딕"/>
+          <w:b/>
+          <w:bCs/>
+          <w:sz w:val="30"/>
+          <w:szCs w:val="30"/>
+        </w:rPr>
+        <w:t xml:space="preserve">진농마을 주민 결의 서명부</w:t>
+      </w:r>
+    </w:p>
+    <w:p>
+      <w:pPr>
+        <w:spacing w:after="120"/>
+        <w:jc w:val="center"/>
+      </w:pPr>
+      <w:r>
+        <w:rPr>
+          <w:rFonts w:ascii="맑은 고딕" w:cs="맑은 고딕" w:eastAsia="맑은 고딕" w:hAnsi="맑은 고딕"/>
+          <w:b/>
+          <w:bCs/>
+          <w:sz w:val="19"/>
+          <w:szCs w:val="19"/>
+        </w:rPr>
+        <w:t xml:space="preserve">아래 서명자는 앞장 「진농마을 주민 결의서」의 결의 내용 1~9항을 읽고 이에 모두 동의하며, 개인정보 수집·이용에 동의합니다.</w:t>
+      </w:r>
     </w:p>
     <w:tbl>
       <w:tblPr>
@@ -7350,7 +7506,7 @@
       <w:tr>
         <w:trPr>
           <w:tblHeader/>
-          <w:trHeight w:val="360" w:hRule="atLeast"/>
+          <w:trHeight w:val="420" w:hRule="atLeast"/>
         </w:trPr>
         <w:tc>
           <w:tcPr>
@@ -7594,7 +7750,7 @@
       <w:tr>
         <w:trPr>
           <w:cantSplit/>
-          <w:trHeight w:val="430" w:hRule="atLeast"/>
+          <w:trHeight w:val="560" w:hRule="exact"/>
         </w:trPr>
         <w:tc>
           <w:tcPr>
@@ -7771,7 +7927,7 @@
       <w:tr>
         <w:trPr>
           <w:cantSplit/>
-          <w:trHeight w:val="430" w:hRule="atLeast"/>
+          <w:trHeight w:val="560" w:hRule="exact"/>
         </w:trPr>
         <w:tc>
           <w:tcPr>
@@ -7948,7 +8104,7 @@
       <w:tr>
         <w:trPr>
           <w:cantSplit/>
-          <w:trHeight w:val="430" w:hRule="atLeast"/>
+          <w:trHeight w:val="560" w:hRule="exact"/>
         </w:trPr>
         <w:tc>
           <w:tcPr>
@@ -8125,7 +8281,7 @@
       <w:tr>
         <w:trPr>
           <w:cantSplit/>
-          <w:trHeight w:val="430" w:hRule="atLeast"/>
+          <w:trHeight w:val="560" w:hRule="exact"/>
         </w:trPr>
         <w:tc>
           <w:tcPr>
@@ -8302,7 +8458,7 @@
       <w:tr>
         <w:trPr>
           <w:cantSplit/>
-          <w:trHeight w:val="430" w:hRule="atLeast"/>
+          <w:trHeight w:val="560" w:hRule="exact"/>
         </w:trPr>
         <w:tc>
           <w:tcPr>
@@ -8479,7 +8635,7 @@
       <w:tr>
         <w:trPr>
           <w:cantSplit/>
-          <w:trHeight w:val="430" w:hRule="atLeast"/>
+          <w:trHeight w:val="560" w:hRule="exact"/>
         </w:trPr>
         <w:tc>
           <w:tcPr>
@@ -8656,7 +8812,7 @@
       <w:tr>
         <w:trPr>
           <w:cantSplit/>
-          <w:trHeight w:val="430" w:hRule="atLeast"/>
+          <w:trHeight w:val="560" w:hRule="exact"/>
         </w:trPr>
         <w:tc>
           <w:tcPr>
@@ -8833,7 +8989,7 @@
       <w:tr>
         <w:trPr>
           <w:cantSplit/>
-          <w:trHeight w:val="430" w:hRule="atLeast"/>
+          <w:trHeight w:val="560" w:hRule="exact"/>
         </w:trPr>
         <w:tc>
           <w:tcPr>
@@ -9010,7 +9166,7 @@
       <w:tr>
         <w:trPr>
           <w:cantSplit/>
-          <w:trHeight w:val="430" w:hRule="atLeast"/>
+          <w:trHeight w:val="560" w:hRule="exact"/>
         </w:trPr>
         <w:tc>
           <w:tcPr>
@@ -9187,7 +9343,7 @@
       <w:tr>
         <w:trPr>
           <w:cantSplit/>
-          <w:trHeight w:val="430" w:hRule="atLeast"/>
+          <w:trHeight w:val="560" w:hRule="exact"/>
         </w:trPr>
         <w:tc>
           <w:tcPr>
@@ -9364,7 +9520,7 @@
       <w:tr>
         <w:trPr>
           <w:cantSplit/>
-          <w:trHeight w:val="430" w:hRule="atLeast"/>
+          <w:trHeight w:val="560" w:hRule="exact"/>
         </w:trPr>
         <w:tc>
           <w:tcPr>
@@ -9541,7 +9697,7 @@
       <w:tr>
         <w:trPr>
           <w:cantSplit/>
-          <w:trHeight w:val="430" w:hRule="atLeast"/>
+          <w:trHeight w:val="560" w:hRule="exact"/>
         </w:trPr>
         <w:tc>
           <w:tcPr>
@@ -9718,7 +9874,7 @@
       <w:tr>
         <w:trPr>
           <w:cantSplit/>
-          <w:trHeight w:val="430" w:hRule="atLeast"/>
+          <w:trHeight w:val="560" w:hRule="exact"/>
         </w:trPr>
         <w:tc>
           <w:tcPr>
@@ -9895,7 +10051,7 @@
       <w:tr>
         <w:trPr>
           <w:cantSplit/>
-          <w:trHeight w:val="430" w:hRule="atLeast"/>
+          <w:trHeight w:val="560" w:hRule="exact"/>
         </w:trPr>
         <w:tc>
           <w:tcPr>
@@ -10072,14 +10228,14 @@
     </w:tbl>
     <w:p>
       <w:pPr>
-        <w:spacing w:before="60"/>
+        <w:spacing w:before="100"/>
         <w:jc w:val="right"/>
       </w:pPr>
       <w:r>
         <w:rPr>
           <w:rFonts w:ascii="맑은 고딕" w:cs="맑은 고딕" w:eastAsia="맑은 고딕" w:hAnsi="맑은 고딕"/>
-          <w:sz w:val="17"/>
-          <w:szCs w:val="17"/>
+          <w:sz w:val="18"/>
+          <w:szCs w:val="18"/>
         </w:rPr>
         <w:t xml:space="preserve">서명일: 2026년 ____월 ____일          확인자(수합 책임자): 박상남 ______________ (서명)</w:t>
       </w:r>
@@ -10091,7 +10247,7 @@
     </w:p>
     <w:p>
       <w:pPr>
-        <w:spacing w:after="50"/>
+        <w:spacing w:after="40"/>
         <w:jc w:val="center"/>
       </w:pPr>
       <w:r>
@@ -10099,10 +10255,24 @@
           <w:rFonts w:ascii="맑은 고딕" w:cs="맑은 고딕" w:eastAsia="맑은 고딕" w:hAnsi="맑은 고딕"/>
           <w:b/>
           <w:bCs/>
-          <w:sz w:val="26"/>
-          <w:szCs w:val="26"/>
+          <w:sz w:val="30"/>
+          <w:szCs w:val="30"/>
         </w:rPr>
-        <w:t xml:space="preserve">원삼마을 주민 결의 서명부</w:t>
+        <w:t xml:space="preserve">원삼마을 주민 결의서</w:t>
+      </w:r>
+    </w:p>
+    <w:p>
+      <w:pPr>
+        <w:spacing w:after="120"/>
+        <w:jc w:val="center"/>
+      </w:pPr>
+      <w:r>
+        <w:rPr>
+          <w:rFonts w:ascii="맑은 고딕" w:cs="맑은 고딕" w:eastAsia="맑은 고딕" w:hAnsi="맑은 고딕"/>
+          <w:sz w:val="18"/>
+          <w:szCs w:val="18"/>
+        </w:rPr>
+        <w:t xml:space="preserve">(결의 내용 · 다음 장 서명부와 한 묶음입니다)</w:t>
       </w:r>
     </w:p>
     <w:tbl>
@@ -10130,7 +10300,7 @@
               <w:bottom w:val="single" w:color="000000" w:sz="6"/>
               <w:right w:val="single" w:color="000000" w:sz="6"/>
             </w:tcBorders>
-            <w:shd w:fill="F2F2F2" w:color="auto" w:val="clear"/>
+            <w:shd w:fill="FFFFFF" w:color="auto" w:val="clear"/>
             <w:tcMar>
               <w:top w:type="dxa" w:w="90"/>
               <w:left w:type="dxa" w:w="160"/>
@@ -10140,7 +10310,7 @@
           </w:tcPr>
           <w:p>
             <w:pPr>
-              <w:spacing w:after="30" w:before="0" w:line="230"/>
+              <w:spacing w:after="70" w:before="0" w:line="270"/>
               <w:jc w:val="both"/>
             </w:pPr>
             <w:r>
@@ -10148,24 +10318,24 @@
                 <w:rFonts w:ascii="맑은 고딕" w:cs="맑은 고딕" w:eastAsia="맑은 고딕" w:hAnsi="맑은 고딕"/>
                 <w:b/>
                 <w:bCs/>
-                <w:sz w:val="17"/>
-                <w:szCs w:val="17"/>
+                <w:sz w:val="19"/>
+                <w:szCs w:val="19"/>
               </w:rPr>
               <w:t xml:space="preserve">[결의 내용]</w:t>
             </w:r>
             <w:r>
               <w:rPr>
                 <w:rFonts w:ascii="맑은 고딕" w:cs="맑은 고딕" w:eastAsia="맑은 고딕" w:hAnsi="맑은 고딕"/>
-                <w:sz w:val="17"/>
-                <w:szCs w:val="17"/>
-              </w:rPr>
-              <w:t xml:space="preserve"> 아래 서명자는 다음 1~9항에 모두 동의합니다.</w:t>
-            </w:r>
-          </w:p>
-          <w:p>
-            <w:pPr>
-              <w:spacing w:after="20" w:before="0" w:line="230"/>
-              <w:ind w:left="300" w:hanging="300"/>
+                <w:sz w:val="19"/>
+                <w:szCs w:val="19"/>
+              </w:rPr>
+              <w:t xml:space="preserve"> 다음 장 서명부에 서명한 원삼마을 주민은 아래 1~9항에 모두 동의합니다.</w:t>
+            </w:r>
+          </w:p>
+          <w:p>
+            <w:pPr>
+              <w:spacing w:after="50" w:before="0" w:line="270"/>
+              <w:ind w:left="320" w:hanging="320"/>
               <w:jc w:val="both"/>
             </w:pPr>
             <w:r>
@@ -10173,16 +10343,16 @@
                 <w:rFonts w:ascii="맑은 고딕" w:cs="맑은 고딕" w:eastAsia="맑은 고딕" w:hAnsi="맑은 고딕"/>
                 <w:b/>
                 <w:bCs/>
-                <w:sz w:val="17"/>
-                <w:szCs w:val="17"/>
+                <w:sz w:val="19"/>
+                <w:szCs w:val="19"/>
               </w:rPr>
               <w:t xml:space="preserve">1. (사실 확인: 위임 없음)</w:t>
             </w:r>
             <w:r>
               <w:rPr>
                 <w:rFonts w:ascii="맑은 고딕" w:cs="맑은 고딕" w:eastAsia="맑은 고딕" w:hAnsi="맑은 고딕"/>
-                <w:sz w:val="17"/>
-                <w:szCs w:val="17"/>
+                <w:sz w:val="19"/>
+                <w:szCs w:val="19"/>
               </w:rPr>
               <w:t xml:space="preserve"> 본인은 2023. 1. 30. 순정축산업협동조합과 정읍시 감곡면 환경개선위원회 사이의 「자연순환농업 추진 공동협약」에 당시 원삼마을 이장 김봉식이(가) "원삼마을이장" 직함으로 서명할 때, 그에 관하여 </w:t>
             </w:r>
@@ -10191,16 +10361,16 @@
                 <w:rFonts w:ascii="맑은 고딕" w:cs="맑은 고딕" w:eastAsia="맑은 고딕" w:hAnsi="맑은 고딕"/>
                 <w:b/>
                 <w:bCs/>
-                <w:sz w:val="17"/>
-                <w:szCs w:val="17"/>
+                <w:sz w:val="19"/>
+                <w:szCs w:val="19"/>
               </w:rPr>
               <w:t xml:space="preserve">원삼마을 마을총회가 열려 결의하였거나 본인이 위임한 사실을 알지 못하며, 그러한 절차에 참여하거나 통지받은 사실이 없습니다.</w:t>
             </w:r>
             <w:r>
               <w:rPr>
                 <w:rFonts w:ascii="맑은 고딕" w:cs="맑은 고딕" w:eastAsia="맑은 고딕" w:hAnsi="맑은 고딕"/>
-                <w:sz w:val="17"/>
-                <w:szCs w:val="17"/>
+                <w:sz w:val="19"/>
+                <w:szCs w:val="19"/>
               </w:rPr>
               <w:t xml:space="preserve"> 본인은 이장이나 감곡면 환경개선위원회에 </w:t>
             </w:r>
@@ -10209,16 +10379,16 @@
                 <w:rFonts w:ascii="맑은 고딕" w:cs="맑은 고딕" w:eastAsia="맑은 고딕" w:hAnsi="맑은 고딕"/>
                 <w:b/>
                 <w:bCs/>
-                <w:sz w:val="17"/>
-                <w:szCs w:val="17"/>
+                <w:sz w:val="19"/>
+                <w:szCs w:val="19"/>
               </w:rPr>
               <w:t xml:space="preserve">본인을 대신하여 협약을 맺거나, 금원을 받거나, 행정기관에 의견을 제출할 권한을 준 사실이 없습니다.</w:t>
             </w:r>
           </w:p>
           <w:p>
             <w:pPr>
-              <w:spacing w:after="20" w:before="0" w:line="230"/>
-              <w:ind w:left="300" w:hanging="300"/>
+              <w:spacing w:after="50" w:before="0" w:line="270"/>
+              <w:ind w:left="320" w:hanging="320"/>
               <w:jc w:val="both"/>
             </w:pPr>
             <w:r>
@@ -10226,16 +10396,16 @@
                 <w:rFonts w:ascii="맑은 고딕" w:cs="맑은 고딕" w:eastAsia="맑은 고딕" w:hAnsi="맑은 고딕"/>
                 <w:b/>
                 <w:bCs/>
-                <w:sz w:val="17"/>
-                <w:szCs w:val="17"/>
+                <w:sz w:val="19"/>
+                <w:szCs w:val="19"/>
               </w:rPr>
               <w:t xml:space="preserve">2. (불추인)</w:t>
             </w:r>
             <w:r>
               <w:rPr>
                 <w:rFonts w:ascii="맑은 고딕" w:cs="맑은 고딕" w:eastAsia="맑은 고딕" w:hAnsi="맑은 고딕"/>
-                <w:sz w:val="17"/>
-                <w:szCs w:val="17"/>
+                <w:sz w:val="19"/>
+                <w:szCs w:val="19"/>
               </w:rPr>
               <w:t xml:space="preserve"> 본인은 당시 이장 또는 감곡면 환경개선위원회가 원삼마을 주민을 대표한다며 한 다음 행위를 </w:t>
             </w:r>
@@ -10244,24 +10414,24 @@
                 <w:rFonts w:ascii="맑은 고딕" w:cs="맑은 고딕" w:eastAsia="맑은 고딕" w:hAnsi="맑은 고딕"/>
                 <w:b/>
                 <w:bCs/>
-                <w:sz w:val="17"/>
-                <w:szCs w:val="17"/>
+                <w:sz w:val="19"/>
+                <w:szCs w:val="19"/>
               </w:rPr>
               <w:t xml:space="preserve">추인(사후 승인)하지 않습니다.</w:t>
             </w:r>
             <w:r>
               <w:rPr>
                 <w:rFonts w:ascii="맑은 고딕" w:cs="맑은 고딕" w:eastAsia="맑은 고딕" w:hAnsi="맑은 고딕"/>
-                <w:sz w:val="17"/>
-                <w:szCs w:val="17"/>
+                <w:sz w:val="19"/>
+                <w:szCs w:val="19"/>
               </w:rPr>
               <w:t xml:space="preserve"> ① 2023. 1. 30. 공동협약 체결 ② 순정축협으로부터의 금원(운영비 후원·환경개선사업비 등, 순정축협이 밝힌 1억 원 포함) 수령과 그 사용 결정 ③ 2023. 5. 2. 위원회 회의에서 마을 이장을 위원회 법인 임원으로 정한 결의 중 본 마을 대표 자격에 관한 부분. 이 서명은 본인이 개별적으로 가지는 손해배상청구권 등 권리를 포기하는 것이 아닙니다.</w:t>
             </w:r>
           </w:p>
           <w:p>
             <w:pPr>
-              <w:spacing w:after="20" w:before="0" w:line="230"/>
-              <w:ind w:left="300" w:hanging="300"/>
+              <w:spacing w:after="50" w:before="0" w:line="270"/>
+              <w:ind w:left="320" w:hanging="320"/>
               <w:jc w:val="both"/>
             </w:pPr>
             <w:r>
@@ -10269,16 +10439,16 @@
                 <w:rFonts w:ascii="맑은 고딕" w:cs="맑은 고딕" w:eastAsia="맑은 고딕" w:hAnsi="맑은 고딕"/>
                 <w:b/>
                 <w:bCs/>
-                <w:sz w:val="17"/>
-                <w:szCs w:val="17"/>
+                <w:sz w:val="19"/>
+                <w:szCs w:val="19"/>
               </w:rPr>
               <w:t xml:space="preserve">3. ("반대 의견 없음" 의견서)</w:t>
             </w:r>
             <w:r>
               <w:rPr>
                 <w:rFonts w:ascii="맑은 고딕" w:cs="맑은 고딕" w:eastAsia="맑은 고딕" w:hAnsi="맑은 고딕"/>
-                <w:sz w:val="17"/>
-                <w:szCs w:val="17"/>
+                <w:sz w:val="19"/>
+                <w:szCs w:val="19"/>
               </w:rPr>
               <w:t xml:space="preserve"> 순정축협이 2023. 5. 3. 신축허가를 신청한 퇴비사 997.5㎡(약 300평)에 관하여, 감곡면장이 2023. 7. 21. 정읍시에 제출한 2023. 7. 20.자 주민의견서에는 </w:t>
             </w:r>
@@ -10287,16 +10457,16 @@
                 <w:rFonts w:ascii="맑은 고딕" w:cs="맑은 고딕" w:eastAsia="맑은 고딕" w:hAnsi="맑은 고딕"/>
                 <w:b/>
                 <w:bCs/>
-                <w:sz w:val="17"/>
-                <w:szCs w:val="17"/>
+                <w:sz w:val="19"/>
+                <w:szCs w:val="19"/>
               </w:rPr>
               <w:t xml:space="preserve">"반대 의견 없음"</w:t>
             </w:r>
             <w:r>
               <w:rPr>
                 <w:rFonts w:ascii="맑은 고딕" w:cs="맑은 고딕" w:eastAsia="맑은 고딕" w:hAnsi="맑은 고딕"/>
-                <w:sz w:val="17"/>
-                <w:szCs w:val="17"/>
+                <w:sz w:val="19"/>
+                <w:szCs w:val="19"/>
               </w:rPr>
               <w:t xml:space="preserve">이라고 적혀 있으나 의견제출인은 가려져 있습니다. 본인은 그 무렵 이장이나 위원회로부터 </w:t>
             </w:r>
@@ -10305,16 +10475,16 @@
                 <w:rFonts w:ascii="맑은 고딕" w:cs="맑은 고딕" w:eastAsia="맑은 고딕" w:hAnsi="맑은 고딕"/>
                 <w:b/>
                 <w:bCs/>
-                <w:sz w:val="17"/>
-                <w:szCs w:val="17"/>
+                <w:sz w:val="19"/>
+                <w:szCs w:val="19"/>
               </w:rPr>
               <w:t xml:space="preserve">위 퇴비사 신축에 관한 의견을 질문받거나 마을회의 개최를 안내받은 사실이 없으며, 누구에게도 본인을 대신하여 "반대 의견 없음" 의견을 낼 권한을 준 사실이 없습니다.</w:t>
             </w:r>
             <w:r>
               <w:rPr>
                 <w:rFonts w:ascii="맑은 고딕" w:cs="맑은 고딕" w:eastAsia="맑은 고딕" w:hAnsi="맑은 고딕"/>
-                <w:sz w:val="17"/>
-                <w:szCs w:val="17"/>
+                <w:sz w:val="19"/>
+                <w:szCs w:val="19"/>
               </w:rPr>
               <w:t xml:space="preserve"> 위 의견서가 원삼마을 주민의 의견으로 제출되었다면 이는 본인의 의사와 다릅니다. 본인은 </w:t>
             </w:r>
@@ -10323,24 +10493,24 @@
                 <w:rFonts w:ascii="맑은 고딕" w:cs="맑은 고딕" w:eastAsia="맑은 고딕" w:hAnsi="맑은 고딕"/>
                 <w:b/>
                 <w:bCs/>
-                <w:sz w:val="17"/>
-                <w:szCs w:val="17"/>
+                <w:sz w:val="19"/>
+                <w:szCs w:val="19"/>
               </w:rPr>
               <w:t xml:space="preserve">당시 원삼마을 이장 김봉식 및 감곡면 환경개선위원회 위원들이 위 의견서에 서명한 사실이 있는지, 누가 어떤 자격으로 작성·제출하였는지, 본인이나 다른 주민의 이름이 기재되어 있는지</w:t>
             </w:r>
             <w:r>
               <w:rPr>
                 <w:rFonts w:ascii="맑은 고딕" w:cs="맑은 고딕" w:eastAsia="맑은 고딕" w:hAnsi="맑은 고딕"/>
-                <w:sz w:val="17"/>
-                <w:szCs w:val="17"/>
+                <w:sz w:val="19"/>
+                <w:szCs w:val="19"/>
               </w:rPr>
               <w:t xml:space="preserve"> 밝혀 줄 것을 요구합니다.</w:t>
             </w:r>
           </w:p>
           <w:p>
             <w:pPr>
-              <w:spacing w:after="20" w:before="0" w:line="230"/>
-              <w:ind w:left="300" w:hanging="300"/>
+              <w:spacing w:after="50" w:before="0" w:line="270"/>
+              <w:ind w:left="320" w:hanging="320"/>
               <w:jc w:val="both"/>
             </w:pPr>
             <w:r>
@@ -10348,16 +10518,16 @@
                 <w:rFonts w:ascii="맑은 고딕" w:cs="맑은 고딕" w:eastAsia="맑은 고딕" w:hAnsi="맑은 고딕"/>
                 <w:b/>
                 <w:bCs/>
-                <w:sz w:val="17"/>
-                <w:szCs w:val="17"/>
+                <w:sz w:val="19"/>
+                <w:szCs w:val="19"/>
               </w:rPr>
               <w:t xml:space="preserve">4. (1억 원에 대한 입장)</w:t>
             </w:r>
             <w:r>
               <w:rPr>
                 <w:rFonts w:ascii="맑은 고딕" w:cs="맑은 고딕" w:eastAsia="맑은 고딕" w:hAnsi="맑은 고딕"/>
-                <w:sz w:val="17"/>
-                <w:szCs w:val="17"/>
+                <w:sz w:val="19"/>
+                <w:szCs w:val="19"/>
               </w:rPr>
               <w:t xml:space="preserve"> 본인은 위 1억 원을 주민에게 나누어 달라고 요구하는 것이 아닙니다. 본인은 ① 그 돈이 순정축협이 밝힌 용도(지역 환경정비·폐기물 처리·악취저감·공동체 환경개선)대로 </w:t>
             </w:r>
@@ -10366,16 +10536,16 @@
                 <w:rFonts w:ascii="맑은 고딕" w:cs="맑은 고딕" w:eastAsia="맑은 고딕" w:hAnsi="맑은 고딕"/>
                 <w:b/>
                 <w:bCs/>
-                <w:sz w:val="17"/>
-                <w:szCs w:val="17"/>
+                <w:sz w:val="19"/>
+                <w:szCs w:val="19"/>
               </w:rPr>
               <w:t xml:space="preserve">실제로 사용되었는지</w:t>
             </w:r>
             <w:r>
               <w:rPr>
                 <w:rFonts w:ascii="맑은 고딕" w:cs="맑은 고딕" w:eastAsia="맑은 고딕" w:hAnsi="맑은 고딕"/>
-                <w:sz w:val="17"/>
-                <w:szCs w:val="17"/>
+                <w:sz w:val="19"/>
+                <w:szCs w:val="19"/>
               </w:rPr>
               <w:t xml:space="preserve">, ② 그 지급이 공동협약상 협력이나 </w:t>
             </w:r>
@@ -10384,24 +10554,24 @@
                 <w:rFonts w:ascii="맑은 고딕" w:cs="맑은 고딕" w:eastAsia="맑은 고딕" w:hAnsi="맑은 고딕"/>
                 <w:b/>
                 <w:bCs/>
-                <w:sz w:val="17"/>
-                <w:szCs w:val="17"/>
+                <w:sz w:val="19"/>
+                <w:szCs w:val="19"/>
               </w:rPr>
               <w:t xml:space="preserve">"반대 의견 없음" 의견 제출의 대가였는지</w:t>
             </w:r>
             <w:r>
               <w:rPr>
                 <w:rFonts w:ascii="맑은 고딕" w:cs="맑은 고딕" w:eastAsia="맑은 고딕" w:hAnsi="맑은 고딕"/>
-                <w:sz w:val="17"/>
-                <w:szCs w:val="17"/>
+                <w:sz w:val="19"/>
+                <w:szCs w:val="19"/>
               </w:rPr>
               <w:t xml:space="preserve"> 밝혀 줄 것을 요구합니다.</w:t>
             </w:r>
           </w:p>
           <w:p>
             <w:pPr>
-              <w:spacing w:after="20" w:before="0" w:line="230"/>
-              <w:ind w:left="300" w:hanging="300"/>
+              <w:spacing w:after="50" w:before="0" w:line="270"/>
+              <w:ind w:left="320" w:hanging="320"/>
               <w:jc w:val="both"/>
             </w:pPr>
             <w:r>
@@ -10409,24 +10579,24 @@
                 <w:rFonts w:ascii="맑은 고딕" w:cs="맑은 고딕" w:eastAsia="맑은 고딕" w:hAnsi="맑은 고딕"/>
                 <w:b/>
                 <w:bCs/>
-                <w:sz w:val="17"/>
-                <w:szCs w:val="17"/>
+                <w:sz w:val="19"/>
+                <w:szCs w:val="19"/>
               </w:rPr>
               <w:t xml:space="preserve">5. (자료 공개 요구)</w:t>
             </w:r>
             <w:r>
               <w:rPr>
                 <w:rFonts w:ascii="맑은 고딕" w:cs="맑은 고딕" w:eastAsia="맑은 고딕" w:hAnsi="맑은 고딕"/>
-                <w:sz w:val="17"/>
-                <w:szCs w:val="17"/>
+                <w:sz w:val="19"/>
+                <w:szCs w:val="19"/>
               </w:rPr>
               <w:t xml:space="preserve"> 본인은 감곡면 환경개선위원회와 순정축산업협동조합에 다음 자료의 공개와 보고를 요구합니다. ① 1억 원(및 그 밖의 지원금)의 지급 결의, 지급일, 수령 계좌 명의 ② 위원회의 금원 사용 내역과 증빙, 현재 잔액 ③ 위원회 규약, 위원 명단, 제1차부터 그 이후의 회의록 ④ 순정축협이 약속한 분기별 검사자료 ⑤ 2023. 7. 20. 주민의견서의 작성자·서명자와 제출 경위 (개인 계좌번호·연락처 등은 가리고 공개하여도 됩니다.)</w:t>
             </w:r>
           </w:p>
           <w:p>
             <w:pPr>
-              <w:spacing w:after="20" w:before="0" w:line="230"/>
-              <w:ind w:left="300" w:hanging="300"/>
+              <w:spacing w:after="50" w:before="0" w:line="270"/>
+              <w:ind w:left="320" w:hanging="320"/>
               <w:jc w:val="both"/>
             </w:pPr>
             <w:r>
@@ -10434,16 +10604,16 @@
                 <w:rFonts w:ascii="맑은 고딕" w:cs="맑은 고딕" w:eastAsia="맑은 고딕" w:hAnsi="맑은 고딕"/>
                 <w:b/>
                 <w:bCs/>
-                <w:sz w:val="17"/>
-                <w:szCs w:val="17"/>
+                <w:sz w:val="19"/>
+                <w:szCs w:val="19"/>
               </w:rPr>
               <w:t xml:space="preserve">6. (고발 동참)</w:t>
             </w:r>
             <w:r>
               <w:rPr>
                 <w:rFonts w:ascii="맑은 고딕" w:cs="맑은 고딕" w:eastAsia="맑은 고딕" w:hAnsi="맑은 고딕"/>
-                <w:sz w:val="17"/>
-                <w:szCs w:val="17"/>
+                <w:sz w:val="19"/>
+                <w:szCs w:val="19"/>
               </w:rPr>
               <w:t xml:space="preserve"> 본인은 감곡면 횡룡마을 주민 박상남이 정읍경찰서에 제출하는 </w:t>
             </w:r>
@@ -10452,16 +10622,16 @@
                 <w:rFonts w:ascii="맑은 고딕" w:cs="맑은 고딕" w:eastAsia="맑은 고딕" w:hAnsi="맑은 고딕"/>
                 <w:b/>
                 <w:bCs/>
-                <w:sz w:val="17"/>
-                <w:szCs w:val="17"/>
+                <w:sz w:val="19"/>
+                <w:szCs w:val="19"/>
               </w:rPr>
               <w:t xml:space="preserve">고발에 동참</w:t>
             </w:r>
             <w:r>
               <w:rPr>
                 <w:rFonts w:ascii="맑은 고딕" w:cs="맑은 고딕" w:eastAsia="맑은 고딕" w:hAnsi="맑은 고딕"/>
-                <w:sz w:val="17"/>
-                <w:szCs w:val="17"/>
+                <w:sz w:val="19"/>
+                <w:szCs w:val="19"/>
               </w:rPr>
               <w:t xml:space="preserve">합니다. 고발 내용은 위 금원에 관한 업무상횡령, 배임수재·배임증재, 업무상배임 혐의와, 위 주민의견서의 작성·제출에 관한 위계에 의한 공무집행방해, 사문서위조·자격모용사문서작성 등 혐의에 대한 수사 요청입니다. 본인은 이 서명부가 그 증거자료로 제출되는 데 동의합니다. </w:t>
             </w:r>
@@ -10470,16 +10640,16 @@
                 <w:rFonts w:ascii="맑은 고딕" w:cs="맑은 고딕" w:eastAsia="맑은 고딕" w:hAnsi="맑은 고딕"/>
                 <w:b/>
                 <w:bCs/>
-                <w:sz w:val="17"/>
-                <w:szCs w:val="17"/>
+                <w:sz w:val="19"/>
+                <w:szCs w:val="19"/>
               </w:rPr>
               <w:t xml:space="preserve">이 서명은 특정인의 범죄를 단정하는 것이 아니라, 수사를 통하여 사실을 밝혀 달라는 요청입니다.</w:t>
             </w:r>
           </w:p>
           <w:p>
             <w:pPr>
-              <w:spacing w:after="20" w:before="0" w:line="230"/>
-              <w:ind w:left="300" w:hanging="300"/>
+              <w:spacing w:after="50" w:before="0" w:line="270"/>
+              <w:ind w:left="320" w:hanging="320"/>
               <w:jc w:val="both"/>
             </w:pPr>
             <w:r>
@@ -10487,24 +10657,24 @@
                 <w:rFonts w:ascii="맑은 고딕" w:cs="맑은 고딕" w:eastAsia="맑은 고딕" w:hAnsi="맑은 고딕"/>
                 <w:b/>
                 <w:bCs/>
-                <w:sz w:val="17"/>
-                <w:szCs w:val="17"/>
+                <w:sz w:val="19"/>
+                <w:szCs w:val="19"/>
               </w:rPr>
               <w:t xml:space="preserve">7. (연락·제출 위임)</w:t>
             </w:r>
             <w:r>
               <w:rPr>
                 <w:rFonts w:ascii="맑은 고딕" w:cs="맑은 고딕" w:eastAsia="맑은 고딕" w:hAnsi="맑은 고딕"/>
-                <w:sz w:val="17"/>
-                <w:szCs w:val="17"/>
+                <w:sz w:val="19"/>
+                <w:szCs w:val="19"/>
               </w:rPr>
               <w:t xml:space="preserve"> 본인은 위 3~6항의 요구와 고발 동참에 필요한 연락, 서명부 제출, 관계기관 민원 제기를 서명 수합 책임자 박상남에게 맡깁니다.</w:t>
             </w:r>
           </w:p>
           <w:p>
             <w:pPr>
-              <w:spacing w:after="20" w:before="0" w:line="230"/>
-              <w:ind w:left="300" w:hanging="300"/>
+              <w:spacing w:after="50" w:before="0" w:line="270"/>
+              <w:ind w:left="320" w:hanging="320"/>
               <w:jc w:val="both"/>
             </w:pPr>
             <w:r>
@@ -10512,16 +10682,16 @@
                 <w:rFonts w:ascii="맑은 고딕" w:cs="맑은 고딕" w:eastAsia="맑은 고딕" w:hAnsi="맑은 고딕"/>
                 <w:b/>
                 <w:bCs/>
-                <w:sz w:val="17"/>
-                <w:szCs w:val="17"/>
+                <w:sz w:val="19"/>
+                <w:szCs w:val="19"/>
               </w:rPr>
               <w:t xml:space="preserve">8. (향후 원칙)</w:t>
             </w:r>
             <w:r>
               <w:rPr>
                 <w:rFonts w:ascii="맑은 고딕" w:cs="맑은 고딕" w:eastAsia="맑은 고딕" w:hAnsi="맑은 고딕"/>
-                <w:sz w:val="17"/>
-                <w:szCs w:val="17"/>
+                <w:sz w:val="19"/>
+                <w:szCs w:val="19"/>
               </w:rPr>
               <w:t xml:space="preserve"> 본인은 앞으로 원삼마을의 이름으로 외부 단체·사업자와 협약을 맺거나, 행정기관에 마을 의견을 제출하거나, 금원을 받는 경우에는 </w:t>
             </w:r>
@@ -10530,24 +10700,24 @@
                 <w:rFonts w:ascii="맑은 고딕" w:cs="맑은 고딕" w:eastAsia="맑은 고딕" w:hAnsi="맑은 고딕"/>
                 <w:b/>
                 <w:bCs/>
-                <w:sz w:val="17"/>
-                <w:szCs w:val="17"/>
+                <w:sz w:val="19"/>
+                <w:szCs w:val="19"/>
               </w:rPr>
               <w:t xml:space="preserve">반드시 사전에 마을총회의 결의</w:t>
             </w:r>
             <w:r>
               <w:rPr>
                 <w:rFonts w:ascii="맑은 고딕" w:cs="맑은 고딕" w:eastAsia="맑은 고딕" w:hAnsi="맑은 고딕"/>
-                <w:sz w:val="17"/>
-                <w:szCs w:val="17"/>
+                <w:sz w:val="19"/>
+                <w:szCs w:val="19"/>
               </w:rPr>
               <w:t xml:space="preserve">를 거쳐야 한다고 봅니다. 감곡면 환경개선위원회는 그러한 결의가 있기 전까지 본인을 포함한 원삼마을 주민 전체를 대표하지 않습니다.</w:t>
             </w:r>
           </w:p>
           <w:p>
             <w:pPr>
-              <w:spacing w:after="20" w:before="0" w:line="230"/>
-              <w:ind w:left="300" w:hanging="300"/>
+              <w:spacing w:after="50" w:before="0" w:line="270"/>
+              <w:ind w:left="320" w:hanging="320"/>
               <w:jc w:val="both"/>
             </w:pPr>
             <w:r>
@@ -10555,16 +10725,16 @@
                 <w:rFonts w:ascii="맑은 고딕" w:cs="맑은 고딕" w:eastAsia="맑은 고딕" w:hAnsi="맑은 고딕"/>
                 <w:b/>
                 <w:bCs/>
-                <w:sz w:val="17"/>
-                <w:szCs w:val="17"/>
+                <w:sz w:val="19"/>
+                <w:szCs w:val="19"/>
               </w:rPr>
               <w:t xml:space="preserve">9. (사본 송부 동의)</w:t>
             </w:r>
             <w:r>
               <w:rPr>
                 <w:rFonts w:ascii="맑은 고딕" w:cs="맑은 고딕" w:eastAsia="맑은 고딕" w:hAnsi="맑은 고딕"/>
-                <w:sz w:val="17"/>
-                <w:szCs w:val="17"/>
+                <w:sz w:val="19"/>
+                <w:szCs w:val="19"/>
               </w:rPr>
               <w:t xml:space="preserve"> 본인은 이 서명부의 사본(개인정보는 가림)이 순정축산업협동조합, 감곡면 환경개선위원회, 감곡면장, 정읍시장에게 송부되고, 원본이 수사기관에 제출되는 데 동의합니다.</w:t>
             </w:r>
@@ -10573,9 +10743,41 @@
       </w:tr>
     </w:tbl>
     <w:p>
+      <w:r>
+        <w:br w:type="page"/>
+      </w:r>
+    </w:p>
+    <w:p>
       <w:pPr>
-        <w:spacing w:after="50"/>
+        <w:spacing w:after="40"/>
+        <w:jc w:val="center"/>
       </w:pPr>
+      <w:r>
+        <w:rPr>
+          <w:rFonts w:ascii="맑은 고딕" w:cs="맑은 고딕" w:eastAsia="맑은 고딕" w:hAnsi="맑은 고딕"/>
+          <w:b/>
+          <w:bCs/>
+          <w:sz w:val="30"/>
+          <w:szCs w:val="30"/>
+        </w:rPr>
+        <w:t xml:space="preserve">원삼마을 주민 결의 서명부</w:t>
+      </w:r>
+    </w:p>
+    <w:p>
+      <w:pPr>
+        <w:spacing w:after="120"/>
+        <w:jc w:val="center"/>
+      </w:pPr>
+      <w:r>
+        <w:rPr>
+          <w:rFonts w:ascii="맑은 고딕" w:cs="맑은 고딕" w:eastAsia="맑은 고딕" w:hAnsi="맑은 고딕"/>
+          <w:b/>
+          <w:bCs/>
+          <w:sz w:val="19"/>
+          <w:szCs w:val="19"/>
+        </w:rPr>
+        <w:t xml:space="preserve">아래 서명자는 앞장 「원삼마을 주민 결의서」의 결의 내용 1~9항을 읽고 이에 모두 동의하며, 개인정보 수집·이용에 동의합니다.</w:t>
+      </w:r>
     </w:p>
     <w:tbl>
       <w:tblPr>
@@ -10601,7 +10803,7 @@
       <w:tr>
         <w:trPr>
           <w:tblHeader/>
-          <w:trHeight w:val="360" w:hRule="atLeast"/>
+          <w:trHeight w:val="420" w:hRule="atLeast"/>
         </w:trPr>
         <w:tc>
           <w:tcPr>
@@ -10845,7 +11047,7 @@
       <w:tr>
         <w:trPr>
           <w:cantSplit/>
-          <w:trHeight w:val="430" w:hRule="atLeast"/>
+          <w:trHeight w:val="560" w:hRule="exact"/>
         </w:trPr>
         <w:tc>
           <w:tcPr>
@@ -11022,7 +11224,7 @@
       <w:tr>
         <w:trPr>
           <w:cantSplit/>
-          <w:trHeight w:val="430" w:hRule="atLeast"/>
+          <w:trHeight w:val="560" w:hRule="exact"/>
         </w:trPr>
         <w:tc>
           <w:tcPr>
@@ -11199,7 +11401,7 @@
       <w:tr>
         <w:trPr>
           <w:cantSplit/>
-          <w:trHeight w:val="430" w:hRule="atLeast"/>
+          <w:trHeight w:val="560" w:hRule="exact"/>
         </w:trPr>
         <w:tc>
           <w:tcPr>
@@ -11376,7 +11578,7 @@
       <w:tr>
         <w:trPr>
           <w:cantSplit/>
-          <w:trHeight w:val="430" w:hRule="atLeast"/>
+          <w:trHeight w:val="560" w:hRule="exact"/>
         </w:trPr>
         <w:tc>
           <w:tcPr>
@@ -11553,7 +11755,7 @@
       <w:tr>
         <w:trPr>
           <w:cantSplit/>
-          <w:trHeight w:val="430" w:hRule="atLeast"/>
+          <w:trHeight w:val="560" w:hRule="exact"/>
         </w:trPr>
         <w:tc>
           <w:tcPr>
@@ -11730,7 +11932,7 @@
       <w:tr>
         <w:trPr>
           <w:cantSplit/>
-          <w:trHeight w:val="430" w:hRule="atLeast"/>
+          <w:trHeight w:val="560" w:hRule="exact"/>
         </w:trPr>
         <w:tc>
           <w:tcPr>
@@ -11907,7 +12109,7 @@
       <w:tr>
         <w:trPr>
           <w:cantSplit/>
-          <w:trHeight w:val="430" w:hRule="atLeast"/>
+          <w:trHeight w:val="560" w:hRule="exact"/>
         </w:trPr>
         <w:tc>
           <w:tcPr>
@@ -12084,7 +12286,7 @@
       <w:tr>
         <w:trPr>
           <w:cantSplit/>
-          <w:trHeight w:val="430" w:hRule="atLeast"/>
+          <w:trHeight w:val="560" w:hRule="exact"/>
         </w:trPr>
         <w:tc>
           <w:tcPr>
@@ -12261,7 +12463,7 @@
       <w:tr>
         <w:trPr>
           <w:cantSplit/>
-          <w:trHeight w:val="430" w:hRule="atLeast"/>
+          <w:trHeight w:val="560" w:hRule="exact"/>
         </w:trPr>
         <w:tc>
           <w:tcPr>
@@ -12438,7 +12640,7 @@
       <w:tr>
         <w:trPr>
           <w:cantSplit/>
-          <w:trHeight w:val="430" w:hRule="atLeast"/>
+          <w:trHeight w:val="560" w:hRule="exact"/>
         </w:trPr>
         <w:tc>
           <w:tcPr>
@@ -12615,7 +12817,7 @@
       <w:tr>
         <w:trPr>
           <w:cantSplit/>
-          <w:trHeight w:val="430" w:hRule="atLeast"/>
+          <w:trHeight w:val="560" w:hRule="exact"/>
         </w:trPr>
         <w:tc>
           <w:tcPr>
@@ -12792,7 +12994,7 @@
       <w:tr>
         <w:trPr>
           <w:cantSplit/>
-          <w:trHeight w:val="430" w:hRule="atLeast"/>
+          <w:trHeight w:val="560" w:hRule="exact"/>
         </w:trPr>
         <w:tc>
           <w:tcPr>
@@ -12969,7 +13171,7 @@
       <w:tr>
         <w:trPr>
           <w:cantSplit/>
-          <w:trHeight w:val="430" w:hRule="atLeast"/>
+          <w:trHeight w:val="560" w:hRule="exact"/>
         </w:trPr>
         <w:tc>
           <w:tcPr>
@@ -13146,7 +13348,7 @@
       <w:tr>
         <w:trPr>
           <w:cantSplit/>
-          <w:trHeight w:val="430" w:hRule="atLeast"/>
+          <w:trHeight w:val="560" w:hRule="exact"/>
         </w:trPr>
         <w:tc>
           <w:tcPr>
@@ -13323,14 +13525,14 @@
     </w:tbl>
     <w:p>
       <w:pPr>
-        <w:spacing w:before="60"/>
+        <w:spacing w:before="100"/>
         <w:jc w:val="right"/>
       </w:pPr>
       <w:r>
         <w:rPr>
           <w:rFonts w:ascii="맑은 고딕" w:cs="맑은 고딕" w:eastAsia="맑은 고딕" w:hAnsi="맑은 고딕"/>
-          <w:sz w:val="17"/>
-          <w:szCs w:val="17"/>
+          <w:sz w:val="18"/>
+          <w:szCs w:val="18"/>
         </w:rPr>
         <w:t xml:space="preserve">서명일: 2026년 ____월 ____일          확인자(수합 책임자): 박상남 ______________ (서명)</w:t>
       </w:r>
@@ -13338,7 +13540,7 @@
     <w:sectPr>
       <w:footerReference w:type="default" r:id="rId6"/>
       <w:pgSz w:w="16838" w:h="11906" w:orient="landscape"/>
-      <w:pgMar w:top="760" w:right="1000" w:bottom="760" w:left="1000" w:header="708" w:footer="708" w:gutter="0"/>
+      <w:pgMar w:top="700" w:right="1000" w:bottom="700" w:left="1000" w:header="708" w:footer="708" w:gutter="0"/>
       <w:pgNumType/>
       <w:docGrid w:linePitch="360"/>
     </w:sectPr>

--- a/4개마을_주민결의서명부.docx
+++ b/4개마을_주민결의서명부.docx
@@ -4,7 +4,7 @@
   <w:body>
     <w:p>
       <w:pPr>
-        <w:spacing w:after="60"/>
+        <w:spacing w:after="100"/>
         <w:jc w:val="center"/>
       </w:pPr>
       <w:r>
@@ -12,15 +12,15 @@
           <w:rFonts w:ascii="맑은 고딕" w:cs="맑은 고딕" w:eastAsia="맑은 고딕" w:hAnsi="맑은 고딕"/>
           <w:b/>
           <w:bCs/>
-          <w:sz w:val="34"/>
-          <w:szCs w:val="34"/>
+          <w:sz w:val="36"/>
+          <w:szCs w:val="36"/>
         </w:rPr>
         <w:t xml:space="preserve">주민 결의 서명부</w:t>
       </w:r>
     </w:p>
     <w:p>
       <w:pPr>
-        <w:spacing w:after="140"/>
+        <w:spacing w:after="240"/>
         <w:jc w:val="center"/>
       </w:pPr>
       <w:r>
@@ -69,7 +69,7 @@
           </w:tcPr>
           <w:p>
             <w:pPr>
-              <w:spacing w:after="60" w:before="0" w:line="280"/>
+              <w:spacing w:after="100" w:before="0" w:line="340"/>
               <w:jc w:val="both"/>
             </w:pPr>
             <w:r>
@@ -77,22 +77,22 @@
                 <w:rFonts w:ascii="맑은 고딕" w:cs="맑은 고딕" w:eastAsia="맑은 고딕" w:hAnsi="맑은 고딕"/>
                 <w:b/>
                 <w:bCs/>
+                <w:sz w:val="21"/>
+                <w:szCs w:val="21"/>
+              </w:rPr>
+              <w:t xml:space="preserve">[이 서명부를 만든 이유]</w:t>
+            </w:r>
+          </w:p>
+          <w:p>
+            <w:pPr>
+              <w:spacing w:after="0" w:before="0" w:line="340"/>
+              <w:jc w:val="both"/>
+            </w:pPr>
+            <w:r>
+              <w:rPr>
+                <w:rFonts w:ascii="맑은 고딕" w:cs="맑은 고딕" w:eastAsia="맑은 고딕" w:hAnsi="맑은 고딕"/>
                 <w:sz w:val="20"/>
                 <w:szCs w:val="20"/>
-              </w:rPr>
-              <w:t xml:space="preserve">[이 서명부를 만든 이유]</w:t>
-            </w:r>
-          </w:p>
-          <w:p>
-            <w:pPr>
-              <w:spacing w:after="0" w:before="0" w:line="280"/>
-              <w:jc w:val="both"/>
-            </w:pPr>
-            <w:r>
-              <w:rPr>
-                <w:rFonts w:ascii="맑은 고딕" w:cs="맑은 고딕" w:eastAsia="맑은 고딕" w:hAnsi="맑은 고딕"/>
-                <w:sz w:val="19"/>
-                <w:szCs w:val="19"/>
               </w:rPr>
               <w:t xml:space="preserve">2022~2023년 문서에서 감곡면 환경개선위원회와 각 마을 이장은 "5개 부락 협의체를 대표하는 위원장에게 위임", "5개 마을을 대표해서", "○○마을이장" 직함 서명 등 마을 대표 자격으로 순정축협과 협약을 맺었습니다. 2023. 5. 2. 위원회 회의록에는 "순정축협에서 받은 돈을 마을별로 1천만 원씩 나눠주자는 의견"과 순정축협 조합장을 위원회 임원으로 추천한 내용이 있고, 이튿날 순정축협은 퇴비사 약 300평의 신축허가를 신청하였고, 2023. 7. 20. 제출인이 가려진 "반대 의견 없음" 의견서가 제출되었습니다. 그런데 2026. 9. 위원회와 순정축협은 위원회를 "자발적 주민공동체"라고 하며 순정축협이 밝힌 1억 원의 지급·사용 내역 공개를 거부하고 있고, 정읍시에는 주민총회 결의서나 위임장이 존재하지 않습니다. 이에 주민 각자가 ① 위원회와 이장에게 주민을 대표할 권한을 준 적이 없다는 사실, ② 1억 원의 사용처와 "반대 의견 없음" 의견서의 진상을 밝혀 달라는 요구, ③ 이를 위한 고발에 동참한다는 뜻을 서명으로 밝힙니다.</w:t>
             </w:r>
@@ -102,7 +102,7 @@
     </w:tbl>
     <w:p>
       <w:pPr>
-        <w:spacing w:after="100"/>
+        <w:spacing w:after="200"/>
       </w:pPr>
     </w:p>
     <w:tbl>
@@ -140,7 +140,7 @@
           </w:tcPr>
           <w:p>
             <w:pPr>
-              <w:spacing w:after="50" w:before="0" w:line="280"/>
+              <w:spacing w:after="80" w:before="0" w:line="320"/>
               <w:jc w:val="both"/>
             </w:pPr>
             <w:r>
@@ -148,22 +148,22 @@
                 <w:rFonts w:ascii="맑은 고딕" w:cs="맑은 고딕" w:eastAsia="맑은 고딕" w:hAnsi="맑은 고딕"/>
                 <w:b/>
                 <w:bCs/>
-                <w:sz w:val="19"/>
-                <w:szCs w:val="19"/>
+                <w:sz w:val="20"/>
+                <w:szCs w:val="20"/>
               </w:rPr>
               <w:t xml:space="preserve">[개인정보 수집·이용 동의] (「개인정보 보호법」 제15조)</w:t>
             </w:r>
           </w:p>
           <w:p>
             <w:pPr>
-              <w:spacing w:after="0" w:before="0" w:line="280"/>
+              <w:spacing w:after="0" w:before="0" w:line="320"/>
               <w:jc w:val="both"/>
             </w:pPr>
             <w:r>
               <w:rPr>
                 <w:rFonts w:ascii="맑은 고딕" w:cs="맑은 고딕" w:eastAsia="맑은 고딕" w:hAnsi="맑은 고딕"/>
-                <w:sz w:val="18"/>
-                <w:szCs w:val="18"/>
+                <w:sz w:val="19"/>
+                <w:szCs w:val="19"/>
               </w:rPr>
               <w:t xml:space="preserve">· 수집 항목: 성명, 생년월일, 주소(마을), 연락처, 서명  · 목적: 고발장 첨부, 관계기관 제출·송부, 서명 사실 확인을 위한 연락  · 보유 기간: 고발 사건 처리 종료 시까지(종료 후 파기)  · 제공처: 수사기관(정읍경찰서, 전주지방검찰청 정읍지청). 송부용 사본에는 개인정보를 가립니다.  · 동의를 거부할 수 있으며, 거부하면 서명에 참여할 수 없습니다. </w:t>
             </w:r>
@@ -172,8 +172,8 @@
                 <w:rFonts w:ascii="맑은 고딕" w:cs="맑은 고딕" w:eastAsia="맑은 고딕" w:hAnsi="맑은 고딕"/>
                 <w:b/>
                 <w:bCs/>
-                <w:sz w:val="18"/>
-                <w:szCs w:val="18"/>
+                <w:sz w:val="19"/>
+                <w:szCs w:val="19"/>
               </w:rPr>
               <w:t xml:space="preserve">아래 서명은 결의 내용과 개인정보 수집·이용에 모두 동의한다는 뜻입니다.</w:t>
             </w:r>
@@ -183,14 +183,39 @@
     </w:tbl>
     <w:p>
       <w:pPr>
-        <w:spacing w:after="100"/>
+        <w:spacing w:after="200"/>
       </w:pPr>
     </w:p>
     <w:p>
       <w:pPr>
-        <w:spacing w:after="30" w:before="0" w:line="280"/>
+        <w:spacing w:after="80" w:before="0" w:line="280"/>
         <w:jc w:val="both"/>
       </w:pPr>
+      <w:r>
+        <w:rPr>
+          <w:rFonts w:ascii="맑은 고딕" w:cs="맑은 고딕" w:eastAsia="맑은 고딕" w:hAnsi="맑은 고딕"/>
+          <w:b/>
+          <w:bCs/>
+          <w:sz w:val="21"/>
+          <w:szCs w:val="21"/>
+        </w:rPr>
+        <w:t xml:space="preserve">[서명 시 유의사항]</w:t>
+      </w:r>
+    </w:p>
+    <w:p>
+      <w:pPr>
+        <w:spacing w:after="70" w:before="0" w:line="320"/>
+        <w:ind w:left="300" w:hanging="300"/>
+        <w:jc w:val="both"/>
+      </w:pPr>
+      <w:r>
+        <w:rPr>
+          <w:rFonts w:ascii="맑은 고딕" w:cs="맑은 고딕" w:eastAsia="맑은 고딕" w:hAnsi="맑은 고딕"/>
+          <w:sz w:val="19"/>
+          <w:szCs w:val="19"/>
+        </w:rPr>
+        <w:t xml:space="preserve">① 만 19세 이상 해당 마을 주민 </w:t>
+      </w:r>
       <w:r>
         <w:rPr>
           <w:rFonts w:ascii="맑은 고딕" w:cs="맑은 고딕" w:eastAsia="맑은 고딕" w:hAnsi="맑은 고딕"/>
@@ -199,53 +224,28 @@
           <w:sz w:val="19"/>
           <w:szCs w:val="19"/>
         </w:rPr>
-        <w:t xml:space="preserve">[서명 시 유의사항]</w:t>
+        <w:t xml:space="preserve">본인이 직접 자필로</w:t>
+      </w:r>
+      <w:r>
+        <w:rPr>
+          <w:rFonts w:ascii="맑은 고딕" w:cs="맑은 고딕" w:eastAsia="맑은 고딕" w:hAnsi="맑은 고딕"/>
+          <w:sz w:val="19"/>
+          <w:szCs w:val="19"/>
+        </w:rPr>
+        <w:t xml:space="preserve"> 서명합니다. 대리 서명, 같은 필체로 여러 명 기재는 하지 않습니다.</w:t>
       </w:r>
     </w:p>
     <w:p>
       <w:pPr>
-        <w:spacing w:after="20" w:before="0" w:line="280"/>
+        <w:spacing w:after="70" w:before="0" w:line="320"/>
         <w:ind w:left="300" w:hanging="300"/>
         <w:jc w:val="both"/>
       </w:pPr>
       <w:r>
         <w:rPr>
           <w:rFonts w:ascii="맑은 고딕" w:cs="맑은 고딕" w:eastAsia="맑은 고딕" w:hAnsi="맑은 고딕"/>
-          <w:sz w:val="18"/>
-          <w:szCs w:val="18"/>
-        </w:rPr>
-        <w:t xml:space="preserve">① 만 19세 이상 해당 마을 주민 </w:t>
-      </w:r>
-      <w:r>
-        <w:rPr>
-          <w:rFonts w:ascii="맑은 고딕" w:cs="맑은 고딕" w:eastAsia="맑은 고딕" w:hAnsi="맑은 고딕"/>
-          <w:b/>
-          <w:bCs/>
-          <w:sz w:val="18"/>
-          <w:szCs w:val="18"/>
-        </w:rPr>
-        <w:t xml:space="preserve">본인이 직접 자필로</w:t>
-      </w:r>
-      <w:r>
-        <w:rPr>
-          <w:rFonts w:ascii="맑은 고딕" w:cs="맑은 고딕" w:eastAsia="맑은 고딕" w:hAnsi="맑은 고딕"/>
-          <w:sz w:val="18"/>
-          <w:szCs w:val="18"/>
-        </w:rPr>
-        <w:t xml:space="preserve"> 서명합니다. 대리 서명, 같은 필체로 여러 명 기재는 하지 않습니다.</w:t>
-      </w:r>
-    </w:p>
-    <w:p>
-      <w:pPr>
-        <w:spacing w:after="20" w:before="0" w:line="280"/>
-        <w:ind w:left="300" w:hanging="300"/>
-        <w:jc w:val="both"/>
-      </w:pPr>
-      <w:r>
-        <w:rPr>
-          <w:rFonts w:ascii="맑은 고딕" w:cs="맑은 고딕" w:eastAsia="맑은 고딕" w:hAnsi="맑은 고딕"/>
-          <w:sz w:val="18"/>
-          <w:szCs w:val="18"/>
+          <w:sz w:val="19"/>
+          <w:szCs w:val="19"/>
         </w:rPr>
         <w:t xml:space="preserve">② 마을마다 </w:t>
       </w:r>
@@ -254,16 +254,16 @@
           <w:rFonts w:ascii="맑은 고딕" w:cs="맑은 고딕" w:eastAsia="맑은 고딕" w:hAnsi="맑은 고딕"/>
           <w:b/>
           <w:bCs/>
-          <w:sz w:val="18"/>
-          <w:szCs w:val="18"/>
+          <w:sz w:val="19"/>
+          <w:szCs w:val="19"/>
         </w:rPr>
         <w:t xml:space="preserve">결의서 1장(결의 내용)과 서명부 1장</w:t>
       </w:r>
       <w:r>
         <w:rPr>
           <w:rFonts w:ascii="맑은 고딕" w:cs="맑은 고딕" w:eastAsia="맑은 고딕" w:hAnsi="맑은 고딕"/>
-          <w:sz w:val="18"/>
-          <w:szCs w:val="18"/>
+          <w:sz w:val="19"/>
+          <w:szCs w:val="19"/>
         </w:rPr>
         <w:t xml:space="preserve">이 한 묶음입니다. 결의서(1~9항)를 </w:t>
       </w:r>
@@ -272,31 +272,31 @@
           <w:rFonts w:ascii="맑은 고딕" w:cs="맑은 고딕" w:eastAsia="맑은 고딕" w:hAnsi="맑은 고딕"/>
           <w:b/>
           <w:bCs/>
-          <w:sz w:val="18"/>
-          <w:szCs w:val="18"/>
+          <w:sz w:val="19"/>
+          <w:szCs w:val="19"/>
         </w:rPr>
         <w:t xml:space="preserve">읽고 이해한 분만</w:t>
       </w:r>
       <w:r>
         <w:rPr>
           <w:rFonts w:ascii="맑은 고딕" w:cs="맑은 고딕" w:eastAsia="맑은 고딕" w:hAnsi="맑은 고딕"/>
-          <w:sz w:val="18"/>
-          <w:szCs w:val="18"/>
+          <w:sz w:val="19"/>
+          <w:szCs w:val="19"/>
         </w:rPr>
         <w:t xml:space="preserve"> 서명합니다. 서명칸이 모자라면 해당 마을 서명부 장을 추가로 출력하여 결의서 뒤에 함께 묶습니다. 강요하거나 사실과 다르게 설명하지 않습니다.</w:t>
       </w:r>
     </w:p>
     <w:p>
       <w:pPr>
-        <w:spacing w:after="20" w:before="0" w:line="280"/>
+        <w:spacing w:after="70" w:before="0" w:line="320"/>
         <w:ind w:left="300" w:hanging="300"/>
         <w:jc w:val="both"/>
       </w:pPr>
       <w:r>
         <w:rPr>
           <w:rFonts w:ascii="맑은 고딕" w:cs="맑은 고딕" w:eastAsia="맑은 고딕" w:hAnsi="맑은 고딕"/>
-          <w:sz w:val="18"/>
-          <w:szCs w:val="18"/>
+          <w:sz w:val="19"/>
+          <w:szCs w:val="19"/>
         </w:rPr>
         <w:t xml:space="preserve">③ 1항과 3항은 </w:t>
       </w:r>
@@ -305,38 +305,38 @@
           <w:rFonts w:ascii="맑은 고딕" w:cs="맑은 고딕" w:eastAsia="맑은 고딕" w:hAnsi="맑은 고딕"/>
           <w:b/>
           <w:bCs/>
-          <w:sz w:val="18"/>
-          <w:szCs w:val="18"/>
+          <w:sz w:val="19"/>
+          <w:szCs w:val="19"/>
         </w:rPr>
         <w:t xml:space="preserve">본인이 아는 범위</w:t>
       </w:r>
       <w:r>
         <w:rPr>
           <w:rFonts w:ascii="맑은 고딕" w:cs="맑은 고딕" w:eastAsia="맑은 고딕" w:hAnsi="맑은 고딕"/>
-          <w:sz w:val="18"/>
-          <w:szCs w:val="18"/>
+          <w:sz w:val="19"/>
+          <w:szCs w:val="19"/>
         </w:rPr>
         <w:t xml:space="preserve">의 확인입니다. 당시 마을총회에 참석했거나 위임한 기억이 있는 분, 퇴비사 신축에 관하여 의견을 질문받았거나 동의한 기억이 있는 분은 서명하지 않거나 비고란에 그 내용을 적습니다.</w:t>
       </w:r>
     </w:p>
     <w:p>
       <w:pPr>
-        <w:spacing w:after="20" w:before="0" w:line="280"/>
+        <w:spacing w:after="70" w:before="0" w:line="320"/>
         <w:ind w:left="300" w:hanging="300"/>
         <w:jc w:val="both"/>
       </w:pPr>
       <w:r>
         <w:rPr>
           <w:rFonts w:ascii="맑은 고딕" w:cs="맑은 고딕" w:eastAsia="맑은 고딕" w:hAnsi="맑은 고딕"/>
-          <w:sz w:val="18"/>
-          <w:szCs w:val="18"/>
+          <w:sz w:val="19"/>
+          <w:szCs w:val="19"/>
         </w:rPr>
         <w:t xml:space="preserve">④ 원본은 수합 책임자가 보관하며, 인터넷·단체방 게시 등 다른 용도로 쓰지 않습니다.</w:t>
       </w:r>
     </w:p>
     <w:p>
       <w:pPr>
-        <w:spacing w:before="100"/>
+        <w:spacing w:before="240"/>
       </w:pPr>
       <w:r>
         <w:rPr>
@@ -372,7 +372,7 @@
     </w:p>
     <w:p>
       <w:pPr>
-        <w:spacing w:after="120"/>
+        <w:spacing w:after="200"/>
         <w:jc w:val="center"/>
       </w:pPr>
       <w:r>
@@ -419,7 +419,7 @@
           </w:tcPr>
           <w:p>
             <w:pPr>
-              <w:spacing w:after="70" w:before="0" w:line="270"/>
+              <w:spacing w:after="120" w:before="0" w:line="288"/>
               <w:jc w:val="both"/>
             </w:pPr>
             <w:r>
@@ -443,7 +443,7 @@
           </w:p>
           <w:p>
             <w:pPr>
-              <w:spacing w:after="50" w:before="0" w:line="270"/>
+              <w:spacing w:after="80" w:before="0" w:line="288"/>
               <w:ind w:left="320" w:hanging="320"/>
               <w:jc w:val="both"/>
             </w:pPr>
@@ -496,7 +496,7 @@
           </w:p>
           <w:p>
             <w:pPr>
-              <w:spacing w:after="50" w:before="0" w:line="270"/>
+              <w:spacing w:after="80" w:before="0" w:line="288"/>
               <w:ind w:left="320" w:hanging="320"/>
               <w:jc w:val="both"/>
             </w:pPr>
@@ -539,7 +539,7 @@
           </w:p>
           <w:p>
             <w:pPr>
-              <w:spacing w:after="50" w:before="0" w:line="270"/>
+              <w:spacing w:after="80" w:before="0" w:line="288"/>
               <w:ind w:left="320" w:hanging="320"/>
               <w:jc w:val="both"/>
             </w:pPr>
@@ -618,7 +618,7 @@
           </w:p>
           <w:p>
             <w:pPr>
-              <w:spacing w:after="50" w:before="0" w:line="270"/>
+              <w:spacing w:after="80" w:before="0" w:line="288"/>
               <w:ind w:left="320" w:hanging="320"/>
               <w:jc w:val="both"/>
             </w:pPr>
@@ -679,7 +679,7 @@
           </w:p>
           <w:p>
             <w:pPr>
-              <w:spacing w:after="50" w:before="0" w:line="270"/>
+              <w:spacing w:after="80" w:before="0" w:line="288"/>
               <w:ind w:left="320" w:hanging="320"/>
               <w:jc w:val="both"/>
             </w:pPr>
@@ -704,7 +704,7 @@
           </w:p>
           <w:p>
             <w:pPr>
-              <w:spacing w:after="50" w:before="0" w:line="270"/>
+              <w:spacing w:after="80" w:before="0" w:line="288"/>
               <w:ind w:left="320" w:hanging="320"/>
               <w:jc w:val="both"/>
             </w:pPr>
@@ -757,7 +757,7 @@
           </w:p>
           <w:p>
             <w:pPr>
-              <w:spacing w:after="50" w:before="0" w:line="270"/>
+              <w:spacing w:after="80" w:before="0" w:line="288"/>
               <w:ind w:left="320" w:hanging="320"/>
               <w:jc w:val="both"/>
             </w:pPr>
@@ -782,7 +782,7 @@
           </w:p>
           <w:p>
             <w:pPr>
-              <w:spacing w:after="50" w:before="0" w:line="270"/>
+              <w:spacing w:after="80" w:before="0" w:line="288"/>
               <w:ind w:left="320" w:hanging="320"/>
               <w:jc w:val="both"/>
             </w:pPr>
@@ -825,7 +825,7 @@
           </w:p>
           <w:p>
             <w:pPr>
-              <w:spacing w:after="50" w:before="0" w:line="270"/>
+              <w:spacing w:after="80" w:before="0" w:line="288"/>
               <w:ind w:left="320" w:hanging="320"/>
               <w:jc w:val="both"/>
             </w:pPr>
@@ -3669,7 +3669,7 @@
     </w:p>
     <w:p>
       <w:pPr>
-        <w:spacing w:after="120"/>
+        <w:spacing w:after="200"/>
         <w:jc w:val="center"/>
       </w:pPr>
       <w:r>
@@ -3716,7 +3716,7 @@
           </w:tcPr>
           <w:p>
             <w:pPr>
-              <w:spacing w:after="70" w:before="0" w:line="270"/>
+              <w:spacing w:after="120" w:before="0" w:line="288"/>
               <w:jc w:val="both"/>
             </w:pPr>
             <w:r>
@@ -3740,7 +3740,7 @@
           </w:p>
           <w:p>
             <w:pPr>
-              <w:spacing w:after="50" w:before="0" w:line="270"/>
+              <w:spacing w:after="80" w:before="0" w:line="288"/>
               <w:ind w:left="320" w:hanging="320"/>
               <w:jc w:val="both"/>
             </w:pPr>
@@ -3793,7 +3793,7 @@
           </w:p>
           <w:p>
             <w:pPr>
-              <w:spacing w:after="50" w:before="0" w:line="270"/>
+              <w:spacing w:after="80" w:before="0" w:line="288"/>
               <w:ind w:left="320" w:hanging="320"/>
               <w:jc w:val="both"/>
             </w:pPr>
@@ -3836,7 +3836,7 @@
           </w:p>
           <w:p>
             <w:pPr>
-              <w:spacing w:after="50" w:before="0" w:line="270"/>
+              <w:spacing w:after="80" w:before="0" w:line="288"/>
               <w:ind w:left="320" w:hanging="320"/>
               <w:jc w:val="both"/>
             </w:pPr>
@@ -3915,7 +3915,7 @@
           </w:p>
           <w:p>
             <w:pPr>
-              <w:spacing w:after="50" w:before="0" w:line="270"/>
+              <w:spacing w:after="80" w:before="0" w:line="288"/>
               <w:ind w:left="320" w:hanging="320"/>
               <w:jc w:val="both"/>
             </w:pPr>
@@ -3976,7 +3976,7 @@
           </w:p>
           <w:p>
             <w:pPr>
-              <w:spacing w:after="50" w:before="0" w:line="270"/>
+              <w:spacing w:after="80" w:before="0" w:line="288"/>
               <w:ind w:left="320" w:hanging="320"/>
               <w:jc w:val="both"/>
             </w:pPr>
@@ -4001,7 +4001,7 @@
           </w:p>
           <w:p>
             <w:pPr>
-              <w:spacing w:after="50" w:before="0" w:line="270"/>
+              <w:spacing w:after="80" w:before="0" w:line="288"/>
               <w:ind w:left="320" w:hanging="320"/>
               <w:jc w:val="both"/>
             </w:pPr>
@@ -4054,7 +4054,7 @@
           </w:p>
           <w:p>
             <w:pPr>
-              <w:spacing w:after="50" w:before="0" w:line="270"/>
+              <w:spacing w:after="80" w:before="0" w:line="288"/>
               <w:ind w:left="320" w:hanging="320"/>
               <w:jc w:val="both"/>
             </w:pPr>
@@ -4079,7 +4079,7 @@
           </w:p>
           <w:p>
             <w:pPr>
-              <w:spacing w:after="50" w:before="0" w:line="270"/>
+              <w:spacing w:after="80" w:before="0" w:line="288"/>
               <w:ind w:left="320" w:hanging="320"/>
               <w:jc w:val="both"/>
             </w:pPr>
@@ -4122,7 +4122,7 @@
           </w:p>
           <w:p>
             <w:pPr>
-              <w:spacing w:after="50" w:before="0" w:line="270"/>
+              <w:spacing w:after="80" w:before="0" w:line="288"/>
               <w:ind w:left="320" w:hanging="320"/>
               <w:jc w:val="both"/>
             </w:pPr>
@@ -6966,7 +6966,7 @@
     </w:p>
     <w:p>
       <w:pPr>
-        <w:spacing w:after="120"/>
+        <w:spacing w:after="200"/>
         <w:jc w:val="center"/>
       </w:pPr>
       <w:r>
@@ -7013,7 +7013,7 @@
           </w:tcPr>
           <w:p>
             <w:pPr>
-              <w:spacing w:after="70" w:before="0" w:line="270"/>
+              <w:spacing w:after="120" w:before="0" w:line="288"/>
               <w:jc w:val="both"/>
             </w:pPr>
             <w:r>
@@ -7037,7 +7037,7 @@
           </w:p>
           <w:p>
             <w:pPr>
-              <w:spacing w:after="50" w:before="0" w:line="270"/>
+              <w:spacing w:after="80" w:before="0" w:line="288"/>
               <w:ind w:left="320" w:hanging="320"/>
               <w:jc w:val="both"/>
             </w:pPr>
@@ -7090,7 +7090,7 @@
           </w:p>
           <w:p>
             <w:pPr>
-              <w:spacing w:after="50" w:before="0" w:line="270"/>
+              <w:spacing w:after="80" w:before="0" w:line="288"/>
               <w:ind w:left="320" w:hanging="320"/>
               <w:jc w:val="both"/>
             </w:pPr>
@@ -7133,7 +7133,7 @@
           </w:p>
           <w:p>
             <w:pPr>
-              <w:spacing w:after="50" w:before="0" w:line="270"/>
+              <w:spacing w:after="80" w:before="0" w:line="288"/>
               <w:ind w:left="320" w:hanging="320"/>
               <w:jc w:val="both"/>
             </w:pPr>
@@ -7212,7 +7212,7 @@
           </w:p>
           <w:p>
             <w:pPr>
-              <w:spacing w:after="50" w:before="0" w:line="270"/>
+              <w:spacing w:after="80" w:before="0" w:line="288"/>
               <w:ind w:left="320" w:hanging="320"/>
               <w:jc w:val="both"/>
             </w:pPr>
@@ -7273,7 +7273,7 @@
           </w:p>
           <w:p>
             <w:pPr>
-              <w:spacing w:after="50" w:before="0" w:line="270"/>
+              <w:spacing w:after="80" w:before="0" w:line="288"/>
               <w:ind w:left="320" w:hanging="320"/>
               <w:jc w:val="both"/>
             </w:pPr>
@@ -7298,7 +7298,7 @@
           </w:p>
           <w:p>
             <w:pPr>
-              <w:spacing w:after="50" w:before="0" w:line="270"/>
+              <w:spacing w:after="80" w:before="0" w:line="288"/>
               <w:ind w:left="320" w:hanging="320"/>
               <w:jc w:val="both"/>
             </w:pPr>
@@ -7351,7 +7351,7 @@
           </w:p>
           <w:p>
             <w:pPr>
-              <w:spacing w:after="50" w:before="0" w:line="270"/>
+              <w:spacing w:after="80" w:before="0" w:line="288"/>
               <w:ind w:left="320" w:hanging="320"/>
               <w:jc w:val="both"/>
             </w:pPr>
@@ -7376,7 +7376,7 @@
           </w:p>
           <w:p>
             <w:pPr>
-              <w:spacing w:after="50" w:before="0" w:line="270"/>
+              <w:spacing w:after="80" w:before="0" w:line="288"/>
               <w:ind w:left="320" w:hanging="320"/>
               <w:jc w:val="both"/>
             </w:pPr>
@@ -7419,7 +7419,7 @@
           </w:p>
           <w:p>
             <w:pPr>
-              <w:spacing w:after="50" w:before="0" w:line="270"/>
+              <w:spacing w:after="80" w:before="0" w:line="288"/>
               <w:ind w:left="320" w:hanging="320"/>
               <w:jc w:val="both"/>
             </w:pPr>
@@ -10263,7 +10263,7 @@
     </w:p>
     <w:p>
       <w:pPr>
-        <w:spacing w:after="120"/>
+        <w:spacing w:after="200"/>
         <w:jc w:val="center"/>
       </w:pPr>
       <w:r>
@@ -10310,7 +10310,7 @@
           </w:tcPr>
           <w:p>
             <w:pPr>
-              <w:spacing w:after="70" w:before="0" w:line="270"/>
+              <w:spacing w:after="120" w:before="0" w:line="288"/>
               <w:jc w:val="both"/>
             </w:pPr>
             <w:r>
@@ -10334,7 +10334,7 @@
           </w:p>
           <w:p>
             <w:pPr>
-              <w:spacing w:after="50" w:before="0" w:line="270"/>
+              <w:spacing w:after="80" w:before="0" w:line="288"/>
               <w:ind w:left="320" w:hanging="320"/>
               <w:jc w:val="both"/>
             </w:pPr>
@@ -10387,7 +10387,7 @@
           </w:p>
           <w:p>
             <w:pPr>
-              <w:spacing w:after="50" w:before="0" w:line="270"/>
+              <w:spacing w:after="80" w:before="0" w:line="288"/>
               <w:ind w:left="320" w:hanging="320"/>
               <w:jc w:val="both"/>
             </w:pPr>
@@ -10430,7 +10430,7 @@
           </w:p>
           <w:p>
             <w:pPr>
-              <w:spacing w:after="50" w:before="0" w:line="270"/>
+              <w:spacing w:after="80" w:before="0" w:line="288"/>
               <w:ind w:left="320" w:hanging="320"/>
               <w:jc w:val="both"/>
             </w:pPr>
@@ -10509,7 +10509,7 @@
           </w:p>
           <w:p>
             <w:pPr>
-              <w:spacing w:after="50" w:before="0" w:line="270"/>
+              <w:spacing w:after="80" w:before="0" w:line="288"/>
               <w:ind w:left="320" w:hanging="320"/>
               <w:jc w:val="both"/>
             </w:pPr>
@@ -10570,7 +10570,7 @@
           </w:p>
           <w:p>
             <w:pPr>
-              <w:spacing w:after="50" w:before="0" w:line="270"/>
+              <w:spacing w:after="80" w:before="0" w:line="288"/>
               <w:ind w:left="320" w:hanging="320"/>
               <w:jc w:val="both"/>
             </w:pPr>
@@ -10595,7 +10595,7 @@
           </w:p>
           <w:p>
             <w:pPr>
-              <w:spacing w:after="50" w:before="0" w:line="270"/>
+              <w:spacing w:after="80" w:before="0" w:line="288"/>
               <w:ind w:left="320" w:hanging="320"/>
               <w:jc w:val="both"/>
             </w:pPr>
@@ -10648,7 +10648,7 @@
           </w:p>
           <w:p>
             <w:pPr>
-              <w:spacing w:after="50" w:before="0" w:line="270"/>
+              <w:spacing w:after="80" w:before="0" w:line="288"/>
               <w:ind w:left="320" w:hanging="320"/>
               <w:jc w:val="both"/>
             </w:pPr>
@@ -10673,7 +10673,7 @@
           </w:p>
           <w:p>
             <w:pPr>
-              <w:spacing w:after="50" w:before="0" w:line="270"/>
+              <w:spacing w:after="80" w:before="0" w:line="288"/>
               <w:ind w:left="320" w:hanging="320"/>
               <w:jc w:val="both"/>
             </w:pPr>
@@ -10716,7 +10716,7 @@
           </w:p>
           <w:p>
             <w:pPr>
-              <w:spacing w:after="50" w:before="0" w:line="270"/>
+              <w:spacing w:after="80" w:before="0" w:line="288"/>
               <w:ind w:left="320" w:hanging="320"/>
               <w:jc w:val="both"/>
             </w:pPr>
